--- a/Public Talks/No 147/No 147.docx
+++ b/Public Talks/No 147/No 147.docx
@@ -196,302 +196,10 @@
           <w:rFonts w:ascii="Segoe UI Light" w:hAnsi="Segoe UI Light" w:cs="Segoe UI Light"/>
         </w:rPr>
       </w:pPr>
-      <w:r>
-        <w:rPr>
-          <w:rFonts w:ascii="Segoe UI Light" w:hAnsi="Segoe UI Light" w:cs="Segoe UI Light"/>
-        </w:rPr>
-        <w:t>The purpose of this talk is to build our faith in Jehovah’s saving power.</w:t>
-      </w:r>
-    </w:p>
-    <w:p>
-      <w:pPr>
-        <w:pStyle w:val="ListParagraph"/>
-        <w:numPr>
-          <w:ilvl w:val="0"/>
-          <w:numId w:val="1"/>
-        </w:numPr>
-        <w:rPr>
-          <w:rFonts w:ascii="Segoe UI Light" w:hAnsi="Segoe UI Light" w:cs="Segoe UI Light"/>
-        </w:rPr>
-      </w:pPr>
-      <w:r>
-        <w:rPr>
-          <w:rFonts w:ascii="Segoe UI Light" w:hAnsi="Segoe UI Light" w:cs="Segoe UI Light"/>
-        </w:rPr>
-        <w:t>How Jehovah saves his servants in the past</w:t>
-      </w:r>
-    </w:p>
-    <w:p>
-      <w:pPr>
-        <w:pStyle w:val="ListParagraph"/>
-        <w:numPr>
-          <w:ilvl w:val="0"/>
-          <w:numId w:val="1"/>
-        </w:numPr>
-        <w:rPr>
-          <w:rFonts w:ascii="Segoe UI Light" w:hAnsi="Segoe UI Light" w:cs="Segoe UI Light"/>
-        </w:rPr>
-      </w:pPr>
-      <w:r>
-        <w:rPr>
-          <w:rFonts w:ascii="Segoe UI Light" w:hAnsi="Segoe UI Light" w:cs="Segoe UI Light"/>
-        </w:rPr>
-        <w:t>Our greatest enemy – death</w:t>
-      </w:r>
-    </w:p>
-    <w:p>
-      <w:pPr>
-        <w:pStyle w:val="ListParagraph"/>
-        <w:numPr>
-          <w:ilvl w:val="0"/>
-          <w:numId w:val="1"/>
-        </w:numPr>
-        <w:rPr>
-          <w:rFonts w:ascii="Segoe UI Light" w:hAnsi="Segoe UI Light" w:cs="Segoe UI Light"/>
-        </w:rPr>
-      </w:pPr>
-      <w:r>
-        <w:rPr>
-          <w:rFonts w:ascii="Segoe UI Light" w:hAnsi="Segoe UI Light" w:cs="Segoe UI Light"/>
-        </w:rPr>
-        <w:t>How he saves us today</w:t>
-      </w:r>
-    </w:p>
-    <w:p>
-      <w:pPr>
-        <w:pStyle w:val="ListParagraph"/>
-        <w:numPr>
-          <w:ilvl w:val="0"/>
-          <w:numId w:val="1"/>
-        </w:numPr>
-        <w:rPr>
-          <w:rFonts w:ascii="Segoe UI Light" w:hAnsi="Segoe UI Light" w:cs="Segoe UI Light"/>
-        </w:rPr>
-      </w:pPr>
-      <w:r>
-        <w:rPr>
-          <w:rFonts w:ascii="Segoe UI Light" w:hAnsi="Segoe UI Light" w:cs="Segoe UI Light"/>
-        </w:rPr>
-        <w:t>How he will save us in the future</w:t>
-      </w:r>
-    </w:p>
-    <w:p>
-      <w:pPr>
-        <w:rPr>
-          <w:rFonts w:ascii="Segoe UI Light" w:hAnsi="Segoe UI Light" w:cs="Segoe UI Light"/>
-        </w:rPr>
-      </w:pPr>
-      <w:r>
-        <w:rPr>
-          <w:rFonts w:ascii="Segoe UI Light" w:hAnsi="Segoe UI Light" w:cs="Segoe UI Light"/>
-        </w:rPr>
-        <w:t>Do we really need Jehovah’s saving power? What do you think?</w:t>
-      </w:r>
     </w:p>
     <w:p>
       <w:pPr>
         <w:ind w:left="720"/>
-        <w:rPr>
-          <w:rFonts w:ascii="Segoe UI Light" w:hAnsi="Segoe UI Light" w:cs="Segoe UI Light"/>
-        </w:rPr>
-      </w:pPr>
-      <w:r>
-        <w:rPr>
-          <w:rFonts w:ascii="Segoe UI Light" w:hAnsi="Segoe UI Light" w:cs="Segoe UI Light"/>
-        </w:rPr>
-        <w:t>We live in a troubled world. That’s the least we can say.</w:t>
-      </w:r>
-    </w:p>
-    <w:p>
-      <w:pPr>
-        <w:ind w:left="1440"/>
-        <w:rPr>
-          <w:rFonts w:ascii="Segoe UI Light" w:hAnsi="Segoe UI Light" w:cs="Segoe UI Light"/>
-        </w:rPr>
-      </w:pPr>
-      <w:r>
-        <w:rPr>
-          <w:rFonts w:ascii="Segoe UI Light" w:hAnsi="Segoe UI Light" w:cs="Segoe UI Light"/>
-        </w:rPr>
-        <w:t>Millions around the world are affected by:</w:t>
-      </w:r>
-    </w:p>
-    <w:p>
-      <w:pPr>
-        <w:pStyle w:val="ListParagraph"/>
-        <w:numPr>
-          <w:ilvl w:val="0"/>
-          <w:numId w:val="2"/>
-        </w:numPr>
-        <w:rPr>
-          <w:rFonts w:ascii="Segoe UI Light" w:hAnsi="Segoe UI Light" w:cs="Segoe UI Light"/>
-        </w:rPr>
-      </w:pPr>
-      <w:r>
-        <w:rPr>
-          <w:rFonts w:ascii="Segoe UI Light" w:hAnsi="Segoe UI Light" w:cs="Segoe UI Light"/>
-        </w:rPr>
-        <w:t xml:space="preserve">Senseless acts of violence: </w:t>
-      </w:r>
-    </w:p>
-    <w:p>
-      <w:pPr>
-        <w:pStyle w:val="ListParagraph"/>
-        <w:numPr>
-          <w:ilvl w:val="1"/>
-          <w:numId w:val="2"/>
-        </w:numPr>
-        <w:rPr>
-          <w:rFonts w:ascii="Segoe UI Light" w:hAnsi="Segoe UI Light" w:cs="Segoe UI Light"/>
-        </w:rPr>
-      </w:pPr>
-      <w:r>
-        <w:rPr>
-          <w:rFonts w:ascii="Segoe UI Light" w:hAnsi="Segoe UI Light" w:cs="Segoe UI Light"/>
-        </w:rPr>
-        <w:t xml:space="preserve">Russia-Ukraine [bombing of cities hospital], </w:t>
-      </w:r>
-    </w:p>
-    <w:p>
-      <w:pPr>
-        <w:pStyle w:val="ListParagraph"/>
-        <w:numPr>
-          <w:ilvl w:val="1"/>
-          <w:numId w:val="2"/>
-        </w:numPr>
-        <w:rPr>
-          <w:rFonts w:ascii="Segoe UI Light" w:hAnsi="Segoe UI Light" w:cs="Segoe UI Light"/>
-        </w:rPr>
-      </w:pPr>
-      <w:r>
-        <w:rPr>
-          <w:rFonts w:ascii="Segoe UI Light" w:hAnsi="Segoe UI Light" w:cs="Segoe UI Light"/>
-        </w:rPr>
-        <w:t xml:space="preserve">Israel-Palestine </w:t>
-      </w:r>
-    </w:p>
-    <w:p>
-      <w:pPr>
-        <w:pStyle w:val="ListParagraph"/>
-        <w:numPr>
-          <w:ilvl w:val="1"/>
-          <w:numId w:val="2"/>
-        </w:numPr>
-        <w:rPr>
-          <w:rFonts w:ascii="Segoe UI Light" w:hAnsi="Segoe UI Light" w:cs="Segoe UI Light"/>
-        </w:rPr>
-      </w:pPr>
-      <w:r>
-        <w:rPr>
-          <w:rFonts w:ascii="Segoe UI Light" w:hAnsi="Segoe UI Light" w:cs="Segoe UI Light"/>
-        </w:rPr>
-        <w:t>Mass shooting in school</w:t>
-      </w:r>
-    </w:p>
-    <w:p>
-      <w:pPr>
-        <w:pStyle w:val="ListParagraph"/>
-        <w:ind w:left="2160"/>
-        <w:rPr>
-          <w:rFonts w:ascii="Segoe UI Light" w:hAnsi="Segoe UI Light" w:cs="Segoe UI Light"/>
-        </w:rPr>
-      </w:pPr>
-      <w:r>
-        <w:rPr>
-          <w:rFonts w:ascii="Segoe UI Light" w:hAnsi="Segoe UI Light" w:cs="Segoe UI Light"/>
-        </w:rPr>
-        <w:t>Senseless</w:t>
-      </w:r>
-    </w:p>
-    <w:p>
-      <w:pPr>
-        <w:pStyle w:val="ListParagraph"/>
-        <w:numPr>
-          <w:ilvl w:val="0"/>
-          <w:numId w:val="2"/>
-        </w:numPr>
-        <w:rPr>
-          <w:rFonts w:ascii="Segoe UI Light" w:hAnsi="Segoe UI Light" w:cs="Segoe UI Light"/>
-        </w:rPr>
-      </w:pPr>
-      <w:r>
-        <w:rPr>
-          <w:rFonts w:ascii="Segoe UI Light" w:hAnsi="Segoe UI Light" w:cs="Segoe UI Light"/>
-        </w:rPr>
-        <w:t>People are also affected by environmental problems:</w:t>
-      </w:r>
-    </w:p>
-    <w:p>
-      <w:pPr>
-        <w:pStyle w:val="ListParagraph"/>
-        <w:numPr>
-          <w:ilvl w:val="1"/>
-          <w:numId w:val="2"/>
-        </w:numPr>
-        <w:rPr>
-          <w:rFonts w:ascii="Segoe UI Light" w:hAnsi="Segoe UI Light" w:cs="Segoe UI Light"/>
-        </w:rPr>
-      </w:pPr>
-      <w:r>
-        <w:rPr>
-          <w:rFonts w:ascii="Segoe UI Light" w:hAnsi="Segoe UI Light" w:cs="Segoe UI Light"/>
-        </w:rPr>
-        <w:t>(</w:t>
-      </w:r>
-      <w:proofErr w:type="spellStart"/>
-      <w:r>
-        <w:rPr>
-          <w:rFonts w:ascii="Segoe UI Light" w:hAnsi="Segoe UI Light" w:cs="Segoe UI Light"/>
-        </w:rPr>
-        <w:t>abc</w:t>
-      </w:r>
-      <w:proofErr w:type="spellEnd"/>
-      <w:r>
-        <w:rPr>
-          <w:rFonts w:ascii="Segoe UI Light" w:hAnsi="Segoe UI Light" w:cs="Segoe UI Light"/>
-        </w:rPr>
-        <w:t xml:space="preserve"> News) Nepal: the water of the </w:t>
-      </w:r>
-      <w:proofErr w:type="spellStart"/>
-      <w:r>
-        <w:rPr>
-          <w:rFonts w:ascii="Segoe UI Light" w:hAnsi="Segoe UI Light" w:cs="Segoe UI Light"/>
-        </w:rPr>
-        <w:t>Trishuli</w:t>
-      </w:r>
-      <w:proofErr w:type="spellEnd"/>
-      <w:r>
-        <w:rPr>
-          <w:rFonts w:ascii="Segoe UI Light" w:hAnsi="Segoe UI Light" w:cs="Segoe UI Light"/>
-        </w:rPr>
-        <w:t xml:space="preserve"> </w:t>
-      </w:r>
-      <w:r>
-        <w:rPr>
-          <w:rFonts w:ascii="Segoe UI Light" w:hAnsi="Segoe UI Light" w:cs="Segoe UI Light"/>
-        </w:rPr>
-        <w:t>rose to 9 meters or 30 feet high i.e. a 3-story building.</w:t>
-      </w:r>
-    </w:p>
-    <w:p>
-      <w:pPr>
-        <w:pStyle w:val="ListParagraph"/>
-        <w:ind w:left="2880"/>
-        <w:rPr>
-          <w:rFonts w:ascii="Segoe UI Light" w:hAnsi="Segoe UI Light" w:cs="Segoe UI Light"/>
-        </w:rPr>
-      </w:pPr>
-      <w:r>
-        <w:rPr>
-          <w:rFonts w:ascii="Segoe UI Light" w:hAnsi="Segoe UI Light" w:cs="Segoe UI Light"/>
-        </w:rPr>
-        <w:t xml:space="preserve">It grew to 130-160 feet high as it caried debris. </w:t>
-      </w:r>
-    </w:p>
-    <w:p>
-      <w:pPr>
-        <w:pStyle w:val="ListParagraph"/>
-        <w:ind w:left="2880"/>
         <w:rPr>
           <w:rFonts w:ascii="Segoe UI Light" w:hAnsi="Segoe UI Light" w:cs="Segoe UI Light"/>
         </w:rPr>
@@ -502,182 +210,6 @@
           <w:b/>
           <w:bCs/>
         </w:rPr>
-        <w:t>Imagine</w:t>
-      </w:r>
-      <w:r>
-        <w:rPr>
-          <w:rFonts w:ascii="Segoe UI Light" w:hAnsi="Segoe UI Light" w:cs="Segoe UI Light"/>
-        </w:rPr>
-        <w:t xml:space="preserve"> what is like be in front of </w:t>
-      </w:r>
-    </w:p>
-    <w:p>
-      <w:pPr>
-        <w:pStyle w:val="ListParagraph"/>
-        <w:numPr>
-          <w:ilvl w:val="0"/>
-          <w:numId w:val="2"/>
-        </w:numPr>
-        <w:rPr>
-          <w:rFonts w:ascii="Segoe UI Light" w:hAnsi="Segoe UI Light" w:cs="Segoe UI Light"/>
-        </w:rPr>
-      </w:pPr>
-      <w:r>
-        <w:rPr>
-          <w:rFonts w:ascii="Segoe UI Light" w:hAnsi="Segoe UI Light" w:cs="Segoe UI Light"/>
-        </w:rPr>
-        <w:t xml:space="preserve">Many suffer from physical and </w:t>
-      </w:r>
-      <w:r>
-        <w:rPr>
-          <w:rFonts w:ascii="Segoe UI Light" w:hAnsi="Segoe UI Light" w:cs="Segoe UI Light"/>
-        </w:rPr>
-        <w:t>mental</w:t>
-      </w:r>
-      <w:r>
-        <w:rPr>
-          <w:rFonts w:ascii="Segoe UI Light" w:hAnsi="Segoe UI Light" w:cs="Segoe UI Light"/>
-        </w:rPr>
-        <w:t xml:space="preserve"> health problems</w:t>
-      </w:r>
-      <w:r>
-        <w:rPr>
-          <w:rFonts w:ascii="Segoe UI Light" w:hAnsi="Segoe UI Light" w:cs="Segoe UI Light"/>
-        </w:rPr>
-        <w:t>.</w:t>
-      </w:r>
-    </w:p>
-    <w:p>
-      <w:pPr>
-        <w:pStyle w:val="ListParagraph"/>
-        <w:numPr>
-          <w:ilvl w:val="1"/>
-          <w:numId w:val="2"/>
-        </w:numPr>
-        <w:rPr>
-          <w:rFonts w:ascii="Segoe UI Light" w:hAnsi="Segoe UI Light" w:cs="Segoe UI Light"/>
-        </w:rPr>
-      </w:pPr>
-      <w:r>
-        <w:rPr>
-          <w:rFonts w:ascii="Segoe UI Light" w:hAnsi="Segoe UI Light" w:cs="Segoe UI Light"/>
-        </w:rPr>
-        <w:t>So, how are you doing?</w:t>
-      </w:r>
-    </w:p>
-    <w:p>
-      <w:pPr>
-        <w:pStyle w:val="ListParagraph"/>
-        <w:numPr>
-          <w:ilvl w:val="1"/>
-          <w:numId w:val="2"/>
-        </w:numPr>
-        <w:rPr>
-          <w:rFonts w:ascii="Segoe UI Light" w:hAnsi="Segoe UI Light" w:cs="Segoe UI Light"/>
-        </w:rPr>
-      </w:pPr>
-      <w:r>
-        <w:rPr>
-          <w:rFonts w:ascii="Segoe UI Light" w:hAnsi="Segoe UI Light" w:cs="Segoe UI Light"/>
-        </w:rPr>
-        <w:t xml:space="preserve">Are battling an illness maybe 2 or 3?  </w:t>
-      </w:r>
-    </w:p>
-    <w:p>
-      <w:pPr>
-        <w:pStyle w:val="ListParagraph"/>
-        <w:numPr>
-          <w:ilvl w:val="2"/>
-          <w:numId w:val="2"/>
-        </w:numPr>
-        <w:rPr>
-          <w:rFonts w:ascii="Segoe UI Light" w:hAnsi="Segoe UI Light" w:cs="Segoe UI Light"/>
-        </w:rPr>
-      </w:pPr>
-      <w:r>
-        <w:rPr>
-          <w:rFonts w:ascii="Segoe UI Light" w:hAnsi="Segoe UI Light" w:cs="Segoe UI Light"/>
-        </w:rPr>
-        <w:t>Did you recently have a surgery or are you booked for one?</w:t>
-      </w:r>
-    </w:p>
-    <w:p>
-      <w:pPr>
-        <w:pStyle w:val="ListParagraph"/>
-        <w:numPr>
-          <w:ilvl w:val="1"/>
-          <w:numId w:val="2"/>
-        </w:numPr>
-        <w:rPr>
-          <w:rFonts w:ascii="Segoe UI Light" w:hAnsi="Segoe UI Light" w:cs="Segoe UI Light"/>
-        </w:rPr>
-      </w:pPr>
-      <w:r>
-        <w:rPr>
-          <w:rFonts w:ascii="Segoe UI Light" w:hAnsi="Segoe UI Light" w:cs="Segoe UI Light"/>
-        </w:rPr>
-        <w:t>Are you currently caring for aged? Or did you do so recently?</w:t>
-      </w:r>
-    </w:p>
-    <w:p>
-      <w:pPr>
-        <w:pStyle w:val="ListParagraph"/>
-        <w:numPr>
-          <w:ilvl w:val="2"/>
-          <w:numId w:val="2"/>
-        </w:numPr>
-        <w:rPr>
-          <w:rFonts w:ascii="Segoe UI Light" w:hAnsi="Segoe UI Light" w:cs="Segoe UI Light"/>
-        </w:rPr>
-      </w:pPr>
-      <w:r>
-        <w:rPr>
-          <w:rFonts w:ascii="Segoe UI Light" w:hAnsi="Segoe UI Light" w:cs="Segoe UI Light"/>
-        </w:rPr>
-        <w:t>How do you feel when you see our parents who used to be your rock, your go to whenever something worried us, now do not walk as fast as they used to, and at times cannot recognize you or their grandchildren? – it is devastating.</w:t>
-      </w:r>
-    </w:p>
-    <w:p>
-      <w:pPr>
-        <w:pStyle w:val="ListParagraph"/>
-        <w:ind w:left="3600"/>
-        <w:rPr>
-          <w:rFonts w:ascii="Segoe UI Light" w:hAnsi="Segoe UI Light" w:cs="Segoe UI Light"/>
-        </w:rPr>
-      </w:pPr>
-      <w:r>
-        <w:rPr>
-          <w:rFonts w:ascii="Segoe UI Light" w:hAnsi="Segoe UI Light" w:cs="Segoe UI Light"/>
-        </w:rPr>
-        <w:t>So how are you feeling.</w:t>
-      </w:r>
-    </w:p>
-    <w:p>
-      <w:pPr>
-        <w:rPr>
-          <w:rFonts w:ascii="Segoe UI Light" w:hAnsi="Segoe UI Light" w:cs="Segoe UI Light"/>
-        </w:rPr>
-      </w:pPr>
-      <w:r>
-        <w:rPr>
-          <w:rFonts w:ascii="Segoe UI Light" w:hAnsi="Segoe UI Light" w:cs="Segoe UI Light"/>
-        </w:rPr>
-        <w:t>The worst is still to come.</w:t>
-      </w:r>
-    </w:p>
-    <w:p>
-      <w:pPr>
-        <w:ind w:left="720"/>
-        <w:rPr>
-          <w:rFonts w:ascii="Segoe UI Light" w:hAnsi="Segoe UI Light" w:cs="Segoe UI Light"/>
-        </w:rPr>
-      </w:pPr>
-      <w:r>
-        <w:rPr>
-          <w:rFonts w:ascii="Segoe UI Light" w:hAnsi="Segoe UI Light" w:cs="Segoe UI Light"/>
-          <w:b/>
-          <w:bCs/>
-        </w:rPr>
         <w:t>Matthew 24:21.</w:t>
       </w:r>
       <w:r>
@@ -710,7 +242,6 @@
         <w:rPr>
           <w:rFonts w:ascii="Segoe UI Light" w:hAnsi="Segoe UI Light" w:cs="Segoe UI Light"/>
         </w:rPr>
-        <w:lastRenderedPageBreak/>
         <w:t xml:space="preserve">This </w:t>
       </w:r>
       <w:r>
@@ -1014,27 +545,42 @@
         <w:ind w:left="1440" w:hanging="720"/>
         <w:rPr>
           <w:rFonts w:ascii="Segoe UI Light" w:hAnsi="Segoe UI Light" w:cs="Segoe UI Light"/>
-        </w:rPr>
-      </w:pPr>
-      <w:r>
-        <w:rPr>
-          <w:rFonts w:ascii="Segoe UI Light" w:hAnsi="Segoe UI Light" w:cs="Segoe UI Light"/>
-        </w:rPr>
-        <w:t>Who where the Assyrians? Were they a threat to be taken seriously? Will Jehovah prove to be the savior of his people?</w:t>
-      </w:r>
-    </w:p>
-    <w:p>
-      <w:pPr>
-        <w:ind w:left="2160" w:hanging="720"/>
-        <w:rPr>
-          <w:rFonts w:ascii="Segoe UI Light" w:hAnsi="Segoe UI Light" w:cs="Segoe UI Light"/>
-        </w:rPr>
-      </w:pPr>
-      <w:r>
-        <w:rPr>
-          <w:rFonts w:ascii="Segoe UI Light" w:hAnsi="Segoe UI Light" w:cs="Segoe UI Light"/>
-        </w:rPr>
-        <w:t>A people of a rare cruelty.</w:t>
+          <w:b/>
+          <w:bCs/>
+          <w:color w:val="538135" w:themeColor="accent6" w:themeShade="BF"/>
+        </w:rPr>
+      </w:pPr>
+      <w:r>
+        <w:rPr>
+          <w:rFonts w:ascii="Segoe UI Light" w:hAnsi="Segoe UI Light" w:cs="Segoe UI Light"/>
+          <w:b/>
+          <w:bCs/>
+          <w:color w:val="538135" w:themeColor="accent6" w:themeShade="BF"/>
+        </w:rPr>
+        <w:t>Card 1 – The Assyrians</w:t>
+      </w:r>
+      <w:r>
+        <w:rPr>
+          <w:rFonts w:ascii="Segoe UI Light" w:hAnsi="Segoe UI Light" w:cs="Segoe UI Light"/>
+          <w:b/>
+          <w:bCs/>
+          <w:color w:val="538135" w:themeColor="accent6" w:themeShade="BF"/>
+        </w:rPr>
+        <w:t xml:space="preserve"> (1 min)</w:t>
+      </w:r>
+    </w:p>
+    <w:p>
+      <w:pPr>
+        <w:ind w:left="720"/>
+        <w:rPr>
+          <w:rFonts w:ascii="Segoe UI Light" w:hAnsi="Segoe UI Light" w:cs="Segoe UI Light"/>
+        </w:rPr>
+      </w:pPr>
+      <w:r>
+        <w:rPr>
+          <w:rFonts w:ascii="Segoe UI Light" w:hAnsi="Segoe UI Light" w:cs="Segoe UI Light"/>
+        </w:rPr>
+        <w:t>Picture yourself living ion Jerusalem at that time:</w:t>
       </w:r>
     </w:p>
     <w:p>
@@ -1042,7 +588,7 @@
         <w:pStyle w:val="ListParagraph"/>
         <w:numPr>
           <w:ilvl w:val="0"/>
-          <w:numId w:val="3"/>
+          <w:numId w:val="9"/>
         </w:numPr>
         <w:rPr>
           <w:rFonts w:ascii="Segoe UI Light" w:hAnsi="Segoe UI Light" w:cs="Segoe UI Light"/>
@@ -1052,91 +598,21 @@
         <w:rPr>
           <w:rFonts w:ascii="Segoe UI Light" w:hAnsi="Segoe UI Light" w:cs="Segoe UI Light"/>
         </w:rPr>
-        <w:t>Assyrians’ laws revealed the cruelty of the nation</w:t>
-      </w:r>
-    </w:p>
-    <w:p>
-      <w:pPr>
-        <w:pStyle w:val="ListParagraph"/>
-        <w:numPr>
-          <w:ilvl w:val="1"/>
-          <w:numId w:val="3"/>
-        </w:numPr>
-        <w:rPr>
-          <w:rFonts w:ascii="Segoe UI Light" w:hAnsi="Segoe UI Light" w:cs="Segoe UI Light"/>
-        </w:rPr>
-      </w:pPr>
-      <w:r>
-        <w:rPr>
-          <w:rFonts w:ascii="Segoe UI Light" w:hAnsi="Segoe UI Light" w:cs="Segoe UI Light"/>
-        </w:rPr>
-        <w:t xml:space="preserve">a slave girl was not allowed to go veiled in public, and for violating such ordinance her ears were to be cut off. </w:t>
-      </w:r>
-    </w:p>
-    <w:p>
-      <w:pPr>
-        <w:pStyle w:val="ListParagraph"/>
-        <w:numPr>
-          <w:ilvl w:val="1"/>
-          <w:numId w:val="3"/>
-        </w:numPr>
-        <w:rPr>
-          <w:rFonts w:ascii="Segoe UI Light" w:hAnsi="Segoe UI Light" w:cs="Segoe UI Light"/>
-        </w:rPr>
-      </w:pPr>
-      <w:r>
-        <w:rPr>
-          <w:rFonts w:ascii="Segoe UI Light" w:hAnsi="Segoe UI Light" w:cs="Segoe UI Light"/>
-        </w:rPr>
-        <w:t>“</w:t>
-      </w:r>
-      <w:r>
-        <w:rPr>
-          <w:rFonts w:ascii="Segoe UI Light" w:hAnsi="Segoe UI Light" w:cs="Segoe UI Light"/>
-        </w:rPr>
-        <w:t xml:space="preserve">[…] </w:t>
-      </w:r>
-      <w:r>
-        <w:rPr>
-          <w:rFonts w:ascii="Segoe UI Light" w:hAnsi="Segoe UI Light" w:cs="Segoe UI Light"/>
-        </w:rPr>
-        <w:t>a man may flog his wife, pull out her hair, split and injure her ears. There is no legal guilt (involved) in it.”​—</w:t>
-      </w:r>
-      <w:r>
-        <w:rPr>
-          <w:rFonts w:ascii="Segoe UI Light" w:hAnsi="Segoe UI Light" w:cs="Segoe UI Light"/>
-        </w:rPr>
-        <w:t xml:space="preserve"> </w:t>
-      </w:r>
-      <w:r>
-        <w:rPr>
-          <w:rFonts w:ascii="Segoe UI Light" w:hAnsi="Segoe UI Light" w:cs="Segoe UI Light"/>
-          <w:i/>
-          <w:iCs/>
-        </w:rPr>
-        <w:t>Everyday Life in Babylonia and Assyria</w:t>
-      </w:r>
-      <w:r>
-        <w:rPr>
-          <w:rFonts w:ascii="Segoe UI Light" w:hAnsi="Segoe UI Light" w:cs="Segoe UI Light"/>
-        </w:rPr>
-        <w:t xml:space="preserve">, by H. W. F. </w:t>
-      </w:r>
-      <w:proofErr w:type="spellStart"/>
-      <w:r>
-        <w:rPr>
-          <w:rFonts w:ascii="Segoe UI Light" w:hAnsi="Segoe UI Light" w:cs="Segoe UI Light"/>
-        </w:rPr>
-        <w:t>Saggs</w:t>
-      </w:r>
-      <w:proofErr w:type="spellEnd"/>
+        <w:t xml:space="preserve">The people are </w:t>
+      </w:r>
+      <w:r>
+        <w:rPr>
+          <w:rFonts w:ascii="Segoe UI Light" w:hAnsi="Segoe UI Light" w:cs="Segoe UI Light"/>
+        </w:rPr>
+        <w:t>desperate and hopeless</w:t>
+      </w:r>
     </w:p>
     <w:p>
       <w:pPr>
         <w:pStyle w:val="ListParagraph"/>
         <w:numPr>
           <w:ilvl w:val="0"/>
-          <w:numId w:val="3"/>
+          <w:numId w:val="9"/>
         </w:numPr>
         <w:rPr>
           <w:rFonts w:ascii="Segoe UI Light" w:hAnsi="Segoe UI Light" w:cs="Segoe UI Light"/>
@@ -1146,175 +622,19 @@
         <w:rPr>
           <w:rFonts w:ascii="Segoe UI Light" w:hAnsi="Segoe UI Light" w:cs="Segoe UI Light"/>
         </w:rPr>
-        <w:t>They were not treating enemies’ nations any better.</w:t>
-      </w:r>
-    </w:p>
-    <w:p>
-      <w:pPr>
-        <w:pStyle w:val="ListParagraph"/>
-        <w:numPr>
-          <w:ilvl w:val="1"/>
-          <w:numId w:val="3"/>
-        </w:numPr>
-        <w:rPr>
-          <w:rFonts w:ascii="Segoe UI Light" w:hAnsi="Segoe UI Light" w:cs="Segoe UI Light"/>
-        </w:rPr>
-      </w:pPr>
-      <w:r>
-        <w:rPr>
-          <w:rFonts w:ascii="Segoe UI Light" w:hAnsi="Segoe UI Light" w:cs="Segoe UI Light"/>
-        </w:rPr>
-        <w:t>War was the truest expression of the national religion in Assyria.</w:t>
-      </w:r>
-    </w:p>
-    <w:p>
-      <w:pPr>
-        <w:pStyle w:val="ListParagraph"/>
-        <w:numPr>
-          <w:ilvl w:val="1"/>
-          <w:numId w:val="3"/>
-        </w:numPr>
-        <w:rPr>
-          <w:rFonts w:ascii="Segoe UI Light" w:hAnsi="Segoe UI Light" w:cs="Segoe UI Light"/>
-        </w:rPr>
-      </w:pPr>
-      <w:r>
-        <w:rPr>
-          <w:rFonts w:ascii="Segoe UI Light" w:hAnsi="Segoe UI Light" w:cs="Segoe UI Light"/>
-        </w:rPr>
-        <w:t>Assyrians’ wars were always mark by one of a kind sadistic torture:</w:t>
-      </w:r>
-    </w:p>
-    <w:p>
-      <w:pPr>
-        <w:pStyle w:val="ListParagraph"/>
-        <w:numPr>
-          <w:ilvl w:val="2"/>
-          <w:numId w:val="3"/>
-        </w:numPr>
-        <w:rPr>
-          <w:rFonts w:ascii="Segoe UI Light" w:hAnsi="Segoe UI Light" w:cs="Segoe UI Light"/>
-        </w:rPr>
-      </w:pPr>
-      <w:r>
-        <w:rPr>
-          <w:rFonts w:ascii="Segoe UI Light" w:hAnsi="Segoe UI Light" w:cs="Segoe UI Light"/>
-        </w:rPr>
-        <w:t>Skinned people alive and cover pillars with their skin</w:t>
-      </w:r>
-    </w:p>
-    <w:p>
-      <w:pPr>
-        <w:pStyle w:val="ListParagraph"/>
-        <w:numPr>
-          <w:ilvl w:val="2"/>
-          <w:numId w:val="3"/>
-        </w:numPr>
-        <w:rPr>
-          <w:rFonts w:ascii="Segoe UI Light" w:hAnsi="Segoe UI Light" w:cs="Segoe UI Light"/>
-        </w:rPr>
-      </w:pPr>
-      <w:r>
-        <w:rPr>
-          <w:rFonts w:ascii="Segoe UI Light" w:hAnsi="Segoe UI Light" w:cs="Segoe UI Light"/>
-        </w:rPr>
-        <w:lastRenderedPageBreak/>
-        <w:t>Mutilation was also common: piles of heads, ears, fingers, nose, eyes.</w:t>
-      </w:r>
-    </w:p>
-    <w:p>
-      <w:pPr>
-        <w:pStyle w:val="ListParagraph"/>
-        <w:numPr>
-          <w:ilvl w:val="2"/>
-          <w:numId w:val="3"/>
-        </w:numPr>
-        <w:rPr>
-          <w:rFonts w:ascii="Segoe UI Light" w:hAnsi="Segoe UI Light" w:cs="Segoe UI Light"/>
-        </w:rPr>
-      </w:pPr>
-      <w:r>
-        <w:rPr>
-          <w:rFonts w:ascii="Segoe UI Light" w:hAnsi="Segoe UI Light" w:cs="Segoe UI Light"/>
-        </w:rPr>
-        <w:t>They led their captives by cords attached to hooks that pieced the nose or the lips.</w:t>
-      </w:r>
-    </w:p>
-    <w:p>
-      <w:pPr>
-        <w:pStyle w:val="ListParagraph"/>
-        <w:ind w:left="3600"/>
-        <w:rPr>
-          <w:rFonts w:ascii="Segoe UI Light" w:hAnsi="Segoe UI Light" w:cs="Segoe UI Light"/>
-        </w:rPr>
-      </w:pPr>
-      <w:r>
-        <w:rPr>
-          <w:rFonts w:ascii="Segoe UI Light" w:hAnsi="Segoe UI Light" w:cs="Segoe UI Light"/>
-        </w:rPr>
-        <w:t xml:space="preserve">Nineveh, “the city of bloodshed” – </w:t>
-      </w:r>
-      <w:r>
-        <w:rPr>
-          <w:rFonts w:ascii="Segoe UI Light" w:hAnsi="Segoe UI Light" w:cs="Segoe UI Light"/>
-          <w:b/>
-          <w:bCs/>
-        </w:rPr>
-        <w:t>Nahum 3:1</w:t>
-      </w:r>
-    </w:p>
-    <w:p>
-      <w:pPr>
-        <w:pStyle w:val="ListParagraph"/>
-        <w:ind w:left="2880" w:hanging="720"/>
-        <w:rPr>
-          <w:rFonts w:ascii="Segoe UI Light" w:hAnsi="Segoe UI Light" w:cs="Segoe UI Light"/>
-        </w:rPr>
-      </w:pPr>
-      <w:r>
-        <w:rPr>
-          <w:rFonts w:ascii="Segoe UI Light" w:hAnsi="Segoe UI Light" w:cs="Segoe UI Light"/>
-        </w:rPr>
-        <w:t>Sennacherib already destroyed 46 fortified cities of Judah. And the Assyrian’s army were just a mile away from Jerusalem. From the wall of the city, you could see the army in a distance.</w:t>
-      </w:r>
-    </w:p>
-    <w:p>
-      <w:pPr>
-        <w:pStyle w:val="ListParagraph"/>
-        <w:ind w:left="2160"/>
-        <w:rPr>
-          <w:rFonts w:ascii="Segoe UI Light" w:hAnsi="Segoe UI Light" w:cs="Segoe UI Light"/>
-        </w:rPr>
-      </w:pPr>
-      <w:r>
-        <w:rPr>
-          <w:rFonts w:ascii="Segoe UI Light" w:hAnsi="Segoe UI Light" w:cs="Segoe UI Light"/>
-        </w:rPr>
-        <w:t>Imagine you are living in Jerusalem in those days; how would you have felt?</w:t>
-      </w:r>
-    </w:p>
-    <w:p>
-      <w:pPr>
-        <w:pStyle w:val="ListParagraph"/>
-        <w:ind w:left="1440"/>
-        <w:rPr>
-          <w:rFonts w:ascii="Segoe UI Light" w:hAnsi="Segoe UI Light" w:cs="Segoe UI Light"/>
-        </w:rPr>
-      </w:pPr>
-    </w:p>
-    <w:p>
-      <w:pPr>
-        <w:pStyle w:val="ListParagraph"/>
-        <w:ind w:left="1440"/>
-        <w:rPr>
-          <w:rFonts w:ascii="Segoe UI Light" w:hAnsi="Segoe UI Light" w:cs="Segoe UI Light"/>
-        </w:rPr>
-      </w:pPr>
-      <w:r>
-        <w:rPr>
-          <w:rFonts w:ascii="Segoe UI Light" w:hAnsi="Segoe UI Light" w:cs="Segoe UI Light"/>
-        </w:rPr>
-        <w:t>The Assyrian’s invasion brought economic hardship.</w:t>
+        <w:t>Out of fear, many suggest to surrender to the Assyrians, other</w:t>
+      </w:r>
+      <w:r>
+        <w:rPr>
+          <w:rFonts w:ascii="Segoe UI Light" w:hAnsi="Segoe UI Light" w:cs="Segoe UI Light"/>
+        </w:rPr>
+        <w:t>s</w:t>
+      </w:r>
+      <w:r>
+        <w:rPr>
+          <w:rFonts w:ascii="Segoe UI Light" w:hAnsi="Segoe UI Light" w:cs="Segoe UI Light"/>
+        </w:rPr>
+        <w:t xml:space="preserve"> propose to make an alliance with Egypt.</w:t>
       </w:r>
     </w:p>
     <w:p>
@@ -1322,7 +642,7 @@
         <w:pStyle w:val="ListParagraph"/>
         <w:numPr>
           <w:ilvl w:val="0"/>
-          <w:numId w:val="4"/>
+          <w:numId w:val="9"/>
         </w:numPr>
         <w:rPr>
           <w:rFonts w:ascii="Segoe UI Light" w:hAnsi="Segoe UI Light" w:cs="Segoe UI Light"/>
@@ -1332,7 +652,14 @@
         <w:rPr>
           <w:rFonts w:ascii="Segoe UI Light" w:hAnsi="Segoe UI Light" w:cs="Segoe UI Light"/>
         </w:rPr>
-        <w:t>No more trade with surrounding nations during the siege.</w:t>
+        <w:lastRenderedPageBreak/>
+        <w:t>There is no where to flee, because the Assyrian army is just a mile away</w:t>
+      </w:r>
+      <w:r>
+        <w:rPr>
+          <w:rFonts w:ascii="Segoe UI Light" w:hAnsi="Segoe UI Light" w:cs="Segoe UI Light"/>
+        </w:rPr>
+        <w:t xml:space="preserve"> in the city of Nob they just destroyed</w:t>
       </w:r>
     </w:p>
     <w:p>
@@ -1340,7 +667,7 @@
         <w:pStyle w:val="ListParagraph"/>
         <w:numPr>
           <w:ilvl w:val="0"/>
-          <w:numId w:val="4"/>
+          <w:numId w:val="9"/>
         </w:numPr>
         <w:rPr>
           <w:rFonts w:ascii="Segoe UI Light" w:hAnsi="Segoe UI Light" w:cs="Segoe UI Light"/>
@@ -1350,7 +677,7 @@
         <w:rPr>
           <w:rFonts w:ascii="Segoe UI Light" w:hAnsi="Segoe UI Light" w:cs="Segoe UI Light"/>
         </w:rPr>
-        <w:t>Fields outside the city walls were abandoned.</w:t>
+        <w:t>It is too you and your family can’t escape.</w:t>
       </w:r>
     </w:p>
     <w:p>
@@ -1358,7 +685,7 @@
         <w:pStyle w:val="ListParagraph"/>
         <w:numPr>
           <w:ilvl w:val="0"/>
-          <w:numId w:val="4"/>
+          <w:numId w:val="9"/>
         </w:numPr>
         <w:rPr>
           <w:rFonts w:ascii="Segoe UI Light" w:hAnsi="Segoe UI Light" w:cs="Segoe UI Light"/>
@@ -1368,7 +695,7 @@
         <w:rPr>
           <w:rFonts w:ascii="Segoe UI Light" w:hAnsi="Segoe UI Light" w:cs="Segoe UI Light"/>
         </w:rPr>
-        <w:t>No more harvest</w:t>
+        <w:t>You feel that the city walls meant for protection are now a trap you can’t escape.</w:t>
       </w:r>
     </w:p>
     <w:p>
@@ -1376,17 +703,36 @@
         <w:pStyle w:val="ListParagraph"/>
         <w:numPr>
           <w:ilvl w:val="0"/>
-          <w:numId w:val="4"/>
+          <w:numId w:val="9"/>
         </w:numPr>
         <w:rPr>
           <w:rFonts w:ascii="Segoe UI Light" w:hAnsi="Segoe UI Light" w:cs="Segoe UI Light"/>
-        </w:rPr>
-      </w:pPr>
-      <w:r>
-        <w:rPr>
-          <w:rFonts w:ascii="Segoe UI Light" w:hAnsi="Segoe UI Light" w:cs="Segoe UI Light"/>
-        </w:rPr>
-        <w:t xml:space="preserve">Isaiah prophesied that vine yards will be full of thornbushes and weeds. </w:t>
+          <w:color w:val="000000" w:themeColor="text1"/>
+        </w:rPr>
+      </w:pPr>
+      <w:r>
+        <w:rPr>
+          <w:rFonts w:ascii="Segoe UI Light" w:hAnsi="Segoe UI Light" w:cs="Segoe UI Light"/>
+        </w:rPr>
+        <w:t>Th</w:t>
+      </w:r>
+      <w:r>
+        <w:rPr>
+          <w:rFonts w:ascii="Segoe UI Light" w:hAnsi="Segoe UI Light" w:cs="Segoe UI Light"/>
+        </w:rPr>
+        <w:t>at cruel</w:t>
+      </w:r>
+      <w:r>
+        <w:rPr>
+          <w:rFonts w:ascii="Segoe UI Light" w:hAnsi="Segoe UI Light" w:cs="Segoe UI Light"/>
+        </w:rPr>
+        <w:t xml:space="preserve"> army is closing in</w:t>
+      </w:r>
+      <w:r>
+        <w:rPr>
+          <w:rFonts w:ascii="Segoe UI Light" w:hAnsi="Segoe UI Light" w:cs="Segoe UI Light"/>
+        </w:rPr>
+        <w:t xml:space="preserve"> and you worry about your life and that of your family.</w:t>
       </w:r>
     </w:p>
     <w:p>
@@ -1394,76 +740,19 @@
         <w:pStyle w:val="ListParagraph"/>
         <w:numPr>
           <w:ilvl w:val="0"/>
-          <w:numId w:val="4"/>
+          <w:numId w:val="9"/>
         </w:numPr>
         <w:rPr>
           <w:rFonts w:ascii="Segoe UI Light" w:hAnsi="Segoe UI Light" w:cs="Segoe UI Light"/>
-        </w:rPr>
-      </w:pPr>
-      <w:r>
-        <w:rPr>
-          <w:rFonts w:ascii="Segoe UI Light" w:hAnsi="Segoe UI Light" w:cs="Segoe UI Light"/>
-        </w:rPr>
-        <w:t>The economic life will be so dire that the people only fed on dairy products as Isaiah foretold.</w:t>
-      </w:r>
-    </w:p>
-    <w:p>
-      <w:pPr>
-        <w:pStyle w:val="ListParagraph"/>
-        <w:ind w:left="2160"/>
-        <w:rPr>
-          <w:rFonts w:ascii="Segoe UI Light" w:hAnsi="Segoe UI Light" w:cs="Segoe UI Light"/>
-        </w:rPr>
-      </w:pPr>
-      <w:r>
-        <w:rPr>
-          <w:rFonts w:ascii="Segoe UI Light" w:hAnsi="Segoe UI Light" w:cs="Segoe UI Light"/>
-        </w:rPr>
-        <w:t xml:space="preserve">Imagine being trapped in that city, what would you have done? </w:t>
-      </w:r>
-    </w:p>
-    <w:p>
-      <w:pPr>
-        <w:pStyle w:val="ListParagraph"/>
-        <w:ind w:left="2160"/>
-        <w:rPr>
-          <w:rFonts w:ascii="Segoe UI Light" w:hAnsi="Segoe UI Light" w:cs="Segoe UI Light"/>
-        </w:rPr>
-      </w:pPr>
-      <w:r>
-        <w:rPr>
-          <w:rFonts w:ascii="Segoe UI Light" w:hAnsi="Segoe UI Light" w:cs="Segoe UI Light"/>
-        </w:rPr>
-        <w:t>Do you at times feel the same economic hardship in your life?</w:t>
-      </w:r>
-    </w:p>
-    <w:p>
-      <w:pPr>
-        <w:pStyle w:val="ListParagraph"/>
-        <w:ind w:left="2160"/>
-        <w:rPr>
-          <w:rFonts w:ascii="Segoe UI Light" w:hAnsi="Segoe UI Light" w:cs="Segoe UI Light"/>
-        </w:rPr>
-      </w:pPr>
-      <w:r>
-        <w:rPr>
-          <w:rFonts w:ascii="Segoe UI Light" w:hAnsi="Segoe UI Light" w:cs="Segoe UI Light"/>
-        </w:rPr>
-        <w:t xml:space="preserve">Where would you have gone to for salvation? </w:t>
-      </w:r>
-    </w:p>
-    <w:p>
-      <w:pPr>
-        <w:ind w:left="1440" w:hanging="720"/>
-        <w:rPr>
-          <w:rFonts w:ascii="Segoe UI Light" w:hAnsi="Segoe UI Light" w:cs="Segoe UI Light"/>
-        </w:rPr>
-      </w:pPr>
-      <w:r>
-        <w:rPr>
-          <w:rFonts w:ascii="Segoe UI Light" w:hAnsi="Segoe UI Light" w:cs="Segoe UI Light"/>
-        </w:rPr>
-        <w:t>Imagine living in Jerusalem during that time. How would life be for you?</w:t>
+          <w:color w:val="000000" w:themeColor="text1"/>
+        </w:rPr>
+      </w:pPr>
+      <w:r>
+        <w:rPr>
+          <w:rFonts w:ascii="Segoe UI Light" w:hAnsi="Segoe UI Light" w:cs="Segoe UI Light"/>
+          <w:color w:val="000000" w:themeColor="text1"/>
+        </w:rPr>
+        <w:t>There is despair in the city</w:t>
       </w:r>
     </w:p>
     <w:p>
@@ -1471,153 +760,19 @@
         <w:pStyle w:val="ListParagraph"/>
         <w:numPr>
           <w:ilvl w:val="0"/>
-          <w:numId w:val="6"/>
+          <w:numId w:val="9"/>
         </w:numPr>
         <w:rPr>
           <w:rFonts w:ascii="Segoe UI Light" w:hAnsi="Segoe UI Light" w:cs="Segoe UI Light"/>
-        </w:rPr>
-      </w:pPr>
-      <w:r>
-        <w:rPr>
-          <w:rFonts w:ascii="Segoe UI Light" w:hAnsi="Segoe UI Light" w:cs="Segoe UI Light"/>
-        </w:rPr>
-        <w:t xml:space="preserve">There is this cruel enemy army who had killed thousands and its soldiers are fond of human torture. </w:t>
-      </w:r>
-    </w:p>
-    <w:p>
-      <w:pPr>
-        <w:pStyle w:val="ListParagraph"/>
-        <w:numPr>
-          <w:ilvl w:val="1"/>
-          <w:numId w:val="6"/>
-        </w:numPr>
-        <w:rPr>
-          <w:rFonts w:ascii="Segoe UI Light" w:hAnsi="Segoe UI Light" w:cs="Segoe UI Light"/>
-        </w:rPr>
-      </w:pPr>
-      <w:r>
-        <w:rPr>
-          <w:rFonts w:ascii="Segoe UI Light" w:hAnsi="Segoe UI Light" w:cs="Segoe UI Light"/>
-        </w:rPr>
-        <w:t>You an hear them marching, their war cry, their houses stomping the ground.</w:t>
-      </w:r>
-    </w:p>
-    <w:p>
-      <w:pPr>
-        <w:pStyle w:val="ListParagraph"/>
-        <w:numPr>
-          <w:ilvl w:val="1"/>
-          <w:numId w:val="6"/>
-        </w:numPr>
-        <w:rPr>
-          <w:rFonts w:ascii="Segoe UI Light" w:hAnsi="Segoe UI Light" w:cs="Segoe UI Light"/>
-        </w:rPr>
-      </w:pPr>
-      <w:r>
-        <w:rPr>
-          <w:rFonts w:ascii="Segoe UI Light" w:hAnsi="Segoe UI Light" w:cs="Segoe UI Light"/>
-        </w:rPr>
-        <w:t>You rush to the city wall and below in the valley you see that army.</w:t>
-      </w:r>
-    </w:p>
-    <w:p>
-      <w:pPr>
-        <w:pStyle w:val="ListParagraph"/>
-        <w:numPr>
-          <w:ilvl w:val="1"/>
-          <w:numId w:val="6"/>
-        </w:numPr>
-        <w:rPr>
-          <w:rFonts w:ascii="Segoe UI Light" w:hAnsi="Segoe UI Light" w:cs="Segoe UI Light"/>
-        </w:rPr>
-      </w:pPr>
-      <w:r>
-        <w:rPr>
-          <w:rFonts w:ascii="Segoe UI Light" w:hAnsi="Segoe UI Light" w:cs="Segoe UI Light"/>
-        </w:rPr>
-        <w:t xml:space="preserve">They are now a mile away from the city. In the city of </w:t>
-      </w:r>
-      <w:proofErr w:type="gramStart"/>
-      <w:r>
-        <w:rPr>
-          <w:rFonts w:ascii="Segoe UI Light" w:hAnsi="Segoe UI Light" w:cs="Segoe UI Light"/>
-        </w:rPr>
-        <w:t>Nob</w:t>
-      </w:r>
-      <w:proofErr w:type="gramEnd"/>
-      <w:r>
-        <w:rPr>
-          <w:rFonts w:ascii="Segoe UI Light" w:hAnsi="Segoe UI Light" w:cs="Segoe UI Light"/>
-        </w:rPr>
-        <w:t xml:space="preserve"> they just conquered. </w:t>
-      </w:r>
-    </w:p>
-    <w:p>
-      <w:pPr>
-        <w:pStyle w:val="ListParagraph"/>
-        <w:numPr>
-          <w:ilvl w:val="1"/>
-          <w:numId w:val="6"/>
-        </w:numPr>
-        <w:rPr>
-          <w:rFonts w:ascii="Segoe UI Light" w:hAnsi="Segoe UI Light" w:cs="Segoe UI Light"/>
-        </w:rPr>
-      </w:pPr>
-      <w:r>
-        <w:rPr>
-          <w:rFonts w:ascii="Segoe UI Light" w:hAnsi="Segoe UI Light" w:cs="Segoe UI Light"/>
-        </w:rPr>
-        <w:t>You can hear the habitants of Nob screaming, mothers and children crying.</w:t>
-      </w:r>
-    </w:p>
-    <w:p>
-      <w:pPr>
-        <w:pStyle w:val="ListParagraph"/>
-        <w:numPr>
-          <w:ilvl w:val="1"/>
-          <w:numId w:val="6"/>
-        </w:numPr>
-        <w:rPr>
-          <w:rFonts w:ascii="Segoe UI Light" w:hAnsi="Segoe UI Light" w:cs="Segoe UI Light"/>
-        </w:rPr>
-      </w:pPr>
-      <w:r>
-        <w:rPr>
-          <w:rFonts w:ascii="Segoe UI Light" w:hAnsi="Segoe UI Light" w:cs="Segoe UI Light"/>
-        </w:rPr>
-        <w:t xml:space="preserve">You can see a thig smoke ascending, you can smell the burn of flesh, you can hear the load collapsing of houses. </w:t>
-      </w:r>
-      <w:proofErr w:type="gramStart"/>
-      <w:r>
-        <w:rPr>
-          <w:rFonts w:ascii="Segoe UI Light" w:hAnsi="Segoe UI Light" w:cs="Segoe UI Light"/>
-        </w:rPr>
-        <w:t>Yes</w:t>
-      </w:r>
-      <w:proofErr w:type="gramEnd"/>
-      <w:r>
-        <w:rPr>
-          <w:rFonts w:ascii="Segoe UI Light" w:hAnsi="Segoe UI Light" w:cs="Segoe UI Light"/>
-        </w:rPr>
-        <w:t xml:space="preserve"> Nob is on fire. The entire city is burning</w:t>
-      </w:r>
-    </w:p>
-    <w:p>
-      <w:pPr>
-        <w:pStyle w:val="ListParagraph"/>
-        <w:numPr>
-          <w:ilvl w:val="1"/>
-          <w:numId w:val="6"/>
-        </w:numPr>
-        <w:rPr>
-          <w:rFonts w:ascii="Segoe UI Light" w:hAnsi="Segoe UI Light" w:cs="Segoe UI Light"/>
-        </w:rPr>
-      </w:pPr>
-      <w:r>
-        <w:rPr>
-          <w:rFonts w:ascii="Segoe UI Light" w:hAnsi="Segoe UI Light" w:cs="Segoe UI Light"/>
-        </w:rPr>
-        <w:t>Now this cruel army turns it attention on your city</w:t>
+          <w:color w:val="000000" w:themeColor="text1"/>
+        </w:rPr>
+      </w:pPr>
+      <w:r>
+        <w:rPr>
+          <w:rFonts w:ascii="Segoe UI Light" w:hAnsi="Segoe UI Light" w:cs="Segoe UI Light"/>
+          <w:color w:val="000000" w:themeColor="text1"/>
+        </w:rPr>
+        <w:t>Even though the paid a very heavy tribute for peace, the Assyrians are still marching against the Jerusalem.</w:t>
       </w:r>
     </w:p>
     <w:p>
@@ -1625,17 +780,63 @@
         <w:pStyle w:val="ListParagraph"/>
         <w:numPr>
           <w:ilvl w:val="0"/>
-          <w:numId w:val="6"/>
+          <w:numId w:val="9"/>
         </w:numPr>
         <w:rPr>
           <w:rFonts w:ascii="Segoe UI Light" w:hAnsi="Segoe UI Light" w:cs="Segoe UI Light"/>
-        </w:rPr>
-      </w:pPr>
-      <w:r>
-        <w:rPr>
-          <w:rFonts w:ascii="Segoe UI Light" w:hAnsi="Segoe UI Light" w:cs="Segoe UI Light"/>
-        </w:rPr>
-        <w:t xml:space="preserve">In your city everyone is in </w:t>
+          <w:color w:val="000000" w:themeColor="text1"/>
+        </w:rPr>
+      </w:pPr>
+      <w:r>
+        <w:rPr>
+          <w:rFonts w:ascii="Segoe UI Light" w:hAnsi="Segoe UI Light" w:cs="Segoe UI Light"/>
+          <w:color w:val="000000" w:themeColor="text1"/>
+        </w:rPr>
+        <w:t>Nothing can be done to escape what is coming.</w:t>
+      </w:r>
+    </w:p>
+    <w:p>
+      <w:pPr>
+        <w:rPr>
+          <w:rFonts w:ascii="Segoe UI Light" w:hAnsi="Segoe UI Light" w:cs="Segoe UI Light"/>
+        </w:rPr>
+      </w:pPr>
+      <w:r>
+        <w:rPr>
+          <w:rFonts w:ascii="Segoe UI Light" w:hAnsi="Segoe UI Light" w:cs="Segoe UI Light"/>
+          <w:b/>
+          <w:bCs/>
+          <w:color w:val="8EAADB" w:themeColor="accent1" w:themeTint="99"/>
+        </w:rPr>
+        <w:t>Reflection</w:t>
+      </w:r>
+      <w:r>
+        <w:rPr>
+          <w:rFonts w:ascii="Segoe UI Light" w:hAnsi="Segoe UI Light" w:cs="Segoe UI Light"/>
+          <w:b/>
+          <w:bCs/>
+        </w:rPr>
+        <w:t xml:space="preserve">: </w:t>
+      </w:r>
+      <w:r>
+        <w:rPr>
+          <w:rFonts w:ascii="Segoe UI Light" w:hAnsi="Segoe UI Light" w:cs="Segoe UI Light"/>
+        </w:rPr>
+        <w:t>Let’s pause for a moment here.</w:t>
+      </w:r>
+    </w:p>
+    <w:p>
+      <w:pPr>
+        <w:ind w:left="360"/>
+        <w:rPr>
+          <w:rFonts w:ascii="Segoe UI Light" w:hAnsi="Segoe UI Light" w:cs="Segoe UI Light"/>
+        </w:rPr>
+      </w:pPr>
+      <w:r>
+        <w:rPr>
+          <w:rFonts w:ascii="Segoe UI Light" w:hAnsi="Segoe UI Light" w:cs="Segoe UI Light"/>
+        </w:rPr>
+        <w:t>Do you at times feel being trapped or that you have no way out of a very difficult situation:</w:t>
       </w:r>
     </w:p>
     <w:p>
@@ -1643,172 +844,127 @@
         <w:pStyle w:val="ListParagraph"/>
         <w:numPr>
           <w:ilvl w:val="0"/>
-          <w:numId w:val="6"/>
+          <w:numId w:val="11"/>
         </w:numPr>
-        <w:rPr>
-          <w:rFonts w:ascii="Segoe UI Light" w:hAnsi="Segoe UI Light" w:cs="Segoe UI Light"/>
-        </w:rPr>
-      </w:pPr>
+        <w:ind w:left="1080"/>
+        <w:rPr>
+          <w:rFonts w:ascii="Segoe UI Light" w:hAnsi="Segoe UI Light" w:cs="Segoe UI Light"/>
+        </w:rPr>
+      </w:pPr>
+      <w:r>
+        <w:rPr>
+          <w:rFonts w:ascii="Segoe UI Light" w:hAnsi="Segoe UI Light" w:cs="Segoe UI Light"/>
+        </w:rPr>
+        <w:t>No matter what you’ve tried, you can’t make ends meet.</w:t>
+      </w:r>
     </w:p>
     <w:p>
       <w:pPr>
         <w:pStyle w:val="ListParagraph"/>
         <w:numPr>
           <w:ilvl w:val="0"/>
-          <w:numId w:val="6"/>
+          <w:numId w:val="11"/>
         </w:numPr>
-        <w:rPr>
-          <w:rFonts w:ascii="Segoe UI Light" w:hAnsi="Segoe UI Light" w:cs="Segoe UI Light"/>
-        </w:rPr>
-      </w:pPr>
-      <w:r>
-        <w:rPr>
-          <w:rFonts w:ascii="Segoe UI Light" w:hAnsi="Segoe UI Light" w:cs="Segoe UI Light"/>
-        </w:rPr>
-        <w:t xml:space="preserve"> panic</w:t>
-      </w:r>
-    </w:p>
-    <w:p>
-      <w:pPr>
-        <w:pStyle w:val="ListParagraph"/>
-        <w:numPr>
-          <w:ilvl w:val="1"/>
-          <w:numId w:val="6"/>
-        </w:numPr>
-        <w:rPr>
-          <w:rFonts w:ascii="Segoe UI Light" w:hAnsi="Segoe UI Light" w:cs="Segoe UI Light"/>
-        </w:rPr>
-      </w:pPr>
+        <w:ind w:left="1080"/>
+        <w:rPr>
+          <w:rFonts w:ascii="Segoe UI Light" w:hAnsi="Segoe UI Light" w:cs="Segoe UI Light"/>
+        </w:rPr>
+      </w:pPr>
+      <w:r>
+        <w:rPr>
+          <w:rFonts w:ascii="Segoe UI Light" w:hAnsi="Segoe UI Light" w:cs="Segoe UI Light"/>
+        </w:rPr>
+        <w:t>You face a constant pressure at school or at work to compromise</w:t>
+      </w:r>
     </w:p>
     <w:p>
       <w:pPr>
         <w:pStyle w:val="ListParagraph"/>
         <w:numPr>
           <w:ilvl w:val="0"/>
-          <w:numId w:val="6"/>
+          <w:numId w:val="11"/>
         </w:numPr>
-        <w:rPr>
-          <w:rFonts w:ascii="Segoe UI Light" w:hAnsi="Segoe UI Light" w:cs="Segoe UI Light"/>
-        </w:rPr>
-      </w:pPr>
-      <w:r>
-        <w:rPr>
-          <w:rFonts w:ascii="Segoe UI Light" w:hAnsi="Segoe UI Light" w:cs="Segoe UI Light"/>
-        </w:rPr>
-        <w:t>Cannot feed your family – 1 or 2 meal a day</w:t>
-      </w:r>
-    </w:p>
-    <w:p>
-      <w:pPr>
-        <w:pStyle w:val="ListParagraph"/>
-        <w:numPr>
-          <w:ilvl w:val="0"/>
-          <w:numId w:val="6"/>
-        </w:numPr>
-        <w:rPr>
-          <w:rFonts w:ascii="Segoe UI Light" w:hAnsi="Segoe UI Light" w:cs="Segoe UI Light"/>
-        </w:rPr>
-      </w:pPr>
+        <w:ind w:left="1080"/>
+        <w:rPr>
+          <w:rFonts w:ascii="Segoe UI Light" w:hAnsi="Segoe UI Light" w:cs="Segoe UI Light"/>
+        </w:rPr>
+      </w:pPr>
+      <w:r>
+        <w:rPr>
+          <w:rFonts w:ascii="Segoe UI Light" w:hAnsi="Segoe UI Light" w:cs="Segoe UI Light"/>
+        </w:rPr>
+        <w:t>You or a close relative battles an unyielding illness</w:t>
+      </w:r>
+      <w:r>
+        <w:rPr>
+          <w:rFonts w:ascii="Segoe UI Light" w:hAnsi="Segoe UI Light" w:cs="Segoe UI Light"/>
+        </w:rPr>
+        <w:t xml:space="preserve"> and the pressure is just too much too bear.</w:t>
+      </w:r>
+    </w:p>
+    <w:p>
+      <w:pPr>
+        <w:ind w:left="360"/>
+        <w:rPr>
+          <w:rFonts w:ascii="Segoe UI Light" w:hAnsi="Segoe UI Light" w:cs="Segoe UI Light"/>
+        </w:rPr>
+      </w:pPr>
+      <w:r>
+        <w:rPr>
+          <w:rFonts w:ascii="Segoe UI Light" w:hAnsi="Segoe UI Light" w:cs="Segoe UI Light"/>
+        </w:rPr>
+        <w:t>What Assyrian-like army are you facing?</w:t>
+      </w:r>
+    </w:p>
+    <w:p>
+      <w:pPr>
+        <w:ind w:left="720" w:hanging="720"/>
+        <w:rPr>
+          <w:rFonts w:ascii="Segoe UI Light" w:hAnsi="Segoe UI Light" w:cs="Segoe UI Light"/>
+        </w:rPr>
+      </w:pPr>
+      <w:r>
+        <w:rPr>
+          <w:rFonts w:ascii="Segoe UI Light" w:hAnsi="Segoe UI Light" w:cs="Segoe UI Light"/>
+        </w:rPr>
+        <w:t>The Assyrian’s</w:t>
+      </w:r>
+      <w:r>
+        <w:rPr>
+          <w:rFonts w:ascii="Segoe UI Light" w:hAnsi="Segoe UI Light" w:cs="Segoe UI Light"/>
+        </w:rPr>
+        <w:t xml:space="preserve"> threat was not just physical. They also threaten people spirituality. How so? And how do we face something similar today?</w:t>
+      </w:r>
     </w:p>
     <w:p>
       <w:pPr>
         <w:ind w:left="1440" w:hanging="720"/>
         <w:rPr>
           <w:rFonts w:ascii="Segoe UI Light" w:hAnsi="Segoe UI Light" w:cs="Segoe UI Light"/>
-        </w:rPr>
-      </w:pPr>
-      <w:r>
-        <w:rPr>
-          <w:rFonts w:ascii="Segoe UI Light" w:hAnsi="Segoe UI Light" w:cs="Segoe UI Light"/>
-        </w:rPr>
-        <w:lastRenderedPageBreak/>
-        <w:t>Is it how you feel at times in your life? Trapped by difficult circumstances? Feeling that you have no way out of a challenging situation?</w:t>
-      </w:r>
-    </w:p>
-    <w:p>
-      <w:pPr>
-        <w:ind w:left="1440"/>
-        <w:rPr>
-          <w:rFonts w:ascii="Segoe UI Light" w:hAnsi="Segoe UI Light" w:cs="Segoe UI Light"/>
-        </w:rPr>
-      </w:pPr>
-      <w:r>
-        <w:rPr>
-          <w:rFonts w:ascii="Segoe UI Light" w:hAnsi="Segoe UI Light" w:cs="Segoe UI Light"/>
-        </w:rPr>
-        <w:t>What is the Assyrian’s army you are currently facing?</w:t>
-      </w:r>
-    </w:p>
-    <w:p>
-      <w:pPr>
-        <w:pStyle w:val="ListParagraph"/>
-        <w:numPr>
-          <w:ilvl w:val="0"/>
-          <w:numId w:val="5"/>
-        </w:numPr>
-        <w:rPr>
-          <w:rFonts w:ascii="Segoe UI Light" w:hAnsi="Segoe UI Light" w:cs="Segoe UI Light"/>
-        </w:rPr>
-      </w:pPr>
-      <w:r>
-        <w:rPr>
-          <w:rFonts w:ascii="Segoe UI Light" w:hAnsi="Segoe UI Light" w:cs="Segoe UI Light"/>
-        </w:rPr>
-        <w:t>Is it a death threatening illness or a relentless chronical illness?</w:t>
-      </w:r>
-    </w:p>
-    <w:p>
-      <w:pPr>
-        <w:pStyle w:val="ListParagraph"/>
-        <w:numPr>
-          <w:ilvl w:val="0"/>
-          <w:numId w:val="5"/>
-        </w:numPr>
-        <w:rPr>
-          <w:rFonts w:ascii="Segoe UI Light" w:hAnsi="Segoe UI Light" w:cs="Segoe UI Light"/>
-        </w:rPr>
-      </w:pPr>
-      <w:r>
-        <w:rPr>
-          <w:rFonts w:ascii="Segoe UI Light" w:hAnsi="Segoe UI Light" w:cs="Segoe UI Light"/>
-        </w:rPr>
-        <w:t xml:space="preserve">Is it </w:t>
-      </w:r>
-    </w:p>
-    <w:p>
-      <w:pPr>
-        <w:ind w:left="1440"/>
-        <w:rPr>
-          <w:rFonts w:ascii="Segoe UI Light" w:hAnsi="Segoe UI Light" w:cs="Segoe UI Light"/>
-        </w:rPr>
-      </w:pPr>
-      <w:r>
-        <w:rPr>
-          <w:rFonts w:ascii="Segoe UI Light" w:hAnsi="Segoe UI Light" w:cs="Segoe UI Light"/>
-        </w:rPr>
-        <w:t xml:space="preserve">Famine and death were not the only </w:t>
-      </w:r>
-    </w:p>
-    <w:p>
-      <w:pPr>
-        <w:ind w:left="1440"/>
-        <w:rPr>
-          <w:rFonts w:ascii="Segoe UI Light" w:hAnsi="Segoe UI Light" w:cs="Segoe UI Light"/>
-        </w:rPr>
-      </w:pPr>
-    </w:p>
-    <w:p>
-      <w:pPr>
-        <w:pStyle w:val="ListParagraph"/>
-        <w:ind w:left="1440"/>
-        <w:rPr>
-          <w:rFonts w:ascii="Segoe UI Light" w:hAnsi="Segoe UI Light" w:cs="Segoe UI Light"/>
-        </w:rPr>
-      </w:pPr>
-    </w:p>
-    <w:p>
-      <w:pPr>
-        <w:ind w:left="1440"/>
+          <w:b/>
+          <w:bCs/>
+        </w:rPr>
+      </w:pPr>
+      <w:r>
+        <w:rPr>
+          <w:rFonts w:ascii="Segoe UI Light" w:hAnsi="Segoe UI Light" w:cs="Segoe UI Light"/>
+          <w:b/>
+          <w:bCs/>
+        </w:rPr>
+        <w:t>2 Kings 18:28-35</w:t>
+      </w:r>
+      <w:r>
+        <w:rPr>
+          <w:rFonts w:ascii="Segoe UI Light" w:hAnsi="Segoe UI Light" w:cs="Segoe UI Light"/>
+          <w:b/>
+          <w:bCs/>
+        </w:rPr>
+        <w:t>.</w:t>
+      </w:r>
+    </w:p>
+    <w:p>
+      <w:pPr>
+        <w:ind w:left="720"/>
         <w:rPr>
           <w:rFonts w:ascii="Segoe UI Light" w:hAnsi="Segoe UI Light" w:cs="Segoe UI Light"/>
         </w:rPr>
@@ -2222,6 +1378,119 @@
     </w:lvl>
   </w:abstractNum>
   <w:abstractNum w:abstractNumId="2" w15:restartNumberingAfterBreak="0">
+    <w:nsid w:val="152013AB"/>
+    <w:multiLevelType w:val="hybridMultilevel"/>
+    <w:tmpl w:val="64D83B20"/>
+    <w:lvl w:ilvl="0" w:tplc="10090001">
+      <w:start w:val="1"/>
+      <w:numFmt w:val="bullet"/>
+      <w:lvlText w:val=""/>
+      <w:lvlJc w:val="left"/>
+      <w:pPr>
+        <w:ind w:left="1440" w:hanging="360"/>
+      </w:pPr>
+      <w:rPr>
+        <w:rFonts w:ascii="Symbol" w:hAnsi="Symbol" w:hint="default"/>
+      </w:rPr>
+    </w:lvl>
+    <w:lvl w:ilvl="1" w:tplc="10090003" w:tentative="1">
+      <w:start w:val="1"/>
+      <w:numFmt w:val="bullet"/>
+      <w:lvlText w:val="o"/>
+      <w:lvlJc w:val="left"/>
+      <w:pPr>
+        <w:ind w:left="2160" w:hanging="360"/>
+      </w:pPr>
+      <w:rPr>
+        <w:rFonts w:ascii="Courier New" w:hAnsi="Courier New" w:cs="Courier New" w:hint="default"/>
+      </w:rPr>
+    </w:lvl>
+    <w:lvl w:ilvl="2" w:tplc="10090005" w:tentative="1">
+      <w:start w:val="1"/>
+      <w:numFmt w:val="bullet"/>
+      <w:lvlText w:val=""/>
+      <w:lvlJc w:val="left"/>
+      <w:pPr>
+        <w:ind w:left="2880" w:hanging="360"/>
+      </w:pPr>
+      <w:rPr>
+        <w:rFonts w:ascii="Wingdings" w:hAnsi="Wingdings" w:hint="default"/>
+      </w:rPr>
+    </w:lvl>
+    <w:lvl w:ilvl="3" w:tplc="10090001" w:tentative="1">
+      <w:start w:val="1"/>
+      <w:numFmt w:val="bullet"/>
+      <w:lvlText w:val=""/>
+      <w:lvlJc w:val="left"/>
+      <w:pPr>
+        <w:ind w:left="3600" w:hanging="360"/>
+      </w:pPr>
+      <w:rPr>
+        <w:rFonts w:ascii="Symbol" w:hAnsi="Symbol" w:hint="default"/>
+      </w:rPr>
+    </w:lvl>
+    <w:lvl w:ilvl="4" w:tplc="10090003" w:tentative="1">
+      <w:start w:val="1"/>
+      <w:numFmt w:val="bullet"/>
+      <w:lvlText w:val="o"/>
+      <w:lvlJc w:val="left"/>
+      <w:pPr>
+        <w:ind w:left="4320" w:hanging="360"/>
+      </w:pPr>
+      <w:rPr>
+        <w:rFonts w:ascii="Courier New" w:hAnsi="Courier New" w:cs="Courier New" w:hint="default"/>
+      </w:rPr>
+    </w:lvl>
+    <w:lvl w:ilvl="5" w:tplc="10090005" w:tentative="1">
+      <w:start w:val="1"/>
+      <w:numFmt w:val="bullet"/>
+      <w:lvlText w:val=""/>
+      <w:lvlJc w:val="left"/>
+      <w:pPr>
+        <w:ind w:left="5040" w:hanging="360"/>
+      </w:pPr>
+      <w:rPr>
+        <w:rFonts w:ascii="Wingdings" w:hAnsi="Wingdings" w:hint="default"/>
+      </w:rPr>
+    </w:lvl>
+    <w:lvl w:ilvl="6" w:tplc="10090001" w:tentative="1">
+      <w:start w:val="1"/>
+      <w:numFmt w:val="bullet"/>
+      <w:lvlText w:val=""/>
+      <w:lvlJc w:val="left"/>
+      <w:pPr>
+        <w:ind w:left="5760" w:hanging="360"/>
+      </w:pPr>
+      <w:rPr>
+        <w:rFonts w:ascii="Symbol" w:hAnsi="Symbol" w:hint="default"/>
+      </w:rPr>
+    </w:lvl>
+    <w:lvl w:ilvl="7" w:tplc="10090003" w:tentative="1">
+      <w:start w:val="1"/>
+      <w:numFmt w:val="bullet"/>
+      <w:lvlText w:val="o"/>
+      <w:lvlJc w:val="left"/>
+      <w:pPr>
+        <w:ind w:left="6480" w:hanging="360"/>
+      </w:pPr>
+      <w:rPr>
+        <w:rFonts w:ascii="Courier New" w:hAnsi="Courier New" w:cs="Courier New" w:hint="default"/>
+      </w:rPr>
+    </w:lvl>
+    <w:lvl w:ilvl="8" w:tplc="10090005" w:tentative="1">
+      <w:start w:val="1"/>
+      <w:numFmt w:val="bullet"/>
+      <w:lvlText w:val=""/>
+      <w:lvlJc w:val="left"/>
+      <w:pPr>
+        <w:ind w:left="7200" w:hanging="360"/>
+      </w:pPr>
+      <w:rPr>
+        <w:rFonts w:ascii="Wingdings" w:hAnsi="Wingdings" w:hint="default"/>
+      </w:rPr>
+    </w:lvl>
+  </w:abstractNum>
+  <w:abstractNum w:abstractNumId="3" w15:restartNumberingAfterBreak="0">
     <w:nsid w:val="24A80059"/>
     <w:multiLevelType w:val="hybridMultilevel"/>
     <w:tmpl w:val="11B24C7E"/>
@@ -2334,7 +1603,7 @@
       </w:rPr>
     </w:lvl>
   </w:abstractNum>
-  <w:abstractNum w:abstractNumId="3" w15:restartNumberingAfterBreak="0">
+  <w:abstractNum w:abstractNumId="4" w15:restartNumberingAfterBreak="0">
     <w:nsid w:val="29F30EFE"/>
     <w:multiLevelType w:val="hybridMultilevel"/>
     <w:tmpl w:val="8D849220"/>
@@ -2447,7 +1716,120 @@
       </w:rPr>
     </w:lvl>
   </w:abstractNum>
-  <w:abstractNum w:abstractNumId="4" w15:restartNumberingAfterBreak="0">
+  <w:abstractNum w:abstractNumId="5" w15:restartNumberingAfterBreak="0">
+    <w:nsid w:val="3E4E7E1D"/>
+    <w:multiLevelType w:val="hybridMultilevel"/>
+    <w:tmpl w:val="C4183DF8"/>
+    <w:lvl w:ilvl="0" w:tplc="1009000D">
+      <w:start w:val="1"/>
+      <w:numFmt w:val="bullet"/>
+      <w:lvlText w:val=""/>
+      <w:lvlJc w:val="left"/>
+      <w:pPr>
+        <w:ind w:left="1440" w:hanging="360"/>
+      </w:pPr>
+      <w:rPr>
+        <w:rFonts w:ascii="Wingdings" w:hAnsi="Wingdings" w:hint="default"/>
+      </w:rPr>
+    </w:lvl>
+    <w:lvl w:ilvl="1" w:tplc="10090003" w:tentative="1">
+      <w:start w:val="1"/>
+      <w:numFmt w:val="bullet"/>
+      <w:lvlText w:val="o"/>
+      <w:lvlJc w:val="left"/>
+      <w:pPr>
+        <w:ind w:left="2160" w:hanging="360"/>
+      </w:pPr>
+      <w:rPr>
+        <w:rFonts w:ascii="Courier New" w:hAnsi="Courier New" w:cs="Courier New" w:hint="default"/>
+      </w:rPr>
+    </w:lvl>
+    <w:lvl w:ilvl="2" w:tplc="10090005" w:tentative="1">
+      <w:start w:val="1"/>
+      <w:numFmt w:val="bullet"/>
+      <w:lvlText w:val=""/>
+      <w:lvlJc w:val="left"/>
+      <w:pPr>
+        <w:ind w:left="2880" w:hanging="360"/>
+      </w:pPr>
+      <w:rPr>
+        <w:rFonts w:ascii="Wingdings" w:hAnsi="Wingdings" w:hint="default"/>
+      </w:rPr>
+    </w:lvl>
+    <w:lvl w:ilvl="3" w:tplc="10090001" w:tentative="1">
+      <w:start w:val="1"/>
+      <w:numFmt w:val="bullet"/>
+      <w:lvlText w:val=""/>
+      <w:lvlJc w:val="left"/>
+      <w:pPr>
+        <w:ind w:left="3600" w:hanging="360"/>
+      </w:pPr>
+      <w:rPr>
+        <w:rFonts w:ascii="Symbol" w:hAnsi="Symbol" w:hint="default"/>
+      </w:rPr>
+    </w:lvl>
+    <w:lvl w:ilvl="4" w:tplc="10090003" w:tentative="1">
+      <w:start w:val="1"/>
+      <w:numFmt w:val="bullet"/>
+      <w:lvlText w:val="o"/>
+      <w:lvlJc w:val="left"/>
+      <w:pPr>
+        <w:ind w:left="4320" w:hanging="360"/>
+      </w:pPr>
+      <w:rPr>
+        <w:rFonts w:ascii="Courier New" w:hAnsi="Courier New" w:cs="Courier New" w:hint="default"/>
+      </w:rPr>
+    </w:lvl>
+    <w:lvl w:ilvl="5" w:tplc="10090005" w:tentative="1">
+      <w:start w:val="1"/>
+      <w:numFmt w:val="bullet"/>
+      <w:lvlText w:val=""/>
+      <w:lvlJc w:val="left"/>
+      <w:pPr>
+        <w:ind w:left="5040" w:hanging="360"/>
+      </w:pPr>
+      <w:rPr>
+        <w:rFonts w:ascii="Wingdings" w:hAnsi="Wingdings" w:hint="default"/>
+      </w:rPr>
+    </w:lvl>
+    <w:lvl w:ilvl="6" w:tplc="10090001" w:tentative="1">
+      <w:start w:val="1"/>
+      <w:numFmt w:val="bullet"/>
+      <w:lvlText w:val=""/>
+      <w:lvlJc w:val="left"/>
+      <w:pPr>
+        <w:ind w:left="5760" w:hanging="360"/>
+      </w:pPr>
+      <w:rPr>
+        <w:rFonts w:ascii="Symbol" w:hAnsi="Symbol" w:hint="default"/>
+      </w:rPr>
+    </w:lvl>
+    <w:lvl w:ilvl="7" w:tplc="10090003" w:tentative="1">
+      <w:start w:val="1"/>
+      <w:numFmt w:val="bullet"/>
+      <w:lvlText w:val="o"/>
+      <w:lvlJc w:val="left"/>
+      <w:pPr>
+        <w:ind w:left="6480" w:hanging="360"/>
+      </w:pPr>
+      <w:rPr>
+        <w:rFonts w:ascii="Courier New" w:hAnsi="Courier New" w:cs="Courier New" w:hint="default"/>
+      </w:rPr>
+    </w:lvl>
+    <w:lvl w:ilvl="8" w:tplc="10090005" w:tentative="1">
+      <w:start w:val="1"/>
+      <w:numFmt w:val="bullet"/>
+      <w:lvlText w:val=""/>
+      <w:lvlJc w:val="left"/>
+      <w:pPr>
+        <w:ind w:left="7200" w:hanging="360"/>
+      </w:pPr>
+      <w:rPr>
+        <w:rFonts w:ascii="Wingdings" w:hAnsi="Wingdings" w:hint="default"/>
+      </w:rPr>
+    </w:lvl>
+  </w:abstractNum>
+  <w:abstractNum w:abstractNumId="6" w15:restartNumberingAfterBreak="0">
     <w:nsid w:val="3EC24676"/>
     <w:multiLevelType w:val="hybridMultilevel"/>
     <w:tmpl w:val="AD10C83C"/>
@@ -2533,7 +1915,120 @@
       </w:pPr>
     </w:lvl>
   </w:abstractNum>
-  <w:abstractNum w:abstractNumId="5" w15:restartNumberingAfterBreak="0">
+  <w:abstractNum w:abstractNumId="7" w15:restartNumberingAfterBreak="0">
+    <w:nsid w:val="69010C8B"/>
+    <w:multiLevelType w:val="hybridMultilevel"/>
+    <w:tmpl w:val="AB9ACF8C"/>
+    <w:lvl w:ilvl="0" w:tplc="1009000B">
+      <w:start w:val="1"/>
+      <w:numFmt w:val="bullet"/>
+      <w:lvlText w:val=""/>
+      <w:lvlJc w:val="left"/>
+      <w:pPr>
+        <w:ind w:left="720" w:hanging="360"/>
+      </w:pPr>
+      <w:rPr>
+        <w:rFonts w:ascii="Wingdings" w:hAnsi="Wingdings" w:hint="default"/>
+      </w:rPr>
+    </w:lvl>
+    <w:lvl w:ilvl="1" w:tplc="10090003" w:tentative="1">
+      <w:start w:val="1"/>
+      <w:numFmt w:val="bullet"/>
+      <w:lvlText w:val="o"/>
+      <w:lvlJc w:val="left"/>
+      <w:pPr>
+        <w:ind w:left="1440" w:hanging="360"/>
+      </w:pPr>
+      <w:rPr>
+        <w:rFonts w:ascii="Courier New" w:hAnsi="Courier New" w:cs="Courier New" w:hint="default"/>
+      </w:rPr>
+    </w:lvl>
+    <w:lvl w:ilvl="2" w:tplc="10090005" w:tentative="1">
+      <w:start w:val="1"/>
+      <w:numFmt w:val="bullet"/>
+      <w:lvlText w:val=""/>
+      <w:lvlJc w:val="left"/>
+      <w:pPr>
+        <w:ind w:left="2160" w:hanging="360"/>
+      </w:pPr>
+      <w:rPr>
+        <w:rFonts w:ascii="Wingdings" w:hAnsi="Wingdings" w:hint="default"/>
+      </w:rPr>
+    </w:lvl>
+    <w:lvl w:ilvl="3" w:tplc="10090001" w:tentative="1">
+      <w:start w:val="1"/>
+      <w:numFmt w:val="bullet"/>
+      <w:lvlText w:val=""/>
+      <w:lvlJc w:val="left"/>
+      <w:pPr>
+        <w:ind w:left="2880" w:hanging="360"/>
+      </w:pPr>
+      <w:rPr>
+        <w:rFonts w:ascii="Symbol" w:hAnsi="Symbol" w:hint="default"/>
+      </w:rPr>
+    </w:lvl>
+    <w:lvl w:ilvl="4" w:tplc="10090003" w:tentative="1">
+      <w:start w:val="1"/>
+      <w:numFmt w:val="bullet"/>
+      <w:lvlText w:val="o"/>
+      <w:lvlJc w:val="left"/>
+      <w:pPr>
+        <w:ind w:left="3600" w:hanging="360"/>
+      </w:pPr>
+      <w:rPr>
+        <w:rFonts w:ascii="Courier New" w:hAnsi="Courier New" w:cs="Courier New" w:hint="default"/>
+      </w:rPr>
+    </w:lvl>
+    <w:lvl w:ilvl="5" w:tplc="10090005" w:tentative="1">
+      <w:start w:val="1"/>
+      <w:numFmt w:val="bullet"/>
+      <w:lvlText w:val=""/>
+      <w:lvlJc w:val="left"/>
+      <w:pPr>
+        <w:ind w:left="4320" w:hanging="360"/>
+      </w:pPr>
+      <w:rPr>
+        <w:rFonts w:ascii="Wingdings" w:hAnsi="Wingdings" w:hint="default"/>
+      </w:rPr>
+    </w:lvl>
+    <w:lvl w:ilvl="6" w:tplc="10090001" w:tentative="1">
+      <w:start w:val="1"/>
+      <w:numFmt w:val="bullet"/>
+      <w:lvlText w:val=""/>
+      <w:lvlJc w:val="left"/>
+      <w:pPr>
+        <w:ind w:left="5040" w:hanging="360"/>
+      </w:pPr>
+      <w:rPr>
+        <w:rFonts w:ascii="Symbol" w:hAnsi="Symbol" w:hint="default"/>
+      </w:rPr>
+    </w:lvl>
+    <w:lvl w:ilvl="7" w:tplc="10090003" w:tentative="1">
+      <w:start w:val="1"/>
+      <w:numFmt w:val="bullet"/>
+      <w:lvlText w:val="o"/>
+      <w:lvlJc w:val="left"/>
+      <w:pPr>
+        <w:ind w:left="5760" w:hanging="360"/>
+      </w:pPr>
+      <w:rPr>
+        <w:rFonts w:ascii="Courier New" w:hAnsi="Courier New" w:cs="Courier New" w:hint="default"/>
+      </w:rPr>
+    </w:lvl>
+    <w:lvl w:ilvl="8" w:tplc="10090005" w:tentative="1">
+      <w:start w:val="1"/>
+      <w:numFmt w:val="bullet"/>
+      <w:lvlText w:val=""/>
+      <w:lvlJc w:val="left"/>
+      <w:pPr>
+        <w:ind w:left="6480" w:hanging="360"/>
+      </w:pPr>
+      <w:rPr>
+        <w:rFonts w:ascii="Wingdings" w:hAnsi="Wingdings" w:hint="default"/>
+      </w:rPr>
+    </w:lvl>
+  </w:abstractNum>
+  <w:abstractNum w:abstractNumId="8" w15:restartNumberingAfterBreak="0">
     <w:nsid w:val="72236AAD"/>
     <w:multiLevelType w:val="hybridMultilevel"/>
     <w:tmpl w:val="1FF8BAB6"/>
@@ -2646,7 +2141,7 @@
       </w:rPr>
     </w:lvl>
   </w:abstractNum>
-  <w:abstractNum w:abstractNumId="6" w15:restartNumberingAfterBreak="0">
+  <w:abstractNum w:abstractNumId="9" w15:restartNumberingAfterBreak="0">
     <w:nsid w:val="754071D0"/>
     <w:multiLevelType w:val="hybridMultilevel"/>
     <w:tmpl w:val="3698CDEC"/>
@@ -2732,26 +2227,151 @@
       </w:pPr>
     </w:lvl>
   </w:abstractNum>
+  <w:abstractNum w:abstractNumId="10" w15:restartNumberingAfterBreak="0">
+    <w:nsid w:val="7F6C1CAC"/>
+    <w:multiLevelType w:val="hybridMultilevel"/>
+    <w:tmpl w:val="4E3EFFE6"/>
+    <w:lvl w:ilvl="0" w:tplc="1009000B">
+      <w:start w:val="1"/>
+      <w:numFmt w:val="bullet"/>
+      <w:lvlText w:val=""/>
+      <w:lvlJc w:val="left"/>
+      <w:pPr>
+        <w:ind w:left="720" w:hanging="360"/>
+      </w:pPr>
+      <w:rPr>
+        <w:rFonts w:ascii="Wingdings" w:hAnsi="Wingdings" w:hint="default"/>
+      </w:rPr>
+    </w:lvl>
+    <w:lvl w:ilvl="1" w:tplc="10090003" w:tentative="1">
+      <w:start w:val="1"/>
+      <w:numFmt w:val="bullet"/>
+      <w:lvlText w:val="o"/>
+      <w:lvlJc w:val="left"/>
+      <w:pPr>
+        <w:ind w:left="1440" w:hanging="360"/>
+      </w:pPr>
+      <w:rPr>
+        <w:rFonts w:ascii="Courier New" w:hAnsi="Courier New" w:cs="Courier New" w:hint="default"/>
+      </w:rPr>
+    </w:lvl>
+    <w:lvl w:ilvl="2" w:tplc="10090005" w:tentative="1">
+      <w:start w:val="1"/>
+      <w:numFmt w:val="bullet"/>
+      <w:lvlText w:val=""/>
+      <w:lvlJc w:val="left"/>
+      <w:pPr>
+        <w:ind w:left="2160" w:hanging="360"/>
+      </w:pPr>
+      <w:rPr>
+        <w:rFonts w:ascii="Wingdings" w:hAnsi="Wingdings" w:hint="default"/>
+      </w:rPr>
+    </w:lvl>
+    <w:lvl w:ilvl="3" w:tplc="10090001" w:tentative="1">
+      <w:start w:val="1"/>
+      <w:numFmt w:val="bullet"/>
+      <w:lvlText w:val=""/>
+      <w:lvlJc w:val="left"/>
+      <w:pPr>
+        <w:ind w:left="2880" w:hanging="360"/>
+      </w:pPr>
+      <w:rPr>
+        <w:rFonts w:ascii="Symbol" w:hAnsi="Symbol" w:hint="default"/>
+      </w:rPr>
+    </w:lvl>
+    <w:lvl w:ilvl="4" w:tplc="10090003" w:tentative="1">
+      <w:start w:val="1"/>
+      <w:numFmt w:val="bullet"/>
+      <w:lvlText w:val="o"/>
+      <w:lvlJc w:val="left"/>
+      <w:pPr>
+        <w:ind w:left="3600" w:hanging="360"/>
+      </w:pPr>
+      <w:rPr>
+        <w:rFonts w:ascii="Courier New" w:hAnsi="Courier New" w:cs="Courier New" w:hint="default"/>
+      </w:rPr>
+    </w:lvl>
+    <w:lvl w:ilvl="5" w:tplc="10090005" w:tentative="1">
+      <w:start w:val="1"/>
+      <w:numFmt w:val="bullet"/>
+      <w:lvlText w:val=""/>
+      <w:lvlJc w:val="left"/>
+      <w:pPr>
+        <w:ind w:left="4320" w:hanging="360"/>
+      </w:pPr>
+      <w:rPr>
+        <w:rFonts w:ascii="Wingdings" w:hAnsi="Wingdings" w:hint="default"/>
+      </w:rPr>
+    </w:lvl>
+    <w:lvl w:ilvl="6" w:tplc="10090001" w:tentative="1">
+      <w:start w:val="1"/>
+      <w:numFmt w:val="bullet"/>
+      <w:lvlText w:val=""/>
+      <w:lvlJc w:val="left"/>
+      <w:pPr>
+        <w:ind w:left="5040" w:hanging="360"/>
+      </w:pPr>
+      <w:rPr>
+        <w:rFonts w:ascii="Symbol" w:hAnsi="Symbol" w:hint="default"/>
+      </w:rPr>
+    </w:lvl>
+    <w:lvl w:ilvl="7" w:tplc="10090003" w:tentative="1">
+      <w:start w:val="1"/>
+      <w:numFmt w:val="bullet"/>
+      <w:lvlText w:val="o"/>
+      <w:lvlJc w:val="left"/>
+      <w:pPr>
+        <w:ind w:left="5760" w:hanging="360"/>
+      </w:pPr>
+      <w:rPr>
+        <w:rFonts w:ascii="Courier New" w:hAnsi="Courier New" w:cs="Courier New" w:hint="default"/>
+      </w:rPr>
+    </w:lvl>
+    <w:lvl w:ilvl="8" w:tplc="10090005" w:tentative="1">
+      <w:start w:val="1"/>
+      <w:numFmt w:val="bullet"/>
+      <w:lvlText w:val=""/>
+      <w:lvlJc w:val="left"/>
+      <w:pPr>
+        <w:ind w:left="6480" w:hanging="360"/>
+      </w:pPr>
+      <w:rPr>
+        <w:rFonts w:ascii="Wingdings" w:hAnsi="Wingdings" w:hint="default"/>
+      </w:rPr>
+    </w:lvl>
+  </w:abstractNum>
   <w:num w:numId="1" w16cid:durableId="1200126119">
-    <w:abstractNumId w:val="5"/>
+    <w:abstractNumId w:val="8"/>
   </w:num>
   <w:num w:numId="2" w16cid:durableId="2142964796">
     <w:abstractNumId w:val="1"/>
   </w:num>
   <w:num w:numId="3" w16cid:durableId="1686126829">
+    <w:abstractNumId w:val="9"/>
+  </w:num>
+  <w:num w:numId="4" w16cid:durableId="9256738">
     <w:abstractNumId w:val="6"/>
   </w:num>
-  <w:num w:numId="4" w16cid:durableId="9256738">
-    <w:abstractNumId w:val="4"/>
-  </w:num>
   <w:num w:numId="5" w16cid:durableId="1929270298">
-    <w:abstractNumId w:val="2"/>
+    <w:abstractNumId w:val="3"/>
   </w:num>
   <w:num w:numId="6" w16cid:durableId="1283686131">
     <w:abstractNumId w:val="0"/>
   </w:num>
   <w:num w:numId="7" w16cid:durableId="1973510224">
-    <w:abstractNumId w:val="3"/>
+    <w:abstractNumId w:val="4"/>
+  </w:num>
+  <w:num w:numId="8" w16cid:durableId="1322386662">
+    <w:abstractNumId w:val="2"/>
+  </w:num>
+  <w:num w:numId="9" w16cid:durableId="1623069594">
+    <w:abstractNumId w:val="5"/>
+  </w:num>
+  <w:num w:numId="10" w16cid:durableId="389547150">
+    <w:abstractNumId w:val="7"/>
+  </w:num>
+  <w:num w:numId="11" w16cid:durableId="258147424">
+    <w:abstractNumId w:val="10"/>
   </w:num>
 </w:numbering>
 </file>

--- a/Public Talks/No 147/No 147.docx
+++ b/Public Talks/No 147/No 147.docx
@@ -938,20 +938,24 @@
     </w:p>
     <w:p>
       <w:pPr>
-        <w:ind w:left="1440" w:hanging="720"/>
-        <w:rPr>
-          <w:rFonts w:ascii="Segoe UI Light" w:hAnsi="Segoe UI Light" w:cs="Segoe UI Light"/>
-          <w:b/>
-          <w:bCs/>
-        </w:rPr>
-      </w:pPr>
-      <w:r>
-        <w:rPr>
-          <w:rFonts w:ascii="Segoe UI Light" w:hAnsi="Segoe UI Light" w:cs="Segoe UI Light"/>
-          <w:b/>
-          <w:bCs/>
-        </w:rPr>
-        <w:t>2 Kings 18:28-35</w:t>
+        <w:pStyle w:val="ListParagraph"/>
+        <w:numPr>
+          <w:ilvl w:val="0"/>
+          <w:numId w:val="13"/>
+        </w:numPr>
+        <w:rPr>
+          <w:rFonts w:ascii="Segoe UI Light" w:hAnsi="Segoe UI Light" w:cs="Segoe UI Light"/>
+          <w:b/>
+          <w:bCs/>
+        </w:rPr>
+      </w:pPr>
+      <w:r>
+        <w:rPr>
+          <w:rFonts w:ascii="Segoe UI Light" w:hAnsi="Segoe UI Light" w:cs="Segoe UI Light"/>
+          <w:b/>
+          <w:bCs/>
+        </w:rPr>
+        <w:t>Kings 18:28-35</w:t>
       </w:r>
       <w:r>
         <w:rPr>
@@ -964,15 +968,597 @@
     </w:p>
     <w:p>
       <w:pPr>
-        <w:ind w:left="720"/>
-        <w:rPr>
-          <w:rFonts w:ascii="Segoe UI Light" w:hAnsi="Segoe UI Light" w:cs="Segoe UI Light"/>
-        </w:rPr>
-      </w:pPr>
-    </w:p>
-    <w:p>
-      <w:pPr>
-        <w:ind w:left="1440"/>
+        <w:pStyle w:val="ListParagraph"/>
+        <w:numPr>
+          <w:ilvl w:val="0"/>
+          <w:numId w:val="12"/>
+        </w:numPr>
+        <w:rPr>
+          <w:rFonts w:ascii="Segoe UI Light" w:hAnsi="Segoe UI Light" w:cs="Segoe UI Light"/>
+          <w:b/>
+          <w:bCs/>
+        </w:rPr>
+      </w:pPr>
+      <w:r>
+        <w:rPr>
+          <w:rFonts w:ascii="Segoe UI Light" w:hAnsi="Segoe UI Light" w:cs="Segoe UI Light"/>
+          <w:b/>
+          <w:bCs/>
+        </w:rPr>
+        <w:t>Verse</w:t>
+      </w:r>
+      <w:r>
+        <w:rPr>
+          <w:rFonts w:ascii="Segoe UI Light" w:hAnsi="Segoe UI Light" w:cs="Segoe UI Light"/>
+          <w:b/>
+          <w:bCs/>
+        </w:rPr>
+        <w:t>s</w:t>
+      </w:r>
+      <w:r>
+        <w:rPr>
+          <w:rFonts w:ascii="Segoe UI Light" w:hAnsi="Segoe UI Light" w:cs="Segoe UI Light"/>
+          <w:b/>
+          <w:bCs/>
+        </w:rPr>
+        <w:t xml:space="preserve"> 29, 30</w:t>
+      </w:r>
+      <w:r>
+        <w:rPr>
+          <w:rFonts w:ascii="Segoe UI Light" w:hAnsi="Segoe UI Light" w:cs="Segoe UI Light"/>
+          <w:b/>
+          <w:bCs/>
+        </w:rPr>
+        <w:t xml:space="preserve">. </w:t>
+      </w:r>
+      <w:r>
+        <w:rPr>
+          <w:rFonts w:ascii="Segoe UI Light" w:hAnsi="Segoe UI Light" w:cs="Segoe UI Light"/>
+        </w:rPr>
+        <w:t xml:space="preserve">They tried to </w:t>
+      </w:r>
+      <w:r>
+        <w:rPr>
+          <w:rFonts w:ascii="Segoe UI Light" w:hAnsi="Segoe UI Light" w:cs="Segoe UI Light"/>
+          <w:b/>
+          <w:bCs/>
+          <w:i/>
+          <w:iCs/>
+          <w:color w:val="F4B083" w:themeColor="accent2" w:themeTint="99"/>
+        </w:rPr>
+        <w:t>undermine people’s trust in God’s representatives</w:t>
+      </w:r>
+      <w:r>
+        <w:rPr>
+          <w:rFonts w:ascii="Segoe UI Light" w:hAnsi="Segoe UI Light" w:cs="Segoe UI Light"/>
+        </w:rPr>
+        <w:t xml:space="preserve">; </w:t>
+      </w:r>
+    </w:p>
+    <w:p>
+      <w:pPr>
+        <w:pStyle w:val="ListParagraph"/>
+        <w:ind w:left="1800"/>
+        <w:rPr>
+          <w:rFonts w:ascii="Segoe UI Light" w:hAnsi="Segoe UI Light" w:cs="Segoe UI Light"/>
+          <w:b/>
+          <w:bCs/>
+        </w:rPr>
+      </w:pPr>
+      <w:r>
+        <w:rPr>
+          <w:rFonts w:ascii="Segoe UI Light" w:hAnsi="Segoe UI Light" w:cs="Segoe UI Light"/>
+          <w:b/>
+          <w:bCs/>
+        </w:rPr>
+        <w:t>Purpose</w:t>
+      </w:r>
+      <w:r>
+        <w:rPr>
+          <w:rFonts w:ascii="Segoe UI Light" w:hAnsi="Segoe UI Light" w:cs="Segoe UI Light"/>
+        </w:rPr>
+        <w:t xml:space="preserve">: </w:t>
+      </w:r>
+      <w:r>
+        <w:rPr>
+          <w:rFonts w:ascii="Segoe UI Light" w:hAnsi="Segoe UI Light" w:cs="Segoe UI Light"/>
+        </w:rPr>
+        <w:t>seed</w:t>
+      </w:r>
+      <w:r>
+        <w:rPr>
+          <w:rFonts w:ascii="Segoe UI Light" w:hAnsi="Segoe UI Light" w:cs="Segoe UI Light"/>
+        </w:rPr>
+        <w:t xml:space="preserve"> doubts in </w:t>
+      </w:r>
+      <w:r>
+        <w:rPr>
+          <w:rFonts w:ascii="Segoe UI Light" w:hAnsi="Segoe UI Light" w:cs="Segoe UI Light"/>
+        </w:rPr>
+        <w:t>the</w:t>
+      </w:r>
+      <w:r>
+        <w:rPr>
+          <w:rFonts w:ascii="Segoe UI Light" w:hAnsi="Segoe UI Light" w:cs="Segoe UI Light"/>
+        </w:rPr>
+        <w:t xml:space="preserve"> heart</w:t>
+      </w:r>
+      <w:r>
+        <w:rPr>
+          <w:rFonts w:ascii="Segoe UI Light" w:hAnsi="Segoe UI Light" w:cs="Segoe UI Light"/>
+        </w:rPr>
+        <w:t>s and create division among the people</w:t>
+      </w:r>
+    </w:p>
+    <w:p>
+      <w:pPr>
+        <w:pStyle w:val="ListParagraph"/>
+        <w:numPr>
+          <w:ilvl w:val="2"/>
+          <w:numId w:val="15"/>
+        </w:numPr>
+        <w:rPr>
+          <w:rFonts w:ascii="Segoe UI Light" w:hAnsi="Segoe UI Light" w:cs="Segoe UI Light"/>
+          <w:b/>
+          <w:bCs/>
+        </w:rPr>
+      </w:pPr>
+      <w:r>
+        <w:rPr>
+          <w:rFonts w:ascii="Segoe UI Light" w:hAnsi="Segoe UI Light" w:cs="Segoe UI Light"/>
+        </w:rPr>
+        <w:t>Apostates and God’s enemies spread false report on those taking the lead among God’s people. To create doubts and con</w:t>
+      </w:r>
+      <w:r>
+        <w:rPr>
+          <w:rFonts w:ascii="Segoe UI Light" w:hAnsi="Segoe UI Light" w:cs="Segoe UI Light"/>
+        </w:rPr>
+        <w:t>fusion, distrust</w:t>
+      </w:r>
+    </w:p>
+    <w:p>
+      <w:pPr>
+        <w:pStyle w:val="ListParagraph"/>
+        <w:numPr>
+          <w:ilvl w:val="2"/>
+          <w:numId w:val="15"/>
+        </w:numPr>
+        <w:rPr>
+          <w:rFonts w:ascii="Segoe UI Light" w:hAnsi="Segoe UI Light" w:cs="Segoe UI Light"/>
+          <w:b/>
+          <w:bCs/>
+        </w:rPr>
+      </w:pPr>
+      <w:r>
+        <w:rPr>
+          <w:rFonts w:ascii="Segoe UI Light" w:hAnsi="Segoe UI Light" w:cs="Segoe UI Light"/>
+        </w:rPr>
+        <w:t>Why changing our understanding of the scriptures?</w:t>
+      </w:r>
+    </w:p>
+    <w:p>
+      <w:pPr>
+        <w:pStyle w:val="ListParagraph"/>
+        <w:numPr>
+          <w:ilvl w:val="2"/>
+          <w:numId w:val="15"/>
+        </w:numPr>
+        <w:rPr>
+          <w:rFonts w:ascii="Segoe UI Light" w:hAnsi="Segoe UI Light" w:cs="Segoe UI Light"/>
+          <w:b/>
+          <w:bCs/>
+        </w:rPr>
+      </w:pPr>
+      <w:r>
+        <w:rPr>
+          <w:rFonts w:ascii="Segoe UI Light" w:hAnsi="Segoe UI Light" w:cs="Segoe UI Light"/>
+        </w:rPr>
+        <w:t>Should we trust these new directions…</w:t>
+      </w:r>
+    </w:p>
+    <w:p>
+      <w:pPr>
+        <w:pStyle w:val="ListParagraph"/>
+        <w:numPr>
+          <w:ilvl w:val="0"/>
+          <w:numId w:val="12"/>
+        </w:numPr>
+        <w:rPr>
+          <w:rFonts w:ascii="Segoe UI Light" w:hAnsi="Segoe UI Light" w:cs="Segoe UI Light"/>
+          <w:b/>
+          <w:bCs/>
+        </w:rPr>
+      </w:pPr>
+      <w:r>
+        <w:rPr>
+          <w:rFonts w:ascii="Segoe UI Light" w:hAnsi="Segoe UI Light" w:cs="Segoe UI Light"/>
+          <w:b/>
+          <w:bCs/>
+        </w:rPr>
+        <w:t>Verses 31, 32.</w:t>
+      </w:r>
+      <w:r>
+        <w:rPr>
+          <w:rFonts w:ascii="Segoe UI Light" w:hAnsi="Segoe UI Light" w:cs="Segoe UI Light"/>
+        </w:rPr>
+        <w:t xml:space="preserve"> </w:t>
+      </w:r>
+      <w:r>
+        <w:rPr>
+          <w:rFonts w:ascii="Segoe UI Light" w:hAnsi="Segoe UI Light" w:cs="Segoe UI Light"/>
+          <w:b/>
+          <w:bCs/>
+          <w:i/>
+          <w:iCs/>
+          <w:color w:val="F4B083" w:themeColor="accent2" w:themeTint="99"/>
+        </w:rPr>
+        <w:t>False promises</w:t>
+      </w:r>
+      <w:r>
+        <w:rPr>
+          <w:rFonts w:ascii="Segoe UI Light" w:hAnsi="Segoe UI Light" w:cs="Segoe UI Light"/>
+        </w:rPr>
+        <w:t xml:space="preserve">. </w:t>
+      </w:r>
+    </w:p>
+    <w:p>
+      <w:pPr>
+        <w:pStyle w:val="ListParagraph"/>
+        <w:ind w:left="1797"/>
+        <w:rPr>
+          <w:rFonts w:ascii="Segoe UI Light" w:hAnsi="Segoe UI Light" w:cs="Segoe UI Light"/>
+        </w:rPr>
+      </w:pPr>
+      <w:r>
+        <w:rPr>
+          <w:rFonts w:ascii="Segoe UI Light" w:hAnsi="Segoe UI Light" w:cs="Segoe UI Light"/>
+          <w:b/>
+          <w:bCs/>
+        </w:rPr>
+        <w:t>Purpose</w:t>
+      </w:r>
+      <w:r>
+        <w:rPr>
+          <w:rFonts w:ascii="Segoe UI Light" w:hAnsi="Segoe UI Light" w:cs="Segoe UI Light"/>
+        </w:rPr>
+        <w:t>: A false sense of security; There is a better way than following theocratic directions</w:t>
+      </w:r>
+      <w:r>
+        <w:rPr>
+          <w:rFonts w:ascii="Segoe UI Light" w:hAnsi="Segoe UI Light" w:cs="Segoe UI Light"/>
+        </w:rPr>
+        <w:t xml:space="preserve"> – To trust in Jehovah and stay put</w:t>
+      </w:r>
+      <w:r>
+        <w:rPr>
+          <w:rFonts w:ascii="Segoe UI Light" w:hAnsi="Segoe UI Light" w:cs="Segoe UI Light"/>
+        </w:rPr>
+        <w:t>.</w:t>
+      </w:r>
+    </w:p>
+    <w:p>
+      <w:pPr>
+        <w:pStyle w:val="ListParagraph"/>
+        <w:numPr>
+          <w:ilvl w:val="0"/>
+          <w:numId w:val="14"/>
+        </w:numPr>
+        <w:rPr>
+          <w:rFonts w:ascii="Segoe UI Light" w:hAnsi="Segoe UI Light" w:cs="Segoe UI Light"/>
+        </w:rPr>
+      </w:pPr>
+      <w:r>
+        <w:rPr>
+          <w:rFonts w:ascii="Segoe UI Light" w:hAnsi="Segoe UI Light" w:cs="Segoe UI Light"/>
+        </w:rPr>
+        <w:t>More money or material things will make us happy.</w:t>
+      </w:r>
+    </w:p>
+    <w:p>
+      <w:pPr>
+        <w:pStyle w:val="ListParagraph"/>
+        <w:numPr>
+          <w:ilvl w:val="0"/>
+          <w:numId w:val="14"/>
+        </w:numPr>
+        <w:rPr>
+          <w:rFonts w:ascii="Segoe UI Light" w:hAnsi="Segoe UI Light" w:cs="Segoe UI Light"/>
+        </w:rPr>
+      </w:pPr>
+      <w:r>
+        <w:rPr>
+          <w:rFonts w:ascii="Segoe UI Light" w:hAnsi="Segoe UI Light" w:cs="Segoe UI Light"/>
+        </w:rPr>
+        <w:t xml:space="preserve">You miss out if you don’t have sex. </w:t>
+      </w:r>
+    </w:p>
+    <w:p>
+      <w:pPr>
+        <w:pStyle w:val="ListParagraph"/>
+        <w:numPr>
+          <w:ilvl w:val="0"/>
+          <w:numId w:val="14"/>
+        </w:numPr>
+        <w:rPr>
+          <w:rFonts w:ascii="Segoe UI Light" w:hAnsi="Segoe UI Light" w:cs="Segoe UI Light"/>
+        </w:rPr>
+      </w:pPr>
+      <w:r>
+        <w:rPr>
+          <w:rFonts w:ascii="Segoe UI Light" w:hAnsi="Segoe UI Light" w:cs="Segoe UI Light"/>
+        </w:rPr>
+        <w:t xml:space="preserve">Political promises; </w:t>
+      </w:r>
+      <w:r>
+        <w:rPr>
+          <w:rFonts w:ascii="Segoe UI Light" w:hAnsi="Segoe UI Light" w:cs="Segoe UI Light"/>
+          <w:i/>
+          <w:iCs/>
+        </w:rPr>
+        <w:t>Peace and Security</w:t>
+      </w:r>
+      <w:r>
+        <w:rPr>
+          <w:rFonts w:ascii="Segoe UI Light" w:hAnsi="Segoe UI Light" w:cs="Segoe UI Light"/>
+        </w:rPr>
+        <w:t>.</w:t>
+      </w:r>
+    </w:p>
+    <w:p>
+      <w:pPr>
+        <w:pStyle w:val="ListParagraph"/>
+        <w:numPr>
+          <w:ilvl w:val="0"/>
+          <w:numId w:val="12"/>
+        </w:numPr>
+        <w:rPr>
+          <w:rFonts w:ascii="Segoe UI Light" w:hAnsi="Segoe UI Light" w:cs="Segoe UI Light"/>
+          <w:b/>
+          <w:bCs/>
+        </w:rPr>
+      </w:pPr>
+      <w:r>
+        <w:rPr>
+          <w:rFonts w:ascii="Segoe UI Light" w:hAnsi="Segoe UI Light" w:cs="Segoe UI Light"/>
+          <w:b/>
+          <w:bCs/>
+        </w:rPr>
+        <w:t xml:space="preserve">Verses 33-35. </w:t>
+      </w:r>
+      <w:r>
+        <w:rPr>
+          <w:rFonts w:ascii="Segoe UI Light" w:hAnsi="Segoe UI Light" w:cs="Segoe UI Light"/>
+          <w:b/>
+          <w:bCs/>
+          <w:i/>
+          <w:iCs/>
+          <w:color w:val="F4B083" w:themeColor="accent2" w:themeTint="99"/>
+        </w:rPr>
+        <w:t>Undermine Faith in God</w:t>
+      </w:r>
+      <w:r>
+        <w:rPr>
+          <w:rFonts w:ascii="Segoe UI Light" w:hAnsi="Segoe UI Light" w:cs="Segoe UI Light"/>
+          <w:i/>
+          <w:iCs/>
+        </w:rPr>
+        <w:t>.</w:t>
+      </w:r>
+    </w:p>
+    <w:p>
+      <w:pPr>
+        <w:pStyle w:val="ListParagraph"/>
+        <w:ind w:left="1800"/>
+        <w:rPr>
+          <w:rFonts w:ascii="Segoe UI Light" w:hAnsi="Segoe UI Light" w:cs="Segoe UI Light"/>
+        </w:rPr>
+      </w:pPr>
+      <w:r>
+        <w:rPr>
+          <w:rFonts w:ascii="Segoe UI Light" w:hAnsi="Segoe UI Light" w:cs="Segoe UI Light"/>
+          <w:b/>
+          <w:bCs/>
+        </w:rPr>
+        <w:t>Purpose</w:t>
+      </w:r>
+      <w:r>
+        <w:rPr>
+          <w:rFonts w:ascii="Segoe UI Light" w:hAnsi="Segoe UI Light" w:cs="Segoe UI Light"/>
+        </w:rPr>
+        <w:t>: Loose trust in Jehovah.</w:t>
+      </w:r>
+    </w:p>
+    <w:p>
+      <w:pPr>
+        <w:pStyle w:val="ListParagraph"/>
+        <w:numPr>
+          <w:ilvl w:val="1"/>
+          <w:numId w:val="12"/>
+        </w:numPr>
+        <w:rPr>
+          <w:rFonts w:ascii="Segoe UI Light" w:hAnsi="Segoe UI Light" w:cs="Segoe UI Light"/>
+        </w:rPr>
+      </w:pPr>
+      <w:r>
+        <w:rPr>
+          <w:rFonts w:ascii="Segoe UI Light" w:hAnsi="Segoe UI Light" w:cs="Segoe UI Light"/>
+        </w:rPr>
+        <w:t>Philosoph</w:t>
+      </w:r>
+      <w:r>
+        <w:rPr>
+          <w:rFonts w:ascii="Segoe UI Light" w:hAnsi="Segoe UI Light" w:cs="Segoe UI Light"/>
+        </w:rPr>
+        <w:t>ies</w:t>
+      </w:r>
+      <w:r>
+        <w:rPr>
+          <w:rFonts w:ascii="Segoe UI Light" w:hAnsi="Segoe UI Light" w:cs="Segoe UI Light"/>
+        </w:rPr>
+        <w:t xml:space="preserve"> </w:t>
+      </w:r>
+      <w:r>
+        <w:rPr>
+          <w:rFonts w:ascii="Segoe UI Light" w:hAnsi="Segoe UI Light" w:cs="Segoe UI Light"/>
+        </w:rPr>
+        <w:t>and theories of this world</w:t>
+      </w:r>
+      <w:r>
+        <w:rPr>
+          <w:rFonts w:ascii="Segoe UI Light" w:hAnsi="Segoe UI Light" w:cs="Segoe UI Light"/>
+        </w:rPr>
+        <w:t>. They go as far as questioning the very existence of God.</w:t>
+      </w:r>
+    </w:p>
+    <w:p>
+      <w:pPr>
+        <w:pStyle w:val="ListParagraph"/>
+        <w:numPr>
+          <w:ilvl w:val="1"/>
+          <w:numId w:val="12"/>
+        </w:numPr>
+        <w:rPr>
+          <w:rFonts w:ascii="Segoe UI Light" w:hAnsi="Segoe UI Light" w:cs="Segoe UI Light"/>
+        </w:rPr>
+      </w:pPr>
+      <w:r>
+        <w:rPr>
+          <w:rFonts w:ascii="Segoe UI Light" w:hAnsi="Segoe UI Light" w:cs="Segoe UI Light"/>
+        </w:rPr>
+        <w:lastRenderedPageBreak/>
+        <w:t>Will Jehovah actually provide what I need if I put Kingdom interest first? Or should I take matters in my own hands?</w:t>
+      </w:r>
+    </w:p>
+    <w:p>
+      <w:pPr>
+        <w:pStyle w:val="ListParagraph"/>
+        <w:numPr>
+          <w:ilvl w:val="0"/>
+          <w:numId w:val="12"/>
+        </w:numPr>
+        <w:rPr>
+          <w:rFonts w:ascii="Segoe UI Light" w:hAnsi="Segoe UI Light" w:cs="Segoe UI Light"/>
+          <w:b/>
+          <w:bCs/>
+        </w:rPr>
+      </w:pPr>
+      <w:r>
+        <w:rPr>
+          <w:rFonts w:ascii="Segoe UI Light" w:hAnsi="Segoe UI Light" w:cs="Segoe UI Light"/>
+          <w:b/>
+          <w:bCs/>
+        </w:rPr>
+        <w:t>Verse 28.</w:t>
+      </w:r>
+      <w:r>
+        <w:rPr>
+          <w:rFonts w:ascii="Segoe UI Light" w:hAnsi="Segoe UI Light" w:cs="Segoe UI Light"/>
+        </w:rPr>
+        <w:t xml:space="preserve"> They spoke in the Hebrew language and not in the </w:t>
+      </w:r>
+      <w:r>
+        <w:rPr>
+          <w:rFonts w:ascii="Segoe UI Light" w:hAnsi="Segoe UI Light" w:cs="Segoe UI Light"/>
+          <w:b/>
+          <w:bCs/>
+          <w:i/>
+          <w:iCs/>
+          <w:color w:val="F4B083" w:themeColor="accent2" w:themeTint="99"/>
+        </w:rPr>
+        <w:t>Aramaic language</w:t>
+      </w:r>
+      <w:r>
+        <w:rPr>
+          <w:rFonts w:ascii="Segoe UI Light" w:hAnsi="Segoe UI Light" w:cs="Segoe UI Light"/>
+        </w:rPr>
+        <w:t>.</w:t>
+      </w:r>
+      <w:r>
+        <w:rPr>
+          <w:rFonts w:ascii="Segoe UI Light" w:hAnsi="Segoe UI Light" w:cs="Segoe UI Light"/>
+        </w:rPr>
+        <w:t xml:space="preserve"> Why?</w:t>
+      </w:r>
+    </w:p>
+    <w:p>
+      <w:pPr>
+        <w:pStyle w:val="ListParagraph"/>
+        <w:ind w:left="1797"/>
+        <w:rPr>
+          <w:rFonts w:ascii="Segoe UI Light" w:hAnsi="Segoe UI Light" w:cs="Segoe UI Light"/>
+        </w:rPr>
+      </w:pPr>
+      <w:r>
+        <w:rPr>
+          <w:rFonts w:ascii="Segoe UI Light" w:hAnsi="Segoe UI Light" w:cs="Segoe UI Light"/>
+          <w:b/>
+          <w:bCs/>
+        </w:rPr>
+        <w:t>Purpose</w:t>
+      </w:r>
+      <w:r>
+        <w:rPr>
+          <w:rFonts w:ascii="Segoe UI Light" w:hAnsi="Segoe UI Light" w:cs="Segoe UI Light"/>
+        </w:rPr>
+        <w:t xml:space="preserve">: To reach the heart of all listeners. </w:t>
+      </w:r>
+      <w:r>
+        <w:rPr>
+          <w:rFonts w:ascii="Segoe UI Light" w:hAnsi="Segoe UI Light" w:cs="Segoe UI Light"/>
+        </w:rPr>
+        <w:t>To seed doubts and distrust in the hearts of people and move them to disobey Jehovah through his representative.</w:t>
+      </w:r>
+    </w:p>
+    <w:p>
+      <w:pPr>
+        <w:pStyle w:val="ListParagraph"/>
+        <w:ind w:left="1797"/>
+        <w:rPr>
+          <w:rFonts w:ascii="Segoe UI Light" w:hAnsi="Segoe UI Light" w:cs="Segoe UI Light"/>
+        </w:rPr>
+      </w:pPr>
+      <w:r>
+        <w:rPr>
+          <w:rFonts w:ascii="Segoe UI Light" w:hAnsi="Segoe UI Light" w:cs="Segoe UI Light"/>
+        </w:rPr>
+        <w:t>Is it not true that the challenges we face in life at times have the same effect on us?</w:t>
+      </w:r>
+    </w:p>
+    <w:p>
+      <w:pPr>
+        <w:ind w:left="360"/>
+        <w:rPr>
+          <w:rFonts w:ascii="Segoe UI Light" w:hAnsi="Segoe UI Light" w:cs="Segoe UI Light"/>
+        </w:rPr>
+      </w:pPr>
+      <w:r>
+        <w:rPr>
+          <w:rFonts w:ascii="Segoe UI Light" w:hAnsi="Segoe UI Light" w:cs="Segoe UI Light"/>
+        </w:rPr>
+        <w:tab/>
+      </w:r>
+      <w:r>
+        <w:rPr>
+          <w:rFonts w:ascii="Segoe UI Light" w:hAnsi="Segoe UI Light" w:cs="Segoe UI Light"/>
+        </w:rPr>
+        <w:t>What Assyrian-like army are you facing</w:t>
+      </w:r>
+      <w:r>
+        <w:rPr>
+          <w:rFonts w:ascii="Segoe UI Light" w:hAnsi="Segoe UI Light" w:cs="Segoe UI Light"/>
+        </w:rPr>
+        <w:t xml:space="preserve"> in your personal life</w:t>
+      </w:r>
+      <w:r>
+        <w:rPr>
+          <w:rFonts w:ascii="Segoe UI Light" w:hAnsi="Segoe UI Light" w:cs="Segoe UI Light"/>
+        </w:rPr>
+        <w:t>?</w:t>
+      </w:r>
+    </w:p>
+    <w:p>
+      <w:pPr>
+        <w:ind w:left="360"/>
         <w:rPr>
           <w:rFonts w:ascii="Segoe UI Light" w:hAnsi="Segoe UI Light" w:cs="Segoe UI Light"/>
         </w:rPr>
@@ -1491,6 +2077,208 @@
     </w:lvl>
   </w:abstractNum>
   <w:abstractNum w:abstractNumId="3" w15:restartNumberingAfterBreak="0">
+    <w:nsid w:val="1C535D0B"/>
+    <w:multiLevelType w:val="hybridMultilevel"/>
+    <w:tmpl w:val="8A64A996"/>
+    <w:lvl w:ilvl="0" w:tplc="10090003">
+      <w:start w:val="1"/>
+      <w:numFmt w:val="bullet"/>
+      <w:lvlText w:val="o"/>
+      <w:lvlJc w:val="left"/>
+      <w:pPr>
+        <w:ind w:left="2157" w:hanging="360"/>
+      </w:pPr>
+      <w:rPr>
+        <w:rFonts w:ascii="Courier New" w:hAnsi="Courier New" w:cs="Courier New" w:hint="default"/>
+      </w:rPr>
+    </w:lvl>
+    <w:lvl w:ilvl="1" w:tplc="10090003" w:tentative="1">
+      <w:start w:val="1"/>
+      <w:numFmt w:val="bullet"/>
+      <w:lvlText w:val="o"/>
+      <w:lvlJc w:val="left"/>
+      <w:pPr>
+        <w:ind w:left="2877" w:hanging="360"/>
+      </w:pPr>
+      <w:rPr>
+        <w:rFonts w:ascii="Courier New" w:hAnsi="Courier New" w:cs="Courier New" w:hint="default"/>
+      </w:rPr>
+    </w:lvl>
+    <w:lvl w:ilvl="2" w:tplc="10090005" w:tentative="1">
+      <w:start w:val="1"/>
+      <w:numFmt w:val="bullet"/>
+      <w:lvlText w:val=""/>
+      <w:lvlJc w:val="left"/>
+      <w:pPr>
+        <w:ind w:left="3597" w:hanging="360"/>
+      </w:pPr>
+      <w:rPr>
+        <w:rFonts w:ascii="Wingdings" w:hAnsi="Wingdings" w:hint="default"/>
+      </w:rPr>
+    </w:lvl>
+    <w:lvl w:ilvl="3" w:tplc="10090001" w:tentative="1">
+      <w:start w:val="1"/>
+      <w:numFmt w:val="bullet"/>
+      <w:lvlText w:val=""/>
+      <w:lvlJc w:val="left"/>
+      <w:pPr>
+        <w:ind w:left="4317" w:hanging="360"/>
+      </w:pPr>
+      <w:rPr>
+        <w:rFonts w:ascii="Symbol" w:hAnsi="Symbol" w:hint="default"/>
+      </w:rPr>
+    </w:lvl>
+    <w:lvl w:ilvl="4" w:tplc="10090003" w:tentative="1">
+      <w:start w:val="1"/>
+      <w:numFmt w:val="bullet"/>
+      <w:lvlText w:val="o"/>
+      <w:lvlJc w:val="left"/>
+      <w:pPr>
+        <w:ind w:left="5037" w:hanging="360"/>
+      </w:pPr>
+      <w:rPr>
+        <w:rFonts w:ascii="Courier New" w:hAnsi="Courier New" w:cs="Courier New" w:hint="default"/>
+      </w:rPr>
+    </w:lvl>
+    <w:lvl w:ilvl="5" w:tplc="10090005" w:tentative="1">
+      <w:start w:val="1"/>
+      <w:numFmt w:val="bullet"/>
+      <w:lvlText w:val=""/>
+      <w:lvlJc w:val="left"/>
+      <w:pPr>
+        <w:ind w:left="5757" w:hanging="360"/>
+      </w:pPr>
+      <w:rPr>
+        <w:rFonts w:ascii="Wingdings" w:hAnsi="Wingdings" w:hint="default"/>
+      </w:rPr>
+    </w:lvl>
+    <w:lvl w:ilvl="6" w:tplc="10090001" w:tentative="1">
+      <w:start w:val="1"/>
+      <w:numFmt w:val="bullet"/>
+      <w:lvlText w:val=""/>
+      <w:lvlJc w:val="left"/>
+      <w:pPr>
+        <w:ind w:left="6477" w:hanging="360"/>
+      </w:pPr>
+      <w:rPr>
+        <w:rFonts w:ascii="Symbol" w:hAnsi="Symbol" w:hint="default"/>
+      </w:rPr>
+    </w:lvl>
+    <w:lvl w:ilvl="7" w:tplc="10090003" w:tentative="1">
+      <w:start w:val="1"/>
+      <w:numFmt w:val="bullet"/>
+      <w:lvlText w:val="o"/>
+      <w:lvlJc w:val="left"/>
+      <w:pPr>
+        <w:ind w:left="7197" w:hanging="360"/>
+      </w:pPr>
+      <w:rPr>
+        <w:rFonts w:ascii="Courier New" w:hAnsi="Courier New" w:cs="Courier New" w:hint="default"/>
+      </w:rPr>
+    </w:lvl>
+    <w:lvl w:ilvl="8" w:tplc="10090005" w:tentative="1">
+      <w:start w:val="1"/>
+      <w:numFmt w:val="bullet"/>
+      <w:lvlText w:val=""/>
+      <w:lvlJc w:val="left"/>
+      <w:pPr>
+        <w:ind w:left="7917" w:hanging="360"/>
+      </w:pPr>
+      <w:rPr>
+        <w:rFonts w:ascii="Wingdings" w:hAnsi="Wingdings" w:hint="default"/>
+      </w:rPr>
+    </w:lvl>
+  </w:abstractNum>
+  <w:abstractNum w:abstractNumId="4" w15:restartNumberingAfterBreak="0">
+    <w:nsid w:val="249F2707"/>
+    <w:multiLevelType w:val="hybridMultilevel"/>
+    <w:tmpl w:val="6A048F76"/>
+    <w:lvl w:ilvl="0" w:tplc="70B44460">
+      <w:start w:val="2"/>
+      <w:numFmt w:val="decimal"/>
+      <w:lvlText w:val="%1"/>
+      <w:lvlJc w:val="left"/>
+      <w:pPr>
+        <w:ind w:left="1080" w:hanging="360"/>
+      </w:pPr>
+      <w:rPr>
+        <w:rFonts w:hint="default"/>
+      </w:rPr>
+    </w:lvl>
+    <w:lvl w:ilvl="1" w:tplc="10090019" w:tentative="1">
+      <w:start w:val="1"/>
+      <w:numFmt w:val="lowerLetter"/>
+      <w:lvlText w:val="%2."/>
+      <w:lvlJc w:val="left"/>
+      <w:pPr>
+        <w:ind w:left="1800" w:hanging="360"/>
+      </w:pPr>
+    </w:lvl>
+    <w:lvl w:ilvl="2" w:tplc="1009001B" w:tentative="1">
+      <w:start w:val="1"/>
+      <w:numFmt w:val="lowerRoman"/>
+      <w:lvlText w:val="%3."/>
+      <w:lvlJc w:val="right"/>
+      <w:pPr>
+        <w:ind w:left="2520" w:hanging="180"/>
+      </w:pPr>
+    </w:lvl>
+    <w:lvl w:ilvl="3" w:tplc="1009000F" w:tentative="1">
+      <w:start w:val="1"/>
+      <w:numFmt w:val="decimal"/>
+      <w:lvlText w:val="%4."/>
+      <w:lvlJc w:val="left"/>
+      <w:pPr>
+        <w:ind w:left="3240" w:hanging="360"/>
+      </w:pPr>
+    </w:lvl>
+    <w:lvl w:ilvl="4" w:tplc="10090019" w:tentative="1">
+      <w:start w:val="1"/>
+      <w:numFmt w:val="lowerLetter"/>
+      <w:lvlText w:val="%5."/>
+      <w:lvlJc w:val="left"/>
+      <w:pPr>
+        <w:ind w:left="3960" w:hanging="360"/>
+      </w:pPr>
+    </w:lvl>
+    <w:lvl w:ilvl="5" w:tplc="1009001B" w:tentative="1">
+      <w:start w:val="1"/>
+      <w:numFmt w:val="lowerRoman"/>
+      <w:lvlText w:val="%6."/>
+      <w:lvlJc w:val="right"/>
+      <w:pPr>
+        <w:ind w:left="4680" w:hanging="180"/>
+      </w:pPr>
+    </w:lvl>
+    <w:lvl w:ilvl="6" w:tplc="1009000F" w:tentative="1">
+      <w:start w:val="1"/>
+      <w:numFmt w:val="decimal"/>
+      <w:lvlText w:val="%7."/>
+      <w:lvlJc w:val="left"/>
+      <w:pPr>
+        <w:ind w:left="5400" w:hanging="360"/>
+      </w:pPr>
+    </w:lvl>
+    <w:lvl w:ilvl="7" w:tplc="10090019" w:tentative="1">
+      <w:start w:val="1"/>
+      <w:numFmt w:val="lowerLetter"/>
+      <w:lvlText w:val="%8."/>
+      <w:lvlJc w:val="left"/>
+      <w:pPr>
+        <w:ind w:left="6120" w:hanging="360"/>
+      </w:pPr>
+    </w:lvl>
+    <w:lvl w:ilvl="8" w:tplc="1009001B" w:tentative="1">
+      <w:start w:val="1"/>
+      <w:numFmt w:val="lowerRoman"/>
+      <w:lvlText w:val="%9."/>
+      <w:lvlJc w:val="right"/>
+      <w:pPr>
+        <w:ind w:left="6840" w:hanging="180"/>
+      </w:pPr>
+    </w:lvl>
+  </w:abstractNum>
+  <w:abstractNum w:abstractNumId="5" w15:restartNumberingAfterBreak="0">
     <w:nsid w:val="24A80059"/>
     <w:multiLevelType w:val="hybridMultilevel"/>
     <w:tmpl w:val="11B24C7E"/>
@@ -1603,7 +2391,7 @@
       </w:rPr>
     </w:lvl>
   </w:abstractNum>
-  <w:abstractNum w:abstractNumId="4" w15:restartNumberingAfterBreak="0">
+  <w:abstractNum w:abstractNumId="6" w15:restartNumberingAfterBreak="0">
     <w:nsid w:val="29F30EFE"/>
     <w:multiLevelType w:val="hybridMultilevel"/>
     <w:tmpl w:val="8D849220"/>
@@ -1716,7 +2504,120 @@
       </w:rPr>
     </w:lvl>
   </w:abstractNum>
-  <w:abstractNum w:abstractNumId="5" w15:restartNumberingAfterBreak="0">
+  <w:abstractNum w:abstractNumId="7" w15:restartNumberingAfterBreak="0">
+    <w:nsid w:val="307F4271"/>
+    <w:multiLevelType w:val="hybridMultilevel"/>
+    <w:tmpl w:val="6650950A"/>
+    <w:lvl w:ilvl="0" w:tplc="FFFFFFFF">
+      <w:start w:val="1"/>
+      <w:numFmt w:val="bullet"/>
+      <w:lvlText w:val=""/>
+      <w:lvlJc w:val="left"/>
+      <w:pPr>
+        <w:ind w:left="1440" w:hanging="360"/>
+      </w:pPr>
+      <w:rPr>
+        <w:rFonts w:ascii="Wingdings" w:hAnsi="Wingdings" w:hint="default"/>
+      </w:rPr>
+    </w:lvl>
+    <w:lvl w:ilvl="1" w:tplc="FFFFFFFF">
+      <w:start w:val="1"/>
+      <w:numFmt w:val="bullet"/>
+      <w:lvlText w:val="o"/>
+      <w:lvlJc w:val="left"/>
+      <w:pPr>
+        <w:ind w:left="2160" w:hanging="360"/>
+      </w:pPr>
+      <w:rPr>
+        <w:rFonts w:ascii="Courier New" w:hAnsi="Courier New" w:cs="Courier New" w:hint="default"/>
+      </w:rPr>
+    </w:lvl>
+    <w:lvl w:ilvl="2" w:tplc="10090003">
+      <w:start w:val="1"/>
+      <w:numFmt w:val="bullet"/>
+      <w:lvlText w:val="o"/>
+      <w:lvlJc w:val="left"/>
+      <w:pPr>
+        <w:ind w:left="2160" w:hanging="360"/>
+      </w:pPr>
+      <w:rPr>
+        <w:rFonts w:ascii="Courier New" w:hAnsi="Courier New" w:cs="Courier New" w:hint="default"/>
+      </w:rPr>
+    </w:lvl>
+    <w:lvl w:ilvl="3" w:tplc="FFFFFFFF">
+      <w:start w:val="1"/>
+      <w:numFmt w:val="bullet"/>
+      <w:lvlText w:val=""/>
+      <w:lvlJc w:val="left"/>
+      <w:pPr>
+        <w:ind w:left="3600" w:hanging="360"/>
+      </w:pPr>
+      <w:rPr>
+        <w:rFonts w:ascii="Symbol" w:hAnsi="Symbol" w:hint="default"/>
+      </w:rPr>
+    </w:lvl>
+    <w:lvl w:ilvl="4" w:tplc="FFFFFFFF" w:tentative="1">
+      <w:start w:val="1"/>
+      <w:numFmt w:val="bullet"/>
+      <w:lvlText w:val="o"/>
+      <w:lvlJc w:val="left"/>
+      <w:pPr>
+        <w:ind w:left="4320" w:hanging="360"/>
+      </w:pPr>
+      <w:rPr>
+        <w:rFonts w:ascii="Courier New" w:hAnsi="Courier New" w:cs="Courier New" w:hint="default"/>
+      </w:rPr>
+    </w:lvl>
+    <w:lvl w:ilvl="5" w:tplc="FFFFFFFF" w:tentative="1">
+      <w:start w:val="1"/>
+      <w:numFmt w:val="bullet"/>
+      <w:lvlText w:val=""/>
+      <w:lvlJc w:val="left"/>
+      <w:pPr>
+        <w:ind w:left="5040" w:hanging="360"/>
+      </w:pPr>
+      <w:rPr>
+        <w:rFonts w:ascii="Wingdings" w:hAnsi="Wingdings" w:hint="default"/>
+      </w:rPr>
+    </w:lvl>
+    <w:lvl w:ilvl="6" w:tplc="FFFFFFFF" w:tentative="1">
+      <w:start w:val="1"/>
+      <w:numFmt w:val="bullet"/>
+      <w:lvlText w:val=""/>
+      <w:lvlJc w:val="left"/>
+      <w:pPr>
+        <w:ind w:left="5760" w:hanging="360"/>
+      </w:pPr>
+      <w:rPr>
+        <w:rFonts w:ascii="Symbol" w:hAnsi="Symbol" w:hint="default"/>
+      </w:rPr>
+    </w:lvl>
+    <w:lvl w:ilvl="7" w:tplc="FFFFFFFF" w:tentative="1">
+      <w:start w:val="1"/>
+      <w:numFmt w:val="bullet"/>
+      <w:lvlText w:val="o"/>
+      <w:lvlJc w:val="left"/>
+      <w:pPr>
+        <w:ind w:left="6480" w:hanging="360"/>
+      </w:pPr>
+      <w:rPr>
+        <w:rFonts w:ascii="Courier New" w:hAnsi="Courier New" w:cs="Courier New" w:hint="default"/>
+      </w:rPr>
+    </w:lvl>
+    <w:lvl w:ilvl="8" w:tplc="FFFFFFFF" w:tentative="1">
+      <w:start w:val="1"/>
+      <w:numFmt w:val="bullet"/>
+      <w:lvlText w:val=""/>
+      <w:lvlJc w:val="left"/>
+      <w:pPr>
+        <w:ind w:left="7200" w:hanging="360"/>
+      </w:pPr>
+      <w:rPr>
+        <w:rFonts w:ascii="Wingdings" w:hAnsi="Wingdings" w:hint="default"/>
+      </w:rPr>
+    </w:lvl>
+  </w:abstractNum>
+  <w:abstractNum w:abstractNumId="8" w15:restartNumberingAfterBreak="0">
     <w:nsid w:val="3E4E7E1D"/>
     <w:multiLevelType w:val="hybridMultilevel"/>
     <w:tmpl w:val="C4183DF8"/>
@@ -1829,7 +2730,7 @@
       </w:rPr>
     </w:lvl>
   </w:abstractNum>
-  <w:abstractNum w:abstractNumId="6" w15:restartNumberingAfterBreak="0">
+  <w:abstractNum w:abstractNumId="9" w15:restartNumberingAfterBreak="0">
     <w:nsid w:val="3EC24676"/>
     <w:multiLevelType w:val="hybridMultilevel"/>
     <w:tmpl w:val="AD10C83C"/>
@@ -1915,7 +2816,7 @@
       </w:pPr>
     </w:lvl>
   </w:abstractNum>
-  <w:abstractNum w:abstractNumId="7" w15:restartNumberingAfterBreak="0">
+  <w:abstractNum w:abstractNumId="10" w15:restartNumberingAfterBreak="0">
     <w:nsid w:val="69010C8B"/>
     <w:multiLevelType w:val="hybridMultilevel"/>
     <w:tmpl w:val="AB9ACF8C"/>
@@ -2028,7 +2929,7 @@
       </w:rPr>
     </w:lvl>
   </w:abstractNum>
-  <w:abstractNum w:abstractNumId="8" w15:restartNumberingAfterBreak="0">
+  <w:abstractNum w:abstractNumId="11" w15:restartNumberingAfterBreak="0">
     <w:nsid w:val="72236AAD"/>
     <w:multiLevelType w:val="hybridMultilevel"/>
     <w:tmpl w:val="1FF8BAB6"/>
@@ -2141,7 +3042,120 @@
       </w:rPr>
     </w:lvl>
   </w:abstractNum>
-  <w:abstractNum w:abstractNumId="9" w15:restartNumberingAfterBreak="0">
+  <w:abstractNum w:abstractNumId="12" w15:restartNumberingAfterBreak="0">
+    <w:nsid w:val="74CF7FBC"/>
+    <w:multiLevelType w:val="hybridMultilevel"/>
+    <w:tmpl w:val="454E1412"/>
+    <w:lvl w:ilvl="0" w:tplc="10090005">
+      <w:start w:val="1"/>
+      <w:numFmt w:val="bullet"/>
+      <w:lvlText w:val=""/>
+      <w:lvlJc w:val="left"/>
+      <w:pPr>
+        <w:ind w:left="1440" w:hanging="360"/>
+      </w:pPr>
+      <w:rPr>
+        <w:rFonts w:ascii="Wingdings" w:hAnsi="Wingdings" w:hint="default"/>
+      </w:rPr>
+    </w:lvl>
+    <w:lvl w:ilvl="1" w:tplc="10090003">
+      <w:start w:val="1"/>
+      <w:numFmt w:val="bullet"/>
+      <w:lvlText w:val="o"/>
+      <w:lvlJc w:val="left"/>
+      <w:pPr>
+        <w:ind w:left="2160" w:hanging="360"/>
+      </w:pPr>
+      <w:rPr>
+        <w:rFonts w:ascii="Courier New" w:hAnsi="Courier New" w:cs="Courier New" w:hint="default"/>
+      </w:rPr>
+    </w:lvl>
+    <w:lvl w:ilvl="2" w:tplc="10090005">
+      <w:start w:val="1"/>
+      <w:numFmt w:val="bullet"/>
+      <w:lvlText w:val=""/>
+      <w:lvlJc w:val="left"/>
+      <w:pPr>
+        <w:ind w:left="2880" w:hanging="360"/>
+      </w:pPr>
+      <w:rPr>
+        <w:rFonts w:ascii="Wingdings" w:hAnsi="Wingdings" w:hint="default"/>
+      </w:rPr>
+    </w:lvl>
+    <w:lvl w:ilvl="3" w:tplc="10090001" w:tentative="1">
+      <w:start w:val="1"/>
+      <w:numFmt w:val="bullet"/>
+      <w:lvlText w:val=""/>
+      <w:lvlJc w:val="left"/>
+      <w:pPr>
+        <w:ind w:left="3600" w:hanging="360"/>
+      </w:pPr>
+      <w:rPr>
+        <w:rFonts w:ascii="Symbol" w:hAnsi="Symbol" w:hint="default"/>
+      </w:rPr>
+    </w:lvl>
+    <w:lvl w:ilvl="4" w:tplc="10090003" w:tentative="1">
+      <w:start w:val="1"/>
+      <w:numFmt w:val="bullet"/>
+      <w:lvlText w:val="o"/>
+      <w:lvlJc w:val="left"/>
+      <w:pPr>
+        <w:ind w:left="4320" w:hanging="360"/>
+      </w:pPr>
+      <w:rPr>
+        <w:rFonts w:ascii="Courier New" w:hAnsi="Courier New" w:cs="Courier New" w:hint="default"/>
+      </w:rPr>
+    </w:lvl>
+    <w:lvl w:ilvl="5" w:tplc="10090005" w:tentative="1">
+      <w:start w:val="1"/>
+      <w:numFmt w:val="bullet"/>
+      <w:lvlText w:val=""/>
+      <w:lvlJc w:val="left"/>
+      <w:pPr>
+        <w:ind w:left="5040" w:hanging="360"/>
+      </w:pPr>
+      <w:rPr>
+        <w:rFonts w:ascii="Wingdings" w:hAnsi="Wingdings" w:hint="default"/>
+      </w:rPr>
+    </w:lvl>
+    <w:lvl w:ilvl="6" w:tplc="10090001" w:tentative="1">
+      <w:start w:val="1"/>
+      <w:numFmt w:val="bullet"/>
+      <w:lvlText w:val=""/>
+      <w:lvlJc w:val="left"/>
+      <w:pPr>
+        <w:ind w:left="5760" w:hanging="360"/>
+      </w:pPr>
+      <w:rPr>
+        <w:rFonts w:ascii="Symbol" w:hAnsi="Symbol" w:hint="default"/>
+      </w:rPr>
+    </w:lvl>
+    <w:lvl w:ilvl="7" w:tplc="10090003" w:tentative="1">
+      <w:start w:val="1"/>
+      <w:numFmt w:val="bullet"/>
+      <w:lvlText w:val="o"/>
+      <w:lvlJc w:val="left"/>
+      <w:pPr>
+        <w:ind w:left="6480" w:hanging="360"/>
+      </w:pPr>
+      <w:rPr>
+        <w:rFonts w:ascii="Courier New" w:hAnsi="Courier New" w:cs="Courier New" w:hint="default"/>
+      </w:rPr>
+    </w:lvl>
+    <w:lvl w:ilvl="8" w:tplc="10090005" w:tentative="1">
+      <w:start w:val="1"/>
+      <w:numFmt w:val="bullet"/>
+      <w:lvlText w:val=""/>
+      <w:lvlJc w:val="left"/>
+      <w:pPr>
+        <w:ind w:left="7200" w:hanging="360"/>
+      </w:pPr>
+      <w:rPr>
+        <w:rFonts w:ascii="Wingdings" w:hAnsi="Wingdings" w:hint="default"/>
+      </w:rPr>
+    </w:lvl>
+  </w:abstractNum>
+  <w:abstractNum w:abstractNumId="13" w15:restartNumberingAfterBreak="0">
     <w:nsid w:val="754071D0"/>
     <w:multiLevelType w:val="hybridMultilevel"/>
     <w:tmpl w:val="3698CDEC"/>
@@ -2227,7 +3241,7 @@
       </w:pPr>
     </w:lvl>
   </w:abstractNum>
-  <w:abstractNum w:abstractNumId="10" w15:restartNumberingAfterBreak="0">
+  <w:abstractNum w:abstractNumId="14" w15:restartNumberingAfterBreak="0">
     <w:nsid w:val="7F6C1CAC"/>
     <w:multiLevelType w:val="hybridMultilevel"/>
     <w:tmpl w:val="4E3EFFE6"/>
@@ -2341,37 +3355,49 @@
     </w:lvl>
   </w:abstractNum>
   <w:num w:numId="1" w16cid:durableId="1200126119">
-    <w:abstractNumId w:val="8"/>
+    <w:abstractNumId w:val="11"/>
   </w:num>
   <w:num w:numId="2" w16cid:durableId="2142964796">
     <w:abstractNumId w:val="1"/>
   </w:num>
   <w:num w:numId="3" w16cid:durableId="1686126829">
+    <w:abstractNumId w:val="13"/>
+  </w:num>
+  <w:num w:numId="4" w16cid:durableId="9256738">
     <w:abstractNumId w:val="9"/>
   </w:num>
-  <w:num w:numId="4" w16cid:durableId="9256738">
-    <w:abstractNumId w:val="6"/>
-  </w:num>
   <w:num w:numId="5" w16cid:durableId="1929270298">
-    <w:abstractNumId w:val="3"/>
+    <w:abstractNumId w:val="5"/>
   </w:num>
   <w:num w:numId="6" w16cid:durableId="1283686131">
     <w:abstractNumId w:val="0"/>
   </w:num>
   <w:num w:numId="7" w16cid:durableId="1973510224">
-    <w:abstractNumId w:val="4"/>
+    <w:abstractNumId w:val="6"/>
   </w:num>
   <w:num w:numId="8" w16cid:durableId="1322386662">
     <w:abstractNumId w:val="2"/>
   </w:num>
   <w:num w:numId="9" w16cid:durableId="1623069594">
-    <w:abstractNumId w:val="5"/>
+    <w:abstractNumId w:val="8"/>
   </w:num>
   <w:num w:numId="10" w16cid:durableId="389547150">
-    <w:abstractNumId w:val="7"/>
+    <w:abstractNumId w:val="10"/>
   </w:num>
   <w:num w:numId="11" w16cid:durableId="258147424">
-    <w:abstractNumId w:val="10"/>
+    <w:abstractNumId w:val="14"/>
+  </w:num>
+  <w:num w:numId="12" w16cid:durableId="1740980150">
+    <w:abstractNumId w:val="12"/>
+  </w:num>
+  <w:num w:numId="13" w16cid:durableId="1889342876">
+    <w:abstractNumId w:val="4"/>
+  </w:num>
+  <w:num w:numId="14" w16cid:durableId="253057507">
+    <w:abstractNumId w:val="3"/>
+  </w:num>
+  <w:num w:numId="15" w16cid:durableId="484205992">
+    <w:abstractNumId w:val="7"/>
   </w:num>
 </w:numbering>
 </file>

--- a/Public Talks/No 147/No 147.docx
+++ b/Public Talks/No 147/No 147.docx
@@ -938,17 +938,21 @@
     </w:p>
     <w:p>
       <w:pPr>
-        <w:pStyle w:val="ListParagraph"/>
-        <w:numPr>
-          <w:ilvl w:val="0"/>
-          <w:numId w:val="13"/>
-        </w:numPr>
+        <w:ind w:left="720"/>
         <w:rPr>
           <w:rFonts w:ascii="Segoe UI Light" w:hAnsi="Segoe UI Light" w:cs="Segoe UI Light"/>
           <w:b/>
           <w:bCs/>
         </w:rPr>
       </w:pPr>
+      <w:r>
+        <w:rPr>
+          <w:rFonts w:ascii="Segoe UI Light" w:hAnsi="Segoe UI Light" w:cs="Segoe UI Light"/>
+          <w:b/>
+          <w:bCs/>
+        </w:rPr>
+        <w:t xml:space="preserve">2 </w:t>
+      </w:r>
       <w:r>
         <w:rPr>
           <w:rFonts w:ascii="Segoe UI Light" w:hAnsi="Segoe UI Light" w:cs="Segoe UI Light"/>
@@ -1041,16 +1045,14 @@
         <w:ind w:left="1800"/>
         <w:rPr>
           <w:rFonts w:ascii="Segoe UI Light" w:hAnsi="Segoe UI Light" w:cs="Segoe UI Light"/>
+        </w:rPr>
+      </w:pPr>
+      <w:r>
+        <w:rPr>
+          <w:rFonts w:ascii="Segoe UI Light" w:hAnsi="Segoe UI Light" w:cs="Segoe UI Light"/>
           <w:b/>
           <w:bCs/>
         </w:rPr>
-      </w:pPr>
-      <w:r>
-        <w:rPr>
-          <w:rFonts w:ascii="Segoe UI Light" w:hAnsi="Segoe UI Light" w:cs="Segoe UI Light"/>
-          <w:b/>
-          <w:bCs/>
-        </w:rPr>
         <w:t>Purpose</w:t>
       </w:r>
       <w:r>
@@ -1088,6 +1090,29 @@
           <w:rFonts w:ascii="Segoe UI Light" w:hAnsi="Segoe UI Light" w:cs="Segoe UI Light"/>
         </w:rPr>
         <w:t>s and create division among the people</w:t>
+      </w:r>
+      <w:r>
+        <w:rPr>
+          <w:rFonts w:ascii="Segoe UI Light" w:hAnsi="Segoe UI Light" w:cs="Segoe UI Light"/>
+        </w:rPr>
+        <w:t>.</w:t>
+      </w:r>
+    </w:p>
+    <w:p>
+      <w:pPr>
+        <w:pStyle w:val="ListParagraph"/>
+        <w:ind w:left="2160"/>
+        <w:rPr>
+          <w:rFonts w:ascii="Segoe UI Light" w:hAnsi="Segoe UI Light" w:cs="Segoe UI Light"/>
+          <w:color w:val="EE0000"/>
+        </w:rPr>
+      </w:pPr>
+      <w:r>
+        <w:rPr>
+          <w:rFonts w:ascii="Segoe UI Light" w:hAnsi="Segoe UI Light" w:cs="Segoe UI Light"/>
+          <w:color w:val="EE0000"/>
+        </w:rPr>
+        <w:t>Do we face similar threat today?</w:t>
       </w:r>
     </w:p>
     <w:p>
@@ -1097,6 +1122,7 @@
           <w:ilvl w:val="2"/>
           <w:numId w:val="15"/>
         </w:numPr>
+        <w:ind w:left="2512" w:hanging="357"/>
         <w:rPr>
           <w:rFonts w:ascii="Segoe UI Light" w:hAnsi="Segoe UI Light" w:cs="Segoe UI Light"/>
           <w:b/>
@@ -1123,6 +1149,7 @@
           <w:ilvl w:val="2"/>
           <w:numId w:val="15"/>
         </w:numPr>
+        <w:ind w:left="2512" w:hanging="357"/>
         <w:rPr>
           <w:rFonts w:ascii="Segoe UI Light" w:hAnsi="Segoe UI Light" w:cs="Segoe UI Light"/>
           <w:b/>
@@ -1143,6 +1170,7 @@
           <w:ilvl w:val="2"/>
           <w:numId w:val="15"/>
         </w:numPr>
+        <w:ind w:left="2512" w:hanging="357"/>
         <w:rPr>
           <w:rFonts w:ascii="Segoe UI Light" w:hAnsi="Segoe UI Light" w:cs="Segoe UI Light"/>
           <w:b/>
@@ -1204,7 +1232,7 @@
     <w:p>
       <w:pPr>
         <w:pStyle w:val="ListParagraph"/>
-        <w:ind w:left="1797"/>
+        <w:ind w:left="2517" w:hanging="720"/>
         <w:rPr>
           <w:rFonts w:ascii="Segoe UI Light" w:hAnsi="Segoe UI Light" w:cs="Segoe UI Light"/>
         </w:rPr>
@@ -1234,6 +1262,23 @@
           <w:rFonts w:ascii="Segoe UI Light" w:hAnsi="Segoe UI Light" w:cs="Segoe UI Light"/>
         </w:rPr>
         <w:t>.</w:t>
+      </w:r>
+    </w:p>
+    <w:p>
+      <w:pPr>
+        <w:pStyle w:val="ListParagraph"/>
+        <w:ind w:left="2160"/>
+        <w:rPr>
+          <w:rFonts w:ascii="Segoe UI Light" w:hAnsi="Segoe UI Light" w:cs="Segoe UI Light"/>
+          <w:color w:val="EE0000"/>
+        </w:rPr>
+      </w:pPr>
+      <w:r>
+        <w:rPr>
+          <w:rFonts w:ascii="Segoe UI Light" w:hAnsi="Segoe UI Light" w:cs="Segoe UI Light"/>
+          <w:color w:val="EE0000"/>
+        </w:rPr>
+        <w:t>Do we face similar threat today?</w:t>
       </w:r>
     </w:p>
     <w:p>
@@ -1371,43 +1416,19 @@
     <w:p>
       <w:pPr>
         <w:pStyle w:val="ListParagraph"/>
-        <w:numPr>
-          <w:ilvl w:val="1"/>
-          <w:numId w:val="12"/>
-        </w:numPr>
-        <w:rPr>
-          <w:rFonts w:ascii="Segoe UI Light" w:hAnsi="Segoe UI Light" w:cs="Segoe UI Light"/>
-        </w:rPr>
-      </w:pPr>
-      <w:r>
-        <w:rPr>
-          <w:rFonts w:ascii="Segoe UI Light" w:hAnsi="Segoe UI Light" w:cs="Segoe UI Light"/>
-        </w:rPr>
-        <w:t>Philosoph</w:t>
-      </w:r>
-      <w:r>
-        <w:rPr>
-          <w:rFonts w:ascii="Segoe UI Light" w:hAnsi="Segoe UI Light" w:cs="Segoe UI Light"/>
-        </w:rPr>
-        <w:t>ies</w:t>
-      </w:r>
-      <w:r>
-        <w:rPr>
-          <w:rFonts w:ascii="Segoe UI Light" w:hAnsi="Segoe UI Light" w:cs="Segoe UI Light"/>
-        </w:rPr>
-        <w:t xml:space="preserve"> </w:t>
-      </w:r>
-      <w:r>
-        <w:rPr>
-          <w:rFonts w:ascii="Segoe UI Light" w:hAnsi="Segoe UI Light" w:cs="Segoe UI Light"/>
-        </w:rPr>
-        <w:t>and theories of this world</w:t>
-      </w:r>
-      <w:r>
-        <w:rPr>
-          <w:rFonts w:ascii="Segoe UI Light" w:hAnsi="Segoe UI Light" w:cs="Segoe UI Light"/>
-        </w:rPr>
-        <w:t>. They go as far as questioning the very existence of God.</w:t>
+        <w:ind w:left="2160"/>
+        <w:rPr>
+          <w:rFonts w:ascii="Segoe UI Light" w:hAnsi="Segoe UI Light" w:cs="Segoe UI Light"/>
+          <w:color w:val="EE0000"/>
+        </w:rPr>
+      </w:pPr>
+      <w:r>
+        <w:rPr>
+          <w:rFonts w:ascii="Segoe UI Light" w:hAnsi="Segoe UI Light" w:cs="Segoe UI Light"/>
+          <w:color w:val="EE0000"/>
+        </w:rPr>
+        <w:lastRenderedPageBreak/>
+        <w:t>Do we face similar threat today?</w:t>
       </w:r>
     </w:p>
     <w:p>
@@ -1417,15 +1438,58 @@
           <w:ilvl w:val="1"/>
           <w:numId w:val="12"/>
         </w:numPr>
-        <w:rPr>
-          <w:rFonts w:ascii="Segoe UI Light" w:hAnsi="Segoe UI Light" w:cs="Segoe UI Light"/>
-        </w:rPr>
-      </w:pPr>
-      <w:r>
-        <w:rPr>
-          <w:rFonts w:ascii="Segoe UI Light" w:hAnsi="Segoe UI Light" w:cs="Segoe UI Light"/>
-        </w:rPr>
-        <w:lastRenderedPageBreak/>
+        <w:ind w:left="2512" w:hanging="357"/>
+        <w:rPr>
+          <w:rFonts w:ascii="Segoe UI Light" w:hAnsi="Segoe UI Light" w:cs="Segoe UI Light"/>
+        </w:rPr>
+      </w:pPr>
+      <w:r>
+        <w:rPr>
+          <w:rFonts w:ascii="Segoe UI Light" w:hAnsi="Segoe UI Light" w:cs="Segoe UI Light"/>
+        </w:rPr>
+        <w:t>Philosoph</w:t>
+      </w:r>
+      <w:r>
+        <w:rPr>
+          <w:rFonts w:ascii="Segoe UI Light" w:hAnsi="Segoe UI Light" w:cs="Segoe UI Light"/>
+        </w:rPr>
+        <w:t>ies</w:t>
+      </w:r>
+      <w:r>
+        <w:rPr>
+          <w:rFonts w:ascii="Segoe UI Light" w:hAnsi="Segoe UI Light" w:cs="Segoe UI Light"/>
+        </w:rPr>
+        <w:t xml:space="preserve"> </w:t>
+      </w:r>
+      <w:r>
+        <w:rPr>
+          <w:rFonts w:ascii="Segoe UI Light" w:hAnsi="Segoe UI Light" w:cs="Segoe UI Light"/>
+        </w:rPr>
+        <w:t>and theories of this world</w:t>
+      </w:r>
+      <w:r>
+        <w:rPr>
+          <w:rFonts w:ascii="Segoe UI Light" w:hAnsi="Segoe UI Light" w:cs="Segoe UI Light"/>
+        </w:rPr>
+        <w:t>. They go as far as questioning the very existence of God.</w:t>
+      </w:r>
+    </w:p>
+    <w:p>
+      <w:pPr>
+        <w:pStyle w:val="ListParagraph"/>
+        <w:numPr>
+          <w:ilvl w:val="1"/>
+          <w:numId w:val="12"/>
+        </w:numPr>
+        <w:ind w:left="2512" w:hanging="357"/>
+        <w:rPr>
+          <w:rFonts w:ascii="Segoe UI Light" w:hAnsi="Segoe UI Light" w:cs="Segoe UI Light"/>
+        </w:rPr>
+      </w:pPr>
+      <w:r>
+        <w:rPr>
+          <w:rFonts w:ascii="Segoe UI Light" w:hAnsi="Segoe UI Light" w:cs="Segoe UI Light"/>
+        </w:rPr>
         <w:t>Will Jehovah actually provide what I need if I put Kingdom interest first? Or should I take matters in my own hands?</w:t>
       </w:r>
     </w:p>
@@ -1454,7 +1518,19 @@
         <w:rPr>
           <w:rFonts w:ascii="Segoe UI Light" w:hAnsi="Segoe UI Light" w:cs="Segoe UI Light"/>
         </w:rPr>
-        <w:t xml:space="preserve"> They spoke in the Hebrew language and not in the </w:t>
+        <w:t xml:space="preserve"> The</w:t>
+      </w:r>
+      <w:r>
+        <w:rPr>
+          <w:rFonts w:ascii="Segoe UI Light" w:hAnsi="Segoe UI Light" w:cs="Segoe UI Light"/>
+        </w:rPr>
+        <w:t xml:space="preserve"> Rabshakeh</w:t>
+      </w:r>
+      <w:r>
+        <w:rPr>
+          <w:rFonts w:ascii="Segoe UI Light" w:hAnsi="Segoe UI Light" w:cs="Segoe UI Light"/>
+        </w:rPr>
+        <w:t xml:space="preserve"> spoke in the Hebrew language and not in the </w:t>
       </w:r>
       <w:r>
         <w:rPr>
@@ -1506,55 +1582,280 @@
         <w:rPr>
           <w:rFonts w:ascii="Segoe UI Light" w:hAnsi="Segoe UI Light" w:cs="Segoe UI Light"/>
         </w:rPr>
-        <w:t>To seed doubts and distrust in the hearts of people and move them to disobey Jehovah through his representative.</w:t>
+        <w:t>To seed doubts and distrust in the hearts of people and move them to disobey Jehovah through his representative</w:t>
+      </w:r>
+      <w:r>
+        <w:rPr>
+          <w:rFonts w:ascii="Segoe UI Light" w:hAnsi="Segoe UI Light" w:cs="Segoe UI Light"/>
+        </w:rPr>
+        <w:t>s</w:t>
+      </w:r>
+      <w:r>
+        <w:rPr>
+          <w:rFonts w:ascii="Segoe UI Light" w:hAnsi="Segoe UI Light" w:cs="Segoe UI Light"/>
+        </w:rPr>
+        <w:t>.</w:t>
       </w:r>
     </w:p>
     <w:p>
       <w:pPr>
         <w:pStyle w:val="ListParagraph"/>
-        <w:ind w:left="1797"/>
-        <w:rPr>
-          <w:rFonts w:ascii="Segoe UI Light" w:hAnsi="Segoe UI Light" w:cs="Segoe UI Light"/>
-        </w:rPr>
-      </w:pPr>
-      <w:r>
-        <w:rPr>
-          <w:rFonts w:ascii="Segoe UI Light" w:hAnsi="Segoe UI Light" w:cs="Segoe UI Light"/>
-        </w:rPr>
-        <w:t>Is it not true that the challenges we face in life at times have the same effect on us?</w:t>
-      </w:r>
-    </w:p>
-    <w:p>
-      <w:pPr>
-        <w:ind w:left="360"/>
-        <w:rPr>
-          <w:rFonts w:ascii="Segoe UI Light" w:hAnsi="Segoe UI Light" w:cs="Segoe UI Light"/>
-        </w:rPr>
-      </w:pPr>
-      <w:r>
-        <w:rPr>
-          <w:rFonts w:ascii="Segoe UI Light" w:hAnsi="Segoe UI Light" w:cs="Segoe UI Light"/>
-        </w:rPr>
-        <w:tab/>
-      </w:r>
-      <w:r>
-        <w:rPr>
-          <w:rFonts w:ascii="Segoe UI Light" w:hAnsi="Segoe UI Light" w:cs="Segoe UI Light"/>
-        </w:rPr>
-        <w:t>What Assyrian-like army are you facing</w:t>
-      </w:r>
-      <w:r>
-        <w:rPr>
-          <w:rFonts w:ascii="Segoe UI Light" w:hAnsi="Segoe UI Light" w:cs="Segoe UI Light"/>
-        </w:rPr>
-        <w:t xml:space="preserve"> in your personal life</w:t>
-      </w:r>
-      <w:r>
-        <w:rPr>
-          <w:rFonts w:ascii="Segoe UI Light" w:hAnsi="Segoe UI Light" w:cs="Segoe UI Light"/>
+        <w:ind w:left="2517" w:hanging="720"/>
+        <w:rPr>
+          <w:rFonts w:ascii="Segoe UI Light" w:hAnsi="Segoe UI Light" w:cs="Segoe UI Light"/>
+          <w:i/>
+          <w:iCs/>
+          <w:color w:val="C00000"/>
+        </w:rPr>
+      </w:pPr>
+      <w:r>
+        <w:rPr>
+          <w:rFonts w:ascii="Segoe UI Light" w:hAnsi="Segoe UI Light" w:cs="Segoe UI Light"/>
+          <w:i/>
+          <w:iCs/>
+          <w:color w:val="C00000"/>
+        </w:rPr>
+        <w:t xml:space="preserve">Is it not true that the challenges we face in life at times have the same effect on </w:t>
+      </w:r>
+      <w:r>
+        <w:rPr>
+          <w:rFonts w:ascii="Segoe UI Light" w:hAnsi="Segoe UI Light" w:cs="Segoe UI Light"/>
+          <w:i/>
+          <w:iCs/>
+          <w:color w:val="C00000"/>
+        </w:rPr>
+        <w:t>our own hearts</w:t>
+      </w:r>
+      <w:r>
+        <w:rPr>
+          <w:rFonts w:ascii="Segoe UI Light" w:hAnsi="Segoe UI Light" w:cs="Segoe UI Light"/>
+          <w:i/>
+          <w:iCs/>
+          <w:color w:val="C00000"/>
         </w:rPr>
         <w:t>?</w:t>
       </w:r>
+    </w:p>
+    <w:p>
+      <w:pPr>
+        <w:ind w:left="1440" w:hanging="720"/>
+        <w:rPr>
+          <w:rFonts w:ascii="Segoe UI Light" w:hAnsi="Segoe UI Light" w:cs="Segoe UI Light"/>
+        </w:rPr>
+      </w:pPr>
+      <w:r>
+        <w:rPr>
+          <w:rFonts w:ascii="Segoe UI Light" w:hAnsi="Segoe UI Light" w:cs="Segoe UI Light"/>
+        </w:rPr>
+        <w:t xml:space="preserve">What Assyrian-like army </w:t>
+      </w:r>
+      <w:r>
+        <w:rPr>
+          <w:rFonts w:ascii="Segoe UI Light" w:hAnsi="Segoe UI Light" w:cs="Segoe UI Light"/>
+        </w:rPr>
+        <w:t>is besieging your integrity to Jehovah right now</w:t>
+      </w:r>
+      <w:r>
+        <w:rPr>
+          <w:rFonts w:ascii="Segoe UI Light" w:hAnsi="Segoe UI Light" w:cs="Segoe UI Light"/>
+        </w:rPr>
+        <w:t>?</w:t>
+      </w:r>
+      <w:r>
+        <w:rPr>
+          <w:rFonts w:ascii="Segoe UI Light" w:hAnsi="Segoe UI Light" w:cs="Segoe UI Light"/>
+        </w:rPr>
+        <w:t xml:space="preserve"> </w:t>
+      </w:r>
+    </w:p>
+    <w:p>
+      <w:pPr>
+        <w:pStyle w:val="ListParagraph"/>
+        <w:numPr>
+          <w:ilvl w:val="0"/>
+          <w:numId w:val="16"/>
+        </w:numPr>
+        <w:rPr>
+          <w:rFonts w:ascii="Segoe UI Light" w:hAnsi="Segoe UI Light" w:cs="Segoe UI Light"/>
+        </w:rPr>
+      </w:pPr>
+      <w:r>
+        <w:rPr>
+          <w:rFonts w:ascii="Segoe UI Light" w:hAnsi="Segoe UI Light" w:cs="Segoe UI Light"/>
+        </w:rPr>
+        <w:t>Is it outright persecution from relatives?</w:t>
+      </w:r>
+    </w:p>
+    <w:p>
+      <w:pPr>
+        <w:pStyle w:val="ListParagraph"/>
+        <w:numPr>
+          <w:ilvl w:val="0"/>
+          <w:numId w:val="16"/>
+        </w:numPr>
+        <w:rPr>
+          <w:rFonts w:ascii="Segoe UI Light" w:hAnsi="Segoe UI Light" w:cs="Segoe UI Light"/>
+        </w:rPr>
+      </w:pPr>
+      <w:r>
+        <w:rPr>
+          <w:rFonts w:ascii="Segoe UI Light" w:hAnsi="Segoe UI Light" w:cs="Segoe UI Light"/>
+        </w:rPr>
+        <w:t xml:space="preserve">Is it the </w:t>
+      </w:r>
+      <w:r>
+        <w:rPr>
+          <w:rFonts w:ascii="Segoe UI Light" w:hAnsi="Segoe UI Light" w:cs="Segoe UI Light"/>
+        </w:rPr>
+        <w:t>pressure to fit in at school or at work</w:t>
+      </w:r>
+      <w:r>
+        <w:rPr>
+          <w:rFonts w:ascii="Segoe UI Light" w:hAnsi="Segoe UI Light" w:cs="Segoe UI Light"/>
+        </w:rPr>
+        <w:t>?</w:t>
+      </w:r>
+    </w:p>
+    <w:p>
+      <w:pPr>
+        <w:pStyle w:val="ListParagraph"/>
+        <w:numPr>
+          <w:ilvl w:val="0"/>
+          <w:numId w:val="16"/>
+        </w:numPr>
+        <w:rPr>
+          <w:rFonts w:ascii="Segoe UI Light" w:hAnsi="Segoe UI Light" w:cs="Segoe UI Light"/>
+        </w:rPr>
+      </w:pPr>
+      <w:r>
+        <w:rPr>
+          <w:rFonts w:ascii="Segoe UI Light" w:hAnsi="Segoe UI Light" w:cs="Segoe UI Light"/>
+        </w:rPr>
+        <w:t>Is it the thought of leaving your spouse for unscriptural reasons</w:t>
+      </w:r>
+      <w:r>
+        <w:rPr>
+          <w:rFonts w:ascii="Segoe UI Light" w:hAnsi="Segoe UI Light" w:cs="Segoe UI Light"/>
+        </w:rPr>
+        <w:t>?</w:t>
+      </w:r>
+    </w:p>
+    <w:p>
+      <w:pPr>
+        <w:ind w:left="1440" w:hanging="720"/>
+        <w:rPr>
+          <w:rFonts w:ascii="Segoe UI Light" w:hAnsi="Segoe UI Light" w:cs="Segoe UI Light"/>
+        </w:rPr>
+      </w:pPr>
+      <w:r>
+        <w:rPr>
+          <w:rFonts w:ascii="Segoe UI Light" w:hAnsi="Segoe UI Light" w:cs="Segoe UI Light"/>
+        </w:rPr>
+        <w:t xml:space="preserve">What Assyrian-like army is besieging your integrity to </w:t>
+      </w:r>
+      <w:r>
+        <w:rPr>
+          <w:rFonts w:ascii="Segoe UI Light" w:hAnsi="Segoe UI Light" w:cs="Segoe UI Light"/>
+        </w:rPr>
+        <w:t>God at this moment</w:t>
+      </w:r>
+      <w:r>
+        <w:rPr>
+          <w:rFonts w:ascii="Segoe UI Light" w:hAnsi="Segoe UI Light" w:cs="Segoe UI Light"/>
+        </w:rPr>
+        <w:t xml:space="preserve">? </w:t>
+      </w:r>
+      <w:r>
+        <w:rPr>
+          <w:rFonts w:ascii="Segoe UI Light" w:hAnsi="Segoe UI Light" w:cs="Segoe UI Light"/>
+        </w:rPr>
+        <w:t>What can you do about it? Where can we go for salvation?</w:t>
+      </w:r>
+    </w:p>
+    <w:p>
+      <w:pPr>
+        <w:ind w:left="720" w:hanging="720"/>
+        <w:rPr>
+          <w:rFonts w:ascii="Segoe UI Light" w:hAnsi="Segoe UI Light" w:cs="Segoe UI Light"/>
+        </w:rPr>
+      </w:pPr>
+      <w:r>
+        <w:rPr>
+          <w:rFonts w:ascii="Segoe UI Light" w:hAnsi="Segoe UI Light" w:cs="Segoe UI Light"/>
+        </w:rPr>
+        <w:t>Sennacherib sent letters to Hezekiah after the Rabshakeh left to remind him of the threats</w:t>
+      </w:r>
+      <w:r>
+        <w:rPr>
+          <w:rFonts w:ascii="Segoe UI Light" w:hAnsi="Segoe UI Light" w:cs="Segoe UI Light"/>
+        </w:rPr>
+        <w:t>; there is no way out for them, just as our own trials make us feel today</w:t>
+      </w:r>
+      <w:r>
+        <w:rPr>
+          <w:rFonts w:ascii="Segoe UI Light" w:hAnsi="Segoe UI Light" w:cs="Segoe UI Light"/>
+        </w:rPr>
+        <w:t>.</w:t>
+      </w:r>
+    </w:p>
+    <w:p>
+      <w:pPr>
+        <w:ind w:left="720" w:hanging="720"/>
+        <w:rPr>
+          <w:rFonts w:ascii="Segoe UI Light" w:hAnsi="Segoe UI Light" w:cs="Segoe UI Light"/>
+        </w:rPr>
+      </w:pPr>
+      <w:r>
+        <w:rPr>
+          <w:rFonts w:ascii="Segoe UI Light" w:hAnsi="Segoe UI Light" w:cs="Segoe UI Light"/>
+        </w:rPr>
+        <w:t>Hezekiah took the letters to the temple. Why?</w:t>
+      </w:r>
+    </w:p>
+    <w:p>
+      <w:pPr>
+        <w:rPr>
+          <w:rFonts w:ascii="Segoe UI Light" w:hAnsi="Segoe UI Light" w:cs="Segoe UI Light"/>
+        </w:rPr>
+      </w:pPr>
+      <w:r>
+        <w:rPr>
+          <w:rFonts w:ascii="Segoe UI Light" w:hAnsi="Segoe UI Light" w:cs="Segoe UI Light"/>
+        </w:rPr>
+        <w:t>Let’s see what King Hezekiah did.</w:t>
+      </w:r>
+    </w:p>
+    <w:p>
+      <w:pPr>
+        <w:ind w:left="720"/>
+        <w:rPr>
+          <w:rFonts w:ascii="Segoe UI Light" w:hAnsi="Segoe UI Light" w:cs="Segoe UI Light"/>
+        </w:rPr>
+      </w:pPr>
+      <w:r>
+        <w:rPr>
+          <w:rFonts w:ascii="Segoe UI Light" w:hAnsi="Segoe UI Light" w:cs="Segoe UI Light"/>
+          <w:b/>
+          <w:bCs/>
+        </w:rPr>
+        <w:t>2 kings 19:15-19.</w:t>
+      </w:r>
+    </w:p>
+    <w:p>
+      <w:pPr>
+        <w:ind w:left="1440"/>
+        <w:rPr>
+          <w:rFonts w:ascii="Segoe UI Light" w:hAnsi="Segoe UI Light" w:cs="Segoe UI Light"/>
+        </w:rPr>
+      </w:pPr>
+    </w:p>
+    <w:p>
+      <w:pPr>
+        <w:ind w:left="1440"/>
+        <w:rPr>
+          <w:rFonts w:ascii="Segoe UI Light" w:hAnsi="Segoe UI Light" w:cs="Segoe UI Light"/>
+        </w:rPr>
+      </w:pPr>
     </w:p>
     <w:p>
       <w:pPr>
@@ -2086,7 +2387,7 @@
       <w:lvlText w:val="o"/>
       <w:lvlJc w:val="left"/>
       <w:pPr>
-        <w:ind w:left="2157" w:hanging="360"/>
+        <w:ind w:left="2517" w:hanging="360"/>
       </w:pPr>
       <w:rPr>
         <w:rFonts w:ascii="Courier New" w:hAnsi="Courier New" w:cs="Courier New" w:hint="default"/>
@@ -2098,7 +2399,7 @@
       <w:lvlText w:val="o"/>
       <w:lvlJc w:val="left"/>
       <w:pPr>
-        <w:ind w:left="2877" w:hanging="360"/>
+        <w:ind w:left="3237" w:hanging="360"/>
       </w:pPr>
       <w:rPr>
         <w:rFonts w:ascii="Courier New" w:hAnsi="Courier New" w:cs="Courier New" w:hint="default"/>
@@ -2110,7 +2411,7 @@
       <w:lvlText w:val=""/>
       <w:lvlJc w:val="left"/>
       <w:pPr>
-        <w:ind w:left="3597" w:hanging="360"/>
+        <w:ind w:left="3957" w:hanging="360"/>
       </w:pPr>
       <w:rPr>
         <w:rFonts w:ascii="Wingdings" w:hAnsi="Wingdings" w:hint="default"/>
@@ -2122,7 +2423,7 @@
       <w:lvlText w:val=""/>
       <w:lvlJc w:val="left"/>
       <w:pPr>
-        <w:ind w:left="4317" w:hanging="360"/>
+        <w:ind w:left="4677" w:hanging="360"/>
       </w:pPr>
       <w:rPr>
         <w:rFonts w:ascii="Symbol" w:hAnsi="Symbol" w:hint="default"/>
@@ -2134,7 +2435,7 @@
       <w:lvlText w:val="o"/>
       <w:lvlJc w:val="left"/>
       <w:pPr>
-        <w:ind w:left="5037" w:hanging="360"/>
+        <w:ind w:left="5397" w:hanging="360"/>
       </w:pPr>
       <w:rPr>
         <w:rFonts w:ascii="Courier New" w:hAnsi="Courier New" w:cs="Courier New" w:hint="default"/>
@@ -2146,7 +2447,7 @@
       <w:lvlText w:val=""/>
       <w:lvlJc w:val="left"/>
       <w:pPr>
-        <w:ind w:left="5757" w:hanging="360"/>
+        <w:ind w:left="6117" w:hanging="360"/>
       </w:pPr>
       <w:rPr>
         <w:rFonts w:ascii="Wingdings" w:hAnsi="Wingdings" w:hint="default"/>
@@ -2158,7 +2459,7 @@
       <w:lvlText w:val=""/>
       <w:lvlJc w:val="left"/>
       <w:pPr>
-        <w:ind w:left="6477" w:hanging="360"/>
+        <w:ind w:left="6837" w:hanging="360"/>
       </w:pPr>
       <w:rPr>
         <w:rFonts w:ascii="Symbol" w:hAnsi="Symbol" w:hint="default"/>
@@ -2170,7 +2471,7 @@
       <w:lvlText w:val="o"/>
       <w:lvlJc w:val="left"/>
       <w:pPr>
-        <w:ind w:left="7197" w:hanging="360"/>
+        <w:ind w:left="7557" w:hanging="360"/>
       </w:pPr>
       <w:rPr>
         <w:rFonts w:ascii="Courier New" w:hAnsi="Courier New" w:cs="Courier New" w:hint="default"/>
@@ -2182,7 +2483,7 @@
       <w:lvlText w:val=""/>
       <w:lvlJc w:val="left"/>
       <w:pPr>
-        <w:ind w:left="7917" w:hanging="360"/>
+        <w:ind w:left="8277" w:hanging="360"/>
       </w:pPr>
       <w:rPr>
         <w:rFonts w:ascii="Wingdings" w:hAnsi="Wingdings" w:hint="default"/>
@@ -2190,6 +2491,119 @@
     </w:lvl>
   </w:abstractNum>
   <w:abstractNum w:abstractNumId="4" w15:restartNumberingAfterBreak="0">
+    <w:nsid w:val="1CEC314D"/>
+    <w:multiLevelType w:val="hybridMultilevel"/>
+    <w:tmpl w:val="070E12AC"/>
+    <w:lvl w:ilvl="0" w:tplc="1009000D">
+      <w:start w:val="1"/>
+      <w:numFmt w:val="bullet"/>
+      <w:lvlText w:val=""/>
+      <w:lvlJc w:val="left"/>
+      <w:pPr>
+        <w:ind w:left="1440" w:hanging="360"/>
+      </w:pPr>
+      <w:rPr>
+        <w:rFonts w:ascii="Wingdings" w:hAnsi="Wingdings" w:hint="default"/>
+      </w:rPr>
+    </w:lvl>
+    <w:lvl w:ilvl="1" w:tplc="10090003" w:tentative="1">
+      <w:start w:val="1"/>
+      <w:numFmt w:val="bullet"/>
+      <w:lvlText w:val="o"/>
+      <w:lvlJc w:val="left"/>
+      <w:pPr>
+        <w:ind w:left="2160" w:hanging="360"/>
+      </w:pPr>
+      <w:rPr>
+        <w:rFonts w:ascii="Courier New" w:hAnsi="Courier New" w:cs="Courier New" w:hint="default"/>
+      </w:rPr>
+    </w:lvl>
+    <w:lvl w:ilvl="2" w:tplc="10090005" w:tentative="1">
+      <w:start w:val="1"/>
+      <w:numFmt w:val="bullet"/>
+      <w:lvlText w:val=""/>
+      <w:lvlJc w:val="left"/>
+      <w:pPr>
+        <w:ind w:left="2880" w:hanging="360"/>
+      </w:pPr>
+      <w:rPr>
+        <w:rFonts w:ascii="Wingdings" w:hAnsi="Wingdings" w:hint="default"/>
+      </w:rPr>
+    </w:lvl>
+    <w:lvl w:ilvl="3" w:tplc="10090001" w:tentative="1">
+      <w:start w:val="1"/>
+      <w:numFmt w:val="bullet"/>
+      <w:lvlText w:val=""/>
+      <w:lvlJc w:val="left"/>
+      <w:pPr>
+        <w:ind w:left="3600" w:hanging="360"/>
+      </w:pPr>
+      <w:rPr>
+        <w:rFonts w:ascii="Symbol" w:hAnsi="Symbol" w:hint="default"/>
+      </w:rPr>
+    </w:lvl>
+    <w:lvl w:ilvl="4" w:tplc="10090003" w:tentative="1">
+      <w:start w:val="1"/>
+      <w:numFmt w:val="bullet"/>
+      <w:lvlText w:val="o"/>
+      <w:lvlJc w:val="left"/>
+      <w:pPr>
+        <w:ind w:left="4320" w:hanging="360"/>
+      </w:pPr>
+      <w:rPr>
+        <w:rFonts w:ascii="Courier New" w:hAnsi="Courier New" w:cs="Courier New" w:hint="default"/>
+      </w:rPr>
+    </w:lvl>
+    <w:lvl w:ilvl="5" w:tplc="10090005" w:tentative="1">
+      <w:start w:val="1"/>
+      <w:numFmt w:val="bullet"/>
+      <w:lvlText w:val=""/>
+      <w:lvlJc w:val="left"/>
+      <w:pPr>
+        <w:ind w:left="5040" w:hanging="360"/>
+      </w:pPr>
+      <w:rPr>
+        <w:rFonts w:ascii="Wingdings" w:hAnsi="Wingdings" w:hint="default"/>
+      </w:rPr>
+    </w:lvl>
+    <w:lvl w:ilvl="6" w:tplc="10090001" w:tentative="1">
+      <w:start w:val="1"/>
+      <w:numFmt w:val="bullet"/>
+      <w:lvlText w:val=""/>
+      <w:lvlJc w:val="left"/>
+      <w:pPr>
+        <w:ind w:left="5760" w:hanging="360"/>
+      </w:pPr>
+      <w:rPr>
+        <w:rFonts w:ascii="Symbol" w:hAnsi="Symbol" w:hint="default"/>
+      </w:rPr>
+    </w:lvl>
+    <w:lvl w:ilvl="7" w:tplc="10090003" w:tentative="1">
+      <w:start w:val="1"/>
+      <w:numFmt w:val="bullet"/>
+      <w:lvlText w:val="o"/>
+      <w:lvlJc w:val="left"/>
+      <w:pPr>
+        <w:ind w:left="6480" w:hanging="360"/>
+      </w:pPr>
+      <w:rPr>
+        <w:rFonts w:ascii="Courier New" w:hAnsi="Courier New" w:cs="Courier New" w:hint="default"/>
+      </w:rPr>
+    </w:lvl>
+    <w:lvl w:ilvl="8" w:tplc="10090005" w:tentative="1">
+      <w:start w:val="1"/>
+      <w:numFmt w:val="bullet"/>
+      <w:lvlText w:val=""/>
+      <w:lvlJc w:val="left"/>
+      <w:pPr>
+        <w:ind w:left="7200" w:hanging="360"/>
+      </w:pPr>
+      <w:rPr>
+        <w:rFonts w:ascii="Wingdings" w:hAnsi="Wingdings" w:hint="default"/>
+      </w:rPr>
+    </w:lvl>
+  </w:abstractNum>
+  <w:abstractNum w:abstractNumId="5" w15:restartNumberingAfterBreak="0">
     <w:nsid w:val="249F2707"/>
     <w:multiLevelType w:val="hybridMultilevel"/>
     <w:tmpl w:val="6A048F76"/>
@@ -2278,7 +2692,7 @@
       </w:pPr>
     </w:lvl>
   </w:abstractNum>
-  <w:abstractNum w:abstractNumId="5" w15:restartNumberingAfterBreak="0">
+  <w:abstractNum w:abstractNumId="6" w15:restartNumberingAfterBreak="0">
     <w:nsid w:val="24A80059"/>
     <w:multiLevelType w:val="hybridMultilevel"/>
     <w:tmpl w:val="11B24C7E"/>
@@ -2391,7 +2805,7 @@
       </w:rPr>
     </w:lvl>
   </w:abstractNum>
-  <w:abstractNum w:abstractNumId="6" w15:restartNumberingAfterBreak="0">
+  <w:abstractNum w:abstractNumId="7" w15:restartNumberingAfterBreak="0">
     <w:nsid w:val="29F30EFE"/>
     <w:multiLevelType w:val="hybridMultilevel"/>
     <w:tmpl w:val="8D849220"/>
@@ -2504,7 +2918,7 @@
       </w:rPr>
     </w:lvl>
   </w:abstractNum>
-  <w:abstractNum w:abstractNumId="7" w15:restartNumberingAfterBreak="0">
+  <w:abstractNum w:abstractNumId="8" w15:restartNumberingAfterBreak="0">
     <w:nsid w:val="307F4271"/>
     <w:multiLevelType w:val="hybridMultilevel"/>
     <w:tmpl w:val="6650950A"/>
@@ -2617,7 +3031,7 @@
       </w:rPr>
     </w:lvl>
   </w:abstractNum>
-  <w:abstractNum w:abstractNumId="8" w15:restartNumberingAfterBreak="0">
+  <w:abstractNum w:abstractNumId="9" w15:restartNumberingAfterBreak="0">
     <w:nsid w:val="3E4E7E1D"/>
     <w:multiLevelType w:val="hybridMultilevel"/>
     <w:tmpl w:val="C4183DF8"/>
@@ -2730,7 +3144,7 @@
       </w:rPr>
     </w:lvl>
   </w:abstractNum>
-  <w:abstractNum w:abstractNumId="9" w15:restartNumberingAfterBreak="0">
+  <w:abstractNum w:abstractNumId="10" w15:restartNumberingAfterBreak="0">
     <w:nsid w:val="3EC24676"/>
     <w:multiLevelType w:val="hybridMultilevel"/>
     <w:tmpl w:val="AD10C83C"/>
@@ -2816,7 +3230,7 @@
       </w:pPr>
     </w:lvl>
   </w:abstractNum>
-  <w:abstractNum w:abstractNumId="10" w15:restartNumberingAfterBreak="0">
+  <w:abstractNum w:abstractNumId="11" w15:restartNumberingAfterBreak="0">
     <w:nsid w:val="69010C8B"/>
     <w:multiLevelType w:val="hybridMultilevel"/>
     <w:tmpl w:val="AB9ACF8C"/>
@@ -2929,7 +3343,7 @@
       </w:rPr>
     </w:lvl>
   </w:abstractNum>
-  <w:abstractNum w:abstractNumId="11" w15:restartNumberingAfterBreak="0">
+  <w:abstractNum w:abstractNumId="12" w15:restartNumberingAfterBreak="0">
     <w:nsid w:val="72236AAD"/>
     <w:multiLevelType w:val="hybridMultilevel"/>
     <w:tmpl w:val="1FF8BAB6"/>
@@ -3042,7 +3456,7 @@
       </w:rPr>
     </w:lvl>
   </w:abstractNum>
-  <w:abstractNum w:abstractNumId="12" w15:restartNumberingAfterBreak="0">
+  <w:abstractNum w:abstractNumId="13" w15:restartNumberingAfterBreak="0">
     <w:nsid w:val="74CF7FBC"/>
     <w:multiLevelType w:val="hybridMultilevel"/>
     <w:tmpl w:val="454E1412"/>
@@ -3155,7 +3569,7 @@
       </w:rPr>
     </w:lvl>
   </w:abstractNum>
-  <w:abstractNum w:abstractNumId="13" w15:restartNumberingAfterBreak="0">
+  <w:abstractNum w:abstractNumId="14" w15:restartNumberingAfterBreak="0">
     <w:nsid w:val="754071D0"/>
     <w:multiLevelType w:val="hybridMultilevel"/>
     <w:tmpl w:val="3698CDEC"/>
@@ -3241,7 +3655,7 @@
       </w:pPr>
     </w:lvl>
   </w:abstractNum>
-  <w:abstractNum w:abstractNumId="14" w15:restartNumberingAfterBreak="0">
+  <w:abstractNum w:abstractNumId="15" w15:restartNumberingAfterBreak="0">
     <w:nsid w:val="7F6C1CAC"/>
     <w:multiLevelType w:val="hybridMultilevel"/>
     <w:tmpl w:val="4E3EFFE6"/>
@@ -3355,49 +3769,52 @@
     </w:lvl>
   </w:abstractNum>
   <w:num w:numId="1" w16cid:durableId="1200126119">
-    <w:abstractNumId w:val="11"/>
+    <w:abstractNumId w:val="12"/>
   </w:num>
   <w:num w:numId="2" w16cid:durableId="2142964796">
     <w:abstractNumId w:val="1"/>
   </w:num>
   <w:num w:numId="3" w16cid:durableId="1686126829">
-    <w:abstractNumId w:val="13"/>
+    <w:abstractNumId w:val="14"/>
   </w:num>
   <w:num w:numId="4" w16cid:durableId="9256738">
-    <w:abstractNumId w:val="9"/>
+    <w:abstractNumId w:val="10"/>
   </w:num>
   <w:num w:numId="5" w16cid:durableId="1929270298">
-    <w:abstractNumId w:val="5"/>
+    <w:abstractNumId w:val="6"/>
   </w:num>
   <w:num w:numId="6" w16cid:durableId="1283686131">
     <w:abstractNumId w:val="0"/>
   </w:num>
   <w:num w:numId="7" w16cid:durableId="1973510224">
-    <w:abstractNumId w:val="6"/>
+    <w:abstractNumId w:val="7"/>
   </w:num>
   <w:num w:numId="8" w16cid:durableId="1322386662">
     <w:abstractNumId w:val="2"/>
   </w:num>
   <w:num w:numId="9" w16cid:durableId="1623069594">
-    <w:abstractNumId w:val="8"/>
+    <w:abstractNumId w:val="9"/>
   </w:num>
   <w:num w:numId="10" w16cid:durableId="389547150">
-    <w:abstractNumId w:val="10"/>
+    <w:abstractNumId w:val="11"/>
   </w:num>
   <w:num w:numId="11" w16cid:durableId="258147424">
-    <w:abstractNumId w:val="14"/>
+    <w:abstractNumId w:val="15"/>
   </w:num>
   <w:num w:numId="12" w16cid:durableId="1740980150">
-    <w:abstractNumId w:val="12"/>
+    <w:abstractNumId w:val="13"/>
   </w:num>
   <w:num w:numId="13" w16cid:durableId="1889342876">
-    <w:abstractNumId w:val="4"/>
+    <w:abstractNumId w:val="5"/>
   </w:num>
   <w:num w:numId="14" w16cid:durableId="253057507">
     <w:abstractNumId w:val="3"/>
   </w:num>
   <w:num w:numId="15" w16cid:durableId="484205992">
-    <w:abstractNumId w:val="7"/>
+    <w:abstractNumId w:val="8"/>
+  </w:num>
+  <w:num w:numId="16" w16cid:durableId="791091195">
+    <w:abstractNumId w:val="4"/>
   </w:num>
 </w:numbering>
 </file>

--- a/Public Talks/No 147/No 147.docx
+++ b/Public Talks/No 147/No 147.docx
@@ -2,18 +2,917 @@
 <file path=word/document.xml><?xml version="1.0" encoding="utf-8"?>
 <w:document xmlns:wpc="http://schemas.microsoft.com/office/word/2010/wordprocessingCanvas" xmlns:cx="http://schemas.microsoft.com/office/drawing/2014/chartex" xmlns:cx1="http://schemas.microsoft.com/office/drawing/2015/9/8/chartex" xmlns:cx2="http://schemas.microsoft.com/office/drawing/2015/10/21/chartex" xmlns:cx3="http://schemas.microsoft.com/office/drawing/2016/5/9/chartex" xmlns:cx4="http://schemas.microsoft.com/office/drawing/2016/5/10/chartex" xmlns:cx5="http://schemas.microsoft.com/office/drawing/2016/5/11/chartex" xmlns:cx6="http://schemas.microsoft.com/office/drawing/2016/5/12/chartex" xmlns:cx7="http://schemas.microsoft.com/office/drawing/2016/5/13/chartex" xmlns:cx8="http://schemas.microsoft.com/office/drawing/2016/5/14/chartex" xmlns:mc="http://schemas.openxmlformats.org/markup-compatibility/2006" xmlns:aink="http://schemas.microsoft.com/office/drawing/2016/ink" xmlns:am3d="http://schemas.microsoft.com/office/drawing/2017/model3d" xmlns:o="urn:schemas-microsoft-com:office:office" xmlns:oel="http://schemas.microsoft.com/office/2019/extlst" xmlns:r="http://schemas.openxmlformats.org/officeDocument/2006/relationships" xmlns:m="http://schemas.openxmlformats.org/officeDocument/2006/math" xmlns:v="urn:schemas-microsoft-com:vml" xmlns:wp14="http://schemas.microsoft.com/office/word/2010/wordprocessingDrawing" xmlns:wp="http://schemas.openxmlformats.org/drawingml/2006/wordprocessingDrawing" xmlns:w10="urn:schemas-microsoft-com:office:word" xmlns:w="http://schemas.openxmlformats.org/wordprocessingml/2006/main" xmlns:w14="http://schemas.microsoft.com/office/word/2010/wordml" xmlns:w15="http://schemas.microsoft.com/office/word/2012/wordml" xmlns:w16cex="http://schemas.microsoft.com/office/word/2018/wordml/cex" xmlns:w16cid="http://schemas.microsoft.com/office/word/2016/wordml/cid" xmlns:w16="http://schemas.microsoft.com/office/word/2018/wordml" xmlns:w16du="http://schemas.microsoft.com/office/word/2023/wordml/word16du" xmlns:w16sdtdh="http://schemas.microsoft.com/office/word/2020/wordml/sdtdatahash" xmlns:w16sdtfl="http://schemas.microsoft.com/office/word/2024/wordml/sdtformatlock" xmlns:w16se="http://schemas.microsoft.com/office/word/2015/wordml/symex" xmlns:wpg="http://schemas.microsoft.com/office/word/2010/wordprocessingGroup" xmlns:wpi="http://schemas.microsoft.com/office/word/2010/wordprocessingInk" xmlns:wne="http://schemas.microsoft.com/office/word/2006/wordml" xmlns:wps="http://schemas.microsoft.com/office/word/2010/wordprocessingShape" mc:Ignorable="w14 w15 w16se w16cid w16 w16cex w16sdtdh w16sdtfl w16du wp14">
   <w:body>
-    <w:p>
-      <w:pPr>
+    <w:sdt>
+      <w:sdtPr>
+        <w:id w:val="1701588973"/>
+        <w:docPartObj>
+          <w:docPartGallery w:val="Cover Pages"/>
+          <w:docPartUnique/>
+        </w:docPartObj>
+      </w:sdtPr>
+      <w:sdtEndPr>
         <w:rPr>
           <w:rFonts w:ascii="Segoe UI Light" w:hAnsi="Segoe UI Light" w:cs="Segoe UI Light"/>
           <w:b/>
           <w:bCs/>
         </w:rPr>
+      </w:sdtEndPr>
+      <w:sdtContent>
+        <w:p>
+          <w:r>
+            <w:rPr>
+              <w:noProof/>
+            </w:rPr>
+            <mc:AlternateContent>
+              <mc:Choice Requires="wpg">
+                <w:drawing>
+                  <wp:anchor distT="0" distB="0" distL="114300" distR="114300" simplePos="0" relativeHeight="251661312" behindDoc="1" locked="0" layoutInCell="1" allowOverlap="1" wp14:anchorId="4ABB2C18" wp14:editId="713F8767">
+                    <wp:simplePos x="0" y="0"/>
+                    <wp:positionH relativeFrom="page">
+                      <wp:align>center</wp:align>
+                    </wp:positionH>
+                    <wp:positionV relativeFrom="page">
+                      <wp:align>center</wp:align>
+                    </wp:positionV>
+                    <wp:extent cx="6858000" cy="9144000"/>
+                    <wp:effectExtent l="0" t="0" r="2540" b="635"/>
+                    <wp:wrapNone/>
+                    <wp:docPr id="48" name="Group 64"/>
+                    <wp:cNvGraphicFramePr/>
+                    <a:graphic xmlns:a="http://schemas.openxmlformats.org/drawingml/2006/main">
+                      <a:graphicData uri="http://schemas.microsoft.com/office/word/2010/wordprocessingGroup">
+                        <wpg:wgp>
+                          <wpg:cNvGrpSpPr/>
+                          <wpg:grpSpPr>
+                            <a:xfrm>
+                              <a:off x="0" y="0"/>
+                              <a:ext cx="6858000" cy="9144000"/>
+                              <a:chOff x="0" y="0"/>
+                              <a:chExt cx="6858000" cy="9144000"/>
+                            </a:xfrm>
+                          </wpg:grpSpPr>
+                          <wpg:grpSp>
+                            <wpg:cNvPr id="49" name="Group 49"/>
+                            <wpg:cNvGrpSpPr/>
+                            <wpg:grpSpPr>
+                              <a:xfrm>
+                                <a:off x="0" y="0"/>
+                                <a:ext cx="6858000" cy="9144000"/>
+                                <a:chOff x="0" y="0"/>
+                                <a:chExt cx="6858000" cy="9144000"/>
+                              </a:xfrm>
+                            </wpg:grpSpPr>
+                            <wps:wsp>
+                              <wps:cNvPr id="54" name="Rectangle 54"/>
+                              <wps:cNvSpPr/>
+                              <wps:spPr>
+                                <a:xfrm>
+                                  <a:off x="0" y="0"/>
+                                  <a:ext cx="6858000" cy="9144000"/>
+                                </a:xfrm>
+                                <a:prstGeom prst="rect">
+                                  <a:avLst/>
+                                </a:prstGeom>
+                                <a:gradFill>
+                                  <a:gsLst>
+                                    <a:gs pos="10000">
+                                      <a:schemeClr val="dk2">
+                                        <a:tint val="97000"/>
+                                        <a:hueMod val="92000"/>
+                                        <a:satMod val="169000"/>
+                                        <a:lumMod val="164000"/>
+                                      </a:schemeClr>
+                                    </a:gs>
+                                    <a:gs pos="100000">
+                                      <a:schemeClr val="dk2">
+                                        <a:shade val="96000"/>
+                                        <a:satMod val="120000"/>
+                                        <a:lumMod val="90000"/>
+                                      </a:schemeClr>
+                                    </a:gs>
+                                  </a:gsLst>
+                                  <a:lin ang="6120000" scaled="1"/>
+                                </a:gradFill>
+                                <a:ln>
+                                  <a:noFill/>
+                                </a:ln>
+                              </wps:spPr>
+                              <wps:style>
+                                <a:lnRef idx="2">
+                                  <a:schemeClr val="accent1">
+                                    <a:shade val="50000"/>
+                                  </a:schemeClr>
+                                </a:lnRef>
+                                <a:fillRef idx="1002">
+                                  <a:schemeClr val="dk2"/>
+                                </a:fillRef>
+                                <a:effectRef idx="0">
+                                  <a:schemeClr val="accent1"/>
+                                </a:effectRef>
+                                <a:fontRef idx="minor">
+                                  <a:schemeClr val="lt1"/>
+                                </a:fontRef>
+                              </wps:style>
+                              <wps:txbx>
+                                <w:txbxContent>
+                                  <w:p>
+                                    <w:pPr>
+                                      <w:pStyle w:val="NoSpacing"/>
+                                      <w:rPr>
+                                        <w:color w:val="FFFFFF" w:themeColor="background1"/>
+                                        <w:sz w:val="48"/>
+                                        <w:szCs w:val="48"/>
+                                      </w:rPr>
+                                    </w:pPr>
+                                  </w:p>
+                                </w:txbxContent>
+                              </wps:txbx>
+                              <wps:bodyPr rot="0" spcFirstLastPara="0" vertOverflow="overflow" horzOverflow="overflow" vert="horz" wrap="square" lIns="685800" tIns="685800" rIns="914400" bIns="4572000" numCol="1" spcCol="0" rtlCol="0" fromWordArt="0" anchor="t" anchorCtr="0" forceAA="0" compatLnSpc="1">
+                                <a:prstTxWarp prst="textNoShape">
+                                  <a:avLst/>
+                                </a:prstTxWarp>
+                                <a:noAutofit/>
+                              </wps:bodyPr>
+                            </wps:wsp>
+                            <wpg:grpSp>
+                              <wpg:cNvPr id="55" name="Group 2"/>
+                              <wpg:cNvGrpSpPr/>
+                              <wpg:grpSpPr>
+                                <a:xfrm>
+                                  <a:off x="2524125" y="0"/>
+                                  <a:ext cx="4329113" cy="4491038"/>
+                                  <a:chOff x="0" y="0"/>
+                                  <a:chExt cx="4329113" cy="4491038"/>
+                                </a:xfrm>
+                                <a:solidFill>
+                                  <a:schemeClr val="bg1"/>
+                                </a:solidFill>
+                              </wpg:grpSpPr>
+                              <wps:wsp>
+                                <wps:cNvPr id="56" name="Freeform 56"/>
+                                <wps:cNvSpPr>
+                                  <a:spLocks/>
+                                </wps:cNvSpPr>
+                                <wps:spPr bwMode="auto">
+                                  <a:xfrm>
+                                    <a:off x="1501775" y="0"/>
+                                    <a:ext cx="2827338" cy="2835275"/>
+                                  </a:xfrm>
+                                  <a:custGeom>
+                                    <a:avLst/>
+                                    <a:gdLst>
+                                      <a:gd name="T0" fmla="*/ 4 w 1781"/>
+                                      <a:gd name="T1" fmla="*/ 1786 h 1786"/>
+                                      <a:gd name="T2" fmla="*/ 0 w 1781"/>
+                                      <a:gd name="T3" fmla="*/ 1782 h 1786"/>
+                                      <a:gd name="T4" fmla="*/ 1776 w 1781"/>
+                                      <a:gd name="T5" fmla="*/ 0 h 1786"/>
+                                      <a:gd name="T6" fmla="*/ 1781 w 1781"/>
+                                      <a:gd name="T7" fmla="*/ 5 h 1786"/>
+                                      <a:gd name="T8" fmla="*/ 4 w 1781"/>
+                                      <a:gd name="T9" fmla="*/ 1786 h 1786"/>
+                                    </a:gdLst>
+                                    <a:ahLst/>
+                                    <a:cxnLst>
+                                      <a:cxn ang="0">
+                                        <a:pos x="T0" y="T1"/>
+                                      </a:cxn>
+                                      <a:cxn ang="0">
+                                        <a:pos x="T2" y="T3"/>
+                                      </a:cxn>
+                                      <a:cxn ang="0">
+                                        <a:pos x="T4" y="T5"/>
+                                      </a:cxn>
+                                      <a:cxn ang="0">
+                                        <a:pos x="T6" y="T7"/>
+                                      </a:cxn>
+                                      <a:cxn ang="0">
+                                        <a:pos x="T8" y="T9"/>
+                                      </a:cxn>
+                                    </a:cxnLst>
+                                    <a:rect l="0" t="0" r="r" b="b"/>
+                                    <a:pathLst>
+                                      <a:path w="1781" h="1786">
+                                        <a:moveTo>
+                                          <a:pt x="4" y="1786"/>
+                                        </a:moveTo>
+                                        <a:lnTo>
+                                          <a:pt x="0" y="1782"/>
+                                        </a:lnTo>
+                                        <a:lnTo>
+                                          <a:pt x="1776" y="0"/>
+                                        </a:lnTo>
+                                        <a:lnTo>
+                                          <a:pt x="1781" y="5"/>
+                                        </a:lnTo>
+                                        <a:lnTo>
+                                          <a:pt x="4" y="1786"/>
+                                        </a:lnTo>
+                                        <a:close/>
+                                      </a:path>
+                                    </a:pathLst>
+                                  </a:custGeom>
+                                  <a:grpFill/>
+                                  <a:ln>
+                                    <a:noFill/>
+                                  </a:ln>
+                                  <a:extLst>
+                                    <a:ext uri="{91240B29-F687-4F45-9708-019B960494DF}">
+                                      <a14:hiddenLine xmlns:a14="http://schemas.microsoft.com/office/drawing/2010/main" w="9525">
+                                        <a:solidFill>
+                                          <a:srgbClr val="000000"/>
+                                        </a:solidFill>
+                                        <a:round/>
+                                        <a:headEnd/>
+                                        <a:tailEnd/>
+                                      </a14:hiddenLine>
+                                    </a:ext>
+                                  </a:extLst>
+                                </wps:spPr>
+                                <wps:bodyPr vert="horz" wrap="square" lIns="91440" tIns="45720" rIns="91440" bIns="45720" numCol="1" anchor="t" anchorCtr="0" compatLnSpc="1">
+                                  <a:prstTxWarp prst="textNoShape">
+                                    <a:avLst/>
+                                  </a:prstTxWarp>
+                                </wps:bodyPr>
+                              </wps:wsp>
+                              <wps:wsp>
+                                <wps:cNvPr id="57" name="Freeform 57"/>
+                                <wps:cNvSpPr>
+                                  <a:spLocks/>
+                                </wps:cNvSpPr>
+                                <wps:spPr bwMode="auto">
+                                  <a:xfrm>
+                                    <a:off x="782637" y="227013"/>
+                                    <a:ext cx="3546475" cy="3546475"/>
+                                  </a:xfrm>
+                                  <a:custGeom>
+                                    <a:avLst/>
+                                    <a:gdLst>
+                                      <a:gd name="T0" fmla="*/ 5 w 2234"/>
+                                      <a:gd name="T1" fmla="*/ 2234 h 2234"/>
+                                      <a:gd name="T2" fmla="*/ 0 w 2234"/>
+                                      <a:gd name="T3" fmla="*/ 2229 h 2234"/>
+                                      <a:gd name="T4" fmla="*/ 2229 w 2234"/>
+                                      <a:gd name="T5" fmla="*/ 0 h 2234"/>
+                                      <a:gd name="T6" fmla="*/ 2234 w 2234"/>
+                                      <a:gd name="T7" fmla="*/ 5 h 2234"/>
+                                      <a:gd name="T8" fmla="*/ 5 w 2234"/>
+                                      <a:gd name="T9" fmla="*/ 2234 h 2234"/>
+                                    </a:gdLst>
+                                    <a:ahLst/>
+                                    <a:cxnLst>
+                                      <a:cxn ang="0">
+                                        <a:pos x="T0" y="T1"/>
+                                      </a:cxn>
+                                      <a:cxn ang="0">
+                                        <a:pos x="T2" y="T3"/>
+                                      </a:cxn>
+                                      <a:cxn ang="0">
+                                        <a:pos x="T4" y="T5"/>
+                                      </a:cxn>
+                                      <a:cxn ang="0">
+                                        <a:pos x="T6" y="T7"/>
+                                      </a:cxn>
+                                      <a:cxn ang="0">
+                                        <a:pos x="T8" y="T9"/>
+                                      </a:cxn>
+                                    </a:cxnLst>
+                                    <a:rect l="0" t="0" r="r" b="b"/>
+                                    <a:pathLst>
+                                      <a:path w="2234" h="2234">
+                                        <a:moveTo>
+                                          <a:pt x="5" y="2234"/>
+                                        </a:moveTo>
+                                        <a:lnTo>
+                                          <a:pt x="0" y="2229"/>
+                                        </a:lnTo>
+                                        <a:lnTo>
+                                          <a:pt x="2229" y="0"/>
+                                        </a:lnTo>
+                                        <a:lnTo>
+                                          <a:pt x="2234" y="5"/>
+                                        </a:lnTo>
+                                        <a:lnTo>
+                                          <a:pt x="5" y="2234"/>
+                                        </a:lnTo>
+                                        <a:close/>
+                                      </a:path>
+                                    </a:pathLst>
+                                  </a:custGeom>
+                                  <a:grpFill/>
+                                  <a:ln>
+                                    <a:noFill/>
+                                  </a:ln>
+                                  <a:extLst>
+                                    <a:ext uri="{91240B29-F687-4F45-9708-019B960494DF}">
+                                      <a14:hiddenLine xmlns:a14="http://schemas.microsoft.com/office/drawing/2010/main" w="9525">
+                                        <a:solidFill>
+                                          <a:srgbClr val="000000"/>
+                                        </a:solidFill>
+                                        <a:round/>
+                                        <a:headEnd/>
+                                        <a:tailEnd/>
+                                      </a14:hiddenLine>
+                                    </a:ext>
+                                  </a:extLst>
+                                </wps:spPr>
+                                <wps:bodyPr vert="horz" wrap="square" lIns="91440" tIns="45720" rIns="91440" bIns="45720" numCol="1" anchor="t" anchorCtr="0" compatLnSpc="1">
+                                  <a:prstTxWarp prst="textNoShape">
+                                    <a:avLst/>
+                                  </a:prstTxWarp>
+                                </wps:bodyPr>
+                              </wps:wsp>
+                              <wps:wsp>
+                                <wps:cNvPr id="58" name="Freeform 58"/>
+                                <wps:cNvSpPr>
+                                  <a:spLocks/>
+                                </wps:cNvSpPr>
+                                <wps:spPr bwMode="auto">
+                                  <a:xfrm>
+                                    <a:off x="841375" y="109538"/>
+                                    <a:ext cx="3487738" cy="3487738"/>
+                                  </a:xfrm>
+                                  <a:custGeom>
+                                    <a:avLst/>
+                                    <a:gdLst>
+                                      <a:gd name="T0" fmla="*/ 9 w 2197"/>
+                                      <a:gd name="T1" fmla="*/ 2197 h 2197"/>
+                                      <a:gd name="T2" fmla="*/ 0 w 2197"/>
+                                      <a:gd name="T3" fmla="*/ 2193 h 2197"/>
+                                      <a:gd name="T4" fmla="*/ 2188 w 2197"/>
+                                      <a:gd name="T5" fmla="*/ 0 h 2197"/>
+                                      <a:gd name="T6" fmla="*/ 2197 w 2197"/>
+                                      <a:gd name="T7" fmla="*/ 10 h 2197"/>
+                                      <a:gd name="T8" fmla="*/ 9 w 2197"/>
+                                      <a:gd name="T9" fmla="*/ 2197 h 2197"/>
+                                    </a:gdLst>
+                                    <a:ahLst/>
+                                    <a:cxnLst>
+                                      <a:cxn ang="0">
+                                        <a:pos x="T0" y="T1"/>
+                                      </a:cxn>
+                                      <a:cxn ang="0">
+                                        <a:pos x="T2" y="T3"/>
+                                      </a:cxn>
+                                      <a:cxn ang="0">
+                                        <a:pos x="T4" y="T5"/>
+                                      </a:cxn>
+                                      <a:cxn ang="0">
+                                        <a:pos x="T6" y="T7"/>
+                                      </a:cxn>
+                                      <a:cxn ang="0">
+                                        <a:pos x="T8" y="T9"/>
+                                      </a:cxn>
+                                    </a:cxnLst>
+                                    <a:rect l="0" t="0" r="r" b="b"/>
+                                    <a:pathLst>
+                                      <a:path w="2197" h="2197">
+                                        <a:moveTo>
+                                          <a:pt x="9" y="2197"/>
+                                        </a:moveTo>
+                                        <a:lnTo>
+                                          <a:pt x="0" y="2193"/>
+                                        </a:lnTo>
+                                        <a:lnTo>
+                                          <a:pt x="2188" y="0"/>
+                                        </a:lnTo>
+                                        <a:lnTo>
+                                          <a:pt x="2197" y="10"/>
+                                        </a:lnTo>
+                                        <a:lnTo>
+                                          <a:pt x="9" y="2197"/>
+                                        </a:lnTo>
+                                        <a:close/>
+                                      </a:path>
+                                    </a:pathLst>
+                                  </a:custGeom>
+                                  <a:grpFill/>
+                                  <a:ln>
+                                    <a:noFill/>
+                                  </a:ln>
+                                  <a:extLst>
+                                    <a:ext uri="{91240B29-F687-4F45-9708-019B960494DF}">
+                                      <a14:hiddenLine xmlns:a14="http://schemas.microsoft.com/office/drawing/2010/main" w="9525">
+                                        <a:solidFill>
+                                          <a:srgbClr val="000000"/>
+                                        </a:solidFill>
+                                        <a:round/>
+                                        <a:headEnd/>
+                                        <a:tailEnd/>
+                                      </a14:hiddenLine>
+                                    </a:ext>
+                                  </a:extLst>
+                                </wps:spPr>
+                                <wps:bodyPr vert="horz" wrap="square" lIns="91440" tIns="45720" rIns="91440" bIns="45720" numCol="1" anchor="t" anchorCtr="0" compatLnSpc="1">
+                                  <a:prstTxWarp prst="textNoShape">
+                                    <a:avLst/>
+                                  </a:prstTxWarp>
+                                </wps:bodyPr>
+                              </wps:wsp>
+                              <wps:wsp>
+                                <wps:cNvPr id="59" name="Freeform 59"/>
+                                <wps:cNvSpPr>
+                                  <a:spLocks/>
+                                </wps:cNvSpPr>
+                                <wps:spPr bwMode="auto">
+                                  <a:xfrm>
+                                    <a:off x="1216025" y="498475"/>
+                                    <a:ext cx="3113088" cy="3121025"/>
+                                  </a:xfrm>
+                                  <a:custGeom>
+                                    <a:avLst/>
+                                    <a:gdLst>
+                                      <a:gd name="T0" fmla="*/ 9 w 1961"/>
+                                      <a:gd name="T1" fmla="*/ 1966 h 1966"/>
+                                      <a:gd name="T2" fmla="*/ 0 w 1961"/>
+                                      <a:gd name="T3" fmla="*/ 1957 h 1966"/>
+                                      <a:gd name="T4" fmla="*/ 1952 w 1961"/>
+                                      <a:gd name="T5" fmla="*/ 0 h 1966"/>
+                                      <a:gd name="T6" fmla="*/ 1961 w 1961"/>
+                                      <a:gd name="T7" fmla="*/ 9 h 1966"/>
+                                      <a:gd name="T8" fmla="*/ 9 w 1961"/>
+                                      <a:gd name="T9" fmla="*/ 1966 h 1966"/>
+                                    </a:gdLst>
+                                    <a:ahLst/>
+                                    <a:cxnLst>
+                                      <a:cxn ang="0">
+                                        <a:pos x="T0" y="T1"/>
+                                      </a:cxn>
+                                      <a:cxn ang="0">
+                                        <a:pos x="T2" y="T3"/>
+                                      </a:cxn>
+                                      <a:cxn ang="0">
+                                        <a:pos x="T4" y="T5"/>
+                                      </a:cxn>
+                                      <a:cxn ang="0">
+                                        <a:pos x="T6" y="T7"/>
+                                      </a:cxn>
+                                      <a:cxn ang="0">
+                                        <a:pos x="T8" y="T9"/>
+                                      </a:cxn>
+                                    </a:cxnLst>
+                                    <a:rect l="0" t="0" r="r" b="b"/>
+                                    <a:pathLst>
+                                      <a:path w="1961" h="1966">
+                                        <a:moveTo>
+                                          <a:pt x="9" y="1966"/>
+                                        </a:moveTo>
+                                        <a:lnTo>
+                                          <a:pt x="0" y="1957"/>
+                                        </a:lnTo>
+                                        <a:lnTo>
+                                          <a:pt x="1952" y="0"/>
+                                        </a:lnTo>
+                                        <a:lnTo>
+                                          <a:pt x="1961" y="9"/>
+                                        </a:lnTo>
+                                        <a:lnTo>
+                                          <a:pt x="9" y="1966"/>
+                                        </a:lnTo>
+                                        <a:close/>
+                                      </a:path>
+                                    </a:pathLst>
+                                  </a:custGeom>
+                                  <a:grpFill/>
+                                  <a:ln>
+                                    <a:noFill/>
+                                  </a:ln>
+                                  <a:extLst>
+                                    <a:ext uri="{91240B29-F687-4F45-9708-019B960494DF}">
+                                      <a14:hiddenLine xmlns:a14="http://schemas.microsoft.com/office/drawing/2010/main" w="9525">
+                                        <a:solidFill>
+                                          <a:srgbClr val="000000"/>
+                                        </a:solidFill>
+                                        <a:round/>
+                                        <a:headEnd/>
+                                        <a:tailEnd/>
+                                      </a14:hiddenLine>
+                                    </a:ext>
+                                  </a:extLst>
+                                </wps:spPr>
+                                <wps:bodyPr vert="horz" wrap="square" lIns="91440" tIns="45720" rIns="91440" bIns="45720" numCol="1" anchor="t" anchorCtr="0" compatLnSpc="1">
+                                  <a:prstTxWarp prst="textNoShape">
+                                    <a:avLst/>
+                                  </a:prstTxWarp>
+                                </wps:bodyPr>
+                              </wps:wsp>
+                              <wps:wsp>
+                                <wps:cNvPr id="60" name="Freeform 60"/>
+                                <wps:cNvSpPr>
+                                  <a:spLocks/>
+                                </wps:cNvSpPr>
+                                <wps:spPr bwMode="auto">
+                                  <a:xfrm>
+                                    <a:off x="0" y="153988"/>
+                                    <a:ext cx="4329113" cy="4337050"/>
+                                  </a:xfrm>
+                                  <a:custGeom>
+                                    <a:avLst/>
+                                    <a:gdLst>
+                                      <a:gd name="T0" fmla="*/ 0 w 2727"/>
+                                      <a:gd name="T1" fmla="*/ 2732 h 2732"/>
+                                      <a:gd name="T2" fmla="*/ 0 w 2727"/>
+                                      <a:gd name="T3" fmla="*/ 2728 h 2732"/>
+                                      <a:gd name="T4" fmla="*/ 2722 w 2727"/>
+                                      <a:gd name="T5" fmla="*/ 0 h 2732"/>
+                                      <a:gd name="T6" fmla="*/ 2727 w 2727"/>
+                                      <a:gd name="T7" fmla="*/ 5 h 2732"/>
+                                      <a:gd name="T8" fmla="*/ 0 w 2727"/>
+                                      <a:gd name="T9" fmla="*/ 2732 h 2732"/>
+                                    </a:gdLst>
+                                    <a:ahLst/>
+                                    <a:cxnLst>
+                                      <a:cxn ang="0">
+                                        <a:pos x="T0" y="T1"/>
+                                      </a:cxn>
+                                      <a:cxn ang="0">
+                                        <a:pos x="T2" y="T3"/>
+                                      </a:cxn>
+                                      <a:cxn ang="0">
+                                        <a:pos x="T4" y="T5"/>
+                                      </a:cxn>
+                                      <a:cxn ang="0">
+                                        <a:pos x="T6" y="T7"/>
+                                      </a:cxn>
+                                      <a:cxn ang="0">
+                                        <a:pos x="T8" y="T9"/>
+                                      </a:cxn>
+                                    </a:cxnLst>
+                                    <a:rect l="0" t="0" r="r" b="b"/>
+                                    <a:pathLst>
+                                      <a:path w="2727" h="2732">
+                                        <a:moveTo>
+                                          <a:pt x="0" y="2732"/>
+                                        </a:moveTo>
+                                        <a:lnTo>
+                                          <a:pt x="0" y="2728"/>
+                                        </a:lnTo>
+                                        <a:lnTo>
+                                          <a:pt x="2722" y="0"/>
+                                        </a:lnTo>
+                                        <a:lnTo>
+                                          <a:pt x="2727" y="5"/>
+                                        </a:lnTo>
+                                        <a:lnTo>
+                                          <a:pt x="0" y="2732"/>
+                                        </a:lnTo>
+                                        <a:close/>
+                                      </a:path>
+                                    </a:pathLst>
+                                  </a:custGeom>
+                                  <a:grpFill/>
+                                  <a:ln>
+                                    <a:noFill/>
+                                  </a:ln>
+                                  <a:extLst>
+                                    <a:ext uri="{91240B29-F687-4F45-9708-019B960494DF}">
+                                      <a14:hiddenLine xmlns:a14="http://schemas.microsoft.com/office/drawing/2010/main" w="9525">
+                                        <a:solidFill>
+                                          <a:srgbClr val="000000"/>
+                                        </a:solidFill>
+                                        <a:round/>
+                                        <a:headEnd/>
+                                        <a:tailEnd/>
+                                      </a14:hiddenLine>
+                                    </a:ext>
+                                  </a:extLst>
+                                </wps:spPr>
+                                <wps:bodyPr vert="horz" wrap="square" lIns="91440" tIns="45720" rIns="91440" bIns="45720" numCol="1" anchor="t" anchorCtr="0" compatLnSpc="1">
+                                  <a:prstTxWarp prst="textNoShape">
+                                    <a:avLst/>
+                                  </a:prstTxWarp>
+                                </wps:bodyPr>
+                              </wps:wsp>
+                            </wpg:grpSp>
+                          </wpg:grpSp>
+                          <wps:wsp>
+                            <wps:cNvPr id="61" name="Text Box 61"/>
+                            <wps:cNvSpPr txBox="1"/>
+                            <wps:spPr>
+                              <a:xfrm>
+                                <a:off x="9518" y="2152650"/>
+                                <a:ext cx="6843395" cy="3789752"/>
+                              </a:xfrm>
+                              <a:prstGeom prst="rect">
+                                <a:avLst/>
+                              </a:prstGeom>
+                              <a:noFill/>
+                              <a:ln w="6350">
+                                <a:noFill/>
+                              </a:ln>
+                              <a:effectLst/>
+                            </wps:spPr>
+                            <wps:style>
+                              <a:lnRef idx="0">
+                                <a:schemeClr val="accent1"/>
+                              </a:lnRef>
+                              <a:fillRef idx="0">
+                                <a:schemeClr val="accent1"/>
+                              </a:fillRef>
+                              <a:effectRef idx="0">
+                                <a:schemeClr val="accent1"/>
+                              </a:effectRef>
+                              <a:fontRef idx="minor">
+                                <a:schemeClr val="dk1"/>
+                              </a:fontRef>
+                            </wps:style>
+                            <wps:txbx>
+                              <w:txbxContent>
+                                <w:sdt>
+                                  <w:sdtPr>
+                                    <w:rPr>
+                                      <w:rFonts w:asciiTheme="majorHAnsi" w:eastAsiaTheme="majorEastAsia" w:hAnsiTheme="majorHAnsi" w:cstheme="majorBidi"/>
+                                      <w:caps/>
+                                      <w:color w:val="FFFFFF" w:themeColor="background1"/>
+                                      <w:sz w:val="64"/>
+                                      <w:szCs w:val="64"/>
+                                    </w:rPr>
+                                    <w:alias w:val="Title"/>
+                                    <w:tag w:val=""/>
+                                    <w:id w:val="1841046763"/>
+                                    <w:dataBinding w:prefixMappings="xmlns:ns0='http://purl.org/dc/elements/1.1/' xmlns:ns1='http://schemas.openxmlformats.org/package/2006/metadata/core-properties' " w:xpath="/ns1:coreProperties[1]/ns0:title[1]" w:storeItemID="{6C3C8BC8-F283-45AE-878A-BAB7291924A1}"/>
+                                    <w:text/>
+                                  </w:sdtPr>
+                                  <w:sdtContent>
+                                    <w:p>
+                                      <w:pPr>
+                                        <w:pStyle w:val="NoSpacing"/>
+                                        <w:jc w:val="center"/>
+                                        <w:rPr>
+                                          <w:rFonts w:asciiTheme="majorHAnsi" w:eastAsiaTheme="majorEastAsia" w:hAnsiTheme="majorHAnsi" w:cstheme="majorBidi"/>
+                                          <w:caps/>
+                                          <w:color w:val="FFFFFF" w:themeColor="background1"/>
+                                          <w:sz w:val="64"/>
+                                          <w:szCs w:val="64"/>
+                                        </w:rPr>
+                                      </w:pPr>
+                                      <w:r>
+                                        <w:rPr>
+                                          <w:rFonts w:asciiTheme="majorHAnsi" w:eastAsiaTheme="majorEastAsia" w:hAnsiTheme="majorHAnsi" w:cstheme="majorBidi"/>
+                                          <w:caps/>
+                                          <w:color w:val="FFFFFF" w:themeColor="background1"/>
+                                          <w:sz w:val="64"/>
+                                          <w:szCs w:val="64"/>
+                                        </w:rPr>
+                                        <w:t>trust in jehovah’s saving power</w:t>
+                                      </w:r>
+                                    </w:p>
+                                  </w:sdtContent>
+                                </w:sdt>
+                                <w:sdt>
+                                  <w:sdtPr>
+                                    <w:rPr>
+                                      <w:color w:val="FFD966" w:themeColor="accent4" w:themeTint="99"/>
+                                      <w:sz w:val="48"/>
+                                      <w:szCs w:val="48"/>
+                                    </w:rPr>
+                                    <w:alias w:val="Subtitle"/>
+                                    <w:tag w:val=""/>
+                                    <w:id w:val="-1686441493"/>
+                                    <w:dataBinding w:prefixMappings="xmlns:ns0='http://purl.org/dc/elements/1.1/' xmlns:ns1='http://schemas.openxmlformats.org/package/2006/metadata/core-properties' " w:xpath="/ns1:coreProperties[1]/ns0:subject[1]" w:storeItemID="{6C3C8BC8-F283-45AE-878A-BAB7291924A1}"/>
+                                    <w:text/>
+                                  </w:sdtPr>
+                                  <w:sdtContent>
+                                    <w:p>
+                                      <w:pPr>
+                                        <w:pStyle w:val="NoSpacing"/>
+                                        <w:spacing w:before="120"/>
+                                        <w:jc w:val="center"/>
+                                        <w:rPr>
+                                          <w:color w:val="FFD966" w:themeColor="accent4" w:themeTint="99"/>
+                                          <w:sz w:val="48"/>
+                                          <w:szCs w:val="48"/>
+                                        </w:rPr>
+                                      </w:pPr>
+                                      <w:r>
+                                        <w:rPr>
+                                          <w:color w:val="FFD966" w:themeColor="accent4" w:themeTint="99"/>
+                                          <w:sz w:val="48"/>
+                                          <w:szCs w:val="48"/>
+                                        </w:rPr>
+                                        <w:t>Song</w:t>
+                                      </w:r>
+                                      <w:r>
+                                        <w:rPr>
+                                          <w:color w:val="FFD966" w:themeColor="accent4" w:themeTint="99"/>
+                                          <w:sz w:val="48"/>
+                                          <w:szCs w:val="48"/>
+                                        </w:rPr>
+                                        <w:t>:</w:t>
+                                      </w:r>
+                                      <w:r>
+                                        <w:rPr>
+                                          <w:color w:val="FFD966" w:themeColor="accent4" w:themeTint="99"/>
+                                          <w:sz w:val="48"/>
+                                          <w:szCs w:val="48"/>
+                                        </w:rPr>
+                                        <w:t xml:space="preserve"> 7</w:t>
+                                      </w:r>
+                                    </w:p>
+                                  </w:sdtContent>
+                                </w:sdt>
+                              </w:txbxContent>
+                            </wps:txbx>
+                            <wps:bodyPr rot="0" spcFirstLastPara="0" vertOverflow="overflow" horzOverflow="overflow" vert="horz" wrap="square" lIns="685800" tIns="0" rIns="914400" bIns="0" numCol="1" spcCol="0" rtlCol="0" fromWordArt="0" anchor="b" anchorCtr="0" forceAA="0" compatLnSpc="1">
+                              <a:prstTxWarp prst="textNoShape">
+                                <a:avLst/>
+                              </a:prstTxWarp>
+                              <a:noAutofit/>
+                            </wps:bodyPr>
+                          </wps:wsp>
+                        </wpg:wgp>
+                      </a:graphicData>
+                    </a:graphic>
+                    <wp14:sizeRelH relativeFrom="page">
+                      <wp14:pctWidth>88200</wp14:pctWidth>
+                    </wp14:sizeRelH>
+                    <wp14:sizeRelV relativeFrom="page">
+                      <wp14:pctHeight>90900</wp14:pctHeight>
+                    </wp14:sizeRelV>
+                  </wp:anchor>
+                </w:drawing>
+              </mc:Choice>
+              <mc:Fallback>
+                <w:pict>
+                  <v:group w14:anchorId="4ABB2C18" id="Group 64" o:spid="_x0000_s1026" style="position:absolute;margin-left:0;margin-top:0;width:540pt;height:10in;z-index:-251655168;mso-width-percent:882;mso-height-percent:909;mso-position-horizontal:center;mso-position-horizontal-relative:page;mso-position-vertical:center;mso-position-vertical-relative:page;mso-width-percent:882;mso-height-percent:909" coordsize="68580,91440" o:gfxdata="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">
+                    <v:group id="Group 49" o:spid="_x0000_s1027" style="position:absolute;width:68580;height:91440" coordsize="68580,91440" o:gfxdata="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">
+                      <v:rect id="Rectangle 54" o:spid="_x0000_s1028" style="position:absolute;width:68580;height:91440;visibility:visible;mso-wrap-style:square;v-text-anchor:top" o:gfxdata="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" fillcolor="#485870 [3122]" stroked="f" strokeweight="1pt">
+                        <v:fill color2="#3d4b5f [2882]" angle="348" colors="0 #88acbb;6554f #88acbb" focus="100%" type="gradient"/>
+                        <v:textbox inset="54pt,54pt,1in,5in">
+                          <w:txbxContent>
+                            <w:p>
+                              <w:pPr>
+                                <w:pStyle w:val="NoSpacing"/>
+                                <w:rPr>
+                                  <w:color w:val="FFFFFF" w:themeColor="background1"/>
+                                  <w:sz w:val="48"/>
+                                  <w:szCs w:val="48"/>
+                                </w:rPr>
+                              </w:pPr>
+                            </w:p>
+                          </w:txbxContent>
+                        </v:textbox>
+                      </v:rect>
+                      <v:group id="Group 2" o:spid="_x0000_s1029" style="position:absolute;left:25241;width:43291;height:44910" coordsize="43291,44910" o:gfxdata="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">
+                        <v:shape id="Freeform 56" o:spid="_x0000_s1030" style="position:absolute;left:15017;width:28274;height:28352;visibility:visible;mso-wrap-style:square;v-text-anchor:top" coordsize="1781,1786" o:gfxdata="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" path="m4,1786l,1782,1776,r5,5l4,1786xe" filled="f" stroked="f">
+                          <v:path arrowok="t" o:connecttype="custom" o:connectlocs="6350,2835275;0,2828925;2819400,0;2827338,7938;6350,2835275" o:connectangles="0,0,0,0,0"/>
+                        </v:shape>
+                        <v:shape id="Freeform 57" o:spid="_x0000_s1031" style="position:absolute;left:7826;top:2270;width:35465;height:35464;visibility:visible;mso-wrap-style:square;v-text-anchor:top" coordsize="2234,2234" o:gfxdata="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" path="m5,2234l,2229,2229,r5,5l5,2234xe" filled="f" stroked="f">
+                          <v:path arrowok="t" o:connecttype="custom" o:connectlocs="7938,3546475;0,3538538;3538538,0;3546475,7938;7938,3546475" o:connectangles="0,0,0,0,0"/>
+                        </v:shape>
+                        <v:shape id="Freeform 58" o:spid="_x0000_s1032" style="position:absolute;left:8413;top:1095;width:34878;height:34877;visibility:visible;mso-wrap-style:square;v-text-anchor:top" coordsize="2197,2197" o:gfxdata="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" path="m9,2197l,2193,2188,r9,10l9,2197xe" filled="f" stroked="f">
+                          <v:path arrowok="t" o:connecttype="custom" o:connectlocs="14288,3487738;0,3481388;3473450,0;3487738,15875;14288,3487738" o:connectangles="0,0,0,0,0"/>
+                        </v:shape>
+                        <v:shape id="Freeform 59" o:spid="_x0000_s1033" style="position:absolute;left:12160;top:4984;width:31131;height:31211;visibility:visible;mso-wrap-style:square;v-text-anchor:top" coordsize="1961,1966" o:gfxdata="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" path="m9,1966l,1957,1952,r9,9l9,1966xe" filled="f" stroked="f">
+                          <v:path arrowok="t" o:connecttype="custom" o:connectlocs="14288,3121025;0,3106738;3098800,0;3113088,14288;14288,3121025" o:connectangles="0,0,0,0,0"/>
+                        </v:shape>
+                        <v:shape id="Freeform 60" o:spid="_x0000_s1034" style="position:absolute;top:1539;width:43291;height:43371;visibility:visible;mso-wrap-style:square;v-text-anchor:top" coordsize="2727,2732" o:gfxdata="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" path="m,2732r,-4l2722,r5,5l,2732xe" filled="f" stroked="f">
+                          <v:path arrowok="t" o:connecttype="custom" o:connectlocs="0,4337050;0,4330700;4321175,0;4329113,7938;0,4337050" o:connectangles="0,0,0,0,0"/>
+                        </v:shape>
+                      </v:group>
+                    </v:group>
+                    <v:shapetype id="_x0000_t202" coordsize="21600,21600" o:spt="202" path="m,l,21600r21600,l21600,xe">
+                      <v:stroke joinstyle="miter"/>
+                      <v:path gradientshapeok="t" o:connecttype="rect"/>
+                    </v:shapetype>
+                    <v:shape id="Text Box 61" o:spid="_x0000_s1035" type="#_x0000_t202" style="position:absolute;left:95;top:21526;width:68434;height:37898;visibility:visible;mso-wrap-style:square;v-text-anchor:bottom" o:gfxdata="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" filled="f" stroked="f" strokeweight=".5pt">
+                      <v:textbox inset="54pt,0,1in,0">
+                        <w:txbxContent>
+                          <w:sdt>
+                            <w:sdtPr>
+                              <w:rPr>
+                                <w:rFonts w:asciiTheme="majorHAnsi" w:eastAsiaTheme="majorEastAsia" w:hAnsiTheme="majorHAnsi" w:cstheme="majorBidi"/>
+                                <w:caps/>
+                                <w:color w:val="FFFFFF" w:themeColor="background1"/>
+                                <w:sz w:val="64"/>
+                                <w:szCs w:val="64"/>
+                              </w:rPr>
+                              <w:alias w:val="Title"/>
+                              <w:tag w:val=""/>
+                              <w:id w:val="1841046763"/>
+                              <w:dataBinding w:prefixMappings="xmlns:ns0='http://purl.org/dc/elements/1.1/' xmlns:ns1='http://schemas.openxmlformats.org/package/2006/metadata/core-properties' " w:xpath="/ns1:coreProperties[1]/ns0:title[1]" w:storeItemID="{6C3C8BC8-F283-45AE-878A-BAB7291924A1}"/>
+                              <w:text/>
+                            </w:sdtPr>
+                            <w:sdtContent>
+                              <w:p>
+                                <w:pPr>
+                                  <w:pStyle w:val="NoSpacing"/>
+                                  <w:jc w:val="center"/>
+                                  <w:rPr>
+                                    <w:rFonts w:asciiTheme="majorHAnsi" w:eastAsiaTheme="majorEastAsia" w:hAnsiTheme="majorHAnsi" w:cstheme="majorBidi"/>
+                                    <w:caps/>
+                                    <w:color w:val="FFFFFF" w:themeColor="background1"/>
+                                    <w:sz w:val="64"/>
+                                    <w:szCs w:val="64"/>
+                                  </w:rPr>
+                                </w:pPr>
+                                <w:r>
+                                  <w:rPr>
+                                    <w:rFonts w:asciiTheme="majorHAnsi" w:eastAsiaTheme="majorEastAsia" w:hAnsiTheme="majorHAnsi" w:cstheme="majorBidi"/>
+                                    <w:caps/>
+                                    <w:color w:val="FFFFFF" w:themeColor="background1"/>
+                                    <w:sz w:val="64"/>
+                                    <w:szCs w:val="64"/>
+                                  </w:rPr>
+                                  <w:t>trust in jehovah’s saving power</w:t>
+                                </w:r>
+                              </w:p>
+                            </w:sdtContent>
+                          </w:sdt>
+                          <w:sdt>
+                            <w:sdtPr>
+                              <w:rPr>
+                                <w:color w:val="FFD966" w:themeColor="accent4" w:themeTint="99"/>
+                                <w:sz w:val="48"/>
+                                <w:szCs w:val="48"/>
+                              </w:rPr>
+                              <w:alias w:val="Subtitle"/>
+                              <w:tag w:val=""/>
+                              <w:id w:val="-1686441493"/>
+                              <w:dataBinding w:prefixMappings="xmlns:ns0='http://purl.org/dc/elements/1.1/' xmlns:ns1='http://schemas.openxmlformats.org/package/2006/metadata/core-properties' " w:xpath="/ns1:coreProperties[1]/ns0:subject[1]" w:storeItemID="{6C3C8BC8-F283-45AE-878A-BAB7291924A1}"/>
+                              <w:text/>
+                            </w:sdtPr>
+                            <w:sdtContent>
+                              <w:p>
+                                <w:pPr>
+                                  <w:pStyle w:val="NoSpacing"/>
+                                  <w:spacing w:before="120"/>
+                                  <w:jc w:val="center"/>
+                                  <w:rPr>
+                                    <w:color w:val="FFD966" w:themeColor="accent4" w:themeTint="99"/>
+                                    <w:sz w:val="48"/>
+                                    <w:szCs w:val="48"/>
+                                  </w:rPr>
+                                </w:pPr>
+                                <w:r>
+                                  <w:rPr>
+                                    <w:color w:val="FFD966" w:themeColor="accent4" w:themeTint="99"/>
+                                    <w:sz w:val="48"/>
+                                    <w:szCs w:val="48"/>
+                                  </w:rPr>
+                                  <w:t>Song</w:t>
+                                </w:r>
+                                <w:r>
+                                  <w:rPr>
+                                    <w:color w:val="FFD966" w:themeColor="accent4" w:themeTint="99"/>
+                                    <w:sz w:val="48"/>
+                                    <w:szCs w:val="48"/>
+                                  </w:rPr>
+                                  <w:t>:</w:t>
+                                </w:r>
+                                <w:r>
+                                  <w:rPr>
+                                    <w:color w:val="FFD966" w:themeColor="accent4" w:themeTint="99"/>
+                                    <w:sz w:val="48"/>
+                                    <w:szCs w:val="48"/>
+                                  </w:rPr>
+                                  <w:t xml:space="preserve"> 7</w:t>
+                                </w:r>
+                              </w:p>
+                            </w:sdtContent>
+                          </w:sdt>
+                        </w:txbxContent>
+                      </v:textbox>
+                    </v:shape>
+                    <w10:wrap anchorx="page" anchory="page"/>
+                  </v:group>
+                </w:pict>
+              </mc:Fallback>
+            </mc:AlternateContent>
+          </w:r>
+        </w:p>
+        <w:p>
+          <w:pPr>
+            <w:rPr>
+              <w:rFonts w:ascii="Segoe UI Light" w:hAnsi="Segoe UI Light" w:cs="Segoe UI Light"/>
+              <w:b/>
+              <w:bCs/>
+            </w:rPr>
+          </w:pPr>
+          <w:r>
+            <w:rPr>
+              <w:rFonts w:ascii="Segoe UI Light" w:hAnsi="Segoe UI Light" w:cs="Segoe UI Light"/>
+              <w:b/>
+              <w:bCs/>
+            </w:rPr>
+            <w:br w:type="page"/>
+          </w:r>
+        </w:p>
+      </w:sdtContent>
+    </w:sdt>
+    <w:p>
+      <w:pPr>
+        <w:rPr>
+          <w:rFonts w:ascii="Segoe UI Light" w:hAnsi="Segoe UI Light" w:cs="Segoe UI Light"/>
+          <w:b/>
+          <w:bCs/>
+        </w:rPr>
       </w:pPr>
       <w:r>
         <w:rPr>
           <w:noProof/>
         </w:rPr>
+        <w:lastRenderedPageBreak/>
         <mc:AlternateContent>
           <mc:Choice Requires="wps">
             <w:drawing>
@@ -125,7 +1024,7 @@
           </mc:Choice>
           <mc:Fallback>
             <w:pict>
-              <v:rect w14:anchorId="73C648C0" id="Rectangle 200" o:spid="_x0000_s1026" style="position:absolute;margin-left:0;margin-top:37.15pt;width:468.5pt;height:21.3pt;z-index:-251657216;visibility:visible;mso-wrap-style:square;mso-width-percent:1000;mso-height-percent:27;mso-wrap-distance-left:9.35pt;mso-wrap-distance-top:0;mso-wrap-distance-right:9.35pt;mso-wrap-distance-bottom:0;mso-position-horizontal:left;mso-position-horizontal-relative:margin;mso-position-vertical:absolute;mso-position-vertical-relative:page;mso-width-percent:1000;mso-height-percent:27;mso-width-relative:margin;mso-height-relative:page;v-text-anchor:middle" o:gfxdata="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" o:allowoverlap="f" fillcolor="#4472c4 [3204]" stroked="f" strokeweight="1pt">
+              <v:rect w14:anchorId="73C648C0" id="Rectangle 200" o:spid="_x0000_s1036" style="position:absolute;margin-left:0;margin-top:37.15pt;width:468.5pt;height:21.3pt;z-index:-251657216;visibility:visible;mso-wrap-style:square;mso-width-percent:1000;mso-height-percent:27;mso-wrap-distance-left:9.35pt;mso-wrap-distance-top:0;mso-wrap-distance-right:9.35pt;mso-wrap-distance-bottom:0;mso-position-horizontal:left;mso-position-horizontal-relative:margin;mso-position-vertical:absolute;mso-position-vertical-relative:page;mso-width-percent:1000;mso-height-percent:27;mso-width-relative:margin;mso-height-relative:page;v-text-anchor:middle" o:gfxdata="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" o:allowoverlap="f" fillcolor="#4472c4 [3204]" stroked="f" strokeweight="1pt">
                 <v:textbox style="mso-fit-shape-to-text:t">
                   <w:txbxContent>
                     <w:sdt>
@@ -677,7 +1576,13 @@
         <w:rPr>
           <w:rFonts w:ascii="Segoe UI Light" w:hAnsi="Segoe UI Light" w:cs="Segoe UI Light"/>
         </w:rPr>
-        <w:t>It is too you and your family can’t escape.</w:t>
+        <w:t>Y</w:t>
+      </w:r>
+      <w:r>
+        <w:rPr>
+          <w:rFonts w:ascii="Segoe UI Light" w:hAnsi="Segoe UI Light" w:cs="Segoe UI Light"/>
+        </w:rPr>
+        <w:t>ou and your family can’t escape.</w:t>
       </w:r>
     </w:p>
     <w:p>
@@ -695,7 +1600,25 @@
         <w:rPr>
           <w:rFonts w:ascii="Segoe UI Light" w:hAnsi="Segoe UI Light" w:cs="Segoe UI Light"/>
         </w:rPr>
-        <w:t>You feel that the city walls meant for protection are now a trap you can’t escape.</w:t>
+        <w:t>You worry about what would happen to you and your family if you get caught.</w:t>
+      </w:r>
+    </w:p>
+    <w:p>
+      <w:pPr>
+        <w:pStyle w:val="ListParagraph"/>
+        <w:numPr>
+          <w:ilvl w:val="1"/>
+          <w:numId w:val="9"/>
+        </w:numPr>
+        <w:rPr>
+          <w:rFonts w:ascii="Segoe UI Light" w:hAnsi="Segoe UI Light" w:cs="Segoe UI Light"/>
+        </w:rPr>
+      </w:pPr>
+      <w:r>
+        <w:rPr>
+          <w:rFonts w:ascii="Segoe UI Light" w:hAnsi="Segoe UI Light" w:cs="Segoe UI Light"/>
+        </w:rPr>
+        <w:t>How will they treat me? What about my spouse? My children?</w:t>
       </w:r>
     </w:p>
     <w:p>
@@ -707,32 +1630,19 @@
         </w:numPr>
         <w:rPr>
           <w:rFonts w:ascii="Segoe UI Light" w:hAnsi="Segoe UI Light" w:cs="Segoe UI Light"/>
-          <w:color w:val="000000" w:themeColor="text1"/>
-        </w:rPr>
-      </w:pPr>
-      <w:r>
-        <w:rPr>
-          <w:rFonts w:ascii="Segoe UI Light" w:hAnsi="Segoe UI Light" w:cs="Segoe UI Light"/>
-        </w:rPr>
-        <w:t>Th</w:t>
-      </w:r>
-      <w:r>
-        <w:rPr>
-          <w:rFonts w:ascii="Segoe UI Light" w:hAnsi="Segoe UI Light" w:cs="Segoe UI Light"/>
-        </w:rPr>
-        <w:t>at cruel</w:t>
-      </w:r>
-      <w:r>
-        <w:rPr>
-          <w:rFonts w:ascii="Segoe UI Light" w:hAnsi="Segoe UI Light" w:cs="Segoe UI Light"/>
-        </w:rPr>
-        <w:t xml:space="preserve"> army is closing in</w:t>
-      </w:r>
-      <w:r>
-        <w:rPr>
-          <w:rFonts w:ascii="Segoe UI Light" w:hAnsi="Segoe UI Light" w:cs="Segoe UI Light"/>
-        </w:rPr>
-        <w:t xml:space="preserve"> and you worry about your life and that of your family.</w:t>
+        </w:rPr>
+      </w:pPr>
+      <w:r>
+        <w:rPr>
+          <w:rFonts w:ascii="Segoe UI Light" w:hAnsi="Segoe UI Light" w:cs="Segoe UI Light"/>
+        </w:rPr>
+        <w:t>The</w:t>
+      </w:r>
+      <w:r>
+        <w:rPr>
+          <w:rFonts w:ascii="Segoe UI Light" w:hAnsi="Segoe UI Light" w:cs="Segoe UI Light"/>
+        </w:rPr>
+        <w:t xml:space="preserve"> city walls meant for protection are now a trap you can’t escape.</w:t>
       </w:r>
     </w:p>
     <w:p>
@@ -750,9 +1660,26 @@
       <w:r>
         <w:rPr>
           <w:rFonts w:ascii="Segoe UI Light" w:hAnsi="Segoe UI Light" w:cs="Segoe UI Light"/>
-          <w:color w:val="000000" w:themeColor="text1"/>
-        </w:rPr>
-        <w:t>There is despair in the city</w:t>
+        </w:rPr>
+        <w:t>Th</w:t>
+      </w:r>
+      <w:r>
+        <w:rPr>
+          <w:rFonts w:ascii="Segoe UI Light" w:hAnsi="Segoe UI Light" w:cs="Segoe UI Light"/>
+        </w:rPr>
+        <w:t>at cruel</w:t>
+      </w:r>
+      <w:r>
+        <w:rPr>
+          <w:rFonts w:ascii="Segoe UI Light" w:hAnsi="Segoe UI Light" w:cs="Segoe UI Light"/>
+        </w:rPr>
+        <w:t xml:space="preserve"> army is closing in</w:t>
+      </w:r>
+      <w:r>
+        <w:rPr>
+          <w:rFonts w:ascii="Segoe UI Light" w:hAnsi="Segoe UI Light" w:cs="Segoe UI Light"/>
+        </w:rPr>
+        <w:t xml:space="preserve"> and you worry about your life and that of your family.</w:t>
       </w:r>
     </w:p>
     <w:p>
@@ -772,7 +1699,7 @@
           <w:rFonts w:ascii="Segoe UI Light" w:hAnsi="Segoe UI Light" w:cs="Segoe UI Light"/>
           <w:color w:val="000000" w:themeColor="text1"/>
         </w:rPr>
-        <w:t>Even though the paid a very heavy tribute for peace, the Assyrians are still marching against the Jerusalem.</w:t>
+        <w:t>There is despair in the city</w:t>
       </w:r>
     </w:p>
     <w:p>
@@ -792,7 +1719,87 @@
           <w:rFonts w:ascii="Segoe UI Light" w:hAnsi="Segoe UI Light" w:cs="Segoe UI Light"/>
           <w:color w:val="000000" w:themeColor="text1"/>
         </w:rPr>
+        <w:t>Even though the paid a very heavy tribute for peace, the Assyrians are still marching against the Jerusalem.</w:t>
+      </w:r>
+    </w:p>
+    <w:p>
+      <w:pPr>
+        <w:pStyle w:val="ListParagraph"/>
+        <w:numPr>
+          <w:ilvl w:val="0"/>
+          <w:numId w:val="9"/>
+        </w:numPr>
+        <w:rPr>
+          <w:rFonts w:ascii="Segoe UI Light" w:hAnsi="Segoe UI Light" w:cs="Segoe UI Light"/>
+          <w:color w:val="000000" w:themeColor="text1"/>
+        </w:rPr>
+      </w:pPr>
+      <w:r>
+        <w:rPr>
+          <w:rFonts w:ascii="Segoe UI Light" w:hAnsi="Segoe UI Light" w:cs="Segoe UI Light"/>
+          <w:color w:val="000000" w:themeColor="text1"/>
+        </w:rPr>
         <w:t>Nothing can be done to escape what is coming.</w:t>
+      </w:r>
+    </w:p>
+    <w:p>
+      <w:pPr>
+        <w:pStyle w:val="ListParagraph"/>
+        <w:numPr>
+          <w:ilvl w:val="0"/>
+          <w:numId w:val="9"/>
+        </w:numPr>
+        <w:rPr>
+          <w:rFonts w:ascii="Segoe UI Light" w:hAnsi="Segoe UI Light" w:cs="Segoe UI Light"/>
+          <w:color w:val="000000" w:themeColor="text1"/>
+        </w:rPr>
+      </w:pPr>
+      <w:r>
+        <w:rPr>
+          <w:rFonts w:ascii="Segoe UI Light" w:hAnsi="Segoe UI Light" w:cs="Segoe UI Light"/>
+          <w:color w:val="000000" w:themeColor="text1"/>
+        </w:rPr>
+        <w:t>Every day, you go to bed with knots in your stomach, anxious and fearful.</w:t>
+      </w:r>
+    </w:p>
+    <w:p>
+      <w:pPr>
+        <w:pStyle w:val="ListParagraph"/>
+        <w:numPr>
+          <w:ilvl w:val="0"/>
+          <w:numId w:val="9"/>
+        </w:numPr>
+        <w:rPr>
+          <w:rFonts w:ascii="Segoe UI Light" w:hAnsi="Segoe UI Light" w:cs="Segoe UI Light"/>
+          <w:color w:val="000000" w:themeColor="text1"/>
+        </w:rPr>
+      </w:pPr>
+      <w:r>
+        <w:rPr>
+          <w:rFonts w:ascii="Segoe UI Light" w:hAnsi="Segoe UI Light" w:cs="Segoe UI Light"/>
+          <w:color w:val="000000" w:themeColor="text1"/>
+        </w:rPr>
+        <w:t>A little noise wakes up at night. You can’t sleep.</w:t>
+      </w:r>
+    </w:p>
+    <w:p>
+      <w:pPr>
+        <w:pStyle w:val="ListParagraph"/>
+        <w:numPr>
+          <w:ilvl w:val="0"/>
+          <w:numId w:val="9"/>
+        </w:numPr>
+        <w:rPr>
+          <w:rFonts w:ascii="Segoe UI Light" w:hAnsi="Segoe UI Light" w:cs="Segoe UI Light"/>
+          <w:color w:val="000000" w:themeColor="text1"/>
+        </w:rPr>
+      </w:pPr>
+      <w:r>
+        <w:rPr>
+          <w:rFonts w:ascii="Segoe UI Light" w:hAnsi="Segoe UI Light" w:cs="Segoe UI Light"/>
+          <w:color w:val="000000" w:themeColor="text1"/>
+        </w:rPr>
+        <w:t>This fearful condition continues days after day.</w:t>
       </w:r>
     </w:p>
     <w:p>
@@ -1296,6 +2303,7 @@
         <w:rPr>
           <w:rFonts w:ascii="Segoe UI Light" w:hAnsi="Segoe UI Light" w:cs="Segoe UI Light"/>
         </w:rPr>
+        <w:lastRenderedPageBreak/>
         <w:t>More money or material things will make us happy.</w:t>
       </w:r>
     </w:p>
@@ -1427,7 +2435,6 @@
           <w:rFonts w:ascii="Segoe UI Light" w:hAnsi="Segoe UI Light" w:cs="Segoe UI Light"/>
           <w:color w:val="EE0000"/>
         </w:rPr>
-        <w:lastRenderedPageBreak/>
         <w:t>Do we face similar threat today?</w:t>
       </w:r>
     </w:p>
@@ -1822,51 +2829,81 @@
         <w:rPr>
           <w:rFonts w:ascii="Segoe UI Light" w:hAnsi="Segoe UI Light" w:cs="Segoe UI Light"/>
         </w:rPr>
-        <w:t>Let’s see what King Hezekiah did.</w:t>
-      </w:r>
-    </w:p>
-    <w:p>
-      <w:pPr>
-        <w:ind w:left="720"/>
-        <w:rPr>
-          <w:rFonts w:ascii="Segoe UI Light" w:hAnsi="Segoe UI Light" w:cs="Segoe UI Light"/>
-        </w:rPr>
-      </w:pPr>
+        <w:t xml:space="preserve">Let’s </w:t>
+      </w:r>
+      <w:r>
+        <w:rPr>
+          <w:rFonts w:ascii="Segoe UI Light" w:hAnsi="Segoe UI Light" w:cs="Segoe UI Light"/>
+        </w:rPr>
+        <w:t>take a closer look at Hezekiah’s prayer and see how we can model ours on his</w:t>
+      </w:r>
+      <w:r>
+        <w:rPr>
+          <w:rFonts w:ascii="Segoe UI Light" w:hAnsi="Segoe UI Light" w:cs="Segoe UI Light"/>
+        </w:rPr>
+        <w:t xml:space="preserve"> - </w:t>
+      </w:r>
       <w:r>
         <w:rPr>
           <w:rFonts w:ascii="Segoe UI Light" w:hAnsi="Segoe UI Light" w:cs="Segoe UI Light"/>
           <w:b/>
           <w:bCs/>
         </w:rPr>
-        <w:t>2 kings 19:15-19.</w:t>
-      </w:r>
-    </w:p>
-    <w:p>
-      <w:pPr>
-        <w:ind w:left="1440"/>
-        <w:rPr>
-          <w:rFonts w:ascii="Segoe UI Light" w:hAnsi="Segoe UI Light" w:cs="Segoe UI Light"/>
-        </w:rPr>
-      </w:pPr>
-    </w:p>
-    <w:p>
-      <w:pPr>
-        <w:ind w:left="1440"/>
-        <w:rPr>
-          <w:rFonts w:ascii="Segoe UI Light" w:hAnsi="Segoe UI Light" w:cs="Segoe UI Light"/>
-        </w:rPr>
-      </w:pPr>
-    </w:p>
-    <w:p>
-      <w:pPr>
-        <w:ind w:left="360"/>
-        <w:rPr>
-          <w:rFonts w:ascii="Segoe UI Light" w:hAnsi="Segoe UI Light" w:cs="Segoe UI Light"/>
-        </w:rPr>
-      </w:pPr>
-    </w:p>
-    <w:p>
-      <w:pPr>
+        <w:t>2 kings 19:15-19</w:t>
+      </w:r>
+    </w:p>
+    <w:p>
+      <w:pPr>
+        <w:pStyle w:val="ListParagraph"/>
+        <w:numPr>
+          <w:ilvl w:val="0"/>
+          <w:numId w:val="17"/>
+        </w:numPr>
+        <w:rPr>
+          <w:rFonts w:ascii="Segoe UI Light" w:hAnsi="Segoe UI Light" w:cs="Segoe UI Light"/>
+        </w:rPr>
+      </w:pPr>
+      <w:r>
+        <w:rPr>
+          <w:rFonts w:ascii="Segoe UI Light" w:hAnsi="Segoe UI Light" w:cs="Segoe UI Light"/>
+        </w:rPr>
+        <w:t>Praise &amp; Thanksgiving</w:t>
+      </w:r>
+    </w:p>
+    <w:p>
+      <w:pPr>
+        <w:pStyle w:val="ListParagraph"/>
+        <w:numPr>
+          <w:ilvl w:val="0"/>
+          <w:numId w:val="17"/>
+        </w:numPr>
+        <w:rPr>
+          <w:rFonts w:ascii="Segoe UI Light" w:hAnsi="Segoe UI Light" w:cs="Segoe UI Light"/>
+        </w:rPr>
+      </w:pPr>
+      <w:r>
+        <w:rPr>
+          <w:rFonts w:ascii="Segoe UI Light" w:hAnsi="Segoe UI Light" w:cs="Segoe UI Light"/>
+        </w:rPr>
+        <w:t>Petition &amp; Supplication</w:t>
+      </w:r>
+    </w:p>
+    <w:p>
+      <w:pPr>
+        <w:pStyle w:val="ListParagraph"/>
+        <w:ind w:left="1080"/>
+        <w:rPr>
+          <w:rFonts w:ascii="Segoe UI Light" w:hAnsi="Segoe UI Light" w:cs="Segoe UI Light"/>
+        </w:rPr>
+      </w:pPr>
+    </w:p>
+    <w:p>
+      <w:pPr>
+        <w:pStyle w:val="ListParagraph"/>
+        <w:numPr>
+          <w:ilvl w:val="0"/>
+          <w:numId w:val="18"/>
+        </w:numPr>
         <w:rPr>
           <w:rFonts w:ascii="Segoe UI Light" w:hAnsi="Segoe UI Light" w:cs="Segoe UI Light"/>
         </w:rPr>
@@ -1877,6 +2914,1011 @@
           <w:b/>
           <w:bCs/>
         </w:rPr>
+        <w:t>Verse 15</w:t>
+      </w:r>
+      <w:r>
+        <w:rPr>
+          <w:rFonts w:ascii="Segoe UI Light" w:hAnsi="Segoe UI Light" w:cs="Segoe UI Light"/>
+        </w:rPr>
+        <w:t xml:space="preserve"> – Praise =&gt; thanksgiving</w:t>
+      </w:r>
+    </w:p>
+    <w:p>
+      <w:pPr>
+        <w:pStyle w:val="ListParagraph"/>
+        <w:numPr>
+          <w:ilvl w:val="0"/>
+          <w:numId w:val="18"/>
+        </w:numPr>
+        <w:rPr>
+          <w:rFonts w:ascii="Segoe UI Light" w:hAnsi="Segoe UI Light" w:cs="Segoe UI Light"/>
+        </w:rPr>
+      </w:pPr>
+      <w:r>
+        <w:rPr>
+          <w:rFonts w:ascii="Segoe UI Light" w:hAnsi="Segoe UI Light" w:cs="Segoe UI Light"/>
+          <w:b/>
+          <w:bCs/>
+        </w:rPr>
+        <w:t xml:space="preserve">Verse 16 </w:t>
+      </w:r>
+      <w:r>
+        <w:rPr>
+          <w:rFonts w:ascii="Segoe UI Light" w:hAnsi="Segoe UI Light" w:cs="Segoe UI Light"/>
+        </w:rPr>
+        <w:t>– Petition.</w:t>
+      </w:r>
+    </w:p>
+    <w:p>
+      <w:pPr>
+        <w:pStyle w:val="ListParagraph"/>
+        <w:numPr>
+          <w:ilvl w:val="0"/>
+          <w:numId w:val="18"/>
+        </w:numPr>
+        <w:rPr>
+          <w:rFonts w:ascii="Segoe UI Light" w:hAnsi="Segoe UI Light" w:cs="Segoe UI Light"/>
+        </w:rPr>
+      </w:pPr>
+      <w:r>
+        <w:rPr>
+          <w:rFonts w:ascii="Segoe UI Light" w:hAnsi="Segoe UI Light" w:cs="Segoe UI Light"/>
+          <w:b/>
+          <w:bCs/>
+        </w:rPr>
+        <w:t>Verse</w:t>
+      </w:r>
+      <w:r>
+        <w:rPr>
+          <w:rFonts w:ascii="Segoe UI Light" w:hAnsi="Segoe UI Light" w:cs="Segoe UI Light"/>
+          <w:b/>
+          <w:bCs/>
+        </w:rPr>
+        <w:t>s</w:t>
+      </w:r>
+      <w:r>
+        <w:rPr>
+          <w:rFonts w:ascii="Segoe UI Light" w:hAnsi="Segoe UI Light" w:cs="Segoe UI Light"/>
+          <w:b/>
+          <w:bCs/>
+        </w:rPr>
+        <w:t xml:space="preserve"> 17</w:t>
+      </w:r>
+      <w:r>
+        <w:rPr>
+          <w:rFonts w:ascii="Segoe UI Light" w:hAnsi="Segoe UI Light" w:cs="Segoe UI Light"/>
+          <w:b/>
+          <w:bCs/>
+        </w:rPr>
+        <w:t>, 18</w:t>
+      </w:r>
+      <w:r>
+        <w:rPr>
+          <w:rFonts w:ascii="Segoe UI Light" w:hAnsi="Segoe UI Light" w:cs="Segoe UI Light"/>
+          <w:b/>
+          <w:bCs/>
+        </w:rPr>
+        <w:t xml:space="preserve"> </w:t>
+      </w:r>
+      <w:r>
+        <w:rPr>
+          <w:rFonts w:ascii="Segoe UI Light" w:hAnsi="Segoe UI Light" w:cs="Segoe UI Light"/>
+        </w:rPr>
+        <w:t>–</w:t>
+      </w:r>
+      <w:r>
+        <w:rPr>
+          <w:rFonts w:ascii="Segoe UI Light" w:hAnsi="Segoe UI Light" w:cs="Segoe UI Light"/>
+        </w:rPr>
+        <w:t xml:space="preserve"> </w:t>
+      </w:r>
+      <w:r>
+        <w:rPr>
+          <w:rFonts w:ascii="Segoe UI Light" w:hAnsi="Segoe UI Light" w:cs="Segoe UI Light"/>
+        </w:rPr>
+        <w:t>he states the challenge he is facing</w:t>
+      </w:r>
+    </w:p>
+    <w:p>
+      <w:pPr>
+        <w:pStyle w:val="ListParagraph"/>
+        <w:numPr>
+          <w:ilvl w:val="0"/>
+          <w:numId w:val="18"/>
+        </w:numPr>
+        <w:rPr>
+          <w:rFonts w:ascii="Segoe UI Light" w:hAnsi="Segoe UI Light" w:cs="Segoe UI Light"/>
+        </w:rPr>
+      </w:pPr>
+      <w:r>
+        <w:rPr>
+          <w:rFonts w:ascii="Segoe UI Light" w:hAnsi="Segoe UI Light" w:cs="Segoe UI Light"/>
+          <w:b/>
+          <w:bCs/>
+        </w:rPr>
+        <w:t xml:space="preserve">Verser 19 </w:t>
+      </w:r>
+      <w:r>
+        <w:rPr>
+          <w:rFonts w:ascii="Segoe UI Light" w:hAnsi="Segoe UI Light" w:cs="Segoe UI Light"/>
+        </w:rPr>
+        <w:t>– Another petition, that becomes now a supplication.</w:t>
+      </w:r>
+    </w:p>
+    <w:p>
+      <w:pPr>
+        <w:ind w:left="720"/>
+        <w:rPr>
+          <w:rFonts w:ascii="Segoe UI Light" w:hAnsi="Segoe UI Light" w:cs="Segoe UI Light"/>
+        </w:rPr>
+      </w:pPr>
+      <w:r>
+        <w:rPr>
+          <w:rFonts w:ascii="Segoe UI Light" w:hAnsi="Segoe UI Light" w:cs="Segoe UI Light"/>
+          <w:b/>
+          <w:bCs/>
+        </w:rPr>
+        <w:lastRenderedPageBreak/>
+        <w:t>The Lesson</w:t>
+      </w:r>
+      <w:r>
+        <w:rPr>
+          <w:rFonts w:ascii="Segoe UI Light" w:hAnsi="Segoe UI Light" w:cs="Segoe UI Light"/>
+          <w:b/>
+          <w:bCs/>
+        </w:rPr>
+        <w:t xml:space="preserve"> when we face an Assyrian-like army</w:t>
+      </w:r>
+      <w:r>
+        <w:rPr>
+          <w:rFonts w:ascii="Segoe UI Light" w:hAnsi="Segoe UI Light" w:cs="Segoe UI Light"/>
+          <w:b/>
+          <w:bCs/>
+        </w:rPr>
+        <w:t>:</w:t>
+      </w:r>
+      <w:r>
+        <w:rPr>
+          <w:rFonts w:ascii="Segoe UI Light" w:hAnsi="Segoe UI Light" w:cs="Segoe UI Light"/>
+          <w:b/>
+          <w:bCs/>
+        </w:rPr>
+        <w:t xml:space="preserve"> </w:t>
+      </w:r>
+    </w:p>
+    <w:p>
+      <w:pPr>
+        <w:pStyle w:val="ListParagraph"/>
+        <w:numPr>
+          <w:ilvl w:val="0"/>
+          <w:numId w:val="19"/>
+        </w:numPr>
+        <w:rPr>
+          <w:rFonts w:ascii="Segoe UI Light" w:hAnsi="Segoe UI Light" w:cs="Segoe UI Light"/>
+        </w:rPr>
+      </w:pPr>
+      <w:r>
+        <w:rPr>
+          <w:rFonts w:ascii="Segoe UI Light" w:hAnsi="Segoe UI Light" w:cs="Segoe UI Light"/>
+        </w:rPr>
+        <w:t>Offer praises</w:t>
+      </w:r>
+    </w:p>
+    <w:p>
+      <w:pPr>
+        <w:pStyle w:val="ListParagraph"/>
+        <w:numPr>
+          <w:ilvl w:val="0"/>
+          <w:numId w:val="19"/>
+        </w:numPr>
+        <w:rPr>
+          <w:rFonts w:ascii="Segoe UI Light" w:hAnsi="Segoe UI Light" w:cs="Segoe UI Light"/>
+        </w:rPr>
+      </w:pPr>
+      <w:r>
+        <w:rPr>
+          <w:rFonts w:ascii="Segoe UI Light" w:hAnsi="Segoe UI Light" w:cs="Segoe UI Light"/>
+        </w:rPr>
+        <w:t>Offer thanksgiving</w:t>
+      </w:r>
+    </w:p>
+    <w:p>
+      <w:pPr>
+        <w:pStyle w:val="ListParagraph"/>
+        <w:numPr>
+          <w:ilvl w:val="0"/>
+          <w:numId w:val="19"/>
+        </w:numPr>
+        <w:rPr>
+          <w:rFonts w:ascii="Segoe UI Light" w:hAnsi="Segoe UI Light" w:cs="Segoe UI Light"/>
+        </w:rPr>
+      </w:pPr>
+      <w:r>
+        <w:rPr>
+          <w:rFonts w:ascii="Segoe UI Light" w:hAnsi="Segoe UI Light" w:cs="Segoe UI Light"/>
+        </w:rPr>
+        <w:t>Open our heart to Jehovah</w:t>
+      </w:r>
+      <w:r>
+        <w:rPr>
+          <w:rFonts w:ascii="Segoe UI Light" w:hAnsi="Segoe UI Light" w:cs="Segoe UI Light"/>
+        </w:rPr>
+        <w:t>.</w:t>
+      </w:r>
+    </w:p>
+    <w:p>
+      <w:pPr>
+        <w:rPr>
+          <w:rFonts w:ascii="Segoe UI Light" w:hAnsi="Segoe UI Light" w:cs="Segoe UI Light"/>
+        </w:rPr>
+      </w:pPr>
+      <w:r>
+        <w:rPr>
+          <w:rFonts w:ascii="Segoe UI Light" w:hAnsi="Segoe UI Light" w:cs="Segoe UI Light"/>
+        </w:rPr>
+        <w:t>Will Jehovah answer our prayer? Did he answer Hezekiah’s prayer?</w:t>
+      </w:r>
+    </w:p>
+    <w:p>
+      <w:pPr>
+        <w:rPr>
+          <w:rFonts w:ascii="Segoe UI Light" w:hAnsi="Segoe UI Light" w:cs="Segoe UI Light"/>
+        </w:rPr>
+      </w:pPr>
+      <w:r>
+        <w:rPr>
+          <w:rFonts w:ascii="Segoe UI Light" w:hAnsi="Segoe UI Light" w:cs="Segoe UI Light"/>
+          <w:b/>
+          <w:bCs/>
+        </w:rPr>
+        <w:t>2 Kings 19:20-37: Jehovah’s answer.</w:t>
+      </w:r>
+    </w:p>
+    <w:p>
+      <w:pPr>
+        <w:ind w:left="720"/>
+        <w:rPr>
+          <w:rFonts w:ascii="Segoe UI Light" w:hAnsi="Segoe UI Light" w:cs="Segoe UI Light"/>
+        </w:rPr>
+      </w:pPr>
+      <w:r>
+        <w:rPr>
+          <w:rFonts w:ascii="Segoe UI Light" w:hAnsi="Segoe UI Light" w:cs="Segoe UI Light"/>
+          <w:b/>
+          <w:bCs/>
+        </w:rPr>
+        <w:t>Verse 20</w:t>
+      </w:r>
+      <w:r>
+        <w:rPr>
+          <w:rFonts w:ascii="Segoe UI Light" w:hAnsi="Segoe UI Light" w:cs="Segoe UI Light"/>
+        </w:rPr>
+        <w:t xml:space="preserve">: </w:t>
+      </w:r>
+      <w:r>
+        <w:rPr>
+          <w:rFonts w:ascii="Segoe UI Light" w:hAnsi="Segoe UI Light" w:cs="Segoe UI Light"/>
+          <w:i/>
+          <w:iCs/>
+        </w:rPr>
+        <w:t>I have heard your prayer</w:t>
+      </w:r>
+      <w:r>
+        <w:rPr>
+          <w:rFonts w:ascii="Segoe UI Light" w:hAnsi="Segoe UI Light" w:cs="Segoe UI Light"/>
+        </w:rPr>
+        <w:t xml:space="preserve"> [present perfect tense]</w:t>
+      </w:r>
+    </w:p>
+    <w:p>
+      <w:pPr>
+        <w:ind w:left="720"/>
+        <w:rPr>
+          <w:rFonts w:ascii="Segoe UI Light" w:hAnsi="Segoe UI Light" w:cs="Segoe UI Light"/>
+        </w:rPr>
+      </w:pPr>
+      <w:r>
+        <w:rPr>
+          <w:rFonts w:ascii="Segoe UI Light" w:hAnsi="Segoe UI Light" w:cs="Segoe UI Light"/>
+          <w:b/>
+          <w:bCs/>
+        </w:rPr>
+        <w:t>Verse 28</w:t>
+      </w:r>
+      <w:r>
+        <w:rPr>
+          <w:rFonts w:ascii="Segoe UI Light" w:hAnsi="Segoe UI Light" w:cs="Segoe UI Light"/>
+        </w:rPr>
+        <w:t>:</w:t>
+      </w:r>
+      <w:r>
+        <w:rPr>
+          <w:rFonts w:ascii="Segoe UI Light" w:hAnsi="Segoe UI Light" w:cs="Segoe UI Light"/>
+        </w:rPr>
+        <w:t xml:space="preserve"> Jehovah promises to deal with the Assyrians as they dealt with their captives</w:t>
+      </w:r>
+      <w:r>
+        <w:rPr>
+          <w:rFonts w:ascii="Segoe UI Light" w:hAnsi="Segoe UI Light" w:cs="Segoe UI Light"/>
+        </w:rPr>
+        <w:t>.</w:t>
+      </w:r>
+    </w:p>
+    <w:p>
+      <w:pPr>
+        <w:ind w:left="720"/>
+      </w:pPr>
+      <w:r>
+        <w:rPr>
+          <w:rFonts w:ascii="Segoe UI Light" w:hAnsi="Segoe UI Light" w:cs="Segoe UI Light"/>
+          <w:b/>
+          <w:bCs/>
+        </w:rPr>
+        <w:t>Verse 32-34</w:t>
+      </w:r>
+      <w:r>
+        <w:rPr>
+          <w:rFonts w:ascii="Segoe UI Light" w:hAnsi="Segoe UI Light" w:cs="Segoe UI Light"/>
+        </w:rPr>
+        <w:t>: Jehovah assures Hezekiah that he will</w:t>
+      </w:r>
+      <w:r>
+        <w:rPr>
+          <w:rFonts w:ascii="Segoe UI Light" w:hAnsi="Segoe UI Light" w:cs="Segoe UI Light"/>
+        </w:rPr>
+        <w:t xml:space="preserve"> provide salvation</w:t>
+      </w:r>
+      <w:r>
+        <w:rPr>
+          <w:rFonts w:ascii="Segoe UI Light" w:hAnsi="Segoe UI Light" w:cs="Segoe UI Light"/>
+        </w:rPr>
+        <w:t>.</w:t>
+      </w:r>
+    </w:p>
+    <w:p>
+      <w:pPr>
+        <w:ind w:left="720"/>
+        <w:rPr>
+          <w:rFonts w:ascii="Segoe UI Light" w:hAnsi="Segoe UI Light" w:cs="Segoe UI Light"/>
+        </w:rPr>
+      </w:pPr>
+      <w:r>
+        <w:rPr>
+          <w:rFonts w:ascii="Segoe UI Light" w:hAnsi="Segoe UI Light" w:cs="Segoe UI Light"/>
+          <w:b/>
+          <w:bCs/>
+        </w:rPr>
+        <w:t>Verse 35</w:t>
+      </w:r>
+      <w:r>
+        <w:rPr>
+          <w:rFonts w:ascii="Segoe UI Light" w:hAnsi="Segoe UI Light" w:cs="Segoe UI Light"/>
+        </w:rPr>
+        <w:t>:</w:t>
+      </w:r>
+      <w:r>
+        <w:rPr>
+          <w:rFonts w:ascii="Segoe UI Light" w:hAnsi="Segoe UI Light" w:cs="Segoe UI Light"/>
+        </w:rPr>
+        <w:t xml:space="preserve"> Jehovah proved true to his word.</w:t>
+      </w:r>
+    </w:p>
+    <w:p>
+      <w:pPr>
+        <w:ind w:left="1440"/>
+        <w:rPr>
+          <w:rFonts w:ascii="Segoe UI Light" w:hAnsi="Segoe UI Light" w:cs="Segoe UI Light"/>
+        </w:rPr>
+      </w:pPr>
+      <w:r>
+        <w:rPr>
+          <w:rFonts w:ascii="Segoe UI Light" w:hAnsi="Segoe UI Light" w:cs="Segoe UI Light"/>
+        </w:rPr>
+        <w:t>Why do you think Jehovah reassured Hezekiah beforehand when the rescue was only hours away?</w:t>
+      </w:r>
+    </w:p>
+    <w:p>
+      <w:pPr>
+        <w:ind w:left="1440"/>
+        <w:rPr>
+          <w:rFonts w:ascii="Segoe UI Light" w:hAnsi="Segoe UI Light" w:cs="Segoe UI Light"/>
+          <w:color w:val="C00000"/>
+        </w:rPr>
+      </w:pPr>
+      <w:r>
+        <w:rPr>
+          <w:rFonts w:ascii="Segoe UI Light" w:hAnsi="Segoe UI Light" w:cs="Segoe UI Light"/>
+          <w:color w:val="C00000"/>
+        </w:rPr>
+        <w:t>Why didn’t Jehovah simply act without saying anything first?</w:t>
+      </w:r>
+    </w:p>
+    <w:p>
+      <w:pPr>
+        <w:ind w:left="2160"/>
+        <w:rPr>
+          <w:rFonts w:ascii="Segoe UI Light" w:hAnsi="Segoe UI Light" w:cs="Segoe UI Light"/>
+        </w:rPr>
+      </w:pPr>
+      <w:r>
+        <w:rPr>
+          <w:rFonts w:ascii="Segoe UI Light" w:hAnsi="Segoe UI Light" w:cs="Segoe UI Light"/>
+        </w:rPr>
+        <w:t>Imagine the impact of Jehovah’s message on Hezekiah and the people of Jerusalem:</w:t>
+      </w:r>
+    </w:p>
+    <w:p>
+      <w:pPr>
+        <w:pStyle w:val="ListParagraph"/>
+        <w:numPr>
+          <w:ilvl w:val="0"/>
+          <w:numId w:val="22"/>
+        </w:numPr>
+        <w:rPr>
+          <w:rFonts w:ascii="Segoe UI Light" w:hAnsi="Segoe UI Light" w:cs="Segoe UI Light"/>
+        </w:rPr>
+      </w:pPr>
+      <w:r>
+        <w:rPr>
+          <w:rFonts w:ascii="Segoe UI Light" w:hAnsi="Segoe UI Light" w:cs="Segoe UI Light"/>
+        </w:rPr>
+        <w:t>The news spreads quickly through the city: Jehovah has spoken through Isaiah, and he promises to drive the Assyrians away.</w:t>
+      </w:r>
+    </w:p>
+    <w:p>
+      <w:pPr>
+        <w:pStyle w:val="ListParagraph"/>
+        <w:numPr>
+          <w:ilvl w:val="0"/>
+          <w:numId w:val="22"/>
+        </w:numPr>
+        <w:rPr>
+          <w:rFonts w:ascii="Segoe UI Light" w:hAnsi="Segoe UI Light" w:cs="Segoe UI Light"/>
+        </w:rPr>
+      </w:pPr>
+      <w:r>
+        <w:rPr>
+          <w:rFonts w:ascii="Segoe UI Light" w:hAnsi="Segoe UI Light" w:cs="Segoe UI Light"/>
+        </w:rPr>
+        <w:t>In the streets, people run to share the good news with their relatives.</w:t>
+      </w:r>
+    </w:p>
+    <w:p>
+      <w:pPr>
+        <w:pStyle w:val="ListParagraph"/>
+        <w:numPr>
+          <w:ilvl w:val="0"/>
+          <w:numId w:val="22"/>
+        </w:numPr>
+        <w:rPr>
+          <w:rFonts w:ascii="Segoe UI Light" w:hAnsi="Segoe UI Light" w:cs="Segoe UI Light"/>
+        </w:rPr>
+      </w:pPr>
+      <w:r>
+        <w:rPr>
+          <w:rFonts w:ascii="Segoe UI Light" w:hAnsi="Segoe UI Light" w:cs="Segoe UI Light"/>
+        </w:rPr>
+        <w:t>In a quiet alley, a faithful widow kneels down, tears of joy in her eyes, thanking Jehovah for hearing their cries.</w:t>
+      </w:r>
+    </w:p>
+    <w:p>
+      <w:pPr>
+        <w:pStyle w:val="ListParagraph"/>
+        <w:numPr>
+          <w:ilvl w:val="0"/>
+          <w:numId w:val="22"/>
+        </w:numPr>
+        <w:rPr>
+          <w:rFonts w:ascii="Segoe UI Light" w:hAnsi="Segoe UI Light" w:cs="Segoe UI Light"/>
+        </w:rPr>
+      </w:pPr>
+      <w:r>
+        <w:rPr>
+          <w:rFonts w:ascii="Segoe UI Light" w:hAnsi="Segoe UI Light" w:cs="Segoe UI Light"/>
+        </w:rPr>
+        <w:t>In a neighboring house, an excited father gathers his children and tells them how Jehovah rescued his people in the days of good King Jehoshaphat.</w:t>
+      </w:r>
+    </w:p>
+    <w:p>
+      <w:pPr>
+        <w:ind w:left="2160"/>
+        <w:rPr>
+          <w:rFonts w:ascii="Segoe UI Light" w:hAnsi="Segoe UI Light" w:cs="Segoe UI Light"/>
+          <w:color w:val="2E74B5" w:themeColor="accent5" w:themeShade="BF"/>
+        </w:rPr>
+      </w:pPr>
+      <w:r>
+        <w:rPr>
+          <w:rFonts w:ascii="Segoe UI Light" w:hAnsi="Segoe UI Light" w:cs="Segoe UI Light"/>
+          <w:color w:val="2E74B5" w:themeColor="accent5" w:themeShade="BF"/>
+        </w:rPr>
+        <w:t>The enemy is still camped outside.</w:t>
+      </w:r>
+    </w:p>
+    <w:p>
+      <w:pPr>
+        <w:ind w:left="2160"/>
+        <w:rPr>
+          <w:rFonts w:ascii="Segoe UI Light" w:hAnsi="Segoe UI Light" w:cs="Segoe UI Light"/>
+          <w:color w:val="2E74B5" w:themeColor="accent5" w:themeShade="BF"/>
+        </w:rPr>
+      </w:pPr>
+      <w:r>
+        <w:rPr>
+          <w:rFonts w:ascii="Segoe UI Light" w:hAnsi="Segoe UI Light" w:cs="Segoe UI Light"/>
+          <w:color w:val="2E74B5" w:themeColor="accent5" w:themeShade="BF"/>
+        </w:rPr>
+        <w:t>It is still not safe to leave the city walls.</w:t>
+      </w:r>
+    </w:p>
+    <w:p>
+      <w:pPr>
+        <w:ind w:left="2880" w:hanging="720"/>
+        <w:rPr>
+          <w:rFonts w:ascii="Segoe UI Light" w:hAnsi="Segoe UI Light" w:cs="Segoe UI Light"/>
+          <w:color w:val="2E74B5" w:themeColor="accent5" w:themeShade="BF"/>
+        </w:rPr>
+      </w:pPr>
+      <w:r>
+        <w:rPr>
+          <w:rFonts w:ascii="Segoe UI Light" w:hAnsi="Segoe UI Light" w:cs="Segoe UI Light"/>
+          <w:color w:val="2E74B5" w:themeColor="accent5" w:themeShade="BF"/>
+        </w:rPr>
+        <w:t>Yet in every heart, young and old, rich and poor, slave and free, sorrow is replaced by joy, and despair by hope. Each one waits with eager anticipation to see how their loving God will save them.</w:t>
+      </w:r>
+    </w:p>
+    <w:p>
+      <w:pPr>
+        <w:ind w:left="1440"/>
+        <w:rPr>
+          <w:rFonts w:ascii="Segoe UI Light" w:hAnsi="Segoe UI Light" w:cs="Segoe UI Light"/>
+          <w:color w:val="C00000"/>
+        </w:rPr>
+      </w:pPr>
+      <w:r>
+        <w:rPr>
+          <w:rFonts w:ascii="Segoe UI Light" w:hAnsi="Segoe UI Light" w:cs="Segoe UI Light"/>
+          <w:color w:val="C00000"/>
+        </w:rPr>
+        <w:t xml:space="preserve">What does Jehovah’s choice to reassure </w:t>
+      </w:r>
+      <w:r>
+        <w:rPr>
+          <w:rFonts w:ascii="Segoe UI Light" w:hAnsi="Segoe UI Light" w:cs="Segoe UI Light"/>
+          <w:color w:val="C00000"/>
+        </w:rPr>
+        <w:t>his servants</w:t>
+      </w:r>
+      <w:r>
+        <w:rPr>
+          <w:rFonts w:ascii="Segoe UI Light" w:hAnsi="Segoe UI Light" w:cs="Segoe UI Light"/>
+          <w:color w:val="C00000"/>
+        </w:rPr>
+        <w:t xml:space="preserve"> first</w:t>
+      </w:r>
+      <w:r>
+        <w:rPr>
+          <w:rFonts w:ascii="Segoe UI Light" w:hAnsi="Segoe UI Light" w:cs="Segoe UI Light"/>
+          <w:color w:val="C00000"/>
+        </w:rPr>
+        <w:t>,</w:t>
+      </w:r>
+      <w:r>
+        <w:rPr>
+          <w:rFonts w:ascii="Segoe UI Light" w:hAnsi="Segoe UI Light" w:cs="Segoe UI Light"/>
+          <w:color w:val="C00000"/>
+        </w:rPr>
+        <w:t xml:space="preserve"> teach us about him?</w:t>
+      </w:r>
+    </w:p>
+    <w:p>
+      <w:pPr>
+        <w:pStyle w:val="ListParagraph"/>
+        <w:numPr>
+          <w:ilvl w:val="0"/>
+          <w:numId w:val="23"/>
+        </w:numPr>
+        <w:rPr>
+          <w:rFonts w:ascii="Segoe UI Light" w:hAnsi="Segoe UI Light" w:cs="Segoe UI Light"/>
+        </w:rPr>
+      </w:pPr>
+      <w:r>
+        <w:rPr>
+          <w:rFonts w:ascii="Segoe UI Light" w:hAnsi="Segoe UI Light" w:cs="Segoe UI Light"/>
+        </w:rPr>
+        <w:t>It matters to Jehovah how we feel, especially when we face hardship.</w:t>
+      </w:r>
+    </w:p>
+    <w:p>
+      <w:pPr>
+        <w:pStyle w:val="ListParagraph"/>
+        <w:numPr>
+          <w:ilvl w:val="0"/>
+          <w:numId w:val="23"/>
+        </w:numPr>
+        <w:rPr>
+          <w:rFonts w:ascii="Segoe UI Light" w:hAnsi="Segoe UI Light" w:cs="Segoe UI Light"/>
+        </w:rPr>
+      </w:pPr>
+      <w:r>
+        <w:rPr>
+          <w:rFonts w:ascii="Segoe UI Light" w:hAnsi="Segoe UI Light" w:cs="Segoe UI Light"/>
+        </w:rPr>
+        <w:t>Jehovah is deeply compassionate. He feels our pain when we are hurting. (Isaiah 63:9)</w:t>
+      </w:r>
+    </w:p>
+    <w:p>
+      <w:pPr>
+        <w:pStyle w:val="ListParagraph"/>
+        <w:numPr>
+          <w:ilvl w:val="0"/>
+          <w:numId w:val="23"/>
+        </w:numPr>
+        <w:rPr>
+          <w:rFonts w:ascii="Segoe UI Light" w:hAnsi="Segoe UI Light" w:cs="Segoe UI Light"/>
+        </w:rPr>
+      </w:pPr>
+      <w:r>
+        <w:rPr>
+          <w:rFonts w:ascii="Segoe UI Light" w:hAnsi="Segoe UI Light" w:cs="Segoe UI Light"/>
+        </w:rPr>
+        <w:t>He tenderly comforts us and does not want us to face trials without encouragement.</w:t>
+      </w:r>
+    </w:p>
+    <w:p>
+      <w:pPr>
+        <w:ind w:left="1440"/>
+        <w:rPr>
+          <w:rFonts w:ascii="Segoe UI Light" w:hAnsi="Segoe UI Light" w:cs="Segoe UI Light"/>
+        </w:rPr>
+      </w:pPr>
+      <w:r>
+        <w:rPr>
+          <w:rFonts w:ascii="Segoe UI Light" w:hAnsi="Segoe UI Light" w:cs="Segoe UI Light"/>
+          <w:b/>
+          <w:bCs/>
+          <w:color w:val="538135" w:themeColor="accent6" w:themeShade="BF"/>
+        </w:rPr>
+        <w:lastRenderedPageBreak/>
+        <w:t>Jehovah cares about his servants’ feelings, not only the outcome</w:t>
+      </w:r>
+      <w:r>
+        <w:rPr>
+          <w:rFonts w:ascii="Segoe UI Light" w:hAnsi="Segoe UI Light" w:cs="Segoe UI Light"/>
+        </w:rPr>
+        <w:t>.</w:t>
+      </w:r>
+    </w:p>
+    <w:p>
+      <w:pPr>
+        <w:rPr>
+          <w:rFonts w:ascii="Segoe UI Light" w:hAnsi="Segoe UI Light" w:cs="Segoe UI Light"/>
+        </w:rPr>
+      </w:pPr>
+      <w:r>
+        <w:rPr>
+          <w:rFonts w:ascii="Segoe UI Light" w:hAnsi="Segoe UI Light" w:cs="Segoe UI Light"/>
+        </w:rPr>
+        <w:t xml:space="preserve">Let’s go back to Jerusalem. </w:t>
+      </w:r>
+    </w:p>
+    <w:p>
+      <w:pPr>
+        <w:ind w:left="1440" w:hanging="720"/>
+        <w:rPr>
+          <w:rFonts w:ascii="Segoe UI Light" w:hAnsi="Segoe UI Light" w:cs="Segoe UI Light"/>
+        </w:rPr>
+      </w:pPr>
+      <w:r>
+        <w:rPr>
+          <w:rFonts w:ascii="Segoe UI Light" w:hAnsi="Segoe UI Light" w:cs="Segoe UI Light"/>
+        </w:rPr>
+        <w:t>Jehovah did more than care about his servant’s distressing feelings. He also took action to remove the cause of the distress</w:t>
+      </w:r>
+      <w:r>
+        <w:rPr>
+          <w:rFonts w:ascii="Segoe UI Light" w:hAnsi="Segoe UI Light" w:cs="Segoe UI Light"/>
+        </w:rPr>
+        <w:t xml:space="preserve">. </w:t>
+      </w:r>
+    </w:p>
+    <w:p>
+      <w:pPr>
+        <w:pStyle w:val="ListParagraph"/>
+        <w:numPr>
+          <w:ilvl w:val="0"/>
+          <w:numId w:val="24"/>
+        </w:numPr>
+        <w:rPr>
+          <w:rFonts w:ascii="Segoe UI Light" w:hAnsi="Segoe UI Light" w:cs="Segoe UI Light"/>
+        </w:rPr>
+      </w:pPr>
+      <w:r>
+        <w:rPr>
+          <w:rFonts w:ascii="Segoe UI Light" w:hAnsi="Segoe UI Light" w:cs="Segoe UI Light"/>
+        </w:rPr>
+        <w:t>That very night, he sent an angel who struck down 185,000 Assyrian soldiers</w:t>
+      </w:r>
+      <w:r>
+        <w:rPr>
+          <w:rFonts w:ascii="Segoe UI Light" w:hAnsi="Segoe UI Light" w:cs="Segoe UI Light"/>
+        </w:rPr>
+        <w:t>.</w:t>
+      </w:r>
+    </w:p>
+    <w:p>
+      <w:pPr>
+        <w:pStyle w:val="ListParagraph"/>
+        <w:numPr>
+          <w:ilvl w:val="0"/>
+          <w:numId w:val="24"/>
+        </w:numPr>
+        <w:rPr>
+          <w:rFonts w:ascii="Segoe UI Light" w:hAnsi="Segoe UI Light" w:cs="Segoe UI Light"/>
+        </w:rPr>
+      </w:pPr>
+      <w:r>
+        <w:rPr>
+          <w:rFonts w:ascii="Segoe UI Light" w:hAnsi="Segoe UI Light" w:cs="Segoe UI Light"/>
+        </w:rPr>
+        <w:t>The same God who comforted them with a promise kept that promise in full.</w:t>
+      </w:r>
+    </w:p>
+    <w:p>
+      <w:pPr>
+        <w:rPr>
+          <w:rFonts w:ascii="Segoe UI Light" w:hAnsi="Segoe UI Light" w:cs="Segoe UI Light"/>
+        </w:rPr>
+      </w:pPr>
+      <w:r>
+        <w:rPr>
+          <w:rFonts w:ascii="Segoe UI Light" w:hAnsi="Segoe UI Light" w:cs="Segoe UI Light"/>
+        </w:rPr>
+        <w:t>So, what did we learn:</w:t>
+      </w:r>
+    </w:p>
+    <w:p>
+      <w:pPr>
+        <w:pStyle w:val="ListParagraph"/>
+        <w:numPr>
+          <w:ilvl w:val="0"/>
+          <w:numId w:val="25"/>
+        </w:numPr>
+        <w:rPr>
+          <w:rFonts w:ascii="Segoe UI Light" w:hAnsi="Segoe UI Light" w:cs="Segoe UI Light"/>
+        </w:rPr>
+      </w:pPr>
+      <w:r>
+        <w:rPr>
+          <w:rFonts w:ascii="Segoe UI Light" w:hAnsi="Segoe UI Light" w:cs="Segoe UI Light"/>
+        </w:rPr>
+        <w:t xml:space="preserve">Jehovah is able to save his servants </w:t>
+      </w:r>
+      <w:r>
+        <w:rPr>
+          <w:rFonts w:ascii="Segoe UI Light" w:hAnsi="Segoe UI Light" w:cs="Segoe UI Light"/>
+        </w:rPr>
+        <w:t xml:space="preserve">from seemingly </w:t>
+      </w:r>
+      <w:r>
+        <w:rPr>
+          <w:rFonts w:ascii="Segoe UI Light" w:hAnsi="Segoe UI Light" w:cs="Segoe UI Light"/>
+        </w:rPr>
+        <w:t>i</w:t>
+      </w:r>
+      <w:r>
+        <w:rPr>
+          <w:rFonts w:ascii="Segoe UI Light" w:hAnsi="Segoe UI Light" w:cs="Segoe UI Light"/>
+        </w:rPr>
+        <w:t xml:space="preserve">nsurmountable </w:t>
+      </w:r>
+      <w:r>
+        <w:rPr>
+          <w:rFonts w:ascii="Segoe UI Light" w:hAnsi="Segoe UI Light" w:cs="Segoe UI Light"/>
+        </w:rPr>
+        <w:t>trials</w:t>
+      </w:r>
+      <w:r>
+        <w:rPr>
+          <w:rFonts w:ascii="Segoe UI Light" w:hAnsi="Segoe UI Light" w:cs="Segoe UI Light"/>
+        </w:rPr>
+        <w:t xml:space="preserve"> in 2 steps.</w:t>
+      </w:r>
+    </w:p>
+    <w:p>
+      <w:pPr>
+        <w:pStyle w:val="ListParagraph"/>
+        <w:numPr>
+          <w:ilvl w:val="1"/>
+          <w:numId w:val="25"/>
+        </w:numPr>
+        <w:rPr>
+          <w:rFonts w:ascii="Segoe UI Light" w:hAnsi="Segoe UI Light" w:cs="Segoe UI Light"/>
+        </w:rPr>
+      </w:pPr>
+      <w:r>
+        <w:rPr>
+          <w:rFonts w:ascii="Segoe UI Light" w:hAnsi="Segoe UI Light" w:cs="Segoe UI Light"/>
+        </w:rPr>
+        <w:t xml:space="preserve">He saves us from despair by </w:t>
+      </w:r>
+      <w:r>
+        <w:rPr>
+          <w:rFonts w:ascii="Segoe UI Light" w:hAnsi="Segoe UI Light" w:cs="Segoe UI Light"/>
+        </w:rPr>
+        <w:t>giving us</w:t>
+      </w:r>
+      <w:r>
+        <w:rPr>
+          <w:rFonts w:ascii="Segoe UI Light" w:hAnsi="Segoe UI Light" w:cs="Segoe UI Light"/>
+        </w:rPr>
+        <w:t xml:space="preserve"> encouragement and hope.</w:t>
+      </w:r>
+    </w:p>
+    <w:p>
+      <w:pPr>
+        <w:pStyle w:val="ListParagraph"/>
+        <w:numPr>
+          <w:ilvl w:val="1"/>
+          <w:numId w:val="25"/>
+        </w:numPr>
+        <w:rPr>
+          <w:rFonts w:ascii="Segoe UI Light" w:hAnsi="Segoe UI Light" w:cs="Segoe UI Light"/>
+        </w:rPr>
+      </w:pPr>
+      <w:r>
+        <w:rPr>
+          <w:rFonts w:ascii="Segoe UI Light" w:hAnsi="Segoe UI Light" w:cs="Segoe UI Light"/>
+        </w:rPr>
+        <w:t>He removes the cause of our suffering</w:t>
+      </w:r>
+      <w:r>
+        <w:rPr>
+          <w:rFonts w:ascii="Segoe UI Light" w:hAnsi="Segoe UI Light" w:cs="Segoe UI Light"/>
+        </w:rPr>
+        <w:t>. E</w:t>
+      </w:r>
+      <w:r>
+        <w:rPr>
+          <w:rFonts w:ascii="Segoe UI Light" w:hAnsi="Segoe UI Light" w:cs="Segoe UI Light"/>
+        </w:rPr>
+        <w:t>ven when relief takes longer than we hope, he always supports us in the meantime</w:t>
+      </w:r>
+      <w:r>
+        <w:rPr>
+          <w:rFonts w:ascii="Segoe UI Light" w:hAnsi="Segoe UI Light" w:cs="Segoe UI Light"/>
+        </w:rPr>
+        <w:t>.</w:t>
+      </w:r>
+    </w:p>
+    <w:p>
+      <w:pPr>
+        <w:pStyle w:val="ListParagraph"/>
+        <w:numPr>
+          <w:ilvl w:val="0"/>
+          <w:numId w:val="25"/>
+        </w:numPr>
+        <w:rPr>
+          <w:rFonts w:ascii="Segoe UI Light" w:hAnsi="Segoe UI Light" w:cs="Segoe UI Light"/>
+        </w:rPr>
+      </w:pPr>
+      <w:r>
+        <w:rPr>
+          <w:rFonts w:ascii="Segoe UI Light" w:hAnsi="Segoe UI Light" w:cs="Segoe UI Light"/>
+        </w:rPr>
+        <w:t>When under trial, we should imitate Hezekiah by going to God in prayer:</w:t>
+      </w:r>
+    </w:p>
+    <w:p>
+      <w:pPr>
+        <w:pStyle w:val="ListParagraph"/>
+        <w:numPr>
+          <w:ilvl w:val="1"/>
+          <w:numId w:val="25"/>
+        </w:numPr>
+        <w:rPr>
+          <w:rFonts w:ascii="Segoe UI Light" w:hAnsi="Segoe UI Light" w:cs="Segoe UI Light"/>
+        </w:rPr>
+      </w:pPr>
+      <w:r>
+        <w:rPr>
+          <w:rFonts w:ascii="Segoe UI Light" w:hAnsi="Segoe UI Light" w:cs="Segoe UI Light"/>
+        </w:rPr>
+        <w:t>Offer praise and thanksgiving</w:t>
+      </w:r>
+    </w:p>
+    <w:p>
+      <w:pPr>
+        <w:pStyle w:val="ListParagraph"/>
+        <w:numPr>
+          <w:ilvl w:val="1"/>
+          <w:numId w:val="25"/>
+        </w:numPr>
+        <w:rPr>
+          <w:rFonts w:ascii="Segoe UI Light" w:hAnsi="Segoe UI Light" w:cs="Segoe UI Light"/>
+        </w:rPr>
+      </w:pPr>
+      <w:r>
+        <w:rPr>
+          <w:rFonts w:ascii="Segoe UI Light" w:hAnsi="Segoe UI Light" w:cs="Segoe UI Light"/>
+        </w:rPr>
+        <w:t>Petition and supplicate Jehovah</w:t>
+      </w:r>
+      <w:r>
+        <w:rPr>
+          <w:rFonts w:ascii="Segoe UI Light" w:hAnsi="Segoe UI Light" w:cs="Segoe UI Light"/>
+        </w:rPr>
+        <w:t xml:space="preserve"> for his help</w:t>
+      </w:r>
+      <w:r>
+        <w:rPr>
+          <w:rFonts w:ascii="Segoe UI Light" w:hAnsi="Segoe UI Light" w:cs="Segoe UI Light"/>
+        </w:rPr>
+        <w:t>.</w:t>
+      </w:r>
+    </w:p>
+    <w:p>
+      <w:pPr>
+        <w:pStyle w:val="ListParagraph"/>
+        <w:numPr>
+          <w:ilvl w:val="1"/>
+          <w:numId w:val="25"/>
+        </w:numPr>
+        <w:rPr>
+          <w:rFonts w:ascii="Segoe UI Light" w:hAnsi="Segoe UI Light" w:cs="Segoe UI Light"/>
+        </w:rPr>
+      </w:pPr>
+      <w:r>
+        <w:rPr>
+          <w:rFonts w:ascii="Segoe UI Light" w:hAnsi="Segoe UI Light" w:cs="Segoe UI Light"/>
+        </w:rPr>
+        <w:t>Open our hearts to him, telling him about our challenges and how we feel</w:t>
+      </w:r>
+      <w:r>
+        <w:rPr>
+          <w:rFonts w:ascii="Segoe UI Light" w:hAnsi="Segoe UI Light" w:cs="Segoe UI Light"/>
+        </w:rPr>
+        <w:t>.</w:t>
+      </w:r>
+    </w:p>
+    <w:p>
+      <w:pPr>
+        <w:rPr>
+          <w:rFonts w:ascii="Segoe UI Light" w:hAnsi="Segoe UI Light" w:cs="Segoe UI Light"/>
+        </w:rPr>
+      </w:pPr>
+      <w:r>
+        <w:rPr>
+          <w:rFonts w:ascii="Segoe UI Light" w:hAnsi="Segoe UI Light" w:cs="Segoe UI Light"/>
+        </w:rPr>
+        <w:t>Let’s be confident that Jehovah hears our prayers, cares how we feel, and will act in his time and way</w:t>
+      </w:r>
+      <w:r>
+        <w:rPr>
+          <w:rFonts w:ascii="Segoe UI Light" w:hAnsi="Segoe UI Light" w:cs="Segoe UI Light"/>
+        </w:rPr>
+        <w:t>.</w:t>
+      </w:r>
+    </w:p>
+    <w:p>
+      <w:pPr>
+        <w:rPr>
+          <w:rFonts w:ascii="Segoe UI Light" w:hAnsi="Segoe UI Light" w:cs="Segoe UI Light"/>
+        </w:rPr>
+      </w:pPr>
+    </w:p>
+    <w:p>
+      <w:pPr>
+        <w:rPr>
+          <w:rFonts w:ascii="Segoe UI Light" w:hAnsi="Segoe UI Light" w:cs="Segoe UI Light"/>
+        </w:rPr>
+      </w:pPr>
+      <w:r>
+        <w:rPr>
+          <w:rFonts w:ascii="Segoe UI Light" w:hAnsi="Segoe UI Light" w:cs="Segoe UI Light"/>
+          <w:b/>
+          <w:bCs/>
+        </w:rPr>
         <w:t>HOW JEHOVAH ARRANGE TO SAVE MANKIND FROM SIN AND DEATH</w:t>
       </w:r>
     </w:p>
@@ -1886,6 +3928,66 @@
           <w:rFonts w:ascii="Segoe UI Light" w:hAnsi="Segoe UI Light" w:cs="Segoe UI Light"/>
         </w:rPr>
       </w:pPr>
+      <w:r>
+        <w:rPr>
+          <w:rFonts w:ascii="Segoe UI Light" w:hAnsi="Segoe UI Light" w:cs="Segoe UI Light"/>
+        </w:rPr>
+        <w:t>But let’s face it:</w:t>
+      </w:r>
+    </w:p>
+    <w:p>
+      <w:pPr>
+        <w:ind w:left="720"/>
+        <w:rPr>
+          <w:rFonts w:ascii="Segoe UI Light" w:hAnsi="Segoe UI Light" w:cs="Segoe UI Light"/>
+        </w:rPr>
+      </w:pPr>
+      <w:r>
+        <w:rPr>
+          <w:rFonts w:ascii="Segoe UI Light" w:hAnsi="Segoe UI Light" w:cs="Segoe UI Light"/>
+        </w:rPr>
+        <w:t>Where are Hezekiah and all the people who survived the Assyrian army?</w:t>
+      </w:r>
+    </w:p>
+    <w:p>
+      <w:pPr>
+        <w:ind w:left="720"/>
+        <w:rPr>
+          <w:rFonts w:ascii="Segoe UI Light" w:hAnsi="Segoe UI Light" w:cs="Segoe UI Light"/>
+        </w:rPr>
+      </w:pPr>
+      <w:r>
+        <w:rPr>
+          <w:rFonts w:ascii="Segoe UI Light" w:hAnsi="Segoe UI Light" w:cs="Segoe UI Light"/>
+        </w:rPr>
+        <w:t>Is there any difference today them and the Assyrian</w:t>
+      </w:r>
+      <w:r>
+        <w:rPr>
+          <w:rFonts w:ascii="Segoe UI Light" w:hAnsi="Segoe UI Light" w:cs="Segoe UI Light"/>
+        </w:rPr>
+        <w:t>s destroyed by</w:t>
+      </w:r>
+      <w:r>
+        <w:rPr>
+          <w:rFonts w:ascii="Segoe UI Light" w:hAnsi="Segoe UI Light" w:cs="Segoe UI Light"/>
+        </w:rPr>
+        <w:t xml:space="preserve"> Jehovah in 732 B.C.E.?</w:t>
+      </w:r>
+    </w:p>
+    <w:p>
+      <w:pPr>
+        <w:ind w:left="720"/>
+        <w:rPr>
+          <w:rFonts w:ascii="Segoe UI Light" w:hAnsi="Segoe UI Light" w:cs="Segoe UI Light"/>
+        </w:rPr>
+      </w:pPr>
+      <w:r>
+        <w:rPr>
+          <w:rFonts w:ascii="Segoe UI Light" w:hAnsi="Segoe UI Light" w:cs="Segoe UI Light"/>
+        </w:rPr>
+        <w:t>That bears the question: Is Jehovah, the God of salvation, able to save us from death itself?</w:t>
+      </w:r>
     </w:p>
     <w:p>
       <w:pPr>
@@ -1939,7 +4041,9 @@
       <w:footerReference w:type="default" r:id="rId7"/>
       <w:pgSz w:w="12240" w:h="15840"/>
       <w:pgMar w:top="720" w:right="720" w:bottom="720" w:left="720" w:header="708" w:footer="708" w:gutter="0"/>
+      <w:pgNumType w:start="0"/>
       <w:cols w:space="708"/>
+      <w:titlePg/>
       <w:docGrid w:linePitch="360"/>
     </w:sectPr>
   </w:body>
@@ -2066,6 +4170,119 @@
 <file path=word/numbering.xml><?xml version="1.0" encoding="utf-8"?>
 <w:numbering xmlns:wpc="http://schemas.microsoft.com/office/word/2010/wordprocessingCanvas" xmlns:cx="http://schemas.microsoft.com/office/drawing/2014/chartex" xmlns:cx1="http://schemas.microsoft.com/office/drawing/2015/9/8/chartex" xmlns:cx2="http://schemas.microsoft.com/office/drawing/2015/10/21/chartex" xmlns:cx3="http://schemas.microsoft.com/office/drawing/2016/5/9/chartex" xmlns:cx4="http://schemas.microsoft.com/office/drawing/2016/5/10/chartex" xmlns:cx5="http://schemas.microsoft.com/office/drawing/2016/5/11/chartex" xmlns:cx6="http://schemas.microsoft.com/office/drawing/2016/5/12/chartex" xmlns:cx7="http://schemas.microsoft.com/office/drawing/2016/5/13/chartex" xmlns:cx8="http://schemas.microsoft.com/office/drawing/2016/5/14/chartex" xmlns:mc="http://schemas.openxmlformats.org/markup-compatibility/2006" xmlns:aink="http://schemas.microsoft.com/office/drawing/2016/ink" xmlns:am3d="http://schemas.microsoft.com/office/drawing/2017/model3d" xmlns:o="urn:schemas-microsoft-com:office:office" xmlns:oel="http://schemas.microsoft.com/office/2019/extlst" xmlns:r="http://schemas.openxmlformats.org/officeDocument/2006/relationships" xmlns:m="http://schemas.openxmlformats.org/officeDocument/2006/math" xmlns:v="urn:schemas-microsoft-com:vml" xmlns:wp14="http://schemas.microsoft.com/office/word/2010/wordprocessingDrawing" xmlns:wp="http://schemas.openxmlformats.org/drawingml/2006/wordprocessingDrawing" xmlns:w10="urn:schemas-microsoft-com:office:word" xmlns:w="http://schemas.openxmlformats.org/wordprocessingml/2006/main" xmlns:w14="http://schemas.microsoft.com/office/word/2010/wordml" xmlns:w15="http://schemas.microsoft.com/office/word/2012/wordml" xmlns:w16cex="http://schemas.microsoft.com/office/word/2018/wordml/cex" xmlns:w16cid="http://schemas.microsoft.com/office/word/2016/wordml/cid" xmlns:w16="http://schemas.microsoft.com/office/word/2018/wordml" xmlns:w16du="http://schemas.microsoft.com/office/word/2023/wordml/word16du" xmlns:w16sdtdh="http://schemas.microsoft.com/office/word/2020/wordml/sdtdatahash" xmlns:w16sdtfl="http://schemas.microsoft.com/office/word/2024/wordml/sdtformatlock" xmlns:w16se="http://schemas.microsoft.com/office/word/2015/wordml/symex" xmlns:wpg="http://schemas.microsoft.com/office/word/2010/wordprocessingGroup" xmlns:wpi="http://schemas.microsoft.com/office/word/2010/wordprocessingInk" xmlns:wne="http://schemas.microsoft.com/office/word/2006/wordml" xmlns:wps="http://schemas.microsoft.com/office/word/2010/wordprocessingShape" mc:Ignorable="w14 w15 w16se w16cid w16 w16cex w16sdtdh w16sdtfl w16du wp14">
   <w:abstractNum w:abstractNumId="0" w15:restartNumberingAfterBreak="0">
+    <w:nsid w:val="064A65B5"/>
+    <w:multiLevelType w:val="hybridMultilevel"/>
+    <w:tmpl w:val="3104F6A8"/>
+    <w:lvl w:ilvl="0" w:tplc="10090001">
+      <w:start w:val="1"/>
+      <w:numFmt w:val="bullet"/>
+      <w:lvlText w:val=""/>
+      <w:lvlJc w:val="left"/>
+      <w:pPr>
+        <w:ind w:left="2880" w:hanging="360"/>
+      </w:pPr>
+      <w:rPr>
+        <w:rFonts w:ascii="Symbol" w:hAnsi="Symbol" w:hint="default"/>
+      </w:rPr>
+    </w:lvl>
+    <w:lvl w:ilvl="1" w:tplc="10090003" w:tentative="1">
+      <w:start w:val="1"/>
+      <w:numFmt w:val="bullet"/>
+      <w:lvlText w:val="o"/>
+      <w:lvlJc w:val="left"/>
+      <w:pPr>
+        <w:ind w:left="3600" w:hanging="360"/>
+      </w:pPr>
+      <w:rPr>
+        <w:rFonts w:ascii="Courier New" w:hAnsi="Courier New" w:cs="Courier New" w:hint="default"/>
+      </w:rPr>
+    </w:lvl>
+    <w:lvl w:ilvl="2" w:tplc="10090005" w:tentative="1">
+      <w:start w:val="1"/>
+      <w:numFmt w:val="bullet"/>
+      <w:lvlText w:val=""/>
+      <w:lvlJc w:val="left"/>
+      <w:pPr>
+        <w:ind w:left="4320" w:hanging="360"/>
+      </w:pPr>
+      <w:rPr>
+        <w:rFonts w:ascii="Wingdings" w:hAnsi="Wingdings" w:hint="default"/>
+      </w:rPr>
+    </w:lvl>
+    <w:lvl w:ilvl="3" w:tplc="10090001" w:tentative="1">
+      <w:start w:val="1"/>
+      <w:numFmt w:val="bullet"/>
+      <w:lvlText w:val=""/>
+      <w:lvlJc w:val="left"/>
+      <w:pPr>
+        <w:ind w:left="5040" w:hanging="360"/>
+      </w:pPr>
+      <w:rPr>
+        <w:rFonts w:ascii="Symbol" w:hAnsi="Symbol" w:hint="default"/>
+      </w:rPr>
+    </w:lvl>
+    <w:lvl w:ilvl="4" w:tplc="10090003" w:tentative="1">
+      <w:start w:val="1"/>
+      <w:numFmt w:val="bullet"/>
+      <w:lvlText w:val="o"/>
+      <w:lvlJc w:val="left"/>
+      <w:pPr>
+        <w:ind w:left="5760" w:hanging="360"/>
+      </w:pPr>
+      <w:rPr>
+        <w:rFonts w:ascii="Courier New" w:hAnsi="Courier New" w:cs="Courier New" w:hint="default"/>
+      </w:rPr>
+    </w:lvl>
+    <w:lvl w:ilvl="5" w:tplc="10090005" w:tentative="1">
+      <w:start w:val="1"/>
+      <w:numFmt w:val="bullet"/>
+      <w:lvlText w:val=""/>
+      <w:lvlJc w:val="left"/>
+      <w:pPr>
+        <w:ind w:left="6480" w:hanging="360"/>
+      </w:pPr>
+      <w:rPr>
+        <w:rFonts w:ascii="Wingdings" w:hAnsi="Wingdings" w:hint="default"/>
+      </w:rPr>
+    </w:lvl>
+    <w:lvl w:ilvl="6" w:tplc="10090001" w:tentative="1">
+      <w:start w:val="1"/>
+      <w:numFmt w:val="bullet"/>
+      <w:lvlText w:val=""/>
+      <w:lvlJc w:val="left"/>
+      <w:pPr>
+        <w:ind w:left="7200" w:hanging="360"/>
+      </w:pPr>
+      <w:rPr>
+        <w:rFonts w:ascii="Symbol" w:hAnsi="Symbol" w:hint="default"/>
+      </w:rPr>
+    </w:lvl>
+    <w:lvl w:ilvl="7" w:tplc="10090003" w:tentative="1">
+      <w:start w:val="1"/>
+      <w:numFmt w:val="bullet"/>
+      <w:lvlText w:val="o"/>
+      <w:lvlJc w:val="left"/>
+      <w:pPr>
+        <w:ind w:left="7920" w:hanging="360"/>
+      </w:pPr>
+      <w:rPr>
+        <w:rFonts w:ascii="Courier New" w:hAnsi="Courier New" w:cs="Courier New" w:hint="default"/>
+      </w:rPr>
+    </w:lvl>
+    <w:lvl w:ilvl="8" w:tplc="10090005" w:tentative="1">
+      <w:start w:val="1"/>
+      <w:numFmt w:val="bullet"/>
+      <w:lvlText w:val=""/>
+      <w:lvlJc w:val="left"/>
+      <w:pPr>
+        <w:ind w:left="8640" w:hanging="360"/>
+      </w:pPr>
+      <w:rPr>
+        <w:rFonts w:ascii="Wingdings" w:hAnsi="Wingdings" w:hint="default"/>
+      </w:rPr>
+    </w:lvl>
+  </w:abstractNum>
+  <w:abstractNum w:abstractNumId="1" w15:restartNumberingAfterBreak="0">
     <w:nsid w:val="0E312654"/>
     <w:multiLevelType w:val="hybridMultilevel"/>
     <w:tmpl w:val="4FB6774A"/>
@@ -2178,7 +4395,120 @@
       </w:rPr>
     </w:lvl>
   </w:abstractNum>
-  <w:abstractNum w:abstractNumId="1" w15:restartNumberingAfterBreak="0">
+  <w:abstractNum w:abstractNumId="2" w15:restartNumberingAfterBreak="0">
+    <w:nsid w:val="11B0495E"/>
+    <w:multiLevelType w:val="hybridMultilevel"/>
+    <w:tmpl w:val="A80C8858"/>
+    <w:lvl w:ilvl="0" w:tplc="10090001">
+      <w:start w:val="1"/>
+      <w:numFmt w:val="bullet"/>
+      <w:lvlText w:val=""/>
+      <w:lvlJc w:val="left"/>
+      <w:pPr>
+        <w:ind w:left="2160" w:hanging="360"/>
+      </w:pPr>
+      <w:rPr>
+        <w:rFonts w:ascii="Symbol" w:hAnsi="Symbol" w:hint="default"/>
+      </w:rPr>
+    </w:lvl>
+    <w:lvl w:ilvl="1" w:tplc="10090003" w:tentative="1">
+      <w:start w:val="1"/>
+      <w:numFmt w:val="bullet"/>
+      <w:lvlText w:val="o"/>
+      <w:lvlJc w:val="left"/>
+      <w:pPr>
+        <w:ind w:left="2880" w:hanging="360"/>
+      </w:pPr>
+      <w:rPr>
+        <w:rFonts w:ascii="Courier New" w:hAnsi="Courier New" w:cs="Courier New" w:hint="default"/>
+      </w:rPr>
+    </w:lvl>
+    <w:lvl w:ilvl="2" w:tplc="10090005" w:tentative="1">
+      <w:start w:val="1"/>
+      <w:numFmt w:val="bullet"/>
+      <w:lvlText w:val=""/>
+      <w:lvlJc w:val="left"/>
+      <w:pPr>
+        <w:ind w:left="3600" w:hanging="360"/>
+      </w:pPr>
+      <w:rPr>
+        <w:rFonts w:ascii="Wingdings" w:hAnsi="Wingdings" w:hint="default"/>
+      </w:rPr>
+    </w:lvl>
+    <w:lvl w:ilvl="3" w:tplc="10090001" w:tentative="1">
+      <w:start w:val="1"/>
+      <w:numFmt w:val="bullet"/>
+      <w:lvlText w:val=""/>
+      <w:lvlJc w:val="left"/>
+      <w:pPr>
+        <w:ind w:left="4320" w:hanging="360"/>
+      </w:pPr>
+      <w:rPr>
+        <w:rFonts w:ascii="Symbol" w:hAnsi="Symbol" w:hint="default"/>
+      </w:rPr>
+    </w:lvl>
+    <w:lvl w:ilvl="4" w:tplc="10090003" w:tentative="1">
+      <w:start w:val="1"/>
+      <w:numFmt w:val="bullet"/>
+      <w:lvlText w:val="o"/>
+      <w:lvlJc w:val="left"/>
+      <w:pPr>
+        <w:ind w:left="5040" w:hanging="360"/>
+      </w:pPr>
+      <w:rPr>
+        <w:rFonts w:ascii="Courier New" w:hAnsi="Courier New" w:cs="Courier New" w:hint="default"/>
+      </w:rPr>
+    </w:lvl>
+    <w:lvl w:ilvl="5" w:tplc="10090005" w:tentative="1">
+      <w:start w:val="1"/>
+      <w:numFmt w:val="bullet"/>
+      <w:lvlText w:val=""/>
+      <w:lvlJc w:val="left"/>
+      <w:pPr>
+        <w:ind w:left="5760" w:hanging="360"/>
+      </w:pPr>
+      <w:rPr>
+        <w:rFonts w:ascii="Wingdings" w:hAnsi="Wingdings" w:hint="default"/>
+      </w:rPr>
+    </w:lvl>
+    <w:lvl w:ilvl="6" w:tplc="10090001" w:tentative="1">
+      <w:start w:val="1"/>
+      <w:numFmt w:val="bullet"/>
+      <w:lvlText w:val=""/>
+      <w:lvlJc w:val="left"/>
+      <w:pPr>
+        <w:ind w:left="6480" w:hanging="360"/>
+      </w:pPr>
+      <w:rPr>
+        <w:rFonts w:ascii="Symbol" w:hAnsi="Symbol" w:hint="default"/>
+      </w:rPr>
+    </w:lvl>
+    <w:lvl w:ilvl="7" w:tplc="10090003" w:tentative="1">
+      <w:start w:val="1"/>
+      <w:numFmt w:val="bullet"/>
+      <w:lvlText w:val="o"/>
+      <w:lvlJc w:val="left"/>
+      <w:pPr>
+        <w:ind w:left="7200" w:hanging="360"/>
+      </w:pPr>
+      <w:rPr>
+        <w:rFonts w:ascii="Courier New" w:hAnsi="Courier New" w:cs="Courier New" w:hint="default"/>
+      </w:rPr>
+    </w:lvl>
+    <w:lvl w:ilvl="8" w:tplc="10090005" w:tentative="1">
+      <w:start w:val="1"/>
+      <w:numFmt w:val="bullet"/>
+      <w:lvlText w:val=""/>
+      <w:lvlJc w:val="left"/>
+      <w:pPr>
+        <w:ind w:left="7920" w:hanging="360"/>
+      </w:pPr>
+      <w:rPr>
+        <w:rFonts w:ascii="Wingdings" w:hAnsi="Wingdings" w:hint="default"/>
+      </w:rPr>
+    </w:lvl>
+  </w:abstractNum>
+  <w:abstractNum w:abstractNumId="3" w15:restartNumberingAfterBreak="0">
     <w:nsid w:val="121262AC"/>
     <w:multiLevelType w:val="hybridMultilevel"/>
     <w:tmpl w:val="B90482E0"/>
@@ -2264,7 +4594,7 @@
       </w:pPr>
     </w:lvl>
   </w:abstractNum>
-  <w:abstractNum w:abstractNumId="2" w15:restartNumberingAfterBreak="0">
+  <w:abstractNum w:abstractNumId="4" w15:restartNumberingAfterBreak="0">
     <w:nsid w:val="152013AB"/>
     <w:multiLevelType w:val="hybridMultilevel"/>
     <w:tmpl w:val="64D83B20"/>
@@ -2377,7 +4707,120 @@
       </w:rPr>
     </w:lvl>
   </w:abstractNum>
-  <w:abstractNum w:abstractNumId="3" w15:restartNumberingAfterBreak="0">
+  <w:abstractNum w:abstractNumId="5" w15:restartNumberingAfterBreak="0">
+    <w:nsid w:val="1A94446B"/>
+    <w:multiLevelType w:val="hybridMultilevel"/>
+    <w:tmpl w:val="71C8A8F8"/>
+    <w:lvl w:ilvl="0" w:tplc="10090009">
+      <w:start w:val="1"/>
+      <w:numFmt w:val="bullet"/>
+      <w:lvlText w:val=""/>
+      <w:lvlJc w:val="left"/>
+      <w:pPr>
+        <w:ind w:left="2160" w:hanging="360"/>
+      </w:pPr>
+      <w:rPr>
+        <w:rFonts w:ascii="Wingdings" w:hAnsi="Wingdings" w:hint="default"/>
+      </w:rPr>
+    </w:lvl>
+    <w:lvl w:ilvl="1" w:tplc="10090003" w:tentative="1">
+      <w:start w:val="1"/>
+      <w:numFmt w:val="bullet"/>
+      <w:lvlText w:val="o"/>
+      <w:lvlJc w:val="left"/>
+      <w:pPr>
+        <w:ind w:left="2880" w:hanging="360"/>
+      </w:pPr>
+      <w:rPr>
+        <w:rFonts w:ascii="Courier New" w:hAnsi="Courier New" w:cs="Courier New" w:hint="default"/>
+      </w:rPr>
+    </w:lvl>
+    <w:lvl w:ilvl="2" w:tplc="10090005" w:tentative="1">
+      <w:start w:val="1"/>
+      <w:numFmt w:val="bullet"/>
+      <w:lvlText w:val=""/>
+      <w:lvlJc w:val="left"/>
+      <w:pPr>
+        <w:ind w:left="3600" w:hanging="360"/>
+      </w:pPr>
+      <w:rPr>
+        <w:rFonts w:ascii="Wingdings" w:hAnsi="Wingdings" w:hint="default"/>
+      </w:rPr>
+    </w:lvl>
+    <w:lvl w:ilvl="3" w:tplc="10090001" w:tentative="1">
+      <w:start w:val="1"/>
+      <w:numFmt w:val="bullet"/>
+      <w:lvlText w:val=""/>
+      <w:lvlJc w:val="left"/>
+      <w:pPr>
+        <w:ind w:left="4320" w:hanging="360"/>
+      </w:pPr>
+      <w:rPr>
+        <w:rFonts w:ascii="Symbol" w:hAnsi="Symbol" w:hint="default"/>
+      </w:rPr>
+    </w:lvl>
+    <w:lvl w:ilvl="4" w:tplc="10090003" w:tentative="1">
+      <w:start w:val="1"/>
+      <w:numFmt w:val="bullet"/>
+      <w:lvlText w:val="o"/>
+      <w:lvlJc w:val="left"/>
+      <w:pPr>
+        <w:ind w:left="5040" w:hanging="360"/>
+      </w:pPr>
+      <w:rPr>
+        <w:rFonts w:ascii="Courier New" w:hAnsi="Courier New" w:cs="Courier New" w:hint="default"/>
+      </w:rPr>
+    </w:lvl>
+    <w:lvl w:ilvl="5" w:tplc="10090005" w:tentative="1">
+      <w:start w:val="1"/>
+      <w:numFmt w:val="bullet"/>
+      <w:lvlText w:val=""/>
+      <w:lvlJc w:val="left"/>
+      <w:pPr>
+        <w:ind w:left="5760" w:hanging="360"/>
+      </w:pPr>
+      <w:rPr>
+        <w:rFonts w:ascii="Wingdings" w:hAnsi="Wingdings" w:hint="default"/>
+      </w:rPr>
+    </w:lvl>
+    <w:lvl w:ilvl="6" w:tplc="10090001" w:tentative="1">
+      <w:start w:val="1"/>
+      <w:numFmt w:val="bullet"/>
+      <w:lvlText w:val=""/>
+      <w:lvlJc w:val="left"/>
+      <w:pPr>
+        <w:ind w:left="6480" w:hanging="360"/>
+      </w:pPr>
+      <w:rPr>
+        <w:rFonts w:ascii="Symbol" w:hAnsi="Symbol" w:hint="default"/>
+      </w:rPr>
+    </w:lvl>
+    <w:lvl w:ilvl="7" w:tplc="10090003" w:tentative="1">
+      <w:start w:val="1"/>
+      <w:numFmt w:val="bullet"/>
+      <w:lvlText w:val="o"/>
+      <w:lvlJc w:val="left"/>
+      <w:pPr>
+        <w:ind w:left="7200" w:hanging="360"/>
+      </w:pPr>
+      <w:rPr>
+        <w:rFonts w:ascii="Courier New" w:hAnsi="Courier New" w:cs="Courier New" w:hint="default"/>
+      </w:rPr>
+    </w:lvl>
+    <w:lvl w:ilvl="8" w:tplc="10090005" w:tentative="1">
+      <w:start w:val="1"/>
+      <w:numFmt w:val="bullet"/>
+      <w:lvlText w:val=""/>
+      <w:lvlJc w:val="left"/>
+      <w:pPr>
+        <w:ind w:left="7920" w:hanging="360"/>
+      </w:pPr>
+      <w:rPr>
+        <w:rFonts w:ascii="Wingdings" w:hAnsi="Wingdings" w:hint="default"/>
+      </w:rPr>
+    </w:lvl>
+  </w:abstractNum>
+  <w:abstractNum w:abstractNumId="6" w15:restartNumberingAfterBreak="0">
     <w:nsid w:val="1C535D0B"/>
     <w:multiLevelType w:val="hybridMultilevel"/>
     <w:tmpl w:val="8A64A996"/>
@@ -2490,7 +4933,7 @@
       </w:rPr>
     </w:lvl>
   </w:abstractNum>
-  <w:abstractNum w:abstractNumId="4" w15:restartNumberingAfterBreak="0">
+  <w:abstractNum w:abstractNumId="7" w15:restartNumberingAfterBreak="0">
     <w:nsid w:val="1CEC314D"/>
     <w:multiLevelType w:val="hybridMultilevel"/>
     <w:tmpl w:val="070E12AC"/>
@@ -2603,7 +5046,7 @@
       </w:rPr>
     </w:lvl>
   </w:abstractNum>
-  <w:abstractNum w:abstractNumId="5" w15:restartNumberingAfterBreak="0">
+  <w:abstractNum w:abstractNumId="8" w15:restartNumberingAfterBreak="0">
     <w:nsid w:val="249F2707"/>
     <w:multiLevelType w:val="hybridMultilevel"/>
     <w:tmpl w:val="6A048F76"/>
@@ -2692,7 +5135,7 @@
       </w:pPr>
     </w:lvl>
   </w:abstractNum>
-  <w:abstractNum w:abstractNumId="6" w15:restartNumberingAfterBreak="0">
+  <w:abstractNum w:abstractNumId="9" w15:restartNumberingAfterBreak="0">
     <w:nsid w:val="24A80059"/>
     <w:multiLevelType w:val="hybridMultilevel"/>
     <w:tmpl w:val="11B24C7E"/>
@@ -2805,7 +5248,7 @@
       </w:rPr>
     </w:lvl>
   </w:abstractNum>
-  <w:abstractNum w:abstractNumId="7" w15:restartNumberingAfterBreak="0">
+  <w:abstractNum w:abstractNumId="10" w15:restartNumberingAfterBreak="0">
     <w:nsid w:val="29F30EFE"/>
     <w:multiLevelType w:val="hybridMultilevel"/>
     <w:tmpl w:val="8D849220"/>
@@ -2918,7 +5361,319 @@
       </w:rPr>
     </w:lvl>
   </w:abstractNum>
-  <w:abstractNum w:abstractNumId="8" w15:restartNumberingAfterBreak="0">
+  <w:abstractNum w:abstractNumId="11" w15:restartNumberingAfterBreak="0">
+    <w:nsid w:val="2BE93405"/>
+    <w:multiLevelType w:val="hybridMultilevel"/>
+    <w:tmpl w:val="ACB8863E"/>
+    <w:lvl w:ilvl="0" w:tplc="1009000F">
+      <w:start w:val="1"/>
+      <w:numFmt w:val="decimal"/>
+      <w:lvlText w:val="%1."/>
+      <w:lvlJc w:val="left"/>
+      <w:pPr>
+        <w:ind w:left="720" w:hanging="360"/>
+      </w:pPr>
+    </w:lvl>
+    <w:lvl w:ilvl="1" w:tplc="10090019">
+      <w:start w:val="1"/>
+      <w:numFmt w:val="lowerLetter"/>
+      <w:lvlText w:val="%2."/>
+      <w:lvlJc w:val="left"/>
+      <w:pPr>
+        <w:ind w:left="1440" w:hanging="360"/>
+      </w:pPr>
+    </w:lvl>
+    <w:lvl w:ilvl="2" w:tplc="1009001B" w:tentative="1">
+      <w:start w:val="1"/>
+      <w:numFmt w:val="lowerRoman"/>
+      <w:lvlText w:val="%3."/>
+      <w:lvlJc w:val="right"/>
+      <w:pPr>
+        <w:ind w:left="2160" w:hanging="180"/>
+      </w:pPr>
+    </w:lvl>
+    <w:lvl w:ilvl="3" w:tplc="1009000F" w:tentative="1">
+      <w:start w:val="1"/>
+      <w:numFmt w:val="decimal"/>
+      <w:lvlText w:val="%4."/>
+      <w:lvlJc w:val="left"/>
+      <w:pPr>
+        <w:ind w:left="2880" w:hanging="360"/>
+      </w:pPr>
+    </w:lvl>
+    <w:lvl w:ilvl="4" w:tplc="10090019" w:tentative="1">
+      <w:start w:val="1"/>
+      <w:numFmt w:val="lowerLetter"/>
+      <w:lvlText w:val="%5."/>
+      <w:lvlJc w:val="left"/>
+      <w:pPr>
+        <w:ind w:left="3600" w:hanging="360"/>
+      </w:pPr>
+    </w:lvl>
+    <w:lvl w:ilvl="5" w:tplc="1009001B" w:tentative="1">
+      <w:start w:val="1"/>
+      <w:numFmt w:val="lowerRoman"/>
+      <w:lvlText w:val="%6."/>
+      <w:lvlJc w:val="right"/>
+      <w:pPr>
+        <w:ind w:left="4320" w:hanging="180"/>
+      </w:pPr>
+    </w:lvl>
+    <w:lvl w:ilvl="6" w:tplc="1009000F" w:tentative="1">
+      <w:start w:val="1"/>
+      <w:numFmt w:val="decimal"/>
+      <w:lvlText w:val="%7."/>
+      <w:lvlJc w:val="left"/>
+      <w:pPr>
+        <w:ind w:left="5040" w:hanging="360"/>
+      </w:pPr>
+    </w:lvl>
+    <w:lvl w:ilvl="7" w:tplc="10090019" w:tentative="1">
+      <w:start w:val="1"/>
+      <w:numFmt w:val="lowerLetter"/>
+      <w:lvlText w:val="%8."/>
+      <w:lvlJc w:val="left"/>
+      <w:pPr>
+        <w:ind w:left="5760" w:hanging="360"/>
+      </w:pPr>
+    </w:lvl>
+    <w:lvl w:ilvl="8" w:tplc="1009001B" w:tentative="1">
+      <w:start w:val="1"/>
+      <w:numFmt w:val="lowerRoman"/>
+      <w:lvlText w:val="%9."/>
+      <w:lvlJc w:val="right"/>
+      <w:pPr>
+        <w:ind w:left="6480" w:hanging="180"/>
+      </w:pPr>
+    </w:lvl>
+  </w:abstractNum>
+  <w:abstractNum w:abstractNumId="12" w15:restartNumberingAfterBreak="0">
+    <w:nsid w:val="2F201800"/>
+    <w:multiLevelType w:val="hybridMultilevel"/>
+    <w:tmpl w:val="83526C60"/>
+    <w:lvl w:ilvl="0" w:tplc="88B400BC">
+      <w:start w:val="2"/>
+      <w:numFmt w:val="bullet"/>
+      <w:lvlText w:val="-"/>
+      <w:lvlJc w:val="left"/>
+      <w:pPr>
+        <w:ind w:left="1080" w:hanging="360"/>
+      </w:pPr>
+      <w:rPr>
+        <w:rFonts w:ascii="Segoe UI Light" w:eastAsiaTheme="minorHAnsi" w:hAnsi="Segoe UI Light" w:cs="Segoe UI Light" w:hint="default"/>
+      </w:rPr>
+    </w:lvl>
+    <w:lvl w:ilvl="1" w:tplc="10090003" w:tentative="1">
+      <w:start w:val="1"/>
+      <w:numFmt w:val="bullet"/>
+      <w:lvlText w:val="o"/>
+      <w:lvlJc w:val="left"/>
+      <w:pPr>
+        <w:ind w:left="1800" w:hanging="360"/>
+      </w:pPr>
+      <w:rPr>
+        <w:rFonts w:ascii="Courier New" w:hAnsi="Courier New" w:cs="Courier New" w:hint="default"/>
+      </w:rPr>
+    </w:lvl>
+    <w:lvl w:ilvl="2" w:tplc="10090005" w:tentative="1">
+      <w:start w:val="1"/>
+      <w:numFmt w:val="bullet"/>
+      <w:lvlText w:val=""/>
+      <w:lvlJc w:val="left"/>
+      <w:pPr>
+        <w:ind w:left="2520" w:hanging="360"/>
+      </w:pPr>
+      <w:rPr>
+        <w:rFonts w:ascii="Wingdings" w:hAnsi="Wingdings" w:hint="default"/>
+      </w:rPr>
+    </w:lvl>
+    <w:lvl w:ilvl="3" w:tplc="10090001" w:tentative="1">
+      <w:start w:val="1"/>
+      <w:numFmt w:val="bullet"/>
+      <w:lvlText w:val=""/>
+      <w:lvlJc w:val="left"/>
+      <w:pPr>
+        <w:ind w:left="3240" w:hanging="360"/>
+      </w:pPr>
+      <w:rPr>
+        <w:rFonts w:ascii="Symbol" w:hAnsi="Symbol" w:hint="default"/>
+      </w:rPr>
+    </w:lvl>
+    <w:lvl w:ilvl="4" w:tplc="10090003" w:tentative="1">
+      <w:start w:val="1"/>
+      <w:numFmt w:val="bullet"/>
+      <w:lvlText w:val="o"/>
+      <w:lvlJc w:val="left"/>
+      <w:pPr>
+        <w:ind w:left="3960" w:hanging="360"/>
+      </w:pPr>
+      <w:rPr>
+        <w:rFonts w:ascii="Courier New" w:hAnsi="Courier New" w:cs="Courier New" w:hint="default"/>
+      </w:rPr>
+    </w:lvl>
+    <w:lvl w:ilvl="5" w:tplc="10090005" w:tentative="1">
+      <w:start w:val="1"/>
+      <w:numFmt w:val="bullet"/>
+      <w:lvlText w:val=""/>
+      <w:lvlJc w:val="left"/>
+      <w:pPr>
+        <w:ind w:left="4680" w:hanging="360"/>
+      </w:pPr>
+      <w:rPr>
+        <w:rFonts w:ascii="Wingdings" w:hAnsi="Wingdings" w:hint="default"/>
+      </w:rPr>
+    </w:lvl>
+    <w:lvl w:ilvl="6" w:tplc="10090001" w:tentative="1">
+      <w:start w:val="1"/>
+      <w:numFmt w:val="bullet"/>
+      <w:lvlText w:val=""/>
+      <w:lvlJc w:val="left"/>
+      <w:pPr>
+        <w:ind w:left="5400" w:hanging="360"/>
+      </w:pPr>
+      <w:rPr>
+        <w:rFonts w:ascii="Symbol" w:hAnsi="Symbol" w:hint="default"/>
+      </w:rPr>
+    </w:lvl>
+    <w:lvl w:ilvl="7" w:tplc="10090003" w:tentative="1">
+      <w:start w:val="1"/>
+      <w:numFmt w:val="bullet"/>
+      <w:lvlText w:val="o"/>
+      <w:lvlJc w:val="left"/>
+      <w:pPr>
+        <w:ind w:left="6120" w:hanging="360"/>
+      </w:pPr>
+      <w:rPr>
+        <w:rFonts w:ascii="Courier New" w:hAnsi="Courier New" w:cs="Courier New" w:hint="default"/>
+      </w:rPr>
+    </w:lvl>
+    <w:lvl w:ilvl="8" w:tplc="10090005" w:tentative="1">
+      <w:start w:val="1"/>
+      <w:numFmt w:val="bullet"/>
+      <w:lvlText w:val=""/>
+      <w:lvlJc w:val="left"/>
+      <w:pPr>
+        <w:ind w:left="6840" w:hanging="360"/>
+      </w:pPr>
+      <w:rPr>
+        <w:rFonts w:ascii="Wingdings" w:hAnsi="Wingdings" w:hint="default"/>
+      </w:rPr>
+    </w:lvl>
+  </w:abstractNum>
+  <w:abstractNum w:abstractNumId="13" w15:restartNumberingAfterBreak="0">
+    <w:nsid w:val="2F4B1B10"/>
+    <w:multiLevelType w:val="hybridMultilevel"/>
+    <w:tmpl w:val="FC12F644"/>
+    <w:lvl w:ilvl="0" w:tplc="10090001">
+      <w:start w:val="1"/>
+      <w:numFmt w:val="bullet"/>
+      <w:lvlText w:val=""/>
+      <w:lvlJc w:val="left"/>
+      <w:pPr>
+        <w:ind w:left="2160" w:hanging="360"/>
+      </w:pPr>
+      <w:rPr>
+        <w:rFonts w:ascii="Symbol" w:hAnsi="Symbol" w:hint="default"/>
+      </w:rPr>
+    </w:lvl>
+    <w:lvl w:ilvl="1" w:tplc="10090003" w:tentative="1">
+      <w:start w:val="1"/>
+      <w:numFmt w:val="bullet"/>
+      <w:lvlText w:val="o"/>
+      <w:lvlJc w:val="left"/>
+      <w:pPr>
+        <w:ind w:left="2880" w:hanging="360"/>
+      </w:pPr>
+      <w:rPr>
+        <w:rFonts w:ascii="Courier New" w:hAnsi="Courier New" w:cs="Courier New" w:hint="default"/>
+      </w:rPr>
+    </w:lvl>
+    <w:lvl w:ilvl="2" w:tplc="10090005" w:tentative="1">
+      <w:start w:val="1"/>
+      <w:numFmt w:val="bullet"/>
+      <w:lvlText w:val=""/>
+      <w:lvlJc w:val="left"/>
+      <w:pPr>
+        <w:ind w:left="3600" w:hanging="360"/>
+      </w:pPr>
+      <w:rPr>
+        <w:rFonts w:ascii="Wingdings" w:hAnsi="Wingdings" w:hint="default"/>
+      </w:rPr>
+    </w:lvl>
+    <w:lvl w:ilvl="3" w:tplc="10090001" w:tentative="1">
+      <w:start w:val="1"/>
+      <w:numFmt w:val="bullet"/>
+      <w:lvlText w:val=""/>
+      <w:lvlJc w:val="left"/>
+      <w:pPr>
+        <w:ind w:left="4320" w:hanging="360"/>
+      </w:pPr>
+      <w:rPr>
+        <w:rFonts w:ascii="Symbol" w:hAnsi="Symbol" w:hint="default"/>
+      </w:rPr>
+    </w:lvl>
+    <w:lvl w:ilvl="4" w:tplc="10090003" w:tentative="1">
+      <w:start w:val="1"/>
+      <w:numFmt w:val="bullet"/>
+      <w:lvlText w:val="o"/>
+      <w:lvlJc w:val="left"/>
+      <w:pPr>
+        <w:ind w:left="5040" w:hanging="360"/>
+      </w:pPr>
+      <w:rPr>
+        <w:rFonts w:ascii="Courier New" w:hAnsi="Courier New" w:cs="Courier New" w:hint="default"/>
+      </w:rPr>
+    </w:lvl>
+    <w:lvl w:ilvl="5" w:tplc="10090005" w:tentative="1">
+      <w:start w:val="1"/>
+      <w:numFmt w:val="bullet"/>
+      <w:lvlText w:val=""/>
+      <w:lvlJc w:val="left"/>
+      <w:pPr>
+        <w:ind w:left="5760" w:hanging="360"/>
+      </w:pPr>
+      <w:rPr>
+        <w:rFonts w:ascii="Wingdings" w:hAnsi="Wingdings" w:hint="default"/>
+      </w:rPr>
+    </w:lvl>
+    <w:lvl w:ilvl="6" w:tplc="10090001" w:tentative="1">
+      <w:start w:val="1"/>
+      <w:numFmt w:val="bullet"/>
+      <w:lvlText w:val=""/>
+      <w:lvlJc w:val="left"/>
+      <w:pPr>
+        <w:ind w:left="6480" w:hanging="360"/>
+      </w:pPr>
+      <w:rPr>
+        <w:rFonts w:ascii="Symbol" w:hAnsi="Symbol" w:hint="default"/>
+      </w:rPr>
+    </w:lvl>
+    <w:lvl w:ilvl="7" w:tplc="10090003" w:tentative="1">
+      <w:start w:val="1"/>
+      <w:numFmt w:val="bullet"/>
+      <w:lvlText w:val="o"/>
+      <w:lvlJc w:val="left"/>
+      <w:pPr>
+        <w:ind w:left="7200" w:hanging="360"/>
+      </w:pPr>
+      <w:rPr>
+        <w:rFonts w:ascii="Courier New" w:hAnsi="Courier New" w:cs="Courier New" w:hint="default"/>
+      </w:rPr>
+    </w:lvl>
+    <w:lvl w:ilvl="8" w:tplc="10090005" w:tentative="1">
+      <w:start w:val="1"/>
+      <w:numFmt w:val="bullet"/>
+      <w:lvlText w:val=""/>
+      <w:lvlJc w:val="left"/>
+      <w:pPr>
+        <w:ind w:left="7920" w:hanging="360"/>
+      </w:pPr>
+      <w:rPr>
+        <w:rFonts w:ascii="Wingdings" w:hAnsi="Wingdings" w:hint="default"/>
+      </w:rPr>
+    </w:lvl>
+  </w:abstractNum>
+  <w:abstractNum w:abstractNumId="14" w15:restartNumberingAfterBreak="0">
     <w:nsid w:val="307F4271"/>
     <w:multiLevelType w:val="hybridMultilevel"/>
     <w:tmpl w:val="6650950A"/>
@@ -3031,7 +5786,120 @@
       </w:rPr>
     </w:lvl>
   </w:abstractNum>
-  <w:abstractNum w:abstractNumId="9" w15:restartNumberingAfterBreak="0">
+  <w:abstractNum w:abstractNumId="15" w15:restartNumberingAfterBreak="0">
+    <w:nsid w:val="308D3CBF"/>
+    <w:multiLevelType w:val="hybridMultilevel"/>
+    <w:tmpl w:val="6C4ABE3C"/>
+    <w:lvl w:ilvl="0" w:tplc="1009000B">
+      <w:start w:val="1"/>
+      <w:numFmt w:val="bullet"/>
+      <w:lvlText w:val=""/>
+      <w:lvlJc w:val="left"/>
+      <w:pPr>
+        <w:ind w:left="2880" w:hanging="360"/>
+      </w:pPr>
+      <w:rPr>
+        <w:rFonts w:ascii="Wingdings" w:hAnsi="Wingdings" w:hint="default"/>
+      </w:rPr>
+    </w:lvl>
+    <w:lvl w:ilvl="1" w:tplc="10090003" w:tentative="1">
+      <w:start w:val="1"/>
+      <w:numFmt w:val="bullet"/>
+      <w:lvlText w:val="o"/>
+      <w:lvlJc w:val="left"/>
+      <w:pPr>
+        <w:ind w:left="3600" w:hanging="360"/>
+      </w:pPr>
+      <w:rPr>
+        <w:rFonts w:ascii="Courier New" w:hAnsi="Courier New" w:cs="Courier New" w:hint="default"/>
+      </w:rPr>
+    </w:lvl>
+    <w:lvl w:ilvl="2" w:tplc="10090005" w:tentative="1">
+      <w:start w:val="1"/>
+      <w:numFmt w:val="bullet"/>
+      <w:lvlText w:val=""/>
+      <w:lvlJc w:val="left"/>
+      <w:pPr>
+        <w:ind w:left="4320" w:hanging="360"/>
+      </w:pPr>
+      <w:rPr>
+        <w:rFonts w:ascii="Wingdings" w:hAnsi="Wingdings" w:hint="default"/>
+      </w:rPr>
+    </w:lvl>
+    <w:lvl w:ilvl="3" w:tplc="10090001" w:tentative="1">
+      <w:start w:val="1"/>
+      <w:numFmt w:val="bullet"/>
+      <w:lvlText w:val=""/>
+      <w:lvlJc w:val="left"/>
+      <w:pPr>
+        <w:ind w:left="5040" w:hanging="360"/>
+      </w:pPr>
+      <w:rPr>
+        <w:rFonts w:ascii="Symbol" w:hAnsi="Symbol" w:hint="default"/>
+      </w:rPr>
+    </w:lvl>
+    <w:lvl w:ilvl="4" w:tplc="10090003" w:tentative="1">
+      <w:start w:val="1"/>
+      <w:numFmt w:val="bullet"/>
+      <w:lvlText w:val="o"/>
+      <w:lvlJc w:val="left"/>
+      <w:pPr>
+        <w:ind w:left="5760" w:hanging="360"/>
+      </w:pPr>
+      <w:rPr>
+        <w:rFonts w:ascii="Courier New" w:hAnsi="Courier New" w:cs="Courier New" w:hint="default"/>
+      </w:rPr>
+    </w:lvl>
+    <w:lvl w:ilvl="5" w:tplc="10090005" w:tentative="1">
+      <w:start w:val="1"/>
+      <w:numFmt w:val="bullet"/>
+      <w:lvlText w:val=""/>
+      <w:lvlJc w:val="left"/>
+      <w:pPr>
+        <w:ind w:left="6480" w:hanging="360"/>
+      </w:pPr>
+      <w:rPr>
+        <w:rFonts w:ascii="Wingdings" w:hAnsi="Wingdings" w:hint="default"/>
+      </w:rPr>
+    </w:lvl>
+    <w:lvl w:ilvl="6" w:tplc="10090001" w:tentative="1">
+      <w:start w:val="1"/>
+      <w:numFmt w:val="bullet"/>
+      <w:lvlText w:val=""/>
+      <w:lvlJc w:val="left"/>
+      <w:pPr>
+        <w:ind w:left="7200" w:hanging="360"/>
+      </w:pPr>
+      <w:rPr>
+        <w:rFonts w:ascii="Symbol" w:hAnsi="Symbol" w:hint="default"/>
+      </w:rPr>
+    </w:lvl>
+    <w:lvl w:ilvl="7" w:tplc="10090003" w:tentative="1">
+      <w:start w:val="1"/>
+      <w:numFmt w:val="bullet"/>
+      <w:lvlText w:val="o"/>
+      <w:lvlJc w:val="left"/>
+      <w:pPr>
+        <w:ind w:left="7920" w:hanging="360"/>
+      </w:pPr>
+      <w:rPr>
+        <w:rFonts w:ascii="Courier New" w:hAnsi="Courier New" w:cs="Courier New" w:hint="default"/>
+      </w:rPr>
+    </w:lvl>
+    <w:lvl w:ilvl="8" w:tplc="10090005" w:tentative="1">
+      <w:start w:val="1"/>
+      <w:numFmt w:val="bullet"/>
+      <w:lvlText w:val=""/>
+      <w:lvlJc w:val="left"/>
+      <w:pPr>
+        <w:ind w:left="8640" w:hanging="360"/>
+      </w:pPr>
+      <w:rPr>
+        <w:rFonts w:ascii="Wingdings" w:hAnsi="Wingdings" w:hint="default"/>
+      </w:rPr>
+    </w:lvl>
+  </w:abstractNum>
+  <w:abstractNum w:abstractNumId="16" w15:restartNumberingAfterBreak="0">
     <w:nsid w:val="3E4E7E1D"/>
     <w:multiLevelType w:val="hybridMultilevel"/>
     <w:tmpl w:val="C4183DF8"/>
@@ -3047,7 +5915,7 @@
         <w:rFonts w:ascii="Wingdings" w:hAnsi="Wingdings" w:hint="default"/>
       </w:rPr>
     </w:lvl>
-    <w:lvl w:ilvl="1" w:tplc="10090003" w:tentative="1">
+    <w:lvl w:ilvl="1" w:tplc="10090003">
       <w:start w:val="1"/>
       <w:numFmt w:val="bullet"/>
       <w:lvlText w:val="o"/>
@@ -3144,7 +6012,7 @@
       </w:rPr>
     </w:lvl>
   </w:abstractNum>
-  <w:abstractNum w:abstractNumId="10" w15:restartNumberingAfterBreak="0">
+  <w:abstractNum w:abstractNumId="17" w15:restartNumberingAfterBreak="0">
     <w:nsid w:val="3EC24676"/>
     <w:multiLevelType w:val="hybridMultilevel"/>
     <w:tmpl w:val="AD10C83C"/>
@@ -3230,7 +6098,120 @@
       </w:pPr>
     </w:lvl>
   </w:abstractNum>
-  <w:abstractNum w:abstractNumId="11" w15:restartNumberingAfterBreak="0">
+  <w:abstractNum w:abstractNumId="18" w15:restartNumberingAfterBreak="0">
+    <w:nsid w:val="62A116E7"/>
+    <w:multiLevelType w:val="hybridMultilevel"/>
+    <w:tmpl w:val="AFD28870"/>
+    <w:lvl w:ilvl="0" w:tplc="1009000D">
+      <w:start w:val="1"/>
+      <w:numFmt w:val="bullet"/>
+      <w:lvlText w:val=""/>
+      <w:lvlJc w:val="left"/>
+      <w:pPr>
+        <w:ind w:left="1440" w:hanging="360"/>
+      </w:pPr>
+      <w:rPr>
+        <w:rFonts w:ascii="Wingdings" w:hAnsi="Wingdings" w:hint="default"/>
+      </w:rPr>
+    </w:lvl>
+    <w:lvl w:ilvl="1" w:tplc="10090003" w:tentative="1">
+      <w:start w:val="1"/>
+      <w:numFmt w:val="bullet"/>
+      <w:lvlText w:val="o"/>
+      <w:lvlJc w:val="left"/>
+      <w:pPr>
+        <w:ind w:left="2160" w:hanging="360"/>
+      </w:pPr>
+      <w:rPr>
+        <w:rFonts w:ascii="Courier New" w:hAnsi="Courier New" w:cs="Courier New" w:hint="default"/>
+      </w:rPr>
+    </w:lvl>
+    <w:lvl w:ilvl="2" w:tplc="10090005" w:tentative="1">
+      <w:start w:val="1"/>
+      <w:numFmt w:val="bullet"/>
+      <w:lvlText w:val=""/>
+      <w:lvlJc w:val="left"/>
+      <w:pPr>
+        <w:ind w:left="2880" w:hanging="360"/>
+      </w:pPr>
+      <w:rPr>
+        <w:rFonts w:ascii="Wingdings" w:hAnsi="Wingdings" w:hint="default"/>
+      </w:rPr>
+    </w:lvl>
+    <w:lvl w:ilvl="3" w:tplc="10090001" w:tentative="1">
+      <w:start w:val="1"/>
+      <w:numFmt w:val="bullet"/>
+      <w:lvlText w:val=""/>
+      <w:lvlJc w:val="left"/>
+      <w:pPr>
+        <w:ind w:left="3600" w:hanging="360"/>
+      </w:pPr>
+      <w:rPr>
+        <w:rFonts w:ascii="Symbol" w:hAnsi="Symbol" w:hint="default"/>
+      </w:rPr>
+    </w:lvl>
+    <w:lvl w:ilvl="4" w:tplc="10090003" w:tentative="1">
+      <w:start w:val="1"/>
+      <w:numFmt w:val="bullet"/>
+      <w:lvlText w:val="o"/>
+      <w:lvlJc w:val="left"/>
+      <w:pPr>
+        <w:ind w:left="4320" w:hanging="360"/>
+      </w:pPr>
+      <w:rPr>
+        <w:rFonts w:ascii="Courier New" w:hAnsi="Courier New" w:cs="Courier New" w:hint="default"/>
+      </w:rPr>
+    </w:lvl>
+    <w:lvl w:ilvl="5" w:tplc="10090005" w:tentative="1">
+      <w:start w:val="1"/>
+      <w:numFmt w:val="bullet"/>
+      <w:lvlText w:val=""/>
+      <w:lvlJc w:val="left"/>
+      <w:pPr>
+        <w:ind w:left="5040" w:hanging="360"/>
+      </w:pPr>
+      <w:rPr>
+        <w:rFonts w:ascii="Wingdings" w:hAnsi="Wingdings" w:hint="default"/>
+      </w:rPr>
+    </w:lvl>
+    <w:lvl w:ilvl="6" w:tplc="10090001" w:tentative="1">
+      <w:start w:val="1"/>
+      <w:numFmt w:val="bullet"/>
+      <w:lvlText w:val=""/>
+      <w:lvlJc w:val="left"/>
+      <w:pPr>
+        <w:ind w:left="5760" w:hanging="360"/>
+      </w:pPr>
+      <w:rPr>
+        <w:rFonts w:ascii="Symbol" w:hAnsi="Symbol" w:hint="default"/>
+      </w:rPr>
+    </w:lvl>
+    <w:lvl w:ilvl="7" w:tplc="10090003" w:tentative="1">
+      <w:start w:val="1"/>
+      <w:numFmt w:val="bullet"/>
+      <w:lvlText w:val="o"/>
+      <w:lvlJc w:val="left"/>
+      <w:pPr>
+        <w:ind w:left="6480" w:hanging="360"/>
+      </w:pPr>
+      <w:rPr>
+        <w:rFonts w:ascii="Courier New" w:hAnsi="Courier New" w:cs="Courier New" w:hint="default"/>
+      </w:rPr>
+    </w:lvl>
+    <w:lvl w:ilvl="8" w:tplc="10090005" w:tentative="1">
+      <w:start w:val="1"/>
+      <w:numFmt w:val="bullet"/>
+      <w:lvlText w:val=""/>
+      <w:lvlJc w:val="left"/>
+      <w:pPr>
+        <w:ind w:left="7200" w:hanging="360"/>
+      </w:pPr>
+      <w:rPr>
+        <w:rFonts w:ascii="Wingdings" w:hAnsi="Wingdings" w:hint="default"/>
+      </w:rPr>
+    </w:lvl>
+  </w:abstractNum>
+  <w:abstractNum w:abstractNumId="19" w15:restartNumberingAfterBreak="0">
     <w:nsid w:val="69010C8B"/>
     <w:multiLevelType w:val="hybridMultilevel"/>
     <w:tmpl w:val="AB9ACF8C"/>
@@ -3343,7 +6324,7 @@
       </w:rPr>
     </w:lvl>
   </w:abstractNum>
-  <w:abstractNum w:abstractNumId="12" w15:restartNumberingAfterBreak="0">
+  <w:abstractNum w:abstractNumId="20" w15:restartNumberingAfterBreak="0">
     <w:nsid w:val="72236AAD"/>
     <w:multiLevelType w:val="hybridMultilevel"/>
     <w:tmpl w:val="1FF8BAB6"/>
@@ -3456,7 +6437,7 @@
       </w:rPr>
     </w:lvl>
   </w:abstractNum>
-  <w:abstractNum w:abstractNumId="13" w15:restartNumberingAfterBreak="0">
+  <w:abstractNum w:abstractNumId="21" w15:restartNumberingAfterBreak="0">
     <w:nsid w:val="74CF7FBC"/>
     <w:multiLevelType w:val="hybridMultilevel"/>
     <w:tmpl w:val="454E1412"/>
@@ -3569,7 +6550,7 @@
       </w:rPr>
     </w:lvl>
   </w:abstractNum>
-  <w:abstractNum w:abstractNumId="14" w15:restartNumberingAfterBreak="0">
+  <w:abstractNum w:abstractNumId="22" w15:restartNumberingAfterBreak="0">
     <w:nsid w:val="754071D0"/>
     <w:multiLevelType w:val="hybridMultilevel"/>
     <w:tmpl w:val="3698CDEC"/>
@@ -3655,7 +6636,120 @@
       </w:pPr>
     </w:lvl>
   </w:abstractNum>
-  <w:abstractNum w:abstractNumId="15" w15:restartNumberingAfterBreak="0">
+  <w:abstractNum w:abstractNumId="23" w15:restartNumberingAfterBreak="0">
+    <w:nsid w:val="7C935A79"/>
+    <w:multiLevelType w:val="hybridMultilevel"/>
+    <w:tmpl w:val="56686326"/>
+    <w:lvl w:ilvl="0" w:tplc="10090005">
+      <w:start w:val="1"/>
+      <w:numFmt w:val="bullet"/>
+      <w:lvlText w:val=""/>
+      <w:lvlJc w:val="left"/>
+      <w:pPr>
+        <w:ind w:left="1080" w:hanging="360"/>
+      </w:pPr>
+      <w:rPr>
+        <w:rFonts w:ascii="Wingdings" w:hAnsi="Wingdings" w:hint="default"/>
+      </w:rPr>
+    </w:lvl>
+    <w:lvl w:ilvl="1" w:tplc="10090003" w:tentative="1">
+      <w:start w:val="1"/>
+      <w:numFmt w:val="bullet"/>
+      <w:lvlText w:val="o"/>
+      <w:lvlJc w:val="left"/>
+      <w:pPr>
+        <w:ind w:left="1800" w:hanging="360"/>
+      </w:pPr>
+      <w:rPr>
+        <w:rFonts w:ascii="Courier New" w:hAnsi="Courier New" w:cs="Courier New" w:hint="default"/>
+      </w:rPr>
+    </w:lvl>
+    <w:lvl w:ilvl="2" w:tplc="10090005" w:tentative="1">
+      <w:start w:val="1"/>
+      <w:numFmt w:val="bullet"/>
+      <w:lvlText w:val=""/>
+      <w:lvlJc w:val="left"/>
+      <w:pPr>
+        <w:ind w:left="2520" w:hanging="360"/>
+      </w:pPr>
+      <w:rPr>
+        <w:rFonts w:ascii="Wingdings" w:hAnsi="Wingdings" w:hint="default"/>
+      </w:rPr>
+    </w:lvl>
+    <w:lvl w:ilvl="3" w:tplc="10090001" w:tentative="1">
+      <w:start w:val="1"/>
+      <w:numFmt w:val="bullet"/>
+      <w:lvlText w:val=""/>
+      <w:lvlJc w:val="left"/>
+      <w:pPr>
+        <w:ind w:left="3240" w:hanging="360"/>
+      </w:pPr>
+      <w:rPr>
+        <w:rFonts w:ascii="Symbol" w:hAnsi="Symbol" w:hint="default"/>
+      </w:rPr>
+    </w:lvl>
+    <w:lvl w:ilvl="4" w:tplc="10090003" w:tentative="1">
+      <w:start w:val="1"/>
+      <w:numFmt w:val="bullet"/>
+      <w:lvlText w:val="o"/>
+      <w:lvlJc w:val="left"/>
+      <w:pPr>
+        <w:ind w:left="3960" w:hanging="360"/>
+      </w:pPr>
+      <w:rPr>
+        <w:rFonts w:ascii="Courier New" w:hAnsi="Courier New" w:cs="Courier New" w:hint="default"/>
+      </w:rPr>
+    </w:lvl>
+    <w:lvl w:ilvl="5" w:tplc="10090005" w:tentative="1">
+      <w:start w:val="1"/>
+      <w:numFmt w:val="bullet"/>
+      <w:lvlText w:val=""/>
+      <w:lvlJc w:val="left"/>
+      <w:pPr>
+        <w:ind w:left="4680" w:hanging="360"/>
+      </w:pPr>
+      <w:rPr>
+        <w:rFonts w:ascii="Wingdings" w:hAnsi="Wingdings" w:hint="default"/>
+      </w:rPr>
+    </w:lvl>
+    <w:lvl w:ilvl="6" w:tplc="10090001" w:tentative="1">
+      <w:start w:val="1"/>
+      <w:numFmt w:val="bullet"/>
+      <w:lvlText w:val=""/>
+      <w:lvlJc w:val="left"/>
+      <w:pPr>
+        <w:ind w:left="5400" w:hanging="360"/>
+      </w:pPr>
+      <w:rPr>
+        <w:rFonts w:ascii="Symbol" w:hAnsi="Symbol" w:hint="default"/>
+      </w:rPr>
+    </w:lvl>
+    <w:lvl w:ilvl="7" w:tplc="10090003" w:tentative="1">
+      <w:start w:val="1"/>
+      <w:numFmt w:val="bullet"/>
+      <w:lvlText w:val="o"/>
+      <w:lvlJc w:val="left"/>
+      <w:pPr>
+        <w:ind w:left="6120" w:hanging="360"/>
+      </w:pPr>
+      <w:rPr>
+        <w:rFonts w:ascii="Courier New" w:hAnsi="Courier New" w:cs="Courier New" w:hint="default"/>
+      </w:rPr>
+    </w:lvl>
+    <w:lvl w:ilvl="8" w:tplc="10090005" w:tentative="1">
+      <w:start w:val="1"/>
+      <w:numFmt w:val="bullet"/>
+      <w:lvlText w:val=""/>
+      <w:lvlJc w:val="left"/>
+      <w:pPr>
+        <w:ind w:left="6840" w:hanging="360"/>
+      </w:pPr>
+      <w:rPr>
+        <w:rFonts w:ascii="Wingdings" w:hAnsi="Wingdings" w:hint="default"/>
+      </w:rPr>
+    </w:lvl>
+  </w:abstractNum>
+  <w:abstractNum w:abstractNumId="24" w15:restartNumberingAfterBreak="0">
     <w:nsid w:val="7F6C1CAC"/>
     <w:multiLevelType w:val="hybridMultilevel"/>
     <w:tmpl w:val="4E3EFFE6"/>
@@ -3769,52 +6863,79 @@
     </w:lvl>
   </w:abstractNum>
   <w:num w:numId="1" w16cid:durableId="1200126119">
+    <w:abstractNumId w:val="20"/>
+  </w:num>
+  <w:num w:numId="2" w16cid:durableId="2142964796">
+    <w:abstractNumId w:val="3"/>
+  </w:num>
+  <w:num w:numId="3" w16cid:durableId="1686126829">
+    <w:abstractNumId w:val="22"/>
+  </w:num>
+  <w:num w:numId="4" w16cid:durableId="9256738">
+    <w:abstractNumId w:val="17"/>
+  </w:num>
+  <w:num w:numId="5" w16cid:durableId="1929270298">
+    <w:abstractNumId w:val="9"/>
+  </w:num>
+  <w:num w:numId="6" w16cid:durableId="1283686131">
+    <w:abstractNumId w:val="1"/>
+  </w:num>
+  <w:num w:numId="7" w16cid:durableId="1973510224">
+    <w:abstractNumId w:val="10"/>
+  </w:num>
+  <w:num w:numId="8" w16cid:durableId="1322386662">
+    <w:abstractNumId w:val="4"/>
+  </w:num>
+  <w:num w:numId="9" w16cid:durableId="1623069594">
+    <w:abstractNumId w:val="16"/>
+  </w:num>
+  <w:num w:numId="10" w16cid:durableId="389547150">
+    <w:abstractNumId w:val="19"/>
+  </w:num>
+  <w:num w:numId="11" w16cid:durableId="258147424">
+    <w:abstractNumId w:val="24"/>
+  </w:num>
+  <w:num w:numId="12" w16cid:durableId="1740980150">
+    <w:abstractNumId w:val="21"/>
+  </w:num>
+  <w:num w:numId="13" w16cid:durableId="1889342876">
+    <w:abstractNumId w:val="8"/>
+  </w:num>
+  <w:num w:numId="14" w16cid:durableId="253057507">
+    <w:abstractNumId w:val="6"/>
+  </w:num>
+  <w:num w:numId="15" w16cid:durableId="484205992">
+    <w:abstractNumId w:val="14"/>
+  </w:num>
+  <w:num w:numId="16" w16cid:durableId="791091195">
+    <w:abstractNumId w:val="7"/>
+  </w:num>
+  <w:num w:numId="17" w16cid:durableId="657925824">
     <w:abstractNumId w:val="12"/>
   </w:num>
-  <w:num w:numId="2" w16cid:durableId="2142964796">
-    <w:abstractNumId w:val="1"/>
+  <w:num w:numId="18" w16cid:durableId="190342337">
+    <w:abstractNumId w:val="23"/>
   </w:num>
-  <w:num w:numId="3" w16cid:durableId="1686126829">
-    <w:abstractNumId w:val="14"/>
+  <w:num w:numId="19" w16cid:durableId="1952785505">
+    <w:abstractNumId w:val="18"/>
   </w:num>
-  <w:num w:numId="4" w16cid:durableId="9256738">
-    <w:abstractNumId w:val="10"/>
+  <w:num w:numId="20" w16cid:durableId="1591154696">
+    <w:abstractNumId w:val="15"/>
   </w:num>
-  <w:num w:numId="5" w16cid:durableId="1929270298">
-    <w:abstractNumId w:val="6"/>
+  <w:num w:numId="21" w16cid:durableId="1000231668">
+    <w:abstractNumId w:val="2"/>
   </w:num>
-  <w:num w:numId="6" w16cid:durableId="1283686131">
+  <w:num w:numId="22" w16cid:durableId="1793480916">
     <w:abstractNumId w:val="0"/>
   </w:num>
-  <w:num w:numId="7" w16cid:durableId="1973510224">
-    <w:abstractNumId w:val="7"/>
-  </w:num>
-  <w:num w:numId="8" w16cid:durableId="1322386662">
-    <w:abstractNumId w:val="2"/>
-  </w:num>
-  <w:num w:numId="9" w16cid:durableId="1623069594">
-    <w:abstractNumId w:val="9"/>
-  </w:num>
-  <w:num w:numId="10" w16cid:durableId="389547150">
-    <w:abstractNumId w:val="11"/>
-  </w:num>
-  <w:num w:numId="11" w16cid:durableId="258147424">
-    <w:abstractNumId w:val="15"/>
-  </w:num>
-  <w:num w:numId="12" w16cid:durableId="1740980150">
+  <w:num w:numId="23" w16cid:durableId="449859590">
     <w:abstractNumId w:val="13"/>
   </w:num>
-  <w:num w:numId="13" w16cid:durableId="1889342876">
+  <w:num w:numId="24" w16cid:durableId="1859462550">
     <w:abstractNumId w:val="5"/>
   </w:num>
-  <w:num w:numId="14" w16cid:durableId="253057507">
-    <w:abstractNumId w:val="3"/>
-  </w:num>
-  <w:num w:numId="15" w16cid:durableId="484205992">
-    <w:abstractNumId w:val="8"/>
-  </w:num>
-  <w:num w:numId="16" w16cid:durableId="791091195">
-    <w:abstractNumId w:val="4"/>
+  <w:num w:numId="25" w16cid:durableId="10112469">
+    <w:abstractNumId w:val="11"/>
   </w:num>
 </w:numbering>
 </file>
@@ -4423,7 +7544,6 @@
   <w:style w:type="character" w:default="1" w:styleId="DefaultParagraphFont">
     <w:name w:val="Default Paragraph Font"/>
     <w:uiPriority w:val="1"/>
-    <w:semiHidden/>
     <w:unhideWhenUsed/>
   </w:style>
   <w:style w:type="table" w:default="1" w:styleId="TableNormal">
@@ -4781,6 +7901,39 @@
     <w:uiPriority w:val="99"/>
     <w:rsid w:val="00CB340C"/>
   </w:style>
+  <w:style w:type="paragraph" w:styleId="NoSpacing">
+    <w:name w:val="No Spacing"/>
+    <w:link w:val="NoSpacingChar"/>
+    <w:uiPriority w:val="1"/>
+    <w:qFormat/>
+    <w:rsid w:val="000156A3"/>
+    <w:pPr>
+      <w:spacing w:after="0" w:line="240" w:lineRule="auto"/>
+    </w:pPr>
+    <w:rPr>
+      <w:rFonts w:eastAsiaTheme="minorEastAsia"/>
+      <w:kern w:val="0"/>
+      <w:sz w:val="22"/>
+      <w:szCs w:val="22"/>
+      <w:lang w:val="en-US"/>
+      <w14:ligatures w14:val="none"/>
+    </w:rPr>
+  </w:style>
+  <w:style w:type="character" w:customStyle="1" w:styleId="NoSpacingChar">
+    <w:name w:val="No Spacing Char"/>
+    <w:basedOn w:val="DefaultParagraphFont"/>
+    <w:link w:val="NoSpacing"/>
+    <w:uiPriority w:val="1"/>
+    <w:rsid w:val="000156A3"/>
+    <w:rPr>
+      <w:rFonts w:eastAsiaTheme="minorEastAsia"/>
+      <w:kern w:val="0"/>
+      <w:sz w:val="22"/>
+      <w:szCs w:val="22"/>
+      <w:lang w:val="en-US"/>
+      <w14:ligatures w14:val="none"/>
+    </w:rPr>
+  </w:style>
 </w:styles>
 </file>
 

--- a/Public Talks/No 147/No 147.docx
+++ b/Public Talks/No 147/No 147.docx
@@ -3637,13 +3637,7 @@
         <w:rPr>
           <w:rFonts w:ascii="Segoe UI Light" w:hAnsi="Segoe UI Light" w:cs="Segoe UI Light"/>
         </w:rPr>
-        <w:t>That very night, he sent an angel who struck down 185,000 Assyrian soldiers</w:t>
-      </w:r>
-      <w:r>
-        <w:rPr>
-          <w:rFonts w:ascii="Segoe UI Light" w:hAnsi="Segoe UI Light" w:cs="Segoe UI Light"/>
-        </w:rPr>
-        <w:t>.</w:t>
+        <w:t>That very night, he sent an angel who struck down 185,000 Assyrian soldiers.</w:t>
       </w:r>
     </w:p>
     <w:p>
@@ -3946,7 +3940,19 @@
         <w:rPr>
           <w:rFonts w:ascii="Segoe UI Light" w:hAnsi="Segoe UI Light" w:cs="Segoe UI Light"/>
         </w:rPr>
-        <w:t>Where are Hezekiah and all the people who survived the Assyrian army?</w:t>
+        <w:t>Where are Hezekiah and all the people who survived the Assyrian army</w:t>
+      </w:r>
+      <w:r>
+        <w:rPr>
+          <w:rFonts w:ascii="Segoe UI Light" w:hAnsi="Segoe UI Light" w:cs="Segoe UI Light"/>
+        </w:rPr>
+        <w:t xml:space="preserve"> today</w:t>
+      </w:r>
+      <w:r>
+        <w:rPr>
+          <w:rFonts w:ascii="Segoe UI Light" w:hAnsi="Segoe UI Light" w:cs="Segoe UI Light"/>
+        </w:rPr>
+        <w:t>?</w:t>
       </w:r>
     </w:p>
     <w:p>
@@ -3960,19 +3966,69 @@
         <w:rPr>
           <w:rFonts w:ascii="Segoe UI Light" w:hAnsi="Segoe UI Light" w:cs="Segoe UI Light"/>
         </w:rPr>
-        <w:t>Is there any difference today them and the Assyrian</w:t>
-      </w:r>
-      <w:r>
-        <w:rPr>
-          <w:rFonts w:ascii="Segoe UI Light" w:hAnsi="Segoe UI Light" w:cs="Segoe UI Light"/>
-        </w:rPr>
-        <w:t>s destroyed by</w:t>
-      </w:r>
-      <w:r>
-        <w:rPr>
-          <w:rFonts w:ascii="Segoe UI Light" w:hAnsi="Segoe UI Light" w:cs="Segoe UI Light"/>
-        </w:rPr>
-        <w:t xml:space="preserve"> Jehovah in 732 B.C.E.?</w:t>
+        <w:t>Is there any difference</w:t>
+      </w:r>
+      <w:r>
+        <w:rPr>
+          <w:rFonts w:ascii="Segoe UI Light" w:hAnsi="Segoe UI Light" w:cs="Segoe UI Light"/>
+        </w:rPr>
+        <w:t xml:space="preserve"> between</w:t>
+      </w:r>
+      <w:r>
+        <w:rPr>
+          <w:rFonts w:ascii="Segoe UI Light" w:hAnsi="Segoe UI Light" w:cs="Segoe UI Light"/>
+        </w:rPr>
+        <w:t xml:space="preserve"> them and the Assyrian</w:t>
+      </w:r>
+      <w:r>
+        <w:rPr>
+          <w:rFonts w:ascii="Segoe UI Light" w:hAnsi="Segoe UI Light" w:cs="Segoe UI Light"/>
+        </w:rPr>
+        <w:t xml:space="preserve">s </w:t>
+      </w:r>
+      <w:r>
+        <w:rPr>
+          <w:rFonts w:ascii="Segoe UI Light" w:hAnsi="Segoe UI Light" w:cs="Segoe UI Light"/>
+        </w:rPr>
+        <w:t xml:space="preserve">whom </w:t>
+      </w:r>
+      <w:r>
+        <w:rPr>
+          <w:rFonts w:ascii="Segoe UI Light" w:hAnsi="Segoe UI Light" w:cs="Segoe UI Light"/>
+        </w:rPr>
+        <w:t>Jehovah</w:t>
+      </w:r>
+      <w:r>
+        <w:rPr>
+          <w:rFonts w:ascii="Segoe UI Light" w:hAnsi="Segoe UI Light" w:cs="Segoe UI Light"/>
+        </w:rPr>
+        <w:t xml:space="preserve"> </w:t>
+      </w:r>
+      <w:r>
+        <w:rPr>
+          <w:rFonts w:ascii="Segoe UI Light" w:hAnsi="Segoe UI Light" w:cs="Segoe UI Light"/>
+        </w:rPr>
+        <w:t>destroyed</w:t>
+      </w:r>
+      <w:r>
+        <w:rPr>
+          <w:rFonts w:ascii="Segoe UI Light" w:hAnsi="Segoe UI Light" w:cs="Segoe UI Light"/>
+        </w:rPr>
+        <w:t xml:space="preserve"> in 732 B.C.E.?</w:t>
+      </w:r>
+    </w:p>
+    <w:p>
+      <w:pPr>
+        <w:ind w:left="1440"/>
+        <w:rPr>
+          <w:rFonts w:ascii="Segoe UI Light" w:hAnsi="Segoe UI Light" w:cs="Segoe UI Light"/>
+        </w:rPr>
+      </w:pPr>
+      <w:r>
+        <w:rPr>
+          <w:rFonts w:ascii="Segoe UI Light" w:hAnsi="Segoe UI Light" w:cs="Segoe UI Light"/>
+        </w:rPr>
+        <w:t>Eventually, all of them died.</w:t>
       </w:r>
     </w:p>
     <w:p>
@@ -3986,8 +4042,910 @@
         <w:rPr>
           <w:rFonts w:ascii="Segoe UI Light" w:hAnsi="Segoe UI Light" w:cs="Segoe UI Light"/>
         </w:rPr>
-        <w:t>That bears the question: Is Jehovah, the God of salvation, able to save us from death itself?</w:t>
-      </w:r>
+        <w:t xml:space="preserve">That </w:t>
+      </w:r>
+      <w:r>
+        <w:rPr>
+          <w:rFonts w:ascii="Segoe UI Light" w:hAnsi="Segoe UI Light" w:cs="Segoe UI Light"/>
+        </w:rPr>
+        <w:t>raises</w:t>
+      </w:r>
+      <w:r>
+        <w:rPr>
+          <w:rFonts w:ascii="Segoe UI Light" w:hAnsi="Segoe UI Light" w:cs="Segoe UI Light"/>
+        </w:rPr>
+        <w:t xml:space="preserve"> the question: Is Jehovah, the God of salvation, able to save us from death itself?</w:t>
+      </w:r>
+    </w:p>
+    <w:p>
+      <w:pPr>
+        <w:rPr>
+          <w:rFonts w:ascii="Segoe UI Light" w:hAnsi="Segoe UI Light" w:cs="Segoe UI Light"/>
+          <w:color w:val="BF8F00" w:themeColor="accent4" w:themeShade="BF"/>
+        </w:rPr>
+      </w:pPr>
+      <w:r>
+        <w:rPr>
+          <w:rFonts w:ascii="Segoe UI Light" w:hAnsi="Segoe UI Light" w:cs="Segoe UI Light"/>
+        </w:rPr>
+        <w:t xml:space="preserve">Why do we die? </w:t>
+      </w:r>
+      <w:r>
+        <w:rPr>
+          <w:rFonts w:ascii="Segoe UI Light" w:hAnsi="Segoe UI Light" w:cs="Segoe UI Light"/>
+        </w:rPr>
+        <w:t xml:space="preserve">Do you think it is useful to understand the origin of a problem so as to be able to solve it? </w:t>
+      </w:r>
+      <w:r>
+        <w:rPr>
+          <w:rFonts w:ascii="Segoe UI Light" w:hAnsi="Segoe UI Light" w:cs="Segoe UI Light"/>
+          <w:b/>
+          <w:bCs/>
+          <w:color w:val="BF8F00" w:themeColor="accent4" w:themeShade="BF"/>
+        </w:rPr>
+        <w:t>What is the root cause of death?</w:t>
+      </w:r>
+    </w:p>
+    <w:p>
+      <w:pPr>
+        <w:ind w:left="720"/>
+        <w:rPr>
+          <w:rFonts w:ascii="Segoe UI Light" w:hAnsi="Segoe UI Light" w:cs="Segoe UI Light"/>
+        </w:rPr>
+      </w:pPr>
+      <w:r>
+        <w:rPr>
+          <w:rFonts w:ascii="Segoe UI Light" w:hAnsi="Segoe UI Light" w:cs="Segoe UI Light"/>
+          <w:b/>
+          <w:bCs/>
+        </w:rPr>
+        <w:t>John 8:44</w:t>
+      </w:r>
+      <w:r>
+        <w:rPr>
+          <w:rFonts w:ascii="Segoe UI Light" w:hAnsi="Segoe UI Light" w:cs="Segoe UI Light"/>
+        </w:rPr>
+        <w:t>:</w:t>
+      </w:r>
+    </w:p>
+    <w:p>
+      <w:pPr>
+        <w:pStyle w:val="ListParagraph"/>
+        <w:numPr>
+          <w:ilvl w:val="0"/>
+          <w:numId w:val="27"/>
+        </w:numPr>
+        <w:rPr>
+          <w:rFonts w:ascii="Segoe UI Light" w:hAnsi="Segoe UI Light" w:cs="Segoe UI Light"/>
+        </w:rPr>
+      </w:pPr>
+      <w:r>
+        <w:rPr>
+          <w:rFonts w:ascii="Segoe UI Light" w:hAnsi="Segoe UI Light" w:cs="Segoe UI Light"/>
+          <w:i/>
+          <w:iCs/>
+        </w:rPr>
+        <w:t>The father of the lie:</w:t>
+      </w:r>
+      <w:r>
+        <w:rPr>
+          <w:rFonts w:ascii="Segoe UI Light" w:hAnsi="Segoe UI Light" w:cs="Segoe UI Light"/>
+        </w:rPr>
+        <w:t xml:space="preserve"> “</w:t>
+      </w:r>
+      <w:r>
+        <w:rPr>
+          <w:rFonts w:ascii="Segoe UI Light" w:hAnsi="Segoe UI Light" w:cs="Segoe UI Light"/>
+        </w:rPr>
+        <w:t>You certainly will not die</w:t>
+      </w:r>
+      <w:r>
+        <w:rPr>
+          <w:rFonts w:ascii="Segoe UI Light" w:hAnsi="Segoe UI Light" w:cs="Segoe UI Light"/>
+        </w:rPr>
+        <w:t>”</w:t>
+      </w:r>
+      <w:r>
+        <w:rPr>
+          <w:rFonts w:ascii="Segoe UI Light" w:hAnsi="Segoe UI Light" w:cs="Segoe UI Light"/>
+        </w:rPr>
+        <w:t xml:space="preserve"> – the first lie originates with Satan.</w:t>
+      </w:r>
+    </w:p>
+    <w:p>
+      <w:pPr>
+        <w:pStyle w:val="ListParagraph"/>
+        <w:numPr>
+          <w:ilvl w:val="0"/>
+          <w:numId w:val="28"/>
+        </w:numPr>
+        <w:rPr>
+          <w:rFonts w:ascii="Segoe UI Light" w:hAnsi="Segoe UI Light" w:cs="Segoe UI Light"/>
+        </w:rPr>
+      </w:pPr>
+      <w:r>
+        <w:rPr>
+          <w:rFonts w:ascii="Segoe UI Light" w:hAnsi="Segoe UI Light" w:cs="Segoe UI Light"/>
+        </w:rPr>
+        <w:t>Lie</w:t>
+      </w:r>
+      <w:r>
+        <w:rPr>
+          <w:rFonts w:ascii="Segoe UI Light" w:hAnsi="Segoe UI Light" w:cs="Segoe UI Light"/>
+        </w:rPr>
+        <w:t>d</w:t>
+      </w:r>
+      <w:r>
+        <w:rPr>
+          <w:rFonts w:ascii="Segoe UI Light" w:hAnsi="Segoe UI Light" w:cs="Segoe UI Light"/>
+        </w:rPr>
+        <w:t xml:space="preserve"> about God</w:t>
+      </w:r>
+      <w:r>
+        <w:rPr>
+          <w:rFonts w:ascii="Segoe UI Light" w:hAnsi="Segoe UI Light" w:cs="Segoe UI Light"/>
+        </w:rPr>
+        <w:t>.</w:t>
+      </w:r>
+    </w:p>
+    <w:p>
+      <w:pPr>
+        <w:pStyle w:val="ListParagraph"/>
+        <w:numPr>
+          <w:ilvl w:val="0"/>
+          <w:numId w:val="28"/>
+        </w:numPr>
+        <w:rPr>
+          <w:rFonts w:ascii="Segoe UI Light" w:hAnsi="Segoe UI Light" w:cs="Segoe UI Light"/>
+        </w:rPr>
+      </w:pPr>
+      <w:r>
+        <w:rPr>
+          <w:rFonts w:ascii="Segoe UI Light" w:hAnsi="Segoe UI Light" w:cs="Segoe UI Light"/>
+        </w:rPr>
+        <w:t>Lie</w:t>
+      </w:r>
+      <w:r>
+        <w:rPr>
+          <w:rFonts w:ascii="Segoe UI Light" w:hAnsi="Segoe UI Light" w:cs="Segoe UI Light"/>
+        </w:rPr>
+        <w:t>d</w:t>
+      </w:r>
+      <w:r>
+        <w:rPr>
+          <w:rFonts w:ascii="Segoe UI Light" w:hAnsi="Segoe UI Light" w:cs="Segoe UI Light"/>
+        </w:rPr>
+        <w:t xml:space="preserve"> </w:t>
+      </w:r>
+      <w:r>
+        <w:rPr>
+          <w:rFonts w:ascii="Segoe UI Light" w:hAnsi="Segoe UI Light" w:cs="Segoe UI Light"/>
+        </w:rPr>
+        <w:t xml:space="preserve">to Eve about </w:t>
+      </w:r>
+      <w:r>
+        <w:rPr>
+          <w:rFonts w:ascii="Segoe UI Light" w:hAnsi="Segoe UI Light" w:cs="Segoe UI Light"/>
+        </w:rPr>
+        <w:t>the consequences of her disobedience to</w:t>
+      </w:r>
+      <w:r>
+        <w:rPr>
+          <w:rFonts w:ascii="Segoe UI Light" w:hAnsi="Segoe UI Light" w:cs="Segoe UI Light"/>
+        </w:rPr>
+        <w:t xml:space="preserve"> God.</w:t>
+      </w:r>
+    </w:p>
+    <w:p>
+      <w:pPr>
+        <w:pStyle w:val="ListParagraph"/>
+        <w:numPr>
+          <w:ilvl w:val="0"/>
+          <w:numId w:val="27"/>
+        </w:numPr>
+        <w:rPr>
+          <w:rFonts w:ascii="Segoe UI Light" w:hAnsi="Segoe UI Light" w:cs="Segoe UI Light"/>
+        </w:rPr>
+      </w:pPr>
+      <w:r>
+        <w:rPr>
+          <w:rFonts w:ascii="Segoe UI Light" w:hAnsi="Segoe UI Light" w:cs="Segoe UI Light"/>
+          <w:i/>
+          <w:iCs/>
+        </w:rPr>
+        <w:t>A murderer:</w:t>
+      </w:r>
+    </w:p>
+    <w:p>
+      <w:pPr>
+        <w:pStyle w:val="ListParagraph"/>
+        <w:numPr>
+          <w:ilvl w:val="0"/>
+          <w:numId w:val="29"/>
+        </w:numPr>
+        <w:rPr>
+          <w:rFonts w:ascii="Segoe UI Light" w:hAnsi="Segoe UI Light" w:cs="Segoe UI Light"/>
+        </w:rPr>
+      </w:pPr>
+      <w:r>
+        <w:rPr>
+          <w:rFonts w:ascii="Segoe UI Light" w:hAnsi="Segoe UI Light" w:cs="Segoe UI Light"/>
+        </w:rPr>
+        <w:lastRenderedPageBreak/>
+        <w:t>The devil knew Eve will die if she disobeys</w:t>
+      </w:r>
+    </w:p>
+    <w:p>
+      <w:pPr>
+        <w:pStyle w:val="ListParagraph"/>
+        <w:ind w:left="3237" w:hanging="720"/>
+        <w:rPr>
+          <w:rFonts w:ascii="Segoe UI Light" w:hAnsi="Segoe UI Light" w:cs="Segoe UI Light"/>
+        </w:rPr>
+      </w:pPr>
+      <w:r>
+        <w:rPr>
+          <w:rFonts w:ascii="Segoe UI Light" w:hAnsi="Segoe UI Light" w:cs="Segoe UI Light"/>
+          <w:b/>
+          <w:bCs/>
+        </w:rPr>
+        <w:t>Illustration</w:t>
+      </w:r>
+      <w:r>
+        <w:rPr>
+          <w:rFonts w:ascii="Segoe UI Light" w:hAnsi="Segoe UI Light" w:cs="Segoe UI Light"/>
+        </w:rPr>
+        <w:t xml:space="preserve">: </w:t>
+      </w:r>
+      <w:r>
+        <w:rPr>
+          <w:rFonts w:ascii="Segoe UI Light" w:hAnsi="Segoe UI Light" w:cs="Segoe UI Light"/>
+        </w:rPr>
+        <w:t xml:space="preserve">Imagine someone handing you a drink and praising its benefits, saying it will make you wiser and give you freedom. He knows it is poison that will slowly and surely kill you. </w:t>
+      </w:r>
+    </w:p>
+    <w:p>
+      <w:pPr>
+        <w:pStyle w:val="ListParagraph"/>
+        <w:ind w:left="3600" w:hanging="720"/>
+        <w:rPr>
+          <w:rFonts w:ascii="Segoe UI Light" w:hAnsi="Segoe UI Light" w:cs="Segoe UI Light"/>
+        </w:rPr>
+      </w:pPr>
+      <w:r>
+        <w:rPr>
+          <w:rFonts w:ascii="Segoe UI Light" w:hAnsi="Segoe UI Light" w:cs="Segoe UI Light"/>
+        </w:rPr>
+        <w:t xml:space="preserve">That is what Satan did when he offered Eve </w:t>
+      </w:r>
+      <w:r>
+        <w:rPr>
+          <w:rFonts w:ascii="Segoe UI Light" w:hAnsi="Segoe UI Light" w:cs="Segoe UI Light"/>
+        </w:rPr>
+        <w:t xml:space="preserve">to eat the fruit of </w:t>
+      </w:r>
+      <w:r>
+        <w:rPr>
+          <w:rFonts w:ascii="Segoe UI Light" w:hAnsi="Segoe UI Light" w:cs="Segoe UI Light"/>
+        </w:rPr>
+        <w:t>“the knowledge of good and bad.”</w:t>
+      </w:r>
+      <w:r>
+        <w:rPr>
+          <w:rFonts w:ascii="Segoe UI Light" w:hAnsi="Segoe UI Light" w:cs="Segoe UI Light"/>
+        </w:rPr>
+        <w:t xml:space="preserve"> And the reason why he is rightfully called a murderer</w:t>
+      </w:r>
+      <w:r>
+        <w:rPr>
+          <w:rFonts w:ascii="Segoe UI Light" w:hAnsi="Segoe UI Light" w:cs="Segoe UI Light"/>
+        </w:rPr>
+        <w:t xml:space="preserve">, or “the one having the means to cause death” – Hebrews </w:t>
+      </w:r>
+      <w:r>
+        <w:rPr>
+          <w:rFonts w:ascii="Segoe UI Light" w:hAnsi="Segoe UI Light" w:cs="Segoe UI Light"/>
+        </w:rPr>
+        <w:t>2</w:t>
+      </w:r>
+      <w:r>
+        <w:rPr>
+          <w:rFonts w:ascii="Segoe UI Light" w:hAnsi="Segoe UI Light" w:cs="Segoe UI Light"/>
+        </w:rPr>
+        <w:t>:14.</w:t>
+      </w:r>
+    </w:p>
+    <w:p>
+      <w:pPr>
+        <w:ind w:left="1440"/>
+        <w:rPr>
+          <w:rFonts w:ascii="Segoe UI Light" w:hAnsi="Segoe UI Light" w:cs="Segoe UI Light"/>
+          <w:b/>
+          <w:bCs/>
+          <w:color w:val="BF8F00" w:themeColor="accent4" w:themeShade="BF"/>
+        </w:rPr>
+      </w:pPr>
+      <w:r>
+        <w:rPr>
+          <w:rFonts w:ascii="Segoe UI Light" w:hAnsi="Segoe UI Light" w:cs="Segoe UI Light"/>
+          <w:b/>
+          <w:bCs/>
+          <w:color w:val="BF8F00" w:themeColor="accent4" w:themeShade="BF"/>
+        </w:rPr>
+        <w:t>The first root cause of death is Satan.</w:t>
+      </w:r>
+    </w:p>
+    <w:p>
+      <w:pPr>
+        <w:ind w:left="720"/>
+        <w:rPr>
+          <w:rFonts w:ascii="Segoe UI Light" w:hAnsi="Segoe UI Light" w:cs="Segoe UI Light"/>
+        </w:rPr>
+      </w:pPr>
+      <w:r>
+        <w:rPr>
+          <w:rFonts w:ascii="Segoe UI Light" w:hAnsi="Segoe UI Light" w:cs="Segoe UI Light"/>
+          <w:b/>
+          <w:bCs/>
+        </w:rPr>
+        <w:t>Romans 5:12:</w:t>
+      </w:r>
+    </w:p>
+    <w:p>
+      <w:pPr>
+        <w:pStyle w:val="ListParagraph"/>
+        <w:numPr>
+          <w:ilvl w:val="0"/>
+          <w:numId w:val="26"/>
+        </w:numPr>
+        <w:rPr>
+          <w:rFonts w:ascii="Segoe UI Light" w:hAnsi="Segoe UI Light" w:cs="Segoe UI Light"/>
+        </w:rPr>
+      </w:pPr>
+      <w:r>
+        <w:rPr>
+          <w:rFonts w:ascii="Segoe UI Light" w:hAnsi="Segoe UI Light" w:cs="Segoe UI Light"/>
+        </w:rPr>
+        <w:t>The “</w:t>
+      </w:r>
+      <w:r>
+        <w:rPr>
+          <w:rFonts w:ascii="Segoe UI Light" w:hAnsi="Segoe UI Light" w:cs="Segoe UI Light"/>
+          <w:i/>
+          <w:iCs/>
+        </w:rPr>
+        <w:t>o</w:t>
+      </w:r>
+      <w:r>
+        <w:rPr>
+          <w:rFonts w:ascii="Segoe UI Light" w:hAnsi="Segoe UI Light" w:cs="Segoe UI Light"/>
+          <w:i/>
+          <w:iCs/>
+        </w:rPr>
+        <w:t>ne man</w:t>
+      </w:r>
+      <w:r>
+        <w:rPr>
+          <w:rFonts w:ascii="Segoe UI Light" w:hAnsi="Segoe UI Light" w:cs="Segoe UI Light"/>
+        </w:rPr>
+        <w:t>”</w:t>
+      </w:r>
+      <w:r>
+        <w:rPr>
+          <w:rFonts w:ascii="Segoe UI Light" w:hAnsi="Segoe UI Light" w:cs="Segoe UI Light"/>
+        </w:rPr>
+        <w:t xml:space="preserve"> is Adam.</w:t>
+      </w:r>
+    </w:p>
+    <w:p>
+      <w:pPr>
+        <w:pStyle w:val="ListParagraph"/>
+        <w:numPr>
+          <w:ilvl w:val="0"/>
+          <w:numId w:val="26"/>
+        </w:numPr>
+        <w:rPr>
+          <w:rFonts w:ascii="Segoe UI Light" w:hAnsi="Segoe UI Light" w:cs="Segoe UI Light"/>
+        </w:rPr>
+      </w:pPr>
+      <w:r>
+        <w:rPr>
+          <w:rFonts w:ascii="Segoe UI Light" w:hAnsi="Segoe UI Light" w:cs="Segoe UI Light"/>
+        </w:rPr>
+        <w:t>“Sin entered into the world”: by disobeying, Adam became a sinner.</w:t>
+      </w:r>
+      <w:r>
+        <w:rPr>
+          <w:rFonts w:ascii="Segoe UI Light" w:hAnsi="Segoe UI Light" w:cs="Segoe UI Light"/>
+        </w:rPr>
+        <w:t xml:space="preserve"> Adam passed on </w:t>
+      </w:r>
+      <w:r>
+        <w:rPr>
+          <w:rFonts w:ascii="Segoe UI Light" w:hAnsi="Segoe UI Light" w:cs="Segoe UI Light"/>
+        </w:rPr>
+        <w:t>his</w:t>
+      </w:r>
+      <w:r>
+        <w:rPr>
+          <w:rFonts w:ascii="Segoe UI Light" w:hAnsi="Segoe UI Light" w:cs="Segoe UI Light"/>
+        </w:rPr>
+        <w:t xml:space="preserve"> sinful nature to his descendants.</w:t>
+      </w:r>
+    </w:p>
+    <w:p>
+      <w:pPr>
+        <w:pStyle w:val="ListParagraph"/>
+        <w:numPr>
+          <w:ilvl w:val="0"/>
+          <w:numId w:val="26"/>
+        </w:numPr>
+        <w:rPr>
+          <w:rFonts w:ascii="Segoe UI Light" w:hAnsi="Segoe UI Light" w:cs="Segoe UI Light"/>
+        </w:rPr>
+      </w:pPr>
+      <w:r>
+        <w:rPr>
+          <w:rFonts w:ascii="Segoe UI Light" w:hAnsi="Segoe UI Light" w:cs="Segoe UI Light"/>
+        </w:rPr>
+        <w:t xml:space="preserve">“Death through sin”: </w:t>
+      </w:r>
+      <w:r>
+        <w:rPr>
+          <w:rFonts w:ascii="Segoe UI Light" w:hAnsi="Segoe UI Light" w:cs="Segoe UI Light"/>
+        </w:rPr>
+        <w:t>The penalty was set by Jehovah’s own words. Sin</w:t>
+      </w:r>
+      <w:r>
+        <w:rPr>
+          <w:rFonts w:ascii="Segoe UI Light" w:hAnsi="Segoe UI Light" w:cs="Segoe UI Light"/>
+        </w:rPr>
+        <w:t xml:space="preserve"> [disobedience in this case]</w:t>
+      </w:r>
+      <w:r>
+        <w:rPr>
+          <w:rFonts w:ascii="Segoe UI Light" w:hAnsi="Segoe UI Light" w:cs="Segoe UI Light"/>
+        </w:rPr>
+        <w:t xml:space="preserve"> leads to death</w:t>
+      </w:r>
+      <w:r>
+        <w:rPr>
+          <w:rFonts w:ascii="Segoe UI Light" w:hAnsi="Segoe UI Light" w:cs="Segoe UI Light"/>
+        </w:rPr>
+        <w:t xml:space="preserve">. </w:t>
+      </w:r>
+      <w:r>
+        <w:rPr>
+          <w:rFonts w:ascii="Segoe UI Light" w:hAnsi="Segoe UI Light" w:cs="Segoe UI Light"/>
+        </w:rPr>
+        <w:t xml:space="preserve">That would have happened whether or not the devil had influenced </w:t>
+      </w:r>
+      <w:r>
+        <w:rPr>
+          <w:rFonts w:ascii="Segoe UI Light" w:hAnsi="Segoe UI Light" w:cs="Segoe UI Light"/>
+        </w:rPr>
+        <w:t>Adam</w:t>
+      </w:r>
+      <w:r>
+        <w:rPr>
+          <w:rFonts w:ascii="Segoe UI Light" w:hAnsi="Segoe UI Light" w:cs="Segoe UI Light"/>
+        </w:rPr>
+        <w:t>.</w:t>
+      </w:r>
+    </w:p>
+    <w:p>
+      <w:pPr>
+        <w:pStyle w:val="ListParagraph"/>
+        <w:ind w:left="1440"/>
+        <w:rPr>
+          <w:rFonts w:ascii="Segoe UI Light" w:hAnsi="Segoe UI Light" w:cs="Segoe UI Light"/>
+        </w:rPr>
+      </w:pPr>
+    </w:p>
+    <w:p>
+      <w:pPr>
+        <w:pStyle w:val="ListParagraph"/>
+        <w:ind w:left="1080"/>
+        <w:rPr>
+          <w:rFonts w:ascii="Segoe UI Light" w:hAnsi="Segoe UI Light" w:cs="Segoe UI Light"/>
+          <w:b/>
+          <w:bCs/>
+          <w:color w:val="BF8F00" w:themeColor="accent4" w:themeShade="BF"/>
+        </w:rPr>
+      </w:pPr>
+      <w:r>
+        <w:rPr>
+          <w:rFonts w:ascii="Segoe UI Light" w:hAnsi="Segoe UI Light" w:cs="Segoe UI Light"/>
+          <w:b/>
+          <w:bCs/>
+          <w:color w:val="BF8F00" w:themeColor="accent4" w:themeShade="BF"/>
+        </w:rPr>
+        <w:t>So</w:t>
+      </w:r>
+      <w:r>
+        <w:rPr>
+          <w:rFonts w:ascii="Segoe UI Light" w:hAnsi="Segoe UI Light" w:cs="Segoe UI Light"/>
+          <w:b/>
+          <w:bCs/>
+          <w:color w:val="BF8F00" w:themeColor="accent4" w:themeShade="BF"/>
+        </w:rPr>
+        <w:t>,</w:t>
+      </w:r>
+      <w:r>
+        <w:rPr>
+          <w:rFonts w:ascii="Segoe UI Light" w:hAnsi="Segoe UI Light" w:cs="Segoe UI Light"/>
+          <w:b/>
+          <w:bCs/>
+          <w:color w:val="BF8F00" w:themeColor="accent4" w:themeShade="BF"/>
+        </w:rPr>
+        <w:t xml:space="preserve"> the second root cause of death is sin.</w:t>
+      </w:r>
+    </w:p>
+    <w:p>
+      <w:pPr>
+        <w:ind w:left="720"/>
+        <w:rPr>
+          <w:rFonts w:ascii="Segoe UI Light" w:hAnsi="Segoe UI Light" w:cs="Segoe UI Light"/>
+        </w:rPr>
+      </w:pPr>
+      <w:r>
+        <w:rPr>
+          <w:rFonts w:ascii="Segoe UI Light" w:hAnsi="Segoe UI Light" w:cs="Segoe UI Light"/>
+        </w:rPr>
+        <w:t xml:space="preserve">We identified the origin and the direct cause </w:t>
+      </w:r>
+      <w:r>
+        <w:rPr>
+          <w:rFonts w:ascii="Segoe UI Light" w:hAnsi="Segoe UI Light" w:cs="Segoe UI Light"/>
+        </w:rPr>
+        <w:t xml:space="preserve">of death: Satan and sin. </w:t>
+      </w:r>
+    </w:p>
+    <w:p>
+      <w:pPr>
+        <w:spacing w:after="0"/>
+        <w:ind w:left="720" w:hanging="720"/>
+        <w:rPr>
+          <w:rFonts w:ascii="Segoe UI Light" w:hAnsi="Segoe UI Light" w:cs="Segoe UI Light"/>
+        </w:rPr>
+      </w:pPr>
+      <w:r>
+        <w:rPr>
+          <w:rFonts w:ascii="Segoe UI Light" w:hAnsi="Segoe UI Light" w:cs="Segoe UI Light"/>
+        </w:rPr>
+        <w:t>If</w:t>
+      </w:r>
+      <w:r>
+        <w:rPr>
+          <w:rFonts w:ascii="Segoe UI Light" w:hAnsi="Segoe UI Light" w:cs="Segoe UI Light"/>
+        </w:rPr>
+        <w:t xml:space="preserve"> death comes from Satan and sin, what would a real solution have to accomplish? </w:t>
+      </w:r>
+    </w:p>
+    <w:p>
+      <w:pPr>
+        <w:ind w:left="1440" w:hanging="720"/>
+        <w:rPr>
+          <w:rFonts w:ascii="Segoe UI Light" w:hAnsi="Segoe UI Light" w:cs="Segoe UI Light"/>
+        </w:rPr>
+      </w:pPr>
+      <w:r>
+        <w:rPr>
+          <w:rFonts w:ascii="Segoe UI Light" w:hAnsi="Segoe UI Light" w:cs="Segoe UI Light"/>
+          <w:b/>
+          <w:bCs/>
+          <w:color w:val="C00000"/>
+        </w:rPr>
+        <w:t>[</w:t>
+      </w:r>
+      <w:r>
+        <w:rPr>
+          <w:rFonts w:ascii="Segoe UI Light" w:hAnsi="Segoe UI Light" w:cs="Segoe UI Light"/>
+          <w:b/>
+          <w:bCs/>
+          <w:color w:val="C00000"/>
+        </w:rPr>
+        <w:t>P</w:t>
+      </w:r>
+      <w:r>
+        <w:rPr>
+          <w:rFonts w:ascii="Segoe UI Light" w:hAnsi="Segoe UI Light" w:cs="Segoe UI Light"/>
+          <w:b/>
+          <w:bCs/>
+          <w:color w:val="C00000"/>
+        </w:rPr>
+        <w:t>aus</w:t>
+      </w:r>
+      <w:r>
+        <w:rPr>
+          <w:rFonts w:ascii="Segoe UI Light" w:hAnsi="Segoe UI Light" w:cs="Segoe UI Light"/>
+          <w:b/>
+          <w:bCs/>
+          <w:color w:val="C00000"/>
+        </w:rPr>
+        <w:t>e</w:t>
+      </w:r>
+      <w:r>
+        <w:rPr>
+          <w:rFonts w:ascii="Segoe UI Light" w:hAnsi="Segoe UI Light" w:cs="Segoe UI Light"/>
+          <w:b/>
+          <w:bCs/>
+          <w:color w:val="C00000"/>
+        </w:rPr>
+        <w:t>]</w:t>
+      </w:r>
+      <w:r>
+        <w:rPr>
+          <w:rFonts w:ascii="Segoe UI Light" w:hAnsi="Segoe UI Light" w:cs="Segoe UI Light"/>
+        </w:rPr>
+        <w:t xml:space="preserve"> </w:t>
+      </w:r>
+      <w:r>
+        <w:rPr>
+          <w:rFonts w:ascii="Segoe UI Light" w:hAnsi="Segoe UI Light" w:cs="Segoe UI Light"/>
+        </w:rPr>
+        <w:t>What provision has Jehovah already made for</w:t>
+      </w:r>
+      <w:r>
+        <w:rPr>
+          <w:rFonts w:ascii="Segoe UI Light" w:hAnsi="Segoe UI Light" w:cs="Segoe UI Light"/>
+        </w:rPr>
+        <w:t xml:space="preserve"> </w:t>
+      </w:r>
+      <w:r>
+        <w:rPr>
+          <w:rFonts w:ascii="Segoe UI Light" w:hAnsi="Segoe UI Light" w:cs="Segoe UI Light"/>
+        </w:rPr>
+        <w:t>that?</w:t>
+      </w:r>
+    </w:p>
+    <w:p>
+      <w:pPr>
+        <w:pStyle w:val="ListParagraph"/>
+        <w:numPr>
+          <w:ilvl w:val="1"/>
+          <w:numId w:val="27"/>
+        </w:numPr>
+        <w:rPr>
+          <w:rFonts w:ascii="Segoe UI Light" w:hAnsi="Segoe UI Light" w:cs="Segoe UI Light"/>
+          <w:color w:val="000000" w:themeColor="text1"/>
+        </w:rPr>
+      </w:pPr>
+      <w:r>
+        <w:rPr>
+          <w:rFonts w:ascii="Segoe UI Light" w:hAnsi="Segoe UI Light" w:cs="Segoe UI Light"/>
+          <w:b/>
+          <w:bCs/>
+          <w:color w:val="000000" w:themeColor="text1"/>
+        </w:rPr>
+        <w:t>[Provision #1] Genesis 3:15 – the sentence on the Serpent</w:t>
+      </w:r>
+      <w:r>
+        <w:rPr>
+          <w:rFonts w:ascii="Segoe UI Light" w:hAnsi="Segoe UI Light" w:cs="Segoe UI Light"/>
+          <w:color w:val="000000" w:themeColor="text1"/>
+        </w:rPr>
+        <w:t>.</w:t>
+      </w:r>
+    </w:p>
+    <w:p>
+      <w:pPr>
+        <w:pStyle w:val="ListParagraph"/>
+        <w:numPr>
+          <w:ilvl w:val="2"/>
+          <w:numId w:val="27"/>
+        </w:numPr>
+        <w:rPr>
+          <w:rFonts w:ascii="Segoe UI Light" w:hAnsi="Segoe UI Light" w:cs="Segoe UI Light"/>
+          <w:color w:val="000000" w:themeColor="text1"/>
+        </w:rPr>
+      </w:pPr>
+      <w:r>
+        <w:rPr>
+          <w:rFonts w:ascii="Segoe UI Light" w:hAnsi="Segoe UI Light" w:cs="Segoe UI Light"/>
+          <w:color w:val="000000" w:themeColor="text1"/>
+        </w:rPr>
+        <w:t xml:space="preserve">The </w:t>
+      </w:r>
+      <w:r>
+        <w:rPr>
+          <w:rFonts w:ascii="Segoe UI Light" w:hAnsi="Segoe UI Light" w:cs="Segoe UI Light"/>
+          <w:i/>
+          <w:iCs/>
+          <w:color w:val="000000" w:themeColor="text1"/>
+        </w:rPr>
+        <w:t>Serpent</w:t>
+      </w:r>
+      <w:r>
+        <w:rPr>
+          <w:rFonts w:ascii="Segoe UI Light" w:hAnsi="Segoe UI Light" w:cs="Segoe UI Light"/>
+          <w:color w:val="000000" w:themeColor="text1"/>
+        </w:rPr>
+        <w:t xml:space="preserve"> – Satan</w:t>
+      </w:r>
+    </w:p>
+    <w:p>
+      <w:pPr>
+        <w:pStyle w:val="ListParagraph"/>
+        <w:numPr>
+          <w:ilvl w:val="2"/>
+          <w:numId w:val="27"/>
+        </w:numPr>
+        <w:rPr>
+          <w:rFonts w:ascii="Segoe UI Light" w:hAnsi="Segoe UI Light" w:cs="Segoe UI Light"/>
+          <w:color w:val="000000" w:themeColor="text1"/>
+        </w:rPr>
+      </w:pPr>
+      <w:r>
+        <w:rPr>
+          <w:rFonts w:ascii="Segoe UI Light" w:hAnsi="Segoe UI Light" w:cs="Segoe UI Light"/>
+          <w:color w:val="000000" w:themeColor="text1"/>
+        </w:rPr>
+        <w:t xml:space="preserve">The </w:t>
+      </w:r>
+      <w:r>
+        <w:rPr>
+          <w:rFonts w:ascii="Segoe UI Light" w:hAnsi="Segoe UI Light" w:cs="Segoe UI Light"/>
+          <w:i/>
+          <w:iCs/>
+          <w:color w:val="000000" w:themeColor="text1"/>
+        </w:rPr>
+        <w:t>woman</w:t>
+      </w:r>
+      <w:r>
+        <w:rPr>
+          <w:rFonts w:ascii="Segoe UI Light" w:hAnsi="Segoe UI Light" w:cs="Segoe UI Light"/>
+          <w:color w:val="000000" w:themeColor="text1"/>
+        </w:rPr>
+        <w:t xml:space="preserve"> – God heavenly organization made of faithful spirit creatures</w:t>
+      </w:r>
+    </w:p>
+    <w:p>
+      <w:pPr>
+        <w:pStyle w:val="ListParagraph"/>
+        <w:numPr>
+          <w:ilvl w:val="2"/>
+          <w:numId w:val="27"/>
+        </w:numPr>
+        <w:rPr>
+          <w:rFonts w:ascii="Segoe UI Light" w:hAnsi="Segoe UI Light" w:cs="Segoe UI Light"/>
+          <w:color w:val="000000" w:themeColor="text1"/>
+        </w:rPr>
+      </w:pPr>
+      <w:r>
+        <w:rPr>
+          <w:rFonts w:ascii="Segoe UI Light" w:hAnsi="Segoe UI Light" w:cs="Segoe UI Light"/>
+          <w:color w:val="000000" w:themeColor="text1"/>
+        </w:rPr>
+        <w:t xml:space="preserve">The </w:t>
+      </w:r>
+      <w:r>
+        <w:rPr>
+          <w:rFonts w:ascii="Segoe UI Light" w:hAnsi="Segoe UI Light" w:cs="Segoe UI Light"/>
+          <w:i/>
+          <w:iCs/>
+          <w:color w:val="000000" w:themeColor="text1"/>
+        </w:rPr>
+        <w:t>serpent’s offspring</w:t>
+      </w:r>
+      <w:r>
+        <w:rPr>
+          <w:rFonts w:ascii="Segoe UI Light" w:hAnsi="Segoe UI Light" w:cs="Segoe UI Light"/>
+          <w:color w:val="000000" w:themeColor="text1"/>
+        </w:rPr>
+        <w:t xml:space="preserve"> – all those who follow Satan rebellion</w:t>
+      </w:r>
+    </w:p>
+    <w:p>
+      <w:pPr>
+        <w:pStyle w:val="ListParagraph"/>
+        <w:numPr>
+          <w:ilvl w:val="2"/>
+          <w:numId w:val="27"/>
+        </w:numPr>
+        <w:rPr>
+          <w:rFonts w:ascii="Segoe UI Light" w:hAnsi="Segoe UI Light" w:cs="Segoe UI Light"/>
+          <w:color w:val="000000" w:themeColor="text1"/>
+        </w:rPr>
+      </w:pPr>
+      <w:r>
+        <w:rPr>
+          <w:rFonts w:ascii="Segoe UI Light" w:hAnsi="Segoe UI Light" w:cs="Segoe UI Light"/>
+          <w:color w:val="000000" w:themeColor="text1"/>
+        </w:rPr>
+        <w:t xml:space="preserve">The </w:t>
+      </w:r>
+      <w:r>
+        <w:rPr>
+          <w:rFonts w:ascii="Segoe UI Light" w:hAnsi="Segoe UI Light" w:cs="Segoe UI Light"/>
+          <w:i/>
+          <w:iCs/>
+          <w:color w:val="000000" w:themeColor="text1"/>
+        </w:rPr>
+        <w:t>woman’s offspring</w:t>
+      </w:r>
+      <w:r>
+        <w:rPr>
+          <w:rFonts w:ascii="Segoe UI Light" w:hAnsi="Segoe UI Light" w:cs="Segoe UI Light"/>
+          <w:color w:val="000000" w:themeColor="text1"/>
+        </w:rPr>
+        <w:t xml:space="preserve"> – Jesus Christ</w:t>
+      </w:r>
+      <w:r>
+        <w:rPr>
+          <w:rFonts w:ascii="Segoe UI Light" w:hAnsi="Segoe UI Light" w:cs="Segoe UI Light"/>
+          <w:color w:val="000000" w:themeColor="text1"/>
+        </w:rPr>
+        <w:t>.</w:t>
+      </w:r>
+    </w:p>
+    <w:p>
+      <w:pPr>
+        <w:pStyle w:val="ListParagraph"/>
+        <w:numPr>
+          <w:ilvl w:val="3"/>
+          <w:numId w:val="27"/>
+        </w:numPr>
+        <w:rPr>
+          <w:rFonts w:ascii="Segoe UI Light" w:hAnsi="Segoe UI Light" w:cs="Segoe UI Light"/>
+          <w:color w:val="000000" w:themeColor="text1"/>
+        </w:rPr>
+      </w:pPr>
+      <w:r>
+        <w:rPr>
+          <w:rFonts w:ascii="Segoe UI Light" w:hAnsi="Segoe UI Light" w:cs="Segoe UI Light"/>
+          <w:color w:val="000000" w:themeColor="text1"/>
+        </w:rPr>
+        <w:t>Did you know? The name Jesus was directly picked by Jehovah.</w:t>
+      </w:r>
+    </w:p>
+    <w:p>
+      <w:pPr>
+        <w:pStyle w:val="ListParagraph"/>
+        <w:numPr>
+          <w:ilvl w:val="3"/>
+          <w:numId w:val="27"/>
+        </w:numPr>
+        <w:rPr>
+          <w:rFonts w:ascii="Segoe UI Light" w:hAnsi="Segoe UI Light" w:cs="Segoe UI Light"/>
+          <w:color w:val="000000" w:themeColor="text1"/>
+        </w:rPr>
+      </w:pPr>
+      <w:r>
+        <w:rPr>
+          <w:rFonts w:ascii="Segoe UI Light" w:hAnsi="Segoe UI Light" w:cs="Segoe UI Light"/>
+          <w:color w:val="000000" w:themeColor="text1"/>
+        </w:rPr>
+        <w:t xml:space="preserve">It was a prophetic name – Jesus means </w:t>
+      </w:r>
+      <w:r>
+        <w:rPr>
+          <w:rFonts w:ascii="Segoe UI Light" w:hAnsi="Segoe UI Light" w:cs="Segoe UI Light"/>
+          <w:color w:val="000000" w:themeColor="text1"/>
+        </w:rPr>
+        <w:t>Jehovah is Salvation</w:t>
+      </w:r>
+      <w:r>
+        <w:rPr>
+          <w:rFonts w:ascii="Segoe UI Light" w:hAnsi="Segoe UI Light" w:cs="Segoe UI Light"/>
+          <w:color w:val="000000" w:themeColor="text1"/>
+        </w:rPr>
+        <w:t>.</w:t>
+      </w:r>
+    </w:p>
+    <w:p>
+      <w:pPr>
+        <w:rPr>
+          <w:rFonts w:ascii="Segoe UI Light" w:hAnsi="Segoe UI Light" w:cs="Segoe UI Light"/>
+        </w:rPr>
+      </w:pPr>
+    </w:p>
+    <w:p>
+      <w:pPr>
+        <w:rPr>
+          <w:rFonts w:ascii="Segoe UI Light" w:hAnsi="Segoe UI Light" w:cs="Segoe UI Light"/>
+        </w:rPr>
+      </w:pPr>
     </w:p>
     <w:p>
       <w:pPr>
@@ -5900,6 +6858,116 @@
     </w:lvl>
   </w:abstractNum>
   <w:abstractNum w:abstractNumId="16" w15:restartNumberingAfterBreak="0">
+    <w:nsid w:val="32F46B80"/>
+    <w:multiLevelType w:val="hybridMultilevel"/>
+    <w:tmpl w:val="9D381AD8"/>
+    <w:lvl w:ilvl="0" w:tplc="10090001">
+      <w:start w:val="1"/>
+      <w:numFmt w:val="bullet"/>
+      <w:lvlText w:val=""/>
+      <w:lvlJc w:val="left"/>
+      <w:pPr>
+        <w:ind w:left="1440" w:hanging="360"/>
+      </w:pPr>
+      <w:rPr>
+        <w:rFonts w:ascii="Symbol" w:hAnsi="Symbol" w:hint="default"/>
+      </w:rPr>
+    </w:lvl>
+    <w:lvl w:ilvl="1" w:tplc="1009000F">
+      <w:start w:val="1"/>
+      <w:numFmt w:val="decimal"/>
+      <w:lvlText w:val="%2."/>
+      <w:lvlJc w:val="left"/>
+      <w:pPr>
+        <w:ind w:left="720" w:hanging="360"/>
+      </w:pPr>
+    </w:lvl>
+    <w:lvl w:ilvl="2" w:tplc="10090001">
+      <w:start w:val="1"/>
+      <w:numFmt w:val="bullet"/>
+      <w:lvlText w:val=""/>
+      <w:lvlJc w:val="left"/>
+      <w:pPr>
+        <w:ind w:left="1440" w:hanging="360"/>
+      </w:pPr>
+      <w:rPr>
+        <w:rFonts w:ascii="Symbol" w:hAnsi="Symbol" w:hint="default"/>
+      </w:rPr>
+    </w:lvl>
+    <w:lvl w:ilvl="3" w:tplc="10090003">
+      <w:start w:val="1"/>
+      <w:numFmt w:val="bullet"/>
+      <w:lvlText w:val="o"/>
+      <w:lvlJc w:val="left"/>
+      <w:pPr>
+        <w:ind w:left="2160" w:hanging="360"/>
+      </w:pPr>
+      <w:rPr>
+        <w:rFonts w:ascii="Courier New" w:hAnsi="Courier New" w:cs="Courier New" w:hint="default"/>
+      </w:rPr>
+    </w:lvl>
+    <w:lvl w:ilvl="4" w:tplc="10090003" w:tentative="1">
+      <w:start w:val="1"/>
+      <w:numFmt w:val="bullet"/>
+      <w:lvlText w:val="o"/>
+      <w:lvlJc w:val="left"/>
+      <w:pPr>
+        <w:ind w:left="4320" w:hanging="360"/>
+      </w:pPr>
+      <w:rPr>
+        <w:rFonts w:ascii="Courier New" w:hAnsi="Courier New" w:cs="Courier New" w:hint="default"/>
+      </w:rPr>
+    </w:lvl>
+    <w:lvl w:ilvl="5" w:tplc="10090005" w:tentative="1">
+      <w:start w:val="1"/>
+      <w:numFmt w:val="bullet"/>
+      <w:lvlText w:val=""/>
+      <w:lvlJc w:val="left"/>
+      <w:pPr>
+        <w:ind w:left="5040" w:hanging="360"/>
+      </w:pPr>
+      <w:rPr>
+        <w:rFonts w:ascii="Wingdings" w:hAnsi="Wingdings" w:hint="default"/>
+      </w:rPr>
+    </w:lvl>
+    <w:lvl w:ilvl="6" w:tplc="10090001" w:tentative="1">
+      <w:start w:val="1"/>
+      <w:numFmt w:val="bullet"/>
+      <w:lvlText w:val=""/>
+      <w:lvlJc w:val="left"/>
+      <w:pPr>
+        <w:ind w:left="5760" w:hanging="360"/>
+      </w:pPr>
+      <w:rPr>
+        <w:rFonts w:ascii="Symbol" w:hAnsi="Symbol" w:hint="default"/>
+      </w:rPr>
+    </w:lvl>
+    <w:lvl w:ilvl="7" w:tplc="10090003" w:tentative="1">
+      <w:start w:val="1"/>
+      <w:numFmt w:val="bullet"/>
+      <w:lvlText w:val="o"/>
+      <w:lvlJc w:val="left"/>
+      <w:pPr>
+        <w:ind w:left="6480" w:hanging="360"/>
+      </w:pPr>
+      <w:rPr>
+        <w:rFonts w:ascii="Courier New" w:hAnsi="Courier New" w:cs="Courier New" w:hint="default"/>
+      </w:rPr>
+    </w:lvl>
+    <w:lvl w:ilvl="8" w:tplc="10090005" w:tentative="1">
+      <w:start w:val="1"/>
+      <w:numFmt w:val="bullet"/>
+      <w:lvlText w:val=""/>
+      <w:lvlJc w:val="left"/>
+      <w:pPr>
+        <w:ind w:left="7200" w:hanging="360"/>
+      </w:pPr>
+      <w:rPr>
+        <w:rFonts w:ascii="Wingdings" w:hAnsi="Wingdings" w:hint="default"/>
+      </w:rPr>
+    </w:lvl>
+  </w:abstractNum>
+  <w:abstractNum w:abstractNumId="17" w15:restartNumberingAfterBreak="0">
     <w:nsid w:val="3E4E7E1D"/>
     <w:multiLevelType w:val="hybridMultilevel"/>
     <w:tmpl w:val="C4183DF8"/>
@@ -6012,7 +7080,7 @@
       </w:rPr>
     </w:lvl>
   </w:abstractNum>
-  <w:abstractNum w:abstractNumId="17" w15:restartNumberingAfterBreak="0">
+  <w:abstractNum w:abstractNumId="18" w15:restartNumberingAfterBreak="0">
     <w:nsid w:val="3EC24676"/>
     <w:multiLevelType w:val="hybridMultilevel"/>
     <w:tmpl w:val="AD10C83C"/>
@@ -6098,7 +7166,7 @@
       </w:pPr>
     </w:lvl>
   </w:abstractNum>
-  <w:abstractNum w:abstractNumId="18" w15:restartNumberingAfterBreak="0">
+  <w:abstractNum w:abstractNumId="19" w15:restartNumberingAfterBreak="0">
     <w:nsid w:val="62A116E7"/>
     <w:multiLevelType w:val="hybridMultilevel"/>
     <w:tmpl w:val="AFD28870"/>
@@ -6211,7 +7279,96 @@
       </w:rPr>
     </w:lvl>
   </w:abstractNum>
-  <w:abstractNum w:abstractNumId="19" w15:restartNumberingAfterBreak="0">
+  <w:abstractNum w:abstractNumId="20" w15:restartNumberingAfterBreak="0">
+    <w:nsid w:val="68C51740"/>
+    <w:multiLevelType w:val="hybridMultilevel"/>
+    <w:tmpl w:val="B614CEA8"/>
+    <w:lvl w:ilvl="0" w:tplc="B41E551E">
+      <w:start w:val="1"/>
+      <w:numFmt w:val="decimal"/>
+      <w:lvlText w:val="(%1)"/>
+      <w:lvlJc w:val="left"/>
+      <w:pPr>
+        <w:ind w:left="2520" w:hanging="360"/>
+      </w:pPr>
+      <w:rPr>
+        <w:rFonts w:hint="default"/>
+      </w:rPr>
+    </w:lvl>
+    <w:lvl w:ilvl="1" w:tplc="10090019" w:tentative="1">
+      <w:start w:val="1"/>
+      <w:numFmt w:val="lowerLetter"/>
+      <w:lvlText w:val="%2."/>
+      <w:lvlJc w:val="left"/>
+      <w:pPr>
+        <w:ind w:left="3240" w:hanging="360"/>
+      </w:pPr>
+    </w:lvl>
+    <w:lvl w:ilvl="2" w:tplc="1009001B" w:tentative="1">
+      <w:start w:val="1"/>
+      <w:numFmt w:val="lowerRoman"/>
+      <w:lvlText w:val="%3."/>
+      <w:lvlJc w:val="right"/>
+      <w:pPr>
+        <w:ind w:left="3960" w:hanging="180"/>
+      </w:pPr>
+    </w:lvl>
+    <w:lvl w:ilvl="3" w:tplc="1009000F" w:tentative="1">
+      <w:start w:val="1"/>
+      <w:numFmt w:val="decimal"/>
+      <w:lvlText w:val="%4."/>
+      <w:lvlJc w:val="left"/>
+      <w:pPr>
+        <w:ind w:left="4680" w:hanging="360"/>
+      </w:pPr>
+    </w:lvl>
+    <w:lvl w:ilvl="4" w:tplc="10090019" w:tentative="1">
+      <w:start w:val="1"/>
+      <w:numFmt w:val="lowerLetter"/>
+      <w:lvlText w:val="%5."/>
+      <w:lvlJc w:val="left"/>
+      <w:pPr>
+        <w:ind w:left="5400" w:hanging="360"/>
+      </w:pPr>
+    </w:lvl>
+    <w:lvl w:ilvl="5" w:tplc="1009001B" w:tentative="1">
+      <w:start w:val="1"/>
+      <w:numFmt w:val="lowerRoman"/>
+      <w:lvlText w:val="%6."/>
+      <w:lvlJc w:val="right"/>
+      <w:pPr>
+        <w:ind w:left="6120" w:hanging="180"/>
+      </w:pPr>
+    </w:lvl>
+    <w:lvl w:ilvl="6" w:tplc="1009000F" w:tentative="1">
+      <w:start w:val="1"/>
+      <w:numFmt w:val="decimal"/>
+      <w:lvlText w:val="%7."/>
+      <w:lvlJc w:val="left"/>
+      <w:pPr>
+        <w:ind w:left="6840" w:hanging="360"/>
+      </w:pPr>
+    </w:lvl>
+    <w:lvl w:ilvl="7" w:tplc="10090019" w:tentative="1">
+      <w:start w:val="1"/>
+      <w:numFmt w:val="lowerLetter"/>
+      <w:lvlText w:val="%8."/>
+      <w:lvlJc w:val="left"/>
+      <w:pPr>
+        <w:ind w:left="7560" w:hanging="360"/>
+      </w:pPr>
+    </w:lvl>
+    <w:lvl w:ilvl="8" w:tplc="1009001B" w:tentative="1">
+      <w:start w:val="1"/>
+      <w:numFmt w:val="lowerRoman"/>
+      <w:lvlText w:val="%9."/>
+      <w:lvlJc w:val="right"/>
+      <w:pPr>
+        <w:ind w:left="8280" w:hanging="180"/>
+      </w:pPr>
+    </w:lvl>
+  </w:abstractNum>
+  <w:abstractNum w:abstractNumId="21" w15:restartNumberingAfterBreak="0">
     <w:nsid w:val="69010C8B"/>
     <w:multiLevelType w:val="hybridMultilevel"/>
     <w:tmpl w:val="AB9ACF8C"/>
@@ -6324,7 +7481,120 @@
       </w:rPr>
     </w:lvl>
   </w:abstractNum>
-  <w:abstractNum w:abstractNumId="20" w15:restartNumberingAfterBreak="0">
+  <w:abstractNum w:abstractNumId="22" w15:restartNumberingAfterBreak="0">
+    <w:nsid w:val="6A2C7A5A"/>
+    <w:multiLevelType w:val="hybridMultilevel"/>
+    <w:tmpl w:val="2FB0BC5E"/>
+    <w:lvl w:ilvl="0" w:tplc="10090001">
+      <w:start w:val="1"/>
+      <w:numFmt w:val="bullet"/>
+      <w:lvlText w:val=""/>
+      <w:lvlJc w:val="left"/>
+      <w:pPr>
+        <w:ind w:left="1440" w:hanging="360"/>
+      </w:pPr>
+      <w:rPr>
+        <w:rFonts w:ascii="Symbol" w:hAnsi="Symbol" w:hint="default"/>
+      </w:rPr>
+    </w:lvl>
+    <w:lvl w:ilvl="1" w:tplc="10090003">
+      <w:start w:val="1"/>
+      <w:numFmt w:val="bullet"/>
+      <w:lvlText w:val="o"/>
+      <w:lvlJc w:val="left"/>
+      <w:pPr>
+        <w:ind w:left="2160" w:hanging="360"/>
+      </w:pPr>
+      <w:rPr>
+        <w:rFonts w:ascii="Courier New" w:hAnsi="Courier New" w:cs="Courier New" w:hint="default"/>
+      </w:rPr>
+    </w:lvl>
+    <w:lvl w:ilvl="2" w:tplc="10090005" w:tentative="1">
+      <w:start w:val="1"/>
+      <w:numFmt w:val="bullet"/>
+      <w:lvlText w:val=""/>
+      <w:lvlJc w:val="left"/>
+      <w:pPr>
+        <w:ind w:left="2880" w:hanging="360"/>
+      </w:pPr>
+      <w:rPr>
+        <w:rFonts w:ascii="Wingdings" w:hAnsi="Wingdings" w:hint="default"/>
+      </w:rPr>
+    </w:lvl>
+    <w:lvl w:ilvl="3" w:tplc="10090001" w:tentative="1">
+      <w:start w:val="1"/>
+      <w:numFmt w:val="bullet"/>
+      <w:lvlText w:val=""/>
+      <w:lvlJc w:val="left"/>
+      <w:pPr>
+        <w:ind w:left="3600" w:hanging="360"/>
+      </w:pPr>
+      <w:rPr>
+        <w:rFonts w:ascii="Symbol" w:hAnsi="Symbol" w:hint="default"/>
+      </w:rPr>
+    </w:lvl>
+    <w:lvl w:ilvl="4" w:tplc="10090003" w:tentative="1">
+      <w:start w:val="1"/>
+      <w:numFmt w:val="bullet"/>
+      <w:lvlText w:val="o"/>
+      <w:lvlJc w:val="left"/>
+      <w:pPr>
+        <w:ind w:left="4320" w:hanging="360"/>
+      </w:pPr>
+      <w:rPr>
+        <w:rFonts w:ascii="Courier New" w:hAnsi="Courier New" w:cs="Courier New" w:hint="default"/>
+      </w:rPr>
+    </w:lvl>
+    <w:lvl w:ilvl="5" w:tplc="10090005" w:tentative="1">
+      <w:start w:val="1"/>
+      <w:numFmt w:val="bullet"/>
+      <w:lvlText w:val=""/>
+      <w:lvlJc w:val="left"/>
+      <w:pPr>
+        <w:ind w:left="5040" w:hanging="360"/>
+      </w:pPr>
+      <w:rPr>
+        <w:rFonts w:ascii="Wingdings" w:hAnsi="Wingdings" w:hint="default"/>
+      </w:rPr>
+    </w:lvl>
+    <w:lvl w:ilvl="6" w:tplc="10090001" w:tentative="1">
+      <w:start w:val="1"/>
+      <w:numFmt w:val="bullet"/>
+      <w:lvlText w:val=""/>
+      <w:lvlJc w:val="left"/>
+      <w:pPr>
+        <w:ind w:left="5760" w:hanging="360"/>
+      </w:pPr>
+      <w:rPr>
+        <w:rFonts w:ascii="Symbol" w:hAnsi="Symbol" w:hint="default"/>
+      </w:rPr>
+    </w:lvl>
+    <w:lvl w:ilvl="7" w:tplc="10090003" w:tentative="1">
+      <w:start w:val="1"/>
+      <w:numFmt w:val="bullet"/>
+      <w:lvlText w:val="o"/>
+      <w:lvlJc w:val="left"/>
+      <w:pPr>
+        <w:ind w:left="6480" w:hanging="360"/>
+      </w:pPr>
+      <w:rPr>
+        <w:rFonts w:ascii="Courier New" w:hAnsi="Courier New" w:cs="Courier New" w:hint="default"/>
+      </w:rPr>
+    </w:lvl>
+    <w:lvl w:ilvl="8" w:tplc="10090005" w:tentative="1">
+      <w:start w:val="1"/>
+      <w:numFmt w:val="bullet"/>
+      <w:lvlText w:val=""/>
+      <w:lvlJc w:val="left"/>
+      <w:pPr>
+        <w:ind w:left="7200" w:hanging="360"/>
+      </w:pPr>
+      <w:rPr>
+        <w:rFonts w:ascii="Wingdings" w:hAnsi="Wingdings" w:hint="default"/>
+      </w:rPr>
+    </w:lvl>
+  </w:abstractNum>
+  <w:abstractNum w:abstractNumId="23" w15:restartNumberingAfterBreak="0">
     <w:nsid w:val="72236AAD"/>
     <w:multiLevelType w:val="hybridMultilevel"/>
     <w:tmpl w:val="1FF8BAB6"/>
@@ -6437,7 +7707,7 @@
       </w:rPr>
     </w:lvl>
   </w:abstractNum>
-  <w:abstractNum w:abstractNumId="21" w15:restartNumberingAfterBreak="0">
+  <w:abstractNum w:abstractNumId="24" w15:restartNumberingAfterBreak="0">
     <w:nsid w:val="74CF7FBC"/>
     <w:multiLevelType w:val="hybridMultilevel"/>
     <w:tmpl w:val="454E1412"/>
@@ -6550,7 +7820,7 @@
       </w:rPr>
     </w:lvl>
   </w:abstractNum>
-  <w:abstractNum w:abstractNumId="22" w15:restartNumberingAfterBreak="0">
+  <w:abstractNum w:abstractNumId="25" w15:restartNumberingAfterBreak="0">
     <w:nsid w:val="754071D0"/>
     <w:multiLevelType w:val="hybridMultilevel"/>
     <w:tmpl w:val="3698CDEC"/>
@@ -6636,7 +7906,96 @@
       </w:pPr>
     </w:lvl>
   </w:abstractNum>
-  <w:abstractNum w:abstractNumId="23" w15:restartNumberingAfterBreak="0">
+  <w:abstractNum w:abstractNumId="26" w15:restartNumberingAfterBreak="0">
+    <w:nsid w:val="798F4444"/>
+    <w:multiLevelType w:val="hybridMultilevel"/>
+    <w:tmpl w:val="07767454"/>
+    <w:lvl w:ilvl="0" w:tplc="154A2294">
+      <w:start w:val="1"/>
+      <w:numFmt w:val="decimal"/>
+      <w:lvlText w:val="(%1)"/>
+      <w:lvlJc w:val="left"/>
+      <w:pPr>
+        <w:ind w:left="2520" w:hanging="360"/>
+      </w:pPr>
+      <w:rPr>
+        <w:rFonts w:hint="default"/>
+      </w:rPr>
+    </w:lvl>
+    <w:lvl w:ilvl="1" w:tplc="10090019" w:tentative="1">
+      <w:start w:val="1"/>
+      <w:numFmt w:val="lowerLetter"/>
+      <w:lvlText w:val="%2."/>
+      <w:lvlJc w:val="left"/>
+      <w:pPr>
+        <w:ind w:left="3240" w:hanging="360"/>
+      </w:pPr>
+    </w:lvl>
+    <w:lvl w:ilvl="2" w:tplc="1009001B" w:tentative="1">
+      <w:start w:val="1"/>
+      <w:numFmt w:val="lowerRoman"/>
+      <w:lvlText w:val="%3."/>
+      <w:lvlJc w:val="right"/>
+      <w:pPr>
+        <w:ind w:left="3960" w:hanging="180"/>
+      </w:pPr>
+    </w:lvl>
+    <w:lvl w:ilvl="3" w:tplc="1009000F" w:tentative="1">
+      <w:start w:val="1"/>
+      <w:numFmt w:val="decimal"/>
+      <w:lvlText w:val="%4."/>
+      <w:lvlJc w:val="left"/>
+      <w:pPr>
+        <w:ind w:left="4680" w:hanging="360"/>
+      </w:pPr>
+    </w:lvl>
+    <w:lvl w:ilvl="4" w:tplc="10090019" w:tentative="1">
+      <w:start w:val="1"/>
+      <w:numFmt w:val="lowerLetter"/>
+      <w:lvlText w:val="%5."/>
+      <w:lvlJc w:val="left"/>
+      <w:pPr>
+        <w:ind w:left="5400" w:hanging="360"/>
+      </w:pPr>
+    </w:lvl>
+    <w:lvl w:ilvl="5" w:tplc="1009001B" w:tentative="1">
+      <w:start w:val="1"/>
+      <w:numFmt w:val="lowerRoman"/>
+      <w:lvlText w:val="%6."/>
+      <w:lvlJc w:val="right"/>
+      <w:pPr>
+        <w:ind w:left="6120" w:hanging="180"/>
+      </w:pPr>
+    </w:lvl>
+    <w:lvl w:ilvl="6" w:tplc="1009000F" w:tentative="1">
+      <w:start w:val="1"/>
+      <w:numFmt w:val="decimal"/>
+      <w:lvlText w:val="%7."/>
+      <w:lvlJc w:val="left"/>
+      <w:pPr>
+        <w:ind w:left="6840" w:hanging="360"/>
+      </w:pPr>
+    </w:lvl>
+    <w:lvl w:ilvl="7" w:tplc="10090019" w:tentative="1">
+      <w:start w:val="1"/>
+      <w:numFmt w:val="lowerLetter"/>
+      <w:lvlText w:val="%8."/>
+      <w:lvlJc w:val="left"/>
+      <w:pPr>
+        <w:ind w:left="7560" w:hanging="360"/>
+      </w:pPr>
+    </w:lvl>
+    <w:lvl w:ilvl="8" w:tplc="1009001B" w:tentative="1">
+      <w:start w:val="1"/>
+      <w:numFmt w:val="lowerRoman"/>
+      <w:lvlText w:val="%9."/>
+      <w:lvlJc w:val="right"/>
+      <w:pPr>
+        <w:ind w:left="8280" w:hanging="180"/>
+      </w:pPr>
+    </w:lvl>
+  </w:abstractNum>
+  <w:abstractNum w:abstractNumId="27" w15:restartNumberingAfterBreak="0">
     <w:nsid w:val="7C935A79"/>
     <w:multiLevelType w:val="hybridMultilevel"/>
     <w:tmpl w:val="56686326"/>
@@ -6749,7 +8108,7 @@
       </w:rPr>
     </w:lvl>
   </w:abstractNum>
-  <w:abstractNum w:abstractNumId="24" w15:restartNumberingAfterBreak="0">
+  <w:abstractNum w:abstractNumId="28" w15:restartNumberingAfterBreak="0">
     <w:nsid w:val="7F6C1CAC"/>
     <w:multiLevelType w:val="hybridMultilevel"/>
     <w:tmpl w:val="4E3EFFE6"/>
@@ -6863,16 +8222,16 @@
     </w:lvl>
   </w:abstractNum>
   <w:num w:numId="1" w16cid:durableId="1200126119">
-    <w:abstractNumId w:val="20"/>
+    <w:abstractNumId w:val="23"/>
   </w:num>
   <w:num w:numId="2" w16cid:durableId="2142964796">
     <w:abstractNumId w:val="3"/>
   </w:num>
   <w:num w:numId="3" w16cid:durableId="1686126829">
-    <w:abstractNumId w:val="22"/>
+    <w:abstractNumId w:val="25"/>
   </w:num>
   <w:num w:numId="4" w16cid:durableId="9256738">
-    <w:abstractNumId w:val="17"/>
+    <w:abstractNumId w:val="18"/>
   </w:num>
   <w:num w:numId="5" w16cid:durableId="1929270298">
     <w:abstractNumId w:val="9"/>
@@ -6887,16 +8246,16 @@
     <w:abstractNumId w:val="4"/>
   </w:num>
   <w:num w:numId="9" w16cid:durableId="1623069594">
-    <w:abstractNumId w:val="16"/>
+    <w:abstractNumId w:val="17"/>
   </w:num>
   <w:num w:numId="10" w16cid:durableId="389547150">
-    <w:abstractNumId w:val="19"/>
+    <w:abstractNumId w:val="21"/>
   </w:num>
   <w:num w:numId="11" w16cid:durableId="258147424">
-    <w:abstractNumId w:val="24"/>
+    <w:abstractNumId w:val="28"/>
   </w:num>
   <w:num w:numId="12" w16cid:durableId="1740980150">
-    <w:abstractNumId w:val="21"/>
+    <w:abstractNumId w:val="24"/>
   </w:num>
   <w:num w:numId="13" w16cid:durableId="1889342876">
     <w:abstractNumId w:val="8"/>
@@ -6914,10 +8273,10 @@
     <w:abstractNumId w:val="12"/>
   </w:num>
   <w:num w:numId="18" w16cid:durableId="190342337">
-    <w:abstractNumId w:val="23"/>
+    <w:abstractNumId w:val="27"/>
   </w:num>
   <w:num w:numId="19" w16cid:durableId="1952785505">
-    <w:abstractNumId w:val="18"/>
+    <w:abstractNumId w:val="19"/>
   </w:num>
   <w:num w:numId="20" w16cid:durableId="1591154696">
     <w:abstractNumId w:val="15"/>
@@ -6936,6 +8295,18 @@
   </w:num>
   <w:num w:numId="25" w16cid:durableId="10112469">
     <w:abstractNumId w:val="11"/>
+  </w:num>
+  <w:num w:numId="26" w16cid:durableId="566114269">
+    <w:abstractNumId w:val="22"/>
+  </w:num>
+  <w:num w:numId="27" w16cid:durableId="732119972">
+    <w:abstractNumId w:val="16"/>
+  </w:num>
+  <w:num w:numId="28" w16cid:durableId="528493660">
+    <w:abstractNumId w:val="26"/>
+  </w:num>
+  <w:num w:numId="29" w16cid:durableId="2097246878">
+    <w:abstractNumId w:val="20"/>
   </w:num>
 </w:numbering>
 </file>
@@ -7934,6 +9305,74 @@
       <w14:ligatures w14:val="none"/>
     </w:rPr>
   </w:style>
+  <w:style w:type="character" w:styleId="CommentReference">
+    <w:name w:val="annotation reference"/>
+    <w:basedOn w:val="DefaultParagraphFont"/>
+    <w:uiPriority w:val="99"/>
+    <w:semiHidden/>
+    <w:unhideWhenUsed/>
+    <w:rsid w:val="00FD6F2A"/>
+    <w:rPr>
+      <w:sz w:val="16"/>
+      <w:szCs w:val="16"/>
+    </w:rPr>
+  </w:style>
+  <w:style w:type="paragraph" w:styleId="CommentText">
+    <w:name w:val="annotation text"/>
+    <w:basedOn w:val="Normal"/>
+    <w:link w:val="CommentTextChar"/>
+    <w:uiPriority w:val="99"/>
+    <w:semiHidden/>
+    <w:unhideWhenUsed/>
+    <w:rsid w:val="00FD6F2A"/>
+    <w:pPr>
+      <w:spacing w:line="240" w:lineRule="auto"/>
+    </w:pPr>
+    <w:rPr>
+      <w:sz w:val="20"/>
+      <w:szCs w:val="20"/>
+    </w:rPr>
+  </w:style>
+  <w:style w:type="character" w:customStyle="1" w:styleId="CommentTextChar">
+    <w:name w:val="Comment Text Char"/>
+    <w:basedOn w:val="DefaultParagraphFont"/>
+    <w:link w:val="CommentText"/>
+    <w:uiPriority w:val="99"/>
+    <w:semiHidden/>
+    <w:rsid w:val="00FD6F2A"/>
+    <w:rPr>
+      <w:sz w:val="20"/>
+      <w:szCs w:val="20"/>
+    </w:rPr>
+  </w:style>
+  <w:style w:type="paragraph" w:styleId="CommentSubject">
+    <w:name w:val="annotation subject"/>
+    <w:basedOn w:val="CommentText"/>
+    <w:next w:val="CommentText"/>
+    <w:link w:val="CommentSubjectChar"/>
+    <w:uiPriority w:val="99"/>
+    <w:semiHidden/>
+    <w:unhideWhenUsed/>
+    <w:rsid w:val="00FD6F2A"/>
+    <w:rPr>
+      <w:b/>
+      <w:bCs/>
+    </w:rPr>
+  </w:style>
+  <w:style w:type="character" w:customStyle="1" w:styleId="CommentSubjectChar">
+    <w:name w:val="Comment Subject Char"/>
+    <w:basedOn w:val="CommentTextChar"/>
+    <w:link w:val="CommentSubject"/>
+    <w:uiPriority w:val="99"/>
+    <w:semiHidden/>
+    <w:rsid w:val="00FD6F2A"/>
+    <w:rPr>
+      <w:b/>
+      <w:bCs/>
+      <w:sz w:val="20"/>
+      <w:szCs w:val="20"/>
+    </w:rPr>
+  </w:style>
 </w:styles>
 </file>
 

--- a/Public Talks/No 147/No 147.docx
+++ b/Public Talks/No 147/No 147.docx
@@ -4061,21 +4061,40 @@
       <w:pPr>
         <w:rPr>
           <w:rFonts w:ascii="Segoe UI Light" w:hAnsi="Segoe UI Light" w:cs="Segoe UI Light"/>
+        </w:rPr>
+      </w:pPr>
+      <w:r>
+        <w:rPr>
+          <w:rFonts w:ascii="Segoe UI Light" w:hAnsi="Segoe UI Light" w:cs="Segoe UI Light"/>
+        </w:rPr>
+        <w:t xml:space="preserve">Why do we die? </w:t>
+      </w:r>
+      <w:r>
+        <w:rPr>
+          <w:rFonts w:ascii="Segoe UI Light" w:hAnsi="Segoe UI Light" w:cs="Segoe UI Light"/>
+        </w:rPr>
+        <w:t xml:space="preserve">Do you think it is useful to understand the origin of a problem </w:t>
+      </w:r>
+      <w:r>
+        <w:rPr>
+          <w:rFonts w:ascii="Segoe UI Light" w:hAnsi="Segoe UI Light" w:cs="Segoe UI Light"/>
+        </w:rPr>
+        <w:t>in order</w:t>
+      </w:r>
+      <w:r>
+        <w:rPr>
+          <w:rFonts w:ascii="Segoe UI Light" w:hAnsi="Segoe UI Light" w:cs="Segoe UI Light"/>
+        </w:rPr>
+        <w:t xml:space="preserve"> to solve it? </w:t>
+      </w:r>
+    </w:p>
+    <w:p>
+      <w:pPr>
+        <w:rPr>
+          <w:rFonts w:ascii="Segoe UI Light" w:hAnsi="Segoe UI Light" w:cs="Segoe UI Light"/>
           <w:color w:val="BF8F00" w:themeColor="accent4" w:themeShade="BF"/>
         </w:rPr>
       </w:pPr>
-      <w:r>
-        <w:rPr>
-          <w:rFonts w:ascii="Segoe UI Light" w:hAnsi="Segoe UI Light" w:cs="Segoe UI Light"/>
-        </w:rPr>
-        <w:t xml:space="preserve">Why do we die? </w:t>
-      </w:r>
-      <w:r>
-        <w:rPr>
-          <w:rFonts w:ascii="Segoe UI Light" w:hAnsi="Segoe UI Light" w:cs="Segoe UI Light"/>
-        </w:rPr>
-        <w:t xml:space="preserve">Do you think it is useful to understand the origin of a problem so as to be able to solve it? </w:t>
-      </w:r>
       <w:r>
         <w:rPr>
           <w:rFonts w:ascii="Segoe UI Light" w:hAnsi="Segoe UI Light" w:cs="Segoe UI Light"/>
@@ -4149,7 +4168,19 @@
         <w:rPr>
           <w:rFonts w:ascii="Segoe UI Light" w:hAnsi="Segoe UI Light" w:cs="Segoe UI Light"/>
         </w:rPr>
-        <w:t xml:space="preserve"> – the first lie originates with Satan.</w:t>
+        <w:t xml:space="preserve"> – the first lie originate</w:t>
+      </w:r>
+      <w:r>
+        <w:rPr>
+          <w:rFonts w:ascii="Segoe UI Light" w:hAnsi="Segoe UI Light" w:cs="Segoe UI Light"/>
+        </w:rPr>
+        <w:t>d</w:t>
+      </w:r>
+      <w:r>
+        <w:rPr>
+          <w:rFonts w:ascii="Segoe UI Light" w:hAnsi="Segoe UI Light" w:cs="Segoe UI Light"/>
+        </w:rPr>
+        <w:t xml:space="preserve"> with Satan.</w:t>
       </w:r>
     </w:p>
     <w:p>
@@ -4272,7 +4303,19 @@
           <w:rFonts w:ascii="Segoe UI Light" w:hAnsi="Segoe UI Light" w:cs="Segoe UI Light"/>
         </w:rPr>
         <w:lastRenderedPageBreak/>
-        <w:t>The devil knew Eve will die if she disobeys</w:t>
+        <w:t>The devil knew Eve w</w:t>
+      </w:r>
+      <w:r>
+        <w:rPr>
+          <w:rFonts w:ascii="Segoe UI Light" w:hAnsi="Segoe UI Light" w:cs="Segoe UI Light"/>
+        </w:rPr>
+        <w:t>ould</w:t>
+      </w:r>
+      <w:r>
+        <w:rPr>
+          <w:rFonts w:ascii="Segoe UI Light" w:hAnsi="Segoe UI Light" w:cs="Segoe UI Light"/>
+        </w:rPr>
+        <w:t xml:space="preserve"> die if she disobeys</w:t>
       </w:r>
     </w:p>
     <w:p>
@@ -4316,7 +4359,19 @@
         <w:rPr>
           <w:rFonts w:ascii="Segoe UI Light" w:hAnsi="Segoe UI Light" w:cs="Segoe UI Light"/>
         </w:rPr>
-        <w:t xml:space="preserve">That is what Satan did when he offered Eve </w:t>
+        <w:t xml:space="preserve">That is what Satan did when he </w:t>
+      </w:r>
+      <w:r>
+        <w:rPr>
+          <w:rFonts w:ascii="Segoe UI Light" w:hAnsi="Segoe UI Light" w:cs="Segoe UI Light"/>
+        </w:rPr>
+        <w:t>persuaded</w:t>
+      </w:r>
+      <w:r>
+        <w:rPr>
+          <w:rFonts w:ascii="Segoe UI Light" w:hAnsi="Segoe UI Light" w:cs="Segoe UI Light"/>
+        </w:rPr>
+        <w:t xml:space="preserve"> Eve </w:t>
       </w:r>
       <w:r>
         <w:rPr>
@@ -4334,7 +4389,19 @@
         <w:rPr>
           <w:rFonts w:ascii="Segoe UI Light" w:hAnsi="Segoe UI Light" w:cs="Segoe UI Light"/>
         </w:rPr>
-        <w:t xml:space="preserve"> And the reason why he is rightfully called a murderer</w:t>
+        <w:t xml:space="preserve"> And the reason why he is righ</w:t>
+      </w:r>
+      <w:r>
+        <w:rPr>
+          <w:rFonts w:ascii="Segoe UI Light" w:hAnsi="Segoe UI Light" w:cs="Segoe UI Light"/>
+        </w:rPr>
+        <w:t>t</w:t>
+      </w:r>
+      <w:r>
+        <w:rPr>
+          <w:rFonts w:ascii="Segoe UI Light" w:hAnsi="Segoe UI Light" w:cs="Segoe UI Light"/>
+        </w:rPr>
+        <w:t>ly called a murderer</w:t>
       </w:r>
       <w:r>
         <w:rPr>
@@ -4636,89 +4703,49 @@
           <w:bCs/>
           <w:color w:val="C00000"/>
         </w:rPr>
-        <w:t>[</w:t>
-      </w:r>
+        <w:t>[Pause]</w:t>
+      </w:r>
+      <w:r>
+        <w:rPr>
+          <w:rFonts w:ascii="Segoe UI Light" w:hAnsi="Segoe UI Light" w:cs="Segoe UI Light"/>
+        </w:rPr>
+        <w:t xml:space="preserve"> </w:t>
+      </w:r>
+      <w:r>
+        <w:rPr>
+          <w:rFonts w:ascii="Segoe UI Light" w:hAnsi="Segoe UI Light" w:cs="Segoe UI Light"/>
+        </w:rPr>
+        <w:t>What provision has Jehovah already made for</w:t>
+      </w:r>
+      <w:r>
+        <w:rPr>
+          <w:rFonts w:ascii="Segoe UI Light" w:hAnsi="Segoe UI Light" w:cs="Segoe UI Light"/>
+        </w:rPr>
+        <w:t xml:space="preserve"> </w:t>
+      </w:r>
+      <w:r>
+        <w:rPr>
+          <w:rFonts w:ascii="Segoe UI Light" w:hAnsi="Segoe UI Light" w:cs="Segoe UI Light"/>
+        </w:rPr>
+        <w:t>that?</w:t>
+      </w:r>
+    </w:p>
+    <w:p>
+      <w:pPr>
+        <w:pStyle w:val="ListParagraph"/>
+        <w:rPr>
+          <w:rFonts w:ascii="Segoe UI Light" w:hAnsi="Segoe UI Light" w:cs="Segoe UI Light"/>
+          <w:color w:val="000000" w:themeColor="text1"/>
+        </w:rPr>
+      </w:pPr>
       <w:r>
         <w:rPr>
           <w:rFonts w:ascii="Segoe UI Light" w:hAnsi="Segoe UI Light" w:cs="Segoe UI Light"/>
           <w:b/>
           <w:bCs/>
-          <w:color w:val="C00000"/>
-        </w:rPr>
-        <w:t>P</w:t>
-      </w:r>
-      <w:r>
-        <w:rPr>
-          <w:rFonts w:ascii="Segoe UI Light" w:hAnsi="Segoe UI Light" w:cs="Segoe UI Light"/>
-          <w:b/>
-          <w:bCs/>
-          <w:color w:val="C00000"/>
-        </w:rPr>
-        <w:t>aus</w:t>
-      </w:r>
-      <w:r>
-        <w:rPr>
-          <w:rFonts w:ascii="Segoe UI Light" w:hAnsi="Segoe UI Light" w:cs="Segoe UI Light"/>
-          <w:b/>
-          <w:bCs/>
-          <w:color w:val="C00000"/>
-        </w:rPr>
-        <w:t>e</w:t>
-      </w:r>
-      <w:r>
-        <w:rPr>
-          <w:rFonts w:ascii="Segoe UI Light" w:hAnsi="Segoe UI Light" w:cs="Segoe UI Light"/>
-          <w:b/>
-          <w:bCs/>
-          <w:color w:val="C00000"/>
-        </w:rPr>
-        <w:t>]</w:t>
-      </w:r>
-      <w:r>
-        <w:rPr>
-          <w:rFonts w:ascii="Segoe UI Light" w:hAnsi="Segoe UI Light" w:cs="Segoe UI Light"/>
-        </w:rPr>
-        <w:t xml:space="preserve"> </w:t>
-      </w:r>
-      <w:r>
-        <w:rPr>
-          <w:rFonts w:ascii="Segoe UI Light" w:hAnsi="Segoe UI Light" w:cs="Segoe UI Light"/>
-        </w:rPr>
-        <w:t>What provision has Jehovah already made for</w:t>
-      </w:r>
-      <w:r>
-        <w:rPr>
-          <w:rFonts w:ascii="Segoe UI Light" w:hAnsi="Segoe UI Light" w:cs="Segoe UI Light"/>
-        </w:rPr>
-        <w:t xml:space="preserve"> </w:t>
-      </w:r>
-      <w:r>
-        <w:rPr>
-          <w:rFonts w:ascii="Segoe UI Light" w:hAnsi="Segoe UI Light" w:cs="Segoe UI Light"/>
-        </w:rPr>
-        <w:t>that?</w:t>
-      </w:r>
-    </w:p>
-    <w:p>
-      <w:pPr>
-        <w:pStyle w:val="ListParagraph"/>
-        <w:numPr>
-          <w:ilvl w:val="1"/>
-          <w:numId w:val="27"/>
-        </w:numPr>
-        <w:rPr>
-          <w:rFonts w:ascii="Segoe UI Light" w:hAnsi="Segoe UI Light" w:cs="Segoe UI Light"/>
-          <w:color w:val="000000" w:themeColor="text1"/>
-        </w:rPr>
-      </w:pPr>
-      <w:r>
-        <w:rPr>
-          <w:rFonts w:ascii="Segoe UI Light" w:hAnsi="Segoe UI Light" w:cs="Segoe UI Light"/>
-          <w:b/>
-          <w:bCs/>
-          <w:color w:val="000000" w:themeColor="text1"/>
-        </w:rPr>
-        <w:t>[Provision #1] Genesis 3:15 – the sentence on the Serpent</w:t>
+          <w:color w:val="000000" w:themeColor="text1"/>
+        </w:rPr>
+        <w:t>Genesis 3:15 – the sentence on the Serpent</w:t>
       </w:r>
       <w:r>
         <w:rPr>
@@ -4797,7 +4824,21 @@
           <w:rFonts w:ascii="Segoe UI Light" w:hAnsi="Segoe UI Light" w:cs="Segoe UI Light"/>
           <w:color w:val="000000" w:themeColor="text1"/>
         </w:rPr>
-        <w:t xml:space="preserve"> – God heavenly organization made of faithful spirit creatures</w:t>
+        <w:t xml:space="preserve"> – God</w:t>
+      </w:r>
+      <w:r>
+        <w:rPr>
+          <w:rFonts w:ascii="Segoe UI Light" w:hAnsi="Segoe UI Light" w:cs="Segoe UI Light"/>
+          <w:color w:val="000000" w:themeColor="text1"/>
+        </w:rPr>
+        <w:t>’s</w:t>
+      </w:r>
+      <w:r>
+        <w:rPr>
+          <w:rFonts w:ascii="Segoe UI Light" w:hAnsi="Segoe UI Light" w:cs="Segoe UI Light"/>
+          <w:color w:val="000000" w:themeColor="text1"/>
+        </w:rPr>
+        <w:t xml:space="preserve"> heavenly organization made of faithful spirit creatures</w:t>
       </w:r>
     </w:p>
     <w:p>
@@ -4833,7 +4874,21 @@
           <w:rFonts w:ascii="Segoe UI Light" w:hAnsi="Segoe UI Light" w:cs="Segoe UI Light"/>
           <w:color w:val="000000" w:themeColor="text1"/>
         </w:rPr>
-        <w:t xml:space="preserve"> – all those who follow Satan rebellion</w:t>
+        <w:t xml:space="preserve"> – all those who follow Satan</w:t>
+      </w:r>
+      <w:r>
+        <w:rPr>
+          <w:rFonts w:ascii="Segoe UI Light" w:hAnsi="Segoe UI Light" w:cs="Segoe UI Light"/>
+          <w:color w:val="000000" w:themeColor="text1"/>
+        </w:rPr>
+        <w:t>’s</w:t>
+      </w:r>
+      <w:r>
+        <w:rPr>
+          <w:rFonts w:ascii="Segoe UI Light" w:hAnsi="Segoe UI Light" w:cs="Segoe UI Light"/>
+          <w:color w:val="000000" w:themeColor="text1"/>
+        </w:rPr>
+        <w:t xml:space="preserve"> rebellion</w:t>
       </w:r>
     </w:p>
     <w:p>
@@ -4896,7 +4951,35 @@
           <w:rFonts w:ascii="Segoe UI Light" w:hAnsi="Segoe UI Light" w:cs="Segoe UI Light"/>
           <w:color w:val="000000" w:themeColor="text1"/>
         </w:rPr>
-        <w:t>Did you know? The name Jesus was directly picked by Jehovah.</w:t>
+        <w:t>Did you know? The name Jesus was directly picked by Jehovah</w:t>
+      </w:r>
+      <w:r>
+        <w:rPr>
+          <w:rFonts w:ascii="Segoe UI Light" w:hAnsi="Segoe UI Light" w:cs="Segoe UI Light"/>
+          <w:color w:val="000000" w:themeColor="text1"/>
+        </w:rPr>
+        <w:t xml:space="preserve"> for the promised </w:t>
+      </w:r>
+      <w:r>
+        <w:rPr>
+          <w:rFonts w:ascii="Segoe UI Light" w:hAnsi="Segoe UI Light" w:cs="Segoe UI Light"/>
+          <w:color w:val="000000" w:themeColor="text1"/>
+        </w:rPr>
+        <w:t>offspring</w:t>
+      </w:r>
+      <w:r>
+        <w:rPr>
+          <w:rFonts w:ascii="Segoe UI Light" w:hAnsi="Segoe UI Light" w:cs="Segoe UI Light"/>
+          <w:color w:val="000000" w:themeColor="text1"/>
+        </w:rPr>
+        <w:t>.</w:t>
+      </w:r>
+      <w:r>
+        <w:rPr>
+          <w:rFonts w:ascii="Segoe UI Light" w:hAnsi="Segoe UI Light" w:cs="Segoe UI Light"/>
+          <w:color w:val="000000" w:themeColor="text1"/>
+        </w:rPr>
+        <w:t xml:space="preserve"> Why?</w:t>
       </w:r>
     </w:p>
     <w:p>
@@ -4916,41 +4999,60 @@
           <w:rFonts w:ascii="Segoe UI Light" w:hAnsi="Segoe UI Light" w:cs="Segoe UI Light"/>
           <w:color w:val="000000" w:themeColor="text1"/>
         </w:rPr>
-        <w:t xml:space="preserve">It was a prophetic name – Jesus means </w:t>
-      </w:r>
-      <w:r>
-        <w:rPr>
-          <w:rFonts w:ascii="Segoe UI Light" w:hAnsi="Segoe UI Light" w:cs="Segoe UI Light"/>
-          <w:color w:val="000000" w:themeColor="text1"/>
-        </w:rPr>
-        <w:t>Jehovah is Salvation</w:t>
-      </w:r>
-      <w:r>
-        <w:rPr>
-          <w:rFonts w:ascii="Segoe UI Light" w:hAnsi="Segoe UI Light" w:cs="Segoe UI Light"/>
-          <w:color w:val="000000" w:themeColor="text1"/>
-        </w:rPr>
-        <w:t>.</w:t>
-      </w:r>
-    </w:p>
-    <w:p>
-      <w:pPr>
-        <w:rPr>
-          <w:rFonts w:ascii="Segoe UI Light" w:hAnsi="Segoe UI Light" w:cs="Segoe UI Light"/>
-        </w:rPr>
-      </w:pPr>
-    </w:p>
-    <w:p>
-      <w:pPr>
-        <w:rPr>
-          <w:rFonts w:ascii="Segoe UI Light" w:hAnsi="Segoe UI Light" w:cs="Segoe UI Light"/>
-        </w:rPr>
-      </w:pPr>
-    </w:p>
-    <w:p>
-      <w:pPr>
-        <w:rPr>
-          <w:rFonts w:ascii="Segoe UI Light" w:hAnsi="Segoe UI Light" w:cs="Segoe UI Light"/>
+        <w:t xml:space="preserve">It </w:t>
+      </w:r>
+      <w:r>
+        <w:rPr>
+          <w:rFonts w:ascii="Segoe UI Light" w:hAnsi="Segoe UI Light" w:cs="Segoe UI Light"/>
+          <w:color w:val="000000" w:themeColor="text1"/>
+        </w:rPr>
+        <w:t>is</w:t>
+      </w:r>
+      <w:r>
+        <w:rPr>
+          <w:rFonts w:ascii="Segoe UI Light" w:hAnsi="Segoe UI Light" w:cs="Segoe UI Light"/>
+          <w:color w:val="000000" w:themeColor="text1"/>
+        </w:rPr>
+        <w:t xml:space="preserve"> a prophetic name – Jesus means Jehovah is </w:t>
+      </w:r>
+      <w:r>
+        <w:rPr>
+          <w:rFonts w:ascii="Segoe UI Light" w:hAnsi="Segoe UI Light" w:cs="Segoe UI Light"/>
+          <w:color w:val="000000" w:themeColor="text1"/>
+        </w:rPr>
+        <w:t>s</w:t>
+      </w:r>
+      <w:r>
+        <w:rPr>
+          <w:rFonts w:ascii="Segoe UI Light" w:hAnsi="Segoe UI Light" w:cs="Segoe UI Light"/>
+          <w:color w:val="000000" w:themeColor="text1"/>
+        </w:rPr>
+        <w:t>alvation.</w:t>
+      </w:r>
+    </w:p>
+    <w:p>
+      <w:pPr>
+        <w:ind w:left="1080"/>
+        <w:rPr>
+          <w:rFonts w:ascii="Segoe UI Light" w:hAnsi="Segoe UI Light" w:cs="Segoe UI Light"/>
+          <w:color w:val="000000" w:themeColor="text1"/>
+        </w:rPr>
+      </w:pPr>
+      <w:r>
+        <w:rPr>
+          <w:rFonts w:ascii="Segoe UI Light" w:hAnsi="Segoe UI Light" w:cs="Segoe UI Light"/>
+          <w:color w:val="000000" w:themeColor="text1"/>
+        </w:rPr>
+        <w:t>How will Jesus prove to be the means Jehovah uses to save us from death?</w:t>
+      </w:r>
+    </w:p>
+    <w:p>
+      <w:pPr>
+        <w:pStyle w:val="ListParagraph"/>
+        <w:ind w:left="1440"/>
+        <w:rPr>
+          <w:rFonts w:ascii="Segoe UI Light" w:hAnsi="Segoe UI Light" w:cs="Segoe UI Light"/>
+          <w:color w:val="000000" w:themeColor="text1"/>
         </w:rPr>
       </w:pPr>
       <w:r>
@@ -4958,31 +5060,885 @@
           <w:rFonts w:ascii="Segoe UI Light" w:hAnsi="Segoe UI Light" w:cs="Segoe UI Light"/>
           <w:b/>
           <w:bCs/>
-        </w:rPr>
-        <w:t>HOW JEHOVAH PROTECT HIS PEOPLE TODAY</w:t>
-      </w:r>
-    </w:p>
-    <w:p>
-      <w:pPr>
-        <w:rPr>
-          <w:rFonts w:ascii="Segoe UI Light" w:hAnsi="Segoe UI Light" w:cs="Segoe UI Light"/>
-        </w:rPr>
-      </w:pPr>
-    </w:p>
-    <w:p>
-      <w:pPr>
+          <w:color w:val="000000" w:themeColor="text1"/>
+        </w:rPr>
+        <w:t>Provision #1</w:t>
+      </w:r>
+      <w:r>
         <w:rPr>
           <w:rFonts w:ascii="Segoe UI Light" w:hAnsi="Segoe UI Light" w:cs="Segoe UI Light"/>
           <w:b/>
           <w:bCs/>
-        </w:rPr>
-      </w:pPr>
+          <w:color w:val="000000" w:themeColor="text1"/>
+        </w:rPr>
+        <w:t xml:space="preserve"> – </w:t>
+      </w:r>
       <w:r>
         <w:rPr>
           <w:rFonts w:ascii="Segoe UI Light" w:hAnsi="Segoe UI Light" w:cs="Segoe UI Light"/>
           <w:b/>
           <w:bCs/>
-        </w:rPr>
+          <w:i/>
+          <w:iCs/>
+          <w:color w:val="000000" w:themeColor="text1"/>
+        </w:rPr>
+        <w:t>“He will crush your head”</w:t>
+      </w:r>
+    </w:p>
+    <w:p>
+      <w:pPr>
+        <w:pStyle w:val="ListParagraph"/>
+        <w:numPr>
+          <w:ilvl w:val="0"/>
+          <w:numId w:val="33"/>
+        </w:numPr>
+        <w:rPr>
+          <w:rFonts w:ascii="Segoe UI Light" w:hAnsi="Segoe UI Light" w:cs="Segoe UI Light"/>
+          <w:color w:val="000000" w:themeColor="text1"/>
+        </w:rPr>
+      </w:pPr>
+      <w:r>
+        <w:rPr>
+          <w:rFonts w:ascii="Segoe UI Light" w:hAnsi="Segoe UI Light" w:cs="Segoe UI Light"/>
+          <w:color w:val="000000" w:themeColor="text1"/>
+        </w:rPr>
+        <w:t>One may survive a crushed foot or leg, even a crushed arm.</w:t>
+      </w:r>
+    </w:p>
+    <w:p>
+      <w:pPr>
+        <w:pStyle w:val="ListParagraph"/>
+        <w:numPr>
+          <w:ilvl w:val="0"/>
+          <w:numId w:val="31"/>
+        </w:numPr>
+        <w:rPr>
+          <w:rFonts w:ascii="Segoe UI Light" w:hAnsi="Segoe UI Light" w:cs="Segoe UI Light"/>
+          <w:color w:val="000000" w:themeColor="text1"/>
+        </w:rPr>
+      </w:pPr>
+      <w:r>
+        <w:rPr>
+          <w:rFonts w:ascii="Segoe UI Light" w:hAnsi="Segoe UI Light" w:cs="Segoe UI Light"/>
+          <w:color w:val="000000" w:themeColor="text1"/>
+        </w:rPr>
+        <w:t>But no one can survive with a crushed head. Don’t you agree</w:t>
+      </w:r>
+      <w:r>
+        <w:rPr>
+          <w:rFonts w:ascii="Segoe UI Light" w:hAnsi="Segoe UI Light" w:cs="Segoe UI Light"/>
+          <w:color w:val="000000" w:themeColor="text1"/>
+        </w:rPr>
+        <w:t>?</w:t>
+      </w:r>
+    </w:p>
+    <w:p>
+      <w:pPr>
+        <w:pStyle w:val="ListParagraph"/>
+        <w:numPr>
+          <w:ilvl w:val="0"/>
+          <w:numId w:val="31"/>
+        </w:numPr>
+        <w:rPr>
+          <w:rFonts w:ascii="Segoe UI Light" w:hAnsi="Segoe UI Light" w:cs="Segoe UI Light"/>
+          <w:color w:val="000000" w:themeColor="text1"/>
+        </w:rPr>
+      </w:pPr>
+      <w:r>
+        <w:rPr>
+          <w:rFonts w:ascii="Segoe UI Light" w:hAnsi="Segoe UI Light" w:cs="Segoe UI Light"/>
+          <w:color w:val="000000" w:themeColor="text1"/>
+        </w:rPr>
+        <w:lastRenderedPageBreak/>
+        <w:t xml:space="preserve">This expression conveys the idea of a permanent destruction. </w:t>
+      </w:r>
+    </w:p>
+    <w:p>
+      <w:pPr>
+        <w:ind w:left="2520" w:hanging="720"/>
+        <w:rPr>
+          <w:rFonts w:ascii="Segoe UI Light" w:hAnsi="Segoe UI Light" w:cs="Segoe UI Light"/>
+          <w:color w:val="000000" w:themeColor="text1"/>
+        </w:rPr>
+      </w:pPr>
+      <w:r>
+        <w:rPr>
+          <w:rFonts w:ascii="Segoe UI Light" w:hAnsi="Segoe UI Light" w:cs="Segoe UI Light"/>
+          <w:color w:val="000000" w:themeColor="text1"/>
+        </w:rPr>
+        <w:t>So, in the future,</w:t>
+      </w:r>
+      <w:r>
+        <w:rPr>
+          <w:rFonts w:ascii="Segoe UI Light" w:hAnsi="Segoe UI Light" w:cs="Segoe UI Light"/>
+          <w:color w:val="000000" w:themeColor="text1"/>
+        </w:rPr>
+        <w:t xml:space="preserve"> Jehovah </w:t>
+      </w:r>
+      <w:r>
+        <w:rPr>
+          <w:rFonts w:ascii="Segoe UI Light" w:hAnsi="Segoe UI Light" w:cs="Segoe UI Light"/>
+          <w:color w:val="000000" w:themeColor="text1"/>
+        </w:rPr>
+        <w:t xml:space="preserve">will save us from death by first having Jesus </w:t>
+      </w:r>
+      <w:r>
+        <w:rPr>
+          <w:rFonts w:ascii="Segoe UI Light" w:hAnsi="Segoe UI Light" w:cs="Segoe UI Light"/>
+          <w:color w:val="000000" w:themeColor="text1"/>
+        </w:rPr>
+        <w:t>permanently</w:t>
+      </w:r>
+      <w:r>
+        <w:rPr>
+          <w:rFonts w:ascii="Segoe UI Light" w:hAnsi="Segoe UI Light" w:cs="Segoe UI Light"/>
+          <w:color w:val="000000" w:themeColor="text1"/>
+        </w:rPr>
+        <w:t xml:space="preserve"> destroy Satan, </w:t>
+      </w:r>
+      <w:r>
+        <w:rPr>
+          <w:rFonts w:ascii="Segoe UI Light" w:hAnsi="Segoe UI Light" w:cs="Segoe UI Light"/>
+          <w:color w:val="000000" w:themeColor="text1"/>
+        </w:rPr>
+        <w:t>“the one having the means to cause death”.</w:t>
+      </w:r>
+    </w:p>
+    <w:p>
+      <w:pPr>
+        <w:ind w:left="2880" w:hanging="720"/>
+        <w:rPr>
+          <w:rFonts w:ascii="Segoe UI Light" w:hAnsi="Segoe UI Light" w:cs="Segoe UI Light"/>
+          <w:color w:val="000000" w:themeColor="text1"/>
+        </w:rPr>
+      </w:pPr>
+      <w:r>
+        <w:rPr>
+          <w:rFonts w:ascii="Segoe UI Light" w:hAnsi="Segoe UI Light" w:cs="Segoe UI Light"/>
+          <w:color w:val="000000" w:themeColor="text1"/>
+        </w:rPr>
+        <w:t>This is how Jehovah will take care of root cause #1 of death. But what about root cause #2, sin?</w:t>
+      </w:r>
+    </w:p>
+    <w:p>
+      <w:pPr>
+        <w:pStyle w:val="ListParagraph"/>
+        <w:ind w:left="1437"/>
+        <w:rPr>
+          <w:rFonts w:ascii="Segoe UI Light" w:hAnsi="Segoe UI Light" w:cs="Segoe UI Light"/>
+          <w:b/>
+          <w:bCs/>
+          <w:color w:val="000000" w:themeColor="text1"/>
+        </w:rPr>
+      </w:pPr>
+      <w:r>
+        <w:rPr>
+          <w:rFonts w:ascii="Segoe UI Light" w:hAnsi="Segoe UI Light" w:cs="Segoe UI Light"/>
+          <w:b/>
+          <w:bCs/>
+          <w:color w:val="000000" w:themeColor="text1"/>
+        </w:rPr>
+        <w:t>Provision #2</w:t>
+      </w:r>
+      <w:r>
+        <w:rPr>
+          <w:rFonts w:ascii="Segoe UI Light" w:hAnsi="Segoe UI Light" w:cs="Segoe UI Light"/>
+          <w:b/>
+          <w:bCs/>
+          <w:color w:val="000000" w:themeColor="text1"/>
+        </w:rPr>
+        <w:t xml:space="preserve"> </w:t>
+      </w:r>
+      <w:r>
+        <w:rPr>
+          <w:rFonts w:ascii="Segoe UI Light" w:hAnsi="Segoe UI Light" w:cs="Segoe UI Light"/>
+          <w:b/>
+          <w:bCs/>
+          <w:color w:val="000000" w:themeColor="text1"/>
+        </w:rPr>
+        <w:t xml:space="preserve">– </w:t>
+      </w:r>
+      <w:r>
+        <w:rPr>
+          <w:rFonts w:ascii="Segoe UI Light" w:hAnsi="Segoe UI Light" w:cs="Segoe UI Light"/>
+          <w:b/>
+          <w:bCs/>
+          <w:i/>
+          <w:iCs/>
+          <w:color w:val="000000" w:themeColor="text1"/>
+        </w:rPr>
+        <w:t>“You will strike him in the heel”</w:t>
+      </w:r>
+      <w:r>
+        <w:rPr>
+          <w:rFonts w:ascii="Segoe UI Light" w:hAnsi="Segoe UI Light" w:cs="Segoe UI Light"/>
+          <w:b/>
+          <w:bCs/>
+          <w:color w:val="000000" w:themeColor="text1"/>
+        </w:rPr>
+        <w:t>.</w:t>
+      </w:r>
+    </w:p>
+    <w:p>
+      <w:pPr>
+        <w:pStyle w:val="ListParagraph"/>
+        <w:numPr>
+          <w:ilvl w:val="0"/>
+          <w:numId w:val="32"/>
+        </w:numPr>
+        <w:rPr>
+          <w:rFonts w:ascii="Segoe UI Light" w:hAnsi="Segoe UI Light" w:cs="Segoe UI Light"/>
+          <w:b/>
+          <w:bCs/>
+          <w:color w:val="000000" w:themeColor="text1"/>
+        </w:rPr>
+      </w:pPr>
+      <w:r>
+        <w:rPr>
+          <w:rFonts w:ascii="Segoe UI Light" w:hAnsi="Segoe UI Light" w:cs="Segoe UI Light"/>
+          <w:color w:val="000000" w:themeColor="text1"/>
+        </w:rPr>
+        <w:t>Unlike having a crushed head, can someone survive a strike in the heel?</w:t>
+      </w:r>
+      <w:r>
+        <w:rPr>
+          <w:rFonts w:ascii="Segoe UI Light" w:hAnsi="Segoe UI Light" w:cs="Segoe UI Light"/>
+          <w:color w:val="000000" w:themeColor="text1"/>
+        </w:rPr>
+        <w:t xml:space="preserve"> Absolutely!</w:t>
+      </w:r>
+    </w:p>
+    <w:p>
+      <w:pPr>
+        <w:pStyle w:val="ListParagraph"/>
+        <w:numPr>
+          <w:ilvl w:val="0"/>
+          <w:numId w:val="32"/>
+        </w:numPr>
+        <w:rPr>
+          <w:rFonts w:ascii="Segoe UI Light" w:hAnsi="Segoe UI Light" w:cs="Segoe UI Light"/>
+          <w:b/>
+          <w:bCs/>
+          <w:color w:val="000000" w:themeColor="text1"/>
+        </w:rPr>
+      </w:pPr>
+      <w:r>
+        <w:rPr>
+          <w:rFonts w:ascii="Segoe UI Light" w:hAnsi="Segoe UI Light" w:cs="Segoe UI Light"/>
+          <w:color w:val="000000" w:themeColor="text1"/>
+        </w:rPr>
+        <w:t>T</w:t>
+      </w:r>
+      <w:r>
+        <w:rPr>
+          <w:rFonts w:ascii="Segoe UI Light" w:hAnsi="Segoe UI Light" w:cs="Segoe UI Light"/>
+          <w:color w:val="000000" w:themeColor="text1"/>
+        </w:rPr>
+        <w:t>his expression conveys the idea of something temporary</w:t>
+      </w:r>
+      <w:r>
+        <w:rPr>
+          <w:rFonts w:ascii="Segoe UI Light" w:hAnsi="Segoe UI Light" w:cs="Segoe UI Light"/>
+          <w:color w:val="000000" w:themeColor="text1"/>
+        </w:rPr>
+        <w:t>, or short-live</w:t>
+      </w:r>
+      <w:r>
+        <w:rPr>
+          <w:rFonts w:ascii="Segoe UI Light" w:hAnsi="Segoe UI Light" w:cs="Segoe UI Light"/>
+          <w:color w:val="000000" w:themeColor="text1"/>
+        </w:rPr>
+        <w:t>d</w:t>
+      </w:r>
+      <w:r>
+        <w:rPr>
+          <w:rFonts w:ascii="Segoe UI Light" w:hAnsi="Segoe UI Light" w:cs="Segoe UI Light"/>
+          <w:color w:val="000000" w:themeColor="text1"/>
+        </w:rPr>
+        <w:t>.</w:t>
+      </w:r>
+    </w:p>
+    <w:p>
+      <w:pPr>
+        <w:pStyle w:val="ListParagraph"/>
+        <w:numPr>
+          <w:ilvl w:val="0"/>
+          <w:numId w:val="32"/>
+        </w:numPr>
+        <w:rPr>
+          <w:rFonts w:ascii="Segoe UI Light" w:hAnsi="Segoe UI Light" w:cs="Segoe UI Light"/>
+          <w:b/>
+          <w:bCs/>
+          <w:color w:val="000000" w:themeColor="text1"/>
+        </w:rPr>
+      </w:pPr>
+      <w:r>
+        <w:rPr>
+          <w:rFonts w:ascii="Segoe UI Light" w:hAnsi="Segoe UI Light" w:cs="Segoe UI Light"/>
+          <w:color w:val="000000" w:themeColor="text1"/>
+        </w:rPr>
+        <w:t>This striking in the heel happened in the spring of 33 C.E. when Jesus was put to death and 3 days later was resurrected.</w:t>
+      </w:r>
+    </w:p>
+    <w:p>
+      <w:pPr>
+        <w:ind w:left="2517" w:hanging="720"/>
+        <w:rPr>
+          <w:rFonts w:ascii="Segoe UI Light" w:hAnsi="Segoe UI Light" w:cs="Segoe UI Light"/>
+          <w:color w:val="000000" w:themeColor="text1"/>
+        </w:rPr>
+      </w:pPr>
+      <w:r>
+        <w:rPr>
+          <w:rFonts w:ascii="Segoe UI Light" w:hAnsi="Segoe UI Light" w:cs="Segoe UI Light"/>
+          <w:color w:val="000000" w:themeColor="text1"/>
+        </w:rPr>
+        <w:t xml:space="preserve">But why can we say that this “strike in the heel” takes care of the second root cause of death, </w:t>
+      </w:r>
+      <w:r>
+        <w:rPr>
+          <w:rFonts w:ascii="Segoe UI Light" w:hAnsi="Segoe UI Light" w:cs="Segoe UI Light"/>
+          <w:color w:val="000000" w:themeColor="text1"/>
+        </w:rPr>
+        <w:t>s</w:t>
+      </w:r>
+      <w:r>
+        <w:rPr>
+          <w:rFonts w:ascii="Segoe UI Light" w:hAnsi="Segoe UI Light" w:cs="Segoe UI Light"/>
+          <w:color w:val="000000" w:themeColor="text1"/>
+        </w:rPr>
+        <w:t>in?</w:t>
+      </w:r>
+    </w:p>
+    <w:p>
+      <w:pPr>
+        <w:ind w:left="2517" w:hanging="720"/>
+        <w:rPr>
+          <w:rFonts w:ascii="Segoe UI Light" w:hAnsi="Segoe UI Light" w:cs="Segoe UI Light"/>
+          <w:color w:val="000000" w:themeColor="text1"/>
+        </w:rPr>
+      </w:pPr>
+      <w:r>
+        <w:rPr>
+          <w:rFonts w:ascii="Segoe UI Light" w:hAnsi="Segoe UI Light" w:cs="Segoe UI Light"/>
+          <w:b/>
+          <w:bCs/>
+          <w:color w:val="000000" w:themeColor="text1"/>
+        </w:rPr>
+        <w:t>Matthew 20:28.</w:t>
+      </w:r>
+    </w:p>
+    <w:p>
+      <w:pPr>
+        <w:pStyle w:val="ListParagraph"/>
+        <w:numPr>
+          <w:ilvl w:val="0"/>
+          <w:numId w:val="34"/>
+        </w:numPr>
+        <w:rPr>
+          <w:rFonts w:ascii="Segoe UI Light" w:hAnsi="Segoe UI Light" w:cs="Segoe UI Light"/>
+          <w:color w:val="000000" w:themeColor="text1"/>
+        </w:rPr>
+      </w:pPr>
+      <w:r>
+        <w:rPr>
+          <w:rFonts w:ascii="Segoe UI Light" w:hAnsi="Segoe UI Light" w:cs="Segoe UI Light"/>
+          <w:color w:val="000000" w:themeColor="text1"/>
+        </w:rPr>
+        <w:t>“</w:t>
+      </w:r>
+      <w:r>
+        <w:rPr>
+          <w:rFonts w:ascii="Segoe UI Light" w:hAnsi="Segoe UI Light" w:cs="Segoe UI Light"/>
+          <w:color w:val="000000" w:themeColor="text1"/>
+        </w:rPr>
+        <w:t>T</w:t>
+      </w:r>
+      <w:r>
+        <w:rPr>
+          <w:rFonts w:ascii="Segoe UI Light" w:hAnsi="Segoe UI Light" w:cs="Segoe UI Light"/>
+          <w:color w:val="000000" w:themeColor="text1"/>
+        </w:rPr>
+        <w:t>o give his life”</w:t>
+      </w:r>
+      <w:r>
+        <w:rPr>
+          <w:rFonts w:ascii="Segoe UI Light" w:hAnsi="Segoe UI Light" w:cs="Segoe UI Light"/>
+          <w:color w:val="000000" w:themeColor="text1"/>
+        </w:rPr>
+        <w:t>, that is the strik</w:t>
+      </w:r>
+      <w:r>
+        <w:rPr>
+          <w:rFonts w:ascii="Segoe UI Light" w:hAnsi="Segoe UI Light" w:cs="Segoe UI Light"/>
+          <w:color w:val="000000" w:themeColor="text1"/>
+        </w:rPr>
+        <w:t>e in the heel.</w:t>
+      </w:r>
+    </w:p>
+    <w:p>
+      <w:pPr>
+        <w:pStyle w:val="ListParagraph"/>
+        <w:numPr>
+          <w:ilvl w:val="0"/>
+          <w:numId w:val="34"/>
+        </w:numPr>
+        <w:rPr>
+          <w:rFonts w:ascii="Segoe UI Light" w:hAnsi="Segoe UI Light" w:cs="Segoe UI Light"/>
+          <w:color w:val="000000" w:themeColor="text1"/>
+        </w:rPr>
+      </w:pPr>
+      <w:r>
+        <w:rPr>
+          <w:rFonts w:ascii="Segoe UI Light" w:hAnsi="Segoe UI Light" w:cs="Segoe UI Light"/>
+          <w:color w:val="000000" w:themeColor="text1"/>
+        </w:rPr>
+        <w:t xml:space="preserve">What is the </w:t>
+      </w:r>
+      <w:r>
+        <w:rPr>
+          <w:rFonts w:ascii="Segoe UI Light" w:hAnsi="Segoe UI Light" w:cs="Segoe UI Light"/>
+          <w:b/>
+          <w:bCs/>
+          <w:i/>
+          <w:iCs/>
+          <w:color w:val="2E74B5" w:themeColor="accent5" w:themeShade="BF"/>
+        </w:rPr>
+        <w:t>ransom</w:t>
+      </w:r>
+      <w:r>
+        <w:rPr>
+          <w:rFonts w:ascii="Segoe UI Light" w:hAnsi="Segoe UI Light" w:cs="Segoe UI Light"/>
+          <w:i/>
+          <w:iCs/>
+          <w:color w:val="2E74B5" w:themeColor="accent5" w:themeShade="BF"/>
+        </w:rPr>
+        <w:t xml:space="preserve"> </w:t>
+      </w:r>
+      <w:r>
+        <w:rPr>
+          <w:rFonts w:ascii="Segoe UI Light" w:hAnsi="Segoe UI Light" w:cs="Segoe UI Light"/>
+          <w:color w:val="000000" w:themeColor="text1"/>
+        </w:rPr>
+        <w:t xml:space="preserve">and who are the </w:t>
+      </w:r>
+      <w:r>
+        <w:rPr>
+          <w:rFonts w:ascii="Segoe UI Light" w:hAnsi="Segoe UI Light" w:cs="Segoe UI Light"/>
+          <w:b/>
+          <w:bCs/>
+          <w:i/>
+          <w:iCs/>
+          <w:color w:val="2E74B5" w:themeColor="accent5" w:themeShade="BF"/>
+        </w:rPr>
+        <w:t>many</w:t>
+      </w:r>
+      <w:r>
+        <w:rPr>
+          <w:rFonts w:ascii="Segoe UI Light" w:hAnsi="Segoe UI Light" w:cs="Segoe UI Light"/>
+          <w:color w:val="000000" w:themeColor="text1"/>
+        </w:rPr>
+        <w:t>?</w:t>
+      </w:r>
+    </w:p>
+    <w:p>
+      <w:pPr>
+        <w:pStyle w:val="ListParagraph"/>
+        <w:numPr>
+          <w:ilvl w:val="1"/>
+          <w:numId w:val="34"/>
+        </w:numPr>
+        <w:rPr>
+          <w:rFonts w:ascii="Segoe UI Light" w:hAnsi="Segoe UI Light" w:cs="Segoe UI Light"/>
+          <w:color w:val="000000" w:themeColor="text1"/>
+        </w:rPr>
+      </w:pPr>
+      <w:r>
+        <w:rPr>
+          <w:rFonts w:ascii="Segoe UI Light" w:hAnsi="Segoe UI Light" w:cs="Segoe UI Light"/>
+          <w:color w:val="000000" w:themeColor="text1"/>
+        </w:rPr>
+        <w:t xml:space="preserve">The </w:t>
+      </w:r>
+      <w:r>
+        <w:rPr>
+          <w:rFonts w:ascii="Segoe UI Light" w:hAnsi="Segoe UI Light" w:cs="Segoe UI Light"/>
+          <w:b/>
+          <w:bCs/>
+          <w:i/>
+          <w:iCs/>
+          <w:color w:val="2E74B5" w:themeColor="accent5" w:themeShade="BF"/>
+        </w:rPr>
+        <w:t>many</w:t>
+      </w:r>
+      <w:r>
+        <w:rPr>
+          <w:rFonts w:ascii="Segoe UI Light" w:hAnsi="Segoe UI Light" w:cs="Segoe UI Light"/>
+          <w:color w:val="2E74B5" w:themeColor="accent5" w:themeShade="BF"/>
+        </w:rPr>
+        <w:t xml:space="preserve"> </w:t>
+      </w:r>
+      <w:r>
+        <w:rPr>
+          <w:rFonts w:ascii="Segoe UI Light" w:hAnsi="Segoe UI Light" w:cs="Segoe UI Light"/>
+          <w:color w:val="000000" w:themeColor="text1"/>
+        </w:rPr>
+        <w:t>are</w:t>
+      </w:r>
+      <w:r>
+        <w:rPr>
+          <w:rFonts w:ascii="Segoe UI Light" w:hAnsi="Segoe UI Light" w:cs="Segoe UI Light"/>
+          <w:color w:val="000000" w:themeColor="text1"/>
+        </w:rPr>
+        <w:t xml:space="preserve"> Adam</w:t>
+      </w:r>
+      <w:r>
+        <w:rPr>
+          <w:rFonts w:ascii="Segoe UI Light" w:hAnsi="Segoe UI Light" w:cs="Segoe UI Light"/>
+          <w:color w:val="000000" w:themeColor="text1"/>
+        </w:rPr>
+        <w:t>’s</w:t>
+      </w:r>
+      <w:r>
+        <w:rPr>
+          <w:rFonts w:ascii="Segoe UI Light" w:hAnsi="Segoe UI Light" w:cs="Segoe UI Light"/>
+          <w:color w:val="000000" w:themeColor="text1"/>
+        </w:rPr>
+        <w:t xml:space="preserve"> descendan</w:t>
+      </w:r>
+      <w:r>
+        <w:rPr>
+          <w:rFonts w:ascii="Segoe UI Light" w:hAnsi="Segoe UI Light" w:cs="Segoe UI Light"/>
+          <w:color w:val="000000" w:themeColor="text1"/>
+        </w:rPr>
+        <w:t>ts</w:t>
+      </w:r>
+      <w:r>
+        <w:rPr>
+          <w:rFonts w:ascii="Segoe UI Light" w:hAnsi="Segoe UI Light" w:cs="Segoe UI Light"/>
+          <w:color w:val="000000" w:themeColor="text1"/>
+        </w:rPr>
+        <w:t>, you and me included.</w:t>
+      </w:r>
+    </w:p>
+    <w:p>
+      <w:pPr>
+        <w:pStyle w:val="ListParagraph"/>
+        <w:numPr>
+          <w:ilvl w:val="1"/>
+          <w:numId w:val="34"/>
+        </w:numPr>
+        <w:rPr>
+          <w:rFonts w:ascii="Segoe UI Light" w:hAnsi="Segoe UI Light" w:cs="Segoe UI Light"/>
+          <w:color w:val="000000" w:themeColor="text1"/>
+        </w:rPr>
+      </w:pPr>
+      <w:r>
+        <w:rPr>
+          <w:rFonts w:ascii="Segoe UI Light" w:hAnsi="Segoe UI Light" w:cs="Segoe UI Light"/>
+          <w:color w:val="000000" w:themeColor="text1"/>
+        </w:rPr>
+        <w:t xml:space="preserve">The </w:t>
+      </w:r>
+      <w:r>
+        <w:rPr>
+          <w:rFonts w:ascii="Segoe UI Light" w:hAnsi="Segoe UI Light" w:cs="Segoe UI Light"/>
+          <w:b/>
+          <w:bCs/>
+          <w:i/>
+          <w:iCs/>
+          <w:color w:val="2E74B5" w:themeColor="accent5" w:themeShade="BF"/>
+        </w:rPr>
+        <w:t>ransom</w:t>
+      </w:r>
+      <w:r>
+        <w:rPr>
+          <w:rFonts w:ascii="Segoe UI Light" w:hAnsi="Segoe UI Light" w:cs="Segoe UI Light"/>
+          <w:color w:val="2E74B5" w:themeColor="accent5" w:themeShade="BF"/>
+        </w:rPr>
+        <w:t xml:space="preserve"> </w:t>
+      </w:r>
+      <w:r>
+        <w:rPr>
+          <w:rFonts w:ascii="Segoe UI Light" w:hAnsi="Segoe UI Light" w:cs="Segoe UI Light"/>
+          <w:color w:val="000000" w:themeColor="text1"/>
+        </w:rPr>
+        <w:t xml:space="preserve">is the price Jehovah paid to free us, the </w:t>
+      </w:r>
+      <w:r>
+        <w:rPr>
+          <w:rFonts w:ascii="Segoe UI Light" w:hAnsi="Segoe UI Light" w:cs="Segoe UI Light"/>
+          <w:b/>
+          <w:bCs/>
+          <w:i/>
+          <w:iCs/>
+          <w:color w:val="2E74B5" w:themeColor="accent5" w:themeShade="BF"/>
+        </w:rPr>
+        <w:t>many</w:t>
+      </w:r>
+      <w:r>
+        <w:rPr>
+          <w:rFonts w:ascii="Segoe UI Light" w:hAnsi="Segoe UI Light" w:cs="Segoe UI Light"/>
+          <w:color w:val="000000" w:themeColor="text1"/>
+        </w:rPr>
+        <w:t>, from sin and death.</w:t>
+      </w:r>
+      <w:r>
+        <w:rPr>
+          <w:rFonts w:ascii="Segoe UI Light" w:hAnsi="Segoe UI Light" w:cs="Segoe UI Light"/>
+          <w:color w:val="000000" w:themeColor="text1"/>
+        </w:rPr>
+        <w:t xml:space="preserve"> </w:t>
+      </w:r>
+      <w:r>
+        <w:rPr>
+          <w:rFonts w:ascii="Segoe UI Light" w:hAnsi="Segoe UI Light" w:cs="Segoe UI Light"/>
+          <w:color w:val="000000" w:themeColor="text1"/>
+        </w:rPr>
+        <w:t>This price is Jesus’ perfect life.</w:t>
+      </w:r>
+    </w:p>
+    <w:p>
+      <w:pPr>
+        <w:pStyle w:val="ListParagraph"/>
+        <w:numPr>
+          <w:ilvl w:val="2"/>
+          <w:numId w:val="34"/>
+        </w:numPr>
+        <w:rPr>
+          <w:rFonts w:ascii="Segoe UI Light" w:hAnsi="Segoe UI Light" w:cs="Segoe UI Light"/>
+          <w:color w:val="000000" w:themeColor="text1"/>
+        </w:rPr>
+      </w:pPr>
+      <w:r>
+        <w:rPr>
+          <w:rFonts w:ascii="Segoe UI Light" w:hAnsi="Segoe UI Light" w:cs="Segoe UI Light"/>
+          <w:color w:val="000000" w:themeColor="text1"/>
+        </w:rPr>
+        <w:t>By virtue of the ransom, we can receive forgiveness of our sins and enjoy friendship with Jehovah.</w:t>
+      </w:r>
+    </w:p>
+    <w:p>
+      <w:pPr>
+        <w:pStyle w:val="ListParagraph"/>
+        <w:numPr>
+          <w:ilvl w:val="2"/>
+          <w:numId w:val="34"/>
+        </w:numPr>
+        <w:rPr>
+          <w:rFonts w:ascii="Segoe UI Light" w:hAnsi="Segoe UI Light" w:cs="Segoe UI Light"/>
+          <w:color w:val="000000" w:themeColor="text1"/>
+        </w:rPr>
+      </w:pPr>
+      <w:r>
+        <w:rPr>
+          <w:rFonts w:ascii="Segoe UI Light" w:hAnsi="Segoe UI Light" w:cs="Segoe UI Light"/>
+          <w:color w:val="000000" w:themeColor="text1"/>
+        </w:rPr>
+        <w:t xml:space="preserve">All those who exercise faith in Jesus gain </w:t>
+      </w:r>
+      <w:r>
+        <w:rPr>
+          <w:rFonts w:ascii="Segoe UI Light" w:hAnsi="Segoe UI Light" w:cs="Segoe UI Light"/>
+          <w:color w:val="000000" w:themeColor="text1"/>
+        </w:rPr>
+        <w:t>the prospect of everlasting life</w:t>
+      </w:r>
+      <w:r>
+        <w:rPr>
+          <w:rFonts w:ascii="Segoe UI Light" w:hAnsi="Segoe UI Light" w:cs="Segoe UI Light"/>
+          <w:color w:val="000000" w:themeColor="text1"/>
+        </w:rPr>
+        <w:t>.</w:t>
+      </w:r>
+    </w:p>
+    <w:p>
+      <w:pPr>
+        <w:ind w:left="2880" w:hanging="720"/>
+        <w:rPr>
+          <w:rFonts w:ascii="Segoe UI Light" w:hAnsi="Segoe UI Light" w:cs="Segoe UI Light"/>
+          <w:color w:val="000000" w:themeColor="text1"/>
+        </w:rPr>
+      </w:pPr>
+      <w:r>
+        <w:rPr>
+          <w:rFonts w:ascii="Segoe UI Light" w:hAnsi="Segoe UI Light" w:cs="Segoe UI Light"/>
+          <w:color w:val="000000" w:themeColor="text1"/>
+        </w:rPr>
+        <w:t xml:space="preserve">So, Jehovah saves us from death by having Jesus give his life, the “strike in the heel”, for the forgiveness of our sins. </w:t>
+      </w:r>
+    </w:p>
+    <w:p>
+      <w:pPr>
+        <w:ind w:left="3600" w:hanging="720"/>
+        <w:rPr>
+          <w:rFonts w:ascii="Segoe UI Light" w:hAnsi="Segoe UI Light" w:cs="Segoe UI Light"/>
+          <w:color w:val="000000" w:themeColor="text1"/>
+        </w:rPr>
+      </w:pPr>
+      <w:r>
+        <w:rPr>
+          <w:rFonts w:ascii="Segoe UI Light" w:hAnsi="Segoe UI Light" w:cs="Segoe UI Light"/>
+          <w:color w:val="000000" w:themeColor="text1"/>
+        </w:rPr>
+        <w:t xml:space="preserve">This is how Jehovah </w:t>
+      </w:r>
+      <w:r>
+        <w:rPr>
+          <w:rFonts w:ascii="Segoe UI Light" w:hAnsi="Segoe UI Light" w:cs="Segoe UI Light"/>
+          <w:color w:val="000000" w:themeColor="text1"/>
+        </w:rPr>
+        <w:t>took</w:t>
+      </w:r>
+      <w:r>
+        <w:rPr>
+          <w:rFonts w:ascii="Segoe UI Light" w:hAnsi="Segoe UI Light" w:cs="Segoe UI Light"/>
+          <w:color w:val="000000" w:themeColor="text1"/>
+        </w:rPr>
+        <w:t xml:space="preserve"> care of root cause #</w:t>
+      </w:r>
+      <w:r>
+        <w:rPr>
+          <w:rFonts w:ascii="Segoe UI Light" w:hAnsi="Segoe UI Light" w:cs="Segoe UI Light"/>
+          <w:color w:val="000000" w:themeColor="text1"/>
+        </w:rPr>
+        <w:t>2</w:t>
+      </w:r>
+      <w:r>
+        <w:rPr>
+          <w:rFonts w:ascii="Segoe UI Light" w:hAnsi="Segoe UI Light" w:cs="Segoe UI Light"/>
+          <w:color w:val="000000" w:themeColor="text1"/>
+        </w:rPr>
+        <w:t xml:space="preserve"> of death</w:t>
+      </w:r>
+      <w:r>
+        <w:rPr>
+          <w:rFonts w:ascii="Segoe UI Light" w:hAnsi="Segoe UI Light" w:cs="Segoe UI Light"/>
+          <w:color w:val="000000" w:themeColor="text1"/>
+        </w:rPr>
+        <w:t>.</w:t>
+      </w:r>
+    </w:p>
+    <w:p>
+      <w:pPr>
+        <w:rPr>
+          <w:rFonts w:ascii="Segoe UI Light" w:hAnsi="Segoe UI Light" w:cs="Segoe UI Light"/>
+          <w:color w:val="000000" w:themeColor="text1"/>
+        </w:rPr>
+      </w:pPr>
+      <w:r>
+        <w:rPr>
+          <w:rFonts w:ascii="Segoe UI Light" w:hAnsi="Segoe UI Light" w:cs="Segoe UI Light"/>
+          <w:color w:val="000000" w:themeColor="text1"/>
+        </w:rPr>
+        <w:t>So, to recap</w:t>
+      </w:r>
+      <w:r>
+        <w:rPr>
+          <w:rFonts w:ascii="Segoe UI Light" w:hAnsi="Segoe UI Light" w:cs="Segoe UI Light"/>
+          <w:color w:val="000000" w:themeColor="text1"/>
+        </w:rPr>
+        <w:t xml:space="preserve"> this section, Jehovah </w:t>
+      </w:r>
+      <w:r>
+        <w:rPr>
+          <w:rFonts w:ascii="Segoe UI Light" w:hAnsi="Segoe UI Light" w:cs="Segoe UI Light"/>
+          <w:color w:val="000000" w:themeColor="text1"/>
+        </w:rPr>
+        <w:t xml:space="preserve">has </w:t>
+      </w:r>
+      <w:r>
+        <w:rPr>
+          <w:rFonts w:ascii="Segoe UI Light" w:hAnsi="Segoe UI Light" w:cs="Segoe UI Light"/>
+          <w:color w:val="000000" w:themeColor="text1"/>
+        </w:rPr>
+        <w:t>already made provision to save us from death – Genesis 3:15:</w:t>
+      </w:r>
+    </w:p>
+    <w:p>
+      <w:pPr>
+        <w:pStyle w:val="ListParagraph"/>
+        <w:numPr>
+          <w:ilvl w:val="0"/>
+          <w:numId w:val="35"/>
+        </w:numPr>
+        <w:rPr>
+          <w:rFonts w:ascii="Segoe UI Light" w:hAnsi="Segoe UI Light" w:cs="Segoe UI Light"/>
+          <w:color w:val="000000" w:themeColor="text1"/>
+        </w:rPr>
+      </w:pPr>
+      <w:r>
+        <w:rPr>
+          <w:rFonts w:ascii="Segoe UI Light" w:hAnsi="Segoe UI Light" w:cs="Segoe UI Light"/>
+          <w:color w:val="000000" w:themeColor="text1"/>
+        </w:rPr>
+        <w:t>Jesus will crush Satan’s head</w:t>
+      </w:r>
+    </w:p>
+    <w:p>
+      <w:pPr>
+        <w:pStyle w:val="ListParagraph"/>
+        <w:numPr>
+          <w:ilvl w:val="0"/>
+          <w:numId w:val="35"/>
+        </w:numPr>
+        <w:rPr>
+          <w:rFonts w:ascii="Segoe UI Light" w:hAnsi="Segoe UI Light" w:cs="Segoe UI Light"/>
+          <w:color w:val="000000" w:themeColor="text1"/>
+        </w:rPr>
+      </w:pPr>
+      <w:r>
+        <w:rPr>
+          <w:rFonts w:ascii="Segoe UI Light" w:hAnsi="Segoe UI Light" w:cs="Segoe UI Light"/>
+          <w:color w:val="000000" w:themeColor="text1"/>
+        </w:rPr>
+        <w:t>Jesus offered his life for the forgiveness of our sins</w:t>
+      </w:r>
+    </w:p>
+    <w:p>
+      <w:pPr>
+        <w:rPr>
+          <w:rFonts w:ascii="Segoe UI Light" w:hAnsi="Segoe UI Light" w:cs="Segoe UI Light"/>
+        </w:rPr>
+      </w:pPr>
+    </w:p>
+    <w:p>
+      <w:pPr>
+        <w:rPr>
+          <w:rFonts w:ascii="Segoe UI Light" w:hAnsi="Segoe UI Light" w:cs="Segoe UI Light"/>
+        </w:rPr>
+      </w:pPr>
+      <w:r>
+        <w:rPr>
+          <w:rFonts w:ascii="Segoe UI Light" w:hAnsi="Segoe UI Light" w:cs="Segoe UI Light"/>
+          <w:b/>
+          <w:bCs/>
+        </w:rPr>
+        <w:t>HOW JEHOVAH PROTECT HIS PEOPLE TODAY</w:t>
+      </w:r>
+    </w:p>
+    <w:p>
+      <w:pPr>
+        <w:rPr>
+          <w:rFonts w:ascii="Segoe UI Light" w:hAnsi="Segoe UI Light" w:cs="Segoe UI Light"/>
+        </w:rPr>
+      </w:pPr>
+    </w:p>
+    <w:p>
+      <w:pPr>
+        <w:rPr>
+          <w:rFonts w:ascii="Segoe UI Light" w:hAnsi="Segoe UI Light" w:cs="Segoe UI Light"/>
+          <w:b/>
+          <w:bCs/>
+        </w:rPr>
+      </w:pPr>
+      <w:r>
+        <w:rPr>
+          <w:rFonts w:ascii="Segoe UI Light" w:hAnsi="Segoe UI Light" w:cs="Segoe UI Light"/>
+          <w:b/>
+          <w:bCs/>
+        </w:rPr>
+        <w:lastRenderedPageBreak/>
         <w:t>HOW JEHOVAH WILL DELIVER HIS PEOPLE IN THE FUTURE</w:t>
       </w:r>
     </w:p>
@@ -5128,6 +6084,232 @@
 <file path=word/numbering.xml><?xml version="1.0" encoding="utf-8"?>
 <w:numbering xmlns:wpc="http://schemas.microsoft.com/office/word/2010/wordprocessingCanvas" xmlns:cx="http://schemas.microsoft.com/office/drawing/2014/chartex" xmlns:cx1="http://schemas.microsoft.com/office/drawing/2015/9/8/chartex" xmlns:cx2="http://schemas.microsoft.com/office/drawing/2015/10/21/chartex" xmlns:cx3="http://schemas.microsoft.com/office/drawing/2016/5/9/chartex" xmlns:cx4="http://schemas.microsoft.com/office/drawing/2016/5/10/chartex" xmlns:cx5="http://schemas.microsoft.com/office/drawing/2016/5/11/chartex" xmlns:cx6="http://schemas.microsoft.com/office/drawing/2016/5/12/chartex" xmlns:cx7="http://schemas.microsoft.com/office/drawing/2016/5/13/chartex" xmlns:cx8="http://schemas.microsoft.com/office/drawing/2016/5/14/chartex" xmlns:mc="http://schemas.openxmlformats.org/markup-compatibility/2006" xmlns:aink="http://schemas.microsoft.com/office/drawing/2016/ink" xmlns:am3d="http://schemas.microsoft.com/office/drawing/2017/model3d" xmlns:o="urn:schemas-microsoft-com:office:office" xmlns:oel="http://schemas.microsoft.com/office/2019/extlst" xmlns:r="http://schemas.openxmlformats.org/officeDocument/2006/relationships" xmlns:m="http://schemas.openxmlformats.org/officeDocument/2006/math" xmlns:v="urn:schemas-microsoft-com:vml" xmlns:wp14="http://schemas.microsoft.com/office/word/2010/wordprocessingDrawing" xmlns:wp="http://schemas.openxmlformats.org/drawingml/2006/wordprocessingDrawing" xmlns:w10="urn:schemas-microsoft-com:office:word" xmlns:w="http://schemas.openxmlformats.org/wordprocessingml/2006/main" xmlns:w14="http://schemas.microsoft.com/office/word/2010/wordml" xmlns:w15="http://schemas.microsoft.com/office/word/2012/wordml" xmlns:w16cex="http://schemas.microsoft.com/office/word/2018/wordml/cex" xmlns:w16cid="http://schemas.microsoft.com/office/word/2016/wordml/cid" xmlns:w16="http://schemas.microsoft.com/office/word/2018/wordml" xmlns:w16du="http://schemas.microsoft.com/office/word/2023/wordml/word16du" xmlns:w16sdtdh="http://schemas.microsoft.com/office/word/2020/wordml/sdtdatahash" xmlns:w16sdtfl="http://schemas.microsoft.com/office/word/2024/wordml/sdtformatlock" xmlns:w16se="http://schemas.microsoft.com/office/word/2015/wordml/symex" xmlns:wpg="http://schemas.microsoft.com/office/word/2010/wordprocessingGroup" xmlns:wpi="http://schemas.microsoft.com/office/word/2010/wordprocessingInk" xmlns:wne="http://schemas.microsoft.com/office/word/2006/wordml" xmlns:wps="http://schemas.microsoft.com/office/word/2010/wordprocessingShape" mc:Ignorable="w14 w15 w16se w16cid w16 w16cex w16sdtdh w16sdtfl w16du wp14">
   <w:abstractNum w:abstractNumId="0" w15:restartNumberingAfterBreak="0">
+    <w:nsid w:val="034641F4"/>
+    <w:multiLevelType w:val="hybridMultilevel"/>
+    <w:tmpl w:val="CBB67A08"/>
+    <w:lvl w:ilvl="0" w:tplc="10090009">
+      <w:start w:val="1"/>
+      <w:numFmt w:val="bullet"/>
+      <w:lvlText w:val=""/>
+      <w:lvlJc w:val="left"/>
+      <w:pPr>
+        <w:ind w:left="1800" w:hanging="360"/>
+      </w:pPr>
+      <w:rPr>
+        <w:rFonts w:ascii="Wingdings" w:hAnsi="Wingdings" w:hint="default"/>
+      </w:rPr>
+    </w:lvl>
+    <w:lvl w:ilvl="1" w:tplc="10090003" w:tentative="1">
+      <w:start w:val="1"/>
+      <w:numFmt w:val="bullet"/>
+      <w:lvlText w:val="o"/>
+      <w:lvlJc w:val="left"/>
+      <w:pPr>
+        <w:ind w:left="2520" w:hanging="360"/>
+      </w:pPr>
+      <w:rPr>
+        <w:rFonts w:ascii="Courier New" w:hAnsi="Courier New" w:cs="Courier New" w:hint="default"/>
+      </w:rPr>
+    </w:lvl>
+    <w:lvl w:ilvl="2" w:tplc="10090005" w:tentative="1">
+      <w:start w:val="1"/>
+      <w:numFmt w:val="bullet"/>
+      <w:lvlText w:val=""/>
+      <w:lvlJc w:val="left"/>
+      <w:pPr>
+        <w:ind w:left="3240" w:hanging="360"/>
+      </w:pPr>
+      <w:rPr>
+        <w:rFonts w:ascii="Wingdings" w:hAnsi="Wingdings" w:hint="default"/>
+      </w:rPr>
+    </w:lvl>
+    <w:lvl w:ilvl="3" w:tplc="10090001" w:tentative="1">
+      <w:start w:val="1"/>
+      <w:numFmt w:val="bullet"/>
+      <w:lvlText w:val=""/>
+      <w:lvlJc w:val="left"/>
+      <w:pPr>
+        <w:ind w:left="3960" w:hanging="360"/>
+      </w:pPr>
+      <w:rPr>
+        <w:rFonts w:ascii="Symbol" w:hAnsi="Symbol" w:hint="default"/>
+      </w:rPr>
+    </w:lvl>
+    <w:lvl w:ilvl="4" w:tplc="10090003" w:tentative="1">
+      <w:start w:val="1"/>
+      <w:numFmt w:val="bullet"/>
+      <w:lvlText w:val="o"/>
+      <w:lvlJc w:val="left"/>
+      <w:pPr>
+        <w:ind w:left="4680" w:hanging="360"/>
+      </w:pPr>
+      <w:rPr>
+        <w:rFonts w:ascii="Courier New" w:hAnsi="Courier New" w:cs="Courier New" w:hint="default"/>
+      </w:rPr>
+    </w:lvl>
+    <w:lvl w:ilvl="5" w:tplc="10090005" w:tentative="1">
+      <w:start w:val="1"/>
+      <w:numFmt w:val="bullet"/>
+      <w:lvlText w:val=""/>
+      <w:lvlJc w:val="left"/>
+      <w:pPr>
+        <w:ind w:left="5400" w:hanging="360"/>
+      </w:pPr>
+      <w:rPr>
+        <w:rFonts w:ascii="Wingdings" w:hAnsi="Wingdings" w:hint="default"/>
+      </w:rPr>
+    </w:lvl>
+    <w:lvl w:ilvl="6" w:tplc="10090001" w:tentative="1">
+      <w:start w:val="1"/>
+      <w:numFmt w:val="bullet"/>
+      <w:lvlText w:val=""/>
+      <w:lvlJc w:val="left"/>
+      <w:pPr>
+        <w:ind w:left="6120" w:hanging="360"/>
+      </w:pPr>
+      <w:rPr>
+        <w:rFonts w:ascii="Symbol" w:hAnsi="Symbol" w:hint="default"/>
+      </w:rPr>
+    </w:lvl>
+    <w:lvl w:ilvl="7" w:tplc="10090003" w:tentative="1">
+      <w:start w:val="1"/>
+      <w:numFmt w:val="bullet"/>
+      <w:lvlText w:val="o"/>
+      <w:lvlJc w:val="left"/>
+      <w:pPr>
+        <w:ind w:left="6840" w:hanging="360"/>
+      </w:pPr>
+      <w:rPr>
+        <w:rFonts w:ascii="Courier New" w:hAnsi="Courier New" w:cs="Courier New" w:hint="default"/>
+      </w:rPr>
+    </w:lvl>
+    <w:lvl w:ilvl="8" w:tplc="10090005" w:tentative="1">
+      <w:start w:val="1"/>
+      <w:numFmt w:val="bullet"/>
+      <w:lvlText w:val=""/>
+      <w:lvlJc w:val="left"/>
+      <w:pPr>
+        <w:ind w:left="7560" w:hanging="360"/>
+      </w:pPr>
+      <w:rPr>
+        <w:rFonts w:ascii="Wingdings" w:hAnsi="Wingdings" w:hint="default"/>
+      </w:rPr>
+    </w:lvl>
+  </w:abstractNum>
+  <w:abstractNum w:abstractNumId="1" w15:restartNumberingAfterBreak="0">
+    <w:nsid w:val="050F4980"/>
+    <w:multiLevelType w:val="hybridMultilevel"/>
+    <w:tmpl w:val="F78C59FC"/>
+    <w:lvl w:ilvl="0" w:tplc="10090001">
+      <w:start w:val="1"/>
+      <w:numFmt w:val="bullet"/>
+      <w:lvlText w:val=""/>
+      <w:lvlJc w:val="left"/>
+      <w:pPr>
+        <w:ind w:left="2157" w:hanging="360"/>
+      </w:pPr>
+      <w:rPr>
+        <w:rFonts w:ascii="Symbol" w:hAnsi="Symbol" w:hint="default"/>
+      </w:rPr>
+    </w:lvl>
+    <w:lvl w:ilvl="1" w:tplc="10090003" w:tentative="1">
+      <w:start w:val="1"/>
+      <w:numFmt w:val="bullet"/>
+      <w:lvlText w:val="o"/>
+      <w:lvlJc w:val="left"/>
+      <w:pPr>
+        <w:ind w:left="2877" w:hanging="360"/>
+      </w:pPr>
+      <w:rPr>
+        <w:rFonts w:ascii="Courier New" w:hAnsi="Courier New" w:cs="Courier New" w:hint="default"/>
+      </w:rPr>
+    </w:lvl>
+    <w:lvl w:ilvl="2" w:tplc="10090005" w:tentative="1">
+      <w:start w:val="1"/>
+      <w:numFmt w:val="bullet"/>
+      <w:lvlText w:val=""/>
+      <w:lvlJc w:val="left"/>
+      <w:pPr>
+        <w:ind w:left="3597" w:hanging="360"/>
+      </w:pPr>
+      <w:rPr>
+        <w:rFonts w:ascii="Wingdings" w:hAnsi="Wingdings" w:hint="default"/>
+      </w:rPr>
+    </w:lvl>
+    <w:lvl w:ilvl="3" w:tplc="10090001" w:tentative="1">
+      <w:start w:val="1"/>
+      <w:numFmt w:val="bullet"/>
+      <w:lvlText w:val=""/>
+      <w:lvlJc w:val="left"/>
+      <w:pPr>
+        <w:ind w:left="4317" w:hanging="360"/>
+      </w:pPr>
+      <w:rPr>
+        <w:rFonts w:ascii="Symbol" w:hAnsi="Symbol" w:hint="default"/>
+      </w:rPr>
+    </w:lvl>
+    <w:lvl w:ilvl="4" w:tplc="10090003" w:tentative="1">
+      <w:start w:val="1"/>
+      <w:numFmt w:val="bullet"/>
+      <w:lvlText w:val="o"/>
+      <w:lvlJc w:val="left"/>
+      <w:pPr>
+        <w:ind w:left="5037" w:hanging="360"/>
+      </w:pPr>
+      <w:rPr>
+        <w:rFonts w:ascii="Courier New" w:hAnsi="Courier New" w:cs="Courier New" w:hint="default"/>
+      </w:rPr>
+    </w:lvl>
+    <w:lvl w:ilvl="5" w:tplc="10090005" w:tentative="1">
+      <w:start w:val="1"/>
+      <w:numFmt w:val="bullet"/>
+      <w:lvlText w:val=""/>
+      <w:lvlJc w:val="left"/>
+      <w:pPr>
+        <w:ind w:left="5757" w:hanging="360"/>
+      </w:pPr>
+      <w:rPr>
+        <w:rFonts w:ascii="Wingdings" w:hAnsi="Wingdings" w:hint="default"/>
+      </w:rPr>
+    </w:lvl>
+    <w:lvl w:ilvl="6" w:tplc="10090001" w:tentative="1">
+      <w:start w:val="1"/>
+      <w:numFmt w:val="bullet"/>
+      <w:lvlText w:val=""/>
+      <w:lvlJc w:val="left"/>
+      <w:pPr>
+        <w:ind w:left="6477" w:hanging="360"/>
+      </w:pPr>
+      <w:rPr>
+        <w:rFonts w:ascii="Symbol" w:hAnsi="Symbol" w:hint="default"/>
+      </w:rPr>
+    </w:lvl>
+    <w:lvl w:ilvl="7" w:tplc="10090003" w:tentative="1">
+      <w:start w:val="1"/>
+      <w:numFmt w:val="bullet"/>
+      <w:lvlText w:val="o"/>
+      <w:lvlJc w:val="left"/>
+      <w:pPr>
+        <w:ind w:left="7197" w:hanging="360"/>
+      </w:pPr>
+      <w:rPr>
+        <w:rFonts w:ascii="Courier New" w:hAnsi="Courier New" w:cs="Courier New" w:hint="default"/>
+      </w:rPr>
+    </w:lvl>
+    <w:lvl w:ilvl="8" w:tplc="10090005" w:tentative="1">
+      <w:start w:val="1"/>
+      <w:numFmt w:val="bullet"/>
+      <w:lvlText w:val=""/>
+      <w:lvlJc w:val="left"/>
+      <w:pPr>
+        <w:ind w:left="7917" w:hanging="360"/>
+      </w:pPr>
+      <w:rPr>
+        <w:rFonts w:ascii="Wingdings" w:hAnsi="Wingdings" w:hint="default"/>
+      </w:rPr>
+    </w:lvl>
+  </w:abstractNum>
+  <w:abstractNum w:abstractNumId="2" w15:restartNumberingAfterBreak="0">
     <w:nsid w:val="064A65B5"/>
     <w:multiLevelType w:val="hybridMultilevel"/>
     <w:tmpl w:val="3104F6A8"/>
@@ -5240,7 +6422,120 @@
       </w:rPr>
     </w:lvl>
   </w:abstractNum>
-  <w:abstractNum w:abstractNumId="1" w15:restartNumberingAfterBreak="0">
+  <w:abstractNum w:abstractNumId="3" w15:restartNumberingAfterBreak="0">
+    <w:nsid w:val="09BF140C"/>
+    <w:multiLevelType w:val="hybridMultilevel"/>
+    <w:tmpl w:val="6DBADE54"/>
+    <w:lvl w:ilvl="0" w:tplc="10090001">
+      <w:start w:val="1"/>
+      <w:numFmt w:val="bullet"/>
+      <w:lvlText w:val=""/>
+      <w:lvlJc w:val="left"/>
+      <w:pPr>
+        <w:ind w:left="2517" w:hanging="360"/>
+      </w:pPr>
+      <w:rPr>
+        <w:rFonts w:ascii="Symbol" w:hAnsi="Symbol" w:hint="default"/>
+      </w:rPr>
+    </w:lvl>
+    <w:lvl w:ilvl="1" w:tplc="10090003">
+      <w:start w:val="1"/>
+      <w:numFmt w:val="bullet"/>
+      <w:lvlText w:val="o"/>
+      <w:lvlJc w:val="left"/>
+      <w:pPr>
+        <w:ind w:left="3237" w:hanging="360"/>
+      </w:pPr>
+      <w:rPr>
+        <w:rFonts w:ascii="Courier New" w:hAnsi="Courier New" w:cs="Courier New" w:hint="default"/>
+      </w:rPr>
+    </w:lvl>
+    <w:lvl w:ilvl="2" w:tplc="10090005">
+      <w:start w:val="1"/>
+      <w:numFmt w:val="bullet"/>
+      <w:lvlText w:val=""/>
+      <w:lvlJc w:val="left"/>
+      <w:pPr>
+        <w:ind w:left="3957" w:hanging="360"/>
+      </w:pPr>
+      <w:rPr>
+        <w:rFonts w:ascii="Wingdings" w:hAnsi="Wingdings" w:hint="default"/>
+      </w:rPr>
+    </w:lvl>
+    <w:lvl w:ilvl="3" w:tplc="10090001" w:tentative="1">
+      <w:start w:val="1"/>
+      <w:numFmt w:val="bullet"/>
+      <w:lvlText w:val=""/>
+      <w:lvlJc w:val="left"/>
+      <w:pPr>
+        <w:ind w:left="4677" w:hanging="360"/>
+      </w:pPr>
+      <w:rPr>
+        <w:rFonts w:ascii="Symbol" w:hAnsi="Symbol" w:hint="default"/>
+      </w:rPr>
+    </w:lvl>
+    <w:lvl w:ilvl="4" w:tplc="10090003" w:tentative="1">
+      <w:start w:val="1"/>
+      <w:numFmt w:val="bullet"/>
+      <w:lvlText w:val="o"/>
+      <w:lvlJc w:val="left"/>
+      <w:pPr>
+        <w:ind w:left="5397" w:hanging="360"/>
+      </w:pPr>
+      <w:rPr>
+        <w:rFonts w:ascii="Courier New" w:hAnsi="Courier New" w:cs="Courier New" w:hint="default"/>
+      </w:rPr>
+    </w:lvl>
+    <w:lvl w:ilvl="5" w:tplc="10090005" w:tentative="1">
+      <w:start w:val="1"/>
+      <w:numFmt w:val="bullet"/>
+      <w:lvlText w:val=""/>
+      <w:lvlJc w:val="left"/>
+      <w:pPr>
+        <w:ind w:left="6117" w:hanging="360"/>
+      </w:pPr>
+      <w:rPr>
+        <w:rFonts w:ascii="Wingdings" w:hAnsi="Wingdings" w:hint="default"/>
+      </w:rPr>
+    </w:lvl>
+    <w:lvl w:ilvl="6" w:tplc="10090001" w:tentative="1">
+      <w:start w:val="1"/>
+      <w:numFmt w:val="bullet"/>
+      <w:lvlText w:val=""/>
+      <w:lvlJc w:val="left"/>
+      <w:pPr>
+        <w:ind w:left="6837" w:hanging="360"/>
+      </w:pPr>
+      <w:rPr>
+        <w:rFonts w:ascii="Symbol" w:hAnsi="Symbol" w:hint="default"/>
+      </w:rPr>
+    </w:lvl>
+    <w:lvl w:ilvl="7" w:tplc="10090003" w:tentative="1">
+      <w:start w:val="1"/>
+      <w:numFmt w:val="bullet"/>
+      <w:lvlText w:val="o"/>
+      <w:lvlJc w:val="left"/>
+      <w:pPr>
+        <w:ind w:left="7557" w:hanging="360"/>
+      </w:pPr>
+      <w:rPr>
+        <w:rFonts w:ascii="Courier New" w:hAnsi="Courier New" w:cs="Courier New" w:hint="default"/>
+      </w:rPr>
+    </w:lvl>
+    <w:lvl w:ilvl="8" w:tplc="10090005" w:tentative="1">
+      <w:start w:val="1"/>
+      <w:numFmt w:val="bullet"/>
+      <w:lvlText w:val=""/>
+      <w:lvlJc w:val="left"/>
+      <w:pPr>
+        <w:ind w:left="8277" w:hanging="360"/>
+      </w:pPr>
+      <w:rPr>
+        <w:rFonts w:ascii="Wingdings" w:hAnsi="Wingdings" w:hint="default"/>
+      </w:rPr>
+    </w:lvl>
+  </w:abstractNum>
+  <w:abstractNum w:abstractNumId="4" w15:restartNumberingAfterBreak="0">
     <w:nsid w:val="0E312654"/>
     <w:multiLevelType w:val="hybridMultilevel"/>
     <w:tmpl w:val="4FB6774A"/>
@@ -5353,7 +6648,7 @@
       </w:rPr>
     </w:lvl>
   </w:abstractNum>
-  <w:abstractNum w:abstractNumId="2" w15:restartNumberingAfterBreak="0">
+  <w:abstractNum w:abstractNumId="5" w15:restartNumberingAfterBreak="0">
     <w:nsid w:val="11B0495E"/>
     <w:multiLevelType w:val="hybridMultilevel"/>
     <w:tmpl w:val="A80C8858"/>
@@ -5466,7 +6761,7 @@
       </w:rPr>
     </w:lvl>
   </w:abstractNum>
-  <w:abstractNum w:abstractNumId="3" w15:restartNumberingAfterBreak="0">
+  <w:abstractNum w:abstractNumId="6" w15:restartNumberingAfterBreak="0">
     <w:nsid w:val="121262AC"/>
     <w:multiLevelType w:val="hybridMultilevel"/>
     <w:tmpl w:val="B90482E0"/>
@@ -5552,7 +6847,7 @@
       </w:pPr>
     </w:lvl>
   </w:abstractNum>
-  <w:abstractNum w:abstractNumId="4" w15:restartNumberingAfterBreak="0">
+  <w:abstractNum w:abstractNumId="7" w15:restartNumberingAfterBreak="0">
     <w:nsid w:val="152013AB"/>
     <w:multiLevelType w:val="hybridMultilevel"/>
     <w:tmpl w:val="64D83B20"/>
@@ -5665,7 +6960,7 @@
       </w:rPr>
     </w:lvl>
   </w:abstractNum>
-  <w:abstractNum w:abstractNumId="5" w15:restartNumberingAfterBreak="0">
+  <w:abstractNum w:abstractNumId="8" w15:restartNumberingAfterBreak="0">
     <w:nsid w:val="1A94446B"/>
     <w:multiLevelType w:val="hybridMultilevel"/>
     <w:tmpl w:val="71C8A8F8"/>
@@ -5778,7 +7073,7 @@
       </w:rPr>
     </w:lvl>
   </w:abstractNum>
-  <w:abstractNum w:abstractNumId="6" w15:restartNumberingAfterBreak="0">
+  <w:abstractNum w:abstractNumId="9" w15:restartNumberingAfterBreak="0">
     <w:nsid w:val="1C535D0B"/>
     <w:multiLevelType w:val="hybridMultilevel"/>
     <w:tmpl w:val="8A64A996"/>
@@ -5891,7 +7186,7 @@
       </w:rPr>
     </w:lvl>
   </w:abstractNum>
-  <w:abstractNum w:abstractNumId="7" w15:restartNumberingAfterBreak="0">
+  <w:abstractNum w:abstractNumId="10" w15:restartNumberingAfterBreak="0">
     <w:nsid w:val="1CEC314D"/>
     <w:multiLevelType w:val="hybridMultilevel"/>
     <w:tmpl w:val="070E12AC"/>
@@ -6004,7 +7299,7 @@
       </w:rPr>
     </w:lvl>
   </w:abstractNum>
-  <w:abstractNum w:abstractNumId="8" w15:restartNumberingAfterBreak="0">
+  <w:abstractNum w:abstractNumId="11" w15:restartNumberingAfterBreak="0">
     <w:nsid w:val="249F2707"/>
     <w:multiLevelType w:val="hybridMultilevel"/>
     <w:tmpl w:val="6A048F76"/>
@@ -6093,7 +7388,7 @@
       </w:pPr>
     </w:lvl>
   </w:abstractNum>
-  <w:abstractNum w:abstractNumId="9" w15:restartNumberingAfterBreak="0">
+  <w:abstractNum w:abstractNumId="12" w15:restartNumberingAfterBreak="0">
     <w:nsid w:val="24A80059"/>
     <w:multiLevelType w:val="hybridMultilevel"/>
     <w:tmpl w:val="11B24C7E"/>
@@ -6206,7 +7501,7 @@
       </w:rPr>
     </w:lvl>
   </w:abstractNum>
-  <w:abstractNum w:abstractNumId="10" w15:restartNumberingAfterBreak="0">
+  <w:abstractNum w:abstractNumId="13" w15:restartNumberingAfterBreak="0">
     <w:nsid w:val="29F30EFE"/>
     <w:multiLevelType w:val="hybridMultilevel"/>
     <w:tmpl w:val="8D849220"/>
@@ -6319,7 +7614,7 @@
       </w:rPr>
     </w:lvl>
   </w:abstractNum>
-  <w:abstractNum w:abstractNumId="11" w15:restartNumberingAfterBreak="0">
+  <w:abstractNum w:abstractNumId="14" w15:restartNumberingAfterBreak="0">
     <w:nsid w:val="2BE93405"/>
     <w:multiLevelType w:val="hybridMultilevel"/>
     <w:tmpl w:val="ACB8863E"/>
@@ -6405,7 +7700,7 @@
       </w:pPr>
     </w:lvl>
   </w:abstractNum>
-  <w:abstractNum w:abstractNumId="12" w15:restartNumberingAfterBreak="0">
+  <w:abstractNum w:abstractNumId="15" w15:restartNumberingAfterBreak="0">
     <w:nsid w:val="2F201800"/>
     <w:multiLevelType w:val="hybridMultilevel"/>
     <w:tmpl w:val="83526C60"/>
@@ -6518,7 +7813,7 @@
       </w:rPr>
     </w:lvl>
   </w:abstractNum>
-  <w:abstractNum w:abstractNumId="13" w15:restartNumberingAfterBreak="0">
+  <w:abstractNum w:abstractNumId="16" w15:restartNumberingAfterBreak="0">
     <w:nsid w:val="2F4B1B10"/>
     <w:multiLevelType w:val="hybridMultilevel"/>
     <w:tmpl w:val="FC12F644"/>
@@ -6631,7 +7926,7 @@
       </w:rPr>
     </w:lvl>
   </w:abstractNum>
-  <w:abstractNum w:abstractNumId="14" w15:restartNumberingAfterBreak="0">
+  <w:abstractNum w:abstractNumId="17" w15:restartNumberingAfterBreak="0">
     <w:nsid w:val="307F4271"/>
     <w:multiLevelType w:val="hybridMultilevel"/>
     <w:tmpl w:val="6650950A"/>
@@ -6744,7 +8039,7 @@
       </w:rPr>
     </w:lvl>
   </w:abstractNum>
-  <w:abstractNum w:abstractNumId="15" w15:restartNumberingAfterBreak="0">
+  <w:abstractNum w:abstractNumId="18" w15:restartNumberingAfterBreak="0">
     <w:nsid w:val="308D3CBF"/>
     <w:multiLevelType w:val="hybridMultilevel"/>
     <w:tmpl w:val="6C4ABE3C"/>
@@ -6857,10 +8152,10 @@
       </w:rPr>
     </w:lvl>
   </w:abstractNum>
-  <w:abstractNum w:abstractNumId="16" w15:restartNumberingAfterBreak="0">
+  <w:abstractNum w:abstractNumId="19" w15:restartNumberingAfterBreak="0">
     <w:nsid w:val="32F46B80"/>
     <w:multiLevelType w:val="hybridMultilevel"/>
-    <w:tmpl w:val="9D381AD8"/>
+    <w:tmpl w:val="D6EEF02A"/>
     <w:lvl w:ilvl="0" w:tplc="10090001">
       <w:start w:val="1"/>
       <w:numFmt w:val="bullet"/>
@@ -6906,68 +8201,68 @@
         <w:rFonts w:ascii="Courier New" w:hAnsi="Courier New" w:cs="Courier New" w:hint="default"/>
       </w:rPr>
     </w:lvl>
-    <w:lvl w:ilvl="4" w:tplc="10090003" w:tentative="1">
+    <w:lvl w:ilvl="4" w:tplc="10090009">
+      <w:start w:val="1"/>
+      <w:numFmt w:val="bullet"/>
+      <w:lvlText w:val=""/>
+      <w:lvlJc w:val="left"/>
+      <w:pPr>
+        <w:ind w:left="2160" w:hanging="360"/>
+      </w:pPr>
+      <w:rPr>
+        <w:rFonts w:ascii="Wingdings" w:hAnsi="Wingdings" w:hint="default"/>
+      </w:rPr>
+    </w:lvl>
+    <w:lvl w:ilvl="5" w:tplc="10090005">
+      <w:start w:val="1"/>
+      <w:numFmt w:val="bullet"/>
+      <w:lvlText w:val=""/>
+      <w:lvlJc w:val="left"/>
+      <w:pPr>
+        <w:ind w:left="5040" w:hanging="360"/>
+      </w:pPr>
+      <w:rPr>
+        <w:rFonts w:ascii="Wingdings" w:hAnsi="Wingdings" w:hint="default"/>
+      </w:rPr>
+    </w:lvl>
+    <w:lvl w:ilvl="6" w:tplc="10090001" w:tentative="1">
+      <w:start w:val="1"/>
+      <w:numFmt w:val="bullet"/>
+      <w:lvlText w:val=""/>
+      <w:lvlJc w:val="left"/>
+      <w:pPr>
+        <w:ind w:left="5760" w:hanging="360"/>
+      </w:pPr>
+      <w:rPr>
+        <w:rFonts w:ascii="Symbol" w:hAnsi="Symbol" w:hint="default"/>
+      </w:rPr>
+    </w:lvl>
+    <w:lvl w:ilvl="7" w:tplc="10090003" w:tentative="1">
       <w:start w:val="1"/>
       <w:numFmt w:val="bullet"/>
       <w:lvlText w:val="o"/>
       <w:lvlJc w:val="left"/>
       <w:pPr>
-        <w:ind w:left="4320" w:hanging="360"/>
+        <w:ind w:left="6480" w:hanging="360"/>
       </w:pPr>
       <w:rPr>
         <w:rFonts w:ascii="Courier New" w:hAnsi="Courier New" w:cs="Courier New" w:hint="default"/>
       </w:rPr>
     </w:lvl>
-    <w:lvl w:ilvl="5" w:tplc="10090005" w:tentative="1">
+    <w:lvl w:ilvl="8" w:tplc="10090005" w:tentative="1">
       <w:start w:val="1"/>
       <w:numFmt w:val="bullet"/>
       <w:lvlText w:val=""/>
       <w:lvlJc w:val="left"/>
       <w:pPr>
-        <w:ind w:left="5040" w:hanging="360"/>
+        <w:ind w:left="7200" w:hanging="360"/>
       </w:pPr>
       <w:rPr>
         <w:rFonts w:ascii="Wingdings" w:hAnsi="Wingdings" w:hint="default"/>
       </w:rPr>
     </w:lvl>
-    <w:lvl w:ilvl="6" w:tplc="10090001" w:tentative="1">
-      <w:start w:val="1"/>
-      <w:numFmt w:val="bullet"/>
-      <w:lvlText w:val=""/>
-      <w:lvlJc w:val="left"/>
-      <w:pPr>
-        <w:ind w:left="5760" w:hanging="360"/>
-      </w:pPr>
-      <w:rPr>
-        <w:rFonts w:ascii="Symbol" w:hAnsi="Symbol" w:hint="default"/>
-      </w:rPr>
-    </w:lvl>
-    <w:lvl w:ilvl="7" w:tplc="10090003" w:tentative="1">
-      <w:start w:val="1"/>
-      <w:numFmt w:val="bullet"/>
-      <w:lvlText w:val="o"/>
-      <w:lvlJc w:val="left"/>
-      <w:pPr>
-        <w:ind w:left="6480" w:hanging="360"/>
-      </w:pPr>
-      <w:rPr>
-        <w:rFonts w:ascii="Courier New" w:hAnsi="Courier New" w:cs="Courier New" w:hint="default"/>
-      </w:rPr>
-    </w:lvl>
-    <w:lvl w:ilvl="8" w:tplc="10090005" w:tentative="1">
-      <w:start w:val="1"/>
-      <w:numFmt w:val="bullet"/>
-      <w:lvlText w:val=""/>
-      <w:lvlJc w:val="left"/>
-      <w:pPr>
-        <w:ind w:left="7200" w:hanging="360"/>
-      </w:pPr>
-      <w:rPr>
-        <w:rFonts w:ascii="Wingdings" w:hAnsi="Wingdings" w:hint="default"/>
-      </w:rPr>
-    </w:lvl>
   </w:abstractNum>
-  <w:abstractNum w:abstractNumId="17" w15:restartNumberingAfterBreak="0">
+  <w:abstractNum w:abstractNumId="20" w15:restartNumberingAfterBreak="0">
     <w:nsid w:val="3E4E7E1D"/>
     <w:multiLevelType w:val="hybridMultilevel"/>
     <w:tmpl w:val="C4183DF8"/>
@@ -7080,7 +8375,7 @@
       </w:rPr>
     </w:lvl>
   </w:abstractNum>
-  <w:abstractNum w:abstractNumId="18" w15:restartNumberingAfterBreak="0">
+  <w:abstractNum w:abstractNumId="21" w15:restartNumberingAfterBreak="0">
     <w:nsid w:val="3EC24676"/>
     <w:multiLevelType w:val="hybridMultilevel"/>
     <w:tmpl w:val="AD10C83C"/>
@@ -7166,7 +8461,120 @@
       </w:pPr>
     </w:lvl>
   </w:abstractNum>
-  <w:abstractNum w:abstractNumId="19" w15:restartNumberingAfterBreak="0">
+  <w:abstractNum w:abstractNumId="22" w15:restartNumberingAfterBreak="0">
+    <w:nsid w:val="5E800D5C"/>
+    <w:multiLevelType w:val="hybridMultilevel"/>
+    <w:tmpl w:val="481006D8"/>
+    <w:lvl w:ilvl="0" w:tplc="10090001">
+      <w:start w:val="1"/>
+      <w:numFmt w:val="bullet"/>
+      <w:lvlText w:val=""/>
+      <w:lvlJc w:val="left"/>
+      <w:pPr>
+        <w:ind w:left="2160" w:hanging="360"/>
+      </w:pPr>
+      <w:rPr>
+        <w:rFonts w:ascii="Symbol" w:hAnsi="Symbol" w:hint="default"/>
+      </w:rPr>
+    </w:lvl>
+    <w:lvl w:ilvl="1" w:tplc="10090003" w:tentative="1">
+      <w:start w:val="1"/>
+      <w:numFmt w:val="bullet"/>
+      <w:lvlText w:val="o"/>
+      <w:lvlJc w:val="left"/>
+      <w:pPr>
+        <w:ind w:left="2880" w:hanging="360"/>
+      </w:pPr>
+      <w:rPr>
+        <w:rFonts w:ascii="Courier New" w:hAnsi="Courier New" w:cs="Courier New" w:hint="default"/>
+      </w:rPr>
+    </w:lvl>
+    <w:lvl w:ilvl="2" w:tplc="10090005" w:tentative="1">
+      <w:start w:val="1"/>
+      <w:numFmt w:val="bullet"/>
+      <w:lvlText w:val=""/>
+      <w:lvlJc w:val="left"/>
+      <w:pPr>
+        <w:ind w:left="3600" w:hanging="360"/>
+      </w:pPr>
+      <w:rPr>
+        <w:rFonts w:ascii="Wingdings" w:hAnsi="Wingdings" w:hint="default"/>
+      </w:rPr>
+    </w:lvl>
+    <w:lvl w:ilvl="3" w:tplc="10090001" w:tentative="1">
+      <w:start w:val="1"/>
+      <w:numFmt w:val="bullet"/>
+      <w:lvlText w:val=""/>
+      <w:lvlJc w:val="left"/>
+      <w:pPr>
+        <w:ind w:left="4320" w:hanging="360"/>
+      </w:pPr>
+      <w:rPr>
+        <w:rFonts w:ascii="Symbol" w:hAnsi="Symbol" w:hint="default"/>
+      </w:rPr>
+    </w:lvl>
+    <w:lvl w:ilvl="4" w:tplc="10090003" w:tentative="1">
+      <w:start w:val="1"/>
+      <w:numFmt w:val="bullet"/>
+      <w:lvlText w:val="o"/>
+      <w:lvlJc w:val="left"/>
+      <w:pPr>
+        <w:ind w:left="5040" w:hanging="360"/>
+      </w:pPr>
+      <w:rPr>
+        <w:rFonts w:ascii="Courier New" w:hAnsi="Courier New" w:cs="Courier New" w:hint="default"/>
+      </w:rPr>
+    </w:lvl>
+    <w:lvl w:ilvl="5" w:tplc="10090005" w:tentative="1">
+      <w:start w:val="1"/>
+      <w:numFmt w:val="bullet"/>
+      <w:lvlText w:val=""/>
+      <w:lvlJc w:val="left"/>
+      <w:pPr>
+        <w:ind w:left="5760" w:hanging="360"/>
+      </w:pPr>
+      <w:rPr>
+        <w:rFonts w:ascii="Wingdings" w:hAnsi="Wingdings" w:hint="default"/>
+      </w:rPr>
+    </w:lvl>
+    <w:lvl w:ilvl="6" w:tplc="10090001" w:tentative="1">
+      <w:start w:val="1"/>
+      <w:numFmt w:val="bullet"/>
+      <w:lvlText w:val=""/>
+      <w:lvlJc w:val="left"/>
+      <w:pPr>
+        <w:ind w:left="6480" w:hanging="360"/>
+      </w:pPr>
+      <w:rPr>
+        <w:rFonts w:ascii="Symbol" w:hAnsi="Symbol" w:hint="default"/>
+      </w:rPr>
+    </w:lvl>
+    <w:lvl w:ilvl="7" w:tplc="10090003" w:tentative="1">
+      <w:start w:val="1"/>
+      <w:numFmt w:val="bullet"/>
+      <w:lvlText w:val="o"/>
+      <w:lvlJc w:val="left"/>
+      <w:pPr>
+        <w:ind w:left="7200" w:hanging="360"/>
+      </w:pPr>
+      <w:rPr>
+        <w:rFonts w:ascii="Courier New" w:hAnsi="Courier New" w:cs="Courier New" w:hint="default"/>
+      </w:rPr>
+    </w:lvl>
+    <w:lvl w:ilvl="8" w:tplc="10090005" w:tentative="1">
+      <w:start w:val="1"/>
+      <w:numFmt w:val="bullet"/>
+      <w:lvlText w:val=""/>
+      <w:lvlJc w:val="left"/>
+      <w:pPr>
+        <w:ind w:left="7920" w:hanging="360"/>
+      </w:pPr>
+      <w:rPr>
+        <w:rFonts w:ascii="Wingdings" w:hAnsi="Wingdings" w:hint="default"/>
+      </w:rPr>
+    </w:lvl>
+  </w:abstractNum>
+  <w:abstractNum w:abstractNumId="23" w15:restartNumberingAfterBreak="0">
     <w:nsid w:val="62A116E7"/>
     <w:multiLevelType w:val="hybridMultilevel"/>
     <w:tmpl w:val="AFD28870"/>
@@ -7279,7 +8687,7 @@
       </w:rPr>
     </w:lvl>
   </w:abstractNum>
-  <w:abstractNum w:abstractNumId="20" w15:restartNumberingAfterBreak="0">
+  <w:abstractNum w:abstractNumId="24" w15:restartNumberingAfterBreak="0">
     <w:nsid w:val="68C51740"/>
     <w:multiLevelType w:val="hybridMultilevel"/>
     <w:tmpl w:val="B614CEA8"/>
@@ -7368,7 +8776,7 @@
       </w:pPr>
     </w:lvl>
   </w:abstractNum>
-  <w:abstractNum w:abstractNumId="21" w15:restartNumberingAfterBreak="0">
+  <w:abstractNum w:abstractNumId="25" w15:restartNumberingAfterBreak="0">
     <w:nsid w:val="69010C8B"/>
     <w:multiLevelType w:val="hybridMultilevel"/>
     <w:tmpl w:val="AB9ACF8C"/>
@@ -7481,7 +8889,7 @@
       </w:rPr>
     </w:lvl>
   </w:abstractNum>
-  <w:abstractNum w:abstractNumId="22" w15:restartNumberingAfterBreak="0">
+  <w:abstractNum w:abstractNumId="26" w15:restartNumberingAfterBreak="0">
     <w:nsid w:val="6A2C7A5A"/>
     <w:multiLevelType w:val="hybridMultilevel"/>
     <w:tmpl w:val="2FB0BC5E"/>
@@ -7594,7 +9002,7 @@
       </w:rPr>
     </w:lvl>
   </w:abstractNum>
-  <w:abstractNum w:abstractNumId="23" w15:restartNumberingAfterBreak="0">
+  <w:abstractNum w:abstractNumId="27" w15:restartNumberingAfterBreak="0">
     <w:nsid w:val="72236AAD"/>
     <w:multiLevelType w:val="hybridMultilevel"/>
     <w:tmpl w:val="1FF8BAB6"/>
@@ -7707,7 +9115,7 @@
       </w:rPr>
     </w:lvl>
   </w:abstractNum>
-  <w:abstractNum w:abstractNumId="24" w15:restartNumberingAfterBreak="0">
+  <w:abstractNum w:abstractNumId="28" w15:restartNumberingAfterBreak="0">
     <w:nsid w:val="74CF7FBC"/>
     <w:multiLevelType w:val="hybridMultilevel"/>
     <w:tmpl w:val="454E1412"/>
@@ -7820,7 +9228,7 @@
       </w:rPr>
     </w:lvl>
   </w:abstractNum>
-  <w:abstractNum w:abstractNumId="25" w15:restartNumberingAfterBreak="0">
+  <w:abstractNum w:abstractNumId="29" w15:restartNumberingAfterBreak="0">
     <w:nsid w:val="754071D0"/>
     <w:multiLevelType w:val="hybridMultilevel"/>
     <w:tmpl w:val="3698CDEC"/>
@@ -7906,7 +9314,7 @@
       </w:pPr>
     </w:lvl>
   </w:abstractNum>
-  <w:abstractNum w:abstractNumId="26" w15:restartNumberingAfterBreak="0">
+  <w:abstractNum w:abstractNumId="30" w15:restartNumberingAfterBreak="0">
     <w:nsid w:val="798F4444"/>
     <w:multiLevelType w:val="hybridMultilevel"/>
     <w:tmpl w:val="07767454"/>
@@ -7995,7 +9403,120 @@
       </w:pPr>
     </w:lvl>
   </w:abstractNum>
-  <w:abstractNum w:abstractNumId="27" w15:restartNumberingAfterBreak="0">
+  <w:abstractNum w:abstractNumId="31" w15:restartNumberingAfterBreak="0">
+    <w:nsid w:val="7ABB3642"/>
+    <w:multiLevelType w:val="hybridMultilevel"/>
+    <w:tmpl w:val="5EA43876"/>
+    <w:lvl w:ilvl="0" w:tplc="10090001">
+      <w:start w:val="1"/>
+      <w:numFmt w:val="bullet"/>
+      <w:lvlText w:val=""/>
+      <w:lvlJc w:val="left"/>
+      <w:pPr>
+        <w:ind w:left="2160" w:hanging="360"/>
+      </w:pPr>
+      <w:rPr>
+        <w:rFonts w:ascii="Symbol" w:hAnsi="Symbol" w:hint="default"/>
+      </w:rPr>
+    </w:lvl>
+    <w:lvl w:ilvl="1" w:tplc="10090003" w:tentative="1">
+      <w:start w:val="1"/>
+      <w:numFmt w:val="bullet"/>
+      <w:lvlText w:val="o"/>
+      <w:lvlJc w:val="left"/>
+      <w:pPr>
+        <w:ind w:left="2880" w:hanging="360"/>
+      </w:pPr>
+      <w:rPr>
+        <w:rFonts w:ascii="Courier New" w:hAnsi="Courier New" w:cs="Courier New" w:hint="default"/>
+      </w:rPr>
+    </w:lvl>
+    <w:lvl w:ilvl="2" w:tplc="10090005" w:tentative="1">
+      <w:start w:val="1"/>
+      <w:numFmt w:val="bullet"/>
+      <w:lvlText w:val=""/>
+      <w:lvlJc w:val="left"/>
+      <w:pPr>
+        <w:ind w:left="3600" w:hanging="360"/>
+      </w:pPr>
+      <w:rPr>
+        <w:rFonts w:ascii="Wingdings" w:hAnsi="Wingdings" w:hint="default"/>
+      </w:rPr>
+    </w:lvl>
+    <w:lvl w:ilvl="3" w:tplc="10090001" w:tentative="1">
+      <w:start w:val="1"/>
+      <w:numFmt w:val="bullet"/>
+      <w:lvlText w:val=""/>
+      <w:lvlJc w:val="left"/>
+      <w:pPr>
+        <w:ind w:left="4320" w:hanging="360"/>
+      </w:pPr>
+      <w:rPr>
+        <w:rFonts w:ascii="Symbol" w:hAnsi="Symbol" w:hint="default"/>
+      </w:rPr>
+    </w:lvl>
+    <w:lvl w:ilvl="4" w:tplc="10090003" w:tentative="1">
+      <w:start w:val="1"/>
+      <w:numFmt w:val="bullet"/>
+      <w:lvlText w:val="o"/>
+      <w:lvlJc w:val="left"/>
+      <w:pPr>
+        <w:ind w:left="5040" w:hanging="360"/>
+      </w:pPr>
+      <w:rPr>
+        <w:rFonts w:ascii="Courier New" w:hAnsi="Courier New" w:cs="Courier New" w:hint="default"/>
+      </w:rPr>
+    </w:lvl>
+    <w:lvl w:ilvl="5" w:tplc="10090005" w:tentative="1">
+      <w:start w:val="1"/>
+      <w:numFmt w:val="bullet"/>
+      <w:lvlText w:val=""/>
+      <w:lvlJc w:val="left"/>
+      <w:pPr>
+        <w:ind w:left="5760" w:hanging="360"/>
+      </w:pPr>
+      <w:rPr>
+        <w:rFonts w:ascii="Wingdings" w:hAnsi="Wingdings" w:hint="default"/>
+      </w:rPr>
+    </w:lvl>
+    <w:lvl w:ilvl="6" w:tplc="10090001" w:tentative="1">
+      <w:start w:val="1"/>
+      <w:numFmt w:val="bullet"/>
+      <w:lvlText w:val=""/>
+      <w:lvlJc w:val="left"/>
+      <w:pPr>
+        <w:ind w:left="6480" w:hanging="360"/>
+      </w:pPr>
+      <w:rPr>
+        <w:rFonts w:ascii="Symbol" w:hAnsi="Symbol" w:hint="default"/>
+      </w:rPr>
+    </w:lvl>
+    <w:lvl w:ilvl="7" w:tplc="10090003" w:tentative="1">
+      <w:start w:val="1"/>
+      <w:numFmt w:val="bullet"/>
+      <w:lvlText w:val="o"/>
+      <w:lvlJc w:val="left"/>
+      <w:pPr>
+        <w:ind w:left="7200" w:hanging="360"/>
+      </w:pPr>
+      <w:rPr>
+        <w:rFonts w:ascii="Courier New" w:hAnsi="Courier New" w:cs="Courier New" w:hint="default"/>
+      </w:rPr>
+    </w:lvl>
+    <w:lvl w:ilvl="8" w:tplc="10090005" w:tentative="1">
+      <w:start w:val="1"/>
+      <w:numFmt w:val="bullet"/>
+      <w:lvlText w:val=""/>
+      <w:lvlJc w:val="left"/>
+      <w:pPr>
+        <w:ind w:left="7920" w:hanging="360"/>
+      </w:pPr>
+      <w:rPr>
+        <w:rFonts w:ascii="Wingdings" w:hAnsi="Wingdings" w:hint="default"/>
+      </w:rPr>
+    </w:lvl>
+  </w:abstractNum>
+  <w:abstractNum w:abstractNumId="32" w15:restartNumberingAfterBreak="0">
     <w:nsid w:val="7C935A79"/>
     <w:multiLevelType w:val="hybridMultilevel"/>
     <w:tmpl w:val="56686326"/>
@@ -8108,7 +9629,7 @@
       </w:rPr>
     </w:lvl>
   </w:abstractNum>
-  <w:abstractNum w:abstractNumId="28" w15:restartNumberingAfterBreak="0">
+  <w:abstractNum w:abstractNumId="33" w15:restartNumberingAfterBreak="0">
     <w:nsid w:val="7F6C1CAC"/>
     <w:multiLevelType w:val="hybridMultilevel"/>
     <w:tmpl w:val="4E3EFFE6"/>
@@ -8221,92 +9742,196 @@
       </w:rPr>
     </w:lvl>
   </w:abstractNum>
+  <w:abstractNum w:abstractNumId="34" w15:restartNumberingAfterBreak="0">
+    <w:nsid w:val="7FF10D2F"/>
+    <w:multiLevelType w:val="hybridMultilevel"/>
+    <w:tmpl w:val="D3F272D4"/>
+    <w:lvl w:ilvl="0" w:tplc="1009000F">
+      <w:start w:val="1"/>
+      <w:numFmt w:val="decimal"/>
+      <w:lvlText w:val="%1."/>
+      <w:lvlJc w:val="left"/>
+      <w:pPr>
+        <w:ind w:left="720" w:hanging="360"/>
+      </w:pPr>
+    </w:lvl>
+    <w:lvl w:ilvl="1" w:tplc="10090019" w:tentative="1">
+      <w:start w:val="1"/>
+      <w:numFmt w:val="lowerLetter"/>
+      <w:lvlText w:val="%2."/>
+      <w:lvlJc w:val="left"/>
+      <w:pPr>
+        <w:ind w:left="1440" w:hanging="360"/>
+      </w:pPr>
+    </w:lvl>
+    <w:lvl w:ilvl="2" w:tplc="1009001B" w:tentative="1">
+      <w:start w:val="1"/>
+      <w:numFmt w:val="lowerRoman"/>
+      <w:lvlText w:val="%3."/>
+      <w:lvlJc w:val="right"/>
+      <w:pPr>
+        <w:ind w:left="2160" w:hanging="180"/>
+      </w:pPr>
+    </w:lvl>
+    <w:lvl w:ilvl="3" w:tplc="1009000F" w:tentative="1">
+      <w:start w:val="1"/>
+      <w:numFmt w:val="decimal"/>
+      <w:lvlText w:val="%4."/>
+      <w:lvlJc w:val="left"/>
+      <w:pPr>
+        <w:ind w:left="2880" w:hanging="360"/>
+      </w:pPr>
+    </w:lvl>
+    <w:lvl w:ilvl="4" w:tplc="10090019" w:tentative="1">
+      <w:start w:val="1"/>
+      <w:numFmt w:val="lowerLetter"/>
+      <w:lvlText w:val="%5."/>
+      <w:lvlJc w:val="left"/>
+      <w:pPr>
+        <w:ind w:left="3600" w:hanging="360"/>
+      </w:pPr>
+    </w:lvl>
+    <w:lvl w:ilvl="5" w:tplc="1009001B" w:tentative="1">
+      <w:start w:val="1"/>
+      <w:numFmt w:val="lowerRoman"/>
+      <w:lvlText w:val="%6."/>
+      <w:lvlJc w:val="right"/>
+      <w:pPr>
+        <w:ind w:left="4320" w:hanging="180"/>
+      </w:pPr>
+    </w:lvl>
+    <w:lvl w:ilvl="6" w:tplc="1009000F" w:tentative="1">
+      <w:start w:val="1"/>
+      <w:numFmt w:val="decimal"/>
+      <w:lvlText w:val="%7."/>
+      <w:lvlJc w:val="left"/>
+      <w:pPr>
+        <w:ind w:left="5040" w:hanging="360"/>
+      </w:pPr>
+    </w:lvl>
+    <w:lvl w:ilvl="7" w:tplc="10090019" w:tentative="1">
+      <w:start w:val="1"/>
+      <w:numFmt w:val="lowerLetter"/>
+      <w:lvlText w:val="%8."/>
+      <w:lvlJc w:val="left"/>
+      <w:pPr>
+        <w:ind w:left="5760" w:hanging="360"/>
+      </w:pPr>
+    </w:lvl>
+    <w:lvl w:ilvl="8" w:tplc="1009001B" w:tentative="1">
+      <w:start w:val="1"/>
+      <w:numFmt w:val="lowerRoman"/>
+      <w:lvlText w:val="%9."/>
+      <w:lvlJc w:val="right"/>
+      <w:pPr>
+        <w:ind w:left="6480" w:hanging="180"/>
+      </w:pPr>
+    </w:lvl>
+  </w:abstractNum>
   <w:num w:numId="1" w16cid:durableId="1200126119">
+    <w:abstractNumId w:val="27"/>
+  </w:num>
+  <w:num w:numId="2" w16cid:durableId="2142964796">
+    <w:abstractNumId w:val="6"/>
+  </w:num>
+  <w:num w:numId="3" w16cid:durableId="1686126829">
+    <w:abstractNumId w:val="29"/>
+  </w:num>
+  <w:num w:numId="4" w16cid:durableId="9256738">
+    <w:abstractNumId w:val="21"/>
+  </w:num>
+  <w:num w:numId="5" w16cid:durableId="1929270298">
+    <w:abstractNumId w:val="12"/>
+  </w:num>
+  <w:num w:numId="6" w16cid:durableId="1283686131">
+    <w:abstractNumId w:val="4"/>
+  </w:num>
+  <w:num w:numId="7" w16cid:durableId="1973510224">
+    <w:abstractNumId w:val="13"/>
+  </w:num>
+  <w:num w:numId="8" w16cid:durableId="1322386662">
+    <w:abstractNumId w:val="7"/>
+  </w:num>
+  <w:num w:numId="9" w16cid:durableId="1623069594">
+    <w:abstractNumId w:val="20"/>
+  </w:num>
+  <w:num w:numId="10" w16cid:durableId="389547150">
+    <w:abstractNumId w:val="25"/>
+  </w:num>
+  <w:num w:numId="11" w16cid:durableId="258147424">
+    <w:abstractNumId w:val="33"/>
+  </w:num>
+  <w:num w:numId="12" w16cid:durableId="1740980150">
+    <w:abstractNumId w:val="28"/>
+  </w:num>
+  <w:num w:numId="13" w16cid:durableId="1889342876">
+    <w:abstractNumId w:val="11"/>
+  </w:num>
+  <w:num w:numId="14" w16cid:durableId="253057507">
+    <w:abstractNumId w:val="9"/>
+  </w:num>
+  <w:num w:numId="15" w16cid:durableId="484205992">
+    <w:abstractNumId w:val="17"/>
+  </w:num>
+  <w:num w:numId="16" w16cid:durableId="791091195">
+    <w:abstractNumId w:val="10"/>
+  </w:num>
+  <w:num w:numId="17" w16cid:durableId="657925824">
+    <w:abstractNumId w:val="15"/>
+  </w:num>
+  <w:num w:numId="18" w16cid:durableId="190342337">
+    <w:abstractNumId w:val="32"/>
+  </w:num>
+  <w:num w:numId="19" w16cid:durableId="1952785505">
     <w:abstractNumId w:val="23"/>
   </w:num>
-  <w:num w:numId="2" w16cid:durableId="2142964796">
+  <w:num w:numId="20" w16cid:durableId="1591154696">
+    <w:abstractNumId w:val="18"/>
+  </w:num>
+  <w:num w:numId="21" w16cid:durableId="1000231668">
+    <w:abstractNumId w:val="5"/>
+  </w:num>
+  <w:num w:numId="22" w16cid:durableId="1793480916">
+    <w:abstractNumId w:val="2"/>
+  </w:num>
+  <w:num w:numId="23" w16cid:durableId="449859590">
+    <w:abstractNumId w:val="16"/>
+  </w:num>
+  <w:num w:numId="24" w16cid:durableId="1859462550">
+    <w:abstractNumId w:val="8"/>
+  </w:num>
+  <w:num w:numId="25" w16cid:durableId="10112469">
+    <w:abstractNumId w:val="14"/>
+  </w:num>
+  <w:num w:numId="26" w16cid:durableId="566114269">
+    <w:abstractNumId w:val="26"/>
+  </w:num>
+  <w:num w:numId="27" w16cid:durableId="732119972">
+    <w:abstractNumId w:val="19"/>
+  </w:num>
+  <w:num w:numId="28" w16cid:durableId="528493660">
+    <w:abstractNumId w:val="30"/>
+  </w:num>
+  <w:num w:numId="29" w16cid:durableId="2097246878">
+    <w:abstractNumId w:val="24"/>
+  </w:num>
+  <w:num w:numId="30" w16cid:durableId="1222912462">
+    <w:abstractNumId w:val="0"/>
+  </w:num>
+  <w:num w:numId="31" w16cid:durableId="1487279755">
+    <w:abstractNumId w:val="31"/>
+  </w:num>
+  <w:num w:numId="32" w16cid:durableId="883833939">
+    <w:abstractNumId w:val="1"/>
+  </w:num>
+  <w:num w:numId="33" w16cid:durableId="1152331654">
+    <w:abstractNumId w:val="22"/>
+  </w:num>
+  <w:num w:numId="34" w16cid:durableId="332343992">
     <w:abstractNumId w:val="3"/>
   </w:num>
-  <w:num w:numId="3" w16cid:durableId="1686126829">
-    <w:abstractNumId w:val="25"/>
-  </w:num>
-  <w:num w:numId="4" w16cid:durableId="9256738">
-    <w:abstractNumId w:val="18"/>
-  </w:num>
-  <w:num w:numId="5" w16cid:durableId="1929270298">
-    <w:abstractNumId w:val="9"/>
-  </w:num>
-  <w:num w:numId="6" w16cid:durableId="1283686131">
-    <w:abstractNumId w:val="1"/>
-  </w:num>
-  <w:num w:numId="7" w16cid:durableId="1973510224">
-    <w:abstractNumId w:val="10"/>
-  </w:num>
-  <w:num w:numId="8" w16cid:durableId="1322386662">
-    <w:abstractNumId w:val="4"/>
-  </w:num>
-  <w:num w:numId="9" w16cid:durableId="1623069594">
-    <w:abstractNumId w:val="17"/>
-  </w:num>
-  <w:num w:numId="10" w16cid:durableId="389547150">
-    <w:abstractNumId w:val="21"/>
-  </w:num>
-  <w:num w:numId="11" w16cid:durableId="258147424">
-    <w:abstractNumId w:val="28"/>
-  </w:num>
-  <w:num w:numId="12" w16cid:durableId="1740980150">
-    <w:abstractNumId w:val="24"/>
-  </w:num>
-  <w:num w:numId="13" w16cid:durableId="1889342876">
-    <w:abstractNumId w:val="8"/>
-  </w:num>
-  <w:num w:numId="14" w16cid:durableId="253057507">
-    <w:abstractNumId w:val="6"/>
-  </w:num>
-  <w:num w:numId="15" w16cid:durableId="484205992">
-    <w:abstractNumId w:val="14"/>
-  </w:num>
-  <w:num w:numId="16" w16cid:durableId="791091195">
-    <w:abstractNumId w:val="7"/>
-  </w:num>
-  <w:num w:numId="17" w16cid:durableId="657925824">
-    <w:abstractNumId w:val="12"/>
-  </w:num>
-  <w:num w:numId="18" w16cid:durableId="190342337">
-    <w:abstractNumId w:val="27"/>
-  </w:num>
-  <w:num w:numId="19" w16cid:durableId="1952785505">
-    <w:abstractNumId w:val="19"/>
-  </w:num>
-  <w:num w:numId="20" w16cid:durableId="1591154696">
-    <w:abstractNumId w:val="15"/>
-  </w:num>
-  <w:num w:numId="21" w16cid:durableId="1000231668">
-    <w:abstractNumId w:val="2"/>
-  </w:num>
-  <w:num w:numId="22" w16cid:durableId="1793480916">
-    <w:abstractNumId w:val="0"/>
-  </w:num>
-  <w:num w:numId="23" w16cid:durableId="449859590">
-    <w:abstractNumId w:val="13"/>
-  </w:num>
-  <w:num w:numId="24" w16cid:durableId="1859462550">
-    <w:abstractNumId w:val="5"/>
-  </w:num>
-  <w:num w:numId="25" w16cid:durableId="10112469">
-    <w:abstractNumId w:val="11"/>
-  </w:num>
-  <w:num w:numId="26" w16cid:durableId="566114269">
-    <w:abstractNumId w:val="22"/>
-  </w:num>
-  <w:num w:numId="27" w16cid:durableId="732119972">
-    <w:abstractNumId w:val="16"/>
-  </w:num>
-  <w:num w:numId="28" w16cid:durableId="528493660">
-    <w:abstractNumId w:val="26"/>
-  </w:num>
-  <w:num w:numId="29" w16cid:durableId="2097246878">
-    <w:abstractNumId w:val="20"/>
+  <w:num w:numId="35" w16cid:durableId="1809936711">
+    <w:abstractNumId w:val="34"/>
   </w:num>
 </w:numbering>
 </file>

--- a/Public Talks/No 147/No 147.docx
+++ b/Public Talks/No 147/No 147.docx
@@ -5062,16 +5062,7 @@
           <w:bCs/>
           <w:color w:val="000000" w:themeColor="text1"/>
         </w:rPr>
-        <w:t>Provision #1</w:t>
-      </w:r>
-      <w:r>
-        <w:rPr>
-          <w:rFonts w:ascii="Segoe UI Light" w:hAnsi="Segoe UI Light" w:cs="Segoe UI Light"/>
-          <w:b/>
-          <w:bCs/>
-          <w:color w:val="000000" w:themeColor="text1"/>
-        </w:rPr>
-        <w:t xml:space="preserve"> – </w:t>
+        <w:t xml:space="preserve">Provision #1 – </w:t>
       </w:r>
       <w:r>
         <w:rPr>
@@ -5194,14 +5185,7 @@
           <w:rFonts w:ascii="Segoe UI Light" w:hAnsi="Segoe UI Light" w:cs="Segoe UI Light"/>
           <w:color w:val="000000" w:themeColor="text1"/>
         </w:rPr>
-        <w:t xml:space="preserve"> destroy Satan, </w:t>
-      </w:r>
-      <w:r>
-        <w:rPr>
-          <w:rFonts w:ascii="Segoe UI Light" w:hAnsi="Segoe UI Light" w:cs="Segoe UI Light"/>
-          <w:color w:val="000000" w:themeColor="text1"/>
-        </w:rPr>
-        <w:t>“the one having the means to cause death”.</w:t>
+        <w:t xml:space="preserve"> destroy Satan, “the one having the means to cause death”.</w:t>
       </w:r>
     </w:p>
     <w:p>
@@ -5781,42 +5765,7 @@
           <w:rFonts w:ascii="Segoe UI Light" w:hAnsi="Segoe UI Light" w:cs="Segoe UI Light"/>
           <w:color w:val="000000" w:themeColor="text1"/>
         </w:rPr>
-        <w:t xml:space="preserve">This is how Jehovah </w:t>
-      </w:r>
-      <w:r>
-        <w:rPr>
-          <w:rFonts w:ascii="Segoe UI Light" w:hAnsi="Segoe UI Light" w:cs="Segoe UI Light"/>
-          <w:color w:val="000000" w:themeColor="text1"/>
-        </w:rPr>
-        <w:t>took</w:t>
-      </w:r>
-      <w:r>
-        <w:rPr>
-          <w:rFonts w:ascii="Segoe UI Light" w:hAnsi="Segoe UI Light" w:cs="Segoe UI Light"/>
-          <w:color w:val="000000" w:themeColor="text1"/>
-        </w:rPr>
-        <w:t xml:space="preserve"> care of root cause #</w:t>
-      </w:r>
-      <w:r>
-        <w:rPr>
-          <w:rFonts w:ascii="Segoe UI Light" w:hAnsi="Segoe UI Light" w:cs="Segoe UI Light"/>
-          <w:color w:val="000000" w:themeColor="text1"/>
-        </w:rPr>
-        <w:t>2</w:t>
-      </w:r>
-      <w:r>
-        <w:rPr>
-          <w:rFonts w:ascii="Segoe UI Light" w:hAnsi="Segoe UI Light" w:cs="Segoe UI Light"/>
-          <w:color w:val="000000" w:themeColor="text1"/>
-        </w:rPr>
-        <w:t xml:space="preserve"> of death</w:t>
-      </w:r>
-      <w:r>
-        <w:rPr>
-          <w:rFonts w:ascii="Segoe UI Light" w:hAnsi="Segoe UI Light" w:cs="Segoe UI Light"/>
-          <w:color w:val="000000" w:themeColor="text1"/>
-        </w:rPr>
-        <w:t>.</w:t>
+        <w:t>This is how Jehovah took care of root cause #2 of death.</w:t>
       </w:r>
     </w:p>
     <w:p>
@@ -5923,13 +5872,292 @@
           <w:rFonts w:ascii="Segoe UI Light" w:hAnsi="Segoe UI Light" w:cs="Segoe UI Light"/>
         </w:rPr>
       </w:pPr>
-    </w:p>
-    <w:p>
-      <w:pPr>
+      <w:r>
+        <w:rPr>
+          <w:rFonts w:ascii="Segoe UI Light" w:hAnsi="Segoe UI Light" w:cs="Segoe UI Light"/>
+        </w:rPr>
+        <w:t>A</w:t>
+      </w:r>
+      <w:r>
+        <w:rPr>
+          <w:rFonts w:ascii="Segoe UI Light" w:hAnsi="Segoe UI Light" w:cs="Segoe UI Light"/>
+        </w:rPr>
+        <w:t>s you and I draw closer to Jehovah</w:t>
+      </w:r>
+      <w:r>
+        <w:rPr>
+          <w:rFonts w:ascii="Segoe UI Light" w:hAnsi="Segoe UI Light" w:cs="Segoe UI Light"/>
+        </w:rPr>
+        <w:t>, we can experience his saving power right now.</w:t>
+      </w:r>
+    </w:p>
+    <w:p>
+      <w:pPr>
+        <w:ind w:left="1440" w:hanging="720"/>
+        <w:rPr>
+          <w:rFonts w:ascii="Segoe UI Light" w:hAnsi="Segoe UI Light" w:cs="Segoe UI Light"/>
+        </w:rPr>
+      </w:pPr>
+      <w:r>
+        <w:rPr>
+          <w:rFonts w:ascii="Segoe UI Light" w:hAnsi="Segoe UI Light" w:cs="Segoe UI Light"/>
+        </w:rPr>
+        <w:lastRenderedPageBreak/>
+        <w:t>Does that mean Jehovah will save us from every harmful thing that comes our way</w:t>
+      </w:r>
+      <w:r>
+        <w:rPr>
+          <w:rFonts w:ascii="Segoe UI Light" w:hAnsi="Segoe UI Light" w:cs="Segoe UI Light"/>
+        </w:rPr>
+        <w:t>?</w:t>
+      </w:r>
+    </w:p>
+    <w:p>
+      <w:pPr>
+        <w:ind w:left="2160" w:hanging="720"/>
+        <w:rPr>
+          <w:rFonts w:ascii="Segoe UI Light" w:hAnsi="Segoe UI Light" w:cs="Segoe UI Light"/>
+        </w:rPr>
+      </w:pPr>
+      <w:r>
+        <w:rPr>
+          <w:rFonts w:ascii="Segoe UI Light" w:hAnsi="Segoe UI Light" w:cs="Segoe UI Light"/>
+        </w:rPr>
+        <w:t xml:space="preserve">How do </w:t>
+      </w:r>
+      <w:r>
+        <w:rPr>
+          <w:rFonts w:ascii="Segoe UI Light" w:hAnsi="Segoe UI Light" w:cs="Segoe UI Light"/>
+        </w:rPr>
+        <w:t xml:space="preserve">we </w:t>
+      </w:r>
+      <w:r>
+        <w:rPr>
+          <w:rFonts w:ascii="Segoe UI Light" w:hAnsi="Segoe UI Light" w:cs="Segoe UI Light"/>
+        </w:rPr>
+        <w:t>experience Jehovah’s saving power today?</w:t>
+      </w:r>
+    </w:p>
+    <w:p>
+      <w:pPr>
+        <w:pStyle w:val="ListParagraph"/>
+        <w:ind w:left="1800"/>
+        <w:rPr>
+          <w:rFonts w:ascii="Segoe UI Light" w:hAnsi="Segoe UI Light" w:cs="Segoe UI Light"/>
+        </w:rPr>
+      </w:pPr>
+      <w:r>
+        <w:rPr>
+          <w:rFonts w:ascii="Segoe UI Light" w:hAnsi="Segoe UI Light" w:cs="Segoe UI Light"/>
+        </w:rPr>
+        <w:t>Jehovah protects his people as a group, but he does not promise to shield each individual from all harm. Why can we say that?</w:t>
+      </w:r>
+    </w:p>
+    <w:p>
+      <w:pPr>
+        <w:pStyle w:val="ListParagraph"/>
+        <w:numPr>
+          <w:ilvl w:val="0"/>
+          <w:numId w:val="37"/>
+        </w:numPr>
+        <w:ind w:left="2520"/>
+        <w:rPr>
+          <w:rFonts w:ascii="Segoe UI Light" w:hAnsi="Segoe UI Light" w:cs="Segoe UI Light"/>
+        </w:rPr>
+      </w:pPr>
+      <w:r>
+        <w:rPr>
+          <w:rFonts w:ascii="Segoe UI Light" w:hAnsi="Segoe UI Light" w:cs="Segoe UI Light"/>
+        </w:rPr>
+        <w:t>As a group</w:t>
+      </w:r>
+      <w:r>
+        <w:rPr>
+          <w:rFonts w:ascii="Segoe UI Light" w:hAnsi="Segoe UI Light" w:cs="Segoe UI Light"/>
+        </w:rPr>
+        <w:t xml:space="preserve"> – Psalm 94:14</w:t>
+      </w:r>
+    </w:p>
+    <w:p>
+      <w:pPr>
+        <w:pStyle w:val="ListParagraph"/>
+        <w:ind w:left="2877"/>
+        <w:rPr>
+          <w:rFonts w:ascii="Segoe UI Light" w:hAnsi="Segoe UI Light" w:cs="Segoe UI Light"/>
+        </w:rPr>
+      </w:pPr>
+      <w:r>
+        <w:rPr>
+          <w:rFonts w:ascii="Segoe UI Light" w:hAnsi="Segoe UI Light" w:cs="Segoe UI Light"/>
+        </w:rPr>
+        <w:t>Throughout history</w:t>
+      </w:r>
+      <w:r>
+        <w:rPr>
+          <w:rFonts w:ascii="Segoe UI Light" w:hAnsi="Segoe UI Light" w:cs="Segoe UI Light"/>
+        </w:rPr>
+        <w:t>,</w:t>
+      </w:r>
+      <w:r>
+        <w:rPr>
+          <w:rFonts w:ascii="Segoe UI Light" w:hAnsi="Segoe UI Light" w:cs="Segoe UI Light"/>
+        </w:rPr>
+        <w:t xml:space="preserve"> Jehovah </w:t>
+      </w:r>
+      <w:r>
+        <w:rPr>
+          <w:rFonts w:ascii="Segoe UI Light" w:hAnsi="Segoe UI Light" w:cs="Segoe UI Light"/>
+        </w:rPr>
+        <w:t xml:space="preserve">has always </w:t>
+      </w:r>
+      <w:r>
+        <w:rPr>
+          <w:rFonts w:ascii="Segoe UI Light" w:hAnsi="Segoe UI Light" w:cs="Segoe UI Light"/>
+        </w:rPr>
+        <w:t>protect</w:t>
+      </w:r>
+      <w:r>
+        <w:rPr>
+          <w:rFonts w:ascii="Segoe UI Light" w:hAnsi="Segoe UI Light" w:cs="Segoe UI Light"/>
+        </w:rPr>
+        <w:t>ed</w:t>
+      </w:r>
+      <w:r>
+        <w:rPr>
+          <w:rFonts w:ascii="Segoe UI Light" w:hAnsi="Segoe UI Light" w:cs="Segoe UI Light"/>
+        </w:rPr>
+        <w:t xml:space="preserve"> his servants as a group:</w:t>
+      </w:r>
+    </w:p>
+    <w:p>
+      <w:pPr>
+        <w:pStyle w:val="ListParagraph"/>
+        <w:numPr>
+          <w:ilvl w:val="0"/>
+          <w:numId w:val="38"/>
+        </w:numPr>
+        <w:ind w:left="3597"/>
+        <w:rPr>
+          <w:rFonts w:ascii="Segoe UI Light" w:hAnsi="Segoe UI Light" w:cs="Segoe UI Light"/>
+        </w:rPr>
+      </w:pPr>
+      <w:r>
+        <w:rPr>
+          <w:rFonts w:ascii="Segoe UI Light" w:hAnsi="Segoe UI Light" w:cs="Segoe UI Light"/>
+        </w:rPr>
+        <w:t>Earlier</w:t>
+      </w:r>
+      <w:r>
+        <w:rPr>
+          <w:rFonts w:ascii="Segoe UI Light" w:hAnsi="Segoe UI Light" w:cs="Segoe UI Light"/>
+        </w:rPr>
+        <w:t>,</w:t>
+      </w:r>
+      <w:r>
+        <w:rPr>
+          <w:rFonts w:ascii="Segoe UI Light" w:hAnsi="Segoe UI Light" w:cs="Segoe UI Light"/>
+        </w:rPr>
+        <w:t xml:space="preserve"> we saw how Jehovah protected the nation against the Assyrian army during the days of the </w:t>
+      </w:r>
+      <w:r>
+        <w:rPr>
+          <w:rFonts w:ascii="Segoe UI Light" w:hAnsi="Segoe UI Light" w:cs="Segoe UI Light"/>
+        </w:rPr>
+        <w:t>prophet</w:t>
+      </w:r>
+      <w:r>
+        <w:rPr>
+          <w:rFonts w:ascii="Segoe UI Light" w:hAnsi="Segoe UI Light" w:cs="Segoe UI Light"/>
+        </w:rPr>
+        <w:t xml:space="preserve"> </w:t>
+      </w:r>
+      <w:r>
+        <w:rPr>
+          <w:rFonts w:ascii="Segoe UI Light" w:hAnsi="Segoe UI Light" w:cs="Segoe UI Light"/>
+        </w:rPr>
+        <w:t xml:space="preserve">Isaiah </w:t>
+      </w:r>
+      <w:r>
+        <w:rPr>
+          <w:rFonts w:ascii="Segoe UI Light" w:hAnsi="Segoe UI Light" w:cs="Segoe UI Light"/>
+        </w:rPr>
+        <w:t xml:space="preserve">and </w:t>
+      </w:r>
+      <w:r>
+        <w:rPr>
+          <w:rFonts w:ascii="Segoe UI Light" w:hAnsi="Segoe UI Light" w:cs="Segoe UI Light"/>
+        </w:rPr>
+        <w:t>K</w:t>
+      </w:r>
+      <w:r>
+        <w:rPr>
+          <w:rFonts w:ascii="Segoe UI Light" w:hAnsi="Segoe UI Light" w:cs="Segoe UI Light"/>
+        </w:rPr>
+        <w:t>ing Hezekiah.</w:t>
+      </w:r>
+    </w:p>
+    <w:p>
+      <w:pPr>
+        <w:pStyle w:val="ListParagraph"/>
+        <w:numPr>
+          <w:ilvl w:val="0"/>
+          <w:numId w:val="38"/>
+        </w:numPr>
+        <w:ind w:left="3597"/>
+        <w:rPr>
+          <w:rFonts w:ascii="Segoe UI Light" w:hAnsi="Segoe UI Light" w:cs="Segoe UI Light"/>
+        </w:rPr>
+      </w:pPr>
+      <w:r>
+        <w:rPr>
+          <w:rFonts w:ascii="Segoe UI Light" w:hAnsi="Segoe UI Light" w:cs="Segoe UI Light"/>
+        </w:rPr>
+        <w:t>In the first century, there was a vicious persecution against Jesus</w:t>
+      </w:r>
+      <w:r>
+        <w:rPr>
+          <w:rFonts w:ascii="Segoe UI Light" w:hAnsi="Segoe UI Light" w:cs="Segoe UI Light"/>
+        </w:rPr>
+        <w:t>’</w:t>
+      </w:r>
+      <w:r>
+        <w:rPr>
+          <w:rFonts w:ascii="Segoe UI Light" w:hAnsi="Segoe UI Light" w:cs="Segoe UI Light"/>
+        </w:rPr>
+        <w:t xml:space="preserve"> disciples</w:t>
+      </w:r>
+      <w:r>
+        <w:rPr>
+          <w:rFonts w:ascii="Segoe UI Light" w:hAnsi="Segoe UI Light" w:cs="Segoe UI Light"/>
+        </w:rPr>
+        <w:t>.</w:t>
+      </w:r>
+      <w:r>
+        <w:rPr>
+          <w:rFonts w:ascii="Segoe UI Light" w:hAnsi="Segoe UI Light" w:cs="Segoe UI Light"/>
+        </w:rPr>
+        <w:t xml:space="preserve"> But despite it, </w:t>
+      </w:r>
+      <w:r>
+        <w:rPr>
+          <w:rFonts w:ascii="Segoe UI Light" w:hAnsi="Segoe UI Light" w:cs="Segoe UI Light"/>
+        </w:rPr>
+        <w:t>“the word of Jehovah kept growing and spreading.” (Acts 12:24)</w:t>
+      </w:r>
+    </w:p>
+    <w:p>
+      <w:pPr>
+        <w:pStyle w:val="ListParagraph"/>
+        <w:numPr>
+          <w:ilvl w:val="0"/>
+          <w:numId w:val="38"/>
+        </w:numPr>
+        <w:ind w:left="3597"/>
         <w:rPr>
           <w:rFonts w:ascii="Segoe UI Light" w:hAnsi="Segoe UI Light" w:cs="Segoe UI Light"/>
           <w:b/>
           <w:bCs/>
+          <w:color w:val="538135" w:themeColor="accent6" w:themeShade="BF"/>
         </w:rPr>
       </w:pPr>
       <w:r>
@@ -5937,8 +6165,395 @@
           <w:rFonts w:ascii="Segoe UI Light" w:hAnsi="Segoe UI Light" w:cs="Segoe UI Light"/>
           <w:b/>
           <w:bCs/>
-        </w:rPr>
-        <w:lastRenderedPageBreak/>
+          <w:color w:val="538135" w:themeColor="accent6" w:themeShade="BF"/>
+        </w:rPr>
+        <w:t xml:space="preserve">Card 2 </w:t>
+      </w:r>
+      <w:r>
+        <w:rPr>
+          <w:rFonts w:ascii="Segoe UI Light" w:hAnsi="Segoe UI Light" w:cs="Segoe UI Light"/>
+          <w:b/>
+          <w:bCs/>
+          <w:color w:val="538135" w:themeColor="accent6" w:themeShade="BF"/>
+        </w:rPr>
+        <w:t>–</w:t>
+      </w:r>
+      <w:r>
+        <w:rPr>
+          <w:rFonts w:ascii="Segoe UI Light" w:hAnsi="Segoe UI Light" w:cs="Segoe UI Light"/>
+          <w:b/>
+          <w:bCs/>
+          <w:color w:val="538135" w:themeColor="accent6" w:themeShade="BF"/>
+        </w:rPr>
+        <w:t xml:space="preserve"> Hitler</w:t>
+      </w:r>
+    </w:p>
+    <w:p>
+      <w:pPr>
+        <w:pStyle w:val="ListParagraph"/>
+        <w:numPr>
+          <w:ilvl w:val="0"/>
+          <w:numId w:val="37"/>
+        </w:numPr>
+        <w:ind w:left="2520"/>
+        <w:rPr>
+          <w:rFonts w:ascii="Segoe UI Light" w:hAnsi="Segoe UI Light" w:cs="Segoe UI Light"/>
+          <w:b/>
+          <w:bCs/>
+          <w:color w:val="000000" w:themeColor="text1"/>
+        </w:rPr>
+      </w:pPr>
+      <w:r>
+        <w:rPr>
+          <w:rFonts w:ascii="Segoe UI Light" w:hAnsi="Segoe UI Light" w:cs="Segoe UI Light"/>
+          <w:color w:val="000000" w:themeColor="text1"/>
+        </w:rPr>
+        <w:t xml:space="preserve">Why can we say that Jehovah will not </w:t>
+      </w:r>
+      <w:r>
+        <w:rPr>
+          <w:rFonts w:ascii="Segoe UI Light" w:hAnsi="Segoe UI Light" w:cs="Segoe UI Light"/>
+          <w:color w:val="000000" w:themeColor="text1"/>
+        </w:rPr>
+        <w:t>miraculously deliver his individual servants from all harm</w:t>
+      </w:r>
+      <w:r>
+        <w:rPr>
+          <w:rFonts w:ascii="Segoe UI Light" w:hAnsi="Segoe UI Light" w:cs="Segoe UI Light"/>
+          <w:color w:val="000000" w:themeColor="text1"/>
+        </w:rPr>
+        <w:t>?</w:t>
+      </w:r>
+    </w:p>
+    <w:p>
+      <w:pPr>
+        <w:pStyle w:val="ListParagraph"/>
+        <w:ind w:left="3240"/>
+        <w:rPr>
+          <w:rFonts w:ascii="Segoe UI Light" w:hAnsi="Segoe UI Light" w:cs="Segoe UI Light"/>
+          <w:color w:val="000000" w:themeColor="text1"/>
+        </w:rPr>
+      </w:pPr>
+      <w:r>
+        <w:rPr>
+          <w:rFonts w:ascii="Segoe UI Light" w:hAnsi="Segoe UI Light" w:cs="Segoe UI Light"/>
+          <w:color w:val="000000" w:themeColor="text1"/>
+        </w:rPr>
+        <w:t>Throughout history</w:t>
+      </w:r>
+      <w:r>
+        <w:rPr>
+          <w:rFonts w:ascii="Segoe UI Light" w:hAnsi="Segoe UI Light" w:cs="Segoe UI Light"/>
+          <w:color w:val="000000" w:themeColor="text1"/>
+        </w:rPr>
+        <w:t>,</w:t>
+      </w:r>
+      <w:r>
+        <w:rPr>
+          <w:rFonts w:ascii="Segoe UI Light" w:hAnsi="Segoe UI Light" w:cs="Segoe UI Light"/>
+          <w:color w:val="000000" w:themeColor="text1"/>
+        </w:rPr>
+        <w:t xml:space="preserve"> Jehovah did not miraculously save his individual faithful servants from all </w:t>
+      </w:r>
+      <w:r>
+        <w:rPr>
+          <w:rFonts w:ascii="Segoe UI Light" w:hAnsi="Segoe UI Light" w:cs="Segoe UI Light"/>
+          <w:color w:val="000000" w:themeColor="text1"/>
+        </w:rPr>
+        <w:t>h</w:t>
+      </w:r>
+      <w:r>
+        <w:rPr>
+          <w:rFonts w:ascii="Segoe UI Light" w:hAnsi="Segoe UI Light" w:cs="Segoe UI Light"/>
+          <w:color w:val="000000" w:themeColor="text1"/>
+        </w:rPr>
+        <w:t>arm:</w:t>
+      </w:r>
+    </w:p>
+    <w:p>
+      <w:pPr>
+        <w:pStyle w:val="ListParagraph"/>
+        <w:numPr>
+          <w:ilvl w:val="0"/>
+          <w:numId w:val="39"/>
+        </w:numPr>
+        <w:ind w:left="3600"/>
+        <w:rPr>
+          <w:rFonts w:ascii="Segoe UI Light" w:hAnsi="Segoe UI Light" w:cs="Segoe UI Light"/>
+          <w:b/>
+          <w:bCs/>
+          <w:color w:val="000000" w:themeColor="text1"/>
+        </w:rPr>
+      </w:pPr>
+      <w:r>
+        <w:rPr>
+          <w:rFonts w:ascii="Segoe UI Light" w:hAnsi="Segoe UI Light" w:cs="Segoe UI Light"/>
+          <w:color w:val="000000" w:themeColor="text1"/>
+        </w:rPr>
+        <w:t>Isaiah the prophet – was saw</w:t>
+      </w:r>
+      <w:r>
+        <w:rPr>
+          <w:rFonts w:ascii="Segoe UI Light" w:hAnsi="Segoe UI Light" w:cs="Segoe UI Light"/>
+          <w:color w:val="000000" w:themeColor="text1"/>
+        </w:rPr>
+        <w:t>n</w:t>
+      </w:r>
+      <w:r>
+        <w:rPr>
+          <w:rFonts w:ascii="Segoe UI Light" w:hAnsi="Segoe UI Light" w:cs="Segoe UI Light"/>
+          <w:color w:val="000000" w:themeColor="text1"/>
+        </w:rPr>
+        <w:t xml:space="preserve"> in two by king Manasseh</w:t>
+      </w:r>
+      <w:r>
+        <w:rPr>
+          <w:rFonts w:ascii="Segoe UI Light" w:hAnsi="Segoe UI Light" w:cs="Segoe UI Light"/>
+          <w:color w:val="000000" w:themeColor="text1"/>
+        </w:rPr>
+        <w:t xml:space="preserve"> (Jewish tradition)</w:t>
+      </w:r>
+    </w:p>
+    <w:p>
+      <w:pPr>
+        <w:pStyle w:val="ListParagraph"/>
+        <w:numPr>
+          <w:ilvl w:val="0"/>
+          <w:numId w:val="39"/>
+        </w:numPr>
+        <w:ind w:left="3600"/>
+        <w:rPr>
+          <w:rFonts w:ascii="Segoe UI Light" w:hAnsi="Segoe UI Light" w:cs="Segoe UI Light"/>
+          <w:color w:val="000000" w:themeColor="text1"/>
+        </w:rPr>
+      </w:pPr>
+      <w:r>
+        <w:rPr>
+          <w:rFonts w:ascii="Segoe UI Light" w:hAnsi="Segoe UI Light" w:cs="Segoe UI Light"/>
+          <w:color w:val="000000" w:themeColor="text1"/>
+        </w:rPr>
+        <w:t>The a</w:t>
+      </w:r>
+      <w:r>
+        <w:rPr>
+          <w:rFonts w:ascii="Segoe UI Light" w:hAnsi="Segoe UI Light" w:cs="Segoe UI Light"/>
+          <w:color w:val="000000" w:themeColor="text1"/>
+        </w:rPr>
+        <w:t>postle James, the brother of John</w:t>
+      </w:r>
+      <w:r>
+        <w:rPr>
+          <w:rFonts w:ascii="Segoe UI Light" w:hAnsi="Segoe UI Light" w:cs="Segoe UI Light"/>
+          <w:color w:val="000000" w:themeColor="text1"/>
+        </w:rPr>
+        <w:t>,</w:t>
+      </w:r>
+      <w:r>
+        <w:rPr>
+          <w:rFonts w:ascii="Segoe UI Light" w:hAnsi="Segoe UI Light" w:cs="Segoe UI Light"/>
+          <w:color w:val="000000" w:themeColor="text1"/>
+        </w:rPr>
+        <w:t xml:space="preserve"> was executed </w:t>
+      </w:r>
+      <w:r>
+        <w:rPr>
+          <w:rFonts w:ascii="Segoe UI Light" w:hAnsi="Segoe UI Light" w:cs="Segoe UI Light"/>
+          <w:color w:val="000000" w:themeColor="text1"/>
+        </w:rPr>
+        <w:t>with</w:t>
+      </w:r>
+      <w:r>
+        <w:rPr>
+          <w:rFonts w:ascii="Segoe UI Light" w:hAnsi="Segoe UI Light" w:cs="Segoe UI Light"/>
+          <w:color w:val="000000" w:themeColor="text1"/>
+        </w:rPr>
+        <w:t xml:space="preserve"> the sword by </w:t>
+      </w:r>
+      <w:r>
+        <w:rPr>
+          <w:rFonts w:ascii="Segoe UI Light" w:hAnsi="Segoe UI Light" w:cs="Segoe UI Light"/>
+          <w:color w:val="000000" w:themeColor="text1"/>
+        </w:rPr>
+        <w:t>K</w:t>
+      </w:r>
+      <w:r>
+        <w:rPr>
+          <w:rFonts w:ascii="Segoe UI Light" w:hAnsi="Segoe UI Light" w:cs="Segoe UI Light"/>
+          <w:color w:val="000000" w:themeColor="text1"/>
+        </w:rPr>
+        <w:t>ing Herod</w:t>
+      </w:r>
+      <w:r>
+        <w:rPr>
+          <w:rFonts w:ascii="Segoe UI Light" w:hAnsi="Segoe UI Light" w:cs="Segoe UI Light"/>
+          <w:color w:val="000000" w:themeColor="text1"/>
+        </w:rPr>
+        <w:t>.</w:t>
+      </w:r>
+    </w:p>
+    <w:p>
+      <w:pPr>
+        <w:pStyle w:val="ListParagraph"/>
+        <w:numPr>
+          <w:ilvl w:val="0"/>
+          <w:numId w:val="39"/>
+        </w:numPr>
+        <w:ind w:left="3600"/>
+        <w:rPr>
+          <w:rFonts w:ascii="Segoe UI Light" w:hAnsi="Segoe UI Light" w:cs="Segoe UI Light"/>
+          <w:color w:val="000000" w:themeColor="text1"/>
+        </w:rPr>
+      </w:pPr>
+      <w:r>
+        <w:rPr>
+          <w:rFonts w:ascii="Segoe UI Light" w:hAnsi="Segoe UI Light" w:cs="Segoe UI Light"/>
+          <w:color w:val="000000" w:themeColor="text1"/>
+        </w:rPr>
+        <w:t>Many of our brothers and sisters died under Hitler</w:t>
+      </w:r>
+      <w:r>
+        <w:rPr>
+          <w:rFonts w:ascii="Segoe UI Light" w:hAnsi="Segoe UI Light" w:cs="Segoe UI Light"/>
+          <w:color w:val="000000" w:themeColor="text1"/>
+        </w:rPr>
+        <w:t>’s</w:t>
+      </w:r>
+      <w:r>
+        <w:rPr>
+          <w:rFonts w:ascii="Segoe UI Light" w:hAnsi="Segoe UI Light" w:cs="Segoe UI Light"/>
+          <w:color w:val="000000" w:themeColor="text1"/>
+        </w:rPr>
+        <w:t xml:space="preserve"> regime during World War</w:t>
+      </w:r>
+      <w:r>
+        <w:rPr>
+          <w:rFonts w:ascii="Segoe UI Light" w:hAnsi="Segoe UI Light" w:cs="Segoe UI Light"/>
+          <w:color w:val="000000" w:themeColor="text1"/>
+        </w:rPr>
+        <w:t xml:space="preserve"> </w:t>
+      </w:r>
+      <w:r>
+        <w:rPr>
+          <w:rFonts w:ascii="Segoe UI Light" w:hAnsi="Segoe UI Light" w:cs="Segoe UI Light"/>
+          <w:color w:val="000000" w:themeColor="text1"/>
+        </w:rPr>
+        <w:t>II</w:t>
+      </w:r>
+    </w:p>
+    <w:p>
+      <w:pPr>
+        <w:pStyle w:val="ListParagraph"/>
+        <w:numPr>
+          <w:ilvl w:val="0"/>
+          <w:numId w:val="39"/>
+        </w:numPr>
+        <w:ind w:left="3600"/>
+        <w:rPr>
+          <w:rFonts w:ascii="Segoe UI Light" w:hAnsi="Segoe UI Light" w:cs="Segoe UI Light"/>
+          <w:color w:val="000000" w:themeColor="text1"/>
+        </w:rPr>
+      </w:pPr>
+      <w:r>
+        <w:rPr>
+          <w:rFonts w:ascii="Segoe UI Light" w:hAnsi="Segoe UI Light" w:cs="Segoe UI Light"/>
+          <w:color w:val="000000" w:themeColor="text1"/>
+        </w:rPr>
+        <w:t xml:space="preserve">In fact, Jesus warned his disciples that they </w:t>
+      </w:r>
+      <w:r>
+        <w:rPr>
+          <w:rFonts w:ascii="Segoe UI Light" w:hAnsi="Segoe UI Light" w:cs="Segoe UI Light"/>
+          <w:color w:val="000000" w:themeColor="text1"/>
+        </w:rPr>
+        <w:t>would</w:t>
+      </w:r>
+      <w:r>
+        <w:rPr>
+          <w:rFonts w:ascii="Segoe UI Light" w:hAnsi="Segoe UI Light" w:cs="Segoe UI Light"/>
+          <w:color w:val="000000" w:themeColor="text1"/>
+        </w:rPr>
+        <w:t xml:space="preserve"> be killed – </w:t>
+      </w:r>
+      <w:r>
+        <w:rPr>
+          <w:rFonts w:ascii="Segoe UI Light" w:hAnsi="Segoe UI Light" w:cs="Segoe UI Light"/>
+          <w:color w:val="000000" w:themeColor="text1"/>
+        </w:rPr>
+        <w:t xml:space="preserve">Matthew </w:t>
+      </w:r>
+      <w:r>
+        <w:rPr>
+          <w:rFonts w:ascii="Segoe UI Light" w:hAnsi="Segoe UI Light" w:cs="Segoe UI Light"/>
+          <w:color w:val="000000" w:themeColor="text1"/>
+        </w:rPr>
+        <w:t>24:9</w:t>
+      </w:r>
+    </w:p>
+    <w:p>
+      <w:pPr>
+        <w:ind w:left="2520" w:hanging="720"/>
+        <w:rPr>
+          <w:rFonts w:ascii="Segoe UI Light" w:hAnsi="Segoe UI Light" w:cs="Segoe UI Light"/>
+        </w:rPr>
+      </w:pPr>
+      <w:r>
+        <w:rPr>
+          <w:rFonts w:ascii="Segoe UI Light" w:hAnsi="Segoe UI Light" w:cs="Segoe UI Light"/>
+        </w:rPr>
+        <w:t>As individual</w:t>
+      </w:r>
+      <w:r>
+        <w:rPr>
+          <w:rFonts w:ascii="Segoe UI Light" w:hAnsi="Segoe UI Light" w:cs="Segoe UI Light"/>
+        </w:rPr>
+        <w:t>s,</w:t>
+      </w:r>
+      <w:r>
+        <w:rPr>
+          <w:rFonts w:ascii="Segoe UI Light" w:hAnsi="Segoe UI Light" w:cs="Segoe UI Light"/>
+        </w:rPr>
+        <w:t xml:space="preserve"> we should not expect Jehovah to miraculously save us from all arm.</w:t>
+      </w:r>
+    </w:p>
+    <w:p>
+      <w:pPr>
+        <w:rPr>
+          <w:rFonts w:ascii="Segoe UI Light" w:hAnsi="Segoe UI Light" w:cs="Segoe UI Light"/>
+        </w:rPr>
+      </w:pPr>
+      <w:r>
+        <w:rPr>
+          <w:rFonts w:ascii="Segoe UI Light" w:hAnsi="Segoe UI Light" w:cs="Segoe UI Light"/>
+        </w:rPr>
+        <w:t xml:space="preserve">However, </w:t>
+      </w:r>
+      <w:r>
+        <w:rPr>
+          <w:rFonts w:ascii="Segoe UI Light" w:hAnsi="Segoe UI Light" w:cs="Segoe UI Light"/>
+        </w:rPr>
+        <w:t>Jehovah protects us from anything that could harm our relationship with him</w:t>
+      </w:r>
+      <w:r>
+        <w:rPr>
+          <w:rFonts w:ascii="Segoe UI Light" w:hAnsi="Segoe UI Light" w:cs="Segoe UI Light"/>
+        </w:rPr>
+        <w:t>.</w:t>
+      </w:r>
+    </w:p>
+    <w:p>
+      <w:pPr>
+        <w:rPr>
+          <w:rFonts w:ascii="Segoe UI Light" w:hAnsi="Segoe UI Light" w:cs="Segoe UI Light"/>
+          <w:b/>
+          <w:bCs/>
+        </w:rPr>
+      </w:pPr>
+      <w:r>
+        <w:rPr>
+          <w:rFonts w:ascii="Segoe UI Light" w:hAnsi="Segoe UI Light" w:cs="Segoe UI Light"/>
+          <w:b/>
+          <w:bCs/>
+        </w:rPr>
         <w:t>HOW JEHOVAH WILL DELIVER HIS PEOPLE IN THE FUTURE</w:t>
       </w:r>
     </w:p>
@@ -6848,6 +7463,120 @@
     </w:lvl>
   </w:abstractNum>
   <w:abstractNum w:abstractNumId="7" w15:restartNumberingAfterBreak="0">
+    <w:nsid w:val="13B25458"/>
+    <w:multiLevelType w:val="hybridMultilevel"/>
+    <w:tmpl w:val="0038E46C"/>
+    <w:lvl w:ilvl="0" w:tplc="8C6A6B14">
+      <w:start w:val="1"/>
+      <w:numFmt w:val="bullet"/>
+      <w:lvlText w:val=""/>
+      <w:lvlJc w:val="left"/>
+      <w:pPr>
+        <w:ind w:left="3237" w:hanging="360"/>
+      </w:pPr>
+      <w:rPr>
+        <w:rFonts w:ascii="Symbol" w:hAnsi="Symbol" w:hint="default"/>
+        <w:color w:val="000000" w:themeColor="text1"/>
+      </w:rPr>
+    </w:lvl>
+    <w:lvl w:ilvl="1" w:tplc="10090003" w:tentative="1">
+      <w:start w:val="1"/>
+      <w:numFmt w:val="bullet"/>
+      <w:lvlText w:val="o"/>
+      <w:lvlJc w:val="left"/>
+      <w:pPr>
+        <w:ind w:left="3957" w:hanging="360"/>
+      </w:pPr>
+      <w:rPr>
+        <w:rFonts w:ascii="Courier New" w:hAnsi="Courier New" w:cs="Courier New" w:hint="default"/>
+      </w:rPr>
+    </w:lvl>
+    <w:lvl w:ilvl="2" w:tplc="10090005" w:tentative="1">
+      <w:start w:val="1"/>
+      <w:numFmt w:val="bullet"/>
+      <w:lvlText w:val=""/>
+      <w:lvlJc w:val="left"/>
+      <w:pPr>
+        <w:ind w:left="4677" w:hanging="360"/>
+      </w:pPr>
+      <w:rPr>
+        <w:rFonts w:ascii="Wingdings" w:hAnsi="Wingdings" w:hint="default"/>
+      </w:rPr>
+    </w:lvl>
+    <w:lvl w:ilvl="3" w:tplc="10090001" w:tentative="1">
+      <w:start w:val="1"/>
+      <w:numFmt w:val="bullet"/>
+      <w:lvlText w:val=""/>
+      <w:lvlJc w:val="left"/>
+      <w:pPr>
+        <w:ind w:left="5397" w:hanging="360"/>
+      </w:pPr>
+      <w:rPr>
+        <w:rFonts w:ascii="Symbol" w:hAnsi="Symbol" w:hint="default"/>
+      </w:rPr>
+    </w:lvl>
+    <w:lvl w:ilvl="4" w:tplc="10090003" w:tentative="1">
+      <w:start w:val="1"/>
+      <w:numFmt w:val="bullet"/>
+      <w:lvlText w:val="o"/>
+      <w:lvlJc w:val="left"/>
+      <w:pPr>
+        <w:ind w:left="6117" w:hanging="360"/>
+      </w:pPr>
+      <w:rPr>
+        <w:rFonts w:ascii="Courier New" w:hAnsi="Courier New" w:cs="Courier New" w:hint="default"/>
+      </w:rPr>
+    </w:lvl>
+    <w:lvl w:ilvl="5" w:tplc="10090005" w:tentative="1">
+      <w:start w:val="1"/>
+      <w:numFmt w:val="bullet"/>
+      <w:lvlText w:val=""/>
+      <w:lvlJc w:val="left"/>
+      <w:pPr>
+        <w:ind w:left="6837" w:hanging="360"/>
+      </w:pPr>
+      <w:rPr>
+        <w:rFonts w:ascii="Wingdings" w:hAnsi="Wingdings" w:hint="default"/>
+      </w:rPr>
+    </w:lvl>
+    <w:lvl w:ilvl="6" w:tplc="10090001" w:tentative="1">
+      <w:start w:val="1"/>
+      <w:numFmt w:val="bullet"/>
+      <w:lvlText w:val=""/>
+      <w:lvlJc w:val="left"/>
+      <w:pPr>
+        <w:ind w:left="7557" w:hanging="360"/>
+      </w:pPr>
+      <w:rPr>
+        <w:rFonts w:ascii="Symbol" w:hAnsi="Symbol" w:hint="default"/>
+      </w:rPr>
+    </w:lvl>
+    <w:lvl w:ilvl="7" w:tplc="10090003" w:tentative="1">
+      <w:start w:val="1"/>
+      <w:numFmt w:val="bullet"/>
+      <w:lvlText w:val="o"/>
+      <w:lvlJc w:val="left"/>
+      <w:pPr>
+        <w:ind w:left="8277" w:hanging="360"/>
+      </w:pPr>
+      <w:rPr>
+        <w:rFonts w:ascii="Courier New" w:hAnsi="Courier New" w:cs="Courier New" w:hint="default"/>
+      </w:rPr>
+    </w:lvl>
+    <w:lvl w:ilvl="8" w:tplc="10090005" w:tentative="1">
+      <w:start w:val="1"/>
+      <w:numFmt w:val="bullet"/>
+      <w:lvlText w:val=""/>
+      <w:lvlJc w:val="left"/>
+      <w:pPr>
+        <w:ind w:left="8997" w:hanging="360"/>
+      </w:pPr>
+      <w:rPr>
+        <w:rFonts w:ascii="Wingdings" w:hAnsi="Wingdings" w:hint="default"/>
+      </w:rPr>
+    </w:lvl>
+  </w:abstractNum>
+  <w:abstractNum w:abstractNumId="8" w15:restartNumberingAfterBreak="0">
     <w:nsid w:val="152013AB"/>
     <w:multiLevelType w:val="hybridMultilevel"/>
     <w:tmpl w:val="64D83B20"/>
@@ -6960,7 +7689,121 @@
       </w:rPr>
     </w:lvl>
   </w:abstractNum>
-  <w:abstractNum w:abstractNumId="8" w15:restartNumberingAfterBreak="0">
+  <w:abstractNum w:abstractNumId="9" w15:restartNumberingAfterBreak="0">
+    <w:nsid w:val="1A072BA4"/>
+    <w:multiLevelType w:val="hybridMultilevel"/>
+    <w:tmpl w:val="E4702894"/>
+    <w:lvl w:ilvl="0" w:tplc="8C6A6B14">
+      <w:start w:val="1"/>
+      <w:numFmt w:val="bullet"/>
+      <w:lvlText w:val=""/>
+      <w:lvlJc w:val="left"/>
+      <w:pPr>
+        <w:ind w:left="3240" w:hanging="360"/>
+      </w:pPr>
+      <w:rPr>
+        <w:rFonts w:ascii="Symbol" w:hAnsi="Symbol" w:hint="default"/>
+        <w:color w:val="000000" w:themeColor="text1"/>
+      </w:rPr>
+    </w:lvl>
+    <w:lvl w:ilvl="1" w:tplc="10090003">
+      <w:start w:val="1"/>
+      <w:numFmt w:val="bullet"/>
+      <w:lvlText w:val="o"/>
+      <w:lvlJc w:val="left"/>
+      <w:pPr>
+        <w:ind w:left="1443" w:hanging="360"/>
+      </w:pPr>
+      <w:rPr>
+        <w:rFonts w:ascii="Courier New" w:hAnsi="Courier New" w:cs="Courier New" w:hint="default"/>
+      </w:rPr>
+    </w:lvl>
+    <w:lvl w:ilvl="2" w:tplc="10090005">
+      <w:start w:val="1"/>
+      <w:numFmt w:val="bullet"/>
+      <w:lvlText w:val=""/>
+      <w:lvlJc w:val="left"/>
+      <w:pPr>
+        <w:ind w:left="2163" w:hanging="360"/>
+      </w:pPr>
+      <w:rPr>
+        <w:rFonts w:ascii="Wingdings" w:hAnsi="Wingdings" w:hint="default"/>
+      </w:rPr>
+    </w:lvl>
+    <w:lvl w:ilvl="3" w:tplc="10090001">
+      <w:start w:val="1"/>
+      <w:numFmt w:val="bullet"/>
+      <w:lvlText w:val=""/>
+      <w:lvlJc w:val="left"/>
+      <w:pPr>
+        <w:ind w:left="2883" w:hanging="360"/>
+      </w:pPr>
+      <w:rPr>
+        <w:rFonts w:ascii="Symbol" w:hAnsi="Symbol" w:hint="default"/>
+      </w:rPr>
+    </w:lvl>
+    <w:lvl w:ilvl="4" w:tplc="10090003">
+      <w:start w:val="1"/>
+      <w:numFmt w:val="bullet"/>
+      <w:lvlText w:val="o"/>
+      <w:lvlJc w:val="left"/>
+      <w:pPr>
+        <w:ind w:left="3603" w:hanging="360"/>
+      </w:pPr>
+      <w:rPr>
+        <w:rFonts w:ascii="Courier New" w:hAnsi="Courier New" w:cs="Courier New" w:hint="default"/>
+      </w:rPr>
+    </w:lvl>
+    <w:lvl w:ilvl="5" w:tplc="10090005" w:tentative="1">
+      <w:start w:val="1"/>
+      <w:numFmt w:val="bullet"/>
+      <w:lvlText w:val=""/>
+      <w:lvlJc w:val="left"/>
+      <w:pPr>
+        <w:ind w:left="4323" w:hanging="360"/>
+      </w:pPr>
+      <w:rPr>
+        <w:rFonts w:ascii="Wingdings" w:hAnsi="Wingdings" w:hint="default"/>
+      </w:rPr>
+    </w:lvl>
+    <w:lvl w:ilvl="6" w:tplc="10090001" w:tentative="1">
+      <w:start w:val="1"/>
+      <w:numFmt w:val="bullet"/>
+      <w:lvlText w:val=""/>
+      <w:lvlJc w:val="left"/>
+      <w:pPr>
+        <w:ind w:left="5043" w:hanging="360"/>
+      </w:pPr>
+      <w:rPr>
+        <w:rFonts w:ascii="Symbol" w:hAnsi="Symbol" w:hint="default"/>
+      </w:rPr>
+    </w:lvl>
+    <w:lvl w:ilvl="7" w:tplc="10090003" w:tentative="1">
+      <w:start w:val="1"/>
+      <w:numFmt w:val="bullet"/>
+      <w:lvlText w:val="o"/>
+      <w:lvlJc w:val="left"/>
+      <w:pPr>
+        <w:ind w:left="5763" w:hanging="360"/>
+      </w:pPr>
+      <w:rPr>
+        <w:rFonts w:ascii="Courier New" w:hAnsi="Courier New" w:cs="Courier New" w:hint="default"/>
+      </w:rPr>
+    </w:lvl>
+    <w:lvl w:ilvl="8" w:tplc="10090005" w:tentative="1">
+      <w:start w:val="1"/>
+      <w:numFmt w:val="bullet"/>
+      <w:lvlText w:val=""/>
+      <w:lvlJc w:val="left"/>
+      <w:pPr>
+        <w:ind w:left="6483" w:hanging="360"/>
+      </w:pPr>
+      <w:rPr>
+        <w:rFonts w:ascii="Wingdings" w:hAnsi="Wingdings" w:hint="default"/>
+      </w:rPr>
+    </w:lvl>
+  </w:abstractNum>
+  <w:abstractNum w:abstractNumId="10" w15:restartNumberingAfterBreak="0">
     <w:nsid w:val="1A94446B"/>
     <w:multiLevelType w:val="hybridMultilevel"/>
     <w:tmpl w:val="71C8A8F8"/>
@@ -7073,7 +7916,7 @@
       </w:rPr>
     </w:lvl>
   </w:abstractNum>
-  <w:abstractNum w:abstractNumId="9" w15:restartNumberingAfterBreak="0">
+  <w:abstractNum w:abstractNumId="11" w15:restartNumberingAfterBreak="0">
     <w:nsid w:val="1C535D0B"/>
     <w:multiLevelType w:val="hybridMultilevel"/>
     <w:tmpl w:val="8A64A996"/>
@@ -7186,7 +8029,7 @@
       </w:rPr>
     </w:lvl>
   </w:abstractNum>
-  <w:abstractNum w:abstractNumId="10" w15:restartNumberingAfterBreak="0">
+  <w:abstractNum w:abstractNumId="12" w15:restartNumberingAfterBreak="0">
     <w:nsid w:val="1CEC314D"/>
     <w:multiLevelType w:val="hybridMultilevel"/>
     <w:tmpl w:val="070E12AC"/>
@@ -7299,7 +8142,7 @@
       </w:rPr>
     </w:lvl>
   </w:abstractNum>
-  <w:abstractNum w:abstractNumId="11" w15:restartNumberingAfterBreak="0">
+  <w:abstractNum w:abstractNumId="13" w15:restartNumberingAfterBreak="0">
     <w:nsid w:val="249F2707"/>
     <w:multiLevelType w:val="hybridMultilevel"/>
     <w:tmpl w:val="6A048F76"/>
@@ -7388,7 +8231,7 @@
       </w:pPr>
     </w:lvl>
   </w:abstractNum>
-  <w:abstractNum w:abstractNumId="12" w15:restartNumberingAfterBreak="0">
+  <w:abstractNum w:abstractNumId="14" w15:restartNumberingAfterBreak="0">
     <w:nsid w:val="24A80059"/>
     <w:multiLevelType w:val="hybridMultilevel"/>
     <w:tmpl w:val="11B24C7E"/>
@@ -7501,7 +8344,100 @@
       </w:rPr>
     </w:lvl>
   </w:abstractNum>
-  <w:abstractNum w:abstractNumId="13" w15:restartNumberingAfterBreak="0">
+  <w:abstractNum w:abstractNumId="15" w15:restartNumberingAfterBreak="0">
+    <w:nsid w:val="27CF6E96"/>
+    <w:multiLevelType w:val="hybridMultilevel"/>
+    <w:tmpl w:val="8D86F246"/>
+    <w:lvl w:ilvl="0" w:tplc="F19444E6">
+      <w:start w:val="1"/>
+      <w:numFmt w:val="decimal"/>
+      <w:lvlText w:val="%1."/>
+      <w:lvlJc w:val="left"/>
+      <w:pPr>
+        <w:ind w:left="2160" w:hanging="360"/>
+      </w:pPr>
+      <w:rPr>
+        <w:b w:val="0"/>
+        <w:bCs w:val="0"/>
+      </w:rPr>
+    </w:lvl>
+    <w:lvl w:ilvl="1" w:tplc="10090001">
+      <w:start w:val="1"/>
+      <w:numFmt w:val="bullet"/>
+      <w:lvlText w:val=""/>
+      <w:lvlJc w:val="left"/>
+      <w:pPr>
+        <w:ind w:left="2517" w:hanging="360"/>
+      </w:pPr>
+      <w:rPr>
+        <w:rFonts w:ascii="Symbol" w:hAnsi="Symbol" w:hint="default"/>
+      </w:rPr>
+    </w:lvl>
+    <w:lvl w:ilvl="2" w:tplc="1009001B" w:tentative="1">
+      <w:start w:val="1"/>
+      <w:numFmt w:val="lowerRoman"/>
+      <w:lvlText w:val="%3."/>
+      <w:lvlJc w:val="right"/>
+      <w:pPr>
+        <w:ind w:left="3600" w:hanging="180"/>
+      </w:pPr>
+    </w:lvl>
+    <w:lvl w:ilvl="3" w:tplc="1009000F" w:tentative="1">
+      <w:start w:val="1"/>
+      <w:numFmt w:val="decimal"/>
+      <w:lvlText w:val="%4."/>
+      <w:lvlJc w:val="left"/>
+      <w:pPr>
+        <w:ind w:left="4320" w:hanging="360"/>
+      </w:pPr>
+    </w:lvl>
+    <w:lvl w:ilvl="4" w:tplc="10090019" w:tentative="1">
+      <w:start w:val="1"/>
+      <w:numFmt w:val="lowerLetter"/>
+      <w:lvlText w:val="%5."/>
+      <w:lvlJc w:val="left"/>
+      <w:pPr>
+        <w:ind w:left="5040" w:hanging="360"/>
+      </w:pPr>
+    </w:lvl>
+    <w:lvl w:ilvl="5" w:tplc="1009001B" w:tentative="1">
+      <w:start w:val="1"/>
+      <w:numFmt w:val="lowerRoman"/>
+      <w:lvlText w:val="%6."/>
+      <w:lvlJc w:val="right"/>
+      <w:pPr>
+        <w:ind w:left="5760" w:hanging="180"/>
+      </w:pPr>
+    </w:lvl>
+    <w:lvl w:ilvl="6" w:tplc="1009000F" w:tentative="1">
+      <w:start w:val="1"/>
+      <w:numFmt w:val="decimal"/>
+      <w:lvlText w:val="%7."/>
+      <w:lvlJc w:val="left"/>
+      <w:pPr>
+        <w:ind w:left="6480" w:hanging="360"/>
+      </w:pPr>
+    </w:lvl>
+    <w:lvl w:ilvl="7" w:tplc="10090019" w:tentative="1">
+      <w:start w:val="1"/>
+      <w:numFmt w:val="lowerLetter"/>
+      <w:lvlText w:val="%8."/>
+      <w:lvlJc w:val="left"/>
+      <w:pPr>
+        <w:ind w:left="7200" w:hanging="360"/>
+      </w:pPr>
+    </w:lvl>
+    <w:lvl w:ilvl="8" w:tplc="1009001B" w:tentative="1">
+      <w:start w:val="1"/>
+      <w:numFmt w:val="lowerRoman"/>
+      <w:lvlText w:val="%9."/>
+      <w:lvlJc w:val="right"/>
+      <w:pPr>
+        <w:ind w:left="7920" w:hanging="180"/>
+      </w:pPr>
+    </w:lvl>
+  </w:abstractNum>
+  <w:abstractNum w:abstractNumId="16" w15:restartNumberingAfterBreak="0">
     <w:nsid w:val="29F30EFE"/>
     <w:multiLevelType w:val="hybridMultilevel"/>
     <w:tmpl w:val="8D849220"/>
@@ -7614,7 +8550,7 @@
       </w:rPr>
     </w:lvl>
   </w:abstractNum>
-  <w:abstractNum w:abstractNumId="14" w15:restartNumberingAfterBreak="0">
+  <w:abstractNum w:abstractNumId="17" w15:restartNumberingAfterBreak="0">
     <w:nsid w:val="2BE93405"/>
     <w:multiLevelType w:val="hybridMultilevel"/>
     <w:tmpl w:val="ACB8863E"/>
@@ -7700,7 +8636,7 @@
       </w:pPr>
     </w:lvl>
   </w:abstractNum>
-  <w:abstractNum w:abstractNumId="15" w15:restartNumberingAfterBreak="0">
+  <w:abstractNum w:abstractNumId="18" w15:restartNumberingAfterBreak="0">
     <w:nsid w:val="2F201800"/>
     <w:multiLevelType w:val="hybridMultilevel"/>
     <w:tmpl w:val="83526C60"/>
@@ -7813,7 +8749,7 @@
       </w:rPr>
     </w:lvl>
   </w:abstractNum>
-  <w:abstractNum w:abstractNumId="16" w15:restartNumberingAfterBreak="0">
+  <w:abstractNum w:abstractNumId="19" w15:restartNumberingAfterBreak="0">
     <w:nsid w:val="2F4B1B10"/>
     <w:multiLevelType w:val="hybridMultilevel"/>
     <w:tmpl w:val="FC12F644"/>
@@ -7926,7 +8862,7 @@
       </w:rPr>
     </w:lvl>
   </w:abstractNum>
-  <w:abstractNum w:abstractNumId="17" w15:restartNumberingAfterBreak="0">
+  <w:abstractNum w:abstractNumId="20" w15:restartNumberingAfterBreak="0">
     <w:nsid w:val="307F4271"/>
     <w:multiLevelType w:val="hybridMultilevel"/>
     <w:tmpl w:val="6650950A"/>
@@ -8039,7 +8975,7 @@
       </w:rPr>
     </w:lvl>
   </w:abstractNum>
-  <w:abstractNum w:abstractNumId="18" w15:restartNumberingAfterBreak="0">
+  <w:abstractNum w:abstractNumId="21" w15:restartNumberingAfterBreak="0">
     <w:nsid w:val="308D3CBF"/>
     <w:multiLevelType w:val="hybridMultilevel"/>
     <w:tmpl w:val="6C4ABE3C"/>
@@ -8152,7 +9088,7 @@
       </w:rPr>
     </w:lvl>
   </w:abstractNum>
-  <w:abstractNum w:abstractNumId="19" w15:restartNumberingAfterBreak="0">
+  <w:abstractNum w:abstractNumId="22" w15:restartNumberingAfterBreak="0">
     <w:nsid w:val="32F46B80"/>
     <w:multiLevelType w:val="hybridMultilevel"/>
     <w:tmpl w:val="D6EEF02A"/>
@@ -8262,7 +9198,7 @@
       </w:rPr>
     </w:lvl>
   </w:abstractNum>
-  <w:abstractNum w:abstractNumId="20" w15:restartNumberingAfterBreak="0">
+  <w:abstractNum w:abstractNumId="23" w15:restartNumberingAfterBreak="0">
     <w:nsid w:val="3E4E7E1D"/>
     <w:multiLevelType w:val="hybridMultilevel"/>
     <w:tmpl w:val="C4183DF8"/>
@@ -8375,7 +9311,7 @@
       </w:rPr>
     </w:lvl>
   </w:abstractNum>
-  <w:abstractNum w:abstractNumId="21" w15:restartNumberingAfterBreak="0">
+  <w:abstractNum w:abstractNumId="24" w15:restartNumberingAfterBreak="0">
     <w:nsid w:val="3EC24676"/>
     <w:multiLevelType w:val="hybridMultilevel"/>
     <w:tmpl w:val="AD10C83C"/>
@@ -8461,7 +9397,7 @@
       </w:pPr>
     </w:lvl>
   </w:abstractNum>
-  <w:abstractNum w:abstractNumId="22" w15:restartNumberingAfterBreak="0">
+  <w:abstractNum w:abstractNumId="25" w15:restartNumberingAfterBreak="0">
     <w:nsid w:val="5E800D5C"/>
     <w:multiLevelType w:val="hybridMultilevel"/>
     <w:tmpl w:val="481006D8"/>
@@ -8574,7 +9510,7 @@
       </w:rPr>
     </w:lvl>
   </w:abstractNum>
-  <w:abstractNum w:abstractNumId="23" w15:restartNumberingAfterBreak="0">
+  <w:abstractNum w:abstractNumId="26" w15:restartNumberingAfterBreak="0">
     <w:nsid w:val="62A116E7"/>
     <w:multiLevelType w:val="hybridMultilevel"/>
     <w:tmpl w:val="AFD28870"/>
@@ -8687,7 +9623,7 @@
       </w:rPr>
     </w:lvl>
   </w:abstractNum>
-  <w:abstractNum w:abstractNumId="24" w15:restartNumberingAfterBreak="0">
+  <w:abstractNum w:abstractNumId="27" w15:restartNumberingAfterBreak="0">
     <w:nsid w:val="68C51740"/>
     <w:multiLevelType w:val="hybridMultilevel"/>
     <w:tmpl w:val="B614CEA8"/>
@@ -8776,7 +9712,7 @@
       </w:pPr>
     </w:lvl>
   </w:abstractNum>
-  <w:abstractNum w:abstractNumId="25" w15:restartNumberingAfterBreak="0">
+  <w:abstractNum w:abstractNumId="28" w15:restartNumberingAfterBreak="0">
     <w:nsid w:val="69010C8B"/>
     <w:multiLevelType w:val="hybridMultilevel"/>
     <w:tmpl w:val="AB9ACF8C"/>
@@ -8889,7 +9825,120 @@
       </w:rPr>
     </w:lvl>
   </w:abstractNum>
-  <w:abstractNum w:abstractNumId="26" w15:restartNumberingAfterBreak="0">
+  <w:abstractNum w:abstractNumId="29" w15:restartNumberingAfterBreak="0">
+    <w:nsid w:val="697A3CAE"/>
+    <w:multiLevelType w:val="hybridMultilevel"/>
+    <w:tmpl w:val="23829878"/>
+    <w:lvl w:ilvl="0" w:tplc="10090001">
+      <w:start w:val="1"/>
+      <w:numFmt w:val="bullet"/>
+      <w:lvlText w:val=""/>
+      <w:lvlJc w:val="left"/>
+      <w:pPr>
+        <w:ind w:left="2160" w:hanging="360"/>
+      </w:pPr>
+      <w:rPr>
+        <w:rFonts w:ascii="Symbol" w:hAnsi="Symbol" w:hint="default"/>
+      </w:rPr>
+    </w:lvl>
+    <w:lvl w:ilvl="1" w:tplc="10090003" w:tentative="1">
+      <w:start w:val="1"/>
+      <w:numFmt w:val="bullet"/>
+      <w:lvlText w:val="o"/>
+      <w:lvlJc w:val="left"/>
+      <w:pPr>
+        <w:ind w:left="2880" w:hanging="360"/>
+      </w:pPr>
+      <w:rPr>
+        <w:rFonts w:ascii="Courier New" w:hAnsi="Courier New" w:cs="Courier New" w:hint="default"/>
+      </w:rPr>
+    </w:lvl>
+    <w:lvl w:ilvl="2" w:tplc="10090005" w:tentative="1">
+      <w:start w:val="1"/>
+      <w:numFmt w:val="bullet"/>
+      <w:lvlText w:val=""/>
+      <w:lvlJc w:val="left"/>
+      <w:pPr>
+        <w:ind w:left="3600" w:hanging="360"/>
+      </w:pPr>
+      <w:rPr>
+        <w:rFonts w:ascii="Wingdings" w:hAnsi="Wingdings" w:hint="default"/>
+      </w:rPr>
+    </w:lvl>
+    <w:lvl w:ilvl="3" w:tplc="10090001" w:tentative="1">
+      <w:start w:val="1"/>
+      <w:numFmt w:val="bullet"/>
+      <w:lvlText w:val=""/>
+      <w:lvlJc w:val="left"/>
+      <w:pPr>
+        <w:ind w:left="4320" w:hanging="360"/>
+      </w:pPr>
+      <w:rPr>
+        <w:rFonts w:ascii="Symbol" w:hAnsi="Symbol" w:hint="default"/>
+      </w:rPr>
+    </w:lvl>
+    <w:lvl w:ilvl="4" w:tplc="10090003" w:tentative="1">
+      <w:start w:val="1"/>
+      <w:numFmt w:val="bullet"/>
+      <w:lvlText w:val="o"/>
+      <w:lvlJc w:val="left"/>
+      <w:pPr>
+        <w:ind w:left="5040" w:hanging="360"/>
+      </w:pPr>
+      <w:rPr>
+        <w:rFonts w:ascii="Courier New" w:hAnsi="Courier New" w:cs="Courier New" w:hint="default"/>
+      </w:rPr>
+    </w:lvl>
+    <w:lvl w:ilvl="5" w:tplc="10090005" w:tentative="1">
+      <w:start w:val="1"/>
+      <w:numFmt w:val="bullet"/>
+      <w:lvlText w:val=""/>
+      <w:lvlJc w:val="left"/>
+      <w:pPr>
+        <w:ind w:left="5760" w:hanging="360"/>
+      </w:pPr>
+      <w:rPr>
+        <w:rFonts w:ascii="Wingdings" w:hAnsi="Wingdings" w:hint="default"/>
+      </w:rPr>
+    </w:lvl>
+    <w:lvl w:ilvl="6" w:tplc="10090001" w:tentative="1">
+      <w:start w:val="1"/>
+      <w:numFmt w:val="bullet"/>
+      <w:lvlText w:val=""/>
+      <w:lvlJc w:val="left"/>
+      <w:pPr>
+        <w:ind w:left="6480" w:hanging="360"/>
+      </w:pPr>
+      <w:rPr>
+        <w:rFonts w:ascii="Symbol" w:hAnsi="Symbol" w:hint="default"/>
+      </w:rPr>
+    </w:lvl>
+    <w:lvl w:ilvl="7" w:tplc="10090003" w:tentative="1">
+      <w:start w:val="1"/>
+      <w:numFmt w:val="bullet"/>
+      <w:lvlText w:val="o"/>
+      <w:lvlJc w:val="left"/>
+      <w:pPr>
+        <w:ind w:left="7200" w:hanging="360"/>
+      </w:pPr>
+      <w:rPr>
+        <w:rFonts w:ascii="Courier New" w:hAnsi="Courier New" w:cs="Courier New" w:hint="default"/>
+      </w:rPr>
+    </w:lvl>
+    <w:lvl w:ilvl="8" w:tplc="10090005" w:tentative="1">
+      <w:start w:val="1"/>
+      <w:numFmt w:val="bullet"/>
+      <w:lvlText w:val=""/>
+      <w:lvlJc w:val="left"/>
+      <w:pPr>
+        <w:ind w:left="7920" w:hanging="360"/>
+      </w:pPr>
+      <w:rPr>
+        <w:rFonts w:ascii="Wingdings" w:hAnsi="Wingdings" w:hint="default"/>
+      </w:rPr>
+    </w:lvl>
+  </w:abstractNum>
+  <w:abstractNum w:abstractNumId="30" w15:restartNumberingAfterBreak="0">
     <w:nsid w:val="6A2C7A5A"/>
     <w:multiLevelType w:val="hybridMultilevel"/>
     <w:tmpl w:val="2FB0BC5E"/>
@@ -9002,7 +10051,7 @@
       </w:rPr>
     </w:lvl>
   </w:abstractNum>
-  <w:abstractNum w:abstractNumId="27" w15:restartNumberingAfterBreak="0">
+  <w:abstractNum w:abstractNumId="31" w15:restartNumberingAfterBreak="0">
     <w:nsid w:val="72236AAD"/>
     <w:multiLevelType w:val="hybridMultilevel"/>
     <w:tmpl w:val="1FF8BAB6"/>
@@ -9115,7 +10164,7 @@
       </w:rPr>
     </w:lvl>
   </w:abstractNum>
-  <w:abstractNum w:abstractNumId="28" w15:restartNumberingAfterBreak="0">
+  <w:abstractNum w:abstractNumId="32" w15:restartNumberingAfterBreak="0">
     <w:nsid w:val="74CF7FBC"/>
     <w:multiLevelType w:val="hybridMultilevel"/>
     <w:tmpl w:val="454E1412"/>
@@ -9228,7 +10277,7 @@
       </w:rPr>
     </w:lvl>
   </w:abstractNum>
-  <w:abstractNum w:abstractNumId="29" w15:restartNumberingAfterBreak="0">
+  <w:abstractNum w:abstractNumId="33" w15:restartNumberingAfterBreak="0">
     <w:nsid w:val="754071D0"/>
     <w:multiLevelType w:val="hybridMultilevel"/>
     <w:tmpl w:val="3698CDEC"/>
@@ -9314,7 +10363,7 @@
       </w:pPr>
     </w:lvl>
   </w:abstractNum>
-  <w:abstractNum w:abstractNumId="30" w15:restartNumberingAfterBreak="0">
+  <w:abstractNum w:abstractNumId="34" w15:restartNumberingAfterBreak="0">
     <w:nsid w:val="798F4444"/>
     <w:multiLevelType w:val="hybridMultilevel"/>
     <w:tmpl w:val="07767454"/>
@@ -9403,7 +10452,7 @@
       </w:pPr>
     </w:lvl>
   </w:abstractNum>
-  <w:abstractNum w:abstractNumId="31" w15:restartNumberingAfterBreak="0">
+  <w:abstractNum w:abstractNumId="35" w15:restartNumberingAfterBreak="0">
     <w:nsid w:val="7ABB3642"/>
     <w:multiLevelType w:val="hybridMultilevel"/>
     <w:tmpl w:val="5EA43876"/>
@@ -9516,7 +10565,7 @@
       </w:rPr>
     </w:lvl>
   </w:abstractNum>
-  <w:abstractNum w:abstractNumId="32" w15:restartNumberingAfterBreak="0">
+  <w:abstractNum w:abstractNumId="36" w15:restartNumberingAfterBreak="0">
     <w:nsid w:val="7C935A79"/>
     <w:multiLevelType w:val="hybridMultilevel"/>
     <w:tmpl w:val="56686326"/>
@@ -9629,7 +10678,7 @@
       </w:rPr>
     </w:lvl>
   </w:abstractNum>
-  <w:abstractNum w:abstractNumId="33" w15:restartNumberingAfterBreak="0">
+  <w:abstractNum w:abstractNumId="37" w15:restartNumberingAfterBreak="0">
     <w:nsid w:val="7F6C1CAC"/>
     <w:multiLevelType w:val="hybridMultilevel"/>
     <w:tmpl w:val="4E3EFFE6"/>
@@ -9742,7 +10791,7 @@
       </w:rPr>
     </w:lvl>
   </w:abstractNum>
-  <w:abstractNum w:abstractNumId="34" w15:restartNumberingAfterBreak="0">
+  <w:abstractNum w:abstractNumId="38" w15:restartNumberingAfterBreak="0">
     <w:nsid w:val="7FF10D2F"/>
     <w:multiLevelType w:val="hybridMultilevel"/>
     <w:tmpl w:val="D3F272D4"/>
@@ -9829,64 +10878,64 @@
     </w:lvl>
   </w:abstractNum>
   <w:num w:numId="1" w16cid:durableId="1200126119">
-    <w:abstractNumId w:val="27"/>
+    <w:abstractNumId w:val="31"/>
   </w:num>
   <w:num w:numId="2" w16cid:durableId="2142964796">
     <w:abstractNumId w:val="6"/>
   </w:num>
   <w:num w:numId="3" w16cid:durableId="1686126829">
-    <w:abstractNumId w:val="29"/>
+    <w:abstractNumId w:val="33"/>
   </w:num>
   <w:num w:numId="4" w16cid:durableId="9256738">
-    <w:abstractNumId w:val="21"/>
+    <w:abstractNumId w:val="24"/>
   </w:num>
   <w:num w:numId="5" w16cid:durableId="1929270298">
-    <w:abstractNumId w:val="12"/>
+    <w:abstractNumId w:val="14"/>
   </w:num>
   <w:num w:numId="6" w16cid:durableId="1283686131">
     <w:abstractNumId w:val="4"/>
   </w:num>
   <w:num w:numId="7" w16cid:durableId="1973510224">
+    <w:abstractNumId w:val="16"/>
+  </w:num>
+  <w:num w:numId="8" w16cid:durableId="1322386662">
+    <w:abstractNumId w:val="8"/>
+  </w:num>
+  <w:num w:numId="9" w16cid:durableId="1623069594">
+    <w:abstractNumId w:val="23"/>
+  </w:num>
+  <w:num w:numId="10" w16cid:durableId="389547150">
+    <w:abstractNumId w:val="28"/>
+  </w:num>
+  <w:num w:numId="11" w16cid:durableId="258147424">
+    <w:abstractNumId w:val="37"/>
+  </w:num>
+  <w:num w:numId="12" w16cid:durableId="1740980150">
+    <w:abstractNumId w:val="32"/>
+  </w:num>
+  <w:num w:numId="13" w16cid:durableId="1889342876">
     <w:abstractNumId w:val="13"/>
   </w:num>
-  <w:num w:numId="8" w16cid:durableId="1322386662">
-    <w:abstractNumId w:val="7"/>
+  <w:num w:numId="14" w16cid:durableId="253057507">
+    <w:abstractNumId w:val="11"/>
   </w:num>
-  <w:num w:numId="9" w16cid:durableId="1623069594">
+  <w:num w:numId="15" w16cid:durableId="484205992">
     <w:abstractNumId w:val="20"/>
   </w:num>
-  <w:num w:numId="10" w16cid:durableId="389547150">
-    <w:abstractNumId w:val="25"/>
-  </w:num>
-  <w:num w:numId="11" w16cid:durableId="258147424">
-    <w:abstractNumId w:val="33"/>
-  </w:num>
-  <w:num w:numId="12" w16cid:durableId="1740980150">
-    <w:abstractNumId w:val="28"/>
-  </w:num>
-  <w:num w:numId="13" w16cid:durableId="1889342876">
-    <w:abstractNumId w:val="11"/>
-  </w:num>
-  <w:num w:numId="14" w16cid:durableId="253057507">
-    <w:abstractNumId w:val="9"/>
-  </w:num>
-  <w:num w:numId="15" w16cid:durableId="484205992">
-    <w:abstractNumId w:val="17"/>
-  </w:num>
   <w:num w:numId="16" w16cid:durableId="791091195">
-    <w:abstractNumId w:val="10"/>
+    <w:abstractNumId w:val="12"/>
   </w:num>
   <w:num w:numId="17" w16cid:durableId="657925824">
-    <w:abstractNumId w:val="15"/>
+    <w:abstractNumId w:val="18"/>
   </w:num>
   <w:num w:numId="18" w16cid:durableId="190342337">
-    <w:abstractNumId w:val="32"/>
+    <w:abstractNumId w:val="36"/>
   </w:num>
   <w:num w:numId="19" w16cid:durableId="1952785505">
-    <w:abstractNumId w:val="23"/>
+    <w:abstractNumId w:val="26"/>
   </w:num>
   <w:num w:numId="20" w16cid:durableId="1591154696">
-    <w:abstractNumId w:val="18"/>
+    <w:abstractNumId w:val="21"/>
   </w:num>
   <w:num w:numId="21" w16cid:durableId="1000231668">
     <w:abstractNumId w:val="5"/>
@@ -9895,43 +10944,55 @@
     <w:abstractNumId w:val="2"/>
   </w:num>
   <w:num w:numId="23" w16cid:durableId="449859590">
-    <w:abstractNumId w:val="16"/>
+    <w:abstractNumId w:val="19"/>
   </w:num>
   <w:num w:numId="24" w16cid:durableId="1859462550">
-    <w:abstractNumId w:val="8"/>
+    <w:abstractNumId w:val="10"/>
   </w:num>
   <w:num w:numId="25" w16cid:durableId="10112469">
-    <w:abstractNumId w:val="14"/>
+    <w:abstractNumId w:val="17"/>
   </w:num>
   <w:num w:numId="26" w16cid:durableId="566114269">
-    <w:abstractNumId w:val="26"/>
+    <w:abstractNumId w:val="30"/>
   </w:num>
   <w:num w:numId="27" w16cid:durableId="732119972">
-    <w:abstractNumId w:val="19"/>
+    <w:abstractNumId w:val="22"/>
   </w:num>
   <w:num w:numId="28" w16cid:durableId="528493660">
-    <w:abstractNumId w:val="30"/>
+    <w:abstractNumId w:val="34"/>
   </w:num>
   <w:num w:numId="29" w16cid:durableId="2097246878">
-    <w:abstractNumId w:val="24"/>
+    <w:abstractNumId w:val="27"/>
   </w:num>
   <w:num w:numId="30" w16cid:durableId="1222912462">
     <w:abstractNumId w:val="0"/>
   </w:num>
   <w:num w:numId="31" w16cid:durableId="1487279755">
-    <w:abstractNumId w:val="31"/>
+    <w:abstractNumId w:val="35"/>
   </w:num>
   <w:num w:numId="32" w16cid:durableId="883833939">
     <w:abstractNumId w:val="1"/>
   </w:num>
   <w:num w:numId="33" w16cid:durableId="1152331654">
-    <w:abstractNumId w:val="22"/>
+    <w:abstractNumId w:val="25"/>
   </w:num>
   <w:num w:numId="34" w16cid:durableId="332343992">
     <w:abstractNumId w:val="3"/>
   </w:num>
   <w:num w:numId="35" w16cid:durableId="1809936711">
-    <w:abstractNumId w:val="34"/>
+    <w:abstractNumId w:val="38"/>
+  </w:num>
+  <w:num w:numId="36" w16cid:durableId="599412453">
+    <w:abstractNumId w:val="29"/>
+  </w:num>
+  <w:num w:numId="37" w16cid:durableId="1371028658">
+    <w:abstractNumId w:val="15"/>
+  </w:num>
+  <w:num w:numId="38" w16cid:durableId="781799529">
+    <w:abstractNumId w:val="7"/>
+  </w:num>
+  <w:num w:numId="39" w16cid:durableId="1640184082">
+    <w:abstractNumId w:val="9"/>
   </w:num>
 </w:numbering>
 </file>

--- a/Public Talks/No 147/No 147.docx
+++ b/Public Talks/No 147/No 147.docx
@@ -5863,7 +5863,23 @@
           <w:b/>
           <w:bCs/>
         </w:rPr>
-        <w:t>HOW JEHOVAH PROTECT HIS PEOPLE TODAY</w:t>
+        <w:t>HOW JEHOVAH PROTECT</w:t>
+      </w:r>
+      <w:r>
+        <w:rPr>
+          <w:rFonts w:ascii="Segoe UI Light" w:hAnsi="Segoe UI Light" w:cs="Segoe UI Light"/>
+          <w:b/>
+          <w:bCs/>
+        </w:rPr>
+        <w:t>S</w:t>
+      </w:r>
+      <w:r>
+        <w:rPr>
+          <w:rFonts w:ascii="Segoe UI Light" w:hAnsi="Segoe UI Light" w:cs="Segoe UI Light"/>
+          <w:b/>
+          <w:bCs/>
+        </w:rPr>
+        <w:t xml:space="preserve"> HIS PEOPLE TODAY</w:t>
       </w:r>
     </w:p>
     <w:p>
@@ -6512,7 +6528,19 @@
         <w:rPr>
           <w:rFonts w:ascii="Segoe UI Light" w:hAnsi="Segoe UI Light" w:cs="Segoe UI Light"/>
         </w:rPr>
-        <w:t xml:space="preserve"> we should not expect Jehovah to miraculously save us from all arm.</w:t>
+        <w:t xml:space="preserve"> we should not expect Jehovah to miraculously save us from all </w:t>
+      </w:r>
+      <w:r>
+        <w:rPr>
+          <w:rFonts w:ascii="Segoe UI Light" w:hAnsi="Segoe UI Light" w:cs="Segoe UI Light"/>
+        </w:rPr>
+        <w:t>h</w:t>
+      </w:r>
+      <w:r>
+        <w:rPr>
+          <w:rFonts w:ascii="Segoe UI Light" w:hAnsi="Segoe UI Light" w:cs="Segoe UI Light"/>
+        </w:rPr>
+        <w:t>arm.</w:t>
       </w:r>
     </w:p>
     <w:p>
@@ -6538,6 +6566,448 @@
           <w:rFonts w:ascii="Segoe UI Light" w:hAnsi="Segoe UI Light" w:cs="Segoe UI Light"/>
         </w:rPr>
         <w:t>.</w:t>
+      </w:r>
+    </w:p>
+    <w:p>
+      <w:pPr>
+        <w:ind w:left="1440" w:hanging="720"/>
+        <w:rPr>
+          <w:rFonts w:ascii="Segoe UI Light" w:hAnsi="Segoe UI Light" w:cs="Segoe UI Light"/>
+        </w:rPr>
+      </w:pPr>
+      <w:r>
+        <w:rPr>
+          <w:rFonts w:ascii="Segoe UI Light" w:hAnsi="Segoe UI Light" w:cs="Segoe UI Light"/>
+        </w:rPr>
+        <w:t xml:space="preserve">Why can we say that? </w:t>
+      </w:r>
+      <w:r>
+        <w:rPr>
+          <w:rFonts w:ascii="Segoe UI Light" w:hAnsi="Segoe UI Light" w:cs="Segoe UI Light"/>
+        </w:rPr>
+        <w:t>A</w:t>
+      </w:r>
+      <w:r>
+        <w:rPr>
+          <w:rFonts w:ascii="Segoe UI Light" w:hAnsi="Segoe UI Light" w:cs="Segoe UI Light"/>
+        </w:rPr>
+        <w:t>nd what should we do to receive protection against anything that can harm how relationship with him?</w:t>
+      </w:r>
+    </w:p>
+    <w:p>
+      <w:pPr>
+        <w:ind w:left="2160" w:hanging="720"/>
+        <w:rPr>
+          <w:rFonts w:ascii="Segoe UI Light" w:hAnsi="Segoe UI Light" w:cs="Segoe UI Light"/>
+        </w:rPr>
+      </w:pPr>
+      <w:r>
+        <w:rPr>
+          <w:rFonts w:ascii="Segoe UI Light" w:hAnsi="Segoe UI Light" w:cs="Segoe UI Light"/>
+          <w:b/>
+          <w:bCs/>
+        </w:rPr>
+        <w:t>Psalm 62:7,8</w:t>
+      </w:r>
+      <w:r>
+        <w:rPr>
+          <w:rFonts w:ascii="Segoe UI Light" w:hAnsi="Segoe UI Light" w:cs="Segoe UI Light"/>
+        </w:rPr>
+        <w:t>.</w:t>
+      </w:r>
+    </w:p>
+    <w:p>
+      <w:pPr>
+        <w:ind w:left="2520" w:hanging="720"/>
+        <w:rPr>
+          <w:rFonts w:ascii="Segoe UI Light" w:hAnsi="Segoe UI Light" w:cs="Segoe UI Light"/>
+        </w:rPr>
+      </w:pPr>
+      <w:r>
+        <w:rPr>
+          <w:rFonts w:ascii="Segoe UI Light" w:hAnsi="Segoe UI Light" w:cs="Segoe UI Light"/>
+          <w:b/>
+          <w:bCs/>
+        </w:rPr>
+        <w:t>Verse 7:</w:t>
+      </w:r>
+    </w:p>
+    <w:p>
+      <w:pPr>
+        <w:pStyle w:val="ListParagraph"/>
+        <w:numPr>
+          <w:ilvl w:val="0"/>
+          <w:numId w:val="40"/>
+        </w:numPr>
+        <w:rPr>
+          <w:rFonts w:ascii="Segoe UI Light" w:hAnsi="Segoe UI Light" w:cs="Segoe UI Light"/>
+        </w:rPr>
+      </w:pPr>
+      <w:r>
+        <w:rPr>
+          <w:rFonts w:ascii="Segoe UI Light" w:hAnsi="Segoe UI Light" w:cs="Segoe UI Light"/>
+          <w:i/>
+          <w:iCs/>
+        </w:rPr>
+        <w:t>Refuge</w:t>
+      </w:r>
+      <w:r>
+        <w:rPr>
+          <w:rFonts w:ascii="Segoe UI Light" w:hAnsi="Segoe UI Light" w:cs="Segoe UI Light"/>
+        </w:rPr>
+        <w:t xml:space="preserve">: </w:t>
+      </w:r>
+      <w:r>
+        <w:rPr>
+          <w:rFonts w:ascii="Segoe UI Light" w:hAnsi="Segoe UI Light" w:cs="Segoe UI Light"/>
+        </w:rPr>
+        <w:t>a physical place, person, or thing that provides protection</w:t>
+      </w:r>
+      <w:r>
+        <w:rPr>
+          <w:rFonts w:ascii="Segoe UI Light" w:hAnsi="Segoe UI Light" w:cs="Segoe UI Light"/>
+        </w:rPr>
+        <w:t xml:space="preserve"> [Merriam-Webster]</w:t>
+      </w:r>
+    </w:p>
+    <w:p>
+      <w:pPr>
+        <w:pStyle w:val="ListParagraph"/>
+        <w:numPr>
+          <w:ilvl w:val="1"/>
+          <w:numId w:val="40"/>
+        </w:numPr>
+        <w:rPr>
+          <w:rFonts w:ascii="Segoe UI Light" w:hAnsi="Segoe UI Light" w:cs="Segoe UI Light"/>
+        </w:rPr>
+      </w:pPr>
+      <w:r>
+        <w:rPr>
+          <w:rFonts w:ascii="Segoe UI Light" w:hAnsi="Segoe UI Light" w:cs="Segoe UI Light"/>
+        </w:rPr>
+        <w:lastRenderedPageBreak/>
+        <w:t>Jehovah can prove to be our refuge if we turn to him for advice and counsel, for comfort</w:t>
+      </w:r>
+      <w:r>
+        <w:rPr>
+          <w:rFonts w:ascii="Segoe UI Light" w:hAnsi="Segoe UI Light" w:cs="Segoe UI Light"/>
+        </w:rPr>
+        <w:t xml:space="preserve"> or consolation.</w:t>
+      </w:r>
+    </w:p>
+    <w:p>
+      <w:pPr>
+        <w:pStyle w:val="ListParagraph"/>
+        <w:numPr>
+          <w:ilvl w:val="2"/>
+          <w:numId w:val="40"/>
+        </w:numPr>
+        <w:rPr>
+          <w:rFonts w:ascii="Segoe UI Light" w:hAnsi="Segoe UI Light" w:cs="Segoe UI Light"/>
+        </w:rPr>
+      </w:pPr>
+      <w:r>
+        <w:rPr>
+          <w:rFonts w:ascii="Segoe UI Light" w:hAnsi="Segoe UI Light" w:cs="Segoe UI Light"/>
+        </w:rPr>
+        <w:t>Whenever we face any trials</w:t>
+      </w:r>
+      <w:r>
+        <w:rPr>
+          <w:rFonts w:ascii="Segoe UI Light" w:hAnsi="Segoe UI Light" w:cs="Segoe UI Light"/>
+        </w:rPr>
+        <w:t xml:space="preserve"> such as:</w:t>
+      </w:r>
+    </w:p>
+    <w:p>
+      <w:pPr>
+        <w:pStyle w:val="ListParagraph"/>
+        <w:numPr>
+          <w:ilvl w:val="3"/>
+          <w:numId w:val="40"/>
+        </w:numPr>
+        <w:rPr>
+          <w:rFonts w:ascii="Segoe UI Light" w:hAnsi="Segoe UI Light" w:cs="Segoe UI Light"/>
+        </w:rPr>
+      </w:pPr>
+      <w:r>
+        <w:rPr>
+          <w:rFonts w:ascii="Segoe UI Light" w:hAnsi="Segoe UI Light" w:cs="Segoe UI Light"/>
+        </w:rPr>
+        <w:t xml:space="preserve">persecution or opposition, </w:t>
+      </w:r>
+    </w:p>
+    <w:p>
+      <w:pPr>
+        <w:pStyle w:val="ListParagraph"/>
+        <w:numPr>
+          <w:ilvl w:val="3"/>
+          <w:numId w:val="40"/>
+        </w:numPr>
+        <w:rPr>
+          <w:rFonts w:ascii="Segoe UI Light" w:hAnsi="Segoe UI Light" w:cs="Segoe UI Light"/>
+        </w:rPr>
+      </w:pPr>
+      <w:r>
+        <w:rPr>
+          <w:rFonts w:ascii="Segoe UI Light" w:hAnsi="Segoe UI Light" w:cs="Segoe UI Light"/>
+        </w:rPr>
+        <w:t xml:space="preserve">the pressure to compromise, </w:t>
+      </w:r>
+    </w:p>
+    <w:p>
+      <w:pPr>
+        <w:pStyle w:val="ListParagraph"/>
+        <w:numPr>
+          <w:ilvl w:val="3"/>
+          <w:numId w:val="40"/>
+        </w:numPr>
+        <w:rPr>
+          <w:rFonts w:ascii="Segoe UI Light" w:hAnsi="Segoe UI Light" w:cs="Segoe UI Light"/>
+        </w:rPr>
+      </w:pPr>
+      <w:r>
+        <w:rPr>
+          <w:rFonts w:ascii="Segoe UI Light" w:hAnsi="Segoe UI Light" w:cs="Segoe UI Light"/>
+        </w:rPr>
+        <w:t>the temptation to do something we know is wrong</w:t>
+      </w:r>
+    </w:p>
+    <w:p>
+      <w:pPr>
+        <w:pStyle w:val="ListParagraph"/>
+        <w:ind w:left="4320"/>
+        <w:rPr>
+          <w:rFonts w:ascii="Segoe UI Light" w:hAnsi="Segoe UI Light" w:cs="Segoe UI Light"/>
+        </w:rPr>
+      </w:pPr>
+      <w:r>
+        <w:rPr>
+          <w:rFonts w:ascii="Segoe UI Light" w:hAnsi="Segoe UI Light" w:cs="Segoe UI Light"/>
+        </w:rPr>
+        <w:t>Let’s make Jehovah our refuge</w:t>
+      </w:r>
+    </w:p>
+    <w:p>
+      <w:pPr>
+        <w:pStyle w:val="ListParagraph"/>
+        <w:numPr>
+          <w:ilvl w:val="0"/>
+          <w:numId w:val="41"/>
+        </w:numPr>
+        <w:rPr>
+          <w:rFonts w:ascii="Segoe UI Light" w:hAnsi="Segoe UI Light" w:cs="Segoe UI Light"/>
+        </w:rPr>
+      </w:pPr>
+      <w:r>
+        <w:rPr>
+          <w:rFonts w:ascii="Segoe UI Light" w:hAnsi="Segoe UI Light" w:cs="Segoe UI Light"/>
+        </w:rPr>
+        <w:t xml:space="preserve">whenever we feel </w:t>
+      </w:r>
+    </w:p>
+    <w:p>
+      <w:pPr>
+        <w:pStyle w:val="ListParagraph"/>
+        <w:numPr>
+          <w:ilvl w:val="1"/>
+          <w:numId w:val="41"/>
+        </w:numPr>
+        <w:rPr>
+          <w:rFonts w:ascii="Segoe UI Light" w:hAnsi="Segoe UI Light" w:cs="Segoe UI Light"/>
+        </w:rPr>
+      </w:pPr>
+      <w:r>
+        <w:rPr>
+          <w:rFonts w:ascii="Segoe UI Light" w:hAnsi="Segoe UI Light" w:cs="Segoe UI Light"/>
+        </w:rPr>
+        <w:t>Discouraged</w:t>
+      </w:r>
+    </w:p>
+    <w:p>
+      <w:pPr>
+        <w:pStyle w:val="ListParagraph"/>
+        <w:numPr>
+          <w:ilvl w:val="1"/>
+          <w:numId w:val="41"/>
+        </w:numPr>
+        <w:rPr>
+          <w:rFonts w:ascii="Segoe UI Light" w:hAnsi="Segoe UI Light" w:cs="Segoe UI Light"/>
+        </w:rPr>
+      </w:pPr>
+      <w:r>
+        <w:rPr>
+          <w:rFonts w:ascii="Segoe UI Light" w:hAnsi="Segoe UI Light" w:cs="Segoe UI Light"/>
+        </w:rPr>
+        <w:t>Hurt or disappointed by others’ actions</w:t>
+      </w:r>
+    </w:p>
+    <w:p>
+      <w:pPr>
+        <w:pStyle w:val="ListParagraph"/>
+        <w:numPr>
+          <w:ilvl w:val="1"/>
+          <w:numId w:val="41"/>
+        </w:numPr>
+        <w:rPr>
+          <w:rFonts w:ascii="Segoe UI Light" w:hAnsi="Segoe UI Light" w:cs="Segoe UI Light"/>
+        </w:rPr>
+      </w:pPr>
+      <w:r>
+        <w:rPr>
+          <w:rFonts w:ascii="Segoe UI Light" w:hAnsi="Segoe UI Light" w:cs="Segoe UI Light"/>
+        </w:rPr>
+        <w:t>Saddened by our own failures</w:t>
+      </w:r>
+    </w:p>
+    <w:p>
+      <w:pPr>
+        <w:pStyle w:val="ListParagraph"/>
+        <w:numPr>
+          <w:ilvl w:val="1"/>
+          <w:numId w:val="41"/>
+        </w:numPr>
+        <w:rPr>
+          <w:rFonts w:ascii="Segoe UI Light" w:hAnsi="Segoe UI Light" w:cs="Segoe UI Light"/>
+        </w:rPr>
+      </w:pPr>
+      <w:r>
+        <w:rPr>
+          <w:rFonts w:ascii="Segoe UI Light" w:hAnsi="Segoe UI Light" w:cs="Segoe UI Light"/>
+        </w:rPr>
+        <w:t>or unable to bear the pressure of this life any longer</w:t>
+      </w:r>
+      <w:r>
+        <w:rPr>
+          <w:rFonts w:ascii="Segoe UI Light" w:hAnsi="Segoe UI Light" w:cs="Segoe UI Light"/>
+        </w:rPr>
+        <w:t>.</w:t>
+      </w:r>
+    </w:p>
+    <w:p>
+      <w:pPr>
+        <w:pStyle w:val="ListParagraph"/>
+        <w:ind w:left="4320"/>
+        <w:rPr>
+          <w:rFonts w:ascii="Segoe UI Light" w:hAnsi="Segoe UI Light" w:cs="Segoe UI Light"/>
+        </w:rPr>
+      </w:pPr>
+      <w:r>
+        <w:rPr>
+          <w:rFonts w:ascii="Segoe UI Light" w:hAnsi="Segoe UI Light" w:cs="Segoe UI Light"/>
+        </w:rPr>
+        <w:t>Let’s make Jehovah our refuge.</w:t>
+      </w:r>
+    </w:p>
+    <w:p>
+      <w:pPr>
+        <w:ind w:left="3600"/>
+        <w:rPr>
+          <w:rFonts w:ascii="Segoe UI Light" w:hAnsi="Segoe UI Light" w:cs="Segoe UI Light"/>
+        </w:rPr>
+      </w:pPr>
+      <w:r>
+        <w:rPr>
+          <w:rFonts w:ascii="Segoe UI Light" w:hAnsi="Segoe UI Light" w:cs="Segoe UI Light"/>
+        </w:rPr>
+        <w:t>But h</w:t>
+      </w:r>
+      <w:r>
+        <w:rPr>
+          <w:rFonts w:ascii="Segoe UI Light" w:hAnsi="Segoe UI Light" w:cs="Segoe UI Light"/>
+        </w:rPr>
+        <w:t>ow do we do make Jehovah our refuge?</w:t>
+      </w:r>
+    </w:p>
+    <w:p>
+      <w:pPr>
+        <w:ind w:left="2160"/>
+        <w:rPr>
+          <w:rFonts w:ascii="Segoe UI Light" w:hAnsi="Segoe UI Light" w:cs="Segoe UI Light"/>
+        </w:rPr>
+      </w:pPr>
+      <w:r>
+        <w:rPr>
+          <w:rFonts w:ascii="Segoe UI Light" w:hAnsi="Segoe UI Light" w:cs="Segoe UI Light"/>
+          <w:b/>
+          <w:bCs/>
+        </w:rPr>
+        <w:t>Verse 8</w:t>
+      </w:r>
+      <w:r>
+        <w:rPr>
+          <w:rFonts w:ascii="Segoe UI Light" w:hAnsi="Segoe UI Light" w:cs="Segoe UI Light"/>
+        </w:rPr>
+        <w:t>:</w:t>
+      </w:r>
+    </w:p>
+    <w:p>
+      <w:pPr>
+        <w:pStyle w:val="ListParagraph"/>
+        <w:numPr>
+          <w:ilvl w:val="0"/>
+          <w:numId w:val="42"/>
+        </w:numPr>
+        <w:rPr>
+          <w:rFonts w:ascii="Segoe UI Light" w:hAnsi="Segoe UI Light" w:cs="Segoe UI Light"/>
+        </w:rPr>
+      </w:pPr>
+      <w:r>
+        <w:rPr>
+          <w:rFonts w:ascii="Segoe UI Light" w:hAnsi="Segoe UI Light" w:cs="Segoe UI Light"/>
+          <w:i/>
+          <w:iCs/>
+        </w:rPr>
+        <w:t>Trust in him at all times</w:t>
+      </w:r>
+    </w:p>
+    <w:p>
+      <w:pPr>
+        <w:pStyle w:val="ListParagraph"/>
+        <w:ind w:left="3600"/>
+        <w:rPr>
+          <w:rFonts w:ascii="Segoe UI Light" w:hAnsi="Segoe UI Light" w:cs="Segoe UI Light"/>
+        </w:rPr>
+      </w:pPr>
+      <w:r>
+        <w:rPr>
+          <w:rFonts w:ascii="Segoe UI Light" w:hAnsi="Segoe UI Light" w:cs="Segoe UI Light"/>
+        </w:rPr>
+        <w:t xml:space="preserve">What does this mean? </w:t>
+      </w:r>
+    </w:p>
+    <w:p>
+      <w:pPr>
+        <w:pStyle w:val="ListParagraph"/>
+        <w:numPr>
+          <w:ilvl w:val="0"/>
+          <w:numId w:val="42"/>
+        </w:numPr>
+        <w:rPr>
+          <w:rFonts w:ascii="Segoe UI Light" w:hAnsi="Segoe UI Light" w:cs="Segoe UI Light"/>
+        </w:rPr>
+      </w:pPr>
+      <w:r>
+        <w:rPr>
+          <w:rFonts w:ascii="Segoe UI Light" w:hAnsi="Segoe UI Light" w:cs="Segoe UI Light"/>
+          <w:i/>
+          <w:iCs/>
+        </w:rPr>
+        <w:t>Pour out your heart before him</w:t>
+      </w:r>
+    </w:p>
+    <w:p>
+      <w:pPr>
+        <w:ind w:left="3600"/>
+        <w:rPr>
+          <w:rFonts w:ascii="Segoe UI Light" w:hAnsi="Segoe UI Light" w:cs="Segoe UI Light"/>
+        </w:rPr>
+      </w:pPr>
+      <w:r>
+        <w:rPr>
+          <w:rFonts w:ascii="Segoe UI Light" w:hAnsi="Segoe UI Light" w:cs="Segoe UI Light"/>
+        </w:rPr>
+        <w:t>How do we do it?</w:t>
       </w:r>
     </w:p>
     <w:p>
@@ -7038,6 +7508,119 @@
     </w:lvl>
   </w:abstractNum>
   <w:abstractNum w:abstractNumId="3" w15:restartNumberingAfterBreak="0">
+    <w:nsid w:val="073B16BA"/>
+    <w:multiLevelType w:val="hybridMultilevel"/>
+    <w:tmpl w:val="34A62C2A"/>
+    <w:lvl w:ilvl="0" w:tplc="10090005">
+      <w:start w:val="1"/>
+      <w:numFmt w:val="bullet"/>
+      <w:lvlText w:val=""/>
+      <w:lvlJc w:val="left"/>
+      <w:pPr>
+        <w:ind w:left="3960" w:hanging="360"/>
+      </w:pPr>
+      <w:rPr>
+        <w:rFonts w:ascii="Wingdings" w:hAnsi="Wingdings" w:hint="default"/>
+      </w:rPr>
+    </w:lvl>
+    <w:lvl w:ilvl="1" w:tplc="10090003">
+      <w:start w:val="1"/>
+      <w:numFmt w:val="bullet"/>
+      <w:lvlText w:val="o"/>
+      <w:lvlJc w:val="left"/>
+      <w:pPr>
+        <w:ind w:left="4680" w:hanging="360"/>
+      </w:pPr>
+      <w:rPr>
+        <w:rFonts w:ascii="Courier New" w:hAnsi="Courier New" w:cs="Courier New" w:hint="default"/>
+      </w:rPr>
+    </w:lvl>
+    <w:lvl w:ilvl="2" w:tplc="10090005">
+      <w:start w:val="1"/>
+      <w:numFmt w:val="bullet"/>
+      <w:lvlText w:val=""/>
+      <w:lvlJc w:val="left"/>
+      <w:pPr>
+        <w:ind w:left="5400" w:hanging="360"/>
+      </w:pPr>
+      <w:rPr>
+        <w:rFonts w:ascii="Wingdings" w:hAnsi="Wingdings" w:hint="default"/>
+      </w:rPr>
+    </w:lvl>
+    <w:lvl w:ilvl="3" w:tplc="10090001" w:tentative="1">
+      <w:start w:val="1"/>
+      <w:numFmt w:val="bullet"/>
+      <w:lvlText w:val=""/>
+      <w:lvlJc w:val="left"/>
+      <w:pPr>
+        <w:ind w:left="6120" w:hanging="360"/>
+      </w:pPr>
+      <w:rPr>
+        <w:rFonts w:ascii="Symbol" w:hAnsi="Symbol" w:hint="default"/>
+      </w:rPr>
+    </w:lvl>
+    <w:lvl w:ilvl="4" w:tplc="10090003" w:tentative="1">
+      <w:start w:val="1"/>
+      <w:numFmt w:val="bullet"/>
+      <w:lvlText w:val="o"/>
+      <w:lvlJc w:val="left"/>
+      <w:pPr>
+        <w:ind w:left="6840" w:hanging="360"/>
+      </w:pPr>
+      <w:rPr>
+        <w:rFonts w:ascii="Courier New" w:hAnsi="Courier New" w:cs="Courier New" w:hint="default"/>
+      </w:rPr>
+    </w:lvl>
+    <w:lvl w:ilvl="5" w:tplc="10090005" w:tentative="1">
+      <w:start w:val="1"/>
+      <w:numFmt w:val="bullet"/>
+      <w:lvlText w:val=""/>
+      <w:lvlJc w:val="left"/>
+      <w:pPr>
+        <w:ind w:left="7560" w:hanging="360"/>
+      </w:pPr>
+      <w:rPr>
+        <w:rFonts w:ascii="Wingdings" w:hAnsi="Wingdings" w:hint="default"/>
+      </w:rPr>
+    </w:lvl>
+    <w:lvl w:ilvl="6" w:tplc="10090001" w:tentative="1">
+      <w:start w:val="1"/>
+      <w:numFmt w:val="bullet"/>
+      <w:lvlText w:val=""/>
+      <w:lvlJc w:val="left"/>
+      <w:pPr>
+        <w:ind w:left="8280" w:hanging="360"/>
+      </w:pPr>
+      <w:rPr>
+        <w:rFonts w:ascii="Symbol" w:hAnsi="Symbol" w:hint="default"/>
+      </w:rPr>
+    </w:lvl>
+    <w:lvl w:ilvl="7" w:tplc="10090003" w:tentative="1">
+      <w:start w:val="1"/>
+      <w:numFmt w:val="bullet"/>
+      <w:lvlText w:val="o"/>
+      <w:lvlJc w:val="left"/>
+      <w:pPr>
+        <w:ind w:left="9000" w:hanging="360"/>
+      </w:pPr>
+      <w:rPr>
+        <w:rFonts w:ascii="Courier New" w:hAnsi="Courier New" w:cs="Courier New" w:hint="default"/>
+      </w:rPr>
+    </w:lvl>
+    <w:lvl w:ilvl="8" w:tplc="10090005" w:tentative="1">
+      <w:start w:val="1"/>
+      <w:numFmt w:val="bullet"/>
+      <w:lvlText w:val=""/>
+      <w:lvlJc w:val="left"/>
+      <w:pPr>
+        <w:ind w:left="9720" w:hanging="360"/>
+      </w:pPr>
+      <w:rPr>
+        <w:rFonts w:ascii="Wingdings" w:hAnsi="Wingdings" w:hint="default"/>
+      </w:rPr>
+    </w:lvl>
+  </w:abstractNum>
+  <w:abstractNum w:abstractNumId="4" w15:restartNumberingAfterBreak="0">
     <w:nsid w:val="09BF140C"/>
     <w:multiLevelType w:val="hybridMultilevel"/>
     <w:tmpl w:val="6DBADE54"/>
@@ -7150,7 +7733,7 @@
       </w:rPr>
     </w:lvl>
   </w:abstractNum>
-  <w:abstractNum w:abstractNumId="4" w15:restartNumberingAfterBreak="0">
+  <w:abstractNum w:abstractNumId="5" w15:restartNumberingAfterBreak="0">
     <w:nsid w:val="0E312654"/>
     <w:multiLevelType w:val="hybridMultilevel"/>
     <w:tmpl w:val="4FB6774A"/>
@@ -7263,7 +7846,7 @@
       </w:rPr>
     </w:lvl>
   </w:abstractNum>
-  <w:abstractNum w:abstractNumId="5" w15:restartNumberingAfterBreak="0">
+  <w:abstractNum w:abstractNumId="6" w15:restartNumberingAfterBreak="0">
     <w:nsid w:val="11B0495E"/>
     <w:multiLevelType w:val="hybridMultilevel"/>
     <w:tmpl w:val="A80C8858"/>
@@ -7376,7 +7959,7 @@
       </w:rPr>
     </w:lvl>
   </w:abstractNum>
-  <w:abstractNum w:abstractNumId="6" w15:restartNumberingAfterBreak="0">
+  <w:abstractNum w:abstractNumId="7" w15:restartNumberingAfterBreak="0">
     <w:nsid w:val="121262AC"/>
     <w:multiLevelType w:val="hybridMultilevel"/>
     <w:tmpl w:val="B90482E0"/>
@@ -7462,7 +8045,7 @@
       </w:pPr>
     </w:lvl>
   </w:abstractNum>
-  <w:abstractNum w:abstractNumId="7" w15:restartNumberingAfterBreak="0">
+  <w:abstractNum w:abstractNumId="8" w15:restartNumberingAfterBreak="0">
     <w:nsid w:val="13B25458"/>
     <w:multiLevelType w:val="hybridMultilevel"/>
     <w:tmpl w:val="0038E46C"/>
@@ -7576,7 +8159,7 @@
       </w:rPr>
     </w:lvl>
   </w:abstractNum>
-  <w:abstractNum w:abstractNumId="8" w15:restartNumberingAfterBreak="0">
+  <w:abstractNum w:abstractNumId="9" w15:restartNumberingAfterBreak="0">
     <w:nsid w:val="152013AB"/>
     <w:multiLevelType w:val="hybridMultilevel"/>
     <w:tmpl w:val="64D83B20"/>
@@ -7689,7 +8272,7 @@
       </w:rPr>
     </w:lvl>
   </w:abstractNum>
-  <w:abstractNum w:abstractNumId="9" w15:restartNumberingAfterBreak="0">
+  <w:abstractNum w:abstractNumId="10" w15:restartNumberingAfterBreak="0">
     <w:nsid w:val="1A072BA4"/>
     <w:multiLevelType w:val="hybridMultilevel"/>
     <w:tmpl w:val="E4702894"/>
@@ -7803,7 +8386,7 @@
       </w:rPr>
     </w:lvl>
   </w:abstractNum>
-  <w:abstractNum w:abstractNumId="10" w15:restartNumberingAfterBreak="0">
+  <w:abstractNum w:abstractNumId="11" w15:restartNumberingAfterBreak="0">
     <w:nsid w:val="1A94446B"/>
     <w:multiLevelType w:val="hybridMultilevel"/>
     <w:tmpl w:val="71C8A8F8"/>
@@ -7916,7 +8499,7 @@
       </w:rPr>
     </w:lvl>
   </w:abstractNum>
-  <w:abstractNum w:abstractNumId="11" w15:restartNumberingAfterBreak="0">
+  <w:abstractNum w:abstractNumId="12" w15:restartNumberingAfterBreak="0">
     <w:nsid w:val="1C535D0B"/>
     <w:multiLevelType w:val="hybridMultilevel"/>
     <w:tmpl w:val="8A64A996"/>
@@ -8029,7 +8612,7 @@
       </w:rPr>
     </w:lvl>
   </w:abstractNum>
-  <w:abstractNum w:abstractNumId="12" w15:restartNumberingAfterBreak="0">
+  <w:abstractNum w:abstractNumId="13" w15:restartNumberingAfterBreak="0">
     <w:nsid w:val="1CEC314D"/>
     <w:multiLevelType w:val="hybridMultilevel"/>
     <w:tmpl w:val="070E12AC"/>
@@ -8142,7 +8725,7 @@
       </w:rPr>
     </w:lvl>
   </w:abstractNum>
-  <w:abstractNum w:abstractNumId="13" w15:restartNumberingAfterBreak="0">
+  <w:abstractNum w:abstractNumId="14" w15:restartNumberingAfterBreak="0">
     <w:nsid w:val="249F2707"/>
     <w:multiLevelType w:val="hybridMultilevel"/>
     <w:tmpl w:val="6A048F76"/>
@@ -8231,7 +8814,7 @@
       </w:pPr>
     </w:lvl>
   </w:abstractNum>
-  <w:abstractNum w:abstractNumId="14" w15:restartNumberingAfterBreak="0">
+  <w:abstractNum w:abstractNumId="15" w15:restartNumberingAfterBreak="0">
     <w:nsid w:val="24A80059"/>
     <w:multiLevelType w:val="hybridMultilevel"/>
     <w:tmpl w:val="11B24C7E"/>
@@ -8344,7 +8927,7 @@
       </w:rPr>
     </w:lvl>
   </w:abstractNum>
-  <w:abstractNum w:abstractNumId="15" w15:restartNumberingAfterBreak="0">
+  <w:abstractNum w:abstractNumId="16" w15:restartNumberingAfterBreak="0">
     <w:nsid w:val="27CF6E96"/>
     <w:multiLevelType w:val="hybridMultilevel"/>
     <w:tmpl w:val="8D86F246"/>
@@ -8437,7 +9020,7 @@
       </w:pPr>
     </w:lvl>
   </w:abstractNum>
-  <w:abstractNum w:abstractNumId="16" w15:restartNumberingAfterBreak="0">
+  <w:abstractNum w:abstractNumId="17" w15:restartNumberingAfterBreak="0">
     <w:nsid w:val="29F30EFE"/>
     <w:multiLevelType w:val="hybridMultilevel"/>
     <w:tmpl w:val="8D849220"/>
@@ -8550,7 +9133,7 @@
       </w:rPr>
     </w:lvl>
   </w:abstractNum>
-  <w:abstractNum w:abstractNumId="17" w15:restartNumberingAfterBreak="0">
+  <w:abstractNum w:abstractNumId="18" w15:restartNumberingAfterBreak="0">
     <w:nsid w:val="2BE93405"/>
     <w:multiLevelType w:val="hybridMultilevel"/>
     <w:tmpl w:val="ACB8863E"/>
@@ -8636,7 +9219,7 @@
       </w:pPr>
     </w:lvl>
   </w:abstractNum>
-  <w:abstractNum w:abstractNumId="18" w15:restartNumberingAfterBreak="0">
+  <w:abstractNum w:abstractNumId="19" w15:restartNumberingAfterBreak="0">
     <w:nsid w:val="2F201800"/>
     <w:multiLevelType w:val="hybridMultilevel"/>
     <w:tmpl w:val="83526C60"/>
@@ -8749,7 +9332,7 @@
       </w:rPr>
     </w:lvl>
   </w:abstractNum>
-  <w:abstractNum w:abstractNumId="19" w15:restartNumberingAfterBreak="0">
+  <w:abstractNum w:abstractNumId="20" w15:restartNumberingAfterBreak="0">
     <w:nsid w:val="2F4B1B10"/>
     <w:multiLevelType w:val="hybridMultilevel"/>
     <w:tmpl w:val="FC12F644"/>
@@ -8862,7 +9445,7 @@
       </w:rPr>
     </w:lvl>
   </w:abstractNum>
-  <w:abstractNum w:abstractNumId="20" w15:restartNumberingAfterBreak="0">
+  <w:abstractNum w:abstractNumId="21" w15:restartNumberingAfterBreak="0">
     <w:nsid w:val="307F4271"/>
     <w:multiLevelType w:val="hybridMultilevel"/>
     <w:tmpl w:val="6650950A"/>
@@ -8975,7 +9558,7 @@
       </w:rPr>
     </w:lvl>
   </w:abstractNum>
-  <w:abstractNum w:abstractNumId="21" w15:restartNumberingAfterBreak="0">
+  <w:abstractNum w:abstractNumId="22" w15:restartNumberingAfterBreak="0">
     <w:nsid w:val="308D3CBF"/>
     <w:multiLevelType w:val="hybridMultilevel"/>
     <w:tmpl w:val="6C4ABE3C"/>
@@ -9088,7 +9671,7 @@
       </w:rPr>
     </w:lvl>
   </w:abstractNum>
-  <w:abstractNum w:abstractNumId="22" w15:restartNumberingAfterBreak="0">
+  <w:abstractNum w:abstractNumId="23" w15:restartNumberingAfterBreak="0">
     <w:nsid w:val="32F46B80"/>
     <w:multiLevelType w:val="hybridMultilevel"/>
     <w:tmpl w:val="D6EEF02A"/>
@@ -9198,7 +9781,233 @@
       </w:rPr>
     </w:lvl>
   </w:abstractNum>
-  <w:abstractNum w:abstractNumId="23" w15:restartNumberingAfterBreak="0">
+  <w:abstractNum w:abstractNumId="24" w15:restartNumberingAfterBreak="0">
+    <w:nsid w:val="36B04573"/>
+    <w:multiLevelType w:val="hybridMultilevel"/>
+    <w:tmpl w:val="F90CE41A"/>
+    <w:lvl w:ilvl="0" w:tplc="10090001">
+      <w:start w:val="1"/>
+      <w:numFmt w:val="bullet"/>
+      <w:lvlText w:val=""/>
+      <w:lvlJc w:val="left"/>
+      <w:pPr>
+        <w:ind w:left="2520" w:hanging="360"/>
+      </w:pPr>
+      <w:rPr>
+        <w:rFonts w:ascii="Symbol" w:hAnsi="Symbol" w:hint="default"/>
+      </w:rPr>
+    </w:lvl>
+    <w:lvl w:ilvl="1" w:tplc="10090003">
+      <w:start w:val="1"/>
+      <w:numFmt w:val="bullet"/>
+      <w:lvlText w:val="o"/>
+      <w:lvlJc w:val="left"/>
+      <w:pPr>
+        <w:ind w:left="3240" w:hanging="360"/>
+      </w:pPr>
+      <w:rPr>
+        <w:rFonts w:ascii="Courier New" w:hAnsi="Courier New" w:cs="Courier New" w:hint="default"/>
+      </w:rPr>
+    </w:lvl>
+    <w:lvl w:ilvl="2" w:tplc="10090005">
+      <w:start w:val="1"/>
+      <w:numFmt w:val="bullet"/>
+      <w:lvlText w:val=""/>
+      <w:lvlJc w:val="left"/>
+      <w:pPr>
+        <w:ind w:left="3960" w:hanging="360"/>
+      </w:pPr>
+      <w:rPr>
+        <w:rFonts w:ascii="Wingdings" w:hAnsi="Wingdings" w:hint="default"/>
+      </w:rPr>
+    </w:lvl>
+    <w:lvl w:ilvl="3" w:tplc="10090003">
+      <w:start w:val="1"/>
+      <w:numFmt w:val="bullet"/>
+      <w:lvlText w:val="o"/>
+      <w:lvlJc w:val="left"/>
+      <w:pPr>
+        <w:ind w:left="4680" w:hanging="360"/>
+      </w:pPr>
+      <w:rPr>
+        <w:rFonts w:ascii="Courier New" w:hAnsi="Courier New" w:cs="Courier New" w:hint="default"/>
+      </w:rPr>
+    </w:lvl>
+    <w:lvl w:ilvl="4" w:tplc="10090003" w:tentative="1">
+      <w:start w:val="1"/>
+      <w:numFmt w:val="bullet"/>
+      <w:lvlText w:val="o"/>
+      <w:lvlJc w:val="left"/>
+      <w:pPr>
+        <w:ind w:left="5400" w:hanging="360"/>
+      </w:pPr>
+      <w:rPr>
+        <w:rFonts w:ascii="Courier New" w:hAnsi="Courier New" w:cs="Courier New" w:hint="default"/>
+      </w:rPr>
+    </w:lvl>
+    <w:lvl w:ilvl="5" w:tplc="10090005" w:tentative="1">
+      <w:start w:val="1"/>
+      <w:numFmt w:val="bullet"/>
+      <w:lvlText w:val=""/>
+      <w:lvlJc w:val="left"/>
+      <w:pPr>
+        <w:ind w:left="6120" w:hanging="360"/>
+      </w:pPr>
+      <w:rPr>
+        <w:rFonts w:ascii="Wingdings" w:hAnsi="Wingdings" w:hint="default"/>
+      </w:rPr>
+    </w:lvl>
+    <w:lvl w:ilvl="6" w:tplc="10090001" w:tentative="1">
+      <w:start w:val="1"/>
+      <w:numFmt w:val="bullet"/>
+      <w:lvlText w:val=""/>
+      <w:lvlJc w:val="left"/>
+      <w:pPr>
+        <w:ind w:left="6840" w:hanging="360"/>
+      </w:pPr>
+      <w:rPr>
+        <w:rFonts w:ascii="Symbol" w:hAnsi="Symbol" w:hint="default"/>
+      </w:rPr>
+    </w:lvl>
+    <w:lvl w:ilvl="7" w:tplc="10090003" w:tentative="1">
+      <w:start w:val="1"/>
+      <w:numFmt w:val="bullet"/>
+      <w:lvlText w:val="o"/>
+      <w:lvlJc w:val="left"/>
+      <w:pPr>
+        <w:ind w:left="7560" w:hanging="360"/>
+      </w:pPr>
+      <w:rPr>
+        <w:rFonts w:ascii="Courier New" w:hAnsi="Courier New" w:cs="Courier New" w:hint="default"/>
+      </w:rPr>
+    </w:lvl>
+    <w:lvl w:ilvl="8" w:tplc="10090005" w:tentative="1">
+      <w:start w:val="1"/>
+      <w:numFmt w:val="bullet"/>
+      <w:lvlText w:val=""/>
+      <w:lvlJc w:val="left"/>
+      <w:pPr>
+        <w:ind w:left="8280" w:hanging="360"/>
+      </w:pPr>
+      <w:rPr>
+        <w:rFonts w:ascii="Wingdings" w:hAnsi="Wingdings" w:hint="default"/>
+      </w:rPr>
+    </w:lvl>
+  </w:abstractNum>
+  <w:abstractNum w:abstractNumId="25" w15:restartNumberingAfterBreak="0">
+    <w:nsid w:val="3CBF39D7"/>
+    <w:multiLevelType w:val="hybridMultilevel"/>
+    <w:tmpl w:val="744ABA04"/>
+    <w:lvl w:ilvl="0" w:tplc="10090001">
+      <w:start w:val="1"/>
+      <w:numFmt w:val="bullet"/>
+      <w:lvlText w:val=""/>
+      <w:lvlJc w:val="left"/>
+      <w:pPr>
+        <w:ind w:left="2880" w:hanging="360"/>
+      </w:pPr>
+      <w:rPr>
+        <w:rFonts w:ascii="Symbol" w:hAnsi="Symbol" w:hint="default"/>
+      </w:rPr>
+    </w:lvl>
+    <w:lvl w:ilvl="1" w:tplc="10090003" w:tentative="1">
+      <w:start w:val="1"/>
+      <w:numFmt w:val="bullet"/>
+      <w:lvlText w:val="o"/>
+      <w:lvlJc w:val="left"/>
+      <w:pPr>
+        <w:ind w:left="3600" w:hanging="360"/>
+      </w:pPr>
+      <w:rPr>
+        <w:rFonts w:ascii="Courier New" w:hAnsi="Courier New" w:cs="Courier New" w:hint="default"/>
+      </w:rPr>
+    </w:lvl>
+    <w:lvl w:ilvl="2" w:tplc="10090005" w:tentative="1">
+      <w:start w:val="1"/>
+      <w:numFmt w:val="bullet"/>
+      <w:lvlText w:val=""/>
+      <w:lvlJc w:val="left"/>
+      <w:pPr>
+        <w:ind w:left="4320" w:hanging="360"/>
+      </w:pPr>
+      <w:rPr>
+        <w:rFonts w:ascii="Wingdings" w:hAnsi="Wingdings" w:hint="default"/>
+      </w:rPr>
+    </w:lvl>
+    <w:lvl w:ilvl="3" w:tplc="10090001" w:tentative="1">
+      <w:start w:val="1"/>
+      <w:numFmt w:val="bullet"/>
+      <w:lvlText w:val=""/>
+      <w:lvlJc w:val="left"/>
+      <w:pPr>
+        <w:ind w:left="5040" w:hanging="360"/>
+      </w:pPr>
+      <w:rPr>
+        <w:rFonts w:ascii="Symbol" w:hAnsi="Symbol" w:hint="default"/>
+      </w:rPr>
+    </w:lvl>
+    <w:lvl w:ilvl="4" w:tplc="10090003" w:tentative="1">
+      <w:start w:val="1"/>
+      <w:numFmt w:val="bullet"/>
+      <w:lvlText w:val="o"/>
+      <w:lvlJc w:val="left"/>
+      <w:pPr>
+        <w:ind w:left="5760" w:hanging="360"/>
+      </w:pPr>
+      <w:rPr>
+        <w:rFonts w:ascii="Courier New" w:hAnsi="Courier New" w:cs="Courier New" w:hint="default"/>
+      </w:rPr>
+    </w:lvl>
+    <w:lvl w:ilvl="5" w:tplc="10090005" w:tentative="1">
+      <w:start w:val="1"/>
+      <w:numFmt w:val="bullet"/>
+      <w:lvlText w:val=""/>
+      <w:lvlJc w:val="left"/>
+      <w:pPr>
+        <w:ind w:left="6480" w:hanging="360"/>
+      </w:pPr>
+      <w:rPr>
+        <w:rFonts w:ascii="Wingdings" w:hAnsi="Wingdings" w:hint="default"/>
+      </w:rPr>
+    </w:lvl>
+    <w:lvl w:ilvl="6" w:tplc="10090001" w:tentative="1">
+      <w:start w:val="1"/>
+      <w:numFmt w:val="bullet"/>
+      <w:lvlText w:val=""/>
+      <w:lvlJc w:val="left"/>
+      <w:pPr>
+        <w:ind w:left="7200" w:hanging="360"/>
+      </w:pPr>
+      <w:rPr>
+        <w:rFonts w:ascii="Symbol" w:hAnsi="Symbol" w:hint="default"/>
+      </w:rPr>
+    </w:lvl>
+    <w:lvl w:ilvl="7" w:tplc="10090003" w:tentative="1">
+      <w:start w:val="1"/>
+      <w:numFmt w:val="bullet"/>
+      <w:lvlText w:val="o"/>
+      <w:lvlJc w:val="left"/>
+      <w:pPr>
+        <w:ind w:left="7920" w:hanging="360"/>
+      </w:pPr>
+      <w:rPr>
+        <w:rFonts w:ascii="Courier New" w:hAnsi="Courier New" w:cs="Courier New" w:hint="default"/>
+      </w:rPr>
+    </w:lvl>
+    <w:lvl w:ilvl="8" w:tplc="10090005" w:tentative="1">
+      <w:start w:val="1"/>
+      <w:numFmt w:val="bullet"/>
+      <w:lvlText w:val=""/>
+      <w:lvlJc w:val="left"/>
+      <w:pPr>
+        <w:ind w:left="8640" w:hanging="360"/>
+      </w:pPr>
+      <w:rPr>
+        <w:rFonts w:ascii="Wingdings" w:hAnsi="Wingdings" w:hint="default"/>
+      </w:rPr>
+    </w:lvl>
+  </w:abstractNum>
+  <w:abstractNum w:abstractNumId="26" w15:restartNumberingAfterBreak="0">
     <w:nsid w:val="3E4E7E1D"/>
     <w:multiLevelType w:val="hybridMultilevel"/>
     <w:tmpl w:val="C4183DF8"/>
@@ -9311,7 +10120,7 @@
       </w:rPr>
     </w:lvl>
   </w:abstractNum>
-  <w:abstractNum w:abstractNumId="24" w15:restartNumberingAfterBreak="0">
+  <w:abstractNum w:abstractNumId="27" w15:restartNumberingAfterBreak="0">
     <w:nsid w:val="3EC24676"/>
     <w:multiLevelType w:val="hybridMultilevel"/>
     <w:tmpl w:val="AD10C83C"/>
@@ -9397,7 +10206,7 @@
       </w:pPr>
     </w:lvl>
   </w:abstractNum>
-  <w:abstractNum w:abstractNumId="25" w15:restartNumberingAfterBreak="0">
+  <w:abstractNum w:abstractNumId="28" w15:restartNumberingAfterBreak="0">
     <w:nsid w:val="5E800D5C"/>
     <w:multiLevelType w:val="hybridMultilevel"/>
     <w:tmpl w:val="481006D8"/>
@@ -9510,7 +10319,7 @@
       </w:rPr>
     </w:lvl>
   </w:abstractNum>
-  <w:abstractNum w:abstractNumId="26" w15:restartNumberingAfterBreak="0">
+  <w:abstractNum w:abstractNumId="29" w15:restartNumberingAfterBreak="0">
     <w:nsid w:val="62A116E7"/>
     <w:multiLevelType w:val="hybridMultilevel"/>
     <w:tmpl w:val="AFD28870"/>
@@ -9623,7 +10432,7 @@
       </w:rPr>
     </w:lvl>
   </w:abstractNum>
-  <w:abstractNum w:abstractNumId="27" w15:restartNumberingAfterBreak="0">
+  <w:abstractNum w:abstractNumId="30" w15:restartNumberingAfterBreak="0">
     <w:nsid w:val="68C51740"/>
     <w:multiLevelType w:val="hybridMultilevel"/>
     <w:tmpl w:val="B614CEA8"/>
@@ -9712,7 +10521,7 @@
       </w:pPr>
     </w:lvl>
   </w:abstractNum>
-  <w:abstractNum w:abstractNumId="28" w15:restartNumberingAfterBreak="0">
+  <w:abstractNum w:abstractNumId="31" w15:restartNumberingAfterBreak="0">
     <w:nsid w:val="69010C8B"/>
     <w:multiLevelType w:val="hybridMultilevel"/>
     <w:tmpl w:val="AB9ACF8C"/>
@@ -9825,7 +10634,7 @@
       </w:rPr>
     </w:lvl>
   </w:abstractNum>
-  <w:abstractNum w:abstractNumId="29" w15:restartNumberingAfterBreak="0">
+  <w:abstractNum w:abstractNumId="32" w15:restartNumberingAfterBreak="0">
     <w:nsid w:val="697A3CAE"/>
     <w:multiLevelType w:val="hybridMultilevel"/>
     <w:tmpl w:val="23829878"/>
@@ -9938,7 +10747,7 @@
       </w:rPr>
     </w:lvl>
   </w:abstractNum>
-  <w:abstractNum w:abstractNumId="30" w15:restartNumberingAfterBreak="0">
+  <w:abstractNum w:abstractNumId="33" w15:restartNumberingAfterBreak="0">
     <w:nsid w:val="6A2C7A5A"/>
     <w:multiLevelType w:val="hybridMultilevel"/>
     <w:tmpl w:val="2FB0BC5E"/>
@@ -10051,7 +10860,7 @@
       </w:rPr>
     </w:lvl>
   </w:abstractNum>
-  <w:abstractNum w:abstractNumId="31" w15:restartNumberingAfterBreak="0">
+  <w:abstractNum w:abstractNumId="34" w15:restartNumberingAfterBreak="0">
     <w:nsid w:val="72236AAD"/>
     <w:multiLevelType w:val="hybridMultilevel"/>
     <w:tmpl w:val="1FF8BAB6"/>
@@ -10164,7 +10973,7 @@
       </w:rPr>
     </w:lvl>
   </w:abstractNum>
-  <w:abstractNum w:abstractNumId="32" w15:restartNumberingAfterBreak="0">
+  <w:abstractNum w:abstractNumId="35" w15:restartNumberingAfterBreak="0">
     <w:nsid w:val="74CF7FBC"/>
     <w:multiLevelType w:val="hybridMultilevel"/>
     <w:tmpl w:val="454E1412"/>
@@ -10277,7 +11086,7 @@
       </w:rPr>
     </w:lvl>
   </w:abstractNum>
-  <w:abstractNum w:abstractNumId="33" w15:restartNumberingAfterBreak="0">
+  <w:abstractNum w:abstractNumId="36" w15:restartNumberingAfterBreak="0">
     <w:nsid w:val="754071D0"/>
     <w:multiLevelType w:val="hybridMultilevel"/>
     <w:tmpl w:val="3698CDEC"/>
@@ -10363,7 +11172,7 @@
       </w:pPr>
     </w:lvl>
   </w:abstractNum>
-  <w:abstractNum w:abstractNumId="34" w15:restartNumberingAfterBreak="0">
+  <w:abstractNum w:abstractNumId="37" w15:restartNumberingAfterBreak="0">
     <w:nsid w:val="798F4444"/>
     <w:multiLevelType w:val="hybridMultilevel"/>
     <w:tmpl w:val="07767454"/>
@@ -10452,7 +11261,7 @@
       </w:pPr>
     </w:lvl>
   </w:abstractNum>
-  <w:abstractNum w:abstractNumId="35" w15:restartNumberingAfterBreak="0">
+  <w:abstractNum w:abstractNumId="38" w15:restartNumberingAfterBreak="0">
     <w:nsid w:val="7ABB3642"/>
     <w:multiLevelType w:val="hybridMultilevel"/>
     <w:tmpl w:val="5EA43876"/>
@@ -10565,7 +11374,7 @@
       </w:rPr>
     </w:lvl>
   </w:abstractNum>
-  <w:abstractNum w:abstractNumId="36" w15:restartNumberingAfterBreak="0">
+  <w:abstractNum w:abstractNumId="39" w15:restartNumberingAfterBreak="0">
     <w:nsid w:val="7C935A79"/>
     <w:multiLevelType w:val="hybridMultilevel"/>
     <w:tmpl w:val="56686326"/>
@@ -10678,7 +11487,7 @@
       </w:rPr>
     </w:lvl>
   </w:abstractNum>
-  <w:abstractNum w:abstractNumId="37" w15:restartNumberingAfterBreak="0">
+  <w:abstractNum w:abstractNumId="40" w15:restartNumberingAfterBreak="0">
     <w:nsid w:val="7F6C1CAC"/>
     <w:multiLevelType w:val="hybridMultilevel"/>
     <w:tmpl w:val="4E3EFFE6"/>
@@ -10791,7 +11600,7 @@
       </w:rPr>
     </w:lvl>
   </w:abstractNum>
-  <w:abstractNum w:abstractNumId="38" w15:restartNumberingAfterBreak="0">
+  <w:abstractNum w:abstractNumId="41" w15:restartNumberingAfterBreak="0">
     <w:nsid w:val="7FF10D2F"/>
     <w:multiLevelType w:val="hybridMultilevel"/>
     <w:tmpl w:val="D3F272D4"/>
@@ -10878,121 +11687,130 @@
     </w:lvl>
   </w:abstractNum>
   <w:num w:numId="1" w16cid:durableId="1200126119">
+    <w:abstractNumId w:val="34"/>
+  </w:num>
+  <w:num w:numId="2" w16cid:durableId="2142964796">
+    <w:abstractNumId w:val="7"/>
+  </w:num>
+  <w:num w:numId="3" w16cid:durableId="1686126829">
+    <w:abstractNumId w:val="36"/>
+  </w:num>
+  <w:num w:numId="4" w16cid:durableId="9256738">
+    <w:abstractNumId w:val="27"/>
+  </w:num>
+  <w:num w:numId="5" w16cid:durableId="1929270298">
+    <w:abstractNumId w:val="15"/>
+  </w:num>
+  <w:num w:numId="6" w16cid:durableId="1283686131">
+    <w:abstractNumId w:val="5"/>
+  </w:num>
+  <w:num w:numId="7" w16cid:durableId="1973510224">
+    <w:abstractNumId w:val="17"/>
+  </w:num>
+  <w:num w:numId="8" w16cid:durableId="1322386662">
+    <w:abstractNumId w:val="9"/>
+  </w:num>
+  <w:num w:numId="9" w16cid:durableId="1623069594">
+    <w:abstractNumId w:val="26"/>
+  </w:num>
+  <w:num w:numId="10" w16cid:durableId="389547150">
     <w:abstractNumId w:val="31"/>
   </w:num>
-  <w:num w:numId="2" w16cid:durableId="2142964796">
-    <w:abstractNumId w:val="6"/>
+  <w:num w:numId="11" w16cid:durableId="258147424">
+    <w:abstractNumId w:val="40"/>
   </w:num>
-  <w:num w:numId="3" w16cid:durableId="1686126829">
-    <w:abstractNumId w:val="33"/>
+  <w:num w:numId="12" w16cid:durableId="1740980150">
+    <w:abstractNumId w:val="35"/>
   </w:num>
-  <w:num w:numId="4" w16cid:durableId="9256738">
-    <w:abstractNumId w:val="24"/>
-  </w:num>
-  <w:num w:numId="5" w16cid:durableId="1929270298">
+  <w:num w:numId="13" w16cid:durableId="1889342876">
     <w:abstractNumId w:val="14"/>
   </w:num>
-  <w:num w:numId="6" w16cid:durableId="1283686131">
-    <w:abstractNumId w:val="4"/>
+  <w:num w:numId="14" w16cid:durableId="253057507">
+    <w:abstractNumId w:val="12"/>
   </w:num>
-  <w:num w:numId="7" w16cid:durableId="1973510224">
-    <w:abstractNumId w:val="16"/>
+  <w:num w:numId="15" w16cid:durableId="484205992">
+    <w:abstractNumId w:val="21"/>
   </w:num>
-  <w:num w:numId="8" w16cid:durableId="1322386662">
-    <w:abstractNumId w:val="8"/>
-  </w:num>
-  <w:num w:numId="9" w16cid:durableId="1623069594">
-    <w:abstractNumId w:val="23"/>
-  </w:num>
-  <w:num w:numId="10" w16cid:durableId="389547150">
-    <w:abstractNumId w:val="28"/>
-  </w:num>
-  <w:num w:numId="11" w16cid:durableId="258147424">
-    <w:abstractNumId w:val="37"/>
-  </w:num>
-  <w:num w:numId="12" w16cid:durableId="1740980150">
-    <w:abstractNumId w:val="32"/>
-  </w:num>
-  <w:num w:numId="13" w16cid:durableId="1889342876">
+  <w:num w:numId="16" w16cid:durableId="791091195">
     <w:abstractNumId w:val="13"/>
   </w:num>
-  <w:num w:numId="14" w16cid:durableId="253057507">
-    <w:abstractNumId w:val="11"/>
-  </w:num>
-  <w:num w:numId="15" w16cid:durableId="484205992">
-    <w:abstractNumId w:val="20"/>
-  </w:num>
-  <w:num w:numId="16" w16cid:durableId="791091195">
-    <w:abstractNumId w:val="12"/>
-  </w:num>
   <w:num w:numId="17" w16cid:durableId="657925824">
-    <w:abstractNumId w:val="18"/>
+    <w:abstractNumId w:val="19"/>
   </w:num>
   <w:num w:numId="18" w16cid:durableId="190342337">
-    <w:abstractNumId w:val="36"/>
+    <w:abstractNumId w:val="39"/>
   </w:num>
   <w:num w:numId="19" w16cid:durableId="1952785505">
-    <w:abstractNumId w:val="26"/>
+    <w:abstractNumId w:val="29"/>
   </w:num>
   <w:num w:numId="20" w16cid:durableId="1591154696">
-    <w:abstractNumId w:val="21"/>
+    <w:abstractNumId w:val="22"/>
   </w:num>
   <w:num w:numId="21" w16cid:durableId="1000231668">
-    <w:abstractNumId w:val="5"/>
+    <w:abstractNumId w:val="6"/>
   </w:num>
   <w:num w:numId="22" w16cid:durableId="1793480916">
     <w:abstractNumId w:val="2"/>
   </w:num>
   <w:num w:numId="23" w16cid:durableId="449859590">
-    <w:abstractNumId w:val="19"/>
+    <w:abstractNumId w:val="20"/>
   </w:num>
   <w:num w:numId="24" w16cid:durableId="1859462550">
-    <w:abstractNumId w:val="10"/>
+    <w:abstractNumId w:val="11"/>
   </w:num>
   <w:num w:numId="25" w16cid:durableId="10112469">
-    <w:abstractNumId w:val="17"/>
+    <w:abstractNumId w:val="18"/>
   </w:num>
   <w:num w:numId="26" w16cid:durableId="566114269">
-    <w:abstractNumId w:val="30"/>
+    <w:abstractNumId w:val="33"/>
   </w:num>
   <w:num w:numId="27" w16cid:durableId="732119972">
-    <w:abstractNumId w:val="22"/>
+    <w:abstractNumId w:val="23"/>
   </w:num>
   <w:num w:numId="28" w16cid:durableId="528493660">
-    <w:abstractNumId w:val="34"/>
+    <w:abstractNumId w:val="37"/>
   </w:num>
   <w:num w:numId="29" w16cid:durableId="2097246878">
-    <w:abstractNumId w:val="27"/>
+    <w:abstractNumId w:val="30"/>
   </w:num>
   <w:num w:numId="30" w16cid:durableId="1222912462">
     <w:abstractNumId w:val="0"/>
   </w:num>
   <w:num w:numId="31" w16cid:durableId="1487279755">
-    <w:abstractNumId w:val="35"/>
+    <w:abstractNumId w:val="38"/>
   </w:num>
   <w:num w:numId="32" w16cid:durableId="883833939">
     <w:abstractNumId w:val="1"/>
   </w:num>
   <w:num w:numId="33" w16cid:durableId="1152331654">
-    <w:abstractNumId w:val="25"/>
+    <w:abstractNumId w:val="28"/>
   </w:num>
   <w:num w:numId="34" w16cid:durableId="332343992">
+    <w:abstractNumId w:val="4"/>
+  </w:num>
+  <w:num w:numId="35" w16cid:durableId="1809936711">
+    <w:abstractNumId w:val="41"/>
+  </w:num>
+  <w:num w:numId="36" w16cid:durableId="599412453">
+    <w:abstractNumId w:val="32"/>
+  </w:num>
+  <w:num w:numId="37" w16cid:durableId="1371028658">
+    <w:abstractNumId w:val="16"/>
+  </w:num>
+  <w:num w:numId="38" w16cid:durableId="781799529">
+    <w:abstractNumId w:val="8"/>
+  </w:num>
+  <w:num w:numId="39" w16cid:durableId="1640184082">
+    <w:abstractNumId w:val="10"/>
+  </w:num>
+  <w:num w:numId="40" w16cid:durableId="671949270">
+    <w:abstractNumId w:val="24"/>
+  </w:num>
+  <w:num w:numId="41" w16cid:durableId="243495873">
     <w:abstractNumId w:val="3"/>
   </w:num>
-  <w:num w:numId="35" w16cid:durableId="1809936711">
-    <w:abstractNumId w:val="38"/>
-  </w:num>
-  <w:num w:numId="36" w16cid:durableId="599412453">
-    <w:abstractNumId w:val="29"/>
-  </w:num>
-  <w:num w:numId="37" w16cid:durableId="1371028658">
-    <w:abstractNumId w:val="15"/>
-  </w:num>
-  <w:num w:numId="38" w16cid:durableId="781799529">
-    <w:abstractNumId w:val="7"/>
-  </w:num>
-  <w:num w:numId="39" w16cid:durableId="1640184082">
-    <w:abstractNumId w:val="9"/>
+  <w:num w:numId="42" w16cid:durableId="616251690">
+    <w:abstractNumId w:val="25"/>
   </w:num>
 </w:numbering>
 </file>
@@ -11601,6 +12419,7 @@
   <w:style w:type="character" w:default="1" w:styleId="DefaultParagraphFont">
     <w:name w:val="Default Paragraph Font"/>
     <w:uiPriority w:val="1"/>
+    <w:semiHidden/>
     <w:unhideWhenUsed/>
   </w:style>
   <w:style w:type="table" w:default="1" w:styleId="TableNormal">

--- a/Public Talks/No 147/No 147.docx
+++ b/Public Talks/No 147/No 147.docx
@@ -6964,21 +6964,6 @@
     <w:p>
       <w:pPr>
         <w:pStyle w:val="ListParagraph"/>
-        <w:ind w:left="3600"/>
-        <w:rPr>
-          <w:rFonts w:ascii="Segoe UI Light" w:hAnsi="Segoe UI Light" w:cs="Segoe UI Light"/>
-        </w:rPr>
-      </w:pPr>
-      <w:r>
-        <w:rPr>
-          <w:rFonts w:ascii="Segoe UI Light" w:hAnsi="Segoe UI Light" w:cs="Segoe UI Light"/>
-        </w:rPr>
-        <w:t xml:space="preserve">What does this mean? </w:t>
-      </w:r>
-    </w:p>
-    <w:p>
-      <w:pPr>
-        <w:pStyle w:val="ListParagraph"/>
         <w:numPr>
           <w:ilvl w:val="0"/>
           <w:numId w:val="42"/>
@@ -6998,6 +6983,7 @@
     </w:p>
     <w:p>
       <w:pPr>
+        <w:pStyle w:val="ListParagraph"/>
         <w:ind w:left="3600"/>
         <w:rPr>
           <w:rFonts w:ascii="Segoe UI Light" w:hAnsi="Segoe UI Light" w:cs="Segoe UI Light"/>
@@ -7009,6 +6995,402 @@
         </w:rPr>
         <w:t>How do we do it?</w:t>
       </w:r>
+      <w:r>
+        <w:rPr>
+          <w:rFonts w:ascii="Segoe UI Light" w:hAnsi="Segoe UI Light" w:cs="Segoe UI Light"/>
+        </w:rPr>
+        <w:t xml:space="preserve"> </w:t>
+      </w:r>
+    </w:p>
+    <w:p>
+      <w:pPr>
+        <w:pStyle w:val="ListParagraph"/>
+        <w:ind w:left="3600"/>
+        <w:rPr>
+          <w:rFonts w:ascii="Segoe UI Light" w:hAnsi="Segoe UI Light" w:cs="Segoe UI Light"/>
+        </w:rPr>
+      </w:pPr>
+      <w:r>
+        <w:rPr>
+          <w:rFonts w:ascii="Segoe UI Light" w:hAnsi="Segoe UI Light" w:cs="Segoe UI Light"/>
+        </w:rPr>
+        <w:t>Like Hezekiah</w:t>
+      </w:r>
+      <w:r>
+        <w:rPr>
+          <w:rFonts w:ascii="Segoe UI Light" w:hAnsi="Segoe UI Light" w:cs="Segoe UI Light"/>
+        </w:rPr>
+        <w:t xml:space="preserve"> </w:t>
+      </w:r>
+      <w:r>
+        <w:rPr>
+          <w:rFonts w:ascii="Segoe UI Light" w:hAnsi="Segoe UI Light" w:cs="Segoe UI Light"/>
+        </w:rPr>
+        <w:t>let’s open our heart to Jehovah</w:t>
+      </w:r>
+      <w:r>
+        <w:rPr>
+          <w:rFonts w:ascii="Segoe UI Light" w:hAnsi="Segoe UI Light" w:cs="Segoe UI Light"/>
+        </w:rPr>
+        <w:t xml:space="preserve"> in prayer</w:t>
+      </w:r>
+      <w:r>
+        <w:rPr>
+          <w:rFonts w:ascii="Segoe UI Light" w:hAnsi="Segoe UI Light" w:cs="Segoe UI Light"/>
+        </w:rPr>
+        <w:t>:</w:t>
+      </w:r>
+    </w:p>
+    <w:p>
+      <w:pPr>
+        <w:pStyle w:val="ListParagraph"/>
+        <w:numPr>
+          <w:ilvl w:val="2"/>
+          <w:numId w:val="42"/>
+        </w:numPr>
+        <w:rPr>
+          <w:rFonts w:ascii="Segoe UI Light" w:hAnsi="Segoe UI Light" w:cs="Segoe UI Light"/>
+        </w:rPr>
+      </w:pPr>
+      <w:r>
+        <w:rPr>
+          <w:rFonts w:ascii="Segoe UI Light" w:hAnsi="Segoe UI Light" w:cs="Segoe UI Light"/>
+        </w:rPr>
+        <w:t>Give him praise for the magnificent God he is</w:t>
+      </w:r>
+    </w:p>
+    <w:p>
+      <w:pPr>
+        <w:pStyle w:val="ListParagraph"/>
+        <w:numPr>
+          <w:ilvl w:val="2"/>
+          <w:numId w:val="42"/>
+        </w:numPr>
+        <w:rPr>
+          <w:rFonts w:ascii="Segoe UI Light" w:hAnsi="Segoe UI Light" w:cs="Segoe UI Light"/>
+        </w:rPr>
+      </w:pPr>
+      <w:r>
+        <w:rPr>
+          <w:rFonts w:ascii="Segoe UI Light" w:hAnsi="Segoe UI Light" w:cs="Segoe UI Light"/>
+        </w:rPr>
+        <w:t>Offer thanksgiving for the blessings we received</w:t>
+      </w:r>
+    </w:p>
+    <w:p>
+      <w:pPr>
+        <w:pStyle w:val="ListParagraph"/>
+        <w:numPr>
+          <w:ilvl w:val="2"/>
+          <w:numId w:val="42"/>
+        </w:numPr>
+        <w:rPr>
+          <w:rFonts w:ascii="Segoe UI Light" w:hAnsi="Segoe UI Light" w:cs="Segoe UI Light"/>
+        </w:rPr>
+      </w:pPr>
+      <w:r>
+        <w:rPr>
+          <w:rFonts w:ascii="Segoe UI Light" w:hAnsi="Segoe UI Light" w:cs="Segoe UI Light"/>
+        </w:rPr>
+        <w:t xml:space="preserve">Freely </w:t>
+      </w:r>
+      <w:r>
+        <w:rPr>
+          <w:rFonts w:ascii="Segoe UI Light" w:hAnsi="Segoe UI Light" w:cs="Segoe UI Light"/>
+        </w:rPr>
+        <w:t>petition and supplicate</w:t>
+      </w:r>
+      <w:r>
+        <w:rPr>
+          <w:rFonts w:ascii="Segoe UI Light" w:hAnsi="Segoe UI Light" w:cs="Segoe UI Light"/>
+        </w:rPr>
+        <w:t xml:space="preserve"> </w:t>
+      </w:r>
+      <w:r>
+        <w:rPr>
+          <w:rFonts w:ascii="Segoe UI Light" w:hAnsi="Segoe UI Light" w:cs="Segoe UI Light"/>
+        </w:rPr>
+        <w:t>about</w:t>
+      </w:r>
+      <w:r>
+        <w:rPr>
+          <w:rFonts w:ascii="Segoe UI Light" w:hAnsi="Segoe UI Light" w:cs="Segoe UI Light"/>
+        </w:rPr>
+        <w:t xml:space="preserve"> him our worries, our concerns and how we feel</w:t>
+      </w:r>
+      <w:r>
+        <w:rPr>
+          <w:rFonts w:ascii="Segoe UI Light" w:hAnsi="Segoe UI Light" w:cs="Segoe UI Light"/>
+        </w:rPr>
+        <w:t>.</w:t>
+      </w:r>
+    </w:p>
+    <w:p>
+      <w:pPr>
+        <w:pStyle w:val="ListParagraph"/>
+        <w:ind w:left="2160"/>
+        <w:rPr>
+          <w:rFonts w:ascii="Segoe UI Light" w:hAnsi="Segoe UI Light" w:cs="Segoe UI Light"/>
+        </w:rPr>
+      </w:pPr>
+      <w:r>
+        <w:rPr>
+          <w:rFonts w:ascii="Segoe UI Light" w:hAnsi="Segoe UI Light" w:cs="Segoe UI Light"/>
+        </w:rPr>
+        <w:t>How will Jehovah respond to our request?</w:t>
+      </w:r>
+    </w:p>
+    <w:p>
+      <w:pPr>
+        <w:pStyle w:val="ListParagraph"/>
+        <w:numPr>
+          <w:ilvl w:val="0"/>
+          <w:numId w:val="43"/>
+        </w:numPr>
+        <w:rPr>
+          <w:rFonts w:ascii="Segoe UI Light" w:hAnsi="Segoe UI Light" w:cs="Segoe UI Light"/>
+        </w:rPr>
+      </w:pPr>
+      <w:r>
+        <w:rPr>
+          <w:rFonts w:ascii="Segoe UI Light" w:hAnsi="Segoe UI Light" w:cs="Segoe UI Light"/>
+        </w:rPr>
+        <w:t>He gives us peace when we are fearful or anxious</w:t>
+      </w:r>
+      <w:r>
+        <w:rPr>
+          <w:rFonts w:ascii="Segoe UI Light" w:hAnsi="Segoe UI Light" w:cs="Segoe UI Light"/>
+        </w:rPr>
+        <w:t>.</w:t>
+      </w:r>
+    </w:p>
+    <w:p>
+      <w:pPr>
+        <w:pStyle w:val="ListParagraph"/>
+        <w:numPr>
+          <w:ilvl w:val="0"/>
+          <w:numId w:val="43"/>
+        </w:numPr>
+        <w:rPr>
+          <w:rFonts w:ascii="Segoe UI Light" w:hAnsi="Segoe UI Light" w:cs="Segoe UI Light"/>
+        </w:rPr>
+      </w:pPr>
+      <w:r>
+        <w:rPr>
+          <w:rFonts w:ascii="Segoe UI Light" w:hAnsi="Segoe UI Light" w:cs="Segoe UI Light"/>
+        </w:rPr>
+        <w:t>He will give us the strength needed to endure trials.</w:t>
+      </w:r>
+    </w:p>
+    <w:p>
+      <w:pPr>
+        <w:pStyle w:val="ListParagraph"/>
+        <w:numPr>
+          <w:ilvl w:val="0"/>
+          <w:numId w:val="43"/>
+        </w:numPr>
+        <w:rPr>
+          <w:rFonts w:ascii="Segoe UI Light" w:hAnsi="Segoe UI Light" w:cs="Segoe UI Light"/>
+        </w:rPr>
+      </w:pPr>
+      <w:r>
+        <w:rPr>
+          <w:rFonts w:ascii="Segoe UI Light" w:hAnsi="Segoe UI Light" w:cs="Segoe UI Light"/>
+        </w:rPr>
+        <w:t>He gives us guidance and wisdom so that we can make wise decisions</w:t>
+      </w:r>
+      <w:r>
+        <w:rPr>
+          <w:rFonts w:ascii="Segoe UI Light" w:hAnsi="Segoe UI Light" w:cs="Segoe UI Light"/>
+        </w:rPr>
+        <w:t>.</w:t>
+      </w:r>
+    </w:p>
+    <w:p>
+      <w:pPr>
+        <w:pStyle w:val="ListParagraph"/>
+        <w:ind w:left="3240"/>
+        <w:rPr>
+          <w:rFonts w:ascii="Segoe UI Light" w:hAnsi="Segoe UI Light" w:cs="Segoe UI Light"/>
+        </w:rPr>
+      </w:pPr>
+      <w:r>
+        <w:rPr>
+          <w:rFonts w:ascii="Segoe UI Light" w:hAnsi="Segoe UI Light" w:cs="Segoe UI Light"/>
+        </w:rPr>
+        <w:t>This guidance and wisdom can be obtained through:</w:t>
+      </w:r>
+    </w:p>
+    <w:p>
+      <w:pPr>
+        <w:pStyle w:val="ListParagraph"/>
+        <w:numPr>
+          <w:ilvl w:val="0"/>
+          <w:numId w:val="44"/>
+        </w:numPr>
+        <w:rPr>
+          <w:rFonts w:ascii="Segoe UI Light" w:hAnsi="Segoe UI Light" w:cs="Segoe UI Light"/>
+        </w:rPr>
+      </w:pPr>
+      <w:r>
+        <w:rPr>
+          <w:rFonts w:ascii="Segoe UI Light" w:hAnsi="Segoe UI Light" w:cs="Segoe UI Light"/>
+        </w:rPr>
+        <w:t>Personal Bible study</w:t>
+      </w:r>
+    </w:p>
+    <w:p>
+      <w:pPr>
+        <w:pStyle w:val="ListParagraph"/>
+        <w:numPr>
+          <w:ilvl w:val="0"/>
+          <w:numId w:val="44"/>
+        </w:numPr>
+        <w:rPr>
+          <w:rFonts w:ascii="Segoe UI Light" w:hAnsi="Segoe UI Light" w:cs="Segoe UI Light"/>
+        </w:rPr>
+      </w:pPr>
+      <w:r>
+        <w:rPr>
+          <w:rFonts w:ascii="Segoe UI Light" w:hAnsi="Segoe UI Light" w:cs="Segoe UI Light"/>
+        </w:rPr>
+        <w:t>Shepherding visit by the elders</w:t>
+      </w:r>
+    </w:p>
+    <w:p>
+      <w:pPr>
+        <w:pStyle w:val="ListParagraph"/>
+        <w:numPr>
+          <w:ilvl w:val="0"/>
+          <w:numId w:val="44"/>
+        </w:numPr>
+        <w:rPr>
+          <w:rFonts w:ascii="Segoe UI Light" w:hAnsi="Segoe UI Light" w:cs="Segoe UI Light"/>
+        </w:rPr>
+      </w:pPr>
+      <w:r>
+        <w:rPr>
+          <w:rFonts w:ascii="Segoe UI Light" w:hAnsi="Segoe UI Light" w:cs="Segoe UI Light"/>
+        </w:rPr>
+        <w:t>Our congregation meetings and assemblies</w:t>
+      </w:r>
+    </w:p>
+    <w:p>
+      <w:pPr>
+        <w:pStyle w:val="ListParagraph"/>
+        <w:numPr>
+          <w:ilvl w:val="0"/>
+          <w:numId w:val="44"/>
+        </w:numPr>
+        <w:rPr>
+          <w:rFonts w:ascii="Segoe UI Light" w:hAnsi="Segoe UI Light" w:cs="Segoe UI Light"/>
+        </w:rPr>
+      </w:pPr>
+      <w:r>
+        <w:rPr>
+          <w:rFonts w:ascii="Segoe UI Light" w:hAnsi="Segoe UI Light" w:cs="Segoe UI Light"/>
+        </w:rPr>
+        <w:t>JW broadcasting.</w:t>
+      </w:r>
+    </w:p>
+    <w:p>
+      <w:pPr>
+        <w:ind w:left="3600" w:hanging="720"/>
+        <w:rPr>
+          <w:rFonts w:ascii="Segoe UI Light" w:hAnsi="Segoe UI Light" w:cs="Segoe UI Light"/>
+        </w:rPr>
+      </w:pPr>
+      <w:r>
+        <w:rPr>
+          <w:rFonts w:ascii="Segoe UI Light" w:hAnsi="Segoe UI Light" w:cs="Segoe UI Light"/>
+        </w:rPr>
+        <w:t>Just as Jehovah sent a word to Hezekiah through Isaiah the prophet, Jehovah will send a strengthening word for us.</w:t>
+      </w:r>
+    </w:p>
+    <w:p>
+      <w:pPr>
+        <w:pStyle w:val="ListParagraph"/>
+        <w:numPr>
+          <w:ilvl w:val="0"/>
+          <w:numId w:val="45"/>
+        </w:numPr>
+        <w:rPr>
+          <w:rFonts w:ascii="Segoe UI Light" w:hAnsi="Segoe UI Light" w:cs="Segoe UI Light"/>
+        </w:rPr>
+      </w:pPr>
+      <w:r>
+        <w:rPr>
+          <w:rFonts w:ascii="Segoe UI Light" w:hAnsi="Segoe UI Light" w:cs="Segoe UI Light"/>
+        </w:rPr>
+        <w:t>Who will Isaiah the prophet for me today?</w:t>
+      </w:r>
+    </w:p>
+    <w:p>
+      <w:pPr>
+        <w:pStyle w:val="ListParagraph"/>
+        <w:numPr>
+          <w:ilvl w:val="0"/>
+          <w:numId w:val="45"/>
+        </w:numPr>
+        <w:rPr>
+          <w:rFonts w:ascii="Segoe UI Light" w:hAnsi="Segoe UI Light" w:cs="Segoe UI Light"/>
+        </w:rPr>
+      </w:pPr>
+      <w:r>
+        <w:rPr>
+          <w:rFonts w:ascii="Segoe UI Light" w:hAnsi="Segoe UI Light" w:cs="Segoe UI Light"/>
+        </w:rPr>
+        <w:lastRenderedPageBreak/>
+        <w:t>What will be the word of Jehovah for me today?</w:t>
+      </w:r>
+    </w:p>
+    <w:p>
+      <w:pPr>
+        <w:pStyle w:val="ListParagraph"/>
+        <w:ind w:left="4320"/>
+        <w:rPr>
+          <w:rFonts w:ascii="Segoe UI Light" w:hAnsi="Segoe UI Light" w:cs="Segoe UI Light"/>
+        </w:rPr>
+      </w:pPr>
+      <w:r>
+        <w:rPr>
+          <w:rFonts w:ascii="Segoe UI Light" w:hAnsi="Segoe UI Light" w:cs="Segoe UI Light"/>
+        </w:rPr>
+        <w:t>Be on the lookout.</w:t>
+      </w:r>
+    </w:p>
+    <w:p>
+      <w:pPr>
+        <w:pStyle w:val="ListParagraph"/>
+        <w:ind w:left="4320"/>
+        <w:rPr>
+          <w:rFonts w:ascii="Segoe UI Light" w:hAnsi="Segoe UI Light" w:cs="Segoe UI Light"/>
+        </w:rPr>
+      </w:pPr>
+      <w:r>
+        <w:rPr>
+          <w:rFonts w:ascii="Segoe UI Light" w:hAnsi="Segoe UI Light" w:cs="Segoe UI Light"/>
+        </w:rPr>
+        <w:t>Once you hear that strengthening comment from a fellow Christian, cherish it,  rejoice over it just as the people ion Jerusalem did.</w:t>
+      </w:r>
+    </w:p>
+    <w:p>
+      <w:pPr>
+        <w:pStyle w:val="ListParagraph"/>
+        <w:ind w:left="2880"/>
+        <w:rPr>
+          <w:rFonts w:ascii="Segoe UI Light" w:hAnsi="Segoe UI Light" w:cs="Segoe UI Light"/>
+        </w:rPr>
+      </w:pPr>
+    </w:p>
+    <w:p>
+      <w:pPr>
+        <w:pStyle w:val="ListParagraph"/>
+        <w:ind w:left="4320"/>
+        <w:rPr>
+          <w:rFonts w:ascii="Segoe UI Light" w:hAnsi="Segoe UI Light" w:cs="Segoe UI Light"/>
+        </w:rPr>
+      </w:pPr>
     </w:p>
     <w:p>
       <w:pPr>
@@ -8726,6 +9108,119 @@
     </w:lvl>
   </w:abstractNum>
   <w:abstractNum w:abstractNumId="14" w15:restartNumberingAfterBreak="0">
+    <w:nsid w:val="22D2064D"/>
+    <w:multiLevelType w:val="hybridMultilevel"/>
+    <w:tmpl w:val="D78A7CFE"/>
+    <w:lvl w:ilvl="0" w:tplc="1009000D">
+      <w:start w:val="1"/>
+      <w:numFmt w:val="bullet"/>
+      <w:lvlText w:val=""/>
+      <w:lvlJc w:val="left"/>
+      <w:pPr>
+        <w:ind w:left="4320" w:hanging="360"/>
+      </w:pPr>
+      <w:rPr>
+        <w:rFonts w:ascii="Wingdings" w:hAnsi="Wingdings" w:hint="default"/>
+      </w:rPr>
+    </w:lvl>
+    <w:lvl w:ilvl="1" w:tplc="10090003" w:tentative="1">
+      <w:start w:val="1"/>
+      <w:numFmt w:val="bullet"/>
+      <w:lvlText w:val="o"/>
+      <w:lvlJc w:val="left"/>
+      <w:pPr>
+        <w:ind w:left="5040" w:hanging="360"/>
+      </w:pPr>
+      <w:rPr>
+        <w:rFonts w:ascii="Courier New" w:hAnsi="Courier New" w:cs="Courier New" w:hint="default"/>
+      </w:rPr>
+    </w:lvl>
+    <w:lvl w:ilvl="2" w:tplc="10090005" w:tentative="1">
+      <w:start w:val="1"/>
+      <w:numFmt w:val="bullet"/>
+      <w:lvlText w:val=""/>
+      <w:lvlJc w:val="left"/>
+      <w:pPr>
+        <w:ind w:left="5760" w:hanging="360"/>
+      </w:pPr>
+      <w:rPr>
+        <w:rFonts w:ascii="Wingdings" w:hAnsi="Wingdings" w:hint="default"/>
+      </w:rPr>
+    </w:lvl>
+    <w:lvl w:ilvl="3" w:tplc="10090001" w:tentative="1">
+      <w:start w:val="1"/>
+      <w:numFmt w:val="bullet"/>
+      <w:lvlText w:val=""/>
+      <w:lvlJc w:val="left"/>
+      <w:pPr>
+        <w:ind w:left="6480" w:hanging="360"/>
+      </w:pPr>
+      <w:rPr>
+        <w:rFonts w:ascii="Symbol" w:hAnsi="Symbol" w:hint="default"/>
+      </w:rPr>
+    </w:lvl>
+    <w:lvl w:ilvl="4" w:tplc="10090003" w:tentative="1">
+      <w:start w:val="1"/>
+      <w:numFmt w:val="bullet"/>
+      <w:lvlText w:val="o"/>
+      <w:lvlJc w:val="left"/>
+      <w:pPr>
+        <w:ind w:left="7200" w:hanging="360"/>
+      </w:pPr>
+      <w:rPr>
+        <w:rFonts w:ascii="Courier New" w:hAnsi="Courier New" w:cs="Courier New" w:hint="default"/>
+      </w:rPr>
+    </w:lvl>
+    <w:lvl w:ilvl="5" w:tplc="10090005" w:tentative="1">
+      <w:start w:val="1"/>
+      <w:numFmt w:val="bullet"/>
+      <w:lvlText w:val=""/>
+      <w:lvlJc w:val="left"/>
+      <w:pPr>
+        <w:ind w:left="7920" w:hanging="360"/>
+      </w:pPr>
+      <w:rPr>
+        <w:rFonts w:ascii="Wingdings" w:hAnsi="Wingdings" w:hint="default"/>
+      </w:rPr>
+    </w:lvl>
+    <w:lvl w:ilvl="6" w:tplc="10090001" w:tentative="1">
+      <w:start w:val="1"/>
+      <w:numFmt w:val="bullet"/>
+      <w:lvlText w:val=""/>
+      <w:lvlJc w:val="left"/>
+      <w:pPr>
+        <w:ind w:left="8640" w:hanging="360"/>
+      </w:pPr>
+      <w:rPr>
+        <w:rFonts w:ascii="Symbol" w:hAnsi="Symbol" w:hint="default"/>
+      </w:rPr>
+    </w:lvl>
+    <w:lvl w:ilvl="7" w:tplc="10090003" w:tentative="1">
+      <w:start w:val="1"/>
+      <w:numFmt w:val="bullet"/>
+      <w:lvlText w:val="o"/>
+      <w:lvlJc w:val="left"/>
+      <w:pPr>
+        <w:ind w:left="9360" w:hanging="360"/>
+      </w:pPr>
+      <w:rPr>
+        <w:rFonts w:ascii="Courier New" w:hAnsi="Courier New" w:cs="Courier New" w:hint="default"/>
+      </w:rPr>
+    </w:lvl>
+    <w:lvl w:ilvl="8" w:tplc="10090005" w:tentative="1">
+      <w:start w:val="1"/>
+      <w:numFmt w:val="bullet"/>
+      <w:lvlText w:val=""/>
+      <w:lvlJc w:val="left"/>
+      <w:pPr>
+        <w:ind w:left="10080" w:hanging="360"/>
+      </w:pPr>
+      <w:rPr>
+        <w:rFonts w:ascii="Wingdings" w:hAnsi="Wingdings" w:hint="default"/>
+      </w:rPr>
+    </w:lvl>
+  </w:abstractNum>
+  <w:abstractNum w:abstractNumId="15" w15:restartNumberingAfterBreak="0">
     <w:nsid w:val="249F2707"/>
     <w:multiLevelType w:val="hybridMultilevel"/>
     <w:tmpl w:val="6A048F76"/>
@@ -8814,7 +9309,7 @@
       </w:pPr>
     </w:lvl>
   </w:abstractNum>
-  <w:abstractNum w:abstractNumId="15" w15:restartNumberingAfterBreak="0">
+  <w:abstractNum w:abstractNumId="16" w15:restartNumberingAfterBreak="0">
     <w:nsid w:val="24A80059"/>
     <w:multiLevelType w:val="hybridMultilevel"/>
     <w:tmpl w:val="11B24C7E"/>
@@ -8927,7 +9422,7 @@
       </w:rPr>
     </w:lvl>
   </w:abstractNum>
-  <w:abstractNum w:abstractNumId="16" w15:restartNumberingAfterBreak="0">
+  <w:abstractNum w:abstractNumId="17" w15:restartNumberingAfterBreak="0">
     <w:nsid w:val="27CF6E96"/>
     <w:multiLevelType w:val="hybridMultilevel"/>
     <w:tmpl w:val="8D86F246"/>
@@ -9020,7 +9515,7 @@
       </w:pPr>
     </w:lvl>
   </w:abstractNum>
-  <w:abstractNum w:abstractNumId="17" w15:restartNumberingAfterBreak="0">
+  <w:abstractNum w:abstractNumId="18" w15:restartNumberingAfterBreak="0">
     <w:nsid w:val="29F30EFE"/>
     <w:multiLevelType w:val="hybridMultilevel"/>
     <w:tmpl w:val="8D849220"/>
@@ -9133,7 +9628,7 @@
       </w:rPr>
     </w:lvl>
   </w:abstractNum>
-  <w:abstractNum w:abstractNumId="18" w15:restartNumberingAfterBreak="0">
+  <w:abstractNum w:abstractNumId="19" w15:restartNumberingAfterBreak="0">
     <w:nsid w:val="2BE93405"/>
     <w:multiLevelType w:val="hybridMultilevel"/>
     <w:tmpl w:val="ACB8863E"/>
@@ -9219,7 +9714,7 @@
       </w:pPr>
     </w:lvl>
   </w:abstractNum>
-  <w:abstractNum w:abstractNumId="19" w15:restartNumberingAfterBreak="0">
+  <w:abstractNum w:abstractNumId="20" w15:restartNumberingAfterBreak="0">
     <w:nsid w:val="2F201800"/>
     <w:multiLevelType w:val="hybridMultilevel"/>
     <w:tmpl w:val="83526C60"/>
@@ -9332,7 +9827,7 @@
       </w:rPr>
     </w:lvl>
   </w:abstractNum>
-  <w:abstractNum w:abstractNumId="20" w15:restartNumberingAfterBreak="0">
+  <w:abstractNum w:abstractNumId="21" w15:restartNumberingAfterBreak="0">
     <w:nsid w:val="2F4B1B10"/>
     <w:multiLevelType w:val="hybridMultilevel"/>
     <w:tmpl w:val="FC12F644"/>
@@ -9445,7 +9940,7 @@
       </w:rPr>
     </w:lvl>
   </w:abstractNum>
-  <w:abstractNum w:abstractNumId="21" w15:restartNumberingAfterBreak="0">
+  <w:abstractNum w:abstractNumId="22" w15:restartNumberingAfterBreak="0">
     <w:nsid w:val="307F4271"/>
     <w:multiLevelType w:val="hybridMultilevel"/>
     <w:tmpl w:val="6650950A"/>
@@ -9558,7 +10053,7 @@
       </w:rPr>
     </w:lvl>
   </w:abstractNum>
-  <w:abstractNum w:abstractNumId="22" w15:restartNumberingAfterBreak="0">
+  <w:abstractNum w:abstractNumId="23" w15:restartNumberingAfterBreak="0">
     <w:nsid w:val="308D3CBF"/>
     <w:multiLevelType w:val="hybridMultilevel"/>
     <w:tmpl w:val="6C4ABE3C"/>
@@ -9671,7 +10166,7 @@
       </w:rPr>
     </w:lvl>
   </w:abstractNum>
-  <w:abstractNum w:abstractNumId="23" w15:restartNumberingAfterBreak="0">
+  <w:abstractNum w:abstractNumId="24" w15:restartNumberingAfterBreak="0">
     <w:nsid w:val="32F46B80"/>
     <w:multiLevelType w:val="hybridMultilevel"/>
     <w:tmpl w:val="D6EEF02A"/>
@@ -9781,7 +10276,7 @@
       </w:rPr>
     </w:lvl>
   </w:abstractNum>
-  <w:abstractNum w:abstractNumId="24" w15:restartNumberingAfterBreak="0">
+  <w:abstractNum w:abstractNumId="25" w15:restartNumberingAfterBreak="0">
     <w:nsid w:val="36B04573"/>
     <w:multiLevelType w:val="hybridMultilevel"/>
     <w:tmpl w:val="F90CE41A"/>
@@ -9894,10 +10389,10 @@
       </w:rPr>
     </w:lvl>
   </w:abstractNum>
-  <w:abstractNum w:abstractNumId="25" w15:restartNumberingAfterBreak="0">
+  <w:abstractNum w:abstractNumId="26" w15:restartNumberingAfterBreak="0">
     <w:nsid w:val="3CBF39D7"/>
     <w:multiLevelType w:val="hybridMultilevel"/>
-    <w:tmpl w:val="744ABA04"/>
+    <w:tmpl w:val="C40823F6"/>
     <w:lvl w:ilvl="0" w:tplc="10090001">
       <w:start w:val="1"/>
       <w:numFmt w:val="bullet"/>
@@ -9910,7 +10405,7 @@
         <w:rFonts w:ascii="Symbol" w:hAnsi="Symbol" w:hint="default"/>
       </w:rPr>
     </w:lvl>
-    <w:lvl w:ilvl="1" w:tplc="10090003" w:tentative="1">
+    <w:lvl w:ilvl="1" w:tplc="10090003">
       <w:start w:val="1"/>
       <w:numFmt w:val="bullet"/>
       <w:lvlText w:val="o"/>
@@ -9922,7 +10417,7 @@
         <w:rFonts w:ascii="Courier New" w:hAnsi="Courier New" w:cs="Courier New" w:hint="default"/>
       </w:rPr>
     </w:lvl>
-    <w:lvl w:ilvl="2" w:tplc="10090005" w:tentative="1">
+    <w:lvl w:ilvl="2" w:tplc="10090005">
       <w:start w:val="1"/>
       <w:numFmt w:val="bullet"/>
       <w:lvlText w:val=""/>
@@ -10007,7 +10502,7 @@
       </w:rPr>
     </w:lvl>
   </w:abstractNum>
-  <w:abstractNum w:abstractNumId="26" w15:restartNumberingAfterBreak="0">
+  <w:abstractNum w:abstractNumId="27" w15:restartNumberingAfterBreak="0">
     <w:nsid w:val="3E4E7E1D"/>
     <w:multiLevelType w:val="hybridMultilevel"/>
     <w:tmpl w:val="C4183DF8"/>
@@ -10120,7 +10615,7 @@
       </w:rPr>
     </w:lvl>
   </w:abstractNum>
-  <w:abstractNum w:abstractNumId="27" w15:restartNumberingAfterBreak="0">
+  <w:abstractNum w:abstractNumId="28" w15:restartNumberingAfterBreak="0">
     <w:nsid w:val="3EC24676"/>
     <w:multiLevelType w:val="hybridMultilevel"/>
     <w:tmpl w:val="AD10C83C"/>
@@ -10206,7 +10701,206 @@
       </w:pPr>
     </w:lvl>
   </w:abstractNum>
-  <w:abstractNum w:abstractNumId="28" w15:restartNumberingAfterBreak="0">
+  <w:abstractNum w:abstractNumId="29" w15:restartNumberingAfterBreak="0">
+    <w:nsid w:val="5C2550B2"/>
+    <w:multiLevelType w:val="hybridMultilevel"/>
+    <w:tmpl w:val="21F4D02E"/>
+    <w:lvl w:ilvl="0" w:tplc="1009000F">
+      <w:start w:val="1"/>
+      <w:numFmt w:val="decimal"/>
+      <w:lvlText w:val="%1."/>
+      <w:lvlJc w:val="left"/>
+      <w:pPr>
+        <w:ind w:left="3240" w:hanging="360"/>
+      </w:pPr>
+    </w:lvl>
+    <w:lvl w:ilvl="1" w:tplc="10090019" w:tentative="1">
+      <w:start w:val="1"/>
+      <w:numFmt w:val="lowerLetter"/>
+      <w:lvlText w:val="%2."/>
+      <w:lvlJc w:val="left"/>
+      <w:pPr>
+        <w:ind w:left="3960" w:hanging="360"/>
+      </w:pPr>
+    </w:lvl>
+    <w:lvl w:ilvl="2" w:tplc="1009001B" w:tentative="1">
+      <w:start w:val="1"/>
+      <w:numFmt w:val="lowerRoman"/>
+      <w:lvlText w:val="%3."/>
+      <w:lvlJc w:val="right"/>
+      <w:pPr>
+        <w:ind w:left="4680" w:hanging="180"/>
+      </w:pPr>
+    </w:lvl>
+    <w:lvl w:ilvl="3" w:tplc="1009000F" w:tentative="1">
+      <w:start w:val="1"/>
+      <w:numFmt w:val="decimal"/>
+      <w:lvlText w:val="%4."/>
+      <w:lvlJc w:val="left"/>
+      <w:pPr>
+        <w:ind w:left="5400" w:hanging="360"/>
+      </w:pPr>
+    </w:lvl>
+    <w:lvl w:ilvl="4" w:tplc="10090019" w:tentative="1">
+      <w:start w:val="1"/>
+      <w:numFmt w:val="lowerLetter"/>
+      <w:lvlText w:val="%5."/>
+      <w:lvlJc w:val="left"/>
+      <w:pPr>
+        <w:ind w:left="6120" w:hanging="360"/>
+      </w:pPr>
+    </w:lvl>
+    <w:lvl w:ilvl="5" w:tplc="1009001B" w:tentative="1">
+      <w:start w:val="1"/>
+      <w:numFmt w:val="lowerRoman"/>
+      <w:lvlText w:val="%6."/>
+      <w:lvlJc w:val="right"/>
+      <w:pPr>
+        <w:ind w:left="6840" w:hanging="180"/>
+      </w:pPr>
+    </w:lvl>
+    <w:lvl w:ilvl="6" w:tplc="1009000F" w:tentative="1">
+      <w:start w:val="1"/>
+      <w:numFmt w:val="decimal"/>
+      <w:lvlText w:val="%7."/>
+      <w:lvlJc w:val="left"/>
+      <w:pPr>
+        <w:ind w:left="7560" w:hanging="360"/>
+      </w:pPr>
+    </w:lvl>
+    <w:lvl w:ilvl="7" w:tplc="10090019" w:tentative="1">
+      <w:start w:val="1"/>
+      <w:numFmt w:val="lowerLetter"/>
+      <w:lvlText w:val="%8."/>
+      <w:lvlJc w:val="left"/>
+      <w:pPr>
+        <w:ind w:left="8280" w:hanging="360"/>
+      </w:pPr>
+    </w:lvl>
+    <w:lvl w:ilvl="8" w:tplc="1009001B" w:tentative="1">
+      <w:start w:val="1"/>
+      <w:numFmt w:val="lowerRoman"/>
+      <w:lvlText w:val="%9."/>
+      <w:lvlJc w:val="right"/>
+      <w:pPr>
+        <w:ind w:left="9000" w:hanging="180"/>
+      </w:pPr>
+    </w:lvl>
+  </w:abstractNum>
+  <w:abstractNum w:abstractNumId="30" w15:restartNumberingAfterBreak="0">
+    <w:nsid w:val="5E3E310B"/>
+    <w:multiLevelType w:val="hybridMultilevel"/>
+    <w:tmpl w:val="E4E2409A"/>
+    <w:lvl w:ilvl="0" w:tplc="1009000D">
+      <w:start w:val="1"/>
+      <w:numFmt w:val="bullet"/>
+      <w:lvlText w:val=""/>
+      <w:lvlJc w:val="left"/>
+      <w:pPr>
+        <w:ind w:left="3960" w:hanging="360"/>
+      </w:pPr>
+      <w:rPr>
+        <w:rFonts w:ascii="Wingdings" w:hAnsi="Wingdings" w:hint="default"/>
+      </w:rPr>
+    </w:lvl>
+    <w:lvl w:ilvl="1" w:tplc="10090003" w:tentative="1">
+      <w:start w:val="1"/>
+      <w:numFmt w:val="bullet"/>
+      <w:lvlText w:val="o"/>
+      <w:lvlJc w:val="left"/>
+      <w:pPr>
+        <w:ind w:left="4680" w:hanging="360"/>
+      </w:pPr>
+      <w:rPr>
+        <w:rFonts w:ascii="Courier New" w:hAnsi="Courier New" w:cs="Courier New" w:hint="default"/>
+      </w:rPr>
+    </w:lvl>
+    <w:lvl w:ilvl="2" w:tplc="10090005" w:tentative="1">
+      <w:start w:val="1"/>
+      <w:numFmt w:val="bullet"/>
+      <w:lvlText w:val=""/>
+      <w:lvlJc w:val="left"/>
+      <w:pPr>
+        <w:ind w:left="5400" w:hanging="360"/>
+      </w:pPr>
+      <w:rPr>
+        <w:rFonts w:ascii="Wingdings" w:hAnsi="Wingdings" w:hint="default"/>
+      </w:rPr>
+    </w:lvl>
+    <w:lvl w:ilvl="3" w:tplc="10090001" w:tentative="1">
+      <w:start w:val="1"/>
+      <w:numFmt w:val="bullet"/>
+      <w:lvlText w:val=""/>
+      <w:lvlJc w:val="left"/>
+      <w:pPr>
+        <w:ind w:left="6120" w:hanging="360"/>
+      </w:pPr>
+      <w:rPr>
+        <w:rFonts w:ascii="Symbol" w:hAnsi="Symbol" w:hint="default"/>
+      </w:rPr>
+    </w:lvl>
+    <w:lvl w:ilvl="4" w:tplc="10090003" w:tentative="1">
+      <w:start w:val="1"/>
+      <w:numFmt w:val="bullet"/>
+      <w:lvlText w:val="o"/>
+      <w:lvlJc w:val="left"/>
+      <w:pPr>
+        <w:ind w:left="6840" w:hanging="360"/>
+      </w:pPr>
+      <w:rPr>
+        <w:rFonts w:ascii="Courier New" w:hAnsi="Courier New" w:cs="Courier New" w:hint="default"/>
+      </w:rPr>
+    </w:lvl>
+    <w:lvl w:ilvl="5" w:tplc="10090005" w:tentative="1">
+      <w:start w:val="1"/>
+      <w:numFmt w:val="bullet"/>
+      <w:lvlText w:val=""/>
+      <w:lvlJc w:val="left"/>
+      <w:pPr>
+        <w:ind w:left="7560" w:hanging="360"/>
+      </w:pPr>
+      <w:rPr>
+        <w:rFonts w:ascii="Wingdings" w:hAnsi="Wingdings" w:hint="default"/>
+      </w:rPr>
+    </w:lvl>
+    <w:lvl w:ilvl="6" w:tplc="10090001" w:tentative="1">
+      <w:start w:val="1"/>
+      <w:numFmt w:val="bullet"/>
+      <w:lvlText w:val=""/>
+      <w:lvlJc w:val="left"/>
+      <w:pPr>
+        <w:ind w:left="8280" w:hanging="360"/>
+      </w:pPr>
+      <w:rPr>
+        <w:rFonts w:ascii="Symbol" w:hAnsi="Symbol" w:hint="default"/>
+      </w:rPr>
+    </w:lvl>
+    <w:lvl w:ilvl="7" w:tplc="10090003" w:tentative="1">
+      <w:start w:val="1"/>
+      <w:numFmt w:val="bullet"/>
+      <w:lvlText w:val="o"/>
+      <w:lvlJc w:val="left"/>
+      <w:pPr>
+        <w:ind w:left="9000" w:hanging="360"/>
+      </w:pPr>
+      <w:rPr>
+        <w:rFonts w:ascii="Courier New" w:hAnsi="Courier New" w:cs="Courier New" w:hint="default"/>
+      </w:rPr>
+    </w:lvl>
+    <w:lvl w:ilvl="8" w:tplc="10090005" w:tentative="1">
+      <w:start w:val="1"/>
+      <w:numFmt w:val="bullet"/>
+      <w:lvlText w:val=""/>
+      <w:lvlJc w:val="left"/>
+      <w:pPr>
+        <w:ind w:left="9720" w:hanging="360"/>
+      </w:pPr>
+      <w:rPr>
+        <w:rFonts w:ascii="Wingdings" w:hAnsi="Wingdings" w:hint="default"/>
+      </w:rPr>
+    </w:lvl>
+  </w:abstractNum>
+  <w:abstractNum w:abstractNumId="31" w15:restartNumberingAfterBreak="0">
     <w:nsid w:val="5E800D5C"/>
     <w:multiLevelType w:val="hybridMultilevel"/>
     <w:tmpl w:val="481006D8"/>
@@ -10319,7 +11013,7 @@
       </w:rPr>
     </w:lvl>
   </w:abstractNum>
-  <w:abstractNum w:abstractNumId="29" w15:restartNumberingAfterBreak="0">
+  <w:abstractNum w:abstractNumId="32" w15:restartNumberingAfterBreak="0">
     <w:nsid w:val="62A116E7"/>
     <w:multiLevelType w:val="hybridMultilevel"/>
     <w:tmpl w:val="AFD28870"/>
@@ -10432,7 +11126,7 @@
       </w:rPr>
     </w:lvl>
   </w:abstractNum>
-  <w:abstractNum w:abstractNumId="30" w15:restartNumberingAfterBreak="0">
+  <w:abstractNum w:abstractNumId="33" w15:restartNumberingAfterBreak="0">
     <w:nsid w:val="68C51740"/>
     <w:multiLevelType w:val="hybridMultilevel"/>
     <w:tmpl w:val="B614CEA8"/>
@@ -10521,7 +11215,7 @@
       </w:pPr>
     </w:lvl>
   </w:abstractNum>
-  <w:abstractNum w:abstractNumId="31" w15:restartNumberingAfterBreak="0">
+  <w:abstractNum w:abstractNumId="34" w15:restartNumberingAfterBreak="0">
     <w:nsid w:val="69010C8B"/>
     <w:multiLevelType w:val="hybridMultilevel"/>
     <w:tmpl w:val="AB9ACF8C"/>
@@ -10634,7 +11328,7 @@
       </w:rPr>
     </w:lvl>
   </w:abstractNum>
-  <w:abstractNum w:abstractNumId="32" w15:restartNumberingAfterBreak="0">
+  <w:abstractNum w:abstractNumId="35" w15:restartNumberingAfterBreak="0">
     <w:nsid w:val="697A3CAE"/>
     <w:multiLevelType w:val="hybridMultilevel"/>
     <w:tmpl w:val="23829878"/>
@@ -10747,7 +11441,7 @@
       </w:rPr>
     </w:lvl>
   </w:abstractNum>
-  <w:abstractNum w:abstractNumId="33" w15:restartNumberingAfterBreak="0">
+  <w:abstractNum w:abstractNumId="36" w15:restartNumberingAfterBreak="0">
     <w:nsid w:val="6A2C7A5A"/>
     <w:multiLevelType w:val="hybridMultilevel"/>
     <w:tmpl w:val="2FB0BC5E"/>
@@ -10860,7 +11554,7 @@
       </w:rPr>
     </w:lvl>
   </w:abstractNum>
-  <w:abstractNum w:abstractNumId="34" w15:restartNumberingAfterBreak="0">
+  <w:abstractNum w:abstractNumId="37" w15:restartNumberingAfterBreak="0">
     <w:nsid w:val="72236AAD"/>
     <w:multiLevelType w:val="hybridMultilevel"/>
     <w:tmpl w:val="1FF8BAB6"/>
@@ -10973,7 +11667,7 @@
       </w:rPr>
     </w:lvl>
   </w:abstractNum>
-  <w:abstractNum w:abstractNumId="35" w15:restartNumberingAfterBreak="0">
+  <w:abstractNum w:abstractNumId="38" w15:restartNumberingAfterBreak="0">
     <w:nsid w:val="74CF7FBC"/>
     <w:multiLevelType w:val="hybridMultilevel"/>
     <w:tmpl w:val="454E1412"/>
@@ -11086,7 +11780,7 @@
       </w:rPr>
     </w:lvl>
   </w:abstractNum>
-  <w:abstractNum w:abstractNumId="36" w15:restartNumberingAfterBreak="0">
+  <w:abstractNum w:abstractNumId="39" w15:restartNumberingAfterBreak="0">
     <w:nsid w:val="754071D0"/>
     <w:multiLevelType w:val="hybridMultilevel"/>
     <w:tmpl w:val="3698CDEC"/>
@@ -11172,7 +11866,7 @@
       </w:pPr>
     </w:lvl>
   </w:abstractNum>
-  <w:abstractNum w:abstractNumId="37" w15:restartNumberingAfterBreak="0">
+  <w:abstractNum w:abstractNumId="40" w15:restartNumberingAfterBreak="0">
     <w:nsid w:val="798F4444"/>
     <w:multiLevelType w:val="hybridMultilevel"/>
     <w:tmpl w:val="07767454"/>
@@ -11261,7 +11955,7 @@
       </w:pPr>
     </w:lvl>
   </w:abstractNum>
-  <w:abstractNum w:abstractNumId="38" w15:restartNumberingAfterBreak="0">
+  <w:abstractNum w:abstractNumId="41" w15:restartNumberingAfterBreak="0">
     <w:nsid w:val="7ABB3642"/>
     <w:multiLevelType w:val="hybridMultilevel"/>
     <w:tmpl w:val="5EA43876"/>
@@ -11374,7 +12068,7 @@
       </w:rPr>
     </w:lvl>
   </w:abstractNum>
-  <w:abstractNum w:abstractNumId="39" w15:restartNumberingAfterBreak="0">
+  <w:abstractNum w:abstractNumId="42" w15:restartNumberingAfterBreak="0">
     <w:nsid w:val="7C935A79"/>
     <w:multiLevelType w:val="hybridMultilevel"/>
     <w:tmpl w:val="56686326"/>
@@ -11487,7 +12181,7 @@
       </w:rPr>
     </w:lvl>
   </w:abstractNum>
-  <w:abstractNum w:abstractNumId="40" w15:restartNumberingAfterBreak="0">
+  <w:abstractNum w:abstractNumId="43" w15:restartNumberingAfterBreak="0">
     <w:nsid w:val="7F6C1CAC"/>
     <w:multiLevelType w:val="hybridMultilevel"/>
     <w:tmpl w:val="4E3EFFE6"/>
@@ -11600,7 +12294,7 @@
       </w:rPr>
     </w:lvl>
   </w:abstractNum>
-  <w:abstractNum w:abstractNumId="41" w15:restartNumberingAfterBreak="0">
+  <w:abstractNum w:abstractNumId="44" w15:restartNumberingAfterBreak="0">
     <w:nsid w:val="7FF10D2F"/>
     <w:multiLevelType w:val="hybridMultilevel"/>
     <w:tmpl w:val="D3F272D4"/>
@@ -11687,64 +12381,64 @@
     </w:lvl>
   </w:abstractNum>
   <w:num w:numId="1" w16cid:durableId="1200126119">
-    <w:abstractNumId w:val="34"/>
+    <w:abstractNumId w:val="37"/>
   </w:num>
   <w:num w:numId="2" w16cid:durableId="2142964796">
     <w:abstractNumId w:val="7"/>
   </w:num>
   <w:num w:numId="3" w16cid:durableId="1686126829">
-    <w:abstractNumId w:val="36"/>
+    <w:abstractNumId w:val="39"/>
   </w:num>
   <w:num w:numId="4" w16cid:durableId="9256738">
-    <w:abstractNumId w:val="27"/>
+    <w:abstractNumId w:val="28"/>
   </w:num>
   <w:num w:numId="5" w16cid:durableId="1929270298">
-    <w:abstractNumId w:val="15"/>
+    <w:abstractNumId w:val="16"/>
   </w:num>
   <w:num w:numId="6" w16cid:durableId="1283686131">
     <w:abstractNumId w:val="5"/>
   </w:num>
   <w:num w:numId="7" w16cid:durableId="1973510224">
-    <w:abstractNumId w:val="17"/>
+    <w:abstractNumId w:val="18"/>
   </w:num>
   <w:num w:numId="8" w16cid:durableId="1322386662">
     <w:abstractNumId w:val="9"/>
   </w:num>
   <w:num w:numId="9" w16cid:durableId="1623069594">
-    <w:abstractNumId w:val="26"/>
+    <w:abstractNumId w:val="27"/>
   </w:num>
   <w:num w:numId="10" w16cid:durableId="389547150">
-    <w:abstractNumId w:val="31"/>
+    <w:abstractNumId w:val="34"/>
   </w:num>
   <w:num w:numId="11" w16cid:durableId="258147424">
-    <w:abstractNumId w:val="40"/>
+    <w:abstractNumId w:val="43"/>
   </w:num>
   <w:num w:numId="12" w16cid:durableId="1740980150">
-    <w:abstractNumId w:val="35"/>
+    <w:abstractNumId w:val="38"/>
   </w:num>
   <w:num w:numId="13" w16cid:durableId="1889342876">
-    <w:abstractNumId w:val="14"/>
+    <w:abstractNumId w:val="15"/>
   </w:num>
   <w:num w:numId="14" w16cid:durableId="253057507">
     <w:abstractNumId w:val="12"/>
   </w:num>
   <w:num w:numId="15" w16cid:durableId="484205992">
-    <w:abstractNumId w:val="21"/>
+    <w:abstractNumId w:val="22"/>
   </w:num>
   <w:num w:numId="16" w16cid:durableId="791091195">
     <w:abstractNumId w:val="13"/>
   </w:num>
   <w:num w:numId="17" w16cid:durableId="657925824">
-    <w:abstractNumId w:val="19"/>
+    <w:abstractNumId w:val="20"/>
   </w:num>
   <w:num w:numId="18" w16cid:durableId="190342337">
-    <w:abstractNumId w:val="39"/>
+    <w:abstractNumId w:val="42"/>
   </w:num>
   <w:num w:numId="19" w16cid:durableId="1952785505">
-    <w:abstractNumId w:val="29"/>
+    <w:abstractNumId w:val="32"/>
   </w:num>
   <w:num w:numId="20" w16cid:durableId="1591154696">
-    <w:abstractNumId w:val="22"/>
+    <w:abstractNumId w:val="23"/>
   </w:num>
   <w:num w:numId="21" w16cid:durableId="1000231668">
     <w:abstractNumId w:val="6"/>
@@ -11753,49 +12447,49 @@
     <w:abstractNumId w:val="2"/>
   </w:num>
   <w:num w:numId="23" w16cid:durableId="449859590">
-    <w:abstractNumId w:val="20"/>
+    <w:abstractNumId w:val="21"/>
   </w:num>
   <w:num w:numId="24" w16cid:durableId="1859462550">
     <w:abstractNumId w:val="11"/>
   </w:num>
   <w:num w:numId="25" w16cid:durableId="10112469">
-    <w:abstractNumId w:val="18"/>
+    <w:abstractNumId w:val="19"/>
   </w:num>
   <w:num w:numId="26" w16cid:durableId="566114269">
-    <w:abstractNumId w:val="33"/>
+    <w:abstractNumId w:val="36"/>
   </w:num>
   <w:num w:numId="27" w16cid:durableId="732119972">
-    <w:abstractNumId w:val="23"/>
+    <w:abstractNumId w:val="24"/>
   </w:num>
   <w:num w:numId="28" w16cid:durableId="528493660">
-    <w:abstractNumId w:val="37"/>
+    <w:abstractNumId w:val="40"/>
   </w:num>
   <w:num w:numId="29" w16cid:durableId="2097246878">
-    <w:abstractNumId w:val="30"/>
+    <w:abstractNumId w:val="33"/>
   </w:num>
   <w:num w:numId="30" w16cid:durableId="1222912462">
     <w:abstractNumId w:val="0"/>
   </w:num>
   <w:num w:numId="31" w16cid:durableId="1487279755">
-    <w:abstractNumId w:val="38"/>
+    <w:abstractNumId w:val="41"/>
   </w:num>
   <w:num w:numId="32" w16cid:durableId="883833939">
     <w:abstractNumId w:val="1"/>
   </w:num>
   <w:num w:numId="33" w16cid:durableId="1152331654">
-    <w:abstractNumId w:val="28"/>
+    <w:abstractNumId w:val="31"/>
   </w:num>
   <w:num w:numId="34" w16cid:durableId="332343992">
     <w:abstractNumId w:val="4"/>
   </w:num>
   <w:num w:numId="35" w16cid:durableId="1809936711">
-    <w:abstractNumId w:val="41"/>
+    <w:abstractNumId w:val="44"/>
   </w:num>
   <w:num w:numId="36" w16cid:durableId="599412453">
-    <w:abstractNumId w:val="32"/>
+    <w:abstractNumId w:val="35"/>
   </w:num>
   <w:num w:numId="37" w16cid:durableId="1371028658">
-    <w:abstractNumId w:val="16"/>
+    <w:abstractNumId w:val="17"/>
   </w:num>
   <w:num w:numId="38" w16cid:durableId="781799529">
     <w:abstractNumId w:val="8"/>
@@ -11804,13 +12498,22 @@
     <w:abstractNumId w:val="10"/>
   </w:num>
   <w:num w:numId="40" w16cid:durableId="671949270">
-    <w:abstractNumId w:val="24"/>
+    <w:abstractNumId w:val="25"/>
   </w:num>
   <w:num w:numId="41" w16cid:durableId="243495873">
     <w:abstractNumId w:val="3"/>
   </w:num>
   <w:num w:numId="42" w16cid:durableId="616251690">
-    <w:abstractNumId w:val="25"/>
+    <w:abstractNumId w:val="26"/>
+  </w:num>
+  <w:num w:numId="43" w16cid:durableId="214321238">
+    <w:abstractNumId w:val="29"/>
+  </w:num>
+  <w:num w:numId="44" w16cid:durableId="365495428">
+    <w:abstractNumId w:val="30"/>
+  </w:num>
+  <w:num w:numId="45" w16cid:durableId="492258305">
+    <w:abstractNumId w:val="14"/>
   </w:num>
 </w:numbering>
 </file>

--- a/Public Talks/No 147/No 147.docx
+++ b/Public Talks/No 147/No 147.docx
@@ -6320,7 +6320,21 @@
           <w:rFonts w:ascii="Segoe UI Light" w:hAnsi="Segoe UI Light" w:cs="Segoe UI Light"/>
           <w:color w:val="000000" w:themeColor="text1"/>
         </w:rPr>
-        <w:t xml:space="preserve"> in two by king Manasseh</w:t>
+        <w:t xml:space="preserve"> in two by </w:t>
+      </w:r>
+      <w:r>
+        <w:rPr>
+          <w:rFonts w:ascii="Segoe UI Light" w:hAnsi="Segoe UI Light" w:cs="Segoe UI Light"/>
+          <w:color w:val="000000" w:themeColor="text1"/>
+        </w:rPr>
+        <w:t>K</w:t>
+      </w:r>
+      <w:r>
+        <w:rPr>
+          <w:rFonts w:ascii="Segoe UI Light" w:hAnsi="Segoe UI Light" w:cs="Segoe UI Light"/>
+          <w:color w:val="000000" w:themeColor="text1"/>
+        </w:rPr>
+        <w:t>ing Manasseh</w:t>
       </w:r>
       <w:r>
         <w:rPr>
@@ -6328,6 +6342,13 @@
           <w:color w:val="000000" w:themeColor="text1"/>
         </w:rPr>
         <w:t xml:space="preserve"> (Jewish tradition)</w:t>
+      </w:r>
+      <w:r>
+        <w:rPr>
+          <w:rFonts w:ascii="Segoe UI Light" w:hAnsi="Segoe UI Light" w:cs="Segoe UI Light"/>
+          <w:color w:val="000000" w:themeColor="text1"/>
+        </w:rPr>
+        <w:t>.</w:t>
       </w:r>
     </w:p>
     <w:p>
@@ -6455,6 +6476,13 @@
         </w:rPr>
         <w:t>II</w:t>
       </w:r>
+      <w:r>
+        <w:rPr>
+          <w:rFonts w:ascii="Segoe UI Light" w:hAnsi="Segoe UI Light" w:cs="Segoe UI Light"/>
+          <w:color w:val="000000" w:themeColor="text1"/>
+        </w:rPr>
+        <w:t>.</w:t>
+      </w:r>
     </w:p>
     <w:p>
       <w:pPr>
@@ -6504,6 +6532,13 @@
         </w:rPr>
         <w:t>24:9</w:t>
       </w:r>
+      <w:r>
+        <w:rPr>
+          <w:rFonts w:ascii="Segoe UI Light" w:hAnsi="Segoe UI Light" w:cs="Segoe UI Light"/>
+          <w:color w:val="000000" w:themeColor="text1"/>
+        </w:rPr>
+        <w:t>.</w:t>
+      </w:r>
     </w:p>
     <w:p>
       <w:pPr>
@@ -6591,7 +6626,19 @@
         <w:rPr>
           <w:rFonts w:ascii="Segoe UI Light" w:hAnsi="Segoe UI Light" w:cs="Segoe UI Light"/>
         </w:rPr>
-        <w:t>nd what should we do to receive protection against anything that can harm how relationship with him?</w:t>
+        <w:t xml:space="preserve">nd what should we do to receive protection against anything that can harm </w:t>
+      </w:r>
+      <w:r>
+        <w:rPr>
+          <w:rFonts w:ascii="Segoe UI Light" w:hAnsi="Segoe UI Light" w:cs="Segoe UI Light"/>
+        </w:rPr>
+        <w:t>our</w:t>
+      </w:r>
+      <w:r>
+        <w:rPr>
+          <w:rFonts w:ascii="Segoe UI Light" w:hAnsi="Segoe UI Light" w:cs="Segoe UI Light"/>
+        </w:rPr>
+        <w:t xml:space="preserve"> relationship with him?</w:t>
       </w:r>
     </w:p>
     <w:p>
@@ -6803,7 +6850,19 @@
         <w:rPr>
           <w:rFonts w:ascii="Segoe UI Light" w:hAnsi="Segoe UI Light" w:cs="Segoe UI Light"/>
         </w:rPr>
-        <w:t xml:space="preserve">whenever we feel </w:t>
+        <w:t>whenever we feel</w:t>
+      </w:r>
+      <w:r>
+        <w:rPr>
+          <w:rFonts w:ascii="Segoe UI Light" w:hAnsi="Segoe UI Light" w:cs="Segoe UI Light"/>
+        </w:rPr>
+        <w:t>:</w:t>
+      </w:r>
+      <w:r>
+        <w:rPr>
+          <w:rFonts w:ascii="Segoe UI Light" w:hAnsi="Segoe UI Light" w:cs="Segoe UI Light"/>
+        </w:rPr>
+        <w:t xml:space="preserve"> </w:t>
       </w:r>
     </w:p>
     <w:p>
@@ -7020,13 +7079,31 @@
         <w:rPr>
           <w:rFonts w:ascii="Segoe UI Light" w:hAnsi="Segoe UI Light" w:cs="Segoe UI Light"/>
         </w:rPr>
+        <w:t>,</w:t>
+      </w:r>
+      <w:r>
+        <w:rPr>
+          <w:rFonts w:ascii="Segoe UI Light" w:hAnsi="Segoe UI Light" w:cs="Segoe UI Light"/>
+        </w:rPr>
         <w:t xml:space="preserve"> </w:t>
       </w:r>
       <w:r>
         <w:rPr>
           <w:rFonts w:ascii="Segoe UI Light" w:hAnsi="Segoe UI Light" w:cs="Segoe UI Light"/>
         </w:rPr>
-        <w:t>let’s open our heart to Jehovah</w:t>
+        <w:t>let’s open our heart</w:t>
+      </w:r>
+      <w:r>
+        <w:rPr>
+          <w:rFonts w:ascii="Segoe UI Light" w:hAnsi="Segoe UI Light" w:cs="Segoe UI Light"/>
+        </w:rPr>
+        <w:t>s</w:t>
+      </w:r>
+      <w:r>
+        <w:rPr>
+          <w:rFonts w:ascii="Segoe UI Light" w:hAnsi="Segoe UI Light" w:cs="Segoe UI Light"/>
+        </w:rPr>
+        <w:t xml:space="preserve"> to Jehovah</w:t>
       </w:r>
       <w:r>
         <w:rPr>
@@ -7098,25 +7175,31 @@
         <w:rPr>
           <w:rFonts w:ascii="Segoe UI Light" w:hAnsi="Segoe UI Light" w:cs="Segoe UI Light"/>
         </w:rPr>
-        <w:t>petition and supplicate</w:t>
-      </w:r>
-      <w:r>
-        <w:rPr>
-          <w:rFonts w:ascii="Segoe UI Light" w:hAnsi="Segoe UI Light" w:cs="Segoe UI Light"/>
-        </w:rPr>
-        <w:t xml:space="preserve"> </w:t>
-      </w:r>
-      <w:r>
-        <w:rPr>
-          <w:rFonts w:ascii="Segoe UI Light" w:hAnsi="Segoe UI Light" w:cs="Segoe UI Light"/>
-        </w:rPr>
-        <w:t>about</w:t>
-      </w:r>
-      <w:r>
-        <w:rPr>
-          <w:rFonts w:ascii="Segoe UI Light" w:hAnsi="Segoe UI Light" w:cs="Segoe UI Light"/>
-        </w:rPr>
-        <w:t xml:space="preserve"> him our worries, our concerns and how we feel</w:t>
+        <w:t xml:space="preserve">petition </w:t>
+      </w:r>
+      <w:r>
+        <w:rPr>
+          <w:rFonts w:ascii="Segoe UI Light" w:hAnsi="Segoe UI Light" w:cs="Segoe UI Light"/>
+        </w:rPr>
+        <w:t>him and tell</w:t>
+      </w:r>
+      <w:r>
+        <w:rPr>
+          <w:rFonts w:ascii="Segoe UI Light" w:hAnsi="Segoe UI Light" w:cs="Segoe UI Light"/>
+        </w:rPr>
+        <w:t xml:space="preserve"> him our worries, our concerns</w:t>
+      </w:r>
+      <w:r>
+        <w:rPr>
+          <w:rFonts w:ascii="Segoe UI Light" w:hAnsi="Segoe UI Light" w:cs="Segoe UI Light"/>
+        </w:rPr>
+        <w:t>,</w:t>
+      </w:r>
+      <w:r>
+        <w:rPr>
+          <w:rFonts w:ascii="Segoe UI Light" w:hAnsi="Segoe UI Light" w:cs="Segoe UI Light"/>
+        </w:rPr>
+        <w:t xml:space="preserve"> and how we feel</w:t>
       </w:r>
       <w:r>
         <w:rPr>
@@ -7137,7 +7220,19 @@
         <w:rPr>
           <w:rFonts w:ascii="Segoe UI Light" w:hAnsi="Segoe UI Light" w:cs="Segoe UI Light"/>
         </w:rPr>
-        <w:t>How will Jehovah respond to our request?</w:t>
+        <w:t>How will Jehovah respond to our request</w:t>
+      </w:r>
+      <w:r>
+        <w:rPr>
+          <w:rFonts w:ascii="Segoe UI Light" w:hAnsi="Segoe UI Light" w:cs="Segoe UI Light"/>
+        </w:rPr>
+        <w:t>s</w:t>
+      </w:r>
+      <w:r>
+        <w:rPr>
+          <w:rFonts w:ascii="Segoe UI Light" w:hAnsi="Segoe UI Light" w:cs="Segoe UI Light"/>
+        </w:rPr>
+        <w:t>?</w:t>
       </w:r>
     </w:p>
     <w:p>
@@ -7179,7 +7274,19 @@
         <w:rPr>
           <w:rFonts w:ascii="Segoe UI Light" w:hAnsi="Segoe UI Light" w:cs="Segoe UI Light"/>
         </w:rPr>
-        <w:t>He will give us the strength needed to endure trials.</w:t>
+        <w:t>He give</w:t>
+      </w:r>
+      <w:r>
+        <w:rPr>
+          <w:rFonts w:ascii="Segoe UI Light" w:hAnsi="Segoe UI Light" w:cs="Segoe UI Light"/>
+        </w:rPr>
+        <w:t>s</w:t>
+      </w:r>
+      <w:r>
+        <w:rPr>
+          <w:rFonts w:ascii="Segoe UI Light" w:hAnsi="Segoe UI Light" w:cs="Segoe UI Light"/>
+        </w:rPr>
+        <w:t xml:space="preserve"> us the strength needed to endure trials.</w:t>
       </w:r>
     </w:p>
     <w:p>
@@ -7238,6 +7345,12 @@
         </w:rPr>
         <w:t>Personal Bible study</w:t>
       </w:r>
+      <w:r>
+        <w:rPr>
+          <w:rFonts w:ascii="Segoe UI Light" w:hAnsi="Segoe UI Light" w:cs="Segoe UI Light"/>
+        </w:rPr>
+        <w:t xml:space="preserve"> and family worship</w:t>
+      </w:r>
     </w:p>
     <w:p>
       <w:pPr>
@@ -7277,24 +7390,6 @@
     </w:p>
     <w:p>
       <w:pPr>
-        <w:pStyle w:val="ListParagraph"/>
-        <w:numPr>
-          <w:ilvl w:val="0"/>
-          <w:numId w:val="44"/>
-        </w:numPr>
-        <w:rPr>
-          <w:rFonts w:ascii="Segoe UI Light" w:hAnsi="Segoe UI Light" w:cs="Segoe UI Light"/>
-        </w:rPr>
-      </w:pPr>
-      <w:r>
-        <w:rPr>
-          <w:rFonts w:ascii="Segoe UI Light" w:hAnsi="Segoe UI Light" w:cs="Segoe UI Light"/>
-        </w:rPr>
-        <w:t>JW broadcasting.</w:t>
-      </w:r>
-    </w:p>
-    <w:p>
-      <w:pPr>
         <w:ind w:left="3600" w:hanging="720"/>
         <w:rPr>
           <w:rFonts w:ascii="Segoe UI Light" w:hAnsi="Segoe UI Light" w:cs="Segoe UI Light"/>
@@ -7304,7 +7399,57 @@
         <w:rPr>
           <w:rFonts w:ascii="Segoe UI Light" w:hAnsi="Segoe UI Light" w:cs="Segoe UI Light"/>
         </w:rPr>
-        <w:t>Just as Jehovah sent a word to Hezekiah through Isaiah the prophet, Jehovah will send a strengthening word for us.</w:t>
+        <w:t xml:space="preserve">Just as Jehovah sent a word to Hezekiah through Isaiah the prophet, Jehovah </w:t>
+      </w:r>
+      <w:r>
+        <w:rPr>
+          <w:rFonts w:ascii="Segoe UI Light" w:hAnsi="Segoe UI Light" w:cs="Segoe UI Light"/>
+        </w:rPr>
+        <w:t>will</w:t>
+      </w:r>
+      <w:r>
+        <w:rPr>
+          <w:rFonts w:ascii="Segoe UI Light" w:hAnsi="Segoe UI Light" w:cs="Segoe UI Light"/>
+        </w:rPr>
+        <w:t xml:space="preserve"> send a strengthening word for us.</w:t>
+      </w:r>
+    </w:p>
+    <w:p>
+      <w:pPr>
+        <w:ind w:left="4320" w:hanging="720"/>
+        <w:rPr>
+          <w:rFonts w:ascii="Segoe UI Light" w:hAnsi="Segoe UI Light" w:cs="Segoe UI Light"/>
+        </w:rPr>
+      </w:pPr>
+      <w:r>
+        <w:rPr>
+          <w:rFonts w:ascii="Segoe UI Light" w:hAnsi="Segoe UI Light" w:cs="Segoe UI Light"/>
+        </w:rPr>
+        <w:t xml:space="preserve">So, as we attend our Christian gatherings, </w:t>
+      </w:r>
+      <w:r>
+        <w:rPr>
+          <w:rFonts w:ascii="Segoe UI Light" w:hAnsi="Segoe UI Light" w:cs="Segoe UI Light"/>
+        </w:rPr>
+        <w:t xml:space="preserve">let’s </w:t>
+      </w:r>
+      <w:r>
+        <w:rPr>
+          <w:rFonts w:ascii="Segoe UI Light" w:hAnsi="Segoe UI Light" w:cs="Segoe UI Light"/>
+        </w:rPr>
+        <w:t xml:space="preserve">ask </w:t>
+      </w:r>
+      <w:r>
+        <w:rPr>
+          <w:rFonts w:ascii="Segoe UI Light" w:hAnsi="Segoe UI Light" w:cs="Segoe UI Light"/>
+        </w:rPr>
+        <w:t>ourselves</w:t>
+      </w:r>
+      <w:r>
+        <w:rPr>
+          <w:rFonts w:ascii="Segoe UI Light" w:hAnsi="Segoe UI Light" w:cs="Segoe UI Light"/>
+        </w:rPr>
+        <w:t>:</w:t>
       </w:r>
     </w:p>
     <w:p>
@@ -7322,7 +7467,20 @@
         <w:rPr>
           <w:rFonts w:ascii="Segoe UI Light" w:hAnsi="Segoe UI Light" w:cs="Segoe UI Light"/>
         </w:rPr>
-        <w:t>Who will Isaiah the prophet for me today?</w:t>
+        <w:lastRenderedPageBreak/>
+        <w:t xml:space="preserve">Who will </w:t>
+      </w:r>
+      <w:r>
+        <w:rPr>
+          <w:rFonts w:ascii="Segoe UI Light" w:hAnsi="Segoe UI Light" w:cs="Segoe UI Light"/>
+        </w:rPr>
+        <w:t xml:space="preserve">be </w:t>
+      </w:r>
+      <w:r>
+        <w:rPr>
+          <w:rFonts w:ascii="Segoe UI Light" w:hAnsi="Segoe UI Light" w:cs="Segoe UI Light"/>
+        </w:rPr>
+        <w:t>Isaiah the prophet for me today?</w:t>
       </w:r>
     </w:p>
     <w:p>
@@ -7340,8 +7498,61 @@
         <w:rPr>
           <w:rFonts w:ascii="Segoe UI Light" w:hAnsi="Segoe UI Light" w:cs="Segoe UI Light"/>
         </w:rPr>
-        <w:lastRenderedPageBreak/>
-        <w:t>What will be the word of Jehovah for me today?</w:t>
+        <w:t>What will be the word of Jehovah for me?</w:t>
+      </w:r>
+    </w:p>
+    <w:p>
+      <w:pPr>
+        <w:pStyle w:val="ListParagraph"/>
+        <w:numPr>
+          <w:ilvl w:val="0"/>
+          <w:numId w:val="46"/>
+        </w:numPr>
+        <w:rPr>
+          <w:rFonts w:ascii="Segoe UI Light" w:hAnsi="Segoe UI Light" w:cs="Segoe UI Light"/>
+        </w:rPr>
+      </w:pPr>
+      <w:r>
+        <w:rPr>
+          <w:rFonts w:ascii="Segoe UI Light" w:hAnsi="Segoe UI Light" w:cs="Segoe UI Light"/>
+        </w:rPr>
+        <w:t>A comment made by a fellow Christian</w:t>
+      </w:r>
+    </w:p>
+    <w:p>
+      <w:pPr>
+        <w:pStyle w:val="ListParagraph"/>
+        <w:numPr>
+          <w:ilvl w:val="0"/>
+          <w:numId w:val="46"/>
+        </w:numPr>
+        <w:rPr>
+          <w:rFonts w:ascii="Segoe UI Light" w:hAnsi="Segoe UI Light" w:cs="Segoe UI Light"/>
+        </w:rPr>
+      </w:pPr>
+      <w:r>
+        <w:rPr>
+          <w:rFonts w:ascii="Segoe UI Light" w:hAnsi="Segoe UI Light" w:cs="Segoe UI Light"/>
+        </w:rPr>
+        <w:t>A statement from the speaker</w:t>
+      </w:r>
+    </w:p>
+    <w:p>
+      <w:pPr>
+        <w:pStyle w:val="ListParagraph"/>
+        <w:numPr>
+          <w:ilvl w:val="0"/>
+          <w:numId w:val="46"/>
+        </w:numPr>
+        <w:rPr>
+          <w:rFonts w:ascii="Segoe UI Light" w:hAnsi="Segoe UI Light" w:cs="Segoe UI Light"/>
+        </w:rPr>
+      </w:pPr>
+      <w:r>
+        <w:rPr>
+          <w:rFonts w:ascii="Segoe UI Light" w:hAnsi="Segoe UI Light" w:cs="Segoe UI Light"/>
+        </w:rPr>
+        <w:t>A different light shed on a familiar scripture</w:t>
       </w:r>
     </w:p>
     <w:p>
@@ -7356,66 +7567,168 @@
         <w:rPr>
           <w:rFonts w:ascii="Segoe UI Light" w:hAnsi="Segoe UI Light" w:cs="Segoe UI Light"/>
         </w:rPr>
-        <w:t>Be on the lookout.</w:t>
-      </w:r>
-    </w:p>
-    <w:p>
-      <w:pPr>
-        <w:pStyle w:val="ListParagraph"/>
-        <w:ind w:left="4320"/>
-        <w:rPr>
-          <w:rFonts w:ascii="Segoe UI Light" w:hAnsi="Segoe UI Light" w:cs="Segoe UI Light"/>
-        </w:rPr>
-      </w:pPr>
-      <w:r>
-        <w:rPr>
-          <w:rFonts w:ascii="Segoe UI Light" w:hAnsi="Segoe UI Light" w:cs="Segoe UI Light"/>
-        </w:rPr>
-        <w:t>Once you hear that strengthening comment from a fellow Christian, cherish it,  rejoice over it just as the people ion Jerusalem did.</w:t>
-      </w:r>
-    </w:p>
-    <w:p>
-      <w:pPr>
-        <w:pStyle w:val="ListParagraph"/>
-        <w:ind w:left="2880"/>
-        <w:rPr>
-          <w:rFonts w:ascii="Segoe UI Light" w:hAnsi="Segoe UI Light" w:cs="Segoe UI Light"/>
-        </w:rPr>
-      </w:pPr>
-    </w:p>
-    <w:p>
-      <w:pPr>
-        <w:pStyle w:val="ListParagraph"/>
-        <w:ind w:left="4320"/>
-        <w:rPr>
-          <w:rFonts w:ascii="Segoe UI Light" w:hAnsi="Segoe UI Light" w:cs="Segoe UI Light"/>
-        </w:rPr>
-      </w:pPr>
-    </w:p>
-    <w:p>
-      <w:pPr>
+        <w:t xml:space="preserve">So, </w:t>
+      </w:r>
+      <w:r>
+        <w:rPr>
+          <w:rFonts w:ascii="Segoe UI Light" w:hAnsi="Segoe UI Light" w:cs="Segoe UI Light"/>
+        </w:rPr>
+        <w:t xml:space="preserve">let’s </w:t>
+      </w:r>
+      <w:r>
+        <w:rPr>
+          <w:rFonts w:ascii="Segoe UI Light" w:hAnsi="Segoe UI Light" w:cs="Segoe UI Light"/>
+        </w:rPr>
+        <w:t>be on the lookout.</w:t>
+      </w:r>
+    </w:p>
+    <w:p>
+      <w:pPr>
+        <w:pStyle w:val="ListParagraph"/>
+        <w:ind w:left="5041" w:hanging="720"/>
+        <w:rPr>
+          <w:rFonts w:ascii="Segoe UI Light" w:hAnsi="Segoe UI Light" w:cs="Segoe UI Light"/>
+        </w:rPr>
+      </w:pPr>
+      <w:r>
+        <w:rPr>
+          <w:rFonts w:ascii="Segoe UI Light" w:hAnsi="Segoe UI Light" w:cs="Segoe UI Light"/>
+        </w:rPr>
+        <w:t>When we</w:t>
+      </w:r>
+      <w:r>
+        <w:rPr>
+          <w:rFonts w:ascii="Segoe UI Light" w:hAnsi="Segoe UI Light" w:cs="Segoe UI Light"/>
+        </w:rPr>
+        <w:t xml:space="preserve"> hear that strengthening comment from a fellow Christian, </w:t>
+      </w:r>
+      <w:r>
+        <w:rPr>
+          <w:rFonts w:ascii="Segoe UI Light" w:hAnsi="Segoe UI Light" w:cs="Segoe UI Light"/>
+        </w:rPr>
+        <w:t xml:space="preserve">let’s </w:t>
+      </w:r>
+      <w:r>
+        <w:rPr>
+          <w:rFonts w:ascii="Segoe UI Light" w:hAnsi="Segoe UI Light" w:cs="Segoe UI Light"/>
+        </w:rPr>
+        <w:t>cherish it</w:t>
+      </w:r>
+      <w:r>
+        <w:rPr>
+          <w:rFonts w:ascii="Segoe UI Light" w:hAnsi="Segoe UI Light" w:cs="Segoe UI Light"/>
+        </w:rPr>
+        <w:t xml:space="preserve"> and</w:t>
+      </w:r>
+      <w:r>
+        <w:rPr>
+          <w:rFonts w:ascii="Segoe UI Light" w:hAnsi="Segoe UI Light" w:cs="Segoe UI Light"/>
+        </w:rPr>
+        <w:t xml:space="preserve"> rejoice over it just as the people in Jerusalem </w:t>
+      </w:r>
+      <w:r>
+        <w:rPr>
+          <w:rFonts w:ascii="Segoe UI Light" w:hAnsi="Segoe UI Light" w:cs="Segoe UI Light"/>
+        </w:rPr>
+        <w:t>may have done</w:t>
+      </w:r>
+      <w:r>
+        <w:rPr>
+          <w:rFonts w:ascii="Segoe UI Light" w:hAnsi="Segoe UI Light" w:cs="Segoe UI Light"/>
+        </w:rPr>
+        <w:t>.</w:t>
+      </w:r>
+    </w:p>
+    <w:p>
+      <w:pPr>
+        <w:pStyle w:val="ListParagraph"/>
+        <w:ind w:left="5041" w:hanging="720"/>
+        <w:rPr>
+          <w:rFonts w:ascii="Segoe UI Light" w:hAnsi="Segoe UI Light" w:cs="Segoe UI Light"/>
+        </w:rPr>
+      </w:pPr>
+      <w:r>
+        <w:rPr>
+          <w:rFonts w:ascii="Segoe UI Light" w:hAnsi="Segoe UI Light" w:cs="Segoe UI Light"/>
+        </w:rPr>
+        <w:t>Let’s meditate on it and get the strength we need to continue on a faithful course</w:t>
+      </w:r>
+    </w:p>
+    <w:p>
+      <w:pPr>
+        <w:ind w:left="720" w:hanging="720"/>
+        <w:rPr>
+          <w:rFonts w:ascii="Segoe UI Light" w:hAnsi="Segoe UI Light" w:cs="Segoe UI Light"/>
+        </w:rPr>
+      </w:pPr>
+      <w:r>
+        <w:rPr>
+          <w:rFonts w:ascii="Segoe UI Light" w:hAnsi="Segoe UI Light" w:cs="Segoe UI Light"/>
+        </w:rPr>
+        <w:t>Jehovah protects his servants today by providing the guidance and the strength they need to cope with their current trials</w:t>
+      </w:r>
+      <w:r>
+        <w:rPr>
+          <w:rFonts w:ascii="Segoe UI Light" w:hAnsi="Segoe UI Light" w:cs="Segoe UI Light"/>
+        </w:rPr>
+        <w:t>.</w:t>
+      </w:r>
+    </w:p>
+    <w:p>
+      <w:pPr>
+        <w:ind w:left="720" w:hanging="720"/>
+        <w:rPr>
+          <w:rFonts w:ascii="Segoe UI Light" w:hAnsi="Segoe UI Light" w:cs="Segoe UI Light"/>
+        </w:rPr>
+      </w:pPr>
+      <w:r>
+        <w:rPr>
+          <w:rFonts w:ascii="Segoe UI Light" w:hAnsi="Segoe UI Light" w:cs="Segoe UI Light"/>
+        </w:rPr>
+        <w:t>What about in the future?</w:t>
+      </w:r>
+    </w:p>
+    <w:p>
+      <w:pPr>
+        <w:rPr>
+          <w:rFonts w:ascii="Segoe UI Light" w:hAnsi="Segoe UI Light" w:cs="Segoe UI Light"/>
+        </w:rPr>
+      </w:pPr>
+      <w:r>
         <w:rPr>
           <w:rFonts w:ascii="Segoe UI Light" w:hAnsi="Segoe UI Light" w:cs="Segoe UI Light"/>
           <w:b/>
           <w:bCs/>
         </w:rPr>
-      </w:pPr>
-      <w:r>
-        <w:rPr>
-          <w:rFonts w:ascii="Segoe UI Light" w:hAnsi="Segoe UI Light" w:cs="Segoe UI Light"/>
-          <w:b/>
-          <w:bCs/>
-        </w:rPr>
         <w:t>HOW JEHOVAH WILL DELIVER HIS PEOPLE IN THE FUTURE</w:t>
       </w:r>
     </w:p>
     <w:p>
       <w:pPr>
         <w:rPr>
-          <w:b/>
-          <w:bCs/>
-        </w:rPr>
-      </w:pPr>
+          <w:rFonts w:ascii="Segoe UI Light" w:hAnsi="Segoe UI Light" w:cs="Segoe UI Light"/>
+        </w:rPr>
+      </w:pPr>
+      <w:r>
+        <w:rPr>
+          <w:rFonts w:ascii="Segoe UI Light" w:hAnsi="Segoe UI Light" w:cs="Segoe UI Light"/>
+        </w:rPr>
+        <w:t>As we mention in the outset, there will be great tribulation.</w:t>
+      </w:r>
+    </w:p>
+    <w:p>
+      <w:pPr>
+        <w:ind w:left="720"/>
+        <w:rPr>
+          <w:rFonts w:ascii="Segoe UI Light" w:hAnsi="Segoe UI Light" w:cs="Segoe UI Light"/>
+        </w:rPr>
+      </w:pPr>
+      <w:r>
+        <w:rPr>
+          <w:rFonts w:ascii="Segoe UI Light" w:hAnsi="Segoe UI Light" w:cs="Segoe UI Light"/>
+        </w:rPr>
+        <w:t>During that time, the nations will try to destroy those who worship Jehovah</w:t>
+      </w:r>
     </w:p>
     <w:p/>
     <w:sectPr>
@@ -7664,6 +7977,119 @@
     </w:lvl>
   </w:abstractNum>
   <w:abstractNum w:abstractNumId="1" w15:restartNumberingAfterBreak="0">
+    <w:nsid w:val="04AB549D"/>
+    <w:multiLevelType w:val="hybridMultilevel"/>
+    <w:tmpl w:val="B7EC4A32"/>
+    <w:lvl w:ilvl="0" w:tplc="10090001">
+      <w:start w:val="1"/>
+      <w:numFmt w:val="bullet"/>
+      <w:lvlText w:val=""/>
+      <w:lvlJc w:val="left"/>
+      <w:pPr>
+        <w:ind w:left="5040" w:hanging="360"/>
+      </w:pPr>
+      <w:rPr>
+        <w:rFonts w:ascii="Symbol" w:hAnsi="Symbol" w:hint="default"/>
+      </w:rPr>
+    </w:lvl>
+    <w:lvl w:ilvl="1" w:tplc="10090003" w:tentative="1">
+      <w:start w:val="1"/>
+      <w:numFmt w:val="bullet"/>
+      <w:lvlText w:val="o"/>
+      <w:lvlJc w:val="left"/>
+      <w:pPr>
+        <w:ind w:left="5760" w:hanging="360"/>
+      </w:pPr>
+      <w:rPr>
+        <w:rFonts w:ascii="Courier New" w:hAnsi="Courier New" w:cs="Courier New" w:hint="default"/>
+      </w:rPr>
+    </w:lvl>
+    <w:lvl w:ilvl="2" w:tplc="10090005" w:tentative="1">
+      <w:start w:val="1"/>
+      <w:numFmt w:val="bullet"/>
+      <w:lvlText w:val=""/>
+      <w:lvlJc w:val="left"/>
+      <w:pPr>
+        <w:ind w:left="6480" w:hanging="360"/>
+      </w:pPr>
+      <w:rPr>
+        <w:rFonts w:ascii="Wingdings" w:hAnsi="Wingdings" w:hint="default"/>
+      </w:rPr>
+    </w:lvl>
+    <w:lvl w:ilvl="3" w:tplc="10090001" w:tentative="1">
+      <w:start w:val="1"/>
+      <w:numFmt w:val="bullet"/>
+      <w:lvlText w:val=""/>
+      <w:lvlJc w:val="left"/>
+      <w:pPr>
+        <w:ind w:left="7200" w:hanging="360"/>
+      </w:pPr>
+      <w:rPr>
+        <w:rFonts w:ascii="Symbol" w:hAnsi="Symbol" w:hint="default"/>
+      </w:rPr>
+    </w:lvl>
+    <w:lvl w:ilvl="4" w:tplc="10090003" w:tentative="1">
+      <w:start w:val="1"/>
+      <w:numFmt w:val="bullet"/>
+      <w:lvlText w:val="o"/>
+      <w:lvlJc w:val="left"/>
+      <w:pPr>
+        <w:ind w:left="7920" w:hanging="360"/>
+      </w:pPr>
+      <w:rPr>
+        <w:rFonts w:ascii="Courier New" w:hAnsi="Courier New" w:cs="Courier New" w:hint="default"/>
+      </w:rPr>
+    </w:lvl>
+    <w:lvl w:ilvl="5" w:tplc="10090005" w:tentative="1">
+      <w:start w:val="1"/>
+      <w:numFmt w:val="bullet"/>
+      <w:lvlText w:val=""/>
+      <w:lvlJc w:val="left"/>
+      <w:pPr>
+        <w:ind w:left="8640" w:hanging="360"/>
+      </w:pPr>
+      <w:rPr>
+        <w:rFonts w:ascii="Wingdings" w:hAnsi="Wingdings" w:hint="default"/>
+      </w:rPr>
+    </w:lvl>
+    <w:lvl w:ilvl="6" w:tplc="10090001" w:tentative="1">
+      <w:start w:val="1"/>
+      <w:numFmt w:val="bullet"/>
+      <w:lvlText w:val=""/>
+      <w:lvlJc w:val="left"/>
+      <w:pPr>
+        <w:ind w:left="9360" w:hanging="360"/>
+      </w:pPr>
+      <w:rPr>
+        <w:rFonts w:ascii="Symbol" w:hAnsi="Symbol" w:hint="default"/>
+      </w:rPr>
+    </w:lvl>
+    <w:lvl w:ilvl="7" w:tplc="10090003" w:tentative="1">
+      <w:start w:val="1"/>
+      <w:numFmt w:val="bullet"/>
+      <w:lvlText w:val="o"/>
+      <w:lvlJc w:val="left"/>
+      <w:pPr>
+        <w:ind w:left="10080" w:hanging="360"/>
+      </w:pPr>
+      <w:rPr>
+        <w:rFonts w:ascii="Courier New" w:hAnsi="Courier New" w:cs="Courier New" w:hint="default"/>
+      </w:rPr>
+    </w:lvl>
+    <w:lvl w:ilvl="8" w:tplc="10090005" w:tentative="1">
+      <w:start w:val="1"/>
+      <w:numFmt w:val="bullet"/>
+      <w:lvlText w:val=""/>
+      <w:lvlJc w:val="left"/>
+      <w:pPr>
+        <w:ind w:left="10800" w:hanging="360"/>
+      </w:pPr>
+      <w:rPr>
+        <w:rFonts w:ascii="Wingdings" w:hAnsi="Wingdings" w:hint="default"/>
+      </w:rPr>
+    </w:lvl>
+  </w:abstractNum>
+  <w:abstractNum w:abstractNumId="2" w15:restartNumberingAfterBreak="0">
     <w:nsid w:val="050F4980"/>
     <w:multiLevelType w:val="hybridMultilevel"/>
     <w:tmpl w:val="F78C59FC"/>
@@ -7776,7 +8202,7 @@
       </w:rPr>
     </w:lvl>
   </w:abstractNum>
-  <w:abstractNum w:abstractNumId="2" w15:restartNumberingAfterBreak="0">
+  <w:abstractNum w:abstractNumId="3" w15:restartNumberingAfterBreak="0">
     <w:nsid w:val="064A65B5"/>
     <w:multiLevelType w:val="hybridMultilevel"/>
     <w:tmpl w:val="3104F6A8"/>
@@ -7889,7 +8315,7 @@
       </w:rPr>
     </w:lvl>
   </w:abstractNum>
-  <w:abstractNum w:abstractNumId="3" w15:restartNumberingAfterBreak="0">
+  <w:abstractNum w:abstractNumId="4" w15:restartNumberingAfterBreak="0">
     <w:nsid w:val="073B16BA"/>
     <w:multiLevelType w:val="hybridMultilevel"/>
     <w:tmpl w:val="34A62C2A"/>
@@ -8002,7 +8428,7 @@
       </w:rPr>
     </w:lvl>
   </w:abstractNum>
-  <w:abstractNum w:abstractNumId="4" w15:restartNumberingAfterBreak="0">
+  <w:abstractNum w:abstractNumId="5" w15:restartNumberingAfterBreak="0">
     <w:nsid w:val="09BF140C"/>
     <w:multiLevelType w:val="hybridMultilevel"/>
     <w:tmpl w:val="6DBADE54"/>
@@ -8115,7 +8541,7 @@
       </w:rPr>
     </w:lvl>
   </w:abstractNum>
-  <w:abstractNum w:abstractNumId="5" w15:restartNumberingAfterBreak="0">
+  <w:abstractNum w:abstractNumId="6" w15:restartNumberingAfterBreak="0">
     <w:nsid w:val="0E312654"/>
     <w:multiLevelType w:val="hybridMultilevel"/>
     <w:tmpl w:val="4FB6774A"/>
@@ -8228,7 +8654,7 @@
       </w:rPr>
     </w:lvl>
   </w:abstractNum>
-  <w:abstractNum w:abstractNumId="6" w15:restartNumberingAfterBreak="0">
+  <w:abstractNum w:abstractNumId="7" w15:restartNumberingAfterBreak="0">
     <w:nsid w:val="11B0495E"/>
     <w:multiLevelType w:val="hybridMultilevel"/>
     <w:tmpl w:val="A80C8858"/>
@@ -8341,7 +8767,7 @@
       </w:rPr>
     </w:lvl>
   </w:abstractNum>
-  <w:abstractNum w:abstractNumId="7" w15:restartNumberingAfterBreak="0">
+  <w:abstractNum w:abstractNumId="8" w15:restartNumberingAfterBreak="0">
     <w:nsid w:val="121262AC"/>
     <w:multiLevelType w:val="hybridMultilevel"/>
     <w:tmpl w:val="B90482E0"/>
@@ -8427,7 +8853,7 @@
       </w:pPr>
     </w:lvl>
   </w:abstractNum>
-  <w:abstractNum w:abstractNumId="8" w15:restartNumberingAfterBreak="0">
+  <w:abstractNum w:abstractNumId="9" w15:restartNumberingAfterBreak="0">
     <w:nsid w:val="13B25458"/>
     <w:multiLevelType w:val="hybridMultilevel"/>
     <w:tmpl w:val="0038E46C"/>
@@ -8541,7 +8967,7 @@
       </w:rPr>
     </w:lvl>
   </w:abstractNum>
-  <w:abstractNum w:abstractNumId="9" w15:restartNumberingAfterBreak="0">
+  <w:abstractNum w:abstractNumId="10" w15:restartNumberingAfterBreak="0">
     <w:nsid w:val="152013AB"/>
     <w:multiLevelType w:val="hybridMultilevel"/>
     <w:tmpl w:val="64D83B20"/>
@@ -8654,7 +9080,7 @@
       </w:rPr>
     </w:lvl>
   </w:abstractNum>
-  <w:abstractNum w:abstractNumId="10" w15:restartNumberingAfterBreak="0">
+  <w:abstractNum w:abstractNumId="11" w15:restartNumberingAfterBreak="0">
     <w:nsid w:val="1A072BA4"/>
     <w:multiLevelType w:val="hybridMultilevel"/>
     <w:tmpl w:val="E4702894"/>
@@ -8768,7 +9194,7 @@
       </w:rPr>
     </w:lvl>
   </w:abstractNum>
-  <w:abstractNum w:abstractNumId="11" w15:restartNumberingAfterBreak="0">
+  <w:abstractNum w:abstractNumId="12" w15:restartNumberingAfterBreak="0">
     <w:nsid w:val="1A94446B"/>
     <w:multiLevelType w:val="hybridMultilevel"/>
     <w:tmpl w:val="71C8A8F8"/>
@@ -8881,7 +9307,7 @@
       </w:rPr>
     </w:lvl>
   </w:abstractNum>
-  <w:abstractNum w:abstractNumId="12" w15:restartNumberingAfterBreak="0">
+  <w:abstractNum w:abstractNumId="13" w15:restartNumberingAfterBreak="0">
     <w:nsid w:val="1C535D0B"/>
     <w:multiLevelType w:val="hybridMultilevel"/>
     <w:tmpl w:val="8A64A996"/>
@@ -8994,7 +9420,7 @@
       </w:rPr>
     </w:lvl>
   </w:abstractNum>
-  <w:abstractNum w:abstractNumId="13" w15:restartNumberingAfterBreak="0">
+  <w:abstractNum w:abstractNumId="14" w15:restartNumberingAfterBreak="0">
     <w:nsid w:val="1CEC314D"/>
     <w:multiLevelType w:val="hybridMultilevel"/>
     <w:tmpl w:val="070E12AC"/>
@@ -9107,7 +9533,7 @@
       </w:rPr>
     </w:lvl>
   </w:abstractNum>
-  <w:abstractNum w:abstractNumId="14" w15:restartNumberingAfterBreak="0">
+  <w:abstractNum w:abstractNumId="15" w15:restartNumberingAfterBreak="0">
     <w:nsid w:val="22D2064D"/>
     <w:multiLevelType w:val="hybridMultilevel"/>
     <w:tmpl w:val="D78A7CFE"/>
@@ -9220,7 +9646,7 @@
       </w:rPr>
     </w:lvl>
   </w:abstractNum>
-  <w:abstractNum w:abstractNumId="15" w15:restartNumberingAfterBreak="0">
+  <w:abstractNum w:abstractNumId="16" w15:restartNumberingAfterBreak="0">
     <w:nsid w:val="249F2707"/>
     <w:multiLevelType w:val="hybridMultilevel"/>
     <w:tmpl w:val="6A048F76"/>
@@ -9309,7 +9735,7 @@
       </w:pPr>
     </w:lvl>
   </w:abstractNum>
-  <w:abstractNum w:abstractNumId="16" w15:restartNumberingAfterBreak="0">
+  <w:abstractNum w:abstractNumId="17" w15:restartNumberingAfterBreak="0">
     <w:nsid w:val="24A80059"/>
     <w:multiLevelType w:val="hybridMultilevel"/>
     <w:tmpl w:val="11B24C7E"/>
@@ -9422,7 +9848,7 @@
       </w:rPr>
     </w:lvl>
   </w:abstractNum>
-  <w:abstractNum w:abstractNumId="17" w15:restartNumberingAfterBreak="0">
+  <w:abstractNum w:abstractNumId="18" w15:restartNumberingAfterBreak="0">
     <w:nsid w:val="27CF6E96"/>
     <w:multiLevelType w:val="hybridMultilevel"/>
     <w:tmpl w:val="8D86F246"/>
@@ -9515,7 +9941,7 @@
       </w:pPr>
     </w:lvl>
   </w:abstractNum>
-  <w:abstractNum w:abstractNumId="18" w15:restartNumberingAfterBreak="0">
+  <w:abstractNum w:abstractNumId="19" w15:restartNumberingAfterBreak="0">
     <w:nsid w:val="29F30EFE"/>
     <w:multiLevelType w:val="hybridMultilevel"/>
     <w:tmpl w:val="8D849220"/>
@@ -9628,7 +10054,7 @@
       </w:rPr>
     </w:lvl>
   </w:abstractNum>
-  <w:abstractNum w:abstractNumId="19" w15:restartNumberingAfterBreak="0">
+  <w:abstractNum w:abstractNumId="20" w15:restartNumberingAfterBreak="0">
     <w:nsid w:val="2BE93405"/>
     <w:multiLevelType w:val="hybridMultilevel"/>
     <w:tmpl w:val="ACB8863E"/>
@@ -9714,7 +10140,7 @@
       </w:pPr>
     </w:lvl>
   </w:abstractNum>
-  <w:abstractNum w:abstractNumId="20" w15:restartNumberingAfterBreak="0">
+  <w:abstractNum w:abstractNumId="21" w15:restartNumberingAfterBreak="0">
     <w:nsid w:val="2F201800"/>
     <w:multiLevelType w:val="hybridMultilevel"/>
     <w:tmpl w:val="83526C60"/>
@@ -9827,7 +10253,7 @@
       </w:rPr>
     </w:lvl>
   </w:abstractNum>
-  <w:abstractNum w:abstractNumId="21" w15:restartNumberingAfterBreak="0">
+  <w:abstractNum w:abstractNumId="22" w15:restartNumberingAfterBreak="0">
     <w:nsid w:val="2F4B1B10"/>
     <w:multiLevelType w:val="hybridMultilevel"/>
     <w:tmpl w:val="FC12F644"/>
@@ -9940,7 +10366,7 @@
       </w:rPr>
     </w:lvl>
   </w:abstractNum>
-  <w:abstractNum w:abstractNumId="22" w15:restartNumberingAfterBreak="0">
+  <w:abstractNum w:abstractNumId="23" w15:restartNumberingAfterBreak="0">
     <w:nsid w:val="307F4271"/>
     <w:multiLevelType w:val="hybridMultilevel"/>
     <w:tmpl w:val="6650950A"/>
@@ -10053,7 +10479,7 @@
       </w:rPr>
     </w:lvl>
   </w:abstractNum>
-  <w:abstractNum w:abstractNumId="23" w15:restartNumberingAfterBreak="0">
+  <w:abstractNum w:abstractNumId="24" w15:restartNumberingAfterBreak="0">
     <w:nsid w:val="308D3CBF"/>
     <w:multiLevelType w:val="hybridMultilevel"/>
     <w:tmpl w:val="6C4ABE3C"/>
@@ -10166,7 +10592,7 @@
       </w:rPr>
     </w:lvl>
   </w:abstractNum>
-  <w:abstractNum w:abstractNumId="24" w15:restartNumberingAfterBreak="0">
+  <w:abstractNum w:abstractNumId="25" w15:restartNumberingAfterBreak="0">
     <w:nsid w:val="32F46B80"/>
     <w:multiLevelType w:val="hybridMultilevel"/>
     <w:tmpl w:val="D6EEF02A"/>
@@ -10276,7 +10702,7 @@
       </w:rPr>
     </w:lvl>
   </w:abstractNum>
-  <w:abstractNum w:abstractNumId="25" w15:restartNumberingAfterBreak="0">
+  <w:abstractNum w:abstractNumId="26" w15:restartNumberingAfterBreak="0">
     <w:nsid w:val="36B04573"/>
     <w:multiLevelType w:val="hybridMultilevel"/>
     <w:tmpl w:val="F90CE41A"/>
@@ -10389,7 +10815,7 @@
       </w:rPr>
     </w:lvl>
   </w:abstractNum>
-  <w:abstractNum w:abstractNumId="26" w15:restartNumberingAfterBreak="0">
+  <w:abstractNum w:abstractNumId="27" w15:restartNumberingAfterBreak="0">
     <w:nsid w:val="3CBF39D7"/>
     <w:multiLevelType w:val="hybridMultilevel"/>
     <w:tmpl w:val="C40823F6"/>
@@ -10502,7 +10928,7 @@
       </w:rPr>
     </w:lvl>
   </w:abstractNum>
-  <w:abstractNum w:abstractNumId="27" w15:restartNumberingAfterBreak="0">
+  <w:abstractNum w:abstractNumId="28" w15:restartNumberingAfterBreak="0">
     <w:nsid w:val="3E4E7E1D"/>
     <w:multiLevelType w:val="hybridMultilevel"/>
     <w:tmpl w:val="C4183DF8"/>
@@ -10615,7 +11041,7 @@
       </w:rPr>
     </w:lvl>
   </w:abstractNum>
-  <w:abstractNum w:abstractNumId="28" w15:restartNumberingAfterBreak="0">
+  <w:abstractNum w:abstractNumId="29" w15:restartNumberingAfterBreak="0">
     <w:nsid w:val="3EC24676"/>
     <w:multiLevelType w:val="hybridMultilevel"/>
     <w:tmpl w:val="AD10C83C"/>
@@ -10701,7 +11127,7 @@
       </w:pPr>
     </w:lvl>
   </w:abstractNum>
-  <w:abstractNum w:abstractNumId="29" w15:restartNumberingAfterBreak="0">
+  <w:abstractNum w:abstractNumId="30" w15:restartNumberingAfterBreak="0">
     <w:nsid w:val="5C2550B2"/>
     <w:multiLevelType w:val="hybridMultilevel"/>
     <w:tmpl w:val="21F4D02E"/>
@@ -10787,7 +11213,7 @@
       </w:pPr>
     </w:lvl>
   </w:abstractNum>
-  <w:abstractNum w:abstractNumId="30" w15:restartNumberingAfterBreak="0">
+  <w:abstractNum w:abstractNumId="31" w15:restartNumberingAfterBreak="0">
     <w:nsid w:val="5E3E310B"/>
     <w:multiLevelType w:val="hybridMultilevel"/>
     <w:tmpl w:val="E4E2409A"/>
@@ -10900,7 +11326,7 @@
       </w:rPr>
     </w:lvl>
   </w:abstractNum>
-  <w:abstractNum w:abstractNumId="31" w15:restartNumberingAfterBreak="0">
+  <w:abstractNum w:abstractNumId="32" w15:restartNumberingAfterBreak="0">
     <w:nsid w:val="5E800D5C"/>
     <w:multiLevelType w:val="hybridMultilevel"/>
     <w:tmpl w:val="481006D8"/>
@@ -11013,7 +11439,7 @@
       </w:rPr>
     </w:lvl>
   </w:abstractNum>
-  <w:abstractNum w:abstractNumId="32" w15:restartNumberingAfterBreak="0">
+  <w:abstractNum w:abstractNumId="33" w15:restartNumberingAfterBreak="0">
     <w:nsid w:val="62A116E7"/>
     <w:multiLevelType w:val="hybridMultilevel"/>
     <w:tmpl w:val="AFD28870"/>
@@ -11126,7 +11552,7 @@
       </w:rPr>
     </w:lvl>
   </w:abstractNum>
-  <w:abstractNum w:abstractNumId="33" w15:restartNumberingAfterBreak="0">
+  <w:abstractNum w:abstractNumId="34" w15:restartNumberingAfterBreak="0">
     <w:nsid w:val="68C51740"/>
     <w:multiLevelType w:val="hybridMultilevel"/>
     <w:tmpl w:val="B614CEA8"/>
@@ -11215,7 +11641,7 @@
       </w:pPr>
     </w:lvl>
   </w:abstractNum>
-  <w:abstractNum w:abstractNumId="34" w15:restartNumberingAfterBreak="0">
+  <w:abstractNum w:abstractNumId="35" w15:restartNumberingAfterBreak="0">
     <w:nsid w:val="69010C8B"/>
     <w:multiLevelType w:val="hybridMultilevel"/>
     <w:tmpl w:val="AB9ACF8C"/>
@@ -11328,7 +11754,7 @@
       </w:rPr>
     </w:lvl>
   </w:abstractNum>
-  <w:abstractNum w:abstractNumId="35" w15:restartNumberingAfterBreak="0">
+  <w:abstractNum w:abstractNumId="36" w15:restartNumberingAfterBreak="0">
     <w:nsid w:val="697A3CAE"/>
     <w:multiLevelType w:val="hybridMultilevel"/>
     <w:tmpl w:val="23829878"/>
@@ -11441,7 +11867,7 @@
       </w:rPr>
     </w:lvl>
   </w:abstractNum>
-  <w:abstractNum w:abstractNumId="36" w15:restartNumberingAfterBreak="0">
+  <w:abstractNum w:abstractNumId="37" w15:restartNumberingAfterBreak="0">
     <w:nsid w:val="6A2C7A5A"/>
     <w:multiLevelType w:val="hybridMultilevel"/>
     <w:tmpl w:val="2FB0BC5E"/>
@@ -11554,7 +11980,7 @@
       </w:rPr>
     </w:lvl>
   </w:abstractNum>
-  <w:abstractNum w:abstractNumId="37" w15:restartNumberingAfterBreak="0">
+  <w:abstractNum w:abstractNumId="38" w15:restartNumberingAfterBreak="0">
     <w:nsid w:val="72236AAD"/>
     <w:multiLevelType w:val="hybridMultilevel"/>
     <w:tmpl w:val="1FF8BAB6"/>
@@ -11667,7 +12093,7 @@
       </w:rPr>
     </w:lvl>
   </w:abstractNum>
-  <w:abstractNum w:abstractNumId="38" w15:restartNumberingAfterBreak="0">
+  <w:abstractNum w:abstractNumId="39" w15:restartNumberingAfterBreak="0">
     <w:nsid w:val="74CF7FBC"/>
     <w:multiLevelType w:val="hybridMultilevel"/>
     <w:tmpl w:val="454E1412"/>
@@ -11780,7 +12206,7 @@
       </w:rPr>
     </w:lvl>
   </w:abstractNum>
-  <w:abstractNum w:abstractNumId="39" w15:restartNumberingAfterBreak="0">
+  <w:abstractNum w:abstractNumId="40" w15:restartNumberingAfterBreak="0">
     <w:nsid w:val="754071D0"/>
     <w:multiLevelType w:val="hybridMultilevel"/>
     <w:tmpl w:val="3698CDEC"/>
@@ -11866,7 +12292,7 @@
       </w:pPr>
     </w:lvl>
   </w:abstractNum>
-  <w:abstractNum w:abstractNumId="40" w15:restartNumberingAfterBreak="0">
+  <w:abstractNum w:abstractNumId="41" w15:restartNumberingAfterBreak="0">
     <w:nsid w:val="798F4444"/>
     <w:multiLevelType w:val="hybridMultilevel"/>
     <w:tmpl w:val="07767454"/>
@@ -11955,7 +12381,7 @@
       </w:pPr>
     </w:lvl>
   </w:abstractNum>
-  <w:abstractNum w:abstractNumId="41" w15:restartNumberingAfterBreak="0">
+  <w:abstractNum w:abstractNumId="42" w15:restartNumberingAfterBreak="0">
     <w:nsid w:val="7ABB3642"/>
     <w:multiLevelType w:val="hybridMultilevel"/>
     <w:tmpl w:val="5EA43876"/>
@@ -12068,7 +12494,7 @@
       </w:rPr>
     </w:lvl>
   </w:abstractNum>
-  <w:abstractNum w:abstractNumId="42" w15:restartNumberingAfterBreak="0">
+  <w:abstractNum w:abstractNumId="43" w15:restartNumberingAfterBreak="0">
     <w:nsid w:val="7C935A79"/>
     <w:multiLevelType w:val="hybridMultilevel"/>
     <w:tmpl w:val="56686326"/>
@@ -12181,7 +12607,7 @@
       </w:rPr>
     </w:lvl>
   </w:abstractNum>
-  <w:abstractNum w:abstractNumId="43" w15:restartNumberingAfterBreak="0">
+  <w:abstractNum w:abstractNumId="44" w15:restartNumberingAfterBreak="0">
     <w:nsid w:val="7F6C1CAC"/>
     <w:multiLevelType w:val="hybridMultilevel"/>
     <w:tmpl w:val="4E3EFFE6"/>
@@ -12294,7 +12720,7 @@
       </w:rPr>
     </w:lvl>
   </w:abstractNum>
-  <w:abstractNum w:abstractNumId="44" w15:restartNumberingAfterBreak="0">
+  <w:abstractNum w:abstractNumId="45" w15:restartNumberingAfterBreak="0">
     <w:nsid w:val="7FF10D2F"/>
     <w:multiLevelType w:val="hybridMultilevel"/>
     <w:tmpl w:val="D3F272D4"/>
@@ -12381,139 +12807,142 @@
     </w:lvl>
   </w:abstractNum>
   <w:num w:numId="1" w16cid:durableId="1200126119">
+    <w:abstractNumId w:val="38"/>
+  </w:num>
+  <w:num w:numId="2" w16cid:durableId="2142964796">
+    <w:abstractNumId w:val="8"/>
+  </w:num>
+  <w:num w:numId="3" w16cid:durableId="1686126829">
+    <w:abstractNumId w:val="40"/>
+  </w:num>
+  <w:num w:numId="4" w16cid:durableId="9256738">
+    <w:abstractNumId w:val="29"/>
+  </w:num>
+  <w:num w:numId="5" w16cid:durableId="1929270298">
+    <w:abstractNumId w:val="17"/>
+  </w:num>
+  <w:num w:numId="6" w16cid:durableId="1283686131">
+    <w:abstractNumId w:val="6"/>
+  </w:num>
+  <w:num w:numId="7" w16cid:durableId="1973510224">
+    <w:abstractNumId w:val="19"/>
+  </w:num>
+  <w:num w:numId="8" w16cid:durableId="1322386662">
+    <w:abstractNumId w:val="10"/>
+  </w:num>
+  <w:num w:numId="9" w16cid:durableId="1623069594">
+    <w:abstractNumId w:val="28"/>
+  </w:num>
+  <w:num w:numId="10" w16cid:durableId="389547150">
+    <w:abstractNumId w:val="35"/>
+  </w:num>
+  <w:num w:numId="11" w16cid:durableId="258147424">
+    <w:abstractNumId w:val="44"/>
+  </w:num>
+  <w:num w:numId="12" w16cid:durableId="1740980150">
+    <w:abstractNumId w:val="39"/>
+  </w:num>
+  <w:num w:numId="13" w16cid:durableId="1889342876">
+    <w:abstractNumId w:val="16"/>
+  </w:num>
+  <w:num w:numId="14" w16cid:durableId="253057507">
+    <w:abstractNumId w:val="13"/>
+  </w:num>
+  <w:num w:numId="15" w16cid:durableId="484205992">
+    <w:abstractNumId w:val="23"/>
+  </w:num>
+  <w:num w:numId="16" w16cid:durableId="791091195">
+    <w:abstractNumId w:val="14"/>
+  </w:num>
+  <w:num w:numId="17" w16cid:durableId="657925824">
+    <w:abstractNumId w:val="21"/>
+  </w:num>
+  <w:num w:numId="18" w16cid:durableId="190342337">
+    <w:abstractNumId w:val="43"/>
+  </w:num>
+  <w:num w:numId="19" w16cid:durableId="1952785505">
+    <w:abstractNumId w:val="33"/>
+  </w:num>
+  <w:num w:numId="20" w16cid:durableId="1591154696">
+    <w:abstractNumId w:val="24"/>
+  </w:num>
+  <w:num w:numId="21" w16cid:durableId="1000231668">
+    <w:abstractNumId w:val="7"/>
+  </w:num>
+  <w:num w:numId="22" w16cid:durableId="1793480916">
+    <w:abstractNumId w:val="3"/>
+  </w:num>
+  <w:num w:numId="23" w16cid:durableId="449859590">
+    <w:abstractNumId w:val="22"/>
+  </w:num>
+  <w:num w:numId="24" w16cid:durableId="1859462550">
+    <w:abstractNumId w:val="12"/>
+  </w:num>
+  <w:num w:numId="25" w16cid:durableId="10112469">
+    <w:abstractNumId w:val="20"/>
+  </w:num>
+  <w:num w:numId="26" w16cid:durableId="566114269">
     <w:abstractNumId w:val="37"/>
   </w:num>
-  <w:num w:numId="2" w16cid:durableId="2142964796">
-    <w:abstractNumId w:val="7"/>
-  </w:num>
-  <w:num w:numId="3" w16cid:durableId="1686126829">
-    <w:abstractNumId w:val="39"/>
-  </w:num>
-  <w:num w:numId="4" w16cid:durableId="9256738">
-    <w:abstractNumId w:val="28"/>
-  </w:num>
-  <w:num w:numId="5" w16cid:durableId="1929270298">
-    <w:abstractNumId w:val="16"/>
-  </w:num>
-  <w:num w:numId="6" w16cid:durableId="1283686131">
-    <w:abstractNumId w:val="5"/>
-  </w:num>
-  <w:num w:numId="7" w16cid:durableId="1973510224">
-    <w:abstractNumId w:val="18"/>
-  </w:num>
-  <w:num w:numId="8" w16cid:durableId="1322386662">
-    <w:abstractNumId w:val="9"/>
-  </w:num>
-  <w:num w:numId="9" w16cid:durableId="1623069594">
-    <w:abstractNumId w:val="27"/>
-  </w:num>
-  <w:num w:numId="10" w16cid:durableId="389547150">
-    <w:abstractNumId w:val="34"/>
-  </w:num>
-  <w:num w:numId="11" w16cid:durableId="258147424">
-    <w:abstractNumId w:val="43"/>
-  </w:num>
-  <w:num w:numId="12" w16cid:durableId="1740980150">
-    <w:abstractNumId w:val="38"/>
-  </w:num>
-  <w:num w:numId="13" w16cid:durableId="1889342876">
-    <w:abstractNumId w:val="15"/>
-  </w:num>
-  <w:num w:numId="14" w16cid:durableId="253057507">
-    <w:abstractNumId w:val="12"/>
-  </w:num>
-  <w:num w:numId="15" w16cid:durableId="484205992">
-    <w:abstractNumId w:val="22"/>
-  </w:num>
-  <w:num w:numId="16" w16cid:durableId="791091195">
-    <w:abstractNumId w:val="13"/>
-  </w:num>
-  <w:num w:numId="17" w16cid:durableId="657925824">
-    <w:abstractNumId w:val="20"/>
-  </w:num>
-  <w:num w:numId="18" w16cid:durableId="190342337">
-    <w:abstractNumId w:val="42"/>
-  </w:num>
-  <w:num w:numId="19" w16cid:durableId="1952785505">
-    <w:abstractNumId w:val="32"/>
-  </w:num>
-  <w:num w:numId="20" w16cid:durableId="1591154696">
-    <w:abstractNumId w:val="23"/>
-  </w:num>
-  <w:num w:numId="21" w16cid:durableId="1000231668">
-    <w:abstractNumId w:val="6"/>
-  </w:num>
-  <w:num w:numId="22" w16cid:durableId="1793480916">
-    <w:abstractNumId w:val="2"/>
-  </w:num>
-  <w:num w:numId="23" w16cid:durableId="449859590">
-    <w:abstractNumId w:val="21"/>
-  </w:num>
-  <w:num w:numId="24" w16cid:durableId="1859462550">
-    <w:abstractNumId w:val="11"/>
-  </w:num>
-  <w:num w:numId="25" w16cid:durableId="10112469">
-    <w:abstractNumId w:val="19"/>
-  </w:num>
-  <w:num w:numId="26" w16cid:durableId="566114269">
-    <w:abstractNumId w:val="36"/>
-  </w:num>
   <w:num w:numId="27" w16cid:durableId="732119972">
-    <w:abstractNumId w:val="24"/>
+    <w:abstractNumId w:val="25"/>
   </w:num>
   <w:num w:numId="28" w16cid:durableId="528493660">
-    <w:abstractNumId w:val="40"/>
+    <w:abstractNumId w:val="41"/>
   </w:num>
   <w:num w:numId="29" w16cid:durableId="2097246878">
-    <w:abstractNumId w:val="33"/>
+    <w:abstractNumId w:val="34"/>
   </w:num>
   <w:num w:numId="30" w16cid:durableId="1222912462">
     <w:abstractNumId w:val="0"/>
   </w:num>
   <w:num w:numId="31" w16cid:durableId="1487279755">
-    <w:abstractNumId w:val="41"/>
+    <w:abstractNumId w:val="42"/>
   </w:num>
   <w:num w:numId="32" w16cid:durableId="883833939">
-    <w:abstractNumId w:val="1"/>
+    <w:abstractNumId w:val="2"/>
   </w:num>
   <w:num w:numId="33" w16cid:durableId="1152331654">
+    <w:abstractNumId w:val="32"/>
+  </w:num>
+  <w:num w:numId="34" w16cid:durableId="332343992">
+    <w:abstractNumId w:val="5"/>
+  </w:num>
+  <w:num w:numId="35" w16cid:durableId="1809936711">
+    <w:abstractNumId w:val="45"/>
+  </w:num>
+  <w:num w:numId="36" w16cid:durableId="599412453">
+    <w:abstractNumId w:val="36"/>
+  </w:num>
+  <w:num w:numId="37" w16cid:durableId="1371028658">
+    <w:abstractNumId w:val="18"/>
+  </w:num>
+  <w:num w:numId="38" w16cid:durableId="781799529">
+    <w:abstractNumId w:val="9"/>
+  </w:num>
+  <w:num w:numId="39" w16cid:durableId="1640184082">
+    <w:abstractNumId w:val="11"/>
+  </w:num>
+  <w:num w:numId="40" w16cid:durableId="671949270">
+    <w:abstractNumId w:val="26"/>
+  </w:num>
+  <w:num w:numId="41" w16cid:durableId="243495873">
+    <w:abstractNumId w:val="4"/>
+  </w:num>
+  <w:num w:numId="42" w16cid:durableId="616251690">
+    <w:abstractNumId w:val="27"/>
+  </w:num>
+  <w:num w:numId="43" w16cid:durableId="214321238">
+    <w:abstractNumId w:val="30"/>
+  </w:num>
+  <w:num w:numId="44" w16cid:durableId="365495428">
     <w:abstractNumId w:val="31"/>
   </w:num>
-  <w:num w:numId="34" w16cid:durableId="332343992">
-    <w:abstractNumId w:val="4"/>
+  <w:num w:numId="45" w16cid:durableId="492258305">
+    <w:abstractNumId w:val="15"/>
   </w:num>
-  <w:num w:numId="35" w16cid:durableId="1809936711">
-    <w:abstractNumId w:val="44"/>
-  </w:num>
-  <w:num w:numId="36" w16cid:durableId="599412453">
-    <w:abstractNumId w:val="35"/>
-  </w:num>
-  <w:num w:numId="37" w16cid:durableId="1371028658">
-    <w:abstractNumId w:val="17"/>
-  </w:num>
-  <w:num w:numId="38" w16cid:durableId="781799529">
-    <w:abstractNumId w:val="8"/>
-  </w:num>
-  <w:num w:numId="39" w16cid:durableId="1640184082">
-    <w:abstractNumId w:val="10"/>
-  </w:num>
-  <w:num w:numId="40" w16cid:durableId="671949270">
-    <w:abstractNumId w:val="25"/>
-  </w:num>
-  <w:num w:numId="41" w16cid:durableId="243495873">
-    <w:abstractNumId w:val="3"/>
-  </w:num>
-  <w:num w:numId="42" w16cid:durableId="616251690">
-    <w:abstractNumId w:val="26"/>
-  </w:num>
-  <w:num w:numId="43" w16cid:durableId="214321238">
-    <w:abstractNumId w:val="29"/>
-  </w:num>
-  <w:num w:numId="44" w16cid:durableId="365495428">
-    <w:abstractNumId w:val="30"/>
-  </w:num>
-  <w:num w:numId="45" w16cid:durableId="492258305">
-    <w:abstractNumId w:val="14"/>
+  <w:num w:numId="46" w16cid:durableId="551817623">
+    <w:abstractNumId w:val="1"/>
   </w:num>
 </w:numbering>
 </file>

--- a/Public Talks/No 147/No 147.docx
+++ b/Public Talks/No 147/No 147.docx
@@ -26,16 +26,16 @@
             <mc:AlternateContent>
               <mc:Choice Requires="wpg">
                 <w:drawing>
-                  <wp:anchor distT="0" distB="0" distL="114300" distR="114300" simplePos="0" relativeHeight="251661312" behindDoc="1" locked="0" layoutInCell="1" allowOverlap="1" wp14:anchorId="4ABB2C18" wp14:editId="713F8767">
+                  <wp:anchor distT="0" distB="0" distL="114300" distR="114300" simplePos="0" relativeHeight="251661312" behindDoc="1" locked="0" layoutInCell="1" allowOverlap="1" wp14:anchorId="4ABB2C18" wp14:editId="3E6576AD">
                     <wp:simplePos x="0" y="0"/>
                     <wp:positionH relativeFrom="page">
-                      <wp:align>center</wp:align>
+                      <wp:posOffset>0</wp:posOffset>
                     </wp:positionH>
                     <wp:positionV relativeFrom="page">
-                      <wp:align>center</wp:align>
+                      <wp:posOffset>0</wp:posOffset>
                     </wp:positionV>
-                    <wp:extent cx="6858000" cy="9144000"/>
-                    <wp:effectExtent l="0" t="0" r="2540" b="635"/>
+                    <wp:extent cx="7762434" cy="10066351"/>
+                    <wp:effectExtent l="0" t="0" r="0" b="0"/>
                     <wp:wrapNone/>
                     <wp:docPr id="48" name="Group 64"/>
                     <wp:cNvGraphicFramePr/>
@@ -46,9 +46,9 @@
                           <wpg:grpSpPr>
                             <a:xfrm>
                               <a:off x="0" y="0"/>
-                              <a:ext cx="6858000" cy="9144000"/>
-                              <a:chOff x="0" y="0"/>
-                              <a:chExt cx="6858000" cy="9144000"/>
+                              <a:ext cx="7762434" cy="10066351"/>
+                              <a:chOff x="-14068" y="0"/>
+                              <a:chExt cx="6867306" cy="9173386"/>
                             </a:xfrm>
                           </wpg:grpSpPr>
                           <wpg:grpSp>
@@ -56,10 +56,10 @@
                             <wpg:cNvGrpSpPr/>
                             <wpg:grpSpPr>
                               <a:xfrm>
-                                <a:off x="0" y="0"/>
-                                <a:ext cx="6858000" cy="9144000"/>
-                                <a:chOff x="0" y="0"/>
-                                <a:chExt cx="6858000" cy="9144000"/>
+                                <a:off x="-14068" y="0"/>
+                                <a:ext cx="6867306" cy="9173386"/>
+                                <a:chOff x="-14068" y="0"/>
+                                <a:chExt cx="6867306" cy="9173386"/>
                               </a:xfrm>
                             </wpg:grpSpPr>
                             <wps:wsp>
@@ -67,8 +67,8 @@
                               <wps:cNvSpPr/>
                               <wps:spPr>
                                 <a:xfrm>
-                                  <a:off x="0" y="0"/>
-                                  <a:ext cx="6858000" cy="9144000"/>
+                                  <a:off x="-14068" y="7246"/>
+                                  <a:ext cx="6866956" cy="9166140"/>
                                 </a:xfrm>
                                 <a:prstGeom prst="rect">
                                   <a:avLst/>
@@ -724,19 +724,19 @@
                       </a:graphicData>
                     </a:graphic>
                     <wp14:sizeRelH relativeFrom="page">
-                      <wp14:pctWidth>88200</wp14:pctWidth>
+                      <wp14:pctWidth>0</wp14:pctWidth>
                     </wp14:sizeRelH>
                     <wp14:sizeRelV relativeFrom="page">
-                      <wp14:pctHeight>90900</wp14:pctHeight>
+                      <wp14:pctHeight>0</wp14:pctHeight>
                     </wp14:sizeRelV>
                   </wp:anchor>
                 </w:drawing>
               </mc:Choice>
               <mc:Fallback>
                 <w:pict>
-                  <v:group w14:anchorId="4ABB2C18" id="Group 64" o:spid="_x0000_s1026" style="position:absolute;margin-left:0;margin-top:0;width:540pt;height:10in;z-index:-251655168;mso-width-percent:882;mso-height-percent:909;mso-position-horizontal:center;mso-position-horizontal-relative:page;mso-position-vertical:center;mso-position-vertical-relative:page;mso-width-percent:882;mso-height-percent:909" coordsize="68580,91440" o:gfxdata="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">
-                    <v:group id="Group 49" o:spid="_x0000_s1027" style="position:absolute;width:68580;height:91440" coordsize="68580,91440" o:gfxdata="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">
-                      <v:rect id="Rectangle 54" o:spid="_x0000_s1028" style="position:absolute;width:68580;height:91440;visibility:visible;mso-wrap-style:square;v-text-anchor:top" o:gfxdata="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" fillcolor="#485870 [3122]" stroked="f" strokeweight="1pt">
+                  <v:group w14:anchorId="4ABB2C18" id="Group 64" o:spid="_x0000_s1026" style="position:absolute;margin-left:0;margin-top:0;width:611.2pt;height:792.65pt;z-index:-251655168;mso-position-horizontal-relative:page;mso-position-vertical-relative:page" coordorigin="-140" coordsize="68673,91733" o:gfxdata="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">
+                    <v:group id="Group 49" o:spid="_x0000_s1027" style="position:absolute;left:-140;width:68672;height:91733" coordorigin="-140" coordsize="68673,91733" o:gfxdata="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">
+                      <v:rect id="Rectangle 54" o:spid="_x0000_s1028" style="position:absolute;left:-140;top:72;width:68668;height:91661;visibility:visible;mso-wrap-style:square;v-text-anchor:top" o:gfxdata="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" fillcolor="#485870 [3122]" stroked="f" strokeweight="1pt">
                         <v:fill color2="#3d4b5f [2882]" angle="348" colors="0 #88acbb;6554f #88acbb" focus="100%" type="gradient"/>
                         <v:textbox inset="54pt,54pt,1in,5in">
                           <w:txbxContent>
@@ -1147,7 +1147,7 @@
         <w:rPr>
           <w:rFonts w:ascii="Segoe UI Light" w:hAnsi="Segoe UI Light" w:cs="Segoe UI Light"/>
         </w:rPr>
-        <w:t>will be such as has never occurred before, and nothing as such will be occurred again. [an amplitude]</w:t>
+        <w:t>will be such as has never occurred before, and nothing as such will occur again. [an amplitude]</w:t>
       </w:r>
     </w:p>
     <w:p>
@@ -7705,15 +7705,462 @@
     </w:p>
     <w:p>
       <w:pPr>
-        <w:rPr>
-          <w:rFonts w:ascii="Segoe UI Light" w:hAnsi="Segoe UI Light" w:cs="Segoe UI Light"/>
-        </w:rPr>
-      </w:pPr>
-      <w:r>
-        <w:rPr>
-          <w:rFonts w:ascii="Segoe UI Light" w:hAnsi="Segoe UI Light" w:cs="Segoe UI Light"/>
-        </w:rPr>
-        <w:t>As we mention in the outset, there will be great tribulation.</w:t>
+        <w:ind w:left="720" w:hanging="720"/>
+        <w:rPr>
+          <w:rFonts w:ascii="Segoe UI Light" w:hAnsi="Segoe UI Light" w:cs="Segoe UI Light"/>
+        </w:rPr>
+      </w:pPr>
+      <w:r>
+        <w:rPr>
+          <w:rFonts w:ascii="Segoe UI Light" w:hAnsi="Segoe UI Light" w:cs="Segoe UI Light"/>
+        </w:rPr>
+        <w:t>As we mention in the outset, there will be great tribulation</w:t>
+      </w:r>
+      <w:r>
+        <w:rPr>
+          <w:rFonts w:ascii="Segoe UI Light" w:hAnsi="Segoe UI Light" w:cs="Segoe UI Light"/>
+        </w:rPr>
+        <w:t xml:space="preserve"> as Jesus foretold</w:t>
+      </w:r>
+      <w:r>
+        <w:rPr>
+          <w:rFonts w:ascii="Segoe UI Light" w:hAnsi="Segoe UI Light" w:cs="Segoe UI Light"/>
+        </w:rPr>
+        <w:t>.</w:t>
+      </w:r>
+      <w:r>
+        <w:rPr>
+          <w:rFonts w:ascii="Segoe UI Light" w:hAnsi="Segoe UI Light" w:cs="Segoe UI Light"/>
+        </w:rPr>
+        <w:t xml:space="preserve"> How will life be during that time? What will be the severity of this </w:t>
+      </w:r>
+      <w:r>
+        <w:rPr>
+          <w:rFonts w:ascii="Segoe UI Light" w:hAnsi="Segoe UI Light" w:cs="Segoe UI Light"/>
+          <w:i/>
+          <w:iCs/>
+        </w:rPr>
+        <w:t>great tribulation</w:t>
+      </w:r>
+      <w:r>
+        <w:rPr>
+          <w:rFonts w:ascii="Segoe UI Light" w:hAnsi="Segoe UI Light" w:cs="Segoe UI Light"/>
+        </w:rPr>
+        <w:t>?</w:t>
+      </w:r>
+    </w:p>
+    <w:p>
+      <w:pPr>
+        <w:ind w:left="1440" w:hanging="720"/>
+        <w:rPr>
+          <w:rFonts w:ascii="Segoe UI Light" w:hAnsi="Segoe UI Light" w:cs="Segoe UI Light"/>
+          <w:b/>
+          <w:bCs/>
+        </w:rPr>
+      </w:pPr>
+      <w:r>
+        <w:rPr>
+          <w:rFonts w:ascii="Segoe UI Light" w:hAnsi="Segoe UI Light" w:cs="Segoe UI Light"/>
+          <w:b/>
+          <w:bCs/>
+        </w:rPr>
+        <w:t>Matthew 24:21.</w:t>
+      </w:r>
+    </w:p>
+    <w:p>
+      <w:pPr>
+        <w:ind w:left="1440"/>
+        <w:rPr>
+          <w:rFonts w:ascii="Segoe UI Light" w:hAnsi="Segoe UI Light" w:cs="Segoe UI Light"/>
+        </w:rPr>
+      </w:pPr>
+      <w:r>
+        <w:rPr>
+          <w:rFonts w:ascii="Segoe UI Light" w:hAnsi="Segoe UI Light" w:cs="Segoe UI Light"/>
+          <w:i/>
+          <w:iCs/>
+        </w:rPr>
+        <w:t>Tribulation</w:t>
+      </w:r>
+      <w:r>
+        <w:rPr>
+          <w:rFonts w:ascii="Segoe UI Light" w:hAnsi="Segoe UI Light" w:cs="Segoe UI Light"/>
+        </w:rPr>
+        <w:t xml:space="preserve">: </w:t>
+      </w:r>
+      <w:r>
+        <w:rPr>
+          <w:rFonts w:ascii="Segoe UI Light" w:hAnsi="Segoe UI Light" w:cs="Segoe UI Light"/>
+        </w:rPr>
+        <w:t>distress, affliction, or suffering resulting from the pressures of circumstances</w:t>
+      </w:r>
+      <w:r>
+        <w:rPr>
+          <w:rFonts w:ascii="Segoe UI Light" w:hAnsi="Segoe UI Light" w:cs="Segoe UI Light"/>
+        </w:rPr>
+        <w:t xml:space="preserve">. </w:t>
+      </w:r>
+    </w:p>
+    <w:p>
+      <w:pPr>
+        <w:ind w:left="2880" w:hanging="720"/>
+        <w:rPr>
+          <w:rFonts w:ascii="Segoe UI Light" w:hAnsi="Segoe UI Light" w:cs="Segoe UI Light"/>
+        </w:rPr>
+      </w:pPr>
+      <w:r>
+        <w:rPr>
+          <w:rFonts w:ascii="Segoe UI Light" w:hAnsi="Segoe UI Light" w:cs="Segoe UI Light"/>
+        </w:rPr>
+        <w:t>This tribulation will be great. But to what extent? “</w:t>
+      </w:r>
+      <w:r>
+        <w:rPr>
+          <w:rFonts w:ascii="Segoe UI Light" w:hAnsi="Segoe UI Light" w:cs="Segoe UI Light"/>
+          <w:i/>
+          <w:iCs/>
+        </w:rPr>
+        <w:t>such as has not occur since the world’s beginning until now</w:t>
+      </w:r>
+      <w:r>
+        <w:rPr>
+          <w:rFonts w:ascii="Segoe UI Light" w:hAnsi="Segoe UI Light" w:cs="Segoe UI Light"/>
+        </w:rPr>
+        <w:t xml:space="preserve">”. </w:t>
+      </w:r>
+    </w:p>
+    <w:p>
+      <w:pPr>
+        <w:ind w:left="3600" w:hanging="720"/>
+        <w:rPr>
+          <w:rFonts w:ascii="Segoe UI Light" w:hAnsi="Segoe UI Light" w:cs="Segoe UI Light"/>
+        </w:rPr>
+      </w:pPr>
+      <w:r>
+        <w:rPr>
+          <w:rFonts w:ascii="Segoe UI Light" w:hAnsi="Segoe UI Light" w:cs="Segoe UI Light"/>
+        </w:rPr>
+        <w:t>To this in perspective, think about:</w:t>
+      </w:r>
+    </w:p>
+    <w:p>
+      <w:pPr>
+        <w:pStyle w:val="ListParagraph"/>
+        <w:numPr>
+          <w:ilvl w:val="0"/>
+          <w:numId w:val="47"/>
+        </w:numPr>
+        <w:rPr>
+          <w:rFonts w:ascii="Segoe UI Light" w:hAnsi="Segoe UI Light" w:cs="Segoe UI Light"/>
+        </w:rPr>
+      </w:pPr>
+      <w:r>
+        <w:rPr>
+          <w:rFonts w:ascii="Segoe UI Light" w:hAnsi="Segoe UI Light" w:cs="Segoe UI Light"/>
+        </w:rPr>
+        <w:t>Your wors</w:t>
+      </w:r>
+      <w:r>
+        <w:rPr>
+          <w:rFonts w:ascii="Segoe UI Light" w:hAnsi="Segoe UI Light" w:cs="Segoe UI Light"/>
+        </w:rPr>
+        <w:t>t</w:t>
+      </w:r>
+      <w:r>
+        <w:rPr>
+          <w:rFonts w:ascii="Segoe UI Light" w:hAnsi="Segoe UI Light" w:cs="Segoe UI Light"/>
+        </w:rPr>
+        <w:t xml:space="preserve"> day, or week, or year ever.</w:t>
+      </w:r>
+    </w:p>
+    <w:p>
+      <w:pPr>
+        <w:pStyle w:val="ListParagraph"/>
+        <w:numPr>
+          <w:ilvl w:val="0"/>
+          <w:numId w:val="47"/>
+        </w:numPr>
+        <w:rPr>
+          <w:rFonts w:ascii="Segoe UI Light" w:hAnsi="Segoe UI Light" w:cs="Segoe UI Light"/>
+        </w:rPr>
+      </w:pPr>
+      <w:r>
+        <w:rPr>
+          <w:rFonts w:ascii="Segoe UI Light" w:hAnsi="Segoe UI Light" w:cs="Segoe UI Light"/>
+        </w:rPr>
+        <w:t>Or the stress we experience</w:t>
+      </w:r>
+      <w:r>
+        <w:rPr>
+          <w:rFonts w:ascii="Segoe UI Light" w:hAnsi="Segoe UI Light" w:cs="Segoe UI Light"/>
+        </w:rPr>
+        <w:t>d</w:t>
+      </w:r>
+      <w:r>
+        <w:rPr>
+          <w:rFonts w:ascii="Segoe UI Light" w:hAnsi="Segoe UI Light" w:cs="Segoe UI Light"/>
+        </w:rPr>
+        <w:t xml:space="preserve"> during </w:t>
+      </w:r>
+      <w:r>
+        <w:rPr>
+          <w:rFonts w:ascii="Segoe UI Light" w:hAnsi="Segoe UI Light" w:cs="Segoe UI Light"/>
+        </w:rPr>
+        <w:t xml:space="preserve">the </w:t>
+      </w:r>
+      <w:r>
+        <w:rPr>
+          <w:rFonts w:ascii="Segoe UI Light" w:hAnsi="Segoe UI Light" w:cs="Segoe UI Light"/>
+        </w:rPr>
+        <w:t>COVID</w:t>
+      </w:r>
+      <w:r>
+        <w:rPr>
+          <w:rFonts w:ascii="Segoe UI Light" w:hAnsi="Segoe UI Light" w:cs="Segoe UI Light"/>
+        </w:rPr>
+        <w:t>19 pandemic</w:t>
+      </w:r>
+    </w:p>
+    <w:p>
+      <w:pPr>
+        <w:pStyle w:val="ListParagraph"/>
+        <w:numPr>
+          <w:ilvl w:val="0"/>
+          <w:numId w:val="47"/>
+        </w:numPr>
+        <w:rPr>
+          <w:rFonts w:ascii="Segoe UI Light" w:hAnsi="Segoe UI Light" w:cs="Segoe UI Light"/>
+        </w:rPr>
+      </w:pPr>
+      <w:r>
+        <w:rPr>
+          <w:rFonts w:ascii="Segoe UI Light" w:hAnsi="Segoe UI Light" w:cs="Segoe UI Light"/>
+        </w:rPr>
+        <w:t>Or the amount of distress and affliction experienced during wars and armed conflicts</w:t>
+      </w:r>
+    </w:p>
+    <w:p>
+      <w:pPr>
+        <w:pStyle w:val="ListParagraph"/>
+        <w:ind w:left="3958" w:hanging="720"/>
+        <w:rPr>
+          <w:rFonts w:ascii="Segoe UI Light" w:hAnsi="Segoe UI Light" w:cs="Segoe UI Light"/>
+        </w:rPr>
+      </w:pPr>
+      <w:r>
+        <w:rPr>
+          <w:rFonts w:ascii="Segoe UI Light" w:hAnsi="Segoe UI Light" w:cs="Segoe UI Light"/>
+        </w:rPr>
+        <w:t xml:space="preserve">They do not come close to what will be experienced during the </w:t>
+      </w:r>
+      <w:r>
+        <w:rPr>
+          <w:rFonts w:ascii="Segoe UI Light" w:hAnsi="Segoe UI Light" w:cs="Segoe UI Light"/>
+          <w:i/>
+          <w:iCs/>
+        </w:rPr>
+        <w:t>great tribulation</w:t>
+      </w:r>
+      <w:r>
+        <w:rPr>
+          <w:rFonts w:ascii="Segoe UI Light" w:hAnsi="Segoe UI Light" w:cs="Segoe UI Light"/>
+        </w:rPr>
+        <w:t xml:space="preserve"> Jesus mentioned. </w:t>
+      </w:r>
+    </w:p>
+    <w:p>
+      <w:pPr>
+        <w:pStyle w:val="ListParagraph"/>
+        <w:ind w:left="3958" w:hanging="720"/>
+        <w:rPr>
+          <w:rFonts w:ascii="Segoe UI Light" w:hAnsi="Segoe UI Light" w:cs="Segoe UI Light"/>
+        </w:rPr>
+      </w:pPr>
+      <w:r>
+        <w:rPr>
+          <w:rFonts w:ascii="Segoe UI Light" w:hAnsi="Segoe UI Light" w:cs="Segoe UI Light"/>
+        </w:rPr>
+        <w:t>In fact</w:t>
+      </w:r>
+      <w:r>
+        <w:rPr>
+          <w:rFonts w:ascii="Segoe UI Light" w:hAnsi="Segoe UI Light" w:cs="Segoe UI Light"/>
+        </w:rPr>
+        <w:t>,</w:t>
+      </w:r>
+      <w:r>
+        <w:rPr>
+          <w:rFonts w:ascii="Segoe UI Light" w:hAnsi="Segoe UI Light" w:cs="Segoe UI Light"/>
+        </w:rPr>
+        <w:t xml:space="preserve"> in </w:t>
+      </w:r>
+      <w:r>
+        <w:rPr>
+          <w:rFonts w:ascii="Segoe UI Light" w:hAnsi="Segoe UI Light" w:cs="Segoe UI Light"/>
+          <w:b/>
+          <w:bCs/>
+        </w:rPr>
+        <w:t>verse 22</w:t>
+      </w:r>
+      <w:r>
+        <w:rPr>
+          <w:rFonts w:ascii="Segoe UI Light" w:hAnsi="Segoe UI Light" w:cs="Segoe UI Light"/>
+        </w:rPr>
+        <w:t xml:space="preserve"> Jesus said that if the </w:t>
+      </w:r>
+      <w:r>
+        <w:rPr>
+          <w:rFonts w:ascii="Segoe UI Light" w:hAnsi="Segoe UI Light" w:cs="Segoe UI Light"/>
+          <w:i/>
+          <w:iCs/>
+        </w:rPr>
+        <w:t>great tribulation</w:t>
+      </w:r>
+      <w:r>
+        <w:rPr>
+          <w:rFonts w:ascii="Segoe UI Light" w:hAnsi="Segoe UI Light" w:cs="Segoe UI Light"/>
+        </w:rPr>
+        <w:t xml:space="preserve"> was not cut short, no flesh would be saved.</w:t>
+      </w:r>
+    </w:p>
+    <w:p>
+      <w:pPr>
+        <w:ind w:left="2160" w:hanging="720"/>
+        <w:rPr>
+          <w:rFonts w:ascii="Segoe UI Light" w:hAnsi="Segoe UI Light" w:cs="Segoe UI Light"/>
+        </w:rPr>
+      </w:pPr>
+      <w:r>
+        <w:rPr>
+          <w:rFonts w:ascii="Segoe UI Light" w:hAnsi="Segoe UI Light" w:cs="Segoe UI Light"/>
+        </w:rPr>
+        <w:t>This great tribulation will start with the destruction of all false religions and will culminate with the attack on us, God’s people.</w:t>
+      </w:r>
+    </w:p>
+    <w:p>
+      <w:pPr>
+        <w:pStyle w:val="ListParagraph"/>
+        <w:numPr>
+          <w:ilvl w:val="0"/>
+          <w:numId w:val="48"/>
+        </w:numPr>
+        <w:rPr>
+          <w:rFonts w:ascii="Segoe UI Light" w:hAnsi="Segoe UI Light" w:cs="Segoe UI Light"/>
+        </w:rPr>
+      </w:pPr>
+      <w:r>
+        <w:rPr>
+          <w:rFonts w:ascii="Segoe UI Light" w:hAnsi="Segoe UI Light" w:cs="Segoe UI Light"/>
+        </w:rPr>
+        <w:lastRenderedPageBreak/>
+        <w:t>At that time, we will not be able to openly gather for Christian meetings or assemblies</w:t>
+      </w:r>
+    </w:p>
+    <w:p>
+      <w:pPr>
+        <w:pStyle w:val="ListParagraph"/>
+        <w:numPr>
+          <w:ilvl w:val="0"/>
+          <w:numId w:val="48"/>
+        </w:numPr>
+        <w:rPr>
+          <w:rFonts w:ascii="Segoe UI Light" w:hAnsi="Segoe UI Light" w:cs="Segoe UI Light"/>
+        </w:rPr>
+      </w:pPr>
+      <w:r>
+        <w:rPr>
+          <w:rFonts w:ascii="Segoe UI Light" w:hAnsi="Segoe UI Light" w:cs="Segoe UI Light"/>
+        </w:rPr>
+        <w:t xml:space="preserve">The </w:t>
+      </w:r>
+      <w:r>
+        <w:rPr>
+          <w:rFonts w:ascii="Segoe UI Light" w:hAnsi="Segoe UI Light" w:cs="Segoe UI Light"/>
+        </w:rPr>
+        <w:t xml:space="preserve">JW.ORG website will be offline. No more </w:t>
+      </w:r>
+      <w:r>
+        <w:rPr>
+          <w:rFonts w:ascii="Segoe UI Light" w:hAnsi="Segoe UI Light" w:cs="Segoe UI Light"/>
+        </w:rPr>
+        <w:t>monthly Broadcasting, morning worship videos, or Governing Body updates</w:t>
+      </w:r>
+    </w:p>
+    <w:p>
+      <w:pPr>
+        <w:pStyle w:val="ListParagraph"/>
+        <w:numPr>
+          <w:ilvl w:val="0"/>
+          <w:numId w:val="48"/>
+        </w:numPr>
+        <w:rPr>
+          <w:rFonts w:ascii="Segoe UI Light" w:hAnsi="Segoe UI Light" w:cs="Segoe UI Light"/>
+        </w:rPr>
+      </w:pPr>
+      <w:r>
+        <w:rPr>
+          <w:rFonts w:ascii="Segoe UI Light" w:hAnsi="Segoe UI Light" w:cs="Segoe UI Light"/>
+        </w:rPr>
+        <w:t>Authorities will be actively looking for us – our husbands, wives, and children.</w:t>
+      </w:r>
+    </w:p>
+    <w:p>
+      <w:pPr>
+        <w:ind w:left="2160" w:hanging="720"/>
+        <w:rPr>
+          <w:rFonts w:ascii="Segoe UI Light" w:hAnsi="Segoe UI Light" w:cs="Segoe UI Light"/>
+        </w:rPr>
+      </w:pPr>
+      <w:r>
+        <w:rPr>
+          <w:rFonts w:ascii="Segoe UI Light" w:hAnsi="Segoe UI Light" w:cs="Segoe UI Light"/>
+        </w:rPr>
+        <w:t>During that time, the nations will try to destroy those who worship Jehovah</w:t>
+      </w:r>
+      <w:r>
+        <w:rPr>
+          <w:rFonts w:ascii="Segoe UI Light" w:hAnsi="Segoe UI Light" w:cs="Segoe UI Light"/>
+        </w:rPr>
+        <w:t xml:space="preserve">. This was well dramatized </w:t>
+      </w:r>
+      <w:r>
+        <w:rPr>
+          <w:rFonts w:ascii="Segoe UI Light" w:hAnsi="Segoe UI Light" w:cs="Segoe UI Light"/>
+        </w:rPr>
+        <w:t>in our 2016 regional convention</w:t>
+      </w:r>
+      <w:r>
+        <w:rPr>
+          <w:rFonts w:ascii="Segoe UI Light" w:hAnsi="Segoe UI Light" w:cs="Segoe UI Light"/>
+        </w:rPr>
+        <w:t>,</w:t>
+      </w:r>
+      <w:r>
+        <w:rPr>
+          <w:rFonts w:ascii="Segoe UI Light" w:hAnsi="Segoe UI Light" w:cs="Segoe UI Light"/>
+        </w:rPr>
+        <w:t xml:space="preserve"> </w:t>
+      </w:r>
+      <w:r>
+        <w:rPr>
+          <w:rFonts w:ascii="Segoe UI Light" w:hAnsi="Segoe UI Light" w:cs="Segoe UI Light"/>
+          <w:i/>
+          <w:iCs/>
+        </w:rPr>
+        <w:t>Remain Loyal to Jehovah!</w:t>
+      </w:r>
+    </w:p>
+    <w:p>
+      <w:pPr>
+        <w:rPr>
+          <w:rFonts w:ascii="Segoe UI Light" w:hAnsi="Segoe UI Light" w:cs="Segoe UI Light"/>
+        </w:rPr>
+      </w:pPr>
+      <w:r>
+        <w:rPr>
+          <w:rFonts w:ascii="Segoe UI Light" w:hAnsi="Segoe UI Light" w:cs="Segoe UI Light"/>
+        </w:rPr>
+        <w:t>How will we survive the coming perilous time?</w:t>
       </w:r>
     </w:p>
     <w:p>
@@ -7727,8 +8174,465 @@
         <w:rPr>
           <w:rFonts w:ascii="Segoe UI Light" w:hAnsi="Segoe UI Light" w:cs="Segoe UI Light"/>
         </w:rPr>
-        <w:t>During that time, the nations will try to destroy those who worship Jehovah</w:t>
-      </w:r>
+        <w:t xml:space="preserve">Jehovah will show his saving power by rescuing </w:t>
+      </w:r>
+      <w:r>
+        <w:rPr>
+          <w:rFonts w:ascii="Segoe UI Light" w:hAnsi="Segoe UI Light" w:cs="Segoe UI Light"/>
+        </w:rPr>
+        <w:t xml:space="preserve">us, </w:t>
+      </w:r>
+      <w:r>
+        <w:rPr>
+          <w:rFonts w:ascii="Segoe UI Light" w:hAnsi="Segoe UI Light" w:cs="Segoe UI Light"/>
+        </w:rPr>
+        <w:t>his people</w:t>
+      </w:r>
+      <w:r>
+        <w:rPr>
+          <w:rFonts w:ascii="Segoe UI Light" w:hAnsi="Segoe UI Light" w:cs="Segoe UI Light"/>
+        </w:rPr>
+        <w:t xml:space="preserve">. </w:t>
+      </w:r>
+    </w:p>
+    <w:p>
+      <w:pPr>
+        <w:ind w:left="2160" w:hanging="720"/>
+        <w:rPr>
+          <w:rFonts w:ascii="Segoe UI Light" w:hAnsi="Segoe UI Light" w:cs="Segoe UI Light"/>
+        </w:rPr>
+      </w:pPr>
+      <w:r>
+        <w:rPr>
+          <w:rFonts w:ascii="Segoe UI Light" w:hAnsi="Segoe UI Light" w:cs="Segoe UI Light"/>
+        </w:rPr>
+        <w:t xml:space="preserve">First, </w:t>
+      </w:r>
+      <w:r>
+        <w:rPr>
+          <w:rFonts w:ascii="Segoe UI Light" w:hAnsi="Segoe UI Light" w:cs="Segoe UI Light"/>
+        </w:rPr>
+        <w:t>just as in Hezekiah’s days, Jehovah</w:t>
+      </w:r>
+      <w:r>
+        <w:rPr>
+          <w:rFonts w:ascii="Segoe UI Light" w:hAnsi="Segoe UI Light" w:cs="Segoe UI Light"/>
+        </w:rPr>
+        <w:t xml:space="preserve"> will give us the strength to endure that turbulent time. How?</w:t>
+      </w:r>
+    </w:p>
+    <w:p>
+      <w:pPr>
+        <w:ind w:left="2880" w:hanging="720"/>
+        <w:rPr>
+          <w:rFonts w:ascii="Segoe UI Light" w:hAnsi="Segoe UI Light" w:cs="Segoe UI Light"/>
+        </w:rPr>
+      </w:pPr>
+      <w:r>
+        <w:rPr>
+          <w:rFonts w:ascii="Segoe UI Light" w:hAnsi="Segoe UI Light" w:cs="Segoe UI Light"/>
+        </w:rPr>
+        <w:t xml:space="preserve">Do you remember what the friends were doing in the basement in the video dramatization of the </w:t>
+      </w:r>
+      <w:r>
+        <w:rPr>
+          <w:rFonts w:ascii="Segoe UI Light" w:hAnsi="Segoe UI Light" w:cs="Segoe UI Light"/>
+        </w:rPr>
+        <w:t>great tribulation</w:t>
+      </w:r>
+      <w:r>
+        <w:rPr>
+          <w:rFonts w:ascii="Segoe UI Light" w:hAnsi="Segoe UI Light" w:cs="Segoe UI Light"/>
+        </w:rPr>
+        <w:t>?</w:t>
+      </w:r>
+    </w:p>
+    <w:p>
+      <w:pPr>
+        <w:ind w:left="3600" w:hanging="720"/>
+        <w:rPr>
+          <w:rFonts w:ascii="Segoe UI Light" w:hAnsi="Segoe UI Light" w:cs="Segoe UI Light"/>
+        </w:rPr>
+      </w:pPr>
+      <w:r>
+        <w:rPr>
+          <w:rFonts w:ascii="Segoe UI Light" w:hAnsi="Segoe UI Light" w:cs="Segoe UI Light"/>
+        </w:rPr>
+        <w:t>They were sharing how Jehovah saved</w:t>
+      </w:r>
+      <w:r>
+        <w:rPr>
+          <w:rFonts w:ascii="Segoe UI Light" w:hAnsi="Segoe UI Light" w:cs="Segoe UI Light"/>
+        </w:rPr>
+        <w:t xml:space="preserve"> them</w:t>
+      </w:r>
+      <w:r>
+        <w:rPr>
+          <w:rFonts w:ascii="Segoe UI Light" w:hAnsi="Segoe UI Light" w:cs="Segoe UI Light"/>
+        </w:rPr>
+        <w:t xml:space="preserve"> from an Assyrian-like </w:t>
+      </w:r>
+      <w:r>
+        <w:rPr>
+          <w:rFonts w:ascii="Segoe UI Light" w:hAnsi="Segoe UI Light" w:cs="Segoe UI Light"/>
+        </w:rPr>
+        <w:t>threat</w:t>
+      </w:r>
+      <w:r>
+        <w:rPr>
+          <w:rFonts w:ascii="Segoe UI Light" w:hAnsi="Segoe UI Light" w:cs="Segoe UI Light"/>
+        </w:rPr>
+        <w:t xml:space="preserve"> that was undermining their loyalty to Jehovah</w:t>
+      </w:r>
+      <w:r>
+        <w:rPr>
+          <w:rFonts w:ascii="Segoe UI Light" w:hAnsi="Segoe UI Light" w:cs="Segoe UI Light"/>
+        </w:rPr>
+        <w:t xml:space="preserve">, and </w:t>
+      </w:r>
+      <w:r>
+        <w:rPr>
+          <w:rFonts w:ascii="Segoe UI Light" w:hAnsi="Segoe UI Light" w:cs="Segoe UI Light"/>
+        </w:rPr>
+        <w:t>Jehovah’s word</w:t>
+      </w:r>
+      <w:r>
+        <w:rPr>
+          <w:rFonts w:ascii="Segoe UI Light" w:hAnsi="Segoe UI Light" w:cs="Segoe UI Light"/>
+        </w:rPr>
+        <w:t xml:space="preserve"> was</w:t>
+      </w:r>
+      <w:r>
+        <w:rPr>
+          <w:rFonts w:ascii="Segoe UI Light" w:hAnsi="Segoe UI Light" w:cs="Segoe UI Light"/>
+        </w:rPr>
+        <w:t xml:space="preserve"> for them.</w:t>
+      </w:r>
+    </w:p>
+    <w:p>
+      <w:pPr>
+        <w:ind w:left="3600" w:hanging="720"/>
+        <w:rPr>
+          <w:rFonts w:ascii="Segoe UI Light" w:hAnsi="Segoe UI Light" w:cs="Segoe UI Light"/>
+        </w:rPr>
+      </w:pPr>
+      <w:r>
+        <w:rPr>
+          <w:rFonts w:ascii="Segoe UI Light" w:hAnsi="Segoe UI Light" w:cs="Segoe UI Light"/>
+        </w:rPr>
+        <w:t>And each one sharing how Jehovah saved them from the trials they faced build</w:t>
+      </w:r>
+      <w:r>
+        <w:rPr>
+          <w:rFonts w:ascii="Segoe UI Light" w:hAnsi="Segoe UI Light" w:cs="Segoe UI Light"/>
+        </w:rPr>
+        <w:t>s</w:t>
+      </w:r>
+      <w:r>
+        <w:rPr>
+          <w:rFonts w:ascii="Segoe UI Light" w:hAnsi="Segoe UI Light" w:cs="Segoe UI Light"/>
+        </w:rPr>
+        <w:t xml:space="preserve"> the trust of the entire group </w:t>
+      </w:r>
+      <w:r>
+        <w:rPr>
+          <w:rFonts w:ascii="Segoe UI Light" w:hAnsi="Segoe UI Light" w:cs="Segoe UI Light"/>
+        </w:rPr>
+        <w:t>i</w:t>
+      </w:r>
+      <w:r>
+        <w:rPr>
+          <w:rFonts w:ascii="Segoe UI Light" w:hAnsi="Segoe UI Light" w:cs="Segoe UI Light"/>
+        </w:rPr>
+        <w:t>n Jehovah’s saving power.</w:t>
+      </w:r>
+    </w:p>
+    <w:p>
+      <w:pPr>
+        <w:ind w:left="3600" w:hanging="720"/>
+        <w:rPr>
+          <w:rFonts w:ascii="Segoe UI Light" w:hAnsi="Segoe UI Light" w:cs="Segoe UI Light"/>
+        </w:rPr>
+      </w:pPr>
+      <w:r>
+        <w:rPr>
+          <w:rFonts w:ascii="Segoe UI Light" w:hAnsi="Segoe UI Light" w:cs="Segoe UI Light"/>
+        </w:rPr>
+        <w:t>What story will you share in the basement where you will be</w:t>
+      </w:r>
+      <w:r>
+        <w:rPr>
+          <w:rFonts w:ascii="Segoe UI Light" w:hAnsi="Segoe UI Light" w:cs="Segoe UI Light"/>
+        </w:rPr>
+        <w:t xml:space="preserve"> during the great tribulation</w:t>
+      </w:r>
+      <w:r>
+        <w:rPr>
+          <w:rFonts w:ascii="Segoe UI Light" w:hAnsi="Segoe UI Light" w:cs="Segoe UI Light"/>
+        </w:rPr>
+        <w:t>?</w:t>
+      </w:r>
+    </w:p>
+    <w:p>
+      <w:pPr>
+        <w:ind w:left="2160" w:hanging="720"/>
+        <w:rPr>
+          <w:rFonts w:ascii="Segoe UI Light" w:hAnsi="Segoe UI Light" w:cs="Segoe UI Light"/>
+        </w:rPr>
+      </w:pPr>
+      <w:r>
+        <w:rPr>
+          <w:rFonts w:ascii="Segoe UI Light" w:hAnsi="Segoe UI Light" w:cs="Segoe UI Light"/>
+        </w:rPr>
+        <w:t xml:space="preserve">Second, just as in Hezekiah’s days, Jehovah will send not </w:t>
+      </w:r>
+      <w:r>
+        <w:rPr>
+          <w:rFonts w:ascii="Segoe UI Light" w:hAnsi="Segoe UI Light" w:cs="Segoe UI Light"/>
+        </w:rPr>
+        <w:t>one</w:t>
+      </w:r>
+      <w:r>
+        <w:rPr>
+          <w:rFonts w:ascii="Segoe UI Light" w:hAnsi="Segoe UI Light" w:cs="Segoe UI Light"/>
+        </w:rPr>
+        <w:t xml:space="preserve"> angel but a divine army made </w:t>
+      </w:r>
+      <w:r>
+        <w:rPr>
+          <w:rFonts w:ascii="Segoe UI Light" w:hAnsi="Segoe UI Light" w:cs="Segoe UI Light"/>
+        </w:rPr>
+        <w:t xml:space="preserve">up </w:t>
+      </w:r>
+      <w:r>
+        <w:rPr>
+          <w:rFonts w:ascii="Segoe UI Light" w:hAnsi="Segoe UI Light" w:cs="Segoe UI Light"/>
+        </w:rPr>
+        <w:t>of Jesus, the 144,000</w:t>
+      </w:r>
+      <w:r>
+        <w:rPr>
+          <w:rFonts w:ascii="Segoe UI Light" w:hAnsi="Segoe UI Light" w:cs="Segoe UI Light"/>
+        </w:rPr>
+        <w:t>,</w:t>
+      </w:r>
+      <w:r>
+        <w:rPr>
+          <w:rFonts w:ascii="Segoe UI Light" w:hAnsi="Segoe UI Light" w:cs="Segoe UI Light"/>
+        </w:rPr>
+        <w:t xml:space="preserve"> and </w:t>
+      </w:r>
+      <w:r>
+        <w:rPr>
+          <w:rFonts w:ascii="Segoe UI Light" w:hAnsi="Segoe UI Light" w:cs="Segoe UI Light"/>
+        </w:rPr>
+        <w:t>angels.</w:t>
+      </w:r>
+    </w:p>
+    <w:p>
+      <w:pPr>
+        <w:ind w:left="2880" w:hanging="720"/>
+        <w:rPr>
+          <w:rFonts w:ascii="Segoe UI Light" w:hAnsi="Segoe UI Light" w:cs="Segoe UI Light"/>
+        </w:rPr>
+      </w:pPr>
+      <w:r>
+        <w:rPr>
+          <w:rFonts w:ascii="Segoe UI Light" w:hAnsi="Segoe UI Light" w:cs="Segoe UI Light"/>
+        </w:rPr>
+        <w:t>Now, do you want a tip on what you can share in the basement during the great tribulation?</w:t>
+      </w:r>
+    </w:p>
+    <w:p>
+      <w:pPr>
+        <w:pStyle w:val="ListParagraph"/>
+        <w:numPr>
+          <w:ilvl w:val="0"/>
+          <w:numId w:val="49"/>
+        </w:numPr>
+        <w:rPr>
+          <w:rFonts w:ascii="Segoe UI Light" w:hAnsi="Segoe UI Light" w:cs="Segoe UI Light"/>
+        </w:rPr>
+      </w:pPr>
+      <w:r>
+        <w:rPr>
+          <w:rFonts w:ascii="Segoe UI Light" w:hAnsi="Segoe UI Light" w:cs="Segoe UI Light"/>
+        </w:rPr>
+        <w:t>Pull out the calculator on your phone or tablet.</w:t>
+      </w:r>
+    </w:p>
+    <w:p>
+      <w:pPr>
+        <w:pStyle w:val="ListParagraph"/>
+        <w:numPr>
+          <w:ilvl w:val="0"/>
+          <w:numId w:val="49"/>
+        </w:numPr>
+        <w:rPr>
+          <w:rFonts w:ascii="Segoe UI Light" w:hAnsi="Segoe UI Light" w:cs="Segoe UI Light"/>
+        </w:rPr>
+      </w:pPr>
+      <w:r>
+        <w:rPr>
+          <w:rFonts w:ascii="Segoe UI Light" w:hAnsi="Segoe UI Light" w:cs="Segoe UI Light"/>
+        </w:rPr>
+        <w:t>Do this this equation; x = 185,000 x 144,00</w:t>
+      </w:r>
+      <w:r>
+        <w:rPr>
+          <w:rFonts w:ascii="Segoe UI Light" w:hAnsi="Segoe UI Light" w:cs="Segoe UI Light"/>
+        </w:rPr>
+        <w:t>1</w:t>
+      </w:r>
+    </w:p>
+    <w:p>
+      <w:pPr>
+        <w:pStyle w:val="ListParagraph"/>
+        <w:numPr>
+          <w:ilvl w:val="0"/>
+          <w:numId w:val="49"/>
+        </w:numPr>
+        <w:rPr>
+          <w:rFonts w:ascii="Segoe UI Light" w:hAnsi="Segoe UI Light" w:cs="Segoe UI Light"/>
+        </w:rPr>
+      </w:pPr>
+      <w:r>
+        <w:rPr>
+          <w:rFonts w:ascii="Segoe UI Light" w:hAnsi="Segoe UI Light" w:cs="Segoe UI Light"/>
+        </w:rPr>
+        <w:t>What did you get?</w:t>
+      </w:r>
+      <w:r>
+        <w:rPr>
+          <w:rFonts w:ascii="Segoe UI Light" w:hAnsi="Segoe UI Light" w:cs="Segoe UI Light"/>
+        </w:rPr>
+        <w:t xml:space="preserve"> 26.6 billion - </w:t>
+      </w:r>
+      <w:r>
+        <w:rPr>
+          <w:rFonts w:ascii="Segoe UI Light" w:hAnsi="Segoe UI Light" w:cs="Segoe UI Light"/>
+        </w:rPr>
+        <w:t>roughly three times the world’s population</w:t>
+      </w:r>
+    </w:p>
+    <w:p>
+      <w:pPr>
+        <w:pStyle w:val="ListParagraph"/>
+        <w:numPr>
+          <w:ilvl w:val="0"/>
+          <w:numId w:val="49"/>
+        </w:numPr>
+        <w:rPr>
+          <w:rFonts w:ascii="Segoe UI Light" w:hAnsi="Segoe UI Light" w:cs="Segoe UI Light"/>
+        </w:rPr>
+      </w:pPr>
+      <w:r>
+        <w:rPr>
+          <w:rFonts w:ascii="Segoe UI Light" w:hAnsi="Segoe UI Light" w:cs="Segoe UI Light"/>
+        </w:rPr>
+        <w:t xml:space="preserve">This number represents how many people Jesus and the 144,000 can destroy in </w:t>
+      </w:r>
+      <w:r>
+        <w:rPr>
+          <w:rFonts w:ascii="Segoe UI Light" w:hAnsi="Segoe UI Light" w:cs="Segoe UI Light"/>
+        </w:rPr>
+        <w:t>one</w:t>
+      </w:r>
+      <w:r>
+        <w:rPr>
+          <w:rFonts w:ascii="Segoe UI Light" w:hAnsi="Segoe UI Light" w:cs="Segoe UI Light"/>
+        </w:rPr>
+        <w:t xml:space="preserve"> night. How many </w:t>
+      </w:r>
+      <w:r>
+        <w:rPr>
+          <w:rFonts w:ascii="Segoe UI Light" w:hAnsi="Segoe UI Light" w:cs="Segoe UI Light"/>
+        </w:rPr>
+        <w:t>people live</w:t>
+      </w:r>
+      <w:r>
+        <w:rPr>
+          <w:rFonts w:ascii="Segoe UI Light" w:hAnsi="Segoe UI Light" w:cs="Segoe UI Light"/>
+        </w:rPr>
+        <w:t xml:space="preserve"> earth today?</w:t>
+      </w:r>
+    </w:p>
+    <w:p>
+      <w:pPr>
+        <w:pStyle w:val="ListParagraph"/>
+        <w:numPr>
+          <w:ilvl w:val="0"/>
+          <w:numId w:val="49"/>
+        </w:numPr>
+        <w:rPr>
+          <w:rFonts w:ascii="Segoe UI Light" w:hAnsi="Segoe UI Light" w:cs="Segoe UI Light"/>
+        </w:rPr>
+      </w:pPr>
+      <w:r>
+        <w:rPr>
+          <w:rFonts w:ascii="Segoe UI Light" w:hAnsi="Segoe UI Light" w:cs="Segoe UI Light"/>
+        </w:rPr>
+        <w:t>This mean</w:t>
+      </w:r>
+      <w:r>
+        <w:rPr>
+          <w:rFonts w:ascii="Segoe UI Light" w:hAnsi="Segoe UI Light" w:cs="Segoe UI Light"/>
+        </w:rPr>
+        <w:t>s that</w:t>
+      </w:r>
+      <w:r>
+        <w:rPr>
+          <w:rFonts w:ascii="Segoe UI Light" w:hAnsi="Segoe UI Light" w:cs="Segoe UI Light"/>
+        </w:rPr>
+        <w:t xml:space="preserve"> if Jehovah wants Armagedon to happen in </w:t>
+      </w:r>
+      <w:r>
+        <w:rPr>
+          <w:rFonts w:ascii="Segoe UI Light" w:hAnsi="Segoe UI Light" w:cs="Segoe UI Light"/>
+        </w:rPr>
+        <w:t>one</w:t>
+      </w:r>
+      <w:r>
+        <w:rPr>
+          <w:rFonts w:ascii="Segoe UI Light" w:hAnsi="Segoe UI Light" w:cs="Segoe UI Light"/>
+        </w:rPr>
+        <w:t xml:space="preserve"> night, it will happen. </w:t>
+      </w:r>
+    </w:p>
+    <w:p>
+      <w:pPr>
+        <w:pStyle w:val="ListParagraph"/>
+        <w:numPr>
+          <w:ilvl w:val="0"/>
+          <w:numId w:val="49"/>
+        </w:numPr>
+        <w:rPr>
+          <w:rFonts w:ascii="Segoe UI Light" w:hAnsi="Segoe UI Light" w:cs="Segoe UI Light"/>
+        </w:rPr>
+      </w:pPr>
+      <w:r>
+        <w:rPr>
+          <w:rFonts w:ascii="Segoe UI Light" w:hAnsi="Segoe UI Light" w:cs="Segoe UI Light"/>
+        </w:rPr>
+        <w:lastRenderedPageBreak/>
+        <w:t>I am not saying it will happen in 1 night. But this number helps us to put things in perspective. Is Jehovah able to protect his servants during the great tribulation? The answer is a resounding yes. Why? Because the math adds up.</w:t>
+      </w:r>
+    </w:p>
+    <w:p>
+      <w:pPr>
+        <w:ind w:left="3600" w:hanging="720"/>
+        <w:rPr>
+          <w:rFonts w:ascii="Segoe UI Light" w:hAnsi="Segoe UI Light" w:cs="Segoe UI Light"/>
+        </w:rPr>
+      </w:pPr>
+    </w:p>
+    <w:p>
+      <w:pPr>
+        <w:ind w:left="3600" w:hanging="720"/>
+        <w:rPr>
+          <w:rFonts w:ascii="Segoe UI Light" w:hAnsi="Segoe UI Light" w:cs="Segoe UI Light"/>
+        </w:rPr>
+      </w:pPr>
     </w:p>
     <w:p/>
     <w:sectPr>
@@ -10816,6 +11720,119 @@
     </w:lvl>
   </w:abstractNum>
   <w:abstractNum w:abstractNumId="27" w15:restartNumberingAfterBreak="0">
+    <w:nsid w:val="39C20519"/>
+    <w:multiLevelType w:val="hybridMultilevel"/>
+    <w:tmpl w:val="C40EE67A"/>
+    <w:lvl w:ilvl="0" w:tplc="10090001">
+      <w:start w:val="1"/>
+      <w:numFmt w:val="bullet"/>
+      <w:lvlText w:val=""/>
+      <w:lvlJc w:val="left"/>
+      <w:pPr>
+        <w:ind w:left="2160" w:hanging="360"/>
+      </w:pPr>
+      <w:rPr>
+        <w:rFonts w:ascii="Symbol" w:hAnsi="Symbol" w:hint="default"/>
+      </w:rPr>
+    </w:lvl>
+    <w:lvl w:ilvl="1" w:tplc="10090003" w:tentative="1">
+      <w:start w:val="1"/>
+      <w:numFmt w:val="bullet"/>
+      <w:lvlText w:val="o"/>
+      <w:lvlJc w:val="left"/>
+      <w:pPr>
+        <w:ind w:left="2880" w:hanging="360"/>
+      </w:pPr>
+      <w:rPr>
+        <w:rFonts w:ascii="Courier New" w:hAnsi="Courier New" w:cs="Courier New" w:hint="default"/>
+      </w:rPr>
+    </w:lvl>
+    <w:lvl w:ilvl="2" w:tplc="10090005" w:tentative="1">
+      <w:start w:val="1"/>
+      <w:numFmt w:val="bullet"/>
+      <w:lvlText w:val=""/>
+      <w:lvlJc w:val="left"/>
+      <w:pPr>
+        <w:ind w:left="3600" w:hanging="360"/>
+      </w:pPr>
+      <w:rPr>
+        <w:rFonts w:ascii="Wingdings" w:hAnsi="Wingdings" w:hint="default"/>
+      </w:rPr>
+    </w:lvl>
+    <w:lvl w:ilvl="3" w:tplc="10090001" w:tentative="1">
+      <w:start w:val="1"/>
+      <w:numFmt w:val="bullet"/>
+      <w:lvlText w:val=""/>
+      <w:lvlJc w:val="left"/>
+      <w:pPr>
+        <w:ind w:left="4320" w:hanging="360"/>
+      </w:pPr>
+      <w:rPr>
+        <w:rFonts w:ascii="Symbol" w:hAnsi="Symbol" w:hint="default"/>
+      </w:rPr>
+    </w:lvl>
+    <w:lvl w:ilvl="4" w:tplc="10090003" w:tentative="1">
+      <w:start w:val="1"/>
+      <w:numFmt w:val="bullet"/>
+      <w:lvlText w:val="o"/>
+      <w:lvlJc w:val="left"/>
+      <w:pPr>
+        <w:ind w:left="5040" w:hanging="360"/>
+      </w:pPr>
+      <w:rPr>
+        <w:rFonts w:ascii="Courier New" w:hAnsi="Courier New" w:cs="Courier New" w:hint="default"/>
+      </w:rPr>
+    </w:lvl>
+    <w:lvl w:ilvl="5" w:tplc="10090005" w:tentative="1">
+      <w:start w:val="1"/>
+      <w:numFmt w:val="bullet"/>
+      <w:lvlText w:val=""/>
+      <w:lvlJc w:val="left"/>
+      <w:pPr>
+        <w:ind w:left="5760" w:hanging="360"/>
+      </w:pPr>
+      <w:rPr>
+        <w:rFonts w:ascii="Wingdings" w:hAnsi="Wingdings" w:hint="default"/>
+      </w:rPr>
+    </w:lvl>
+    <w:lvl w:ilvl="6" w:tplc="10090001" w:tentative="1">
+      <w:start w:val="1"/>
+      <w:numFmt w:val="bullet"/>
+      <w:lvlText w:val=""/>
+      <w:lvlJc w:val="left"/>
+      <w:pPr>
+        <w:ind w:left="6480" w:hanging="360"/>
+      </w:pPr>
+      <w:rPr>
+        <w:rFonts w:ascii="Symbol" w:hAnsi="Symbol" w:hint="default"/>
+      </w:rPr>
+    </w:lvl>
+    <w:lvl w:ilvl="7" w:tplc="10090003" w:tentative="1">
+      <w:start w:val="1"/>
+      <w:numFmt w:val="bullet"/>
+      <w:lvlText w:val="o"/>
+      <w:lvlJc w:val="left"/>
+      <w:pPr>
+        <w:ind w:left="7200" w:hanging="360"/>
+      </w:pPr>
+      <w:rPr>
+        <w:rFonts w:ascii="Courier New" w:hAnsi="Courier New" w:cs="Courier New" w:hint="default"/>
+      </w:rPr>
+    </w:lvl>
+    <w:lvl w:ilvl="8" w:tplc="10090005" w:tentative="1">
+      <w:start w:val="1"/>
+      <w:numFmt w:val="bullet"/>
+      <w:lvlText w:val=""/>
+      <w:lvlJc w:val="left"/>
+      <w:pPr>
+        <w:ind w:left="7920" w:hanging="360"/>
+      </w:pPr>
+      <w:rPr>
+        <w:rFonts w:ascii="Wingdings" w:hAnsi="Wingdings" w:hint="default"/>
+      </w:rPr>
+    </w:lvl>
+  </w:abstractNum>
+  <w:abstractNum w:abstractNumId="28" w15:restartNumberingAfterBreak="0">
     <w:nsid w:val="3CBF39D7"/>
     <w:multiLevelType w:val="hybridMultilevel"/>
     <w:tmpl w:val="C40823F6"/>
@@ -10928,7 +11945,7 @@
       </w:rPr>
     </w:lvl>
   </w:abstractNum>
-  <w:abstractNum w:abstractNumId="28" w15:restartNumberingAfterBreak="0">
+  <w:abstractNum w:abstractNumId="29" w15:restartNumberingAfterBreak="0">
     <w:nsid w:val="3E4E7E1D"/>
     <w:multiLevelType w:val="hybridMultilevel"/>
     <w:tmpl w:val="C4183DF8"/>
@@ -11041,7 +12058,7 @@
       </w:rPr>
     </w:lvl>
   </w:abstractNum>
-  <w:abstractNum w:abstractNumId="29" w15:restartNumberingAfterBreak="0">
+  <w:abstractNum w:abstractNumId="30" w15:restartNumberingAfterBreak="0">
     <w:nsid w:val="3EC24676"/>
     <w:multiLevelType w:val="hybridMultilevel"/>
     <w:tmpl w:val="AD10C83C"/>
@@ -11127,7 +12144,120 @@
       </w:pPr>
     </w:lvl>
   </w:abstractNum>
-  <w:abstractNum w:abstractNumId="30" w15:restartNumberingAfterBreak="0">
+  <w:abstractNum w:abstractNumId="31" w15:restartNumberingAfterBreak="0">
+    <w:nsid w:val="4F8B54E8"/>
+    <w:multiLevelType w:val="hybridMultilevel"/>
+    <w:tmpl w:val="955A1AB6"/>
+    <w:lvl w:ilvl="0" w:tplc="1009000B">
+      <w:start w:val="1"/>
+      <w:numFmt w:val="bullet"/>
+      <w:lvlText w:val=""/>
+      <w:lvlJc w:val="left"/>
+      <w:pPr>
+        <w:ind w:left="3600" w:hanging="360"/>
+      </w:pPr>
+      <w:rPr>
+        <w:rFonts w:ascii="Wingdings" w:hAnsi="Wingdings" w:hint="default"/>
+      </w:rPr>
+    </w:lvl>
+    <w:lvl w:ilvl="1" w:tplc="10090003" w:tentative="1">
+      <w:start w:val="1"/>
+      <w:numFmt w:val="bullet"/>
+      <w:lvlText w:val="o"/>
+      <w:lvlJc w:val="left"/>
+      <w:pPr>
+        <w:ind w:left="4320" w:hanging="360"/>
+      </w:pPr>
+      <w:rPr>
+        <w:rFonts w:ascii="Courier New" w:hAnsi="Courier New" w:cs="Courier New" w:hint="default"/>
+      </w:rPr>
+    </w:lvl>
+    <w:lvl w:ilvl="2" w:tplc="10090005" w:tentative="1">
+      <w:start w:val="1"/>
+      <w:numFmt w:val="bullet"/>
+      <w:lvlText w:val=""/>
+      <w:lvlJc w:val="left"/>
+      <w:pPr>
+        <w:ind w:left="5040" w:hanging="360"/>
+      </w:pPr>
+      <w:rPr>
+        <w:rFonts w:ascii="Wingdings" w:hAnsi="Wingdings" w:hint="default"/>
+      </w:rPr>
+    </w:lvl>
+    <w:lvl w:ilvl="3" w:tplc="10090001" w:tentative="1">
+      <w:start w:val="1"/>
+      <w:numFmt w:val="bullet"/>
+      <w:lvlText w:val=""/>
+      <w:lvlJc w:val="left"/>
+      <w:pPr>
+        <w:ind w:left="5760" w:hanging="360"/>
+      </w:pPr>
+      <w:rPr>
+        <w:rFonts w:ascii="Symbol" w:hAnsi="Symbol" w:hint="default"/>
+      </w:rPr>
+    </w:lvl>
+    <w:lvl w:ilvl="4" w:tplc="10090003" w:tentative="1">
+      <w:start w:val="1"/>
+      <w:numFmt w:val="bullet"/>
+      <w:lvlText w:val="o"/>
+      <w:lvlJc w:val="left"/>
+      <w:pPr>
+        <w:ind w:left="6480" w:hanging="360"/>
+      </w:pPr>
+      <w:rPr>
+        <w:rFonts w:ascii="Courier New" w:hAnsi="Courier New" w:cs="Courier New" w:hint="default"/>
+      </w:rPr>
+    </w:lvl>
+    <w:lvl w:ilvl="5" w:tplc="10090005" w:tentative="1">
+      <w:start w:val="1"/>
+      <w:numFmt w:val="bullet"/>
+      <w:lvlText w:val=""/>
+      <w:lvlJc w:val="left"/>
+      <w:pPr>
+        <w:ind w:left="7200" w:hanging="360"/>
+      </w:pPr>
+      <w:rPr>
+        <w:rFonts w:ascii="Wingdings" w:hAnsi="Wingdings" w:hint="default"/>
+      </w:rPr>
+    </w:lvl>
+    <w:lvl w:ilvl="6" w:tplc="10090001" w:tentative="1">
+      <w:start w:val="1"/>
+      <w:numFmt w:val="bullet"/>
+      <w:lvlText w:val=""/>
+      <w:lvlJc w:val="left"/>
+      <w:pPr>
+        <w:ind w:left="7920" w:hanging="360"/>
+      </w:pPr>
+      <w:rPr>
+        <w:rFonts w:ascii="Symbol" w:hAnsi="Symbol" w:hint="default"/>
+      </w:rPr>
+    </w:lvl>
+    <w:lvl w:ilvl="7" w:tplc="10090003" w:tentative="1">
+      <w:start w:val="1"/>
+      <w:numFmt w:val="bullet"/>
+      <w:lvlText w:val="o"/>
+      <w:lvlJc w:val="left"/>
+      <w:pPr>
+        <w:ind w:left="8640" w:hanging="360"/>
+      </w:pPr>
+      <w:rPr>
+        <w:rFonts w:ascii="Courier New" w:hAnsi="Courier New" w:cs="Courier New" w:hint="default"/>
+      </w:rPr>
+    </w:lvl>
+    <w:lvl w:ilvl="8" w:tplc="10090005" w:tentative="1">
+      <w:start w:val="1"/>
+      <w:numFmt w:val="bullet"/>
+      <w:lvlText w:val=""/>
+      <w:lvlJc w:val="left"/>
+      <w:pPr>
+        <w:ind w:left="9360" w:hanging="360"/>
+      </w:pPr>
+      <w:rPr>
+        <w:rFonts w:ascii="Wingdings" w:hAnsi="Wingdings" w:hint="default"/>
+      </w:rPr>
+    </w:lvl>
+  </w:abstractNum>
+  <w:abstractNum w:abstractNumId="32" w15:restartNumberingAfterBreak="0">
     <w:nsid w:val="5C2550B2"/>
     <w:multiLevelType w:val="hybridMultilevel"/>
     <w:tmpl w:val="21F4D02E"/>
@@ -11213,7 +12343,7 @@
       </w:pPr>
     </w:lvl>
   </w:abstractNum>
-  <w:abstractNum w:abstractNumId="31" w15:restartNumberingAfterBreak="0">
+  <w:abstractNum w:abstractNumId="33" w15:restartNumberingAfterBreak="0">
     <w:nsid w:val="5E3E310B"/>
     <w:multiLevelType w:val="hybridMultilevel"/>
     <w:tmpl w:val="E4E2409A"/>
@@ -11326,7 +12456,7 @@
       </w:rPr>
     </w:lvl>
   </w:abstractNum>
-  <w:abstractNum w:abstractNumId="32" w15:restartNumberingAfterBreak="0">
+  <w:abstractNum w:abstractNumId="34" w15:restartNumberingAfterBreak="0">
     <w:nsid w:val="5E800D5C"/>
     <w:multiLevelType w:val="hybridMultilevel"/>
     <w:tmpl w:val="481006D8"/>
@@ -11439,7 +12569,7 @@
       </w:rPr>
     </w:lvl>
   </w:abstractNum>
-  <w:abstractNum w:abstractNumId="33" w15:restartNumberingAfterBreak="0">
+  <w:abstractNum w:abstractNumId="35" w15:restartNumberingAfterBreak="0">
     <w:nsid w:val="62A116E7"/>
     <w:multiLevelType w:val="hybridMultilevel"/>
     <w:tmpl w:val="AFD28870"/>
@@ -11552,7 +12682,120 @@
       </w:rPr>
     </w:lvl>
   </w:abstractNum>
-  <w:abstractNum w:abstractNumId="34" w15:restartNumberingAfterBreak="0">
+  <w:abstractNum w:abstractNumId="36" w15:restartNumberingAfterBreak="0">
+    <w:nsid w:val="67FD2C33"/>
+    <w:multiLevelType w:val="hybridMultilevel"/>
+    <w:tmpl w:val="BED22B72"/>
+    <w:lvl w:ilvl="0" w:tplc="10090001">
+      <w:start w:val="1"/>
+      <w:numFmt w:val="bullet"/>
+      <w:lvlText w:val=""/>
+      <w:lvlJc w:val="left"/>
+      <w:pPr>
+        <w:ind w:left="3600" w:hanging="360"/>
+      </w:pPr>
+      <w:rPr>
+        <w:rFonts w:ascii="Symbol" w:hAnsi="Symbol" w:hint="default"/>
+      </w:rPr>
+    </w:lvl>
+    <w:lvl w:ilvl="1" w:tplc="10090003" w:tentative="1">
+      <w:start w:val="1"/>
+      <w:numFmt w:val="bullet"/>
+      <w:lvlText w:val="o"/>
+      <w:lvlJc w:val="left"/>
+      <w:pPr>
+        <w:ind w:left="4320" w:hanging="360"/>
+      </w:pPr>
+      <w:rPr>
+        <w:rFonts w:ascii="Courier New" w:hAnsi="Courier New" w:cs="Courier New" w:hint="default"/>
+      </w:rPr>
+    </w:lvl>
+    <w:lvl w:ilvl="2" w:tplc="10090005" w:tentative="1">
+      <w:start w:val="1"/>
+      <w:numFmt w:val="bullet"/>
+      <w:lvlText w:val=""/>
+      <w:lvlJc w:val="left"/>
+      <w:pPr>
+        <w:ind w:left="5040" w:hanging="360"/>
+      </w:pPr>
+      <w:rPr>
+        <w:rFonts w:ascii="Wingdings" w:hAnsi="Wingdings" w:hint="default"/>
+      </w:rPr>
+    </w:lvl>
+    <w:lvl w:ilvl="3" w:tplc="10090001" w:tentative="1">
+      <w:start w:val="1"/>
+      <w:numFmt w:val="bullet"/>
+      <w:lvlText w:val=""/>
+      <w:lvlJc w:val="left"/>
+      <w:pPr>
+        <w:ind w:left="5760" w:hanging="360"/>
+      </w:pPr>
+      <w:rPr>
+        <w:rFonts w:ascii="Symbol" w:hAnsi="Symbol" w:hint="default"/>
+      </w:rPr>
+    </w:lvl>
+    <w:lvl w:ilvl="4" w:tplc="10090003" w:tentative="1">
+      <w:start w:val="1"/>
+      <w:numFmt w:val="bullet"/>
+      <w:lvlText w:val="o"/>
+      <w:lvlJc w:val="left"/>
+      <w:pPr>
+        <w:ind w:left="6480" w:hanging="360"/>
+      </w:pPr>
+      <w:rPr>
+        <w:rFonts w:ascii="Courier New" w:hAnsi="Courier New" w:cs="Courier New" w:hint="default"/>
+      </w:rPr>
+    </w:lvl>
+    <w:lvl w:ilvl="5" w:tplc="10090005" w:tentative="1">
+      <w:start w:val="1"/>
+      <w:numFmt w:val="bullet"/>
+      <w:lvlText w:val=""/>
+      <w:lvlJc w:val="left"/>
+      <w:pPr>
+        <w:ind w:left="7200" w:hanging="360"/>
+      </w:pPr>
+      <w:rPr>
+        <w:rFonts w:ascii="Wingdings" w:hAnsi="Wingdings" w:hint="default"/>
+      </w:rPr>
+    </w:lvl>
+    <w:lvl w:ilvl="6" w:tplc="10090001" w:tentative="1">
+      <w:start w:val="1"/>
+      <w:numFmt w:val="bullet"/>
+      <w:lvlText w:val=""/>
+      <w:lvlJc w:val="left"/>
+      <w:pPr>
+        <w:ind w:left="7920" w:hanging="360"/>
+      </w:pPr>
+      <w:rPr>
+        <w:rFonts w:ascii="Symbol" w:hAnsi="Symbol" w:hint="default"/>
+      </w:rPr>
+    </w:lvl>
+    <w:lvl w:ilvl="7" w:tplc="10090003" w:tentative="1">
+      <w:start w:val="1"/>
+      <w:numFmt w:val="bullet"/>
+      <w:lvlText w:val="o"/>
+      <w:lvlJc w:val="left"/>
+      <w:pPr>
+        <w:ind w:left="8640" w:hanging="360"/>
+      </w:pPr>
+      <w:rPr>
+        <w:rFonts w:ascii="Courier New" w:hAnsi="Courier New" w:cs="Courier New" w:hint="default"/>
+      </w:rPr>
+    </w:lvl>
+    <w:lvl w:ilvl="8" w:tplc="10090005" w:tentative="1">
+      <w:start w:val="1"/>
+      <w:numFmt w:val="bullet"/>
+      <w:lvlText w:val=""/>
+      <w:lvlJc w:val="left"/>
+      <w:pPr>
+        <w:ind w:left="9360" w:hanging="360"/>
+      </w:pPr>
+      <w:rPr>
+        <w:rFonts w:ascii="Wingdings" w:hAnsi="Wingdings" w:hint="default"/>
+      </w:rPr>
+    </w:lvl>
+  </w:abstractNum>
+  <w:abstractNum w:abstractNumId="37" w15:restartNumberingAfterBreak="0">
     <w:nsid w:val="68C51740"/>
     <w:multiLevelType w:val="hybridMultilevel"/>
     <w:tmpl w:val="B614CEA8"/>
@@ -11641,7 +12884,7 @@
       </w:pPr>
     </w:lvl>
   </w:abstractNum>
-  <w:abstractNum w:abstractNumId="35" w15:restartNumberingAfterBreak="0">
+  <w:abstractNum w:abstractNumId="38" w15:restartNumberingAfterBreak="0">
     <w:nsid w:val="69010C8B"/>
     <w:multiLevelType w:val="hybridMultilevel"/>
     <w:tmpl w:val="AB9ACF8C"/>
@@ -11754,7 +12997,7 @@
       </w:rPr>
     </w:lvl>
   </w:abstractNum>
-  <w:abstractNum w:abstractNumId="36" w15:restartNumberingAfterBreak="0">
+  <w:abstractNum w:abstractNumId="39" w15:restartNumberingAfterBreak="0">
     <w:nsid w:val="697A3CAE"/>
     <w:multiLevelType w:val="hybridMultilevel"/>
     <w:tmpl w:val="23829878"/>
@@ -11867,7 +13110,7 @@
       </w:rPr>
     </w:lvl>
   </w:abstractNum>
-  <w:abstractNum w:abstractNumId="37" w15:restartNumberingAfterBreak="0">
+  <w:abstractNum w:abstractNumId="40" w15:restartNumberingAfterBreak="0">
     <w:nsid w:val="6A2C7A5A"/>
     <w:multiLevelType w:val="hybridMultilevel"/>
     <w:tmpl w:val="2FB0BC5E"/>
@@ -11980,7 +13223,7 @@
       </w:rPr>
     </w:lvl>
   </w:abstractNum>
-  <w:abstractNum w:abstractNumId="38" w15:restartNumberingAfterBreak="0">
+  <w:abstractNum w:abstractNumId="41" w15:restartNumberingAfterBreak="0">
     <w:nsid w:val="72236AAD"/>
     <w:multiLevelType w:val="hybridMultilevel"/>
     <w:tmpl w:val="1FF8BAB6"/>
@@ -12093,7 +13336,7 @@
       </w:rPr>
     </w:lvl>
   </w:abstractNum>
-  <w:abstractNum w:abstractNumId="39" w15:restartNumberingAfterBreak="0">
+  <w:abstractNum w:abstractNumId="42" w15:restartNumberingAfterBreak="0">
     <w:nsid w:val="74CF7FBC"/>
     <w:multiLevelType w:val="hybridMultilevel"/>
     <w:tmpl w:val="454E1412"/>
@@ -12206,7 +13449,7 @@
       </w:rPr>
     </w:lvl>
   </w:abstractNum>
-  <w:abstractNum w:abstractNumId="40" w15:restartNumberingAfterBreak="0">
+  <w:abstractNum w:abstractNumId="43" w15:restartNumberingAfterBreak="0">
     <w:nsid w:val="754071D0"/>
     <w:multiLevelType w:val="hybridMultilevel"/>
     <w:tmpl w:val="3698CDEC"/>
@@ -12292,7 +13535,7 @@
       </w:pPr>
     </w:lvl>
   </w:abstractNum>
-  <w:abstractNum w:abstractNumId="41" w15:restartNumberingAfterBreak="0">
+  <w:abstractNum w:abstractNumId="44" w15:restartNumberingAfterBreak="0">
     <w:nsid w:val="798F4444"/>
     <w:multiLevelType w:val="hybridMultilevel"/>
     <w:tmpl w:val="07767454"/>
@@ -12381,7 +13624,7 @@
       </w:pPr>
     </w:lvl>
   </w:abstractNum>
-  <w:abstractNum w:abstractNumId="42" w15:restartNumberingAfterBreak="0">
+  <w:abstractNum w:abstractNumId="45" w15:restartNumberingAfterBreak="0">
     <w:nsid w:val="7ABB3642"/>
     <w:multiLevelType w:val="hybridMultilevel"/>
     <w:tmpl w:val="5EA43876"/>
@@ -12494,7 +13737,7 @@
       </w:rPr>
     </w:lvl>
   </w:abstractNum>
-  <w:abstractNum w:abstractNumId="43" w15:restartNumberingAfterBreak="0">
+  <w:abstractNum w:abstractNumId="46" w15:restartNumberingAfterBreak="0">
     <w:nsid w:val="7C935A79"/>
     <w:multiLevelType w:val="hybridMultilevel"/>
     <w:tmpl w:val="56686326"/>
@@ -12607,7 +13850,7 @@
       </w:rPr>
     </w:lvl>
   </w:abstractNum>
-  <w:abstractNum w:abstractNumId="44" w15:restartNumberingAfterBreak="0">
+  <w:abstractNum w:abstractNumId="47" w15:restartNumberingAfterBreak="0">
     <w:nsid w:val="7F6C1CAC"/>
     <w:multiLevelType w:val="hybridMultilevel"/>
     <w:tmpl w:val="4E3EFFE6"/>
@@ -12720,7 +13963,7 @@
       </w:rPr>
     </w:lvl>
   </w:abstractNum>
-  <w:abstractNum w:abstractNumId="45" w15:restartNumberingAfterBreak="0">
+  <w:abstractNum w:abstractNumId="48" w15:restartNumberingAfterBreak="0">
     <w:nsid w:val="7FF10D2F"/>
     <w:multiLevelType w:val="hybridMultilevel"/>
     <w:tmpl w:val="D3F272D4"/>
@@ -12807,16 +14050,16 @@
     </w:lvl>
   </w:abstractNum>
   <w:num w:numId="1" w16cid:durableId="1200126119">
-    <w:abstractNumId w:val="38"/>
+    <w:abstractNumId w:val="41"/>
   </w:num>
   <w:num w:numId="2" w16cid:durableId="2142964796">
     <w:abstractNumId w:val="8"/>
   </w:num>
   <w:num w:numId="3" w16cid:durableId="1686126829">
-    <w:abstractNumId w:val="40"/>
+    <w:abstractNumId w:val="43"/>
   </w:num>
   <w:num w:numId="4" w16cid:durableId="9256738">
-    <w:abstractNumId w:val="29"/>
+    <w:abstractNumId w:val="30"/>
   </w:num>
   <w:num w:numId="5" w16cid:durableId="1929270298">
     <w:abstractNumId w:val="17"/>
@@ -12831,16 +14074,16 @@
     <w:abstractNumId w:val="10"/>
   </w:num>
   <w:num w:numId="9" w16cid:durableId="1623069594">
-    <w:abstractNumId w:val="28"/>
+    <w:abstractNumId w:val="29"/>
   </w:num>
   <w:num w:numId="10" w16cid:durableId="389547150">
-    <w:abstractNumId w:val="35"/>
+    <w:abstractNumId w:val="38"/>
   </w:num>
   <w:num w:numId="11" w16cid:durableId="258147424">
-    <w:abstractNumId w:val="44"/>
+    <w:abstractNumId w:val="47"/>
   </w:num>
   <w:num w:numId="12" w16cid:durableId="1740980150">
-    <w:abstractNumId w:val="39"/>
+    <w:abstractNumId w:val="42"/>
   </w:num>
   <w:num w:numId="13" w16cid:durableId="1889342876">
     <w:abstractNumId w:val="16"/>
@@ -12858,10 +14101,10 @@
     <w:abstractNumId w:val="21"/>
   </w:num>
   <w:num w:numId="18" w16cid:durableId="190342337">
-    <w:abstractNumId w:val="43"/>
+    <w:abstractNumId w:val="46"/>
   </w:num>
   <w:num w:numId="19" w16cid:durableId="1952785505">
-    <w:abstractNumId w:val="33"/>
+    <w:abstractNumId w:val="35"/>
   </w:num>
   <w:num w:numId="20" w16cid:durableId="1591154696">
     <w:abstractNumId w:val="24"/>
@@ -12882,37 +14125,37 @@
     <w:abstractNumId w:val="20"/>
   </w:num>
   <w:num w:numId="26" w16cid:durableId="566114269">
-    <w:abstractNumId w:val="37"/>
+    <w:abstractNumId w:val="40"/>
   </w:num>
   <w:num w:numId="27" w16cid:durableId="732119972">
     <w:abstractNumId w:val="25"/>
   </w:num>
   <w:num w:numId="28" w16cid:durableId="528493660">
-    <w:abstractNumId w:val="41"/>
+    <w:abstractNumId w:val="44"/>
   </w:num>
   <w:num w:numId="29" w16cid:durableId="2097246878">
-    <w:abstractNumId w:val="34"/>
+    <w:abstractNumId w:val="37"/>
   </w:num>
   <w:num w:numId="30" w16cid:durableId="1222912462">
     <w:abstractNumId w:val="0"/>
   </w:num>
   <w:num w:numId="31" w16cid:durableId="1487279755">
-    <w:abstractNumId w:val="42"/>
+    <w:abstractNumId w:val="45"/>
   </w:num>
   <w:num w:numId="32" w16cid:durableId="883833939">
     <w:abstractNumId w:val="2"/>
   </w:num>
   <w:num w:numId="33" w16cid:durableId="1152331654">
-    <w:abstractNumId w:val="32"/>
+    <w:abstractNumId w:val="34"/>
   </w:num>
   <w:num w:numId="34" w16cid:durableId="332343992">
     <w:abstractNumId w:val="5"/>
   </w:num>
   <w:num w:numId="35" w16cid:durableId="1809936711">
-    <w:abstractNumId w:val="45"/>
+    <w:abstractNumId w:val="48"/>
   </w:num>
   <w:num w:numId="36" w16cid:durableId="599412453">
-    <w:abstractNumId w:val="36"/>
+    <w:abstractNumId w:val="39"/>
   </w:num>
   <w:num w:numId="37" w16cid:durableId="1371028658">
     <w:abstractNumId w:val="18"/>
@@ -12930,19 +14173,28 @@
     <w:abstractNumId w:val="4"/>
   </w:num>
   <w:num w:numId="42" w16cid:durableId="616251690">
-    <w:abstractNumId w:val="27"/>
+    <w:abstractNumId w:val="28"/>
   </w:num>
   <w:num w:numId="43" w16cid:durableId="214321238">
-    <w:abstractNumId w:val="30"/>
+    <w:abstractNumId w:val="32"/>
   </w:num>
   <w:num w:numId="44" w16cid:durableId="365495428">
-    <w:abstractNumId w:val="31"/>
+    <w:abstractNumId w:val="33"/>
   </w:num>
   <w:num w:numId="45" w16cid:durableId="492258305">
     <w:abstractNumId w:val="15"/>
   </w:num>
   <w:num w:numId="46" w16cid:durableId="551817623">
     <w:abstractNumId w:val="1"/>
+  </w:num>
+  <w:num w:numId="47" w16cid:durableId="671220424">
+    <w:abstractNumId w:val="31"/>
+  </w:num>
+  <w:num w:numId="48" w16cid:durableId="102381402">
+    <w:abstractNumId w:val="27"/>
+  </w:num>
+  <w:num w:numId="49" w16cid:durableId="1590963441">
+    <w:abstractNumId w:val="36"/>
   </w:num>
 </w:numbering>
 </file>
